--- a/docs/ssoo_plantilla_memoria_práctica_minishell.docx
+++ b/docs/ssoo_plantilla_memoria_práctica_minishell.docx
@@ -1,6 +1,6 @@
 
 <file path=word/document.xml><?xml version="1.0" encoding="utf-8"?>
-<w:document xmlns:wpc="http://schemas.microsoft.com/office/word/2010/wordprocessingCanvas" xmlns:cx="http://schemas.microsoft.com/office/drawing/2014/chartex" xmlns:cx1="http://schemas.microsoft.com/office/drawing/2015/9/8/chartex" xmlns:cx2="http://schemas.microsoft.com/office/drawing/2015/10/21/chartex" xmlns:cx3="http://schemas.microsoft.com/office/drawing/2016/5/9/chartex" xmlns:cx4="http://schemas.microsoft.com/office/drawing/2016/5/10/chartex" xmlns:cx5="http://schemas.microsoft.com/office/drawing/2016/5/11/chartex" xmlns:cx6="http://schemas.microsoft.com/office/drawing/2016/5/12/chartex" xmlns:cx7="http://schemas.microsoft.com/office/drawing/2016/5/13/chartex" xmlns:cx8="http://schemas.microsoft.com/office/drawing/2016/5/14/chartex" xmlns:mc="http://schemas.openxmlformats.org/markup-compatibility/2006" xmlns:aink="http://schemas.microsoft.com/office/drawing/2016/ink" xmlns:am3d="http://schemas.microsoft.com/office/drawing/2017/model3d" xmlns:o="urn:schemas-microsoft-com:office:office" xmlns:oel="http://schemas.microsoft.com/office/2019/extlst" xmlns:r="http://schemas.openxmlformats.org/officeDocument/2006/relationships" xmlns:m="http://schemas.openxmlformats.org/officeDocument/2006/math" xmlns:v="urn:schemas-microsoft-com:vml" xmlns:wp14="http://schemas.microsoft.com/office/word/2010/wordprocessingDrawing" xmlns:wp="http://schemas.openxmlformats.org/drawingml/2006/wordprocessingDrawing" xmlns:w10="urn:schemas-microsoft-com:office:word" xmlns:w="http://schemas.openxmlformats.org/wordprocessingml/2006/main" xmlns:w14="http://schemas.microsoft.com/office/word/2010/wordml" xmlns:w15="http://schemas.microsoft.com/office/word/2012/wordml" xmlns:w16cex="http://schemas.microsoft.com/office/word/2018/wordml/cex" xmlns:w16cid="http://schemas.microsoft.com/office/word/2016/wordml/cid" xmlns:w16="http://schemas.microsoft.com/office/word/2018/wordml" xmlns:w16sdtdh="http://schemas.microsoft.com/office/word/2020/wordml/sdtdatahash" xmlns:w16se="http://schemas.microsoft.com/office/word/2015/wordml/symex" xmlns:wpg="http://schemas.microsoft.com/office/word/2010/wordprocessingGroup" xmlns:wpi="http://schemas.microsoft.com/office/word/2010/wordprocessingInk" xmlns:wne="http://schemas.microsoft.com/office/word/2006/wordml" xmlns:wps="http://schemas.microsoft.com/office/word/2010/wordprocessingShape" mc:Ignorable="w14 w15 w16se w16cid w16 w16cex w16sdtdh wp14">
+<w:document xmlns:wpc="http://schemas.microsoft.com/office/word/2010/wordprocessingCanvas" xmlns:cx="http://schemas.microsoft.com/office/drawing/2014/chartex" xmlns:cx1="http://schemas.microsoft.com/office/drawing/2015/9/8/chartex" xmlns:cx2="http://schemas.microsoft.com/office/drawing/2015/10/21/chartex" xmlns:cx3="http://schemas.microsoft.com/office/drawing/2016/5/9/chartex" xmlns:cx4="http://schemas.microsoft.com/office/drawing/2016/5/10/chartex" xmlns:cx5="http://schemas.microsoft.com/office/drawing/2016/5/11/chartex" xmlns:cx6="http://schemas.microsoft.com/office/drawing/2016/5/12/chartex" xmlns:cx7="http://schemas.microsoft.com/office/drawing/2016/5/13/chartex" xmlns:cx8="http://schemas.microsoft.com/office/drawing/2016/5/14/chartex" xmlns:mc="http://schemas.openxmlformats.org/markup-compatibility/2006" xmlns:aink="http://schemas.microsoft.com/office/drawing/2016/ink" xmlns:am3d="http://schemas.microsoft.com/office/drawing/2017/model3d" xmlns:o="urn:schemas-microsoft-com:office:office" xmlns:oel="http://schemas.microsoft.com/office/2019/extlst" xmlns:r="http://schemas.openxmlformats.org/officeDocument/2006/relationships" xmlns:m="http://schemas.openxmlformats.org/officeDocument/2006/math" xmlns:v="urn:schemas-microsoft-com:vml" xmlns:wp14="http://schemas.microsoft.com/office/word/2010/wordprocessingDrawing" xmlns:wp="http://schemas.openxmlformats.org/drawingml/2006/wordprocessingDrawing" xmlns:w10="urn:schemas-microsoft-com:office:word" xmlns:w="http://schemas.openxmlformats.org/wordprocessingml/2006/main" xmlns:w14="http://schemas.microsoft.com/office/word/2010/wordml" xmlns:w15="http://schemas.microsoft.com/office/word/2012/wordml" xmlns:w16cex="http://schemas.microsoft.com/office/word/2018/wordml/cex" xmlns:w16cid="http://schemas.microsoft.com/office/word/2016/wordml/cid" xmlns:w16="http://schemas.microsoft.com/office/word/2018/wordml" xmlns:w16du="http://schemas.microsoft.com/office/word/2023/wordml/word16du" xmlns:w16sdtdh="http://schemas.microsoft.com/office/word/2020/wordml/sdtdatahash" xmlns:w16se="http://schemas.microsoft.com/office/word/2015/wordml/symex" xmlns:wpg="http://schemas.microsoft.com/office/word/2010/wordprocessingGroup" xmlns:wpi="http://schemas.microsoft.com/office/word/2010/wordprocessingInk" xmlns:wne="http://schemas.microsoft.com/office/word/2006/wordml" xmlns:wps="http://schemas.microsoft.com/office/word/2010/wordprocessingShape" mc:Ignorable="w14 w15 w16se w16cid w16 w16cex w16sdtdh w16du wp14">
   <w:body>
     <w:sdt>
       <w:sdtPr>
@@ -177,7 +177,23 @@
                                         <w:sz w:val="32"/>
                                         <w:lang w:val="es-ES_tradnl"/>
                                       </w:rPr>
-                                      <w:t>[Práctica X - MINISHELL]</w:t>
+                                      <w:t xml:space="preserve">Práctica </w:t>
+                                    </w:r>
+                                    <w:r>
+                                      <w:rPr>
+                                        <w:rStyle w:val="SubttuloCar"/>
+                                        <w:sz w:val="32"/>
+                                        <w:lang w:val="es-ES_tradnl"/>
+                                      </w:rPr>
+                                      <w:t>2</w:t>
+                                    </w:r>
+                                    <w:r>
+                                      <w:rPr>
+                                        <w:rStyle w:val="SubttuloCar"/>
+                                        <w:sz w:val="32"/>
+                                        <w:lang w:val="es-ES_tradnl"/>
+                                      </w:rPr>
+                                      <w:t xml:space="preserve"> - MINISHELL</w:t>
                                     </w:r>
                                   </w:p>
                                 </w:sdtContent>
@@ -211,7 +227,7 @@
                                         <w:sz w:val="15"/>
                                         <w:lang w:val="es-ES"/>
                                       </w:rPr>
-                                      <w:t>NOMBRE/S AUTOR/ES</w:t>
+                                      <w:t>Lucía Domínguez Rodrigo, Marcos Jiménez Pulido</w:t>
                                     </w:r>
                                   </w:p>
                                 </w:sdtContent>
@@ -318,7 +334,23 @@
                                   <w:sz w:val="32"/>
                                   <w:lang w:val="es-ES_tradnl"/>
                                 </w:rPr>
-                                <w:t>[Práctica X - MINISHELL]</w:t>
+                                <w:t xml:space="preserve">Práctica </w:t>
+                              </w:r>
+                              <w:r>
+                                <w:rPr>
+                                  <w:rStyle w:val="SubttuloCar"/>
+                                  <w:sz w:val="32"/>
+                                  <w:lang w:val="es-ES_tradnl"/>
+                                </w:rPr>
+                                <w:t>2</w:t>
+                              </w:r>
+                              <w:r>
+                                <w:rPr>
+                                  <w:rStyle w:val="SubttuloCar"/>
+                                  <w:sz w:val="32"/>
+                                  <w:lang w:val="es-ES_tradnl"/>
+                                </w:rPr>
+                                <w:t xml:space="preserve"> - MINISHELL</w:t>
                               </w:r>
                             </w:p>
                           </w:sdtContent>
@@ -352,7 +384,7 @@
                                   <w:sz w:val="15"/>
                                   <w:lang w:val="es-ES"/>
                                 </w:rPr>
-                                <w:t>NOMBRE/S AUTOR/ES</w:t>
+                                <w:t>Lucía Domínguez Rodrigo, Marcos Jiménez Pulido</w:t>
                               </w:r>
                             </w:p>
                           </w:sdtContent>
@@ -885,6 +917,193 @@
       <w:bookmarkEnd w:id="3"/>
       <w:bookmarkEnd w:id="4"/>
     </w:p>
+    <w:tbl>
+      <w:tblPr>
+        <w:tblStyle w:val="Tablaconcuadrcula"/>
+        <w:tblW w:w="0" w:type="auto"/>
+        <w:tblLook w:val="04A0" w:firstRow="1" w:lastRow="0" w:firstColumn="1" w:lastColumn="0" w:noHBand="0" w:noVBand="1"/>
+      </w:tblPr>
+      <w:tblGrid>
+        <w:gridCol w:w="2175"/>
+        <w:gridCol w:w="2217"/>
+        <w:gridCol w:w="2210"/>
+        <w:gridCol w:w="3128"/>
+      </w:tblGrid>
+      <w:tr>
+        <w:tc>
+          <w:tcPr>
+            <w:tcW w:w="2432" w:type="dxa"/>
+            <w:shd w:val="clear" w:color="auto" w:fill="D7E7F0" w:themeFill="accent1" w:themeFillTint="33"/>
+          </w:tcPr>
+          <w:p>
+            <w:pPr>
+              <w:jc w:val="center"/>
+            </w:pPr>
+            <w:r>
+              <w:t>Nombre</w:t>
+            </w:r>
+          </w:p>
+        </w:tc>
+        <w:tc>
+          <w:tcPr>
+            <w:tcW w:w="2432" w:type="dxa"/>
+            <w:shd w:val="clear" w:color="auto" w:fill="D7E7F0" w:themeFill="accent1" w:themeFillTint="33"/>
+          </w:tcPr>
+          <w:p>
+            <w:pPr>
+              <w:jc w:val="center"/>
+            </w:pPr>
+            <w:r>
+              <w:t>Apellidos</w:t>
+            </w:r>
+          </w:p>
+        </w:tc>
+        <w:tc>
+          <w:tcPr>
+            <w:tcW w:w="2433" w:type="dxa"/>
+            <w:shd w:val="clear" w:color="auto" w:fill="D7E7F0" w:themeFill="accent1" w:themeFillTint="33"/>
+          </w:tcPr>
+          <w:p>
+            <w:pPr>
+              <w:jc w:val="center"/>
+            </w:pPr>
+            <w:r>
+              <w:t>DNI</w:t>
+            </w:r>
+          </w:p>
+        </w:tc>
+        <w:tc>
+          <w:tcPr>
+            <w:tcW w:w="2433" w:type="dxa"/>
+            <w:shd w:val="clear" w:color="auto" w:fill="D7E7F0" w:themeFill="accent1" w:themeFillTint="33"/>
+          </w:tcPr>
+          <w:p>
+            <w:pPr>
+              <w:jc w:val="center"/>
+            </w:pPr>
+            <w:r>
+              <w:t>Correo Institucional</w:t>
+            </w:r>
+          </w:p>
+        </w:tc>
+      </w:tr>
+      <w:tr>
+        <w:tc>
+          <w:tcPr>
+            <w:tcW w:w="2432" w:type="dxa"/>
+          </w:tcPr>
+          <w:p>
+            <w:pPr>
+              <w:jc w:val="center"/>
+            </w:pPr>
+            <w:r>
+              <w:t>Lucía</w:t>
+            </w:r>
+          </w:p>
+        </w:tc>
+        <w:tc>
+          <w:tcPr>
+            <w:tcW w:w="2432" w:type="dxa"/>
+          </w:tcPr>
+          <w:p>
+            <w:pPr>
+              <w:jc w:val="center"/>
+            </w:pPr>
+            <w:r>
+              <w:t>Domínguez Rodrigo</w:t>
+            </w:r>
+          </w:p>
+        </w:tc>
+        <w:tc>
+          <w:tcPr>
+            <w:tcW w:w="2433" w:type="dxa"/>
+          </w:tcPr>
+          <w:p>
+            <w:pPr>
+              <w:jc w:val="center"/>
+            </w:pPr>
+            <w:r>
+              <w:t>49452469-P</w:t>
+            </w:r>
+          </w:p>
+        </w:tc>
+        <w:tc>
+          <w:tcPr>
+            <w:tcW w:w="2433" w:type="dxa"/>
+          </w:tcPr>
+          <w:p>
+            <w:pPr>
+              <w:jc w:val="center"/>
+            </w:pPr>
+            <w:r>
+              <w:t>l.dominguez.2021@alumnos.urjc.es</w:t>
+            </w:r>
+          </w:p>
+        </w:tc>
+      </w:tr>
+      <w:tr>
+        <w:tc>
+          <w:tcPr>
+            <w:tcW w:w="2432" w:type="dxa"/>
+          </w:tcPr>
+          <w:p>
+            <w:pPr>
+              <w:jc w:val="center"/>
+            </w:pPr>
+            <w:r>
+              <w:t>Marcos</w:t>
+            </w:r>
+          </w:p>
+        </w:tc>
+        <w:tc>
+          <w:tcPr>
+            <w:tcW w:w="2432" w:type="dxa"/>
+          </w:tcPr>
+          <w:p>
+            <w:pPr>
+              <w:jc w:val="center"/>
+            </w:pPr>
+            <w:r>
+              <w:t>Jiménez Pulido</w:t>
+            </w:r>
+          </w:p>
+        </w:tc>
+        <w:tc>
+          <w:tcPr>
+            <w:tcW w:w="2433" w:type="dxa"/>
+          </w:tcPr>
+          <w:p>
+            <w:pPr>
+              <w:jc w:val="center"/>
+            </w:pPr>
+          </w:p>
+        </w:tc>
+        <w:tc>
+          <w:tcPr>
+            <w:tcW w:w="2433" w:type="dxa"/>
+          </w:tcPr>
+          <w:p>
+            <w:pPr>
+              <w:jc w:val="center"/>
+            </w:pPr>
+            <w:r>
+              <w:t>m.jimenezp.2021@alumnos.urjc.es</w:t>
+            </w:r>
+          </w:p>
+        </w:tc>
+      </w:tr>
+    </w:tbl>
+    <w:p/>
+    <w:p>
+      <w:pPr>
+        <w:pStyle w:val="Ttulo1"/>
+      </w:pPr>
+      <w:bookmarkStart w:id="5" w:name="_Toc115812633"/>
+      <w:r>
+        <w:t>Descripción del Código</w:t>
+      </w:r>
+      <w:bookmarkEnd w:id="5"/>
+    </w:p>
     <w:p>
       <w:pPr>
         <w:rPr>
@@ -899,98 +1118,22 @@
           <w:bCs/>
           <w:highlight w:val="green"/>
         </w:rPr>
-        <w:t>&lt;&lt; 1 PÁGINA &gt;&gt;</w:t>
-      </w:r>
-    </w:p>
-    <w:p>
-      <w:pPr>
-        <w:rPr>
-          <w:b/>
-          <w:bCs/>
-          <w:highlight w:val="yellow"/>
-        </w:rPr>
-      </w:pPr>
-      <w:r>
-        <w:rPr>
-          <w:b/>
-          <w:bCs/>
-          <w:highlight w:val="yellow"/>
-        </w:rPr>
-        <w:t xml:space="preserve">&lt;&lt; NOMBRE COMPLETO </w:t>
-      </w:r>
-      <w:r>
-        <w:rPr>
-          <w:b/>
-          <w:bCs/>
-          <w:highlight w:val="yellow"/>
-        </w:rPr>
-        <w:t xml:space="preserve">Y DATOS RELEVANTES </w:t>
-      </w:r>
-      <w:r>
-        <w:rPr>
-          <w:b/>
-          <w:bCs/>
-          <w:highlight w:val="yellow"/>
-        </w:rPr>
-        <w:t>DEL AUTOR O AUTORES DE LA PRÁCTICA&gt;&gt;</w:t>
-      </w:r>
-    </w:p>
-    <w:p>
-      <w:pPr>
-        <w:spacing w:before="0" w:after="0" w:line="240" w:lineRule="auto"/>
-        <w:jc w:val="left"/>
-        <w:rPr>
-          <w:rFonts w:ascii="Gill Sans MT" w:eastAsiaTheme="majorEastAsia" w:hAnsi="Gill Sans MT" w:cstheme="majorBidi"/>
-          <w:color w:val="CB1B16"/>
-          <w:sz w:val="44"/>
-          <w:szCs w:val="32"/>
-        </w:rPr>
-      </w:pPr>
-      <w:r>
-        <w:br w:type="page"/>
-      </w:r>
-    </w:p>
-    <w:p>
-      <w:pPr>
-        <w:pStyle w:val="Ttulo1"/>
-      </w:pPr>
-      <w:bookmarkStart w:id="5" w:name="_Toc115812633"/>
-      <w:r>
-        <w:lastRenderedPageBreak/>
-        <w:t>Descripción del Código</w:t>
-      </w:r>
-      <w:bookmarkEnd w:id="5"/>
-    </w:p>
-    <w:p>
-      <w:pPr>
+        <w:t xml:space="preserve">&lt;&lt; MÁXIMO </w:t>
+      </w:r>
+      <w:r>
         <w:rPr>
           <w:b/>
           <w:bCs/>
           <w:highlight w:val="green"/>
         </w:rPr>
-      </w:pPr>
+        <w:t>6</w:t>
+      </w:r>
       <w:r>
         <w:rPr>
           <w:b/>
           <w:bCs/>
           <w:highlight w:val="green"/>
         </w:rPr>
-        <w:t xml:space="preserve">&lt;&lt; MÁXIMO </w:t>
-      </w:r>
-      <w:r>
-        <w:rPr>
-          <w:b/>
-          <w:bCs/>
-          <w:highlight w:val="green"/>
-        </w:rPr>
-        <w:t>6</w:t>
-      </w:r>
-      <w:r>
-        <w:rPr>
-          <w:b/>
-          <w:bCs/>
-          <w:highlight w:val="green"/>
-        </w:rPr>
         <w:t xml:space="preserve"> PÁGINAS &gt;&gt;</w:t>
       </w:r>
     </w:p>
@@ -1006,263 +1149,2157 @@
     </w:p>
     <w:p>
       <w:pPr>
-        <w:rPr>
-          <w:b/>
-          <w:bCs/>
-          <w:highlight w:val="yellow"/>
-        </w:rPr>
-      </w:pPr>
-      <w:r>
-        <w:rPr>
-          <w:b/>
-          <w:bCs/>
-          <w:highlight w:val="yellow"/>
-        </w:rPr>
-        <w:t xml:space="preserve">&lt;&lt; EXPLICACIÓN DEL DISEÑO DEL CÓDIGO: </w:t>
-      </w:r>
-    </w:p>
-    <w:p>
-      <w:pPr>
-        <w:pStyle w:val="Prrafodelista"/>
+        <w:jc w:val="center"/>
+        <w:rPr>
+          <w:b/>
+          <w:bCs/>
+          <w:sz w:val="24"/>
+          <w:u w:val="single"/>
+        </w:rPr>
+      </w:pPr>
+      <w:r>
+        <w:rPr>
+          <w:b/>
+          <w:bCs/>
+          <w:sz w:val="24"/>
+          <w:u w:val="single"/>
+        </w:rPr>
+        <w:t xml:space="preserve">Esquema de ejecución de la </w:t>
+      </w:r>
+      <w:proofErr w:type="spellStart"/>
+      <w:r>
+        <w:rPr>
+          <w:b/>
+          <w:bCs/>
+          <w:sz w:val="24"/>
+          <w:u w:val="single"/>
+        </w:rPr>
+        <w:t>minishell</w:t>
+      </w:r>
+      <w:proofErr w:type="spellEnd"/>
+    </w:p>
+    <w:p>
+      <w:pPr>
+        <w:rPr>
+          <w:b/>
+          <w:bCs/>
+          <w:i/>
+          <w:iCs/>
+          <w:u w:val="single"/>
+        </w:rPr>
+      </w:pPr>
+    </w:p>
+    <w:p>
+      <w:pPr>
+        <w:rPr>
+          <w:b/>
+          <w:bCs/>
+        </w:rPr>
+      </w:pPr>
+      <w:r>
+        <w:rPr>
+          <w:b/>
+          <w:bCs/>
+        </w:rPr>
+        <w:t>1. Flujo general del bucle principal</w:t>
+      </w:r>
+    </w:p>
+    <w:p>
+      <w:pPr>
+        <w:rPr>
+          <w:lang w:val="es-ES"/>
+        </w:rPr>
+      </w:pPr>
+      <w:r>
+        <w:rPr>
+          <w:lang w:val="es-ES"/>
+        </w:rPr>
+        <w:t xml:space="preserve">Este esquema representa el ciclo principal de ejecución de la </w:t>
+      </w:r>
+      <w:proofErr w:type="spellStart"/>
+      <w:r>
+        <w:rPr>
+          <w:lang w:val="es-ES"/>
+        </w:rPr>
+        <w:t>MiniShell</w:t>
+      </w:r>
+      <w:proofErr w:type="spellEnd"/>
+      <w:r>
+        <w:rPr>
+          <w:lang w:val="es-ES"/>
+        </w:rPr>
+        <w:t>:</w:t>
+      </w:r>
+    </w:p>
+    <w:p>
+      <w:pPr>
         <w:numPr>
           <w:ilvl w:val="0"/>
-          <w:numId w:val="12"/>
+          <w:numId w:val="14"/>
         </w:numPr>
         <w:rPr>
-          <w:b/>
-          <w:bCs/>
-          <w:highlight w:val="yellow"/>
-        </w:rPr>
-      </w:pPr>
-      <w:r>
-        <w:rPr>
-          <w:b/>
-          <w:bCs/>
-          <w:highlight w:val="yellow"/>
-        </w:rPr>
-        <w:t>ALGORITMOS UTILIZADOS</w:t>
-      </w:r>
-    </w:p>
-    <w:p>
-      <w:pPr>
-        <w:pStyle w:val="Prrafodelista"/>
+          <w:lang w:val="es-ES"/>
+        </w:rPr>
+      </w:pPr>
+      <w:r>
+        <w:rPr>
+          <w:b/>
+          <w:bCs/>
+          <w:lang w:val="es-ES"/>
+        </w:rPr>
+        <w:t xml:space="preserve">Mostrar </w:t>
+      </w:r>
+      <w:proofErr w:type="spellStart"/>
+      <w:r>
+        <w:rPr>
+          <w:b/>
+          <w:bCs/>
+          <w:lang w:val="es-ES"/>
+        </w:rPr>
+        <w:t>Prompt</w:t>
+      </w:r>
+      <w:proofErr w:type="spellEnd"/>
+      <w:r>
+        <w:rPr>
+          <w:b/>
+          <w:bCs/>
+          <w:lang w:val="es-ES"/>
+        </w:rPr>
+        <w:t>:</w:t>
+      </w:r>
+      <w:r>
+        <w:rPr>
+          <w:lang w:val="es-ES"/>
+        </w:rPr>
+        <w:t xml:space="preserve"> La función </w:t>
+      </w:r>
+      <w:proofErr w:type="spellStart"/>
+      <w:r>
+        <w:rPr>
+          <w:lang w:val="es-ES"/>
+        </w:rPr>
+        <w:t>prompt_handler</w:t>
+      </w:r>
+      <w:proofErr w:type="spellEnd"/>
+      <w:r>
+        <w:rPr>
+          <w:lang w:val="es-ES"/>
+        </w:rPr>
+        <w:t xml:space="preserve"> muestra el directorio actual al usuario y solicita entrada.</w:t>
+      </w:r>
+    </w:p>
+    <w:p>
+      <w:pPr>
         <w:numPr>
           <w:ilvl w:val="0"/>
-          <w:numId w:val="12"/>
+          <w:numId w:val="14"/>
         </w:numPr>
         <w:rPr>
-          <w:b/>
-          <w:bCs/>
-          <w:highlight w:val="yellow"/>
-        </w:rPr>
-      </w:pPr>
-      <w:r>
-        <w:rPr>
-          <w:b/>
-          <w:bCs/>
-          <w:highlight w:val="yellow"/>
-        </w:rPr>
-        <w:t>ESTRATÉGIA DE</w:t>
-      </w:r>
-      <w:r>
-        <w:rPr>
-          <w:b/>
-          <w:bCs/>
-          <w:highlight w:val="yellow"/>
-        </w:rPr>
-        <w:t xml:space="preserve"> </w:t>
-      </w:r>
-      <w:r>
-        <w:rPr>
-          <w:b/>
-          <w:bCs/>
-          <w:highlight w:val="yellow"/>
-        </w:rPr>
-        <w:t>EJECUCIÓN DE MANDATOS Y GESTIÓN DE TUBERRÍAS</w:t>
-      </w:r>
-    </w:p>
-    <w:p>
-      <w:pPr>
-        <w:pStyle w:val="Prrafodelista"/>
+          <w:lang w:val="es-ES"/>
+        </w:rPr>
+      </w:pPr>
+      <w:r>
+        <w:rPr>
+          <w:b/>
+          <w:bCs/>
+          <w:lang w:val="es-ES"/>
+        </w:rPr>
+        <w:t>Leer Entrada:</w:t>
+      </w:r>
+      <w:r>
+        <w:rPr>
+          <w:lang w:val="es-ES"/>
+        </w:rPr>
+        <w:t xml:space="preserve"> El usuario ingresa un comando que se almacena en un buffer y se analiza con </w:t>
+      </w:r>
+      <w:proofErr w:type="spellStart"/>
+      <w:r>
+        <w:rPr>
+          <w:lang w:val="es-ES"/>
+        </w:rPr>
+        <w:t>tokenize</w:t>
+      </w:r>
+      <w:proofErr w:type="spellEnd"/>
+      <w:r>
+        <w:rPr>
+          <w:lang w:val="es-ES"/>
+        </w:rPr>
+        <w:t>.</w:t>
+      </w:r>
+    </w:p>
+    <w:p>
+      <w:pPr>
         <w:numPr>
           <w:ilvl w:val="0"/>
-          <w:numId w:val="12"/>
+          <w:numId w:val="14"/>
         </w:numPr>
         <w:rPr>
-          <w:b/>
-          <w:bCs/>
-          <w:highlight w:val="yellow"/>
-        </w:rPr>
-      </w:pPr>
-      <w:r>
-        <w:rPr>
-          <w:b/>
-          <w:bCs/>
-          <w:highlight w:val="yellow"/>
-        </w:rPr>
-        <w:t>IMPLEMENTACIÓN DE BACKGROUND</w:t>
-      </w:r>
-    </w:p>
-    <w:p>
-      <w:pPr>
-        <w:pStyle w:val="Prrafodelista"/>
+          <w:lang w:val="es-ES"/>
+        </w:rPr>
+      </w:pPr>
+      <w:r>
+        <w:rPr>
+          <w:b/>
+          <w:bCs/>
+          <w:lang w:val="es-ES"/>
+        </w:rPr>
+        <w:t>Identificación del Tipo de Comando:</w:t>
+      </w:r>
+    </w:p>
+    <w:p>
+      <w:pPr>
+        <w:numPr>
+          <w:ilvl w:val="1"/>
+          <w:numId w:val="14"/>
+        </w:numPr>
+        <w:rPr>
+          <w:lang w:val="es-ES"/>
+        </w:rPr>
+      </w:pPr>
+      <w:r>
+        <w:rPr>
+          <w:lang w:val="es-ES"/>
+        </w:rPr>
+        <w:t xml:space="preserve">Si el comando es interno (cd, </w:t>
+      </w:r>
+      <w:proofErr w:type="spellStart"/>
+      <w:r>
+        <w:rPr>
+          <w:lang w:val="es-ES"/>
+        </w:rPr>
+        <w:t>exit</w:t>
+      </w:r>
+      <w:proofErr w:type="spellEnd"/>
+      <w:r>
+        <w:rPr>
+          <w:lang w:val="es-ES"/>
+        </w:rPr>
+        <w:t>, etc.), se ejecuta directamente.</w:t>
+      </w:r>
+    </w:p>
+    <w:p>
+      <w:pPr>
+        <w:numPr>
+          <w:ilvl w:val="1"/>
+          <w:numId w:val="14"/>
+        </w:numPr>
+        <w:rPr>
+          <w:lang w:val="es-ES"/>
+        </w:rPr>
+      </w:pPr>
+      <w:r>
+        <w:rPr>
+          <w:lang w:val="es-ES"/>
+        </w:rPr>
+        <w:t xml:space="preserve">Si es un comando en segundo plano (termina con &amp;), se guarda en </w:t>
+      </w:r>
+      <w:proofErr w:type="spellStart"/>
+      <w:r>
+        <w:rPr>
+          <w:lang w:val="es-ES"/>
+        </w:rPr>
+        <w:t>job_list</w:t>
+      </w:r>
+      <w:proofErr w:type="spellEnd"/>
+      <w:r>
+        <w:rPr>
+          <w:lang w:val="es-ES"/>
+        </w:rPr>
+        <w:t xml:space="preserve"> y no se espera a su finalización.</w:t>
+      </w:r>
+    </w:p>
+    <w:p>
+      <w:pPr>
+        <w:numPr>
+          <w:ilvl w:val="1"/>
+          <w:numId w:val="14"/>
+        </w:numPr>
+        <w:rPr>
+          <w:lang w:val="es-ES"/>
+        </w:rPr>
+      </w:pPr>
+      <w:r>
+        <w:rPr>
+          <w:lang w:val="es-ES"/>
+        </w:rPr>
+        <w:t xml:space="preserve">Si es un comando </w:t>
+      </w:r>
+      <w:proofErr w:type="spellStart"/>
+      <w:r>
+        <w:rPr>
+          <w:lang w:val="es-ES"/>
+        </w:rPr>
+        <w:t>foreground</w:t>
+      </w:r>
+      <w:proofErr w:type="spellEnd"/>
+      <w:r>
+        <w:rPr>
+          <w:lang w:val="es-ES"/>
+        </w:rPr>
+        <w:t>, se ejecuta y el padre espera a que termine.</w:t>
+      </w:r>
+    </w:p>
+    <w:p>
+      <w:pPr>
         <w:numPr>
           <w:ilvl w:val="0"/>
-          <w:numId w:val="12"/>
+          <w:numId w:val="14"/>
         </w:numPr>
         <w:rPr>
-          <w:b/>
-          <w:bCs/>
-          <w:highlight w:val="yellow"/>
-        </w:rPr>
-      </w:pPr>
-      <w:r>
-        <w:rPr>
-          <w:b/>
-          <w:bCs/>
-          <w:highlight w:val="yellow"/>
-        </w:rPr>
-        <w:t>IMPLEMENTACIÓN DE SEÑALES</w:t>
-      </w:r>
-    </w:p>
-    <w:p>
-      <w:pPr>
-        <w:pStyle w:val="Prrafodelista"/>
+          <w:lang w:val="es-ES"/>
+        </w:rPr>
+      </w:pPr>
+      <w:r>
+        <w:rPr>
+          <w:b/>
+          <w:bCs/>
+          <w:lang w:val="es-ES"/>
+        </w:rPr>
+        <w:t>Gestión de Trabajos:</w:t>
+      </w:r>
+      <w:r>
+        <w:rPr>
+          <w:lang w:val="es-ES"/>
+        </w:rPr>
+        <w:t xml:space="preserve"> La función </w:t>
+      </w:r>
+      <w:proofErr w:type="spellStart"/>
+      <w:r>
+        <w:rPr>
+          <w:lang w:val="es-ES"/>
+        </w:rPr>
+        <w:t>check_jobs</w:t>
+      </w:r>
+      <w:proofErr w:type="spellEnd"/>
+      <w:r>
+        <w:rPr>
+          <w:lang w:val="es-ES"/>
+        </w:rPr>
+        <w:t xml:space="preserve"> actualiza el estado de los trabajos y libera recursos si es necesario.</w:t>
+      </w:r>
+    </w:p>
+    <w:p>
+      <w:pPr>
         <w:numPr>
           <w:ilvl w:val="0"/>
-          <w:numId w:val="12"/>
+          <w:numId w:val="14"/>
         </w:numPr>
         <w:rPr>
-          <w:b/>
-          <w:bCs/>
-          <w:highlight w:val="yellow"/>
-        </w:rPr>
-      </w:pPr>
-      <w:r>
-        <w:rPr>
-          <w:b/>
-          <w:bCs/>
-          <w:highlight w:val="yellow"/>
-        </w:rPr>
-        <w:t>IMPLEMENTACIÓN DE JOBS+FG</w:t>
-      </w:r>
-    </w:p>
-    <w:p>
-      <w:pPr>
-        <w:pStyle w:val="Prrafodelista"/>
+          <w:lang w:val="es-ES"/>
+        </w:rPr>
+      </w:pPr>
+      <w:r>
+        <w:rPr>
+          <w:b/>
+          <w:bCs/>
+          <w:lang w:val="es-ES"/>
+        </w:rPr>
+        <w:t>Repetición del Ciclo:</w:t>
+      </w:r>
+      <w:r>
+        <w:rPr>
+          <w:lang w:val="es-ES"/>
+        </w:rPr>
+        <w:t xml:space="preserve"> El </w:t>
+      </w:r>
+      <w:proofErr w:type="spellStart"/>
+      <w:r>
+        <w:rPr>
+          <w:lang w:val="es-ES"/>
+        </w:rPr>
+        <w:t>prompt</w:t>
+      </w:r>
+      <w:proofErr w:type="spellEnd"/>
+      <w:r>
+        <w:rPr>
+          <w:lang w:val="es-ES"/>
+        </w:rPr>
+        <w:t xml:space="preserve"> vuelve a mostrarse, y el usuario puede ingresar otro comando.</w:t>
+      </w:r>
+    </w:p>
+    <w:p>
+      <w:pPr>
+        <w:rPr>
+          <w:b/>
+          <w:bCs/>
+          <w:lang w:val="es-ES"/>
+        </w:rPr>
+      </w:pPr>
+    </w:p>
+    <w:p>
+      <w:pPr>
+        <w:rPr>
+          <w:b/>
+          <w:bCs/>
+          <w:lang w:val="es-ES"/>
+        </w:rPr>
+      </w:pPr>
+      <w:r>
+        <w:rPr>
+          <w:b/>
+          <w:bCs/>
+          <w:lang w:val="es-ES"/>
+        </w:rPr>
+        <w:t>2. Ejecución de Comandos con Pipes</w:t>
+      </w:r>
+    </w:p>
+    <w:p>
+      <w:pPr>
+        <w:rPr>
+          <w:lang w:val="es-ES"/>
+        </w:rPr>
+      </w:pPr>
+      <w:r>
+        <w:rPr>
+          <w:lang w:val="es-ES"/>
+        </w:rPr>
+        <w:t xml:space="preserve">Este esquema muestra cómo la </w:t>
+      </w:r>
+      <w:proofErr w:type="spellStart"/>
+      <w:r>
+        <w:rPr>
+          <w:lang w:val="es-ES"/>
+        </w:rPr>
+        <w:t>MiniShell</w:t>
+      </w:r>
+      <w:proofErr w:type="spellEnd"/>
+      <w:r>
+        <w:rPr>
+          <w:lang w:val="es-ES"/>
+        </w:rPr>
+        <w:t xml:space="preserve"> maneja pipelines, donde la salida de un comando se conecta como entrada del siguiente:</w:t>
+      </w:r>
+    </w:p>
+    <w:p>
+      <w:pPr>
         <w:numPr>
           <w:ilvl w:val="0"/>
-          <w:numId w:val="12"/>
+          <w:numId w:val="15"/>
         </w:numPr>
         <w:rPr>
-          <w:b/>
-          <w:bCs/>
-          <w:highlight w:val="yellow"/>
-        </w:rPr>
-      </w:pPr>
-      <w:r>
-        <w:rPr>
-          <w:b/>
-          <w:bCs/>
-          <w:highlight w:val="yellow"/>
-        </w:rPr>
-        <w:t>ESTRUCTURAS DE DATOS ESPECÍFICAS</w:t>
-      </w:r>
-    </w:p>
-    <w:p>
-      <w:pPr>
-        <w:pStyle w:val="Prrafodelista"/>
+          <w:lang w:val="es-ES"/>
+        </w:rPr>
+      </w:pPr>
+      <w:r>
+        <w:rPr>
+          <w:b/>
+          <w:bCs/>
+          <w:lang w:val="es-ES"/>
+        </w:rPr>
+        <w:t>Array de Pipes:</w:t>
+      </w:r>
+      <w:r>
+        <w:rPr>
+          <w:lang w:val="es-ES"/>
+        </w:rPr>
+        <w:t xml:space="preserve"> Se crea un array de pipes que conecta cada par de comandos consecutivos.</w:t>
+      </w:r>
+    </w:p>
+    <w:p>
+      <w:pPr>
         <w:numPr>
           <w:ilvl w:val="0"/>
-          <w:numId w:val="12"/>
+          <w:numId w:val="15"/>
         </w:numPr>
         <w:rPr>
-          <w:b/>
-          <w:bCs/>
-          <w:highlight w:val="yellow"/>
-        </w:rPr>
-      </w:pPr>
-      <w:r>
-        <w:rPr>
-          <w:b/>
-          <w:bCs/>
-          <w:highlight w:val="yellow"/>
-        </w:rPr>
-        <w:t>…</w:t>
-      </w:r>
-    </w:p>
-    <w:p>
-      <w:pPr>
-        <w:rPr>
-          <w:b/>
-          <w:bCs/>
-          <w:highlight w:val="yellow"/>
-        </w:rPr>
-      </w:pPr>
-      <w:r>
-        <w:rPr>
-          <w:b/>
-          <w:bCs/>
-          <w:highlight w:val="yellow"/>
-        </w:rPr>
-        <w:t>&gt;&gt;</w:t>
-      </w:r>
-    </w:p>
-    <w:p>
-      <w:pPr>
-        <w:rPr>
-          <w:b/>
-          <w:bCs/>
-          <w:highlight w:val="yellow"/>
-        </w:rPr>
-      </w:pPr>
-      <w:r>
-        <w:rPr>
-          <w:b/>
-          <w:bCs/>
-          <w:highlight w:val="yellow"/>
-        </w:rPr>
-        <w:t>&lt;&lt; NO INCLUIR CÓDIGO FUENTE &gt;&gt;</w:t>
-      </w:r>
-    </w:p>
-    <w:p>
-      <w:pPr>
-        <w:rPr>
-          <w:b/>
-          <w:bCs/>
-          <w:highlight w:val="yellow"/>
-        </w:rPr>
-      </w:pPr>
-      <w:r>
-        <w:rPr>
-          <w:b/>
-          <w:bCs/>
-          <w:highlight w:val="yellow"/>
-        </w:rPr>
-        <w:t xml:space="preserve">&lt;&lt; SE PUEDE UTILIZAR PSEUDOCÓDIGO O DIAGRAMAS </w:t>
-      </w:r>
-      <w:r>
-        <w:rPr>
-          <w:b/>
-          <w:bCs/>
-          <w:highlight w:val="yellow"/>
-        </w:rPr>
-        <w:t xml:space="preserve">DE APOYO A LA EXPLICACIÓN </w:t>
-      </w:r>
-      <w:r>
-        <w:rPr>
-          <w:b/>
-          <w:bCs/>
-          <w:highlight w:val="yellow"/>
-        </w:rPr>
-        <w:t>&gt;&gt;</w:t>
-      </w:r>
-    </w:p>
+          <w:lang w:val="es-ES"/>
+        </w:rPr>
+      </w:pPr>
+      <w:r>
+        <w:rPr>
+          <w:b/>
+          <w:bCs/>
+          <w:lang w:val="es-ES"/>
+        </w:rPr>
+        <w:t>Creación de Procesos:</w:t>
+      </w:r>
+    </w:p>
+    <w:p>
+      <w:pPr>
+        <w:numPr>
+          <w:ilvl w:val="1"/>
+          <w:numId w:val="15"/>
+        </w:numPr>
+        <w:rPr>
+          <w:lang w:val="es-ES"/>
+        </w:rPr>
+      </w:pPr>
+      <w:r>
+        <w:rPr>
+          <w:b/>
+          <w:bCs/>
+          <w:lang w:val="es-ES"/>
+        </w:rPr>
+        <w:t>Primer comando:</w:t>
+      </w:r>
+      <w:r>
+        <w:rPr>
+          <w:lang w:val="es-ES"/>
+        </w:rPr>
+        <w:t xml:space="preserve"> Redirige su salida al primer pipe.</w:t>
+      </w:r>
+    </w:p>
+    <w:p>
+      <w:pPr>
+        <w:numPr>
+          <w:ilvl w:val="1"/>
+          <w:numId w:val="15"/>
+        </w:numPr>
+        <w:rPr>
+          <w:lang w:val="es-ES"/>
+        </w:rPr>
+      </w:pPr>
+      <w:r>
+        <w:rPr>
+          <w:b/>
+          <w:bCs/>
+          <w:lang w:val="es-ES"/>
+        </w:rPr>
+        <w:t>Último comando:</w:t>
+      </w:r>
+      <w:r>
+        <w:rPr>
+          <w:lang w:val="es-ES"/>
+        </w:rPr>
+        <w:t xml:space="preserve"> Redirige su entrada desde el último pipe.</w:t>
+      </w:r>
+    </w:p>
+    <w:p>
+      <w:pPr>
+        <w:numPr>
+          <w:ilvl w:val="1"/>
+          <w:numId w:val="15"/>
+        </w:numPr>
+        <w:rPr>
+          <w:lang w:val="es-ES"/>
+        </w:rPr>
+      </w:pPr>
+      <w:r>
+        <w:rPr>
+          <w:b/>
+          <w:bCs/>
+          <w:lang w:val="es-ES"/>
+        </w:rPr>
+        <w:lastRenderedPageBreak/>
+        <w:t>Comandos intermedios:</w:t>
+      </w:r>
+      <w:r>
+        <w:rPr>
+          <w:lang w:val="es-ES"/>
+        </w:rPr>
+        <w:t xml:space="preserve"> Redirigen tanto entrada como salida hacia pipes.</w:t>
+      </w:r>
+    </w:p>
+    <w:p>
+      <w:pPr>
+        <w:numPr>
+          <w:ilvl w:val="0"/>
+          <w:numId w:val="15"/>
+        </w:numPr>
+        <w:rPr>
+          <w:lang w:val="es-ES"/>
+        </w:rPr>
+      </w:pPr>
+      <w:r>
+        <w:rPr>
+          <w:b/>
+          <w:bCs/>
+          <w:lang w:val="es-ES"/>
+        </w:rPr>
+        <w:t>Ejecutar Comandos:</w:t>
+      </w:r>
+      <w:r>
+        <w:rPr>
+          <w:lang w:val="es-ES"/>
+        </w:rPr>
+        <w:t xml:space="preserve"> Cada proceso hijo utiliza </w:t>
+      </w:r>
+      <w:proofErr w:type="spellStart"/>
+      <w:r>
+        <w:rPr>
+          <w:lang w:val="es-ES"/>
+        </w:rPr>
+        <w:t>execvp</w:t>
+      </w:r>
+      <w:proofErr w:type="spellEnd"/>
+      <w:r>
+        <w:rPr>
+          <w:lang w:val="es-ES"/>
+        </w:rPr>
+        <w:t xml:space="preserve"> para ejecutar su comando.</w:t>
+      </w:r>
+    </w:p>
+    <w:p>
+      <w:pPr>
+        <w:numPr>
+          <w:ilvl w:val="0"/>
+          <w:numId w:val="15"/>
+        </w:numPr>
+        <w:rPr>
+          <w:lang w:val="es-ES"/>
+        </w:rPr>
+      </w:pPr>
+      <w:r>
+        <w:rPr>
+          <w:b/>
+          <w:bCs/>
+          <w:lang w:val="es-ES"/>
+        </w:rPr>
+        <w:t>Cerrar Pipes:</w:t>
+      </w:r>
+      <w:r>
+        <w:rPr>
+          <w:lang w:val="es-ES"/>
+        </w:rPr>
+        <w:t xml:space="preserve"> Los procesos padres e hijos cierran pipes no utilizados para evitar fugas de descriptores.</w:t>
+      </w:r>
+    </w:p>
+    <w:p>
+      <w:pPr>
+        <w:rPr>
+          <w:lang w:val="es-ES"/>
+        </w:rPr>
+      </w:pPr>
+    </w:p>
+    <w:p>
+      <w:pPr>
+        <w:rPr>
+          <w:b/>
+          <w:bCs/>
+          <w:lang w:val="es-ES"/>
+        </w:rPr>
+      </w:pPr>
+      <w:r>
+        <w:rPr>
+          <w:b/>
+          <w:bCs/>
+          <w:lang w:val="es-ES"/>
+        </w:rPr>
+        <w:t>3. Gestión de Trabajos (</w:t>
+      </w:r>
+      <w:proofErr w:type="spellStart"/>
+      <w:r>
+        <w:rPr>
+          <w:b/>
+          <w:bCs/>
+          <w:lang w:val="es-ES"/>
+        </w:rPr>
+        <w:t>Tjob</w:t>
+      </w:r>
+      <w:proofErr w:type="spellEnd"/>
+      <w:r>
+        <w:rPr>
+          <w:b/>
+          <w:bCs/>
+          <w:lang w:val="es-ES"/>
+        </w:rPr>
+        <w:t>)</w:t>
+      </w:r>
+    </w:p>
+    <w:p>
+      <w:pPr>
+        <w:rPr>
+          <w:lang w:val="es-ES"/>
+        </w:rPr>
+      </w:pPr>
+      <w:r>
+        <w:rPr>
+          <w:lang w:val="es-ES"/>
+        </w:rPr>
+        <w:t xml:space="preserve">Esta sección detalla cómo la </w:t>
+      </w:r>
+      <w:proofErr w:type="spellStart"/>
+      <w:r>
+        <w:rPr>
+          <w:lang w:val="es-ES"/>
+        </w:rPr>
+        <w:t>MiniShell</w:t>
+      </w:r>
+      <w:proofErr w:type="spellEnd"/>
+      <w:r>
+        <w:rPr>
+          <w:lang w:val="es-ES"/>
+        </w:rPr>
+        <w:t xml:space="preserve"> organiza y supervisa los trabajos:</w:t>
+      </w:r>
+    </w:p>
+    <w:p>
+      <w:pPr>
+        <w:numPr>
+          <w:ilvl w:val="0"/>
+          <w:numId w:val="18"/>
+        </w:numPr>
+        <w:rPr>
+          <w:lang w:val="es-ES"/>
+        </w:rPr>
+      </w:pPr>
+      <w:r>
+        <w:rPr>
+          <w:b/>
+          <w:bCs/>
+          <w:lang w:val="es-ES"/>
+        </w:rPr>
+        <w:t xml:space="preserve">Estructura </w:t>
+      </w:r>
+      <w:proofErr w:type="spellStart"/>
+      <w:r>
+        <w:rPr>
+          <w:b/>
+          <w:bCs/>
+          <w:lang w:val="es-ES"/>
+        </w:rPr>
+        <w:t>Tjob</w:t>
+      </w:r>
+      <w:proofErr w:type="spellEnd"/>
+      <w:r>
+        <w:rPr>
+          <w:b/>
+          <w:bCs/>
+          <w:lang w:val="es-ES"/>
+        </w:rPr>
+        <w:t>:</w:t>
+      </w:r>
+      <w:r>
+        <w:rPr>
+          <w:lang w:val="es-ES"/>
+        </w:rPr>
+        <w:t xml:space="preserve"> Cada trabajo es una estructura que almacena:</w:t>
+      </w:r>
+    </w:p>
+    <w:p>
+      <w:pPr>
+        <w:numPr>
+          <w:ilvl w:val="1"/>
+          <w:numId w:val="18"/>
+        </w:numPr>
+        <w:rPr>
+          <w:lang w:val="es-ES"/>
+        </w:rPr>
+      </w:pPr>
+      <w:r>
+        <w:rPr>
+          <w:b/>
+          <w:bCs/>
+          <w:lang w:val="es-ES"/>
+        </w:rPr>
+        <w:t>Número de comandos:</w:t>
+      </w:r>
+      <w:r>
+        <w:rPr>
+          <w:lang w:val="es-ES"/>
+        </w:rPr>
+        <w:t xml:space="preserve"> Indica cuántos comandos forman el trabajo (ej., en un pipeline).</w:t>
+      </w:r>
+    </w:p>
+    <w:p>
+      <w:pPr>
+        <w:numPr>
+          <w:ilvl w:val="1"/>
+          <w:numId w:val="18"/>
+        </w:numPr>
+        <w:rPr>
+          <w:lang w:val="es-ES"/>
+        </w:rPr>
+      </w:pPr>
+      <w:r>
+        <w:rPr>
+          <w:b/>
+          <w:bCs/>
+          <w:lang w:val="es-ES"/>
+        </w:rPr>
+        <w:t>PID Array:</w:t>
+      </w:r>
+      <w:r>
+        <w:rPr>
+          <w:lang w:val="es-ES"/>
+        </w:rPr>
+        <w:t xml:space="preserve"> Contiene los </w:t>
+      </w:r>
+      <w:proofErr w:type="spellStart"/>
+      <w:r>
+        <w:rPr>
+          <w:lang w:val="es-ES"/>
+        </w:rPr>
+        <w:t>PIDs</w:t>
+      </w:r>
+      <w:proofErr w:type="spellEnd"/>
+      <w:r>
+        <w:rPr>
+          <w:lang w:val="es-ES"/>
+        </w:rPr>
+        <w:t xml:space="preserve"> de los procesos hijos involucrados.</w:t>
+      </w:r>
+    </w:p>
+    <w:p>
+      <w:pPr>
+        <w:numPr>
+          <w:ilvl w:val="1"/>
+          <w:numId w:val="18"/>
+        </w:numPr>
+        <w:rPr>
+          <w:lang w:val="es-ES"/>
+        </w:rPr>
+      </w:pPr>
+      <w:r>
+        <w:rPr>
+          <w:b/>
+          <w:bCs/>
+          <w:lang w:val="es-ES"/>
+        </w:rPr>
+        <w:t>Estado:</w:t>
+      </w:r>
+      <w:r>
+        <w:rPr>
+          <w:lang w:val="es-ES"/>
+        </w:rPr>
+        <w:t xml:space="preserve"> Puede ser:</w:t>
+      </w:r>
+    </w:p>
+    <w:p>
+      <w:pPr>
+        <w:numPr>
+          <w:ilvl w:val="2"/>
+          <w:numId w:val="18"/>
+        </w:numPr>
+        <w:rPr>
+          <w:lang w:val="es-ES"/>
+        </w:rPr>
+      </w:pPr>
+      <w:r>
+        <w:rPr>
+          <w:lang w:val="es-ES"/>
+        </w:rPr>
+        <w:t>RUNNING: El trabajo está activo.</w:t>
+      </w:r>
+    </w:p>
+    <w:p>
+      <w:pPr>
+        <w:numPr>
+          <w:ilvl w:val="2"/>
+          <w:numId w:val="18"/>
+        </w:numPr>
+        <w:rPr>
+          <w:lang w:val="es-ES"/>
+        </w:rPr>
+      </w:pPr>
+      <w:r>
+        <w:rPr>
+          <w:lang w:val="es-ES"/>
+        </w:rPr>
+        <w:t>SUSPENDED: Detenido (</w:t>
+      </w:r>
+      <w:proofErr w:type="spellStart"/>
+      <w:r>
+        <w:rPr>
+          <w:lang w:val="es-ES"/>
+        </w:rPr>
+        <w:t>Ctrl+Z</w:t>
+      </w:r>
+      <w:proofErr w:type="spellEnd"/>
+      <w:r>
+        <w:rPr>
+          <w:lang w:val="es-ES"/>
+        </w:rPr>
+        <w:t>).</w:t>
+      </w:r>
+    </w:p>
+    <w:p>
+      <w:pPr>
+        <w:numPr>
+          <w:ilvl w:val="2"/>
+          <w:numId w:val="18"/>
+        </w:numPr>
+        <w:rPr>
+          <w:lang w:val="es-ES"/>
+        </w:rPr>
+      </w:pPr>
+      <w:r>
+        <w:rPr>
+          <w:lang w:val="es-ES"/>
+        </w:rPr>
+        <w:t>FINISHED: Completado y listo para liberar recursos.</w:t>
+      </w:r>
+    </w:p>
+    <w:p>
+      <w:pPr>
+        <w:numPr>
+          <w:ilvl w:val="1"/>
+          <w:numId w:val="18"/>
+        </w:numPr>
+        <w:rPr>
+          <w:lang w:val="es-ES"/>
+        </w:rPr>
+      </w:pPr>
+      <w:r>
+        <w:rPr>
+          <w:b/>
+          <w:bCs/>
+          <w:lang w:val="es-ES"/>
+        </w:rPr>
+        <w:t>Comando:</w:t>
+      </w:r>
+      <w:r>
+        <w:rPr>
+          <w:lang w:val="es-ES"/>
+        </w:rPr>
+        <w:t xml:space="preserve"> Texto que representa el comando ejecutado.</w:t>
+      </w:r>
+    </w:p>
+    <w:p>
+      <w:pPr>
+        <w:numPr>
+          <w:ilvl w:val="1"/>
+          <w:numId w:val="18"/>
+        </w:numPr>
+        <w:rPr>
+          <w:lang w:val="es-ES"/>
+        </w:rPr>
+      </w:pPr>
+      <w:proofErr w:type="spellStart"/>
+      <w:r>
+        <w:rPr>
+          <w:b/>
+          <w:bCs/>
+          <w:lang w:val="es-ES"/>
+        </w:rPr>
+        <w:t>Shown</w:t>
+      </w:r>
+      <w:proofErr w:type="spellEnd"/>
+      <w:r>
+        <w:rPr>
+          <w:b/>
+          <w:bCs/>
+          <w:lang w:val="es-ES"/>
+        </w:rPr>
+        <w:t>:</w:t>
+      </w:r>
+      <w:r>
+        <w:rPr>
+          <w:lang w:val="es-ES"/>
+        </w:rPr>
+        <w:t xml:space="preserve"> Indica si ya se mostró en el comando </w:t>
+      </w:r>
+      <w:proofErr w:type="spellStart"/>
+      <w:r>
+        <w:rPr>
+          <w:lang w:val="es-ES"/>
+        </w:rPr>
+        <w:t>jobs</w:t>
+      </w:r>
+      <w:proofErr w:type="spellEnd"/>
+      <w:r>
+        <w:rPr>
+          <w:lang w:val="es-ES"/>
+        </w:rPr>
+        <w:t>.</w:t>
+      </w:r>
+    </w:p>
+    <w:p>
+      <w:pPr>
+        <w:numPr>
+          <w:ilvl w:val="0"/>
+          <w:numId w:val="18"/>
+        </w:numPr>
+        <w:rPr>
+          <w:lang w:val="es-ES"/>
+        </w:rPr>
+      </w:pPr>
+      <w:r>
+        <w:rPr>
+          <w:b/>
+          <w:bCs/>
+          <w:lang w:val="es-ES"/>
+        </w:rPr>
+        <w:t>Gestión:</w:t>
+      </w:r>
+    </w:p>
+    <w:p>
+      <w:pPr>
+        <w:numPr>
+          <w:ilvl w:val="1"/>
+          <w:numId w:val="18"/>
+        </w:numPr>
+        <w:rPr>
+          <w:lang w:val="es-ES"/>
+        </w:rPr>
+      </w:pPr>
+      <w:proofErr w:type="spellStart"/>
+      <w:r>
+        <w:rPr>
+          <w:b/>
+          <w:bCs/>
+          <w:lang w:val="es-ES"/>
+        </w:rPr>
+        <w:t>Foreground</w:t>
+      </w:r>
+      <w:proofErr w:type="spellEnd"/>
+      <w:r>
+        <w:rPr>
+          <w:b/>
+          <w:bCs/>
+          <w:lang w:val="es-ES"/>
+        </w:rPr>
+        <w:t xml:space="preserve"> (</w:t>
+      </w:r>
+      <w:proofErr w:type="spellStart"/>
+      <w:r>
+        <w:rPr>
+          <w:b/>
+          <w:bCs/>
+          <w:lang w:val="es-ES"/>
+        </w:rPr>
+        <w:t>fg_job</w:t>
+      </w:r>
+      <w:proofErr w:type="spellEnd"/>
+      <w:r>
+        <w:rPr>
+          <w:b/>
+          <w:bCs/>
+          <w:lang w:val="es-ES"/>
+        </w:rPr>
+        <w:t>):</w:t>
+      </w:r>
+      <w:r>
+        <w:rPr>
+          <w:lang w:val="es-ES"/>
+        </w:rPr>
+        <w:t xml:space="preserve"> Estructura única para el proceso activo en </w:t>
+      </w:r>
+      <w:proofErr w:type="spellStart"/>
+      <w:r>
+        <w:rPr>
+          <w:lang w:val="es-ES"/>
+        </w:rPr>
+        <w:t>foreground</w:t>
+      </w:r>
+      <w:proofErr w:type="spellEnd"/>
+      <w:r>
+        <w:rPr>
+          <w:lang w:val="es-ES"/>
+        </w:rPr>
+        <w:t>.</w:t>
+      </w:r>
+    </w:p>
+    <w:p>
+      <w:pPr>
+        <w:numPr>
+          <w:ilvl w:val="1"/>
+          <w:numId w:val="18"/>
+        </w:numPr>
+        <w:rPr>
+          <w:lang w:val="es-ES"/>
+        </w:rPr>
+      </w:pPr>
+      <w:proofErr w:type="spellStart"/>
+      <w:r>
+        <w:rPr>
+          <w:b/>
+          <w:bCs/>
+          <w:lang w:val="es-ES"/>
+        </w:rPr>
+        <w:t>job_list</w:t>
+      </w:r>
+      <w:proofErr w:type="spellEnd"/>
+      <w:r>
+        <w:rPr>
+          <w:b/>
+          <w:bCs/>
+          <w:lang w:val="es-ES"/>
+        </w:rPr>
+        <w:t>:</w:t>
+      </w:r>
+      <w:r>
+        <w:rPr>
+          <w:lang w:val="es-ES"/>
+        </w:rPr>
+        <w:t xml:space="preserve"> Array que almacena trabajos en segundo plano.</w:t>
+      </w:r>
+    </w:p>
+    <w:p>
+      <w:pPr>
+        <w:rPr>
+          <w:lang w:val="es-ES"/>
+        </w:rPr>
+      </w:pPr>
+    </w:p>
+    <w:p>
+      <w:pPr>
+        <w:rPr>
+          <w:b/>
+          <w:bCs/>
+          <w:lang w:val="es-ES"/>
+        </w:rPr>
+      </w:pPr>
+      <w:r>
+        <w:rPr>
+          <w:b/>
+          <w:bCs/>
+          <w:lang w:val="es-ES"/>
+        </w:rPr>
+        <w:t>4. Manejo de Señales</w:t>
+      </w:r>
+    </w:p>
+    <w:p>
+      <w:pPr>
+        <w:rPr>
+          <w:lang w:val="es-ES"/>
+        </w:rPr>
+      </w:pPr>
+      <w:r>
+        <w:rPr>
+          <w:lang w:val="es-ES"/>
+        </w:rPr>
+        <w:t xml:space="preserve">El manejo de señales permite que la </w:t>
+      </w:r>
+      <w:proofErr w:type="spellStart"/>
+      <w:r>
+        <w:rPr>
+          <w:lang w:val="es-ES"/>
+        </w:rPr>
+        <w:t>MiniShell</w:t>
+      </w:r>
+      <w:proofErr w:type="spellEnd"/>
+      <w:r>
+        <w:rPr>
+          <w:lang w:val="es-ES"/>
+        </w:rPr>
+        <w:t xml:space="preserve"> responda a eventos externos:</w:t>
+      </w:r>
+    </w:p>
+    <w:p>
+      <w:pPr>
+        <w:numPr>
+          <w:ilvl w:val="0"/>
+          <w:numId w:val="19"/>
+        </w:numPr>
+        <w:rPr>
+          <w:lang w:val="es-ES"/>
+        </w:rPr>
+      </w:pPr>
+      <w:r>
+        <w:rPr>
+          <w:b/>
+          <w:bCs/>
+          <w:lang w:val="es-ES"/>
+        </w:rPr>
+        <w:t>SIGINT (</w:t>
+      </w:r>
+      <w:proofErr w:type="spellStart"/>
+      <w:r>
+        <w:rPr>
+          <w:b/>
+          <w:bCs/>
+          <w:lang w:val="es-ES"/>
+        </w:rPr>
+        <w:t>Ctrl+C</w:t>
+      </w:r>
+      <w:proofErr w:type="spellEnd"/>
+      <w:r>
+        <w:rPr>
+          <w:b/>
+          <w:bCs/>
+          <w:lang w:val="es-ES"/>
+        </w:rPr>
+        <w:t>):</w:t>
+      </w:r>
+    </w:p>
+    <w:p>
+      <w:pPr>
+        <w:numPr>
+          <w:ilvl w:val="1"/>
+          <w:numId w:val="19"/>
+        </w:numPr>
+        <w:rPr>
+          <w:lang w:val="es-ES"/>
+        </w:rPr>
+      </w:pPr>
+      <w:r>
+        <w:rPr>
+          <w:lang w:val="es-ES"/>
+        </w:rPr>
+        <w:t xml:space="preserve">Ignorado para evitar que la </w:t>
+      </w:r>
+      <w:proofErr w:type="spellStart"/>
+      <w:r>
+        <w:rPr>
+          <w:lang w:val="es-ES"/>
+        </w:rPr>
+        <w:t>MiniShell</w:t>
+      </w:r>
+      <w:proofErr w:type="spellEnd"/>
+      <w:r>
+        <w:rPr>
+          <w:lang w:val="es-ES"/>
+        </w:rPr>
+        <w:t xml:space="preserve"> termine.</w:t>
+      </w:r>
+    </w:p>
+    <w:p>
+      <w:pPr>
+        <w:numPr>
+          <w:ilvl w:val="1"/>
+          <w:numId w:val="19"/>
+        </w:numPr>
+        <w:rPr>
+          <w:lang w:val="es-ES"/>
+        </w:rPr>
+      </w:pPr>
+      <w:r>
+        <w:rPr>
+          <w:lang w:val="es-ES"/>
+        </w:rPr>
+        <w:t xml:space="preserve">El </w:t>
+      </w:r>
+      <w:proofErr w:type="spellStart"/>
+      <w:r>
+        <w:rPr>
+          <w:lang w:val="es-ES"/>
+        </w:rPr>
+        <w:t>handler</w:t>
+      </w:r>
+      <w:proofErr w:type="spellEnd"/>
+      <w:r>
+        <w:rPr>
+          <w:lang w:val="es-ES"/>
+        </w:rPr>
+        <w:t xml:space="preserve"> </w:t>
+      </w:r>
+      <w:proofErr w:type="spellStart"/>
+      <w:r>
+        <w:rPr>
+          <w:lang w:val="es-ES"/>
+        </w:rPr>
+        <w:t>prompt_handler</w:t>
+      </w:r>
+      <w:proofErr w:type="spellEnd"/>
+      <w:r>
+        <w:rPr>
+          <w:lang w:val="es-ES"/>
+        </w:rPr>
+        <w:t xml:space="preserve"> asegura que el programa siga en funcionamiento.</w:t>
+      </w:r>
+    </w:p>
+    <w:p>
+      <w:pPr>
+        <w:numPr>
+          <w:ilvl w:val="0"/>
+          <w:numId w:val="19"/>
+        </w:numPr>
+        <w:rPr>
+          <w:lang w:val="es-ES"/>
+        </w:rPr>
+      </w:pPr>
+      <w:r>
+        <w:rPr>
+          <w:b/>
+          <w:bCs/>
+          <w:lang w:val="es-ES"/>
+        </w:rPr>
+        <w:t>SIGTSTP (</w:t>
+      </w:r>
+      <w:proofErr w:type="spellStart"/>
+      <w:r>
+        <w:rPr>
+          <w:b/>
+          <w:bCs/>
+          <w:lang w:val="es-ES"/>
+        </w:rPr>
+        <w:t>Ctrl+Z</w:t>
+      </w:r>
+      <w:proofErr w:type="spellEnd"/>
+      <w:r>
+        <w:rPr>
+          <w:b/>
+          <w:bCs/>
+          <w:lang w:val="es-ES"/>
+        </w:rPr>
+        <w:t>):</w:t>
+      </w:r>
+    </w:p>
+    <w:p>
+      <w:pPr>
+        <w:numPr>
+          <w:ilvl w:val="1"/>
+          <w:numId w:val="19"/>
+        </w:numPr>
+        <w:rPr>
+          <w:lang w:val="es-ES"/>
+        </w:rPr>
+      </w:pPr>
+      <w:r>
+        <w:rPr>
+          <w:lang w:val="es-ES"/>
+        </w:rPr>
+        <w:t xml:space="preserve">Suspende el trabajo </w:t>
+      </w:r>
+      <w:proofErr w:type="spellStart"/>
+      <w:r>
+        <w:rPr>
+          <w:lang w:val="es-ES"/>
+        </w:rPr>
+        <w:t>foreground</w:t>
+      </w:r>
+      <w:proofErr w:type="spellEnd"/>
+      <w:r>
+        <w:rPr>
+          <w:lang w:val="es-ES"/>
+        </w:rPr>
+        <w:t xml:space="preserve"> activo, cambiando su estado a SUSPENDED en </w:t>
+      </w:r>
+      <w:proofErr w:type="spellStart"/>
+      <w:r>
+        <w:rPr>
+          <w:lang w:val="es-ES"/>
+        </w:rPr>
+        <w:t>job_list</w:t>
+      </w:r>
+      <w:proofErr w:type="spellEnd"/>
+      <w:r>
+        <w:rPr>
+          <w:lang w:val="es-ES"/>
+        </w:rPr>
+        <w:t>.</w:t>
+      </w:r>
+    </w:p>
+    <w:p>
+      <w:pPr>
+        <w:numPr>
+          <w:ilvl w:val="1"/>
+          <w:numId w:val="19"/>
+        </w:numPr>
+        <w:rPr>
+          <w:lang w:val="es-ES"/>
+        </w:rPr>
+      </w:pPr>
+      <w:r>
+        <w:rPr>
+          <w:lang w:val="es-ES"/>
+        </w:rPr>
+        <w:t xml:space="preserve">Este proceso puede reanudarse posteriormente con el comando </w:t>
+      </w:r>
+      <w:proofErr w:type="spellStart"/>
+      <w:r>
+        <w:rPr>
+          <w:lang w:val="es-ES"/>
+        </w:rPr>
+        <w:t>fg</w:t>
+      </w:r>
+      <w:proofErr w:type="spellEnd"/>
+      <w:r>
+        <w:rPr>
+          <w:lang w:val="es-ES"/>
+        </w:rPr>
+        <w:t>.</w:t>
+      </w:r>
+    </w:p>
+    <w:p>
+      <w:pPr>
+        <w:rPr>
+          <w:lang w:val="es-ES"/>
+        </w:rPr>
+      </w:pPr>
+      <w:r>
+        <w:rPr>
+          <w:lang w:val="es-ES"/>
+        </w:rPr>
+        <w:t xml:space="preserve">Esto asegura que los comandos </w:t>
+      </w:r>
+      <w:proofErr w:type="spellStart"/>
+      <w:r>
+        <w:rPr>
+          <w:lang w:val="es-ES"/>
+        </w:rPr>
+        <w:t>foreground</w:t>
+      </w:r>
+      <w:proofErr w:type="spellEnd"/>
+      <w:r>
+        <w:rPr>
+          <w:lang w:val="es-ES"/>
+        </w:rPr>
+        <w:t xml:space="preserve"> puedan detenerse y reanudarse sin afectar la </w:t>
+      </w:r>
+      <w:proofErr w:type="spellStart"/>
+      <w:r>
+        <w:rPr>
+          <w:lang w:val="es-ES"/>
+        </w:rPr>
+        <w:t>MiniShell</w:t>
+      </w:r>
+      <w:proofErr w:type="spellEnd"/>
+      <w:r>
+        <w:rPr>
+          <w:lang w:val="es-ES"/>
+        </w:rPr>
+        <w:t>.</w:t>
+      </w:r>
+    </w:p>
+    <w:p>
+      <w:pPr>
+        <w:rPr>
+          <w:lang w:val="es-ES"/>
+        </w:rPr>
+      </w:pPr>
+    </w:p>
+    <w:p>
+      <w:pPr>
+        <w:rPr>
+          <w:b/>
+          <w:bCs/>
+          <w:lang w:val="es-ES"/>
+        </w:rPr>
+      </w:pPr>
+      <w:r>
+        <w:rPr>
+          <w:b/>
+          <w:bCs/>
+          <w:lang w:val="es-ES"/>
+        </w:rPr>
+        <w:t>5. Comandos Internos y Especiales</w:t>
+      </w:r>
+    </w:p>
+    <w:p>
+      <w:pPr>
+        <w:rPr>
+          <w:lang w:val="es-ES"/>
+        </w:rPr>
+      </w:pPr>
+      <w:r>
+        <w:rPr>
+          <w:lang w:val="es-ES"/>
+        </w:rPr>
+        <w:t>Los comandos internos son gestionados directamente por funciones específicas:</w:t>
+      </w:r>
+    </w:p>
+    <w:p>
+      <w:pPr>
+        <w:numPr>
+          <w:ilvl w:val="0"/>
+          <w:numId w:val="20"/>
+        </w:numPr>
+        <w:rPr>
+          <w:lang w:val="es-ES"/>
+        </w:rPr>
+      </w:pPr>
+      <w:r>
+        <w:rPr>
+          <w:b/>
+          <w:bCs/>
+          <w:lang w:val="es-ES"/>
+        </w:rPr>
+        <w:t>cd:</w:t>
+      </w:r>
+    </w:p>
+    <w:p>
+      <w:pPr>
+        <w:numPr>
+          <w:ilvl w:val="1"/>
+          <w:numId w:val="20"/>
+        </w:numPr>
+        <w:rPr>
+          <w:lang w:val="es-ES"/>
+        </w:rPr>
+      </w:pPr>
+      <w:r>
+        <w:rPr>
+          <w:lang w:val="es-ES"/>
+        </w:rPr>
+        <w:lastRenderedPageBreak/>
+        <w:t>Sin argumentos: Cambia al directorio especificado por la variable HOME.</w:t>
+      </w:r>
+    </w:p>
+    <w:p>
+      <w:pPr>
+        <w:numPr>
+          <w:ilvl w:val="1"/>
+          <w:numId w:val="20"/>
+        </w:numPr>
+        <w:rPr>
+          <w:lang w:val="es-ES"/>
+        </w:rPr>
+      </w:pPr>
+      <w:r>
+        <w:rPr>
+          <w:lang w:val="es-ES"/>
+        </w:rPr>
+        <w:t>Argumento -: Cambia al último directorio visitado.</w:t>
+      </w:r>
+    </w:p>
+    <w:p>
+      <w:pPr>
+        <w:numPr>
+          <w:ilvl w:val="1"/>
+          <w:numId w:val="20"/>
+        </w:numPr>
+        <w:rPr>
+          <w:lang w:val="es-ES"/>
+        </w:rPr>
+      </w:pPr>
+      <w:r>
+        <w:rPr>
+          <w:lang w:val="es-ES"/>
+        </w:rPr>
+        <w:t>Ruta específica: Cambia al directorio indicado.</w:t>
+      </w:r>
+    </w:p>
+    <w:p>
+      <w:pPr>
+        <w:numPr>
+          <w:ilvl w:val="0"/>
+          <w:numId w:val="20"/>
+        </w:numPr>
+        <w:rPr>
+          <w:lang w:val="es-ES"/>
+        </w:rPr>
+      </w:pPr>
+      <w:proofErr w:type="spellStart"/>
+      <w:r>
+        <w:rPr>
+          <w:b/>
+          <w:bCs/>
+          <w:lang w:val="es-ES"/>
+        </w:rPr>
+        <w:t>umask</w:t>
+      </w:r>
+      <w:proofErr w:type="spellEnd"/>
+      <w:r>
+        <w:rPr>
+          <w:b/>
+          <w:bCs/>
+          <w:lang w:val="es-ES"/>
+        </w:rPr>
+        <w:t>:</w:t>
+      </w:r>
+    </w:p>
+    <w:p>
+      <w:pPr>
+        <w:numPr>
+          <w:ilvl w:val="1"/>
+          <w:numId w:val="20"/>
+        </w:numPr>
+        <w:rPr>
+          <w:lang w:val="es-ES"/>
+        </w:rPr>
+      </w:pPr>
+      <w:r>
+        <w:rPr>
+          <w:lang w:val="es-ES"/>
+        </w:rPr>
+        <w:t>Sin argumentos: Muestra el valor actual de la máscara.</w:t>
+      </w:r>
+    </w:p>
+    <w:p>
+      <w:pPr>
+        <w:numPr>
+          <w:ilvl w:val="1"/>
+          <w:numId w:val="20"/>
+        </w:numPr>
+        <w:rPr>
+          <w:lang w:val="es-ES"/>
+        </w:rPr>
+      </w:pPr>
+      <w:r>
+        <w:rPr>
+          <w:lang w:val="es-ES"/>
+        </w:rPr>
+        <w:t>Con argumentos: Establece una nueva máscara de permisos.</w:t>
+      </w:r>
+    </w:p>
+    <w:p>
+      <w:pPr>
+        <w:numPr>
+          <w:ilvl w:val="0"/>
+          <w:numId w:val="20"/>
+        </w:numPr>
+        <w:rPr>
+          <w:lang w:val="es-ES"/>
+        </w:rPr>
+      </w:pPr>
+      <w:proofErr w:type="spellStart"/>
+      <w:r>
+        <w:rPr>
+          <w:b/>
+          <w:bCs/>
+          <w:lang w:val="es-ES"/>
+        </w:rPr>
+        <w:t>jobs</w:t>
+      </w:r>
+      <w:proofErr w:type="spellEnd"/>
+      <w:r>
+        <w:rPr>
+          <w:b/>
+          <w:bCs/>
+          <w:lang w:val="es-ES"/>
+        </w:rPr>
+        <w:t>:</w:t>
+      </w:r>
+    </w:p>
+    <w:p>
+      <w:pPr>
+        <w:numPr>
+          <w:ilvl w:val="1"/>
+          <w:numId w:val="20"/>
+        </w:numPr>
+        <w:rPr>
+          <w:lang w:val="es-ES"/>
+        </w:rPr>
+      </w:pPr>
+      <w:r>
+        <w:rPr>
+          <w:lang w:val="es-ES"/>
+        </w:rPr>
+        <w:t>Muestra trabajos activos o suspendidos.</w:t>
+      </w:r>
+    </w:p>
+    <w:p>
+      <w:pPr>
+        <w:numPr>
+          <w:ilvl w:val="1"/>
+          <w:numId w:val="20"/>
+        </w:numPr>
+        <w:rPr>
+          <w:lang w:val="es-ES"/>
+        </w:rPr>
+      </w:pPr>
+      <w:r>
+        <w:rPr>
+          <w:lang w:val="es-ES"/>
+        </w:rPr>
+        <w:t>Libera recursos asociados a trabajos terminados.</w:t>
+      </w:r>
+    </w:p>
+    <w:p>
+      <w:pPr>
+        <w:numPr>
+          <w:ilvl w:val="0"/>
+          <w:numId w:val="20"/>
+        </w:numPr>
+        <w:rPr>
+          <w:lang w:val="es-ES"/>
+        </w:rPr>
+      </w:pPr>
+      <w:proofErr w:type="spellStart"/>
+      <w:r>
+        <w:rPr>
+          <w:b/>
+          <w:bCs/>
+          <w:lang w:val="es-ES"/>
+        </w:rPr>
+        <w:t>fg</w:t>
+      </w:r>
+      <w:proofErr w:type="spellEnd"/>
+      <w:r>
+        <w:rPr>
+          <w:b/>
+          <w:bCs/>
+          <w:lang w:val="es-ES"/>
+        </w:rPr>
+        <w:t>:</w:t>
+      </w:r>
+    </w:p>
+    <w:p>
+      <w:pPr>
+        <w:numPr>
+          <w:ilvl w:val="1"/>
+          <w:numId w:val="20"/>
+        </w:numPr>
+        <w:rPr>
+          <w:lang w:val="es-ES"/>
+        </w:rPr>
+      </w:pPr>
+      <w:r>
+        <w:rPr>
+          <w:lang w:val="es-ES"/>
+        </w:rPr>
+        <w:t xml:space="preserve">Mueve un trabajo suspendido a </w:t>
+      </w:r>
+      <w:proofErr w:type="spellStart"/>
+      <w:r>
+        <w:rPr>
+          <w:lang w:val="es-ES"/>
+        </w:rPr>
+        <w:t>foreground</w:t>
+      </w:r>
+      <w:proofErr w:type="spellEnd"/>
+      <w:r>
+        <w:rPr>
+          <w:lang w:val="es-ES"/>
+        </w:rPr>
+        <w:t>, cambiando su estado a RUNNING.</w:t>
+      </w:r>
+    </w:p>
+    <w:p>
+      <w:pPr>
+        <w:rPr>
+          <w:lang w:val="es-ES"/>
+        </w:rPr>
+      </w:pPr>
+    </w:p>
+    <w:p>
+      <w:pPr>
+        <w:rPr>
+          <w:b/>
+          <w:bCs/>
+          <w:lang w:val="es-ES"/>
+        </w:rPr>
+      </w:pPr>
+      <w:r>
+        <w:rPr>
+          <w:b/>
+          <w:bCs/>
+          <w:lang w:val="es-ES"/>
+        </w:rPr>
+        <w:t>6. Redirecciones de Entrada y Salida</w:t>
+      </w:r>
+    </w:p>
+    <w:p>
+      <w:pPr>
+        <w:rPr>
+          <w:lang w:val="es-ES"/>
+        </w:rPr>
+      </w:pPr>
+      <w:r>
+        <w:rPr>
+          <w:lang w:val="es-ES"/>
+        </w:rPr>
+        <w:t xml:space="preserve">La </w:t>
+      </w:r>
+      <w:proofErr w:type="spellStart"/>
+      <w:r>
+        <w:rPr>
+          <w:lang w:val="es-ES"/>
+        </w:rPr>
+        <w:t>MiniShell</w:t>
+      </w:r>
+      <w:proofErr w:type="spellEnd"/>
+      <w:r>
+        <w:rPr>
+          <w:lang w:val="es-ES"/>
+        </w:rPr>
+        <w:t xml:space="preserve"> soporta redirección de entrada y salida para comandos:</w:t>
+      </w:r>
+    </w:p>
+    <w:p>
+      <w:pPr>
+        <w:numPr>
+          <w:ilvl w:val="0"/>
+          <w:numId w:val="21"/>
+        </w:numPr>
+        <w:rPr>
+          <w:lang w:val="es-ES"/>
+        </w:rPr>
+      </w:pPr>
+      <w:r>
+        <w:rPr>
+          <w:b/>
+          <w:bCs/>
+          <w:lang w:val="es-ES"/>
+        </w:rPr>
+        <w:t>Entrada (&lt;):</w:t>
+      </w:r>
+    </w:p>
+    <w:p>
+      <w:pPr>
+        <w:numPr>
+          <w:ilvl w:val="1"/>
+          <w:numId w:val="21"/>
+        </w:numPr>
+        <w:rPr>
+          <w:lang w:val="es-ES"/>
+        </w:rPr>
+      </w:pPr>
+      <w:r>
+        <w:rPr>
+          <w:lang w:val="es-ES"/>
+        </w:rPr>
+        <w:t xml:space="preserve">La función </w:t>
+      </w:r>
+      <w:proofErr w:type="spellStart"/>
+      <w:r>
+        <w:rPr>
+          <w:lang w:val="es-ES"/>
+        </w:rPr>
+        <w:t>input_redirect</w:t>
+      </w:r>
+      <w:proofErr w:type="spellEnd"/>
+      <w:r>
+        <w:rPr>
+          <w:lang w:val="es-ES"/>
+        </w:rPr>
+        <w:t xml:space="preserve"> redirige STDIN para que un comando lea desde un archivo en lugar de la consola.</w:t>
+      </w:r>
+    </w:p>
+    <w:p>
+      <w:pPr>
+        <w:numPr>
+          <w:ilvl w:val="0"/>
+          <w:numId w:val="21"/>
+        </w:numPr>
+        <w:rPr>
+          <w:lang w:val="es-ES"/>
+        </w:rPr>
+      </w:pPr>
+      <w:r>
+        <w:rPr>
+          <w:b/>
+          <w:bCs/>
+          <w:lang w:val="es-ES"/>
+        </w:rPr>
+        <w:t>Salida (&gt;):</w:t>
+      </w:r>
+    </w:p>
+    <w:p>
+      <w:pPr>
+        <w:numPr>
+          <w:ilvl w:val="1"/>
+          <w:numId w:val="21"/>
+        </w:numPr>
+        <w:rPr>
+          <w:lang w:val="es-ES"/>
+        </w:rPr>
+      </w:pPr>
+      <w:r>
+        <w:rPr>
+          <w:lang w:val="es-ES"/>
+        </w:rPr>
+        <w:t xml:space="preserve">La función </w:t>
+      </w:r>
+      <w:proofErr w:type="spellStart"/>
+      <w:r>
+        <w:rPr>
+          <w:lang w:val="es-ES"/>
+        </w:rPr>
+        <w:t>output_redirect</w:t>
+      </w:r>
+      <w:proofErr w:type="spellEnd"/>
+      <w:r>
+        <w:rPr>
+          <w:lang w:val="es-ES"/>
+        </w:rPr>
+        <w:t xml:space="preserve"> redirige STDOUT para que un comando escriba su salida en un archivo.</w:t>
+      </w:r>
+    </w:p>
+    <w:p>
+      <w:pPr>
+        <w:numPr>
+          <w:ilvl w:val="0"/>
+          <w:numId w:val="21"/>
+        </w:numPr>
+        <w:rPr>
+          <w:lang w:val="es-ES"/>
+        </w:rPr>
+      </w:pPr>
+      <w:r>
+        <w:rPr>
+          <w:b/>
+          <w:bCs/>
+          <w:lang w:val="es-ES"/>
+        </w:rPr>
+        <w:t>Pipeline:</w:t>
+      </w:r>
+    </w:p>
+    <w:p>
+      <w:pPr>
+        <w:numPr>
+          <w:ilvl w:val="1"/>
+          <w:numId w:val="21"/>
+        </w:numPr>
+        <w:rPr>
+          <w:lang w:val="es-ES"/>
+        </w:rPr>
+      </w:pPr>
+      <w:r>
+        <w:rPr>
+          <w:lang w:val="es-ES"/>
+        </w:rPr>
+        <w:t>Conecta comandos mediante pipes, gestionando la redirección automática entre procesos.</w:t>
+      </w:r>
+    </w:p>
+    <w:p>
+      <w:pPr>
+        <w:rPr>
+          <w:lang w:val="es-ES"/>
+        </w:rPr>
+      </w:pPr>
+    </w:p>
+    <w:p>
+      <w:pPr>
+        <w:rPr>
+          <w:b/>
+          <w:bCs/>
+          <w:lang w:val="es-ES"/>
+        </w:rPr>
+      </w:pPr>
+      <w:r>
+        <w:rPr>
+          <w:b/>
+          <w:bCs/>
+          <w:lang w:val="es-ES"/>
+        </w:rPr>
+        <w:t xml:space="preserve">7. Gestión de </w:t>
+      </w:r>
+      <w:proofErr w:type="spellStart"/>
+      <w:r>
+        <w:rPr>
+          <w:b/>
+          <w:bCs/>
+          <w:lang w:val="es-ES"/>
+        </w:rPr>
+        <w:t>jobs</w:t>
+      </w:r>
+      <w:proofErr w:type="spellEnd"/>
+      <w:r>
+        <w:rPr>
+          <w:b/>
+          <w:bCs/>
+          <w:lang w:val="es-ES"/>
+        </w:rPr>
+        <w:t xml:space="preserve"> y </w:t>
+      </w:r>
+      <w:proofErr w:type="spellStart"/>
+      <w:r>
+        <w:rPr>
+          <w:b/>
+          <w:bCs/>
+          <w:lang w:val="es-ES"/>
+        </w:rPr>
+        <w:t>fg</w:t>
+      </w:r>
+      <w:proofErr w:type="spellEnd"/>
+    </w:p>
+    <w:p>
+      <w:pPr>
+        <w:numPr>
+          <w:ilvl w:val="0"/>
+          <w:numId w:val="22"/>
+        </w:numPr>
+        <w:rPr>
+          <w:lang w:val="es-ES"/>
+        </w:rPr>
+      </w:pPr>
+      <w:proofErr w:type="spellStart"/>
+      <w:r>
+        <w:rPr>
+          <w:b/>
+          <w:bCs/>
+          <w:lang w:val="es-ES"/>
+        </w:rPr>
+        <w:t>jobs</w:t>
+      </w:r>
+      <w:proofErr w:type="spellEnd"/>
+      <w:r>
+        <w:rPr>
+          <w:b/>
+          <w:bCs/>
+          <w:lang w:val="es-ES"/>
+        </w:rPr>
+        <w:t>:</w:t>
+      </w:r>
+    </w:p>
+    <w:p>
+      <w:pPr>
+        <w:numPr>
+          <w:ilvl w:val="1"/>
+          <w:numId w:val="22"/>
+        </w:numPr>
+        <w:rPr>
+          <w:lang w:val="es-ES"/>
+        </w:rPr>
+      </w:pPr>
+      <w:r>
+        <w:rPr>
+          <w:lang w:val="es-ES"/>
+        </w:rPr>
+        <w:t xml:space="preserve">Itera sobre </w:t>
+      </w:r>
+      <w:proofErr w:type="spellStart"/>
+      <w:r>
+        <w:rPr>
+          <w:lang w:val="es-ES"/>
+        </w:rPr>
+        <w:t>job_list</w:t>
+      </w:r>
+      <w:proofErr w:type="spellEnd"/>
+      <w:r>
+        <w:rPr>
+          <w:lang w:val="es-ES"/>
+        </w:rPr>
+        <w:t>, mostrando trabajos activos y suspendidos.</w:t>
+      </w:r>
+    </w:p>
+    <w:p>
+      <w:pPr>
+        <w:numPr>
+          <w:ilvl w:val="1"/>
+          <w:numId w:val="22"/>
+        </w:numPr>
+        <w:rPr>
+          <w:lang w:val="es-ES"/>
+        </w:rPr>
+      </w:pPr>
+      <w:r>
+        <w:rPr>
+          <w:lang w:val="es-ES"/>
+        </w:rPr>
+        <w:t xml:space="preserve">Trabajos terminados se marcan como FINISHED y se liberan con </w:t>
+      </w:r>
+      <w:proofErr w:type="spellStart"/>
+      <w:r>
+        <w:rPr>
+          <w:lang w:val="es-ES"/>
+        </w:rPr>
+        <w:t>free_job</w:t>
+      </w:r>
+      <w:proofErr w:type="spellEnd"/>
+      <w:r>
+        <w:rPr>
+          <w:lang w:val="es-ES"/>
+        </w:rPr>
+        <w:t>.</w:t>
+      </w:r>
+    </w:p>
+    <w:p>
+      <w:pPr>
+        <w:numPr>
+          <w:ilvl w:val="0"/>
+          <w:numId w:val="22"/>
+        </w:numPr>
+        <w:rPr>
+          <w:lang w:val="es-ES"/>
+        </w:rPr>
+      </w:pPr>
+      <w:proofErr w:type="spellStart"/>
+      <w:r>
+        <w:rPr>
+          <w:b/>
+          <w:bCs/>
+          <w:lang w:val="es-ES"/>
+        </w:rPr>
+        <w:t>fg</w:t>
+      </w:r>
+      <w:proofErr w:type="spellEnd"/>
+      <w:r>
+        <w:rPr>
+          <w:b/>
+          <w:bCs/>
+          <w:lang w:val="es-ES"/>
+        </w:rPr>
+        <w:t>:</w:t>
+      </w:r>
+    </w:p>
+    <w:p>
+      <w:pPr>
+        <w:numPr>
+          <w:ilvl w:val="1"/>
+          <w:numId w:val="22"/>
+        </w:numPr>
+        <w:rPr>
+          <w:lang w:val="es-ES"/>
+        </w:rPr>
+      </w:pPr>
+      <w:r>
+        <w:rPr>
+          <w:lang w:val="es-ES"/>
+        </w:rPr>
+        <w:t xml:space="preserve">Cambia un trabajo suspendido a </w:t>
+      </w:r>
+      <w:proofErr w:type="spellStart"/>
+      <w:r>
+        <w:rPr>
+          <w:lang w:val="es-ES"/>
+        </w:rPr>
+        <w:t>foreground</w:t>
+      </w:r>
+      <w:proofErr w:type="spellEnd"/>
+      <w:r>
+        <w:rPr>
+          <w:lang w:val="es-ES"/>
+        </w:rPr>
+        <w:t>.</w:t>
+      </w:r>
+    </w:p>
+    <w:p>
+      <w:pPr>
+        <w:numPr>
+          <w:ilvl w:val="1"/>
+          <w:numId w:val="22"/>
+        </w:numPr>
+        <w:rPr>
+          <w:lang w:val="es-ES"/>
+        </w:rPr>
+      </w:pPr>
+      <w:r>
+        <w:rPr>
+          <w:lang w:val="es-ES"/>
+        </w:rPr>
+        <w:t xml:space="preserve">Usa </w:t>
+      </w:r>
+      <w:proofErr w:type="spellStart"/>
+      <w:r>
+        <w:rPr>
+          <w:lang w:val="es-ES"/>
+        </w:rPr>
+        <w:t>waitpid</w:t>
+      </w:r>
+      <w:proofErr w:type="spellEnd"/>
+      <w:r>
+        <w:rPr>
+          <w:lang w:val="es-ES"/>
+        </w:rPr>
+        <w:t xml:space="preserve"> para esperar a que termine o sea suspendido nuevamente.</w:t>
+      </w:r>
+    </w:p>
+    <w:p>
+      <w:pPr>
+        <w:rPr>
+          <w:lang w:val="es-ES"/>
+        </w:rPr>
+      </w:pPr>
+      <w:r>
+        <w:rPr>
+          <w:lang w:val="es-ES"/>
+        </w:rPr>
+        <w:t xml:space="preserve">Esto permite un manejo flexible de trabajos en segundo plano y </w:t>
+      </w:r>
+      <w:proofErr w:type="spellStart"/>
+      <w:r>
+        <w:rPr>
+          <w:lang w:val="es-ES"/>
+        </w:rPr>
+        <w:t>foreground</w:t>
+      </w:r>
+      <w:proofErr w:type="spellEnd"/>
+      <w:r>
+        <w:rPr>
+          <w:lang w:val="es-ES"/>
+        </w:rPr>
+        <w:t>, mejorando la experiencia multitarea.</w:t>
+      </w:r>
+    </w:p>
+    <w:p>
+      <w:pPr>
+        <w:rPr>
+          <w:lang w:val="es-ES"/>
+        </w:rPr>
+      </w:pPr>
+    </w:p>
+    <w:p>
+      <w:pPr>
+        <w:rPr>
+          <w:lang w:val="es-ES"/>
+        </w:rPr>
+      </w:pPr>
+    </w:p>
+    <w:p/>
     <w:p>
       <w:pPr>
         <w:pStyle w:val="Ttulo2"/>
       </w:pPr>
       <w:bookmarkStart w:id="7" w:name="_Toc115812635"/>
+    </w:p>
+    <w:p>
+      <w:pPr>
+        <w:pStyle w:val="Ttulo2"/>
+      </w:pPr>
       <w:r>
         <w:t>Principales Funciones</w:t>
       </w:r>
@@ -2061,7 +4098,6 @@
       </w:pPr>
       <w:bookmarkStart w:id="8" w:name="_Toc115812636"/>
       <w:r>
-        <w:lastRenderedPageBreak/>
         <w:t>Casos de Prueba</w:t>
       </w:r>
       <w:bookmarkEnd w:id="8"/>
@@ -2276,7 +4312,7 @@
 </file>
 
 <file path=word/endnotes.xml><?xml version="1.0" encoding="utf-8"?>
-<w:endnotes xmlns:wpc="http://schemas.microsoft.com/office/word/2010/wordprocessingCanvas" xmlns:cx="http://schemas.microsoft.com/office/drawing/2014/chartex" xmlns:cx1="http://schemas.microsoft.com/office/drawing/2015/9/8/chartex" xmlns:cx2="http://schemas.microsoft.com/office/drawing/2015/10/21/chartex" xmlns:cx3="http://schemas.microsoft.com/office/drawing/2016/5/9/chartex" xmlns:cx4="http://schemas.microsoft.com/office/drawing/2016/5/10/chartex" xmlns:cx5="http://schemas.microsoft.com/office/drawing/2016/5/11/chartex" xmlns:cx6="http://schemas.microsoft.com/office/drawing/2016/5/12/chartex" xmlns:cx7="http://schemas.microsoft.com/office/drawing/2016/5/13/chartex" xmlns:cx8="http://schemas.microsoft.com/office/drawing/2016/5/14/chartex" xmlns:mc="http://schemas.openxmlformats.org/markup-compatibility/2006" xmlns:aink="http://schemas.microsoft.com/office/drawing/2016/ink" xmlns:am3d="http://schemas.microsoft.com/office/drawing/2017/model3d" xmlns:o="urn:schemas-microsoft-com:office:office" xmlns:oel="http://schemas.microsoft.com/office/2019/extlst" xmlns:r="http://schemas.openxmlformats.org/officeDocument/2006/relationships" xmlns:m="http://schemas.openxmlformats.org/officeDocument/2006/math" xmlns:v="urn:schemas-microsoft-com:vml" xmlns:wp14="http://schemas.microsoft.com/office/word/2010/wordprocessingDrawing" xmlns:wp="http://schemas.openxmlformats.org/drawingml/2006/wordprocessingDrawing" xmlns:w10="urn:schemas-microsoft-com:office:word" xmlns:w="http://schemas.openxmlformats.org/wordprocessingml/2006/main" xmlns:w14="http://schemas.microsoft.com/office/word/2010/wordml" xmlns:w15="http://schemas.microsoft.com/office/word/2012/wordml" xmlns:w16cex="http://schemas.microsoft.com/office/word/2018/wordml/cex" xmlns:w16cid="http://schemas.microsoft.com/office/word/2016/wordml/cid" xmlns:w16="http://schemas.microsoft.com/office/word/2018/wordml" xmlns:w16sdtdh="http://schemas.microsoft.com/office/word/2020/wordml/sdtdatahash" xmlns:w16se="http://schemas.microsoft.com/office/word/2015/wordml/symex" xmlns:wpg="http://schemas.microsoft.com/office/word/2010/wordprocessingGroup" xmlns:wpi="http://schemas.microsoft.com/office/word/2010/wordprocessingInk" xmlns:wne="http://schemas.microsoft.com/office/word/2006/wordml" xmlns:wps="http://schemas.microsoft.com/office/word/2010/wordprocessingShape" mc:Ignorable="w14 w15 w16se w16cid w16 w16cex w16sdtdh wp14">
+<w:endnotes xmlns:wpc="http://schemas.microsoft.com/office/word/2010/wordprocessingCanvas" xmlns:cx="http://schemas.microsoft.com/office/drawing/2014/chartex" xmlns:cx1="http://schemas.microsoft.com/office/drawing/2015/9/8/chartex" xmlns:cx2="http://schemas.microsoft.com/office/drawing/2015/10/21/chartex" xmlns:cx3="http://schemas.microsoft.com/office/drawing/2016/5/9/chartex" xmlns:cx4="http://schemas.microsoft.com/office/drawing/2016/5/10/chartex" xmlns:cx5="http://schemas.microsoft.com/office/drawing/2016/5/11/chartex" xmlns:cx6="http://schemas.microsoft.com/office/drawing/2016/5/12/chartex" xmlns:cx7="http://schemas.microsoft.com/office/drawing/2016/5/13/chartex" xmlns:cx8="http://schemas.microsoft.com/office/drawing/2016/5/14/chartex" xmlns:mc="http://schemas.openxmlformats.org/markup-compatibility/2006" xmlns:aink="http://schemas.microsoft.com/office/drawing/2016/ink" xmlns:am3d="http://schemas.microsoft.com/office/drawing/2017/model3d" xmlns:o="urn:schemas-microsoft-com:office:office" xmlns:oel="http://schemas.microsoft.com/office/2019/extlst" xmlns:r="http://schemas.openxmlformats.org/officeDocument/2006/relationships" xmlns:m="http://schemas.openxmlformats.org/officeDocument/2006/math" xmlns:v="urn:schemas-microsoft-com:vml" xmlns:wp14="http://schemas.microsoft.com/office/word/2010/wordprocessingDrawing" xmlns:wp="http://schemas.openxmlformats.org/drawingml/2006/wordprocessingDrawing" xmlns:w10="urn:schemas-microsoft-com:office:word" xmlns:w="http://schemas.openxmlformats.org/wordprocessingml/2006/main" xmlns:w14="http://schemas.microsoft.com/office/word/2010/wordml" xmlns:w15="http://schemas.microsoft.com/office/word/2012/wordml" xmlns:w16cex="http://schemas.microsoft.com/office/word/2018/wordml/cex" xmlns:w16cid="http://schemas.microsoft.com/office/word/2016/wordml/cid" xmlns:w16="http://schemas.microsoft.com/office/word/2018/wordml" xmlns:w16du="http://schemas.microsoft.com/office/word/2023/wordml/word16du" xmlns:w16sdtdh="http://schemas.microsoft.com/office/word/2020/wordml/sdtdatahash" xmlns:w16se="http://schemas.microsoft.com/office/word/2015/wordml/symex" xmlns:wpg="http://schemas.microsoft.com/office/word/2010/wordprocessingGroup" xmlns:wpi="http://schemas.microsoft.com/office/word/2010/wordprocessingInk" xmlns:wne="http://schemas.microsoft.com/office/word/2006/wordml" xmlns:wps="http://schemas.microsoft.com/office/word/2010/wordprocessingShape" mc:Ignorable="w14 w15 w16se w16cid w16 w16cex w16sdtdh w16du wp14">
   <w:endnote w:type="separator" w:id="-1">
     <w:p>
       <w:pPr>
@@ -2303,7 +4339,7 @@
 </file>
 
 <file path=word/footer1.xml><?xml version="1.0" encoding="utf-8"?>
-<w:ftr xmlns:wpc="http://schemas.microsoft.com/office/word/2010/wordprocessingCanvas" xmlns:cx="http://schemas.microsoft.com/office/drawing/2014/chartex" xmlns:cx1="http://schemas.microsoft.com/office/drawing/2015/9/8/chartex" xmlns:cx2="http://schemas.microsoft.com/office/drawing/2015/10/21/chartex" xmlns:cx3="http://schemas.microsoft.com/office/drawing/2016/5/9/chartex" xmlns:cx4="http://schemas.microsoft.com/office/drawing/2016/5/10/chartex" xmlns:cx5="http://schemas.microsoft.com/office/drawing/2016/5/11/chartex" xmlns:cx6="http://schemas.microsoft.com/office/drawing/2016/5/12/chartex" xmlns:cx7="http://schemas.microsoft.com/office/drawing/2016/5/13/chartex" xmlns:cx8="http://schemas.microsoft.com/office/drawing/2016/5/14/chartex" xmlns:mc="http://schemas.openxmlformats.org/markup-compatibility/2006" xmlns:aink="http://schemas.microsoft.com/office/drawing/2016/ink" xmlns:am3d="http://schemas.microsoft.com/office/drawing/2017/model3d" xmlns:o="urn:schemas-microsoft-com:office:office" xmlns:oel="http://schemas.microsoft.com/office/2019/extlst" xmlns:r="http://schemas.openxmlformats.org/officeDocument/2006/relationships" xmlns:m="http://schemas.openxmlformats.org/officeDocument/2006/math" xmlns:v="urn:schemas-microsoft-com:vml" xmlns:wp14="http://schemas.microsoft.com/office/word/2010/wordprocessingDrawing" xmlns:wp="http://schemas.openxmlformats.org/drawingml/2006/wordprocessingDrawing" xmlns:w10="urn:schemas-microsoft-com:office:word" xmlns:w="http://schemas.openxmlformats.org/wordprocessingml/2006/main" xmlns:w14="http://schemas.microsoft.com/office/word/2010/wordml" xmlns:w15="http://schemas.microsoft.com/office/word/2012/wordml" xmlns:w16cex="http://schemas.microsoft.com/office/word/2018/wordml/cex" xmlns:w16cid="http://schemas.microsoft.com/office/word/2016/wordml/cid" xmlns:w16="http://schemas.microsoft.com/office/word/2018/wordml" xmlns:w16sdtdh="http://schemas.microsoft.com/office/word/2020/wordml/sdtdatahash" xmlns:w16se="http://schemas.microsoft.com/office/word/2015/wordml/symex" xmlns:wpg="http://schemas.microsoft.com/office/word/2010/wordprocessingGroup" xmlns:wpi="http://schemas.microsoft.com/office/word/2010/wordprocessingInk" xmlns:wne="http://schemas.microsoft.com/office/word/2006/wordml" xmlns:wps="http://schemas.microsoft.com/office/word/2010/wordprocessingShape" mc:Ignorable="w14 w15 w16se w16cid w16 w16cex w16sdtdh wp14">
+<w:ftr xmlns:wpc="http://schemas.microsoft.com/office/word/2010/wordprocessingCanvas" xmlns:cx="http://schemas.microsoft.com/office/drawing/2014/chartex" xmlns:cx1="http://schemas.microsoft.com/office/drawing/2015/9/8/chartex" xmlns:cx2="http://schemas.microsoft.com/office/drawing/2015/10/21/chartex" xmlns:cx3="http://schemas.microsoft.com/office/drawing/2016/5/9/chartex" xmlns:cx4="http://schemas.microsoft.com/office/drawing/2016/5/10/chartex" xmlns:cx5="http://schemas.microsoft.com/office/drawing/2016/5/11/chartex" xmlns:cx6="http://schemas.microsoft.com/office/drawing/2016/5/12/chartex" xmlns:cx7="http://schemas.microsoft.com/office/drawing/2016/5/13/chartex" xmlns:cx8="http://schemas.microsoft.com/office/drawing/2016/5/14/chartex" xmlns:mc="http://schemas.openxmlformats.org/markup-compatibility/2006" xmlns:aink="http://schemas.microsoft.com/office/drawing/2016/ink" xmlns:am3d="http://schemas.microsoft.com/office/drawing/2017/model3d" xmlns:o="urn:schemas-microsoft-com:office:office" xmlns:oel="http://schemas.microsoft.com/office/2019/extlst" xmlns:r="http://schemas.openxmlformats.org/officeDocument/2006/relationships" xmlns:m="http://schemas.openxmlformats.org/officeDocument/2006/math" xmlns:v="urn:schemas-microsoft-com:vml" xmlns:wp14="http://schemas.microsoft.com/office/word/2010/wordprocessingDrawing" xmlns:wp="http://schemas.openxmlformats.org/drawingml/2006/wordprocessingDrawing" xmlns:w10="urn:schemas-microsoft-com:office:word" xmlns:w="http://schemas.openxmlformats.org/wordprocessingml/2006/main" xmlns:w14="http://schemas.microsoft.com/office/word/2010/wordml" xmlns:w15="http://schemas.microsoft.com/office/word/2012/wordml" xmlns:w16cex="http://schemas.microsoft.com/office/word/2018/wordml/cex" xmlns:w16cid="http://schemas.microsoft.com/office/word/2016/wordml/cid" xmlns:w16="http://schemas.microsoft.com/office/word/2018/wordml" xmlns:w16du="http://schemas.microsoft.com/office/word/2023/wordml/word16du" xmlns:w16sdtdh="http://schemas.microsoft.com/office/word/2020/wordml/sdtdatahash" xmlns:w16se="http://schemas.microsoft.com/office/word/2015/wordml/symex" xmlns:wpg="http://schemas.microsoft.com/office/word/2010/wordprocessingGroup" xmlns:wpi="http://schemas.microsoft.com/office/word/2010/wordprocessingInk" xmlns:wne="http://schemas.microsoft.com/office/word/2006/wordml" xmlns:wps="http://schemas.microsoft.com/office/word/2010/wordprocessingShape" mc:Ignorable="w14 w15 w16se w16cid w16 w16cex w16sdtdh w16du wp14">
   <w:p>
     <w:pPr>
       <w:pStyle w:val="Piedepgina"/>
@@ -2373,7 +4409,7 @@
 </file>
 
 <file path=word/footer2.xml><?xml version="1.0" encoding="utf-8"?>
-<w:ftr xmlns:wpc="http://schemas.microsoft.com/office/word/2010/wordprocessingCanvas" xmlns:cx="http://schemas.microsoft.com/office/drawing/2014/chartex" xmlns:cx1="http://schemas.microsoft.com/office/drawing/2015/9/8/chartex" xmlns:cx2="http://schemas.microsoft.com/office/drawing/2015/10/21/chartex" xmlns:cx3="http://schemas.microsoft.com/office/drawing/2016/5/9/chartex" xmlns:cx4="http://schemas.microsoft.com/office/drawing/2016/5/10/chartex" xmlns:cx5="http://schemas.microsoft.com/office/drawing/2016/5/11/chartex" xmlns:cx6="http://schemas.microsoft.com/office/drawing/2016/5/12/chartex" xmlns:cx7="http://schemas.microsoft.com/office/drawing/2016/5/13/chartex" xmlns:cx8="http://schemas.microsoft.com/office/drawing/2016/5/14/chartex" xmlns:mc="http://schemas.openxmlformats.org/markup-compatibility/2006" xmlns:aink="http://schemas.microsoft.com/office/drawing/2016/ink" xmlns:am3d="http://schemas.microsoft.com/office/drawing/2017/model3d" xmlns:o="urn:schemas-microsoft-com:office:office" xmlns:oel="http://schemas.microsoft.com/office/2019/extlst" xmlns:r="http://schemas.openxmlformats.org/officeDocument/2006/relationships" xmlns:m="http://schemas.openxmlformats.org/officeDocument/2006/math" xmlns:v="urn:schemas-microsoft-com:vml" xmlns:wp14="http://schemas.microsoft.com/office/word/2010/wordprocessingDrawing" xmlns:wp="http://schemas.openxmlformats.org/drawingml/2006/wordprocessingDrawing" xmlns:w10="urn:schemas-microsoft-com:office:word" xmlns:w="http://schemas.openxmlformats.org/wordprocessingml/2006/main" xmlns:w14="http://schemas.microsoft.com/office/word/2010/wordml" xmlns:w15="http://schemas.microsoft.com/office/word/2012/wordml" xmlns:w16cex="http://schemas.microsoft.com/office/word/2018/wordml/cex" xmlns:w16cid="http://schemas.microsoft.com/office/word/2016/wordml/cid" xmlns:w16="http://schemas.microsoft.com/office/word/2018/wordml" xmlns:w16sdtdh="http://schemas.microsoft.com/office/word/2020/wordml/sdtdatahash" xmlns:w16se="http://schemas.microsoft.com/office/word/2015/wordml/symex" xmlns:wpg="http://schemas.microsoft.com/office/word/2010/wordprocessingGroup" xmlns:wpi="http://schemas.microsoft.com/office/word/2010/wordprocessingInk" xmlns:wne="http://schemas.microsoft.com/office/word/2006/wordml" xmlns:wps="http://schemas.microsoft.com/office/word/2010/wordprocessingShape" mc:Ignorable="w14 w15 w16se w16cid w16 w16cex w16sdtdh wp14">
+<w:ftr xmlns:wpc="http://schemas.microsoft.com/office/word/2010/wordprocessingCanvas" xmlns:cx="http://schemas.microsoft.com/office/drawing/2014/chartex" xmlns:cx1="http://schemas.microsoft.com/office/drawing/2015/9/8/chartex" xmlns:cx2="http://schemas.microsoft.com/office/drawing/2015/10/21/chartex" xmlns:cx3="http://schemas.microsoft.com/office/drawing/2016/5/9/chartex" xmlns:cx4="http://schemas.microsoft.com/office/drawing/2016/5/10/chartex" xmlns:cx5="http://schemas.microsoft.com/office/drawing/2016/5/11/chartex" xmlns:cx6="http://schemas.microsoft.com/office/drawing/2016/5/12/chartex" xmlns:cx7="http://schemas.microsoft.com/office/drawing/2016/5/13/chartex" xmlns:cx8="http://schemas.microsoft.com/office/drawing/2016/5/14/chartex" xmlns:mc="http://schemas.openxmlformats.org/markup-compatibility/2006" xmlns:aink="http://schemas.microsoft.com/office/drawing/2016/ink" xmlns:am3d="http://schemas.microsoft.com/office/drawing/2017/model3d" xmlns:o="urn:schemas-microsoft-com:office:office" xmlns:oel="http://schemas.microsoft.com/office/2019/extlst" xmlns:r="http://schemas.openxmlformats.org/officeDocument/2006/relationships" xmlns:m="http://schemas.openxmlformats.org/officeDocument/2006/math" xmlns:v="urn:schemas-microsoft-com:vml" xmlns:wp14="http://schemas.microsoft.com/office/word/2010/wordprocessingDrawing" xmlns:wp="http://schemas.openxmlformats.org/drawingml/2006/wordprocessingDrawing" xmlns:w10="urn:schemas-microsoft-com:office:word" xmlns:w="http://schemas.openxmlformats.org/wordprocessingml/2006/main" xmlns:w14="http://schemas.microsoft.com/office/word/2010/wordml" xmlns:w15="http://schemas.microsoft.com/office/word/2012/wordml" xmlns:w16cex="http://schemas.microsoft.com/office/word/2018/wordml/cex" xmlns:w16cid="http://schemas.microsoft.com/office/word/2016/wordml/cid" xmlns:w16="http://schemas.microsoft.com/office/word/2018/wordml" xmlns:w16du="http://schemas.microsoft.com/office/word/2023/wordml/word16du" xmlns:w16sdtdh="http://schemas.microsoft.com/office/word/2020/wordml/sdtdatahash" xmlns:w16se="http://schemas.microsoft.com/office/word/2015/wordml/symex" xmlns:wpg="http://schemas.microsoft.com/office/word/2010/wordprocessingGroup" xmlns:wpi="http://schemas.microsoft.com/office/word/2010/wordprocessingInk" xmlns:wne="http://schemas.microsoft.com/office/word/2006/wordml" xmlns:wps="http://schemas.microsoft.com/office/word/2010/wordprocessingShape" mc:Ignorable="w14 w15 w16se w16cid w16 w16cex w16sdtdh w16du wp14">
   <w:p>
     <w:pPr>
       <w:pStyle w:val="Piedepgina"/>
@@ -2465,7 +4501,7 @@
             <w:sz w:val="20"/>
             <w:szCs w:val="14"/>
           </w:rPr>
-          <w:t>[Práctica X - MINISHELL]</w:t>
+          <w:t>Práctica 2 - MINISHELL</w:t>
         </w:r>
       </w:sdtContent>
     </w:sdt>
@@ -2474,7 +4510,7 @@
 </file>
 
 <file path=word/footnotes.xml><?xml version="1.0" encoding="utf-8"?>
-<w:footnotes xmlns:wpc="http://schemas.microsoft.com/office/word/2010/wordprocessingCanvas" xmlns:cx="http://schemas.microsoft.com/office/drawing/2014/chartex" xmlns:cx1="http://schemas.microsoft.com/office/drawing/2015/9/8/chartex" xmlns:cx2="http://schemas.microsoft.com/office/drawing/2015/10/21/chartex" xmlns:cx3="http://schemas.microsoft.com/office/drawing/2016/5/9/chartex" xmlns:cx4="http://schemas.microsoft.com/office/drawing/2016/5/10/chartex" xmlns:cx5="http://schemas.microsoft.com/office/drawing/2016/5/11/chartex" xmlns:cx6="http://schemas.microsoft.com/office/drawing/2016/5/12/chartex" xmlns:cx7="http://schemas.microsoft.com/office/drawing/2016/5/13/chartex" xmlns:cx8="http://schemas.microsoft.com/office/drawing/2016/5/14/chartex" xmlns:mc="http://schemas.openxmlformats.org/markup-compatibility/2006" xmlns:aink="http://schemas.microsoft.com/office/drawing/2016/ink" xmlns:am3d="http://schemas.microsoft.com/office/drawing/2017/model3d" xmlns:o="urn:schemas-microsoft-com:office:office" xmlns:oel="http://schemas.microsoft.com/office/2019/extlst" xmlns:r="http://schemas.openxmlformats.org/officeDocument/2006/relationships" xmlns:m="http://schemas.openxmlformats.org/officeDocument/2006/math" xmlns:v="urn:schemas-microsoft-com:vml" xmlns:wp14="http://schemas.microsoft.com/office/word/2010/wordprocessingDrawing" xmlns:wp="http://schemas.openxmlformats.org/drawingml/2006/wordprocessingDrawing" xmlns:w10="urn:schemas-microsoft-com:office:word" xmlns:w="http://schemas.openxmlformats.org/wordprocessingml/2006/main" xmlns:w14="http://schemas.microsoft.com/office/word/2010/wordml" xmlns:w15="http://schemas.microsoft.com/office/word/2012/wordml" xmlns:w16cex="http://schemas.microsoft.com/office/word/2018/wordml/cex" xmlns:w16cid="http://schemas.microsoft.com/office/word/2016/wordml/cid" xmlns:w16="http://schemas.microsoft.com/office/word/2018/wordml" xmlns:w16sdtdh="http://schemas.microsoft.com/office/word/2020/wordml/sdtdatahash" xmlns:w16se="http://schemas.microsoft.com/office/word/2015/wordml/symex" xmlns:wpg="http://schemas.microsoft.com/office/word/2010/wordprocessingGroup" xmlns:wpi="http://schemas.microsoft.com/office/word/2010/wordprocessingInk" xmlns:wne="http://schemas.microsoft.com/office/word/2006/wordml" xmlns:wps="http://schemas.microsoft.com/office/word/2010/wordprocessingShape" mc:Ignorable="w14 w15 w16se w16cid w16 w16cex w16sdtdh wp14">
+<w:footnotes xmlns:wpc="http://schemas.microsoft.com/office/word/2010/wordprocessingCanvas" xmlns:cx="http://schemas.microsoft.com/office/drawing/2014/chartex" xmlns:cx1="http://schemas.microsoft.com/office/drawing/2015/9/8/chartex" xmlns:cx2="http://schemas.microsoft.com/office/drawing/2015/10/21/chartex" xmlns:cx3="http://schemas.microsoft.com/office/drawing/2016/5/9/chartex" xmlns:cx4="http://schemas.microsoft.com/office/drawing/2016/5/10/chartex" xmlns:cx5="http://schemas.microsoft.com/office/drawing/2016/5/11/chartex" xmlns:cx6="http://schemas.microsoft.com/office/drawing/2016/5/12/chartex" xmlns:cx7="http://schemas.microsoft.com/office/drawing/2016/5/13/chartex" xmlns:cx8="http://schemas.microsoft.com/office/drawing/2016/5/14/chartex" xmlns:mc="http://schemas.openxmlformats.org/markup-compatibility/2006" xmlns:aink="http://schemas.microsoft.com/office/drawing/2016/ink" xmlns:am3d="http://schemas.microsoft.com/office/drawing/2017/model3d" xmlns:o="urn:schemas-microsoft-com:office:office" xmlns:oel="http://schemas.microsoft.com/office/2019/extlst" xmlns:r="http://schemas.openxmlformats.org/officeDocument/2006/relationships" xmlns:m="http://schemas.openxmlformats.org/officeDocument/2006/math" xmlns:v="urn:schemas-microsoft-com:vml" xmlns:wp14="http://schemas.microsoft.com/office/word/2010/wordprocessingDrawing" xmlns:wp="http://schemas.openxmlformats.org/drawingml/2006/wordprocessingDrawing" xmlns:w10="urn:schemas-microsoft-com:office:word" xmlns:w="http://schemas.openxmlformats.org/wordprocessingml/2006/main" xmlns:w14="http://schemas.microsoft.com/office/word/2010/wordml" xmlns:w15="http://schemas.microsoft.com/office/word/2012/wordml" xmlns:w16cex="http://schemas.microsoft.com/office/word/2018/wordml/cex" xmlns:w16cid="http://schemas.microsoft.com/office/word/2016/wordml/cid" xmlns:w16="http://schemas.microsoft.com/office/word/2018/wordml" xmlns:w16du="http://schemas.microsoft.com/office/word/2023/wordml/word16du" xmlns:w16sdtdh="http://schemas.microsoft.com/office/word/2020/wordml/sdtdatahash" xmlns:w16se="http://schemas.microsoft.com/office/word/2015/wordml/symex" xmlns:wpg="http://schemas.microsoft.com/office/word/2010/wordprocessingGroup" xmlns:wpi="http://schemas.microsoft.com/office/word/2010/wordprocessingInk" xmlns:wne="http://schemas.microsoft.com/office/word/2006/wordml" xmlns:wps="http://schemas.microsoft.com/office/word/2010/wordprocessingShape" mc:Ignorable="w14 w15 w16se w16cid w16 w16cex w16sdtdh w16du wp14">
   <w:footnote w:type="separator" w:id="-1">
     <w:p>
       <w:pPr>
@@ -2501,7 +4537,7 @@
 </file>
 
 <file path=word/header1.xml><?xml version="1.0" encoding="utf-8"?>
-<w:hdr xmlns:wpc="http://schemas.microsoft.com/office/word/2010/wordprocessingCanvas" xmlns:cx="http://schemas.microsoft.com/office/drawing/2014/chartex" xmlns:cx1="http://schemas.microsoft.com/office/drawing/2015/9/8/chartex" xmlns:cx2="http://schemas.microsoft.com/office/drawing/2015/10/21/chartex" xmlns:cx3="http://schemas.microsoft.com/office/drawing/2016/5/9/chartex" xmlns:cx4="http://schemas.microsoft.com/office/drawing/2016/5/10/chartex" xmlns:cx5="http://schemas.microsoft.com/office/drawing/2016/5/11/chartex" xmlns:cx6="http://schemas.microsoft.com/office/drawing/2016/5/12/chartex" xmlns:cx7="http://schemas.microsoft.com/office/drawing/2016/5/13/chartex" xmlns:cx8="http://schemas.microsoft.com/office/drawing/2016/5/14/chartex" xmlns:mc="http://schemas.openxmlformats.org/markup-compatibility/2006" xmlns:aink="http://schemas.microsoft.com/office/drawing/2016/ink" xmlns:am3d="http://schemas.microsoft.com/office/drawing/2017/model3d" xmlns:o="urn:schemas-microsoft-com:office:office" xmlns:oel="http://schemas.microsoft.com/office/2019/extlst" xmlns:r="http://schemas.openxmlformats.org/officeDocument/2006/relationships" xmlns:m="http://schemas.openxmlformats.org/officeDocument/2006/math" xmlns:v="urn:schemas-microsoft-com:vml" xmlns:wp14="http://schemas.microsoft.com/office/word/2010/wordprocessingDrawing" xmlns:wp="http://schemas.openxmlformats.org/drawingml/2006/wordprocessingDrawing" xmlns:w10="urn:schemas-microsoft-com:office:word" xmlns:w="http://schemas.openxmlformats.org/wordprocessingml/2006/main" xmlns:w14="http://schemas.microsoft.com/office/word/2010/wordml" xmlns:w15="http://schemas.microsoft.com/office/word/2012/wordml" xmlns:w16cex="http://schemas.microsoft.com/office/word/2018/wordml/cex" xmlns:w16cid="http://schemas.microsoft.com/office/word/2016/wordml/cid" xmlns:w16="http://schemas.microsoft.com/office/word/2018/wordml" xmlns:w16sdtdh="http://schemas.microsoft.com/office/word/2020/wordml/sdtdatahash" xmlns:w16se="http://schemas.microsoft.com/office/word/2015/wordml/symex" xmlns:wpg="http://schemas.microsoft.com/office/word/2010/wordprocessingGroup" xmlns:wpi="http://schemas.microsoft.com/office/word/2010/wordprocessingInk" xmlns:wne="http://schemas.microsoft.com/office/word/2006/wordml" xmlns:wps="http://schemas.microsoft.com/office/word/2010/wordprocessingShape" mc:Ignorable="w14 w15 w16se w16cid w16 w16cex w16sdtdh wp14">
+<w:hdr xmlns:wpc="http://schemas.microsoft.com/office/word/2010/wordprocessingCanvas" xmlns:cx="http://schemas.microsoft.com/office/drawing/2014/chartex" xmlns:cx1="http://schemas.microsoft.com/office/drawing/2015/9/8/chartex" xmlns:cx2="http://schemas.microsoft.com/office/drawing/2015/10/21/chartex" xmlns:cx3="http://schemas.microsoft.com/office/drawing/2016/5/9/chartex" xmlns:cx4="http://schemas.microsoft.com/office/drawing/2016/5/10/chartex" xmlns:cx5="http://schemas.microsoft.com/office/drawing/2016/5/11/chartex" xmlns:cx6="http://schemas.microsoft.com/office/drawing/2016/5/12/chartex" xmlns:cx7="http://schemas.microsoft.com/office/drawing/2016/5/13/chartex" xmlns:cx8="http://schemas.microsoft.com/office/drawing/2016/5/14/chartex" xmlns:mc="http://schemas.openxmlformats.org/markup-compatibility/2006" xmlns:aink="http://schemas.microsoft.com/office/drawing/2016/ink" xmlns:am3d="http://schemas.microsoft.com/office/drawing/2017/model3d" xmlns:o="urn:schemas-microsoft-com:office:office" xmlns:oel="http://schemas.microsoft.com/office/2019/extlst" xmlns:r="http://schemas.openxmlformats.org/officeDocument/2006/relationships" xmlns:m="http://schemas.openxmlformats.org/officeDocument/2006/math" xmlns:v="urn:schemas-microsoft-com:vml" xmlns:wp14="http://schemas.microsoft.com/office/word/2010/wordprocessingDrawing" xmlns:wp="http://schemas.openxmlformats.org/drawingml/2006/wordprocessingDrawing" xmlns:w10="urn:schemas-microsoft-com:office:word" xmlns:w="http://schemas.openxmlformats.org/wordprocessingml/2006/main" xmlns:w14="http://schemas.microsoft.com/office/word/2010/wordml" xmlns:w15="http://schemas.microsoft.com/office/word/2012/wordml" xmlns:w16cex="http://schemas.microsoft.com/office/word/2018/wordml/cex" xmlns:w16cid="http://schemas.microsoft.com/office/word/2016/wordml/cid" xmlns:w16="http://schemas.microsoft.com/office/word/2018/wordml" xmlns:w16du="http://schemas.microsoft.com/office/word/2023/wordml/word16du" xmlns:w16sdtdh="http://schemas.microsoft.com/office/word/2020/wordml/sdtdatahash" xmlns:w16se="http://schemas.microsoft.com/office/word/2015/wordml/symex" xmlns:wpg="http://schemas.microsoft.com/office/word/2010/wordprocessingGroup" xmlns:wpi="http://schemas.microsoft.com/office/word/2010/wordprocessingInk" xmlns:wne="http://schemas.microsoft.com/office/word/2006/wordml" xmlns:wps="http://schemas.microsoft.com/office/word/2010/wordprocessingShape" mc:Ignorable="w14 w15 w16se w16cid w16 w16cex w16sdtdh w16du wp14">
   <w:p>
     <w:pPr>
       <w:pStyle w:val="Encabezado"/>
@@ -2543,7 +4579,7 @@
 </file>
 
 <file path=word/header2.xml><?xml version="1.0" encoding="utf-8"?>
-<w:hdr xmlns:wpc="http://schemas.microsoft.com/office/word/2010/wordprocessingCanvas" xmlns:cx="http://schemas.microsoft.com/office/drawing/2014/chartex" xmlns:cx1="http://schemas.microsoft.com/office/drawing/2015/9/8/chartex" xmlns:cx2="http://schemas.microsoft.com/office/drawing/2015/10/21/chartex" xmlns:cx3="http://schemas.microsoft.com/office/drawing/2016/5/9/chartex" xmlns:cx4="http://schemas.microsoft.com/office/drawing/2016/5/10/chartex" xmlns:cx5="http://schemas.microsoft.com/office/drawing/2016/5/11/chartex" xmlns:cx6="http://schemas.microsoft.com/office/drawing/2016/5/12/chartex" xmlns:cx7="http://schemas.microsoft.com/office/drawing/2016/5/13/chartex" xmlns:cx8="http://schemas.microsoft.com/office/drawing/2016/5/14/chartex" xmlns:mc="http://schemas.openxmlformats.org/markup-compatibility/2006" xmlns:aink="http://schemas.microsoft.com/office/drawing/2016/ink" xmlns:am3d="http://schemas.microsoft.com/office/drawing/2017/model3d" xmlns:o="urn:schemas-microsoft-com:office:office" xmlns:oel="http://schemas.microsoft.com/office/2019/extlst" xmlns:r="http://schemas.openxmlformats.org/officeDocument/2006/relationships" xmlns:m="http://schemas.openxmlformats.org/officeDocument/2006/math" xmlns:v="urn:schemas-microsoft-com:vml" xmlns:wp14="http://schemas.microsoft.com/office/word/2010/wordprocessingDrawing" xmlns:wp="http://schemas.openxmlformats.org/drawingml/2006/wordprocessingDrawing" xmlns:w10="urn:schemas-microsoft-com:office:word" xmlns:w="http://schemas.openxmlformats.org/wordprocessingml/2006/main" xmlns:w14="http://schemas.microsoft.com/office/word/2010/wordml" xmlns:w15="http://schemas.microsoft.com/office/word/2012/wordml" xmlns:w16cex="http://schemas.microsoft.com/office/word/2018/wordml/cex" xmlns:w16cid="http://schemas.microsoft.com/office/word/2016/wordml/cid" xmlns:w16="http://schemas.microsoft.com/office/word/2018/wordml" xmlns:w16sdtdh="http://schemas.microsoft.com/office/word/2020/wordml/sdtdatahash" xmlns:w16se="http://schemas.microsoft.com/office/word/2015/wordml/symex" xmlns:wpg="http://schemas.microsoft.com/office/word/2010/wordprocessingGroup" xmlns:wpi="http://schemas.microsoft.com/office/word/2010/wordprocessingInk" xmlns:wne="http://schemas.microsoft.com/office/word/2006/wordml" xmlns:wps="http://schemas.microsoft.com/office/word/2010/wordprocessingShape" mc:Ignorable="w14 w15 w16se w16cid w16 w16cex w16sdtdh wp14">
+<w:hdr xmlns:wpc="http://schemas.microsoft.com/office/word/2010/wordprocessingCanvas" xmlns:cx="http://schemas.microsoft.com/office/drawing/2014/chartex" xmlns:cx1="http://schemas.microsoft.com/office/drawing/2015/9/8/chartex" xmlns:cx2="http://schemas.microsoft.com/office/drawing/2015/10/21/chartex" xmlns:cx3="http://schemas.microsoft.com/office/drawing/2016/5/9/chartex" xmlns:cx4="http://schemas.microsoft.com/office/drawing/2016/5/10/chartex" xmlns:cx5="http://schemas.microsoft.com/office/drawing/2016/5/11/chartex" xmlns:cx6="http://schemas.microsoft.com/office/drawing/2016/5/12/chartex" xmlns:cx7="http://schemas.microsoft.com/office/drawing/2016/5/13/chartex" xmlns:cx8="http://schemas.microsoft.com/office/drawing/2016/5/14/chartex" xmlns:mc="http://schemas.openxmlformats.org/markup-compatibility/2006" xmlns:aink="http://schemas.microsoft.com/office/drawing/2016/ink" xmlns:am3d="http://schemas.microsoft.com/office/drawing/2017/model3d" xmlns:o="urn:schemas-microsoft-com:office:office" xmlns:oel="http://schemas.microsoft.com/office/2019/extlst" xmlns:r="http://schemas.openxmlformats.org/officeDocument/2006/relationships" xmlns:m="http://schemas.openxmlformats.org/officeDocument/2006/math" xmlns:v="urn:schemas-microsoft-com:vml" xmlns:wp14="http://schemas.microsoft.com/office/word/2010/wordprocessingDrawing" xmlns:wp="http://schemas.openxmlformats.org/drawingml/2006/wordprocessingDrawing" xmlns:w10="urn:schemas-microsoft-com:office:word" xmlns:w="http://schemas.openxmlformats.org/wordprocessingml/2006/main" xmlns:w14="http://schemas.microsoft.com/office/word/2010/wordml" xmlns:w15="http://schemas.microsoft.com/office/word/2012/wordml" xmlns:w16cex="http://schemas.microsoft.com/office/word/2018/wordml/cex" xmlns:w16cid="http://schemas.microsoft.com/office/word/2016/wordml/cid" xmlns:w16="http://schemas.microsoft.com/office/word/2018/wordml" xmlns:w16du="http://schemas.microsoft.com/office/word/2023/wordml/word16du" xmlns:w16sdtdh="http://schemas.microsoft.com/office/word/2020/wordml/sdtdatahash" xmlns:w16se="http://schemas.microsoft.com/office/word/2015/wordml/symex" xmlns:wpg="http://schemas.microsoft.com/office/word/2010/wordprocessingGroup" xmlns:wpi="http://schemas.microsoft.com/office/word/2010/wordprocessingInk" xmlns:wne="http://schemas.microsoft.com/office/word/2006/wordml" xmlns:wps="http://schemas.microsoft.com/office/word/2010/wordprocessingShape" mc:Ignorable="w14 w15 w16se w16cid w16 w16cex w16sdtdh w16du wp14">
   <w:p>
     <w:pPr>
       <w:pStyle w:val="Encabezado"/>
@@ -2569,7 +4605,7 @@
       </w:sdtPr>
       <w:sdtContent>
         <w:r>
-          <w:t>[Práctica X - MINISHELL]</w:t>
+          <w:t>Práctica 2 - MINISHELL</w:t>
         </w:r>
       </w:sdtContent>
     </w:sdt>
@@ -2589,7 +4625,7 @@
       </w:sdtPr>
       <w:sdtContent>
         <w:r>
-          <w:t>NOMBRE/S AUTOR/ES</w:t>
+          <w:t>Lucía Domínguez Rodrigo, Marcos Jiménez Pulido</w:t>
         </w:r>
       </w:sdtContent>
     </w:sdt>
@@ -2744,7 +4780,7 @@
 </file>
 
 <file path=word/numbering.xml><?xml version="1.0" encoding="utf-8"?>
-<w:numbering xmlns:wpc="http://schemas.microsoft.com/office/word/2010/wordprocessingCanvas" xmlns:cx="http://schemas.microsoft.com/office/drawing/2014/chartex" xmlns:cx1="http://schemas.microsoft.com/office/drawing/2015/9/8/chartex" xmlns:cx2="http://schemas.microsoft.com/office/drawing/2015/10/21/chartex" xmlns:cx3="http://schemas.microsoft.com/office/drawing/2016/5/9/chartex" xmlns:cx4="http://schemas.microsoft.com/office/drawing/2016/5/10/chartex" xmlns:cx5="http://schemas.microsoft.com/office/drawing/2016/5/11/chartex" xmlns:cx6="http://schemas.microsoft.com/office/drawing/2016/5/12/chartex" xmlns:cx7="http://schemas.microsoft.com/office/drawing/2016/5/13/chartex" xmlns:cx8="http://schemas.microsoft.com/office/drawing/2016/5/14/chartex" xmlns:mc="http://schemas.openxmlformats.org/markup-compatibility/2006" xmlns:aink="http://schemas.microsoft.com/office/drawing/2016/ink" xmlns:am3d="http://schemas.microsoft.com/office/drawing/2017/model3d" xmlns:o="urn:schemas-microsoft-com:office:office" xmlns:oel="http://schemas.microsoft.com/office/2019/extlst" xmlns:r="http://schemas.openxmlformats.org/officeDocument/2006/relationships" xmlns:m="http://schemas.openxmlformats.org/officeDocument/2006/math" xmlns:v="urn:schemas-microsoft-com:vml" xmlns:wp14="http://schemas.microsoft.com/office/word/2010/wordprocessingDrawing" xmlns:wp="http://schemas.openxmlformats.org/drawingml/2006/wordprocessingDrawing" xmlns:w10="urn:schemas-microsoft-com:office:word" xmlns:w="http://schemas.openxmlformats.org/wordprocessingml/2006/main" xmlns:w14="http://schemas.microsoft.com/office/word/2010/wordml" xmlns:w15="http://schemas.microsoft.com/office/word/2012/wordml" xmlns:w16cex="http://schemas.microsoft.com/office/word/2018/wordml/cex" xmlns:w16cid="http://schemas.microsoft.com/office/word/2016/wordml/cid" xmlns:w16="http://schemas.microsoft.com/office/word/2018/wordml" xmlns:w16sdtdh="http://schemas.microsoft.com/office/word/2020/wordml/sdtdatahash" xmlns:w16se="http://schemas.microsoft.com/office/word/2015/wordml/symex" xmlns:wpg="http://schemas.microsoft.com/office/word/2010/wordprocessingGroup" xmlns:wpi="http://schemas.microsoft.com/office/word/2010/wordprocessingInk" xmlns:wne="http://schemas.microsoft.com/office/word/2006/wordml" xmlns:wps="http://schemas.microsoft.com/office/word/2010/wordprocessingShape" mc:Ignorable="w14 w15 w16se w16cid w16 w16cex w16sdtdh wp14">
+<w:numbering xmlns:wpc="http://schemas.microsoft.com/office/word/2010/wordprocessingCanvas" xmlns:cx="http://schemas.microsoft.com/office/drawing/2014/chartex" xmlns:cx1="http://schemas.microsoft.com/office/drawing/2015/9/8/chartex" xmlns:cx2="http://schemas.microsoft.com/office/drawing/2015/10/21/chartex" xmlns:cx3="http://schemas.microsoft.com/office/drawing/2016/5/9/chartex" xmlns:cx4="http://schemas.microsoft.com/office/drawing/2016/5/10/chartex" xmlns:cx5="http://schemas.microsoft.com/office/drawing/2016/5/11/chartex" xmlns:cx6="http://schemas.microsoft.com/office/drawing/2016/5/12/chartex" xmlns:cx7="http://schemas.microsoft.com/office/drawing/2016/5/13/chartex" xmlns:cx8="http://schemas.microsoft.com/office/drawing/2016/5/14/chartex" xmlns:mc="http://schemas.openxmlformats.org/markup-compatibility/2006" xmlns:aink="http://schemas.microsoft.com/office/drawing/2016/ink" xmlns:am3d="http://schemas.microsoft.com/office/drawing/2017/model3d" xmlns:o="urn:schemas-microsoft-com:office:office" xmlns:oel="http://schemas.microsoft.com/office/2019/extlst" xmlns:r="http://schemas.openxmlformats.org/officeDocument/2006/relationships" xmlns:m="http://schemas.openxmlformats.org/officeDocument/2006/math" xmlns:v="urn:schemas-microsoft-com:vml" xmlns:wp14="http://schemas.microsoft.com/office/word/2010/wordprocessingDrawing" xmlns:wp="http://schemas.openxmlformats.org/drawingml/2006/wordprocessingDrawing" xmlns:w10="urn:schemas-microsoft-com:office:word" xmlns:w="http://schemas.openxmlformats.org/wordprocessingml/2006/main" xmlns:w14="http://schemas.microsoft.com/office/word/2010/wordml" xmlns:w15="http://schemas.microsoft.com/office/word/2012/wordml" xmlns:w16cex="http://schemas.microsoft.com/office/word/2018/wordml/cex" xmlns:w16cid="http://schemas.microsoft.com/office/word/2016/wordml/cid" xmlns:w16="http://schemas.microsoft.com/office/word/2018/wordml" xmlns:w16du="http://schemas.microsoft.com/office/word/2023/wordml/word16du" xmlns:w16sdtdh="http://schemas.microsoft.com/office/word/2020/wordml/sdtdatahash" xmlns:w16se="http://schemas.microsoft.com/office/word/2015/wordml/symex" xmlns:wpg="http://schemas.microsoft.com/office/word/2010/wordprocessingGroup" xmlns:wpi="http://schemas.microsoft.com/office/word/2010/wordprocessingInk" xmlns:wne="http://schemas.microsoft.com/office/word/2006/wordml" xmlns:wps="http://schemas.microsoft.com/office/word/2010/wordprocessingShape" mc:Ignorable="w14 w15 w16se w16cid w16 w16cex w16sdtdh w16du wp14">
   <w:abstractNum w:abstractNumId="0" w15:restartNumberingAfterBreak="0">
     <w:nsid w:val="FFFFFF1D"/>
     <w:multiLevelType w:val="multilevel"/>
@@ -3071,6 +5107,389 @@
     </w:lvl>
   </w:abstractNum>
   <w:abstractNum w:abstractNumId="11" w15:restartNumberingAfterBreak="0">
+    <w:nsid w:val="023A0FE0"/>
+    <w:multiLevelType w:val="multilevel"/>
+    <w:tmpl w:val="935CD208"/>
+    <w:lvl w:ilvl="0">
+      <w:start w:val="1"/>
+      <w:numFmt w:val="bullet"/>
+      <w:lvlText w:val=""/>
+      <w:lvlJc w:val="left"/>
+      <w:pPr>
+        <w:tabs>
+          <w:tab w:val="num" w:pos="720"/>
+        </w:tabs>
+        <w:ind w:left="720" w:hanging="360"/>
+      </w:pPr>
+      <w:rPr>
+        <w:rFonts w:ascii="Symbol" w:hAnsi="Symbol" w:hint="default"/>
+        <w:sz w:val="20"/>
+      </w:rPr>
+    </w:lvl>
+    <w:lvl w:ilvl="1">
+      <w:start w:val="1"/>
+      <w:numFmt w:val="bullet"/>
+      <w:lvlText w:val="o"/>
+      <w:lvlJc w:val="left"/>
+      <w:pPr>
+        <w:tabs>
+          <w:tab w:val="num" w:pos="1440"/>
+        </w:tabs>
+        <w:ind w:left="1440" w:hanging="360"/>
+      </w:pPr>
+      <w:rPr>
+        <w:rFonts w:ascii="Courier New" w:hAnsi="Courier New" w:hint="default"/>
+        <w:sz w:val="20"/>
+      </w:rPr>
+    </w:lvl>
+    <w:lvl w:ilvl="2" w:tentative="1">
+      <w:start w:val="1"/>
+      <w:numFmt w:val="bullet"/>
+      <w:lvlText w:val=""/>
+      <w:lvlJc w:val="left"/>
+      <w:pPr>
+        <w:tabs>
+          <w:tab w:val="num" w:pos="2160"/>
+        </w:tabs>
+        <w:ind w:left="2160" w:hanging="360"/>
+      </w:pPr>
+      <w:rPr>
+        <w:rFonts w:ascii="Wingdings" w:hAnsi="Wingdings" w:hint="default"/>
+        <w:sz w:val="20"/>
+      </w:rPr>
+    </w:lvl>
+    <w:lvl w:ilvl="3" w:tentative="1">
+      <w:start w:val="1"/>
+      <w:numFmt w:val="bullet"/>
+      <w:lvlText w:val=""/>
+      <w:lvlJc w:val="left"/>
+      <w:pPr>
+        <w:tabs>
+          <w:tab w:val="num" w:pos="2880"/>
+        </w:tabs>
+        <w:ind w:left="2880" w:hanging="360"/>
+      </w:pPr>
+      <w:rPr>
+        <w:rFonts w:ascii="Wingdings" w:hAnsi="Wingdings" w:hint="default"/>
+        <w:sz w:val="20"/>
+      </w:rPr>
+    </w:lvl>
+    <w:lvl w:ilvl="4" w:tentative="1">
+      <w:start w:val="1"/>
+      <w:numFmt w:val="bullet"/>
+      <w:lvlText w:val=""/>
+      <w:lvlJc w:val="left"/>
+      <w:pPr>
+        <w:tabs>
+          <w:tab w:val="num" w:pos="3600"/>
+        </w:tabs>
+        <w:ind w:left="3600" w:hanging="360"/>
+      </w:pPr>
+      <w:rPr>
+        <w:rFonts w:ascii="Wingdings" w:hAnsi="Wingdings" w:hint="default"/>
+        <w:sz w:val="20"/>
+      </w:rPr>
+    </w:lvl>
+    <w:lvl w:ilvl="5" w:tentative="1">
+      <w:start w:val="1"/>
+      <w:numFmt w:val="bullet"/>
+      <w:lvlText w:val=""/>
+      <w:lvlJc w:val="left"/>
+      <w:pPr>
+        <w:tabs>
+          <w:tab w:val="num" w:pos="4320"/>
+        </w:tabs>
+        <w:ind w:left="4320" w:hanging="360"/>
+      </w:pPr>
+      <w:rPr>
+        <w:rFonts w:ascii="Wingdings" w:hAnsi="Wingdings" w:hint="default"/>
+        <w:sz w:val="20"/>
+      </w:rPr>
+    </w:lvl>
+    <w:lvl w:ilvl="6" w:tentative="1">
+      <w:start w:val="1"/>
+      <w:numFmt w:val="bullet"/>
+      <w:lvlText w:val=""/>
+      <w:lvlJc w:val="left"/>
+      <w:pPr>
+        <w:tabs>
+          <w:tab w:val="num" w:pos="5040"/>
+        </w:tabs>
+        <w:ind w:left="5040" w:hanging="360"/>
+      </w:pPr>
+      <w:rPr>
+        <w:rFonts w:ascii="Wingdings" w:hAnsi="Wingdings" w:hint="default"/>
+        <w:sz w:val="20"/>
+      </w:rPr>
+    </w:lvl>
+    <w:lvl w:ilvl="7" w:tentative="1">
+      <w:start w:val="1"/>
+      <w:numFmt w:val="bullet"/>
+      <w:lvlText w:val=""/>
+      <w:lvlJc w:val="left"/>
+      <w:pPr>
+        <w:tabs>
+          <w:tab w:val="num" w:pos="5760"/>
+        </w:tabs>
+        <w:ind w:left="5760" w:hanging="360"/>
+      </w:pPr>
+      <w:rPr>
+        <w:rFonts w:ascii="Wingdings" w:hAnsi="Wingdings" w:hint="default"/>
+        <w:sz w:val="20"/>
+      </w:rPr>
+    </w:lvl>
+    <w:lvl w:ilvl="8" w:tentative="1">
+      <w:start w:val="1"/>
+      <w:numFmt w:val="bullet"/>
+      <w:lvlText w:val=""/>
+      <w:lvlJc w:val="left"/>
+      <w:pPr>
+        <w:tabs>
+          <w:tab w:val="num" w:pos="6480"/>
+        </w:tabs>
+        <w:ind w:left="6480" w:hanging="360"/>
+      </w:pPr>
+      <w:rPr>
+        <w:rFonts w:ascii="Wingdings" w:hAnsi="Wingdings" w:hint="default"/>
+        <w:sz w:val="20"/>
+      </w:rPr>
+    </w:lvl>
+  </w:abstractNum>
+  <w:abstractNum w:abstractNumId="12" w15:restartNumberingAfterBreak="0">
+    <w:nsid w:val="0D901125"/>
+    <w:multiLevelType w:val="multilevel"/>
+    <w:tmpl w:val="ECA89E0C"/>
+    <w:lvl w:ilvl="0">
+      <w:start w:val="1"/>
+      <w:numFmt w:val="decimal"/>
+      <w:lvlText w:val="%1."/>
+      <w:lvlJc w:val="left"/>
+      <w:pPr>
+        <w:tabs>
+          <w:tab w:val="num" w:pos="720"/>
+        </w:tabs>
+        <w:ind w:left="720" w:hanging="360"/>
+      </w:pPr>
+    </w:lvl>
+    <w:lvl w:ilvl="1">
+      <w:start w:val="1"/>
+      <w:numFmt w:val="bullet"/>
+      <w:lvlText w:val="o"/>
+      <w:lvlJc w:val="left"/>
+      <w:pPr>
+        <w:tabs>
+          <w:tab w:val="num" w:pos="1440"/>
+        </w:tabs>
+        <w:ind w:left="1440" w:hanging="360"/>
+      </w:pPr>
+      <w:rPr>
+        <w:rFonts w:ascii="Courier New" w:hAnsi="Courier New" w:hint="default"/>
+        <w:sz w:val="20"/>
+      </w:rPr>
+    </w:lvl>
+    <w:lvl w:ilvl="2" w:tentative="1">
+      <w:start w:val="1"/>
+      <w:numFmt w:val="decimal"/>
+      <w:lvlText w:val="%3."/>
+      <w:lvlJc w:val="left"/>
+      <w:pPr>
+        <w:tabs>
+          <w:tab w:val="num" w:pos="2160"/>
+        </w:tabs>
+        <w:ind w:left="2160" w:hanging="360"/>
+      </w:pPr>
+    </w:lvl>
+    <w:lvl w:ilvl="3" w:tentative="1">
+      <w:start w:val="1"/>
+      <w:numFmt w:val="decimal"/>
+      <w:lvlText w:val="%4."/>
+      <w:lvlJc w:val="left"/>
+      <w:pPr>
+        <w:tabs>
+          <w:tab w:val="num" w:pos="2880"/>
+        </w:tabs>
+        <w:ind w:left="2880" w:hanging="360"/>
+      </w:pPr>
+    </w:lvl>
+    <w:lvl w:ilvl="4" w:tentative="1">
+      <w:start w:val="1"/>
+      <w:numFmt w:val="decimal"/>
+      <w:lvlText w:val="%5."/>
+      <w:lvlJc w:val="left"/>
+      <w:pPr>
+        <w:tabs>
+          <w:tab w:val="num" w:pos="3600"/>
+        </w:tabs>
+        <w:ind w:left="3600" w:hanging="360"/>
+      </w:pPr>
+    </w:lvl>
+    <w:lvl w:ilvl="5" w:tentative="1">
+      <w:start w:val="1"/>
+      <w:numFmt w:val="decimal"/>
+      <w:lvlText w:val="%6."/>
+      <w:lvlJc w:val="left"/>
+      <w:pPr>
+        <w:tabs>
+          <w:tab w:val="num" w:pos="4320"/>
+        </w:tabs>
+        <w:ind w:left="4320" w:hanging="360"/>
+      </w:pPr>
+    </w:lvl>
+    <w:lvl w:ilvl="6" w:tentative="1">
+      <w:start w:val="1"/>
+      <w:numFmt w:val="decimal"/>
+      <w:lvlText w:val="%7."/>
+      <w:lvlJc w:val="left"/>
+      <w:pPr>
+        <w:tabs>
+          <w:tab w:val="num" w:pos="5040"/>
+        </w:tabs>
+        <w:ind w:left="5040" w:hanging="360"/>
+      </w:pPr>
+    </w:lvl>
+    <w:lvl w:ilvl="7" w:tentative="1">
+      <w:start w:val="1"/>
+      <w:numFmt w:val="decimal"/>
+      <w:lvlText w:val="%8."/>
+      <w:lvlJc w:val="left"/>
+      <w:pPr>
+        <w:tabs>
+          <w:tab w:val="num" w:pos="5760"/>
+        </w:tabs>
+        <w:ind w:left="5760" w:hanging="360"/>
+      </w:pPr>
+    </w:lvl>
+    <w:lvl w:ilvl="8" w:tentative="1">
+      <w:start w:val="1"/>
+      <w:numFmt w:val="decimal"/>
+      <w:lvlText w:val="%9."/>
+      <w:lvlJc w:val="left"/>
+      <w:pPr>
+        <w:tabs>
+          <w:tab w:val="num" w:pos="6480"/>
+        </w:tabs>
+        <w:ind w:left="6480" w:hanging="360"/>
+      </w:pPr>
+    </w:lvl>
+  </w:abstractNum>
+  <w:abstractNum w:abstractNumId="13" w15:restartNumberingAfterBreak="0">
+    <w:nsid w:val="0DD26235"/>
+    <w:multiLevelType w:val="multilevel"/>
+    <w:tmpl w:val="A1E43036"/>
+    <w:lvl w:ilvl="0">
+      <w:start w:val="1"/>
+      <w:numFmt w:val="decimal"/>
+      <w:lvlText w:val="%1."/>
+      <w:lvlJc w:val="left"/>
+      <w:pPr>
+        <w:tabs>
+          <w:tab w:val="num" w:pos="720"/>
+        </w:tabs>
+        <w:ind w:left="720" w:hanging="360"/>
+      </w:pPr>
+    </w:lvl>
+    <w:lvl w:ilvl="1">
+      <w:start w:val="1"/>
+      <w:numFmt w:val="bullet"/>
+      <w:lvlText w:val="o"/>
+      <w:lvlJc w:val="left"/>
+      <w:pPr>
+        <w:tabs>
+          <w:tab w:val="num" w:pos="1440"/>
+        </w:tabs>
+        <w:ind w:left="1440" w:hanging="360"/>
+      </w:pPr>
+      <w:rPr>
+        <w:rFonts w:ascii="Courier New" w:hAnsi="Courier New" w:hint="default"/>
+        <w:sz w:val="20"/>
+      </w:rPr>
+    </w:lvl>
+    <w:lvl w:ilvl="2" w:tentative="1">
+      <w:start w:val="1"/>
+      <w:numFmt w:val="decimal"/>
+      <w:lvlText w:val="%3."/>
+      <w:lvlJc w:val="left"/>
+      <w:pPr>
+        <w:tabs>
+          <w:tab w:val="num" w:pos="2160"/>
+        </w:tabs>
+        <w:ind w:left="2160" w:hanging="360"/>
+      </w:pPr>
+    </w:lvl>
+    <w:lvl w:ilvl="3" w:tentative="1">
+      <w:start w:val="1"/>
+      <w:numFmt w:val="decimal"/>
+      <w:lvlText w:val="%4."/>
+      <w:lvlJc w:val="left"/>
+      <w:pPr>
+        <w:tabs>
+          <w:tab w:val="num" w:pos="2880"/>
+        </w:tabs>
+        <w:ind w:left="2880" w:hanging="360"/>
+      </w:pPr>
+    </w:lvl>
+    <w:lvl w:ilvl="4" w:tentative="1">
+      <w:start w:val="1"/>
+      <w:numFmt w:val="decimal"/>
+      <w:lvlText w:val="%5."/>
+      <w:lvlJc w:val="left"/>
+      <w:pPr>
+        <w:tabs>
+          <w:tab w:val="num" w:pos="3600"/>
+        </w:tabs>
+        <w:ind w:left="3600" w:hanging="360"/>
+      </w:pPr>
+    </w:lvl>
+    <w:lvl w:ilvl="5" w:tentative="1">
+      <w:start w:val="1"/>
+      <w:numFmt w:val="decimal"/>
+      <w:lvlText w:val="%6."/>
+      <w:lvlJc w:val="left"/>
+      <w:pPr>
+        <w:tabs>
+          <w:tab w:val="num" w:pos="4320"/>
+        </w:tabs>
+        <w:ind w:left="4320" w:hanging="360"/>
+      </w:pPr>
+    </w:lvl>
+    <w:lvl w:ilvl="6" w:tentative="1">
+      <w:start w:val="1"/>
+      <w:numFmt w:val="decimal"/>
+      <w:lvlText w:val="%7."/>
+      <w:lvlJc w:val="left"/>
+      <w:pPr>
+        <w:tabs>
+          <w:tab w:val="num" w:pos="5040"/>
+        </w:tabs>
+        <w:ind w:left="5040" w:hanging="360"/>
+      </w:pPr>
+    </w:lvl>
+    <w:lvl w:ilvl="7" w:tentative="1">
+      <w:start w:val="1"/>
+      <w:numFmt w:val="decimal"/>
+      <w:lvlText w:val="%8."/>
+      <w:lvlJc w:val="left"/>
+      <w:pPr>
+        <w:tabs>
+          <w:tab w:val="num" w:pos="5760"/>
+        </w:tabs>
+        <w:ind w:left="5760" w:hanging="360"/>
+      </w:pPr>
+    </w:lvl>
+    <w:lvl w:ilvl="8" w:tentative="1">
+      <w:start w:val="1"/>
+      <w:numFmt w:val="decimal"/>
+      <w:lvlText w:val="%9."/>
+      <w:lvlJc w:val="left"/>
+      <w:pPr>
+        <w:tabs>
+          <w:tab w:val="num" w:pos="6480"/>
+        </w:tabs>
+        <w:ind w:left="6480" w:hanging="360"/>
+      </w:pPr>
+    </w:lvl>
+  </w:abstractNum>
+  <w:abstractNum w:abstractNumId="14" w15:restartNumberingAfterBreak="0">
     <w:nsid w:val="21334EF5"/>
     <w:multiLevelType w:val="hybridMultilevel"/>
     <w:tmpl w:val="A612B358"/>
@@ -3179,6 +5598,925 @@
       </w:pPr>
       <w:rPr>
         <w:rFonts w:ascii="Wingdings" w:hAnsi="Wingdings" w:hint="default"/>
+      </w:rPr>
+    </w:lvl>
+  </w:abstractNum>
+  <w:abstractNum w:abstractNumId="15" w15:restartNumberingAfterBreak="0">
+    <w:nsid w:val="2CE80CDE"/>
+    <w:multiLevelType w:val="hybridMultilevel"/>
+    <w:tmpl w:val="42702A2A"/>
+    <w:lvl w:ilvl="0" w:tplc="0C0A000F">
+      <w:start w:val="1"/>
+      <w:numFmt w:val="decimal"/>
+      <w:lvlText w:val="%1."/>
+      <w:lvlJc w:val="left"/>
+      <w:pPr>
+        <w:ind w:left="720" w:hanging="360"/>
+      </w:pPr>
+      <w:rPr>
+        <w:rFonts w:hint="default"/>
+      </w:rPr>
+    </w:lvl>
+    <w:lvl w:ilvl="1" w:tplc="0C0A0019" w:tentative="1">
+      <w:start w:val="1"/>
+      <w:numFmt w:val="lowerLetter"/>
+      <w:lvlText w:val="%2."/>
+      <w:lvlJc w:val="left"/>
+      <w:pPr>
+        <w:ind w:left="1440" w:hanging="360"/>
+      </w:pPr>
+    </w:lvl>
+    <w:lvl w:ilvl="2" w:tplc="0C0A001B" w:tentative="1">
+      <w:start w:val="1"/>
+      <w:numFmt w:val="lowerRoman"/>
+      <w:lvlText w:val="%3."/>
+      <w:lvlJc w:val="right"/>
+      <w:pPr>
+        <w:ind w:left="2160" w:hanging="180"/>
+      </w:pPr>
+    </w:lvl>
+    <w:lvl w:ilvl="3" w:tplc="0C0A000F" w:tentative="1">
+      <w:start w:val="1"/>
+      <w:numFmt w:val="decimal"/>
+      <w:lvlText w:val="%4."/>
+      <w:lvlJc w:val="left"/>
+      <w:pPr>
+        <w:ind w:left="2880" w:hanging="360"/>
+      </w:pPr>
+    </w:lvl>
+    <w:lvl w:ilvl="4" w:tplc="0C0A0019" w:tentative="1">
+      <w:start w:val="1"/>
+      <w:numFmt w:val="lowerLetter"/>
+      <w:lvlText w:val="%5."/>
+      <w:lvlJc w:val="left"/>
+      <w:pPr>
+        <w:ind w:left="3600" w:hanging="360"/>
+      </w:pPr>
+    </w:lvl>
+    <w:lvl w:ilvl="5" w:tplc="0C0A001B" w:tentative="1">
+      <w:start w:val="1"/>
+      <w:numFmt w:val="lowerRoman"/>
+      <w:lvlText w:val="%6."/>
+      <w:lvlJc w:val="right"/>
+      <w:pPr>
+        <w:ind w:left="4320" w:hanging="180"/>
+      </w:pPr>
+    </w:lvl>
+    <w:lvl w:ilvl="6" w:tplc="0C0A000F" w:tentative="1">
+      <w:start w:val="1"/>
+      <w:numFmt w:val="decimal"/>
+      <w:lvlText w:val="%7."/>
+      <w:lvlJc w:val="left"/>
+      <w:pPr>
+        <w:ind w:left="5040" w:hanging="360"/>
+      </w:pPr>
+    </w:lvl>
+    <w:lvl w:ilvl="7" w:tplc="0C0A0019" w:tentative="1">
+      <w:start w:val="1"/>
+      <w:numFmt w:val="lowerLetter"/>
+      <w:lvlText w:val="%8."/>
+      <w:lvlJc w:val="left"/>
+      <w:pPr>
+        <w:ind w:left="5760" w:hanging="360"/>
+      </w:pPr>
+    </w:lvl>
+    <w:lvl w:ilvl="8" w:tplc="0C0A001B" w:tentative="1">
+      <w:start w:val="1"/>
+      <w:numFmt w:val="lowerRoman"/>
+      <w:lvlText w:val="%9."/>
+      <w:lvlJc w:val="right"/>
+      <w:pPr>
+        <w:ind w:left="6480" w:hanging="180"/>
+      </w:pPr>
+    </w:lvl>
+  </w:abstractNum>
+  <w:abstractNum w:abstractNumId="16" w15:restartNumberingAfterBreak="0">
+    <w:nsid w:val="3619147C"/>
+    <w:multiLevelType w:val="multilevel"/>
+    <w:tmpl w:val="1C9C1228"/>
+    <w:lvl w:ilvl="0">
+      <w:start w:val="1"/>
+      <w:numFmt w:val="bullet"/>
+      <w:lvlText w:val=""/>
+      <w:lvlJc w:val="left"/>
+      <w:pPr>
+        <w:tabs>
+          <w:tab w:val="num" w:pos="720"/>
+        </w:tabs>
+        <w:ind w:left="720" w:hanging="360"/>
+      </w:pPr>
+      <w:rPr>
+        <w:rFonts w:ascii="Symbol" w:hAnsi="Symbol" w:hint="default"/>
+        <w:sz w:val="20"/>
+      </w:rPr>
+    </w:lvl>
+    <w:lvl w:ilvl="1">
+      <w:start w:val="1"/>
+      <w:numFmt w:val="bullet"/>
+      <w:lvlText w:val="o"/>
+      <w:lvlJc w:val="left"/>
+      <w:pPr>
+        <w:tabs>
+          <w:tab w:val="num" w:pos="1440"/>
+        </w:tabs>
+        <w:ind w:left="1440" w:hanging="360"/>
+      </w:pPr>
+      <w:rPr>
+        <w:rFonts w:ascii="Courier New" w:hAnsi="Courier New" w:hint="default"/>
+        <w:sz w:val="20"/>
+      </w:rPr>
+    </w:lvl>
+    <w:lvl w:ilvl="2" w:tentative="1">
+      <w:start w:val="1"/>
+      <w:numFmt w:val="bullet"/>
+      <w:lvlText w:val=""/>
+      <w:lvlJc w:val="left"/>
+      <w:pPr>
+        <w:tabs>
+          <w:tab w:val="num" w:pos="2160"/>
+        </w:tabs>
+        <w:ind w:left="2160" w:hanging="360"/>
+      </w:pPr>
+      <w:rPr>
+        <w:rFonts w:ascii="Wingdings" w:hAnsi="Wingdings" w:hint="default"/>
+        <w:sz w:val="20"/>
+      </w:rPr>
+    </w:lvl>
+    <w:lvl w:ilvl="3" w:tentative="1">
+      <w:start w:val="1"/>
+      <w:numFmt w:val="bullet"/>
+      <w:lvlText w:val=""/>
+      <w:lvlJc w:val="left"/>
+      <w:pPr>
+        <w:tabs>
+          <w:tab w:val="num" w:pos="2880"/>
+        </w:tabs>
+        <w:ind w:left="2880" w:hanging="360"/>
+      </w:pPr>
+      <w:rPr>
+        <w:rFonts w:ascii="Wingdings" w:hAnsi="Wingdings" w:hint="default"/>
+        <w:sz w:val="20"/>
+      </w:rPr>
+    </w:lvl>
+    <w:lvl w:ilvl="4" w:tentative="1">
+      <w:start w:val="1"/>
+      <w:numFmt w:val="bullet"/>
+      <w:lvlText w:val=""/>
+      <w:lvlJc w:val="left"/>
+      <w:pPr>
+        <w:tabs>
+          <w:tab w:val="num" w:pos="3600"/>
+        </w:tabs>
+        <w:ind w:left="3600" w:hanging="360"/>
+      </w:pPr>
+      <w:rPr>
+        <w:rFonts w:ascii="Wingdings" w:hAnsi="Wingdings" w:hint="default"/>
+        <w:sz w:val="20"/>
+      </w:rPr>
+    </w:lvl>
+    <w:lvl w:ilvl="5" w:tentative="1">
+      <w:start w:val="1"/>
+      <w:numFmt w:val="bullet"/>
+      <w:lvlText w:val=""/>
+      <w:lvlJc w:val="left"/>
+      <w:pPr>
+        <w:tabs>
+          <w:tab w:val="num" w:pos="4320"/>
+        </w:tabs>
+        <w:ind w:left="4320" w:hanging="360"/>
+      </w:pPr>
+      <w:rPr>
+        <w:rFonts w:ascii="Wingdings" w:hAnsi="Wingdings" w:hint="default"/>
+        <w:sz w:val="20"/>
+      </w:rPr>
+    </w:lvl>
+    <w:lvl w:ilvl="6" w:tentative="1">
+      <w:start w:val="1"/>
+      <w:numFmt w:val="bullet"/>
+      <w:lvlText w:val=""/>
+      <w:lvlJc w:val="left"/>
+      <w:pPr>
+        <w:tabs>
+          <w:tab w:val="num" w:pos="5040"/>
+        </w:tabs>
+        <w:ind w:left="5040" w:hanging="360"/>
+      </w:pPr>
+      <w:rPr>
+        <w:rFonts w:ascii="Wingdings" w:hAnsi="Wingdings" w:hint="default"/>
+        <w:sz w:val="20"/>
+      </w:rPr>
+    </w:lvl>
+    <w:lvl w:ilvl="7" w:tentative="1">
+      <w:start w:val="1"/>
+      <w:numFmt w:val="bullet"/>
+      <w:lvlText w:val=""/>
+      <w:lvlJc w:val="left"/>
+      <w:pPr>
+        <w:tabs>
+          <w:tab w:val="num" w:pos="5760"/>
+        </w:tabs>
+        <w:ind w:left="5760" w:hanging="360"/>
+      </w:pPr>
+      <w:rPr>
+        <w:rFonts w:ascii="Wingdings" w:hAnsi="Wingdings" w:hint="default"/>
+        <w:sz w:val="20"/>
+      </w:rPr>
+    </w:lvl>
+    <w:lvl w:ilvl="8" w:tentative="1">
+      <w:start w:val="1"/>
+      <w:numFmt w:val="bullet"/>
+      <w:lvlText w:val=""/>
+      <w:lvlJc w:val="left"/>
+      <w:pPr>
+        <w:tabs>
+          <w:tab w:val="num" w:pos="6480"/>
+        </w:tabs>
+        <w:ind w:left="6480" w:hanging="360"/>
+      </w:pPr>
+      <w:rPr>
+        <w:rFonts w:ascii="Wingdings" w:hAnsi="Wingdings" w:hint="default"/>
+        <w:sz w:val="20"/>
+      </w:rPr>
+    </w:lvl>
+  </w:abstractNum>
+  <w:abstractNum w:abstractNumId="17" w15:restartNumberingAfterBreak="0">
+    <w:nsid w:val="63463BF0"/>
+    <w:multiLevelType w:val="multilevel"/>
+    <w:tmpl w:val="53069972"/>
+    <w:lvl w:ilvl="0">
+      <w:start w:val="1"/>
+      <w:numFmt w:val="bullet"/>
+      <w:lvlText w:val=""/>
+      <w:lvlJc w:val="left"/>
+      <w:pPr>
+        <w:tabs>
+          <w:tab w:val="num" w:pos="720"/>
+        </w:tabs>
+        <w:ind w:left="720" w:hanging="360"/>
+      </w:pPr>
+      <w:rPr>
+        <w:rFonts w:ascii="Symbol" w:hAnsi="Symbol" w:hint="default"/>
+        <w:sz w:val="20"/>
+      </w:rPr>
+    </w:lvl>
+    <w:lvl w:ilvl="1">
+      <w:start w:val="1"/>
+      <w:numFmt w:val="bullet"/>
+      <w:lvlText w:val="o"/>
+      <w:lvlJc w:val="left"/>
+      <w:pPr>
+        <w:tabs>
+          <w:tab w:val="num" w:pos="1440"/>
+        </w:tabs>
+        <w:ind w:left="1440" w:hanging="360"/>
+      </w:pPr>
+      <w:rPr>
+        <w:rFonts w:ascii="Courier New" w:hAnsi="Courier New" w:hint="default"/>
+        <w:sz w:val="20"/>
+      </w:rPr>
+    </w:lvl>
+    <w:lvl w:ilvl="2" w:tentative="1">
+      <w:start w:val="1"/>
+      <w:numFmt w:val="bullet"/>
+      <w:lvlText w:val=""/>
+      <w:lvlJc w:val="left"/>
+      <w:pPr>
+        <w:tabs>
+          <w:tab w:val="num" w:pos="2160"/>
+        </w:tabs>
+        <w:ind w:left="2160" w:hanging="360"/>
+      </w:pPr>
+      <w:rPr>
+        <w:rFonts w:ascii="Wingdings" w:hAnsi="Wingdings" w:hint="default"/>
+        <w:sz w:val="20"/>
+      </w:rPr>
+    </w:lvl>
+    <w:lvl w:ilvl="3" w:tentative="1">
+      <w:start w:val="1"/>
+      <w:numFmt w:val="bullet"/>
+      <w:lvlText w:val=""/>
+      <w:lvlJc w:val="left"/>
+      <w:pPr>
+        <w:tabs>
+          <w:tab w:val="num" w:pos="2880"/>
+        </w:tabs>
+        <w:ind w:left="2880" w:hanging="360"/>
+      </w:pPr>
+      <w:rPr>
+        <w:rFonts w:ascii="Wingdings" w:hAnsi="Wingdings" w:hint="default"/>
+        <w:sz w:val="20"/>
+      </w:rPr>
+    </w:lvl>
+    <w:lvl w:ilvl="4" w:tentative="1">
+      <w:start w:val="1"/>
+      <w:numFmt w:val="bullet"/>
+      <w:lvlText w:val=""/>
+      <w:lvlJc w:val="left"/>
+      <w:pPr>
+        <w:tabs>
+          <w:tab w:val="num" w:pos="3600"/>
+        </w:tabs>
+        <w:ind w:left="3600" w:hanging="360"/>
+      </w:pPr>
+      <w:rPr>
+        <w:rFonts w:ascii="Wingdings" w:hAnsi="Wingdings" w:hint="default"/>
+        <w:sz w:val="20"/>
+      </w:rPr>
+    </w:lvl>
+    <w:lvl w:ilvl="5" w:tentative="1">
+      <w:start w:val="1"/>
+      <w:numFmt w:val="bullet"/>
+      <w:lvlText w:val=""/>
+      <w:lvlJc w:val="left"/>
+      <w:pPr>
+        <w:tabs>
+          <w:tab w:val="num" w:pos="4320"/>
+        </w:tabs>
+        <w:ind w:left="4320" w:hanging="360"/>
+      </w:pPr>
+      <w:rPr>
+        <w:rFonts w:ascii="Wingdings" w:hAnsi="Wingdings" w:hint="default"/>
+        <w:sz w:val="20"/>
+      </w:rPr>
+    </w:lvl>
+    <w:lvl w:ilvl="6" w:tentative="1">
+      <w:start w:val="1"/>
+      <w:numFmt w:val="bullet"/>
+      <w:lvlText w:val=""/>
+      <w:lvlJc w:val="left"/>
+      <w:pPr>
+        <w:tabs>
+          <w:tab w:val="num" w:pos="5040"/>
+        </w:tabs>
+        <w:ind w:left="5040" w:hanging="360"/>
+      </w:pPr>
+      <w:rPr>
+        <w:rFonts w:ascii="Wingdings" w:hAnsi="Wingdings" w:hint="default"/>
+        <w:sz w:val="20"/>
+      </w:rPr>
+    </w:lvl>
+    <w:lvl w:ilvl="7" w:tentative="1">
+      <w:start w:val="1"/>
+      <w:numFmt w:val="bullet"/>
+      <w:lvlText w:val=""/>
+      <w:lvlJc w:val="left"/>
+      <w:pPr>
+        <w:tabs>
+          <w:tab w:val="num" w:pos="5760"/>
+        </w:tabs>
+        <w:ind w:left="5760" w:hanging="360"/>
+      </w:pPr>
+      <w:rPr>
+        <w:rFonts w:ascii="Wingdings" w:hAnsi="Wingdings" w:hint="default"/>
+        <w:sz w:val="20"/>
+      </w:rPr>
+    </w:lvl>
+    <w:lvl w:ilvl="8" w:tentative="1">
+      <w:start w:val="1"/>
+      <w:numFmt w:val="bullet"/>
+      <w:lvlText w:val=""/>
+      <w:lvlJc w:val="left"/>
+      <w:pPr>
+        <w:tabs>
+          <w:tab w:val="num" w:pos="6480"/>
+        </w:tabs>
+        <w:ind w:left="6480" w:hanging="360"/>
+      </w:pPr>
+      <w:rPr>
+        <w:rFonts w:ascii="Wingdings" w:hAnsi="Wingdings" w:hint="default"/>
+        <w:sz w:val="20"/>
+      </w:rPr>
+    </w:lvl>
+  </w:abstractNum>
+  <w:abstractNum w:abstractNumId="18" w15:restartNumberingAfterBreak="0">
+    <w:nsid w:val="684D1678"/>
+    <w:multiLevelType w:val="multilevel"/>
+    <w:tmpl w:val="6588A45C"/>
+    <w:lvl w:ilvl="0">
+      <w:start w:val="1"/>
+      <w:numFmt w:val="bullet"/>
+      <w:lvlText w:val=""/>
+      <w:lvlJc w:val="left"/>
+      <w:pPr>
+        <w:tabs>
+          <w:tab w:val="num" w:pos="720"/>
+        </w:tabs>
+        <w:ind w:left="720" w:hanging="360"/>
+      </w:pPr>
+      <w:rPr>
+        <w:rFonts w:ascii="Symbol" w:hAnsi="Symbol" w:hint="default"/>
+        <w:sz w:val="20"/>
+      </w:rPr>
+    </w:lvl>
+    <w:lvl w:ilvl="1">
+      <w:start w:val="1"/>
+      <w:numFmt w:val="bullet"/>
+      <w:lvlText w:val="o"/>
+      <w:lvlJc w:val="left"/>
+      <w:pPr>
+        <w:tabs>
+          <w:tab w:val="num" w:pos="1440"/>
+        </w:tabs>
+        <w:ind w:left="1440" w:hanging="360"/>
+      </w:pPr>
+      <w:rPr>
+        <w:rFonts w:ascii="Courier New" w:hAnsi="Courier New" w:hint="default"/>
+        <w:sz w:val="20"/>
+      </w:rPr>
+    </w:lvl>
+    <w:lvl w:ilvl="2">
+      <w:start w:val="1"/>
+      <w:numFmt w:val="bullet"/>
+      <w:lvlText w:val=""/>
+      <w:lvlJc w:val="left"/>
+      <w:pPr>
+        <w:tabs>
+          <w:tab w:val="num" w:pos="2160"/>
+        </w:tabs>
+        <w:ind w:left="2160" w:hanging="360"/>
+      </w:pPr>
+      <w:rPr>
+        <w:rFonts w:ascii="Wingdings" w:hAnsi="Wingdings" w:hint="default"/>
+        <w:sz w:val="20"/>
+      </w:rPr>
+    </w:lvl>
+    <w:lvl w:ilvl="3" w:tentative="1">
+      <w:start w:val="1"/>
+      <w:numFmt w:val="bullet"/>
+      <w:lvlText w:val=""/>
+      <w:lvlJc w:val="left"/>
+      <w:pPr>
+        <w:tabs>
+          <w:tab w:val="num" w:pos="2880"/>
+        </w:tabs>
+        <w:ind w:left="2880" w:hanging="360"/>
+      </w:pPr>
+      <w:rPr>
+        <w:rFonts w:ascii="Wingdings" w:hAnsi="Wingdings" w:hint="default"/>
+        <w:sz w:val="20"/>
+      </w:rPr>
+    </w:lvl>
+    <w:lvl w:ilvl="4" w:tentative="1">
+      <w:start w:val="1"/>
+      <w:numFmt w:val="bullet"/>
+      <w:lvlText w:val=""/>
+      <w:lvlJc w:val="left"/>
+      <w:pPr>
+        <w:tabs>
+          <w:tab w:val="num" w:pos="3600"/>
+        </w:tabs>
+        <w:ind w:left="3600" w:hanging="360"/>
+      </w:pPr>
+      <w:rPr>
+        <w:rFonts w:ascii="Wingdings" w:hAnsi="Wingdings" w:hint="default"/>
+        <w:sz w:val="20"/>
+      </w:rPr>
+    </w:lvl>
+    <w:lvl w:ilvl="5" w:tentative="1">
+      <w:start w:val="1"/>
+      <w:numFmt w:val="bullet"/>
+      <w:lvlText w:val=""/>
+      <w:lvlJc w:val="left"/>
+      <w:pPr>
+        <w:tabs>
+          <w:tab w:val="num" w:pos="4320"/>
+        </w:tabs>
+        <w:ind w:left="4320" w:hanging="360"/>
+      </w:pPr>
+      <w:rPr>
+        <w:rFonts w:ascii="Wingdings" w:hAnsi="Wingdings" w:hint="default"/>
+        <w:sz w:val="20"/>
+      </w:rPr>
+    </w:lvl>
+    <w:lvl w:ilvl="6" w:tentative="1">
+      <w:start w:val="1"/>
+      <w:numFmt w:val="bullet"/>
+      <w:lvlText w:val=""/>
+      <w:lvlJc w:val="left"/>
+      <w:pPr>
+        <w:tabs>
+          <w:tab w:val="num" w:pos="5040"/>
+        </w:tabs>
+        <w:ind w:left="5040" w:hanging="360"/>
+      </w:pPr>
+      <w:rPr>
+        <w:rFonts w:ascii="Wingdings" w:hAnsi="Wingdings" w:hint="default"/>
+        <w:sz w:val="20"/>
+      </w:rPr>
+    </w:lvl>
+    <w:lvl w:ilvl="7" w:tentative="1">
+      <w:start w:val="1"/>
+      <w:numFmt w:val="bullet"/>
+      <w:lvlText w:val=""/>
+      <w:lvlJc w:val="left"/>
+      <w:pPr>
+        <w:tabs>
+          <w:tab w:val="num" w:pos="5760"/>
+        </w:tabs>
+        <w:ind w:left="5760" w:hanging="360"/>
+      </w:pPr>
+      <w:rPr>
+        <w:rFonts w:ascii="Wingdings" w:hAnsi="Wingdings" w:hint="default"/>
+        <w:sz w:val="20"/>
+      </w:rPr>
+    </w:lvl>
+    <w:lvl w:ilvl="8" w:tentative="1">
+      <w:start w:val="1"/>
+      <w:numFmt w:val="bullet"/>
+      <w:lvlText w:val=""/>
+      <w:lvlJc w:val="left"/>
+      <w:pPr>
+        <w:tabs>
+          <w:tab w:val="num" w:pos="6480"/>
+        </w:tabs>
+        <w:ind w:left="6480" w:hanging="360"/>
+      </w:pPr>
+      <w:rPr>
+        <w:rFonts w:ascii="Wingdings" w:hAnsi="Wingdings" w:hint="default"/>
+        <w:sz w:val="20"/>
+      </w:rPr>
+    </w:lvl>
+  </w:abstractNum>
+  <w:abstractNum w:abstractNumId="19" w15:restartNumberingAfterBreak="0">
+    <w:nsid w:val="6D2B65B9"/>
+    <w:multiLevelType w:val="multilevel"/>
+    <w:tmpl w:val="84E4BBC0"/>
+    <w:lvl w:ilvl="0">
+      <w:start w:val="1"/>
+      <w:numFmt w:val="decimal"/>
+      <w:lvlText w:val="%1."/>
+      <w:lvlJc w:val="left"/>
+      <w:pPr>
+        <w:tabs>
+          <w:tab w:val="num" w:pos="720"/>
+        </w:tabs>
+        <w:ind w:left="720" w:hanging="360"/>
+      </w:pPr>
+    </w:lvl>
+    <w:lvl w:ilvl="1">
+      <w:start w:val="1"/>
+      <w:numFmt w:val="bullet"/>
+      <w:lvlText w:val="o"/>
+      <w:lvlJc w:val="left"/>
+      <w:pPr>
+        <w:tabs>
+          <w:tab w:val="num" w:pos="1440"/>
+        </w:tabs>
+        <w:ind w:left="1440" w:hanging="360"/>
+      </w:pPr>
+      <w:rPr>
+        <w:rFonts w:ascii="Courier New" w:hAnsi="Courier New" w:hint="default"/>
+        <w:sz w:val="20"/>
+      </w:rPr>
+    </w:lvl>
+    <w:lvl w:ilvl="2" w:tentative="1">
+      <w:start w:val="1"/>
+      <w:numFmt w:val="decimal"/>
+      <w:lvlText w:val="%3."/>
+      <w:lvlJc w:val="left"/>
+      <w:pPr>
+        <w:tabs>
+          <w:tab w:val="num" w:pos="2160"/>
+        </w:tabs>
+        <w:ind w:left="2160" w:hanging="360"/>
+      </w:pPr>
+    </w:lvl>
+    <w:lvl w:ilvl="3" w:tentative="1">
+      <w:start w:val="1"/>
+      <w:numFmt w:val="decimal"/>
+      <w:lvlText w:val="%4."/>
+      <w:lvlJc w:val="left"/>
+      <w:pPr>
+        <w:tabs>
+          <w:tab w:val="num" w:pos="2880"/>
+        </w:tabs>
+        <w:ind w:left="2880" w:hanging="360"/>
+      </w:pPr>
+    </w:lvl>
+    <w:lvl w:ilvl="4" w:tentative="1">
+      <w:start w:val="1"/>
+      <w:numFmt w:val="decimal"/>
+      <w:lvlText w:val="%5."/>
+      <w:lvlJc w:val="left"/>
+      <w:pPr>
+        <w:tabs>
+          <w:tab w:val="num" w:pos="3600"/>
+        </w:tabs>
+        <w:ind w:left="3600" w:hanging="360"/>
+      </w:pPr>
+    </w:lvl>
+    <w:lvl w:ilvl="5" w:tentative="1">
+      <w:start w:val="1"/>
+      <w:numFmt w:val="decimal"/>
+      <w:lvlText w:val="%6."/>
+      <w:lvlJc w:val="left"/>
+      <w:pPr>
+        <w:tabs>
+          <w:tab w:val="num" w:pos="4320"/>
+        </w:tabs>
+        <w:ind w:left="4320" w:hanging="360"/>
+      </w:pPr>
+    </w:lvl>
+    <w:lvl w:ilvl="6" w:tentative="1">
+      <w:start w:val="1"/>
+      <w:numFmt w:val="decimal"/>
+      <w:lvlText w:val="%7."/>
+      <w:lvlJc w:val="left"/>
+      <w:pPr>
+        <w:tabs>
+          <w:tab w:val="num" w:pos="5040"/>
+        </w:tabs>
+        <w:ind w:left="5040" w:hanging="360"/>
+      </w:pPr>
+    </w:lvl>
+    <w:lvl w:ilvl="7" w:tentative="1">
+      <w:start w:val="1"/>
+      <w:numFmt w:val="decimal"/>
+      <w:lvlText w:val="%8."/>
+      <w:lvlJc w:val="left"/>
+      <w:pPr>
+        <w:tabs>
+          <w:tab w:val="num" w:pos="5760"/>
+        </w:tabs>
+        <w:ind w:left="5760" w:hanging="360"/>
+      </w:pPr>
+    </w:lvl>
+    <w:lvl w:ilvl="8" w:tentative="1">
+      <w:start w:val="1"/>
+      <w:numFmt w:val="decimal"/>
+      <w:lvlText w:val="%9."/>
+      <w:lvlJc w:val="left"/>
+      <w:pPr>
+        <w:tabs>
+          <w:tab w:val="num" w:pos="6480"/>
+        </w:tabs>
+        <w:ind w:left="6480" w:hanging="360"/>
+      </w:pPr>
+    </w:lvl>
+  </w:abstractNum>
+  <w:abstractNum w:abstractNumId="20" w15:restartNumberingAfterBreak="0">
+    <w:nsid w:val="6E701E99"/>
+    <w:multiLevelType w:val="multilevel"/>
+    <w:tmpl w:val="FB741BF8"/>
+    <w:lvl w:ilvl="0">
+      <w:start w:val="1"/>
+      <w:numFmt w:val="decimal"/>
+      <w:lvlText w:val="%1."/>
+      <w:lvlJc w:val="left"/>
+      <w:pPr>
+        <w:tabs>
+          <w:tab w:val="num" w:pos="720"/>
+        </w:tabs>
+        <w:ind w:left="720" w:hanging="360"/>
+      </w:pPr>
+    </w:lvl>
+    <w:lvl w:ilvl="1">
+      <w:start w:val="1"/>
+      <w:numFmt w:val="bullet"/>
+      <w:lvlText w:val="o"/>
+      <w:lvlJc w:val="left"/>
+      <w:pPr>
+        <w:tabs>
+          <w:tab w:val="num" w:pos="1440"/>
+        </w:tabs>
+        <w:ind w:left="1440" w:hanging="360"/>
+      </w:pPr>
+      <w:rPr>
+        <w:rFonts w:ascii="Courier New" w:hAnsi="Courier New" w:hint="default"/>
+        <w:sz w:val="20"/>
+      </w:rPr>
+    </w:lvl>
+    <w:lvl w:ilvl="2" w:tentative="1">
+      <w:start w:val="1"/>
+      <w:numFmt w:val="decimal"/>
+      <w:lvlText w:val="%3."/>
+      <w:lvlJc w:val="left"/>
+      <w:pPr>
+        <w:tabs>
+          <w:tab w:val="num" w:pos="2160"/>
+        </w:tabs>
+        <w:ind w:left="2160" w:hanging="360"/>
+      </w:pPr>
+    </w:lvl>
+    <w:lvl w:ilvl="3" w:tentative="1">
+      <w:start w:val="1"/>
+      <w:numFmt w:val="decimal"/>
+      <w:lvlText w:val="%4."/>
+      <w:lvlJc w:val="left"/>
+      <w:pPr>
+        <w:tabs>
+          <w:tab w:val="num" w:pos="2880"/>
+        </w:tabs>
+        <w:ind w:left="2880" w:hanging="360"/>
+      </w:pPr>
+    </w:lvl>
+    <w:lvl w:ilvl="4" w:tentative="1">
+      <w:start w:val="1"/>
+      <w:numFmt w:val="decimal"/>
+      <w:lvlText w:val="%5."/>
+      <w:lvlJc w:val="left"/>
+      <w:pPr>
+        <w:tabs>
+          <w:tab w:val="num" w:pos="3600"/>
+        </w:tabs>
+        <w:ind w:left="3600" w:hanging="360"/>
+      </w:pPr>
+    </w:lvl>
+    <w:lvl w:ilvl="5" w:tentative="1">
+      <w:start w:val="1"/>
+      <w:numFmt w:val="decimal"/>
+      <w:lvlText w:val="%6."/>
+      <w:lvlJc w:val="left"/>
+      <w:pPr>
+        <w:tabs>
+          <w:tab w:val="num" w:pos="4320"/>
+        </w:tabs>
+        <w:ind w:left="4320" w:hanging="360"/>
+      </w:pPr>
+    </w:lvl>
+    <w:lvl w:ilvl="6" w:tentative="1">
+      <w:start w:val="1"/>
+      <w:numFmt w:val="decimal"/>
+      <w:lvlText w:val="%7."/>
+      <w:lvlJc w:val="left"/>
+      <w:pPr>
+        <w:tabs>
+          <w:tab w:val="num" w:pos="5040"/>
+        </w:tabs>
+        <w:ind w:left="5040" w:hanging="360"/>
+      </w:pPr>
+    </w:lvl>
+    <w:lvl w:ilvl="7" w:tentative="1">
+      <w:start w:val="1"/>
+      <w:numFmt w:val="decimal"/>
+      <w:lvlText w:val="%8."/>
+      <w:lvlJc w:val="left"/>
+      <w:pPr>
+        <w:tabs>
+          <w:tab w:val="num" w:pos="5760"/>
+        </w:tabs>
+        <w:ind w:left="5760" w:hanging="360"/>
+      </w:pPr>
+    </w:lvl>
+    <w:lvl w:ilvl="8" w:tentative="1">
+      <w:start w:val="1"/>
+      <w:numFmt w:val="decimal"/>
+      <w:lvlText w:val="%9."/>
+      <w:lvlJc w:val="left"/>
+      <w:pPr>
+        <w:tabs>
+          <w:tab w:val="num" w:pos="6480"/>
+        </w:tabs>
+        <w:ind w:left="6480" w:hanging="360"/>
+      </w:pPr>
+    </w:lvl>
+  </w:abstractNum>
+  <w:abstractNum w:abstractNumId="21" w15:restartNumberingAfterBreak="0">
+    <w:nsid w:val="770A1204"/>
+    <w:multiLevelType w:val="multilevel"/>
+    <w:tmpl w:val="BB86A9B6"/>
+    <w:lvl w:ilvl="0">
+      <w:start w:val="1"/>
+      <w:numFmt w:val="bullet"/>
+      <w:lvlText w:val=""/>
+      <w:lvlJc w:val="left"/>
+      <w:pPr>
+        <w:tabs>
+          <w:tab w:val="num" w:pos="720"/>
+        </w:tabs>
+        <w:ind w:left="720" w:hanging="360"/>
+      </w:pPr>
+      <w:rPr>
+        <w:rFonts w:ascii="Symbol" w:hAnsi="Symbol" w:hint="default"/>
+        <w:sz w:val="20"/>
+      </w:rPr>
+    </w:lvl>
+    <w:lvl w:ilvl="1">
+      <w:start w:val="1"/>
+      <w:numFmt w:val="bullet"/>
+      <w:lvlText w:val="o"/>
+      <w:lvlJc w:val="left"/>
+      <w:pPr>
+        <w:tabs>
+          <w:tab w:val="num" w:pos="1440"/>
+        </w:tabs>
+        <w:ind w:left="1440" w:hanging="360"/>
+      </w:pPr>
+      <w:rPr>
+        <w:rFonts w:ascii="Courier New" w:hAnsi="Courier New" w:hint="default"/>
+        <w:sz w:val="20"/>
+      </w:rPr>
+    </w:lvl>
+    <w:lvl w:ilvl="2" w:tentative="1">
+      <w:start w:val="1"/>
+      <w:numFmt w:val="bullet"/>
+      <w:lvlText w:val=""/>
+      <w:lvlJc w:val="left"/>
+      <w:pPr>
+        <w:tabs>
+          <w:tab w:val="num" w:pos="2160"/>
+        </w:tabs>
+        <w:ind w:left="2160" w:hanging="360"/>
+      </w:pPr>
+      <w:rPr>
+        <w:rFonts w:ascii="Wingdings" w:hAnsi="Wingdings" w:hint="default"/>
+        <w:sz w:val="20"/>
+      </w:rPr>
+    </w:lvl>
+    <w:lvl w:ilvl="3" w:tentative="1">
+      <w:start w:val="1"/>
+      <w:numFmt w:val="bullet"/>
+      <w:lvlText w:val=""/>
+      <w:lvlJc w:val="left"/>
+      <w:pPr>
+        <w:tabs>
+          <w:tab w:val="num" w:pos="2880"/>
+        </w:tabs>
+        <w:ind w:left="2880" w:hanging="360"/>
+      </w:pPr>
+      <w:rPr>
+        <w:rFonts w:ascii="Wingdings" w:hAnsi="Wingdings" w:hint="default"/>
+        <w:sz w:val="20"/>
+      </w:rPr>
+    </w:lvl>
+    <w:lvl w:ilvl="4" w:tentative="1">
+      <w:start w:val="1"/>
+      <w:numFmt w:val="bullet"/>
+      <w:lvlText w:val=""/>
+      <w:lvlJc w:val="left"/>
+      <w:pPr>
+        <w:tabs>
+          <w:tab w:val="num" w:pos="3600"/>
+        </w:tabs>
+        <w:ind w:left="3600" w:hanging="360"/>
+      </w:pPr>
+      <w:rPr>
+        <w:rFonts w:ascii="Wingdings" w:hAnsi="Wingdings" w:hint="default"/>
+        <w:sz w:val="20"/>
+      </w:rPr>
+    </w:lvl>
+    <w:lvl w:ilvl="5" w:tentative="1">
+      <w:start w:val="1"/>
+      <w:numFmt w:val="bullet"/>
+      <w:lvlText w:val=""/>
+      <w:lvlJc w:val="left"/>
+      <w:pPr>
+        <w:tabs>
+          <w:tab w:val="num" w:pos="4320"/>
+        </w:tabs>
+        <w:ind w:left="4320" w:hanging="360"/>
+      </w:pPr>
+      <w:rPr>
+        <w:rFonts w:ascii="Wingdings" w:hAnsi="Wingdings" w:hint="default"/>
+        <w:sz w:val="20"/>
+      </w:rPr>
+    </w:lvl>
+    <w:lvl w:ilvl="6" w:tentative="1">
+      <w:start w:val="1"/>
+      <w:numFmt w:val="bullet"/>
+      <w:lvlText w:val=""/>
+      <w:lvlJc w:val="left"/>
+      <w:pPr>
+        <w:tabs>
+          <w:tab w:val="num" w:pos="5040"/>
+        </w:tabs>
+        <w:ind w:left="5040" w:hanging="360"/>
+      </w:pPr>
+      <w:rPr>
+        <w:rFonts w:ascii="Wingdings" w:hAnsi="Wingdings" w:hint="default"/>
+        <w:sz w:val="20"/>
+      </w:rPr>
+    </w:lvl>
+    <w:lvl w:ilvl="7" w:tentative="1">
+      <w:start w:val="1"/>
+      <w:numFmt w:val="bullet"/>
+      <w:lvlText w:val=""/>
+      <w:lvlJc w:val="left"/>
+      <w:pPr>
+        <w:tabs>
+          <w:tab w:val="num" w:pos="5760"/>
+        </w:tabs>
+        <w:ind w:left="5760" w:hanging="360"/>
+      </w:pPr>
+      <w:rPr>
+        <w:rFonts w:ascii="Wingdings" w:hAnsi="Wingdings" w:hint="default"/>
+        <w:sz w:val="20"/>
+      </w:rPr>
+    </w:lvl>
+    <w:lvl w:ilvl="8" w:tentative="1">
+      <w:start w:val="1"/>
+      <w:numFmt w:val="bullet"/>
+      <w:lvlText w:val=""/>
+      <w:lvlJc w:val="left"/>
+      <w:pPr>
+        <w:tabs>
+          <w:tab w:val="num" w:pos="6480"/>
+        </w:tabs>
+        <w:ind w:left="6480" w:hanging="360"/>
+      </w:pPr>
+      <w:rPr>
+        <w:rFonts w:ascii="Wingdings" w:hAnsi="Wingdings" w:hint="default"/>
+        <w:sz w:val="20"/>
       </w:rPr>
     </w:lvl>
   </w:abstractNum>
@@ -3216,13 +6554,43 @@
     <w:abstractNumId w:val="9"/>
   </w:num>
   <w:num w:numId="12" w16cid:durableId="1222474812">
+    <w:abstractNumId w:val="14"/>
+  </w:num>
+  <w:num w:numId="13" w16cid:durableId="1203834040">
+    <w:abstractNumId w:val="15"/>
+  </w:num>
+  <w:num w:numId="14" w16cid:durableId="343361564">
+    <w:abstractNumId w:val="19"/>
+  </w:num>
+  <w:num w:numId="15" w16cid:durableId="1491866627">
+    <w:abstractNumId w:val="12"/>
+  </w:num>
+  <w:num w:numId="16" w16cid:durableId="37357961">
+    <w:abstractNumId w:val="13"/>
+  </w:num>
+  <w:num w:numId="17" w16cid:durableId="531655729">
+    <w:abstractNumId w:val="20"/>
+  </w:num>
+  <w:num w:numId="18" w16cid:durableId="1734115220">
+    <w:abstractNumId w:val="18"/>
+  </w:num>
+  <w:num w:numId="19" w16cid:durableId="202256003">
     <w:abstractNumId w:val="11"/>
+  </w:num>
+  <w:num w:numId="20" w16cid:durableId="662246770">
+    <w:abstractNumId w:val="21"/>
+  </w:num>
+  <w:num w:numId="21" w16cid:durableId="162471203">
+    <w:abstractNumId w:val="17"/>
+  </w:num>
+  <w:num w:numId="22" w16cid:durableId="1679232729">
+    <w:abstractNumId w:val="16"/>
   </w:num>
 </w:numbering>
 </file>
 
 <file path=word/styles.xml><?xml version="1.0" encoding="utf-8"?>
-<w:styles xmlns:mc="http://schemas.openxmlformats.org/markup-compatibility/2006" xmlns:r="http://schemas.openxmlformats.org/officeDocument/2006/relationships" xmlns:w="http://schemas.openxmlformats.org/wordprocessingml/2006/main" xmlns:w14="http://schemas.microsoft.com/office/word/2010/wordml" xmlns:w15="http://schemas.microsoft.com/office/word/2012/wordml" xmlns:w16cex="http://schemas.microsoft.com/office/word/2018/wordml/cex" xmlns:w16cid="http://schemas.microsoft.com/office/word/2016/wordml/cid" xmlns:w16="http://schemas.microsoft.com/office/word/2018/wordml" xmlns:w16sdtdh="http://schemas.microsoft.com/office/word/2020/wordml/sdtdatahash" xmlns:w16se="http://schemas.microsoft.com/office/word/2015/wordml/symex" mc:Ignorable="w14 w15 w16se w16cid w16 w16cex w16sdtdh">
+<w:styles xmlns:mc="http://schemas.openxmlformats.org/markup-compatibility/2006" xmlns:r="http://schemas.openxmlformats.org/officeDocument/2006/relationships" xmlns:w="http://schemas.openxmlformats.org/wordprocessingml/2006/main" xmlns:w14="http://schemas.microsoft.com/office/word/2010/wordml" xmlns:w15="http://schemas.microsoft.com/office/word/2012/wordml" xmlns:w16cex="http://schemas.microsoft.com/office/word/2018/wordml/cex" xmlns:w16cid="http://schemas.microsoft.com/office/word/2016/wordml/cid" xmlns:w16="http://schemas.microsoft.com/office/word/2018/wordml" xmlns:w16du="http://schemas.microsoft.com/office/word/2023/wordml/word16du" xmlns:w16sdtdh="http://schemas.microsoft.com/office/word/2020/wordml/sdtdatahash" xmlns:w16se="http://schemas.microsoft.com/office/word/2015/wordml/symex" mc:Ignorable="w14 w15 w16se w16cid w16 w16cex w16sdtdh w16du">
   <w:docDefaults>
     <w:rPrDefault>
       <w:rPr>
@@ -3836,7 +7204,6 @@
   <w:style w:type="character" w:default="1" w:styleId="Fuentedeprrafopredeter">
     <w:name w:val="Default Paragraph Font"/>
     <w:uiPriority w:val="1"/>
-    <w:semiHidden/>
     <w:unhideWhenUsed/>
   </w:style>
   <w:style w:type="table" w:default="1" w:styleId="Tablanormal">
@@ -4695,7 +8062,7 @@
 </file>
 
 <file path=word/glossary/document.xml><?xml version="1.0" encoding="utf-8"?>
-<w:glossaryDocument xmlns:wpc="http://schemas.microsoft.com/office/word/2010/wordprocessingCanvas" xmlns:cx="http://schemas.microsoft.com/office/drawing/2014/chartex" xmlns:cx1="http://schemas.microsoft.com/office/drawing/2015/9/8/chartex" xmlns:cx2="http://schemas.microsoft.com/office/drawing/2015/10/21/chartex" xmlns:cx3="http://schemas.microsoft.com/office/drawing/2016/5/9/chartex" xmlns:cx4="http://schemas.microsoft.com/office/drawing/2016/5/10/chartex" xmlns:cx5="http://schemas.microsoft.com/office/drawing/2016/5/11/chartex" xmlns:cx6="http://schemas.microsoft.com/office/drawing/2016/5/12/chartex" xmlns:cx7="http://schemas.microsoft.com/office/drawing/2016/5/13/chartex" xmlns:cx8="http://schemas.microsoft.com/office/drawing/2016/5/14/chartex" xmlns:mc="http://schemas.openxmlformats.org/markup-compatibility/2006" xmlns:aink="http://schemas.microsoft.com/office/drawing/2016/ink" xmlns:am3d="http://schemas.microsoft.com/office/drawing/2017/model3d" xmlns:o="urn:schemas-microsoft-com:office:office" xmlns:oel="http://schemas.microsoft.com/office/2019/extlst" xmlns:r="http://schemas.openxmlformats.org/officeDocument/2006/relationships" xmlns:m="http://schemas.openxmlformats.org/officeDocument/2006/math" xmlns:v="urn:schemas-microsoft-com:vml" xmlns:wp14="http://schemas.microsoft.com/office/word/2010/wordprocessingDrawing" xmlns:wp="http://schemas.openxmlformats.org/drawingml/2006/wordprocessingDrawing" xmlns:w10="urn:schemas-microsoft-com:office:word" xmlns:w="http://schemas.openxmlformats.org/wordprocessingml/2006/main" xmlns:w14="http://schemas.microsoft.com/office/word/2010/wordml" xmlns:w15="http://schemas.microsoft.com/office/word/2012/wordml" xmlns:w16cex="http://schemas.microsoft.com/office/word/2018/wordml/cex" xmlns:w16cid="http://schemas.microsoft.com/office/word/2016/wordml/cid" xmlns:w16="http://schemas.microsoft.com/office/word/2018/wordml" xmlns:w16sdtdh="http://schemas.microsoft.com/office/word/2020/wordml/sdtdatahash" xmlns:w16se="http://schemas.microsoft.com/office/word/2015/wordml/symex" xmlns:wpg="http://schemas.microsoft.com/office/word/2010/wordprocessingGroup" xmlns:wpi="http://schemas.microsoft.com/office/word/2010/wordprocessingInk" xmlns:wne="http://schemas.microsoft.com/office/word/2006/wordml" xmlns:wps="http://schemas.microsoft.com/office/word/2010/wordprocessingShape" mc:Ignorable="w14 w15 w16se w16cid w16 w16cex w16sdtdh wp14">
+<w:glossaryDocument xmlns:wpc="http://schemas.microsoft.com/office/word/2010/wordprocessingCanvas" xmlns:cx="http://schemas.microsoft.com/office/drawing/2014/chartex" xmlns:cx1="http://schemas.microsoft.com/office/drawing/2015/9/8/chartex" xmlns:cx2="http://schemas.microsoft.com/office/drawing/2015/10/21/chartex" xmlns:cx3="http://schemas.microsoft.com/office/drawing/2016/5/9/chartex" xmlns:cx4="http://schemas.microsoft.com/office/drawing/2016/5/10/chartex" xmlns:cx5="http://schemas.microsoft.com/office/drawing/2016/5/11/chartex" xmlns:cx6="http://schemas.microsoft.com/office/drawing/2016/5/12/chartex" xmlns:cx7="http://schemas.microsoft.com/office/drawing/2016/5/13/chartex" xmlns:cx8="http://schemas.microsoft.com/office/drawing/2016/5/14/chartex" xmlns:mc="http://schemas.openxmlformats.org/markup-compatibility/2006" xmlns:aink="http://schemas.microsoft.com/office/drawing/2016/ink" xmlns:am3d="http://schemas.microsoft.com/office/drawing/2017/model3d" xmlns:o="urn:schemas-microsoft-com:office:office" xmlns:oel="http://schemas.microsoft.com/office/2019/extlst" xmlns:r="http://schemas.openxmlformats.org/officeDocument/2006/relationships" xmlns:m="http://schemas.openxmlformats.org/officeDocument/2006/math" xmlns:v="urn:schemas-microsoft-com:vml" xmlns:wp14="http://schemas.microsoft.com/office/word/2010/wordprocessingDrawing" xmlns:wp="http://schemas.openxmlformats.org/drawingml/2006/wordprocessingDrawing" xmlns:w10="urn:schemas-microsoft-com:office:word" xmlns:w="http://schemas.openxmlformats.org/wordprocessingml/2006/main" xmlns:w14="http://schemas.microsoft.com/office/word/2010/wordml" xmlns:w15="http://schemas.microsoft.com/office/word/2012/wordml" xmlns:w16cex="http://schemas.microsoft.com/office/word/2018/wordml/cex" xmlns:w16cid="http://schemas.microsoft.com/office/word/2016/wordml/cid" xmlns:w16="http://schemas.microsoft.com/office/word/2018/wordml" xmlns:w16du="http://schemas.microsoft.com/office/word/2023/wordml/word16du" xmlns:w16sdtdh="http://schemas.microsoft.com/office/word/2020/wordml/sdtdatahash" xmlns:w16se="http://schemas.microsoft.com/office/word/2015/wordml/symex" xmlns:wpg="http://schemas.microsoft.com/office/word/2010/wordprocessingGroup" xmlns:wpi="http://schemas.microsoft.com/office/word/2010/wordprocessingInk" xmlns:wne="http://schemas.microsoft.com/office/word/2006/wordml" xmlns:wps="http://schemas.microsoft.com/office/word/2010/wordprocessingShape" mc:Ignorable="w14 w15 w16se w16cid w16 w16cex w16sdtdh w16du wp14">
   <w:docParts>
     <w:docPart>
       <w:docPartPr>
@@ -4754,7 +8121,7 @@
 </file>
 
 <file path=word/glossary/fontTable.xml><?xml version="1.0" encoding="utf-8"?>
-<w:fonts xmlns:mc="http://schemas.openxmlformats.org/markup-compatibility/2006" xmlns:r="http://schemas.openxmlformats.org/officeDocument/2006/relationships" xmlns:w="http://schemas.openxmlformats.org/wordprocessingml/2006/main" xmlns:w14="http://schemas.microsoft.com/office/word/2010/wordml" xmlns:w15="http://schemas.microsoft.com/office/word/2012/wordml" xmlns:w16cex="http://schemas.microsoft.com/office/word/2018/wordml/cex" xmlns:w16cid="http://schemas.microsoft.com/office/word/2016/wordml/cid" xmlns:w16="http://schemas.microsoft.com/office/word/2018/wordml" xmlns:w16sdtdh="http://schemas.microsoft.com/office/word/2020/wordml/sdtdatahash" xmlns:w16se="http://schemas.microsoft.com/office/word/2015/wordml/symex" mc:Ignorable="w14 w15 w16se w16cid w16 w16cex w16sdtdh">
+<w:fonts xmlns:mc="http://schemas.openxmlformats.org/markup-compatibility/2006" xmlns:r="http://schemas.openxmlformats.org/officeDocument/2006/relationships" xmlns:w="http://schemas.openxmlformats.org/wordprocessingml/2006/main" xmlns:w14="http://schemas.microsoft.com/office/word/2010/wordml" xmlns:w15="http://schemas.microsoft.com/office/word/2012/wordml" xmlns:w16cex="http://schemas.microsoft.com/office/word/2018/wordml/cex" xmlns:w16cid="http://schemas.microsoft.com/office/word/2016/wordml/cid" xmlns:w16="http://schemas.microsoft.com/office/word/2018/wordml" xmlns:w16du="http://schemas.microsoft.com/office/word/2023/wordml/word16du" xmlns:w16sdtdh="http://schemas.microsoft.com/office/word/2020/wordml/sdtdatahash" xmlns:w16se="http://schemas.microsoft.com/office/word/2015/wordml/symex" mc:Ignorable="w14 w15 w16se w16cid w16 w16cex w16sdtdh w16du">
   <w:font w:name="Symbol">
     <w:panose1 w:val="05050102010706020507"/>
     <w:charset w:val="02"/>
@@ -4831,11 +8198,23 @@
     <w:pitch w:val="variable"/>
     <w:sig w:usb0="E4002EFF" w:usb1="C000247B" w:usb2="00000009" w:usb3="00000000" w:csb0="000001FF" w:csb1="00000000"/>
   </w:font>
+  <w:font w:name="Aptos">
+    <w:charset w:val="00"/>
+    <w:family w:val="swiss"/>
+    <w:pitch w:val="variable"/>
+    <w:sig w:usb0="20000287" w:usb1="00000003" w:usb2="00000000" w:usb3="00000000" w:csb0="0000019F" w:csb1="00000000"/>
+  </w:font>
+  <w:font w:name="Aptos Display">
+    <w:charset w:val="00"/>
+    <w:family w:val="swiss"/>
+    <w:pitch w:val="variable"/>
+    <w:sig w:usb0="20000287" w:usb1="00000003" w:usb2="00000000" w:usb3="00000000" w:csb0="0000019F" w:csb1="00000000"/>
+  </w:font>
 </w:fonts>
 </file>
 
 <file path=word/glossary/settings.xml><?xml version="1.0" encoding="utf-8"?>
-<w:settings xmlns:mc="http://schemas.openxmlformats.org/markup-compatibility/2006" xmlns:o="urn:schemas-microsoft-com:office:office" xmlns:r="http://schemas.openxmlformats.org/officeDocument/2006/relationships" xmlns:m="http://schemas.openxmlformats.org/officeDocument/2006/math" xmlns:v="urn:schemas-microsoft-com:vml" xmlns:w10="urn:schemas-microsoft-com:office:word" xmlns:w="http://schemas.openxmlformats.org/wordprocessingml/2006/main" xmlns:w14="http://schemas.microsoft.com/office/word/2010/wordml" xmlns:w15="http://schemas.microsoft.com/office/word/2012/wordml" xmlns:w16cex="http://schemas.microsoft.com/office/word/2018/wordml/cex" xmlns:w16cid="http://schemas.microsoft.com/office/word/2016/wordml/cid" xmlns:w16="http://schemas.microsoft.com/office/word/2018/wordml" xmlns:w16sdtdh="http://schemas.microsoft.com/office/word/2020/wordml/sdtdatahash" xmlns:w16se="http://schemas.microsoft.com/office/word/2015/wordml/symex" xmlns:sl="http://schemas.openxmlformats.org/schemaLibrary/2006/main" mc:Ignorable="w14 w15 w16se w16cid w16 w16cex w16sdtdh">
+<w:settings xmlns:mc="http://schemas.openxmlformats.org/markup-compatibility/2006" xmlns:o="urn:schemas-microsoft-com:office:office" xmlns:r="http://schemas.openxmlformats.org/officeDocument/2006/relationships" xmlns:m="http://schemas.openxmlformats.org/officeDocument/2006/math" xmlns:v="urn:schemas-microsoft-com:vml" xmlns:w10="urn:schemas-microsoft-com:office:word" xmlns:w="http://schemas.openxmlformats.org/wordprocessingml/2006/main" xmlns:w14="http://schemas.microsoft.com/office/word/2010/wordml" xmlns:w15="http://schemas.microsoft.com/office/word/2012/wordml" xmlns:w16cex="http://schemas.microsoft.com/office/word/2018/wordml/cex" xmlns:w16cid="http://schemas.microsoft.com/office/word/2016/wordml/cid" xmlns:w16="http://schemas.microsoft.com/office/word/2018/wordml" xmlns:w16du="http://schemas.microsoft.com/office/word/2023/wordml/word16du" xmlns:w16sdtdh="http://schemas.microsoft.com/office/word/2020/wordml/sdtdatahash" xmlns:w16se="http://schemas.microsoft.com/office/word/2015/wordml/symex" xmlns:sl="http://schemas.openxmlformats.org/schemaLibrary/2006/main" mc:Ignorable="w14 w15 w16se w16cid w16 w16cex w16sdtdh w16du">
   <w:view w:val="normal"/>
   <w:revisionView w:comments="0" w:insDel="0" w:formatting="0"/>
   <w:defaultTabStop w:val="708"/>
@@ -4854,10 +8233,12 @@
     <w:rsidRoot w:val="00E362F4"/>
     <w:rsid w:val="00097339"/>
     <w:rsid w:val="000A2A3B"/>
+    <w:rsid w:val="0016682A"/>
     <w:rsid w:val="0047358B"/>
     <w:rsid w:val="007510AD"/>
     <w:rsid w:val="0090589E"/>
     <w:rsid w:val="00E362F4"/>
+    <w:rsid w:val="00F7428C"/>
   </w:rsids>
   <m:mathPr>
     <m:mathFont m:val="Cambria Math"/>
@@ -4881,7 +8262,7 @@
 </file>
 
 <file path=word/glossary/styles.xml><?xml version="1.0" encoding="utf-8"?>
-<w:styles xmlns:mc="http://schemas.openxmlformats.org/markup-compatibility/2006" xmlns:r="http://schemas.openxmlformats.org/officeDocument/2006/relationships" xmlns:w="http://schemas.openxmlformats.org/wordprocessingml/2006/main" xmlns:w14="http://schemas.microsoft.com/office/word/2010/wordml" xmlns:w15="http://schemas.microsoft.com/office/word/2012/wordml" xmlns:w16cex="http://schemas.microsoft.com/office/word/2018/wordml/cex" xmlns:w16cid="http://schemas.microsoft.com/office/word/2016/wordml/cid" xmlns:w16="http://schemas.microsoft.com/office/word/2018/wordml" xmlns:w16sdtdh="http://schemas.microsoft.com/office/word/2020/wordml/sdtdatahash" xmlns:w16se="http://schemas.microsoft.com/office/word/2015/wordml/symex" mc:Ignorable="w14 w15 w16se w16cid w16 w16cex w16sdtdh">
+<w:styles xmlns:mc="http://schemas.openxmlformats.org/markup-compatibility/2006" xmlns:r="http://schemas.openxmlformats.org/officeDocument/2006/relationships" xmlns:w="http://schemas.openxmlformats.org/wordprocessingml/2006/main" xmlns:w14="http://schemas.microsoft.com/office/word/2010/wordml" xmlns:w15="http://schemas.microsoft.com/office/word/2012/wordml" xmlns:w16cex="http://schemas.microsoft.com/office/word/2018/wordml/cex" xmlns:w16cid="http://schemas.microsoft.com/office/word/2016/wordml/cid" xmlns:w16="http://schemas.microsoft.com/office/word/2018/wordml" xmlns:w16du="http://schemas.microsoft.com/office/word/2023/wordml/word16du" xmlns:w16sdtdh="http://schemas.microsoft.com/office/word/2020/wordml/sdtdatahash" xmlns:w16se="http://schemas.microsoft.com/office/word/2015/wordml/symex" mc:Ignorable="w14 w15 w16se w16cid w16 w16cex w16sdtdh w16du">
   <w:docDefaults>
     <w:rPrDefault>
       <w:rPr>
@@ -5326,7 +8707,7 @@
 </file>
 
 <file path=word/glossary/webSettings.xml><?xml version="1.0" encoding="utf-8"?>
-<w:webSettings xmlns:mc="http://schemas.openxmlformats.org/markup-compatibility/2006" xmlns:r="http://schemas.openxmlformats.org/officeDocument/2006/relationships" xmlns:w="http://schemas.openxmlformats.org/wordprocessingml/2006/main" xmlns:w14="http://schemas.microsoft.com/office/word/2010/wordml" xmlns:w15="http://schemas.microsoft.com/office/word/2012/wordml" xmlns:w16cex="http://schemas.microsoft.com/office/word/2018/wordml/cex" xmlns:w16cid="http://schemas.microsoft.com/office/word/2016/wordml/cid" xmlns:w16="http://schemas.microsoft.com/office/word/2018/wordml" xmlns:w16sdtdh="http://schemas.microsoft.com/office/word/2020/wordml/sdtdatahash" xmlns:w16se="http://schemas.microsoft.com/office/word/2015/wordml/symex" mc:Ignorable="w14 w15 w16se w16cid w16 w16cex w16sdtdh">
+<w:webSettings xmlns:mc="http://schemas.openxmlformats.org/markup-compatibility/2006" xmlns:r="http://schemas.openxmlformats.org/officeDocument/2006/relationships" xmlns:w="http://schemas.openxmlformats.org/wordprocessingml/2006/main" xmlns:w14="http://schemas.microsoft.com/office/word/2010/wordml" xmlns:w15="http://schemas.microsoft.com/office/word/2012/wordml" xmlns:w16cex="http://schemas.microsoft.com/office/word/2018/wordml/cex" xmlns:w16cid="http://schemas.microsoft.com/office/word/2016/wordml/cid" xmlns:w16="http://schemas.microsoft.com/office/word/2018/wordml" xmlns:w16du="http://schemas.microsoft.com/office/word/2023/wordml/word16du" xmlns:w16sdtdh="http://schemas.microsoft.com/office/word/2020/wordml/sdtdatahash" xmlns:w16se="http://schemas.microsoft.com/office/word/2015/wordml/symex" mc:Ignorable="w14 w15 w16se w16cid w16 w16cex w16sdtdh w16du">
   <w:optimizeForBrowser/>
   <w:allowPNG/>
 </w:webSettings>

--- a/docs/ssoo_plantilla_memoria_práctica_minishell.docx
+++ b/docs/ssoo_plantilla_memoria_práctica_minishell.docx
@@ -5912,7 +5912,7 @@
                 <w:b/>
                 <w:bCs/>
               </w:rPr>
-              <w:t>boolean</w:t>
+              <w:t>bool</w:t>
             </w:r>
             <w:proofErr w:type="spellEnd"/>
           </w:p>
@@ -13655,7 +13655,7 @@
                 <w:b/>
                 <w:bCs/>
               </w:rPr>
-              <w:t>boolean</w:t>
+              <w:t>bool</w:t>
             </w:r>
             <w:proofErr w:type="spellEnd"/>
           </w:p>
@@ -22788,6 +22788,7 @@
   <w:style w:type="character" w:default="1" w:styleId="Fuentedeprrafopredeter">
     <w:name w:val="Default Paragraph Font"/>
     <w:uiPriority w:val="1"/>
+    <w:semiHidden/>
     <w:unhideWhenUsed/>
   </w:style>
   <w:style w:type="table" w:default="1" w:styleId="Tablanormal">
@@ -23833,8 +23834,10 @@
     <w:rsid w:val="00162B5B"/>
     <w:rsid w:val="0016682A"/>
     <w:rsid w:val="002F09EB"/>
+    <w:rsid w:val="0031436E"/>
     <w:rsid w:val="0047358B"/>
     <w:rsid w:val="00582827"/>
+    <w:rsid w:val="006A2AFC"/>
     <w:rsid w:val="0072595D"/>
     <w:rsid w:val="007510AD"/>
     <w:rsid w:val="007775C5"/>

--- a/docs/ssoo_plantilla_memoria_práctica_minishell.docx
+++ b/docs/ssoo_plantilla_memoria_práctica_minishell.docx
@@ -1616,17 +1616,8 @@
           <w:sz w:val="24"/>
           <w:lang w:val="es-ES"/>
         </w:rPr>
-        <w:t xml:space="preserve">: controla el flujo de ejecución de </w:t>
-      </w:r>
-      <w:proofErr w:type="gramStart"/>
-      <w:r>
-        <w:rPr>
-          <w:sz w:val="24"/>
-          <w:lang w:val="es-ES"/>
-        </w:rPr>
-        <w:t>la misma</w:t>
-      </w:r>
-      <w:proofErr w:type="gramEnd"/>
+        <w:t>: controla el flujo de ejecución de la misma</w:t>
+      </w:r>
       <w:r>
         <w:rPr>
           <w:sz w:val="24"/>
@@ -1900,7 +1891,6 @@
           <w:lang w:val="es-ES"/>
         </w:rPr>
       </w:pPr>
-      <w:proofErr w:type="gramStart"/>
       <w:r>
         <w:rPr>
           <w:i/>
@@ -1910,7 +1900,6 @@
         </w:rPr>
         <w:t>status</w:t>
       </w:r>
-      <w:proofErr w:type="gramEnd"/>
       <w:r>
         <w:rPr>
           <w:sz w:val="24"/>
@@ -2988,23 +2977,7 @@
           <w:sz w:val="24"/>
           <w:lang w:val="es-ES"/>
         </w:rPr>
-        <w:t xml:space="preserve"> Cada elemento del array representa un par de descriptores de </w:t>
-      </w:r>
-      <w:proofErr w:type="gramStart"/>
-      <w:r>
-        <w:rPr>
-          <w:sz w:val="24"/>
-          <w:lang w:val="es-ES"/>
-        </w:rPr>
-        <w:t>archivos  (</w:t>
-      </w:r>
-      <w:proofErr w:type="gramEnd"/>
-      <w:r>
-        <w:rPr>
-          <w:sz w:val="24"/>
-          <w:lang w:val="es-ES"/>
-        </w:rPr>
-        <w:t xml:space="preserve">lectura y escritura) que concatenan la salida estándar de un subcomando con la entrada estándar del siguiente. </w:t>
+        <w:t xml:space="preserve"> Cada elemento del array representa un par de descriptores de archivos  (lectura y escritura) que concatenan la salida estándar de un subcomando con la entrada estándar del siguiente. </w:t>
       </w:r>
     </w:p>
     <w:p>
@@ -3022,7 +2995,6 @@
         <w:t xml:space="preserve">En cada proceso hijo generado con </w:t>
       </w:r>
       <w:proofErr w:type="spellStart"/>
-      <w:proofErr w:type="gramStart"/>
       <w:r>
         <w:rPr>
           <w:sz w:val="24"/>
@@ -3036,15 +3008,7 @@
           <w:sz w:val="24"/>
           <w:lang w:val="es-ES"/>
         </w:rPr>
-        <w:t>(</w:t>
-      </w:r>
-      <w:proofErr w:type="gramEnd"/>
-      <w:r>
-        <w:rPr>
-          <w:sz w:val="24"/>
-          <w:lang w:val="es-ES"/>
-        </w:rPr>
-        <w:t>)</w:t>
+        <w:t>()</w:t>
       </w:r>
       <w:r>
         <w:rPr>
@@ -3817,7 +3781,6 @@
         <w:t xml:space="preserve"> Con </w:t>
       </w:r>
       <w:proofErr w:type="spellStart"/>
-      <w:proofErr w:type="gramStart"/>
       <w:r>
         <w:rPr>
           <w:sz w:val="24"/>
@@ -3831,15 +3794,7 @@
           <w:sz w:val="24"/>
           <w:lang w:val="es-ES"/>
         </w:rPr>
-        <w:t>(</w:t>
-      </w:r>
-      <w:proofErr w:type="gramEnd"/>
-      <w:r>
-        <w:rPr>
-          <w:sz w:val="24"/>
-          <w:lang w:val="es-ES"/>
-        </w:rPr>
-        <w:t>-</w:t>
+        <w:t>(-</w:t>
       </w:r>
       <w:proofErr w:type="spellStart"/>
       <w:r>
@@ -3905,7 +3860,6 @@
         <w:t xml:space="preserve"> Con </w:t>
       </w:r>
       <w:proofErr w:type="spellStart"/>
-      <w:proofErr w:type="gramStart"/>
       <w:r>
         <w:rPr>
           <w:sz w:val="24"/>
@@ -3919,15 +3873,7 @@
           <w:sz w:val="24"/>
           <w:lang w:val="es-ES"/>
         </w:rPr>
-        <w:t>(</w:t>
-      </w:r>
-      <w:proofErr w:type="gramEnd"/>
-      <w:r>
-        <w:rPr>
-          <w:sz w:val="24"/>
-          <w:lang w:val="es-ES"/>
-        </w:rPr>
-        <w:t>-</w:t>
+        <w:t>(-</w:t>
       </w:r>
       <w:proofErr w:type="spellStart"/>
       <w:r>
@@ -6987,7 +6933,6 @@
                 <w:bCs/>
               </w:rPr>
             </w:pPr>
-            <w:proofErr w:type="gramStart"/>
             <w:r>
               <w:rPr>
                 <w:b/>
@@ -6995,7 +6940,6 @@
               </w:rPr>
               <w:t>status</w:t>
             </w:r>
-            <w:proofErr w:type="gramEnd"/>
           </w:p>
         </w:tc>
         <w:tc>
@@ -7082,15 +7026,7 @@
                 <w:b/>
                 <w:bCs/>
               </w:rPr>
-              <w:t>job_</w:t>
-            </w:r>
-            <w:proofErr w:type="gramStart"/>
-            <w:r>
-              <w:rPr>
-                <w:b/>
-                <w:bCs/>
-              </w:rPr>
-              <w:t>s</w:t>
+              <w:t>job_s</w:t>
             </w:r>
             <w:r>
               <w:rPr>
@@ -7100,7 +7036,6 @@
               <w:t>tatus</w:t>
             </w:r>
             <w:proofErr w:type="spellEnd"/>
-            <w:proofErr w:type="gramEnd"/>
           </w:p>
         </w:tc>
         <w:tc>
@@ -9385,23 +9320,13 @@
               </w:rPr>
               <w:t xml:space="preserve">. </w:t>
             </w:r>
-            <w:proofErr w:type="gramStart"/>
             <w:r>
               <w:rPr>
                 <w:b/>
                 <w:bCs/>
                 <w:lang w:val="es-ES"/>
               </w:rPr>
-              <w:t>  Se</w:t>
-            </w:r>
-            <w:proofErr w:type="gramEnd"/>
-            <w:r>
-              <w:rPr>
-                <w:b/>
-                <w:bCs/>
-                <w:lang w:val="es-ES"/>
-              </w:rPr>
-              <w:t xml:space="preserve"> usa para implementar la funcionalidad de cd -, que cambia al directorio anterior.</w:t>
+              <w:t>  Se usa para implementar la funcionalidad de cd -, que cambia al directorio anterior.</w:t>
             </w:r>
           </w:p>
         </w:tc>
@@ -11519,7 +11444,6 @@
                 <w:bCs/>
               </w:rPr>
             </w:pPr>
-            <w:proofErr w:type="gramStart"/>
             <w:r>
               <w:rPr>
                 <w:b/>
@@ -11527,7 +11451,6 @@
               </w:rPr>
               <w:t>status</w:t>
             </w:r>
-            <w:proofErr w:type="gramEnd"/>
           </w:p>
         </w:tc>
         <w:tc>
@@ -12281,18 +12204,9 @@
                 <w:b/>
                 <w:bCs/>
               </w:rPr>
-              <w:t>fg_</w:t>
-            </w:r>
-            <w:proofErr w:type="gramStart"/>
-            <w:r>
-              <w:rPr>
-                <w:b/>
-                <w:bCs/>
-              </w:rPr>
-              <w:t>job.status</w:t>
-            </w:r>
-            <w:proofErr w:type="spellEnd"/>
-            <w:proofErr w:type="gramEnd"/>
+              <w:t>fg_job.status</w:t>
+            </w:r>
+            <w:proofErr w:type="spellEnd"/>
             <w:r>
               <w:rPr>
                 <w:b/>
@@ -13309,18 +13223,9 @@
                 <w:b/>
                 <w:bCs/>
               </w:rPr>
-              <w:t>exit_</w:t>
-            </w:r>
-            <w:proofErr w:type="gramStart"/>
-            <w:r>
-              <w:rPr>
-                <w:b/>
-                <w:bCs/>
-              </w:rPr>
-              <w:t>status</w:t>
-            </w:r>
-            <w:proofErr w:type="spellEnd"/>
-            <w:proofErr w:type="gramEnd"/>
+              <w:t>exit_status</w:t>
+            </w:r>
+            <w:proofErr w:type="spellEnd"/>
           </w:p>
         </w:tc>
         <w:tc>
@@ -13466,23 +13371,7 @@
                 <w:b/>
                 <w:bCs/>
               </w:rPr>
-              <w:t xml:space="preserve"> a un trabajo. Asigna un </w:t>
-            </w:r>
-            <w:proofErr w:type="gramStart"/>
-            <w:r>
-              <w:rPr>
-                <w:b/>
-                <w:bCs/>
-              </w:rPr>
-              <w:t>id  único</w:t>
-            </w:r>
-            <w:proofErr w:type="gramEnd"/>
-            <w:r>
-              <w:rPr>
-                <w:b/>
-                <w:bCs/>
-              </w:rPr>
-              <w:t xml:space="preserve"> a cada trabajo en </w:t>
+              <w:t xml:space="preserve"> a un trabajo. Asigna un id  único a cada trabajo en </w:t>
             </w:r>
             <w:proofErr w:type="spellStart"/>
             <w:r>
@@ -15689,23 +15578,7 @@
                 <w:b/>
                 <w:bCs/>
               </w:rPr>
-              <w:t xml:space="preserve">impia y libera los recursos asociados a un trabajo, garantizando que se liberen adecuadamente las memorias utilizadas para los identificadores de procesos y que se </w:t>
-            </w:r>
-            <w:proofErr w:type="gramStart"/>
-            <w:r>
-              <w:rPr>
-                <w:b/>
-                <w:bCs/>
-              </w:rPr>
-              <w:t>reseteen</w:t>
-            </w:r>
-            <w:proofErr w:type="gramEnd"/>
-            <w:r>
-              <w:rPr>
-                <w:b/>
-                <w:bCs/>
-              </w:rPr>
-              <w:t xml:space="preserve"> las propiedades internas del trabajo.</w:t>
+              <w:t>impia y libera los recursos asociados a un trabajo, garantizando que se liberen adecuadamente las memorias utilizadas para los identificadores de procesos y que se reseteen las propiedades internas del trabajo.</w:t>
             </w:r>
           </w:p>
         </w:tc>
@@ -16114,7 +15987,6 @@
                 <w:bCs/>
               </w:rPr>
             </w:pPr>
-            <w:proofErr w:type="gramStart"/>
             <w:r>
               <w:rPr>
                 <w:b/>
@@ -16122,7 +15994,6 @@
               </w:rPr>
               <w:t>status</w:t>
             </w:r>
-            <w:proofErr w:type="gramEnd"/>
           </w:p>
         </w:tc>
         <w:tc>
@@ -17085,71 +16956,3867 @@
       <w:bookmarkEnd w:id="9"/>
     </w:p>
     <w:p>
-      <w:pPr>
+      <w:r>
+        <w:t xml:space="preserve">Para garantizar el correcto funcionamiento del </w:t>
+      </w:r>
+      <w:proofErr w:type="spellStart"/>
+      <w:r>
+        <w:t>minishell</w:t>
+      </w:r>
+      <w:proofErr w:type="spellEnd"/>
+      <w:r>
+        <w:t>, se han llevado a cabo casos de prueba incrementales para cada tipo de mandato por separado (comandos internos y externos). Concretamente:</w:t>
+      </w:r>
+    </w:p>
+    <w:p/>
+    <w:p>
+      <w:pPr>
+        <w:pStyle w:val="Prrafodelista"/>
+        <w:numPr>
+          <w:ilvl w:val="0"/>
+          <w:numId w:val="42"/>
+        </w:numPr>
+      </w:pPr>
+      <w:r>
         <w:rPr>
           <w:b/>
           <w:bCs/>
-          <w:highlight w:val="green"/>
-        </w:rPr>
-      </w:pPr>
-      <w:r>
+          <w:u w:val="single"/>
+        </w:rPr>
+        <w:t>Mandatos internos:</w:t>
+      </w:r>
+      <w:r>
+        <w:t xml:space="preserve"> Puesto que no se contempla su correcto funcionamiento con pipes, se limita y prueba con un solo mandato interno con redirecciones de entrada y de salida. En cuanto a las redirecciones de entrada, ninguno de los mandatos internos implementados recoge información de la salida estándar, por lo que el resultado de redirigir la entrada a un fichero es el mismo que el que se obtiene si se omite esta redirección.</w:t>
+      </w:r>
+    </w:p>
+    <w:p>
+      <w:pPr>
+        <w:pStyle w:val="Prrafodelista"/>
         <w:rPr>
           <w:b/>
           <w:bCs/>
-          <w:highlight w:val="green"/>
-        </w:rPr>
-        <w:t xml:space="preserve">&lt;&lt; MÁXIMO </w:t>
-      </w:r>
+          <w:u w:val="single"/>
+        </w:rPr>
+      </w:pPr>
+    </w:p>
+    <w:p>
+      <w:pPr>
+        <w:pStyle w:val="Prrafodelista"/>
+      </w:pPr>
+    </w:p>
+    <w:tbl>
+      <w:tblPr>
+        <w:tblStyle w:val="Tablaconcuadrcula"/>
+        <w:tblW w:w="0" w:type="auto"/>
+        <w:tblLook w:val="04A0" w:firstRow="1" w:lastRow="0" w:firstColumn="1" w:lastColumn="0" w:noHBand="0" w:noVBand="1"/>
+      </w:tblPr>
+      <w:tblGrid>
+        <w:gridCol w:w="2972"/>
+        <w:gridCol w:w="1276"/>
+        <w:gridCol w:w="1297"/>
+        <w:gridCol w:w="4185"/>
+      </w:tblGrid>
+      <w:tr>
+        <w:tc>
+          <w:tcPr>
+            <w:tcW w:w="2972" w:type="dxa"/>
+            <w:shd w:val="clear" w:color="auto" w:fill="FFE9CA" w:themeFill="accent3" w:themeFillTint="33"/>
+          </w:tcPr>
+          <w:p>
+            <w:pPr>
+              <w:spacing w:before="0" w:after="0" w:line="240" w:lineRule="auto"/>
+              <w:jc w:val="left"/>
+            </w:pPr>
+            <w:r>
+              <w:lastRenderedPageBreak/>
+              <w:t>Línea de mandatos ejecutada</w:t>
+            </w:r>
+          </w:p>
+        </w:tc>
+        <w:tc>
+          <w:tcPr>
+            <w:tcW w:w="1276" w:type="dxa"/>
+            <w:shd w:val="clear" w:color="auto" w:fill="FFE9CA" w:themeFill="accent3" w:themeFillTint="33"/>
+          </w:tcPr>
+          <w:p>
+            <w:pPr>
+              <w:spacing w:before="0" w:after="0" w:line="240" w:lineRule="auto"/>
+              <w:jc w:val="left"/>
+            </w:pPr>
+            <w:r>
+              <w:t>Fichero de entrada</w:t>
+            </w:r>
+          </w:p>
+        </w:tc>
+        <w:tc>
+          <w:tcPr>
+            <w:tcW w:w="1297" w:type="dxa"/>
+            <w:shd w:val="clear" w:color="auto" w:fill="FFE9CA" w:themeFill="accent3" w:themeFillTint="33"/>
+          </w:tcPr>
+          <w:p>
+            <w:pPr>
+              <w:spacing w:before="0" w:after="0" w:line="240" w:lineRule="auto"/>
+              <w:jc w:val="left"/>
+            </w:pPr>
+            <w:r>
+              <w:t>Fichero de salida</w:t>
+            </w:r>
+          </w:p>
+        </w:tc>
+        <w:tc>
+          <w:tcPr>
+            <w:tcW w:w="4185" w:type="dxa"/>
+            <w:shd w:val="clear" w:color="auto" w:fill="FFE9CA" w:themeFill="accent3" w:themeFillTint="33"/>
+          </w:tcPr>
+          <w:p>
+            <w:pPr>
+              <w:spacing w:before="0" w:after="0" w:line="240" w:lineRule="auto"/>
+              <w:jc w:val="left"/>
+            </w:pPr>
+            <w:r>
+              <w:t>Salida</w:t>
+            </w:r>
+          </w:p>
+        </w:tc>
+      </w:tr>
+      <w:tr>
+        <w:tc>
+          <w:tcPr>
+            <w:tcW w:w="2972" w:type="dxa"/>
+          </w:tcPr>
+          <w:p>
+            <w:pPr>
+              <w:spacing w:before="0" w:after="0" w:line="240" w:lineRule="auto"/>
+              <w:jc w:val="left"/>
+            </w:pPr>
+            <w:r>
+              <w:t>cd &lt; input.txt</w:t>
+            </w:r>
+          </w:p>
+        </w:tc>
+        <w:tc>
+          <w:tcPr>
+            <w:tcW w:w="1276" w:type="dxa"/>
+          </w:tcPr>
+          <w:p>
+            <w:pPr>
+              <w:spacing w:before="0" w:after="0" w:line="240" w:lineRule="auto"/>
+              <w:jc w:val="left"/>
+            </w:pPr>
+            <w:r>
+              <w:t>input.txt</w:t>
+            </w:r>
+          </w:p>
+        </w:tc>
+        <w:tc>
+          <w:tcPr>
+            <w:tcW w:w="1297" w:type="dxa"/>
+          </w:tcPr>
+          <w:p>
+            <w:pPr>
+              <w:spacing w:before="0" w:after="0" w:line="240" w:lineRule="auto"/>
+              <w:jc w:val="left"/>
+            </w:pPr>
+            <w:r>
+              <w:t>-</w:t>
+            </w:r>
+          </w:p>
+        </w:tc>
+        <w:tc>
+          <w:tcPr>
+            <w:tcW w:w="4185" w:type="dxa"/>
+          </w:tcPr>
+          <w:p>
+            <w:pPr>
+              <w:spacing w:before="0" w:after="0" w:line="240" w:lineRule="auto"/>
+              <w:jc w:val="left"/>
+            </w:pPr>
+            <w:r>
+              <w:t>Directorio actual: /home/marcos</w:t>
+            </w:r>
+          </w:p>
+          <w:p>
+            <w:pPr>
+              <w:spacing w:before="0" w:after="0" w:line="240" w:lineRule="auto"/>
+              <w:jc w:val="left"/>
+            </w:pPr>
+          </w:p>
+          <w:p>
+            <w:pPr>
+              <w:spacing w:before="0" w:after="0" w:line="240" w:lineRule="auto"/>
+              <w:jc w:val="left"/>
+            </w:pPr>
+          </w:p>
+        </w:tc>
+      </w:tr>
+      <w:tr>
+        <w:tc>
+          <w:tcPr>
+            <w:tcW w:w="2972" w:type="dxa"/>
+          </w:tcPr>
+          <w:p>
+            <w:pPr>
+              <w:spacing w:before="0" w:after="0" w:line="240" w:lineRule="auto"/>
+              <w:jc w:val="left"/>
+            </w:pPr>
+            <w:r>
+              <w:t>cd ./</w:t>
+            </w:r>
+            <w:proofErr w:type="spellStart"/>
+            <w:r>
+              <w:t>parser</w:t>
+            </w:r>
+            <w:proofErr w:type="spellEnd"/>
+            <w:r>
+              <w:t xml:space="preserve"> &gt; output.txt</w:t>
+            </w:r>
+          </w:p>
+        </w:tc>
+        <w:tc>
+          <w:tcPr>
+            <w:tcW w:w="1276" w:type="dxa"/>
+          </w:tcPr>
+          <w:p>
+            <w:pPr>
+              <w:spacing w:before="0" w:after="0" w:line="240" w:lineRule="auto"/>
+              <w:jc w:val="left"/>
+            </w:pPr>
+            <w:r>
+              <w:t>-</w:t>
+            </w:r>
+          </w:p>
+        </w:tc>
+        <w:tc>
+          <w:tcPr>
+            <w:tcW w:w="1297" w:type="dxa"/>
+          </w:tcPr>
+          <w:p>
+            <w:pPr>
+              <w:spacing w:before="0" w:after="0" w:line="240" w:lineRule="auto"/>
+              <w:jc w:val="left"/>
+            </w:pPr>
+            <w:r>
+              <w:t>output.txt</w:t>
+            </w:r>
+            <w:r>
+              <w:t xml:space="preserve"> (</w:t>
+            </w:r>
+            <w:proofErr w:type="spellStart"/>
+            <w:r>
+              <w:t>stdout</w:t>
+            </w:r>
+            <w:proofErr w:type="spellEnd"/>
+            <w:r>
+              <w:t>)</w:t>
+            </w:r>
+          </w:p>
+        </w:tc>
+        <w:tc>
+          <w:tcPr>
+            <w:tcW w:w="4185" w:type="dxa"/>
+          </w:tcPr>
+          <w:p>
+            <w:pPr>
+              <w:spacing w:before="0" w:after="0" w:line="240" w:lineRule="auto"/>
+              <w:jc w:val="left"/>
+            </w:pPr>
+            <w:r>
+              <w:t>Directorio actual:</w:t>
+            </w:r>
+            <w:r>
+              <w:t xml:space="preserve"> </w:t>
+            </w:r>
+            <w:r>
+              <w:t>/home/marcos/</w:t>
+            </w:r>
+            <w:proofErr w:type="spellStart"/>
+            <w:r>
+              <w:t>Minishell</w:t>
+            </w:r>
+            <w:proofErr w:type="spellEnd"/>
+            <w:r>
+              <w:t>/</w:t>
+            </w:r>
+            <w:proofErr w:type="spellStart"/>
+            <w:r>
+              <w:t>minishell</w:t>
+            </w:r>
+            <w:proofErr w:type="spellEnd"/>
+            <w:r>
+              <w:t>/</w:t>
+            </w:r>
+            <w:proofErr w:type="spellStart"/>
+            <w:r>
+              <w:t>parser</w:t>
+            </w:r>
+            <w:proofErr w:type="spellEnd"/>
+          </w:p>
+        </w:tc>
+      </w:tr>
+      <w:tr>
+        <w:tc>
+          <w:tcPr>
+            <w:tcW w:w="2972" w:type="dxa"/>
+          </w:tcPr>
+          <w:p>
+            <w:pPr>
+              <w:spacing w:before="0" w:after="0" w:line="240" w:lineRule="auto"/>
+              <w:jc w:val="left"/>
+              <w:rPr>
+                <w:lang w:val="en-GB"/>
+              </w:rPr>
+            </w:pPr>
+            <w:proofErr w:type="spellStart"/>
+            <w:r>
+              <w:rPr>
+                <w:lang w:val="en-GB"/>
+              </w:rPr>
+              <w:t>umask</w:t>
+            </w:r>
+            <w:proofErr w:type="spellEnd"/>
+            <w:r>
+              <w:rPr>
+                <w:lang w:val="en-GB"/>
+              </w:rPr>
+              <w:t xml:space="preserve"> &lt; input.txt &gt; output.txt</w:t>
+            </w:r>
+          </w:p>
+        </w:tc>
+        <w:tc>
+          <w:tcPr>
+            <w:tcW w:w="1276" w:type="dxa"/>
+          </w:tcPr>
+          <w:p>
+            <w:pPr>
+              <w:spacing w:before="0" w:after="0" w:line="240" w:lineRule="auto"/>
+              <w:jc w:val="left"/>
+            </w:pPr>
+            <w:r>
+              <w:t>i</w:t>
+            </w:r>
+            <w:r>
+              <w:t>nput.txt</w:t>
+            </w:r>
+          </w:p>
+        </w:tc>
+        <w:tc>
+          <w:tcPr>
+            <w:tcW w:w="1297" w:type="dxa"/>
+          </w:tcPr>
+          <w:p>
+            <w:pPr>
+              <w:spacing w:before="0" w:after="0" w:line="240" w:lineRule="auto"/>
+              <w:jc w:val="left"/>
+            </w:pPr>
+            <w:r>
+              <w:t>output.txt</w:t>
+            </w:r>
+            <w:r>
+              <w:t xml:space="preserve"> </w:t>
+            </w:r>
+            <w:r>
+              <w:t>(</w:t>
+            </w:r>
+            <w:proofErr w:type="spellStart"/>
+            <w:r>
+              <w:t>stdout</w:t>
+            </w:r>
+            <w:proofErr w:type="spellEnd"/>
+            <w:r>
+              <w:t>)</w:t>
+            </w:r>
+          </w:p>
+        </w:tc>
+        <w:tc>
+          <w:tcPr>
+            <w:tcW w:w="4185" w:type="dxa"/>
+          </w:tcPr>
+          <w:p>
+            <w:pPr>
+              <w:spacing w:before="0" w:after="0" w:line="240" w:lineRule="auto"/>
+              <w:jc w:val="left"/>
+            </w:pPr>
+            <w:r>
+              <w:t>Valor de máscara (</w:t>
+            </w:r>
+            <w:proofErr w:type="spellStart"/>
+            <w:r>
+              <w:t>umask</w:t>
+            </w:r>
+            <w:proofErr w:type="spellEnd"/>
+            <w:r>
+              <w:t>) actual: 0002</w:t>
+            </w:r>
+          </w:p>
+        </w:tc>
+      </w:tr>
+      <w:tr>
+        <w:tc>
+          <w:tcPr>
+            <w:tcW w:w="2972" w:type="dxa"/>
+          </w:tcPr>
+          <w:p>
+            <w:pPr>
+              <w:spacing w:before="0" w:after="0" w:line="240" w:lineRule="auto"/>
+              <w:jc w:val="left"/>
+            </w:pPr>
+            <w:proofErr w:type="spellStart"/>
+            <w:r>
+              <w:t>umask</w:t>
+            </w:r>
+            <w:proofErr w:type="spellEnd"/>
+            <w:r>
+              <w:t xml:space="preserve"> 0123 </w:t>
+            </w:r>
+          </w:p>
+        </w:tc>
+        <w:tc>
+          <w:tcPr>
+            <w:tcW w:w="1276" w:type="dxa"/>
+          </w:tcPr>
+          <w:p>
+            <w:pPr>
+              <w:spacing w:before="0" w:after="0" w:line="240" w:lineRule="auto"/>
+              <w:jc w:val="left"/>
+            </w:pPr>
+            <w:r>
+              <w:t>-</w:t>
+            </w:r>
+          </w:p>
+        </w:tc>
+        <w:tc>
+          <w:tcPr>
+            <w:tcW w:w="1297" w:type="dxa"/>
+          </w:tcPr>
+          <w:p>
+            <w:pPr>
+              <w:spacing w:before="0" w:after="0" w:line="240" w:lineRule="auto"/>
+              <w:jc w:val="left"/>
+            </w:pPr>
+            <w:r>
+              <w:t>-</w:t>
+            </w:r>
+          </w:p>
+        </w:tc>
+        <w:tc>
+          <w:tcPr>
+            <w:tcW w:w="4185" w:type="dxa"/>
+          </w:tcPr>
+          <w:p>
+            <w:pPr>
+              <w:spacing w:before="0" w:after="0" w:line="240" w:lineRule="auto"/>
+              <w:jc w:val="left"/>
+            </w:pPr>
+            <w:r>
+              <w:t>Máscara (</w:t>
+            </w:r>
+            <w:proofErr w:type="spellStart"/>
+            <w:r>
+              <w:t>umask</w:t>
+            </w:r>
+            <w:proofErr w:type="spellEnd"/>
+            <w:r>
+              <w:t>) cambiada a: 0123</w:t>
+            </w:r>
+          </w:p>
+        </w:tc>
+      </w:tr>
+      <w:tr>
+        <w:tc>
+          <w:tcPr>
+            <w:tcW w:w="2972" w:type="dxa"/>
+          </w:tcPr>
+          <w:p>
+            <w:pPr>
+              <w:spacing w:before="0" w:after="0" w:line="240" w:lineRule="auto"/>
+              <w:jc w:val="left"/>
+            </w:pPr>
+            <w:proofErr w:type="spellStart"/>
+            <w:r>
+              <w:t>jobs</w:t>
+            </w:r>
+            <w:proofErr w:type="spellEnd"/>
+          </w:p>
+        </w:tc>
+        <w:tc>
+          <w:tcPr>
+            <w:tcW w:w="1276" w:type="dxa"/>
+          </w:tcPr>
+          <w:p>
+            <w:pPr>
+              <w:spacing w:before="0" w:after="0" w:line="240" w:lineRule="auto"/>
+              <w:jc w:val="left"/>
+            </w:pPr>
+            <w:r>
+              <w:t>-</w:t>
+            </w:r>
+          </w:p>
+        </w:tc>
+        <w:tc>
+          <w:tcPr>
+            <w:tcW w:w="1297" w:type="dxa"/>
+          </w:tcPr>
+          <w:p>
+            <w:pPr>
+              <w:spacing w:before="0" w:after="0" w:line="240" w:lineRule="auto"/>
+              <w:jc w:val="left"/>
+            </w:pPr>
+            <w:r>
+              <w:t>-</w:t>
+            </w:r>
+          </w:p>
+        </w:tc>
+        <w:tc>
+          <w:tcPr>
+            <w:tcW w:w="4185" w:type="dxa"/>
+          </w:tcPr>
+          <w:p>
+            <w:pPr>
+              <w:spacing w:before="0" w:after="0" w:line="240" w:lineRule="auto"/>
+              <w:jc w:val="left"/>
+            </w:pPr>
+            <w:r>
+              <w:t>-</w:t>
+            </w:r>
+          </w:p>
+        </w:tc>
+      </w:tr>
+      <w:tr>
+        <w:tc>
+          <w:tcPr>
+            <w:tcW w:w="2972" w:type="dxa"/>
+          </w:tcPr>
+          <w:p>
+            <w:pPr>
+              <w:spacing w:before="0" w:after="0" w:line="240" w:lineRule="auto"/>
+              <w:jc w:val="left"/>
+            </w:pPr>
+            <w:proofErr w:type="spellStart"/>
+            <w:r>
+              <w:t>bg</w:t>
+            </w:r>
+            <w:proofErr w:type="spellEnd"/>
+            <w:r>
+              <w:t xml:space="preserve"> 100 &lt; input.txt</w:t>
+            </w:r>
+          </w:p>
+        </w:tc>
+        <w:tc>
+          <w:tcPr>
+            <w:tcW w:w="1276" w:type="dxa"/>
+          </w:tcPr>
+          <w:p>
+            <w:pPr>
+              <w:spacing w:before="0" w:after="0" w:line="240" w:lineRule="auto"/>
+              <w:jc w:val="left"/>
+            </w:pPr>
+            <w:r>
+              <w:t>Input.txt</w:t>
+            </w:r>
+          </w:p>
+        </w:tc>
+        <w:tc>
+          <w:tcPr>
+            <w:tcW w:w="1297" w:type="dxa"/>
+          </w:tcPr>
+          <w:p>
+            <w:pPr>
+              <w:spacing w:before="0" w:after="0" w:line="240" w:lineRule="auto"/>
+              <w:jc w:val="left"/>
+            </w:pPr>
+            <w:r>
+              <w:t>-</w:t>
+            </w:r>
+          </w:p>
+        </w:tc>
+        <w:tc>
+          <w:tcPr>
+            <w:tcW w:w="4185" w:type="dxa"/>
+          </w:tcPr>
+          <w:p>
+            <w:pPr>
+              <w:spacing w:before="0" w:after="0" w:line="240" w:lineRule="auto"/>
+              <w:jc w:val="left"/>
+            </w:pPr>
+            <w:proofErr w:type="spellStart"/>
+            <w:r>
+              <w:t>bg</w:t>
+            </w:r>
+            <w:proofErr w:type="spellEnd"/>
+            <w:r>
+              <w:t>: el trabajo 100 no existe</w:t>
+            </w:r>
+          </w:p>
+        </w:tc>
+      </w:tr>
+      <w:tr>
+        <w:tc>
+          <w:tcPr>
+            <w:tcW w:w="2972" w:type="dxa"/>
+          </w:tcPr>
+          <w:p>
+            <w:pPr>
+              <w:spacing w:before="0" w:after="0" w:line="240" w:lineRule="auto"/>
+              <w:jc w:val="left"/>
+            </w:pPr>
+            <w:proofErr w:type="spellStart"/>
+            <w:r>
+              <w:t>bg</w:t>
+            </w:r>
+            <w:proofErr w:type="spellEnd"/>
+            <w:r>
+              <w:t xml:space="preserve"> &gt; output.txt</w:t>
+            </w:r>
+          </w:p>
+        </w:tc>
+        <w:tc>
+          <w:tcPr>
+            <w:tcW w:w="1276" w:type="dxa"/>
+          </w:tcPr>
+          <w:p>
+            <w:pPr>
+              <w:spacing w:before="0" w:after="0" w:line="240" w:lineRule="auto"/>
+              <w:jc w:val="left"/>
+            </w:pPr>
+            <w:r>
+              <w:t>-</w:t>
+            </w:r>
+          </w:p>
+        </w:tc>
+        <w:tc>
+          <w:tcPr>
+            <w:tcW w:w="1297" w:type="dxa"/>
+          </w:tcPr>
+          <w:p>
+            <w:pPr>
+              <w:spacing w:before="0" w:after="0" w:line="240" w:lineRule="auto"/>
+              <w:jc w:val="left"/>
+            </w:pPr>
+            <w:r>
+              <w:t>output.txt</w:t>
+            </w:r>
+            <w:r>
+              <w:t xml:space="preserve"> </w:t>
+            </w:r>
+            <w:r>
+              <w:t>(</w:t>
+            </w:r>
+            <w:proofErr w:type="spellStart"/>
+            <w:r>
+              <w:t>stdout</w:t>
+            </w:r>
+            <w:proofErr w:type="spellEnd"/>
+            <w:r>
+              <w:t>)</w:t>
+            </w:r>
+          </w:p>
+        </w:tc>
+        <w:tc>
+          <w:tcPr>
+            <w:tcW w:w="4185" w:type="dxa"/>
+          </w:tcPr>
+          <w:p>
+            <w:pPr>
+              <w:spacing w:before="0" w:after="0" w:line="240" w:lineRule="auto"/>
+              <w:jc w:val="left"/>
+            </w:pPr>
+            <w:proofErr w:type="spellStart"/>
+            <w:r>
+              <w:t>bg</w:t>
+            </w:r>
+            <w:proofErr w:type="spellEnd"/>
+            <w:r>
+              <w:t>: el trabajo actual no existe</w:t>
+            </w:r>
+          </w:p>
+        </w:tc>
+      </w:tr>
+      <w:tr>
+        <w:tc>
+          <w:tcPr>
+            <w:tcW w:w="2972" w:type="dxa"/>
+          </w:tcPr>
+          <w:p>
+            <w:pPr>
+              <w:spacing w:before="0" w:after="0" w:line="240" w:lineRule="auto"/>
+              <w:jc w:val="left"/>
+            </w:pPr>
+            <w:proofErr w:type="spellStart"/>
+            <w:r>
+              <w:t>exit</w:t>
+            </w:r>
+            <w:proofErr w:type="spellEnd"/>
+          </w:p>
+        </w:tc>
+        <w:tc>
+          <w:tcPr>
+            <w:tcW w:w="1276" w:type="dxa"/>
+          </w:tcPr>
+          <w:p>
+            <w:pPr>
+              <w:spacing w:before="0" w:after="0" w:line="240" w:lineRule="auto"/>
+              <w:jc w:val="left"/>
+            </w:pPr>
+            <w:r>
+              <w:t>-</w:t>
+            </w:r>
+          </w:p>
+        </w:tc>
+        <w:tc>
+          <w:tcPr>
+            <w:tcW w:w="1297" w:type="dxa"/>
+          </w:tcPr>
+          <w:p>
+            <w:pPr>
+              <w:spacing w:before="0" w:after="0" w:line="240" w:lineRule="auto"/>
+              <w:jc w:val="left"/>
+            </w:pPr>
+            <w:r>
+              <w:t>-</w:t>
+            </w:r>
+          </w:p>
+        </w:tc>
+        <w:tc>
+          <w:tcPr>
+            <w:tcW w:w="4185" w:type="dxa"/>
+          </w:tcPr>
+          <w:p>
+            <w:pPr>
+              <w:spacing w:before="0" w:after="0" w:line="240" w:lineRule="auto"/>
+              <w:jc w:val="left"/>
+            </w:pPr>
+            <w:r>
+              <w:t xml:space="preserve">Saliendo de la </w:t>
+            </w:r>
+            <w:proofErr w:type="spellStart"/>
+            <w:r>
+              <w:t>MiniShell</w:t>
+            </w:r>
+            <w:proofErr w:type="spellEnd"/>
+            <w:r>
+              <w:t>...</w:t>
+            </w:r>
+          </w:p>
+        </w:tc>
+      </w:tr>
+      <w:tr>
+        <w:tc>
+          <w:tcPr>
+            <w:tcW w:w="2972" w:type="dxa"/>
+          </w:tcPr>
+          <w:p>
+            <w:pPr>
+              <w:spacing w:before="0" w:after="0" w:line="240" w:lineRule="auto"/>
+              <w:jc w:val="left"/>
+              <w:rPr>
+                <w:lang w:val="en-GB"/>
+              </w:rPr>
+            </w:pPr>
+            <w:r>
+              <w:rPr>
+                <w:lang w:val="en-GB"/>
+              </w:rPr>
+              <w:t xml:space="preserve">cd | </w:t>
+            </w:r>
+            <w:proofErr w:type="spellStart"/>
+            <w:r>
+              <w:rPr>
+                <w:lang w:val="en-GB"/>
+              </w:rPr>
+              <w:t>wc</w:t>
+            </w:r>
+            <w:proofErr w:type="spellEnd"/>
+            <w:r>
+              <w:rPr>
+                <w:lang w:val="en-GB"/>
+              </w:rPr>
+              <w:t xml:space="preserve"> -l &gt; output.txt</w:t>
+            </w:r>
+          </w:p>
+        </w:tc>
+        <w:tc>
+          <w:tcPr>
+            <w:tcW w:w="1276" w:type="dxa"/>
+          </w:tcPr>
+          <w:p>
+            <w:pPr>
+              <w:spacing w:before="0" w:after="0" w:line="240" w:lineRule="auto"/>
+              <w:jc w:val="left"/>
+              <w:rPr>
+                <w:lang w:val="en-GB"/>
+              </w:rPr>
+            </w:pPr>
+            <w:r>
+              <w:rPr>
+                <w:lang w:val="en-GB"/>
+              </w:rPr>
+              <w:t>-</w:t>
+            </w:r>
+          </w:p>
+        </w:tc>
+        <w:tc>
+          <w:tcPr>
+            <w:tcW w:w="1297" w:type="dxa"/>
+          </w:tcPr>
+          <w:p>
+            <w:pPr>
+              <w:spacing w:before="0" w:after="0" w:line="240" w:lineRule="auto"/>
+              <w:jc w:val="left"/>
+              <w:rPr>
+                <w:lang w:val="en-GB"/>
+              </w:rPr>
+            </w:pPr>
+            <w:r>
+              <w:rPr>
+                <w:lang w:val="en-GB"/>
+              </w:rPr>
+              <w:t>output.txt</w:t>
+            </w:r>
+          </w:p>
+          <w:p>
+            <w:pPr>
+              <w:spacing w:before="0" w:after="0" w:line="240" w:lineRule="auto"/>
+              <w:jc w:val="left"/>
+              <w:rPr>
+                <w:lang w:val="es-ES"/>
+              </w:rPr>
+            </w:pPr>
+            <w:r>
+              <w:t>(</w:t>
+            </w:r>
+            <w:proofErr w:type="spellStart"/>
+            <w:r>
+              <w:t>stdout</w:t>
+            </w:r>
+            <w:proofErr w:type="spellEnd"/>
+            <w:r>
+              <w:t>)</w:t>
+            </w:r>
+          </w:p>
+        </w:tc>
+        <w:tc>
+          <w:tcPr>
+            <w:tcW w:w="4185" w:type="dxa"/>
+          </w:tcPr>
+          <w:p>
+            <w:pPr>
+              <w:spacing w:before="0" w:after="0" w:line="240" w:lineRule="auto"/>
+              <w:jc w:val="left"/>
+              <w:rPr>
+                <w:lang w:val="es-ES"/>
+              </w:rPr>
+            </w:pPr>
+            <w:r>
+              <w:rPr>
+                <w:lang w:val="es-ES"/>
+              </w:rPr>
+              <w:t>No pueden ejecutarse mandatos internos con pipes</w:t>
+            </w:r>
+          </w:p>
+        </w:tc>
+      </w:tr>
+    </w:tbl>
+    <w:p>
+      <w:pPr>
+        <w:spacing w:before="0" w:after="0" w:line="240" w:lineRule="auto"/>
+        <w:jc w:val="left"/>
+        <w:rPr>
+          <w:lang w:val="es-ES"/>
+        </w:rPr>
+      </w:pPr>
+    </w:p>
+    <w:p>
+      <w:pPr>
+        <w:spacing w:before="0" w:after="0" w:line="240" w:lineRule="auto"/>
+        <w:jc w:val="left"/>
+        <w:rPr>
+          <w:lang w:val="es-ES"/>
+        </w:rPr>
+      </w:pPr>
+    </w:p>
+    <w:p>
+      <w:pPr>
+        <w:pStyle w:val="Prrafodelista"/>
+        <w:numPr>
+          <w:ilvl w:val="0"/>
+          <w:numId w:val="42"/>
+        </w:numPr>
+        <w:spacing w:before="0" w:after="0" w:line="240" w:lineRule="auto"/>
+        <w:jc w:val="left"/>
+        <w:rPr>
+          <w:lang w:val="es-ES"/>
+        </w:rPr>
+      </w:pPr>
       <w:r>
         <w:rPr>
           <w:b/>
           <w:bCs/>
-          <w:highlight w:val="green"/>
-        </w:rPr>
-        <w:t>2</w:t>
-      </w:r>
-      <w:r>
-        <w:rPr>
-          <w:b/>
-          <w:bCs/>
-          <w:highlight w:val="green"/>
-        </w:rPr>
-        <w:t xml:space="preserve"> PÁGINAS &gt;&gt;</w:t>
+          <w:u w:val="single"/>
+          <w:lang w:val="es-ES"/>
+        </w:rPr>
+        <w:t>Mandatos externos:</w:t>
+      </w:r>
+      <w:r>
+        <w:rPr>
+          <w:lang w:val="es-ES"/>
+        </w:rPr>
+        <w:t xml:space="preserve"> Al contrario que los anteriores, este tipo de mandatos sí pueden ir encadenados por pipes, por lo que sucede que:</w:t>
       </w:r>
     </w:p>
     <w:p>
       <w:pPr>
-        <w:rPr>
-          <w:b/>
-          <w:bCs/>
-          <w:highlight w:val="yellow"/>
-        </w:rPr>
-      </w:pPr>
-      <w:r>
-        <w:rPr>
-          <w:b/>
-          <w:bCs/>
-          <w:highlight w:val="yellow"/>
-        </w:rPr>
-        <w:t>&lt;&lt; LISTA</w:t>
-      </w:r>
-      <w:r>
-        <w:rPr>
-          <w:b/>
-          <w:bCs/>
-          <w:highlight w:val="yellow"/>
-        </w:rPr>
-        <w:t xml:space="preserve"> Y BREVE EXPLICACIÓN</w:t>
-      </w:r>
-      <w:r>
-        <w:rPr>
-          <w:b/>
-          <w:bCs/>
-          <w:highlight w:val="yellow"/>
-        </w:rPr>
-        <w:t xml:space="preserve"> DE CASOS DE PRUEBA UTILIZADOS PARA VALIDAR LA PRÁCTICA &gt;&gt;</w:t>
-      </w:r>
+        <w:pStyle w:val="Prrafodelista"/>
+        <w:spacing w:before="0" w:after="0" w:line="240" w:lineRule="auto"/>
+        <w:jc w:val="left"/>
+        <w:rPr>
+          <w:lang w:val="es-ES"/>
+        </w:rPr>
+      </w:pPr>
     </w:p>
+    <w:p>
+      <w:pPr>
+        <w:pStyle w:val="Prrafodelista"/>
+        <w:numPr>
+          <w:ilvl w:val="1"/>
+          <w:numId w:val="42"/>
+        </w:numPr>
+        <w:spacing w:before="0" w:after="0" w:line="240" w:lineRule="auto"/>
+        <w:jc w:val="left"/>
+        <w:rPr>
+          <w:lang w:val="es-ES"/>
+        </w:rPr>
+      </w:pPr>
+      <w:r>
+        <w:rPr>
+          <w:lang w:val="es-ES"/>
+        </w:rPr>
+        <w:t>L</w:t>
+      </w:r>
+      <w:r>
+        <w:rPr>
+          <w:lang w:val="es-ES"/>
+        </w:rPr>
+        <w:t>a entrada estándar se conecta con el extremo de lectura del primer mandato</w:t>
+      </w:r>
+      <w:r>
+        <w:rPr>
+          <w:lang w:val="es-ES"/>
+        </w:rPr>
+        <w:t>.</w:t>
+      </w:r>
+    </w:p>
+    <w:p>
+      <w:pPr>
+        <w:pStyle w:val="Prrafodelista"/>
+        <w:numPr>
+          <w:ilvl w:val="1"/>
+          <w:numId w:val="42"/>
+        </w:numPr>
+        <w:spacing w:before="0" w:after="0" w:line="240" w:lineRule="auto"/>
+        <w:jc w:val="left"/>
+        <w:rPr>
+          <w:lang w:val="es-ES"/>
+        </w:rPr>
+      </w:pPr>
+      <w:r>
+        <w:rPr>
+          <w:lang w:val="es-ES"/>
+        </w:rPr>
+        <w:t>L</w:t>
+      </w:r>
+      <w:r>
+        <w:rPr>
+          <w:lang w:val="es-ES"/>
+        </w:rPr>
+        <w:t>os mandatos intermedios conectan su entrada con</w:t>
+      </w:r>
+      <w:r>
+        <w:rPr>
+          <w:lang w:val="es-ES"/>
+        </w:rPr>
+        <w:t xml:space="preserve"> el extremo de lectura del pipe que conecta con el mandato anterior, y su salida con el extremo de escritura del pipe siguiente.</w:t>
+      </w:r>
+    </w:p>
+    <w:p>
+      <w:pPr>
+        <w:pStyle w:val="Prrafodelista"/>
+        <w:numPr>
+          <w:ilvl w:val="1"/>
+          <w:numId w:val="42"/>
+        </w:numPr>
+        <w:spacing w:before="0" w:after="0" w:line="240" w:lineRule="auto"/>
+        <w:jc w:val="left"/>
+        <w:rPr>
+          <w:lang w:val="es-ES"/>
+        </w:rPr>
+      </w:pPr>
+      <w:r>
+        <w:rPr>
+          <w:lang w:val="es-ES"/>
+        </w:rPr>
+        <w:t>El último mandato conecta su extremo de escritura con la salida estándar.</w:t>
+      </w:r>
+    </w:p>
+    <w:p>
+      <w:pPr>
+        <w:pStyle w:val="Prrafodelista"/>
+        <w:spacing w:before="0" w:after="0" w:line="240" w:lineRule="auto"/>
+        <w:jc w:val="left"/>
+        <w:rPr>
+          <w:lang w:val="es-ES"/>
+        </w:rPr>
+      </w:pPr>
+    </w:p>
+    <w:p>
+      <w:pPr>
+        <w:pStyle w:val="Prrafodelista"/>
+        <w:spacing w:before="0" w:after="0" w:line="240" w:lineRule="auto"/>
+        <w:jc w:val="left"/>
+        <w:rPr>
+          <w:lang w:val="es-ES"/>
+        </w:rPr>
+      </w:pPr>
+      <w:r>
+        <w:rPr>
+          <w:lang w:val="es-ES"/>
+        </w:rPr>
+        <w:t xml:space="preserve">En los casos de prueba de este tipo, se intercalan mandatos internos para </w:t>
+      </w:r>
+      <w:r>
+        <w:rPr>
+          <w:lang w:val="es-ES"/>
+        </w:rPr>
+        <w:t xml:space="preserve">comprobar su funcionamiento cuando </w:t>
+      </w:r>
+      <w:proofErr w:type="spellStart"/>
+      <w:r>
+        <w:rPr>
+          <w:lang w:val="es-ES"/>
+        </w:rPr>
+        <w:t>job_list</w:t>
+      </w:r>
+      <w:proofErr w:type="spellEnd"/>
+      <w:r>
+        <w:rPr>
+          <w:lang w:val="es-ES"/>
+        </w:rPr>
+        <w:t xml:space="preserve"> no está vacía (es decir, cuando </w:t>
+      </w:r>
+      <w:proofErr w:type="spellStart"/>
+      <w:r>
+        <w:rPr>
+          <w:lang w:val="es-ES"/>
+        </w:rPr>
+        <w:t>is_job_list_empty</w:t>
+      </w:r>
+      <w:proofErr w:type="spellEnd"/>
+      <w:r>
+        <w:rPr>
+          <w:lang w:val="es-ES"/>
+        </w:rPr>
+        <w:t>() devuelve false).</w:t>
+      </w:r>
+    </w:p>
+    <w:p>
+      <w:pPr>
+        <w:spacing w:before="0" w:after="0" w:line="240" w:lineRule="auto"/>
+        <w:jc w:val="left"/>
+        <w:rPr>
+          <w:lang w:val="es-ES"/>
+        </w:rPr>
+      </w:pPr>
+    </w:p>
+    <w:tbl>
+      <w:tblPr>
+        <w:tblStyle w:val="Tablaconcuadrcula"/>
+        <w:tblW w:w="0" w:type="auto"/>
+        <w:tblLook w:val="04A0" w:firstRow="1" w:lastRow="0" w:firstColumn="1" w:lastColumn="0" w:noHBand="0" w:noVBand="1"/>
+      </w:tblPr>
+      <w:tblGrid>
+        <w:gridCol w:w="2972"/>
+        <w:gridCol w:w="1276"/>
+        <w:gridCol w:w="1276"/>
+        <w:gridCol w:w="4206"/>
+      </w:tblGrid>
+      <w:tr>
+        <w:tc>
+          <w:tcPr>
+            <w:tcW w:w="2972" w:type="dxa"/>
+            <w:shd w:val="clear" w:color="auto" w:fill="D7E7F0" w:themeFill="accent1" w:themeFillTint="33"/>
+          </w:tcPr>
+          <w:p>
+            <w:pPr>
+              <w:spacing w:before="0" w:after="0" w:line="240" w:lineRule="auto"/>
+              <w:jc w:val="left"/>
+            </w:pPr>
+            <w:r>
+              <w:t>Línea de mandatos ejecutada</w:t>
+            </w:r>
+          </w:p>
+        </w:tc>
+        <w:tc>
+          <w:tcPr>
+            <w:tcW w:w="1276" w:type="dxa"/>
+            <w:shd w:val="clear" w:color="auto" w:fill="D7E7F0" w:themeFill="accent1" w:themeFillTint="33"/>
+          </w:tcPr>
+          <w:p>
+            <w:pPr>
+              <w:spacing w:before="0" w:after="0" w:line="240" w:lineRule="auto"/>
+              <w:jc w:val="left"/>
+            </w:pPr>
+            <w:r>
+              <w:t>Fichero de entrada</w:t>
+            </w:r>
+          </w:p>
+        </w:tc>
+        <w:tc>
+          <w:tcPr>
+            <w:tcW w:w="1276" w:type="dxa"/>
+            <w:shd w:val="clear" w:color="auto" w:fill="D7E7F0" w:themeFill="accent1" w:themeFillTint="33"/>
+          </w:tcPr>
+          <w:p>
+            <w:pPr>
+              <w:spacing w:before="0" w:after="0" w:line="240" w:lineRule="auto"/>
+              <w:jc w:val="left"/>
+            </w:pPr>
+            <w:r>
+              <w:t>Fichero de salida</w:t>
+            </w:r>
+          </w:p>
+        </w:tc>
+        <w:tc>
+          <w:tcPr>
+            <w:tcW w:w="4206" w:type="dxa"/>
+            <w:shd w:val="clear" w:color="auto" w:fill="D7E7F0" w:themeFill="accent1" w:themeFillTint="33"/>
+          </w:tcPr>
+          <w:p>
+            <w:pPr>
+              <w:spacing w:before="0" w:after="0" w:line="240" w:lineRule="auto"/>
+              <w:jc w:val="left"/>
+            </w:pPr>
+            <w:r>
+              <w:t>Salida</w:t>
+            </w:r>
+          </w:p>
+        </w:tc>
+      </w:tr>
+      <w:tr>
+        <w:tc>
+          <w:tcPr>
+            <w:tcW w:w="2972" w:type="dxa"/>
+          </w:tcPr>
+          <w:p>
+            <w:pPr>
+              <w:spacing w:before="0" w:after="0" w:line="240" w:lineRule="auto"/>
+              <w:jc w:val="left"/>
+            </w:pPr>
+            <w:proofErr w:type="spellStart"/>
+            <w:r>
+              <w:t>ls</w:t>
+            </w:r>
+            <w:proofErr w:type="spellEnd"/>
+            <w:r>
+              <w:t xml:space="preserve"> -la</w:t>
+            </w:r>
+          </w:p>
+        </w:tc>
+        <w:tc>
+          <w:tcPr>
+            <w:tcW w:w="1276" w:type="dxa"/>
+          </w:tcPr>
+          <w:p>
+            <w:pPr>
+              <w:spacing w:before="0" w:after="0" w:line="240" w:lineRule="auto"/>
+              <w:jc w:val="left"/>
+            </w:pPr>
+            <w:r>
+              <w:t>-</w:t>
+            </w:r>
+          </w:p>
+        </w:tc>
+        <w:tc>
+          <w:tcPr>
+            <w:tcW w:w="1276" w:type="dxa"/>
+          </w:tcPr>
+          <w:p>
+            <w:pPr>
+              <w:spacing w:before="0" w:after="0" w:line="240" w:lineRule="auto"/>
+              <w:jc w:val="left"/>
+              <w:rPr>
+                <w:lang w:val="en-GB"/>
+              </w:rPr>
+            </w:pPr>
+            <w:r>
+              <w:rPr>
+                <w:lang w:val="en-GB"/>
+              </w:rPr>
+              <w:t>-</w:t>
+            </w:r>
+          </w:p>
+        </w:tc>
+        <w:tc>
+          <w:tcPr>
+            <w:tcW w:w="4206" w:type="dxa"/>
+          </w:tcPr>
+          <w:p>
+            <w:pPr>
+              <w:spacing w:before="0" w:after="0" w:line="240" w:lineRule="auto"/>
+              <w:jc w:val="left"/>
+              <w:rPr>
+                <w:lang w:val="en-GB"/>
+              </w:rPr>
+            </w:pPr>
+            <w:r>
+              <w:rPr>
+                <w:lang w:val="en-GB"/>
+              </w:rPr>
+              <w:t>total 104</w:t>
+            </w:r>
+          </w:p>
+          <w:p>
+            <w:pPr>
+              <w:spacing w:before="0" w:after="0" w:line="240" w:lineRule="auto"/>
+              <w:jc w:val="left"/>
+              <w:rPr>
+                <w:lang w:val="en-GB"/>
+              </w:rPr>
+            </w:pPr>
+            <w:proofErr w:type="spellStart"/>
+            <w:r>
+              <w:rPr>
+                <w:lang w:val="en-GB"/>
+              </w:rPr>
+              <w:t>drwxrwxr</w:t>
+            </w:r>
+            <w:proofErr w:type="spellEnd"/>
+            <w:r>
+              <w:rPr>
+                <w:lang w:val="en-GB"/>
+              </w:rPr>
+              <w:t xml:space="preserve">-x 4 user </w:t>
+            </w:r>
+            <w:proofErr w:type="spellStart"/>
+            <w:r>
+              <w:rPr>
+                <w:lang w:val="en-GB"/>
+              </w:rPr>
+              <w:t>user</w:t>
+            </w:r>
+            <w:proofErr w:type="spellEnd"/>
+            <w:r>
+              <w:rPr>
+                <w:lang w:val="en-GB"/>
+              </w:rPr>
+              <w:t xml:space="preserve">  4096 </w:t>
+            </w:r>
+            <w:proofErr w:type="spellStart"/>
+            <w:r>
+              <w:rPr>
+                <w:lang w:val="en-GB"/>
+              </w:rPr>
+              <w:t>dic</w:t>
+            </w:r>
+            <w:proofErr w:type="spellEnd"/>
+            <w:r>
+              <w:rPr>
+                <w:lang w:val="en-GB"/>
+              </w:rPr>
+              <w:t xml:space="preserve"> 18 00:51 .</w:t>
+            </w:r>
+          </w:p>
+          <w:p>
+            <w:pPr>
+              <w:spacing w:before="0" w:after="0" w:line="240" w:lineRule="auto"/>
+              <w:jc w:val="left"/>
+              <w:rPr>
+                <w:lang w:val="en-GB"/>
+              </w:rPr>
+            </w:pPr>
+            <w:proofErr w:type="spellStart"/>
+            <w:r>
+              <w:rPr>
+                <w:lang w:val="en-GB"/>
+              </w:rPr>
+              <w:t>drwxrwxr</w:t>
+            </w:r>
+            <w:proofErr w:type="spellEnd"/>
+            <w:r>
+              <w:rPr>
+                <w:lang w:val="en-GB"/>
+              </w:rPr>
+              <w:t xml:space="preserve">-x 6 user </w:t>
+            </w:r>
+            <w:proofErr w:type="spellStart"/>
+            <w:r>
+              <w:rPr>
+                <w:lang w:val="en-GB"/>
+              </w:rPr>
+              <w:t>user</w:t>
+            </w:r>
+            <w:proofErr w:type="spellEnd"/>
+            <w:r>
+              <w:rPr>
+                <w:lang w:val="en-GB"/>
+              </w:rPr>
+              <w:t xml:space="preserve">  4096 </w:t>
+            </w:r>
+            <w:proofErr w:type="spellStart"/>
+            <w:r>
+              <w:rPr>
+                <w:lang w:val="en-GB"/>
+              </w:rPr>
+              <w:t>dic</w:t>
+            </w:r>
+            <w:proofErr w:type="spellEnd"/>
+            <w:r>
+              <w:rPr>
+                <w:lang w:val="en-GB"/>
+              </w:rPr>
+              <w:t xml:space="preserve">  5 11:12 ..</w:t>
+            </w:r>
+          </w:p>
+          <w:p>
+            <w:pPr>
+              <w:spacing w:before="0" w:after="0" w:line="240" w:lineRule="auto"/>
+              <w:jc w:val="left"/>
+              <w:rPr>
+                <w:lang w:val="en-GB"/>
+              </w:rPr>
+            </w:pPr>
+            <w:r>
+              <w:rPr>
+                <w:lang w:val="en-GB"/>
+              </w:rPr>
+              <w:t>-</w:t>
+            </w:r>
+            <w:proofErr w:type="spellStart"/>
+            <w:r>
+              <w:rPr>
+                <w:lang w:val="en-GB"/>
+              </w:rPr>
+              <w:t>rw</w:t>
+            </w:r>
+            <w:proofErr w:type="spellEnd"/>
+            <w:r>
+              <w:rPr>
+                <w:lang w:val="en-GB"/>
+              </w:rPr>
+              <w:t>-</w:t>
+            </w:r>
+            <w:proofErr w:type="spellStart"/>
+            <w:r>
+              <w:rPr>
+                <w:lang w:val="en-GB"/>
+              </w:rPr>
+              <w:t>rw</w:t>
+            </w:r>
+            <w:proofErr w:type="spellEnd"/>
+            <w:r>
+              <w:rPr>
+                <w:lang w:val="en-GB"/>
+              </w:rPr>
+              <w:t xml:space="preserve">-r-- 1 user </w:t>
+            </w:r>
+            <w:proofErr w:type="spellStart"/>
+            <w:r>
+              <w:rPr>
+                <w:lang w:val="en-GB"/>
+              </w:rPr>
+              <w:t>user</w:t>
+            </w:r>
+            <w:proofErr w:type="spellEnd"/>
+            <w:r>
+              <w:rPr>
+                <w:lang w:val="en-GB"/>
+              </w:rPr>
+              <w:t xml:space="preserve">   123 </w:t>
+            </w:r>
+            <w:proofErr w:type="spellStart"/>
+            <w:r>
+              <w:rPr>
+                <w:lang w:val="en-GB"/>
+              </w:rPr>
+              <w:t>dic</w:t>
+            </w:r>
+            <w:proofErr w:type="spellEnd"/>
+            <w:r>
+              <w:rPr>
+                <w:lang w:val="en-GB"/>
+              </w:rPr>
+              <w:t xml:space="preserve">  5 11:12 CMakeLists.txt</w:t>
+            </w:r>
+          </w:p>
+          <w:p>
+            <w:pPr>
+              <w:spacing w:before="0" w:after="0" w:line="240" w:lineRule="auto"/>
+              <w:jc w:val="left"/>
+              <w:rPr>
+                <w:lang w:val="en-GB"/>
+              </w:rPr>
+            </w:pPr>
+            <w:r>
+              <w:rPr>
+                <w:lang w:val="en-GB"/>
+              </w:rPr>
+              <w:t>-</w:t>
+            </w:r>
+            <w:proofErr w:type="spellStart"/>
+            <w:r>
+              <w:rPr>
+                <w:lang w:val="en-GB"/>
+              </w:rPr>
+              <w:t>rwxrwxr</w:t>
+            </w:r>
+            <w:proofErr w:type="spellEnd"/>
+            <w:r>
+              <w:rPr>
+                <w:lang w:val="en-GB"/>
+              </w:rPr>
+              <w:t xml:space="preserve">-x 1 user </w:t>
+            </w:r>
+            <w:proofErr w:type="spellStart"/>
+            <w:r>
+              <w:rPr>
+                <w:lang w:val="en-GB"/>
+              </w:rPr>
+              <w:t>user</w:t>
+            </w:r>
+            <w:proofErr w:type="spellEnd"/>
+            <w:r>
+              <w:rPr>
+                <w:lang w:val="en-GB"/>
+              </w:rPr>
+              <w:t xml:space="preserve">    94 </w:t>
+            </w:r>
+            <w:proofErr w:type="spellStart"/>
+            <w:r>
+              <w:rPr>
+                <w:lang w:val="en-GB"/>
+              </w:rPr>
+              <w:t>dic</w:t>
+            </w:r>
+            <w:proofErr w:type="spellEnd"/>
+            <w:r>
+              <w:rPr>
+                <w:lang w:val="en-GB"/>
+              </w:rPr>
+              <w:t xml:space="preserve"> 13 09:59 compila.sh</w:t>
+            </w:r>
+          </w:p>
+          <w:p>
+            <w:pPr>
+              <w:spacing w:before="0" w:after="0" w:line="240" w:lineRule="auto"/>
+              <w:jc w:val="left"/>
+              <w:rPr>
+                <w:lang w:val="en-GB"/>
+              </w:rPr>
+            </w:pPr>
+            <w:proofErr w:type="spellStart"/>
+            <w:r>
+              <w:rPr>
+                <w:lang w:val="en-GB"/>
+              </w:rPr>
+              <w:t>drwxrwxr</w:t>
+            </w:r>
+            <w:proofErr w:type="spellEnd"/>
+            <w:r>
+              <w:rPr>
+                <w:lang w:val="en-GB"/>
+              </w:rPr>
+              <w:t xml:space="preserve">-x 2 user </w:t>
+            </w:r>
+            <w:proofErr w:type="spellStart"/>
+            <w:r>
+              <w:rPr>
+                <w:lang w:val="en-GB"/>
+              </w:rPr>
+              <w:t>user</w:t>
+            </w:r>
+            <w:proofErr w:type="spellEnd"/>
+            <w:r>
+              <w:rPr>
+                <w:lang w:val="en-GB"/>
+              </w:rPr>
+              <w:t xml:space="preserve">  4096 </w:t>
+            </w:r>
+            <w:proofErr w:type="spellStart"/>
+            <w:r>
+              <w:rPr>
+                <w:lang w:val="en-GB"/>
+              </w:rPr>
+              <w:t>dic</w:t>
+            </w:r>
+            <w:proofErr w:type="spellEnd"/>
+            <w:r>
+              <w:rPr>
+                <w:lang w:val="en-GB"/>
+              </w:rPr>
+              <w:t xml:space="preserve"> 18 00:51 .idea</w:t>
+            </w:r>
+          </w:p>
+          <w:p>
+            <w:pPr>
+              <w:spacing w:before="0" w:after="0" w:line="240" w:lineRule="auto"/>
+              <w:jc w:val="left"/>
+              <w:rPr>
+                <w:lang w:val="en-GB"/>
+              </w:rPr>
+            </w:pPr>
+            <w:r>
+              <w:rPr>
+                <w:lang w:val="en-GB"/>
+              </w:rPr>
+              <w:t>-</w:t>
+            </w:r>
+            <w:proofErr w:type="spellStart"/>
+            <w:r>
+              <w:rPr>
+                <w:lang w:val="en-GB"/>
+              </w:rPr>
+              <w:t>rw</w:t>
+            </w:r>
+            <w:proofErr w:type="spellEnd"/>
+            <w:r>
+              <w:rPr>
+                <w:lang w:val="en-GB"/>
+              </w:rPr>
+              <w:t>-</w:t>
+            </w:r>
+            <w:proofErr w:type="spellStart"/>
+            <w:r>
+              <w:rPr>
+                <w:lang w:val="en-GB"/>
+              </w:rPr>
+              <w:t>rw</w:t>
+            </w:r>
+            <w:proofErr w:type="spellEnd"/>
+            <w:r>
+              <w:rPr>
+                <w:lang w:val="en-GB"/>
+              </w:rPr>
+              <w:t xml:space="preserve">-r-- 1 user </w:t>
+            </w:r>
+            <w:proofErr w:type="spellStart"/>
+            <w:r>
+              <w:rPr>
+                <w:lang w:val="en-GB"/>
+              </w:rPr>
+              <w:t>user</w:t>
+            </w:r>
+            <w:proofErr w:type="spellEnd"/>
+            <w:r>
+              <w:rPr>
+                <w:lang w:val="en-GB"/>
+              </w:rPr>
+              <w:t xml:space="preserve">   748 </w:t>
+            </w:r>
+            <w:proofErr w:type="spellStart"/>
+            <w:r>
+              <w:rPr>
+                <w:lang w:val="en-GB"/>
+              </w:rPr>
+              <w:t>dic</w:t>
+            </w:r>
+            <w:proofErr w:type="spellEnd"/>
+            <w:r>
+              <w:rPr>
+                <w:lang w:val="en-GB"/>
+              </w:rPr>
+              <w:t xml:space="preserve"> 16 09:57 input.txt</w:t>
+            </w:r>
+          </w:p>
+          <w:p>
+            <w:pPr>
+              <w:spacing w:before="0" w:after="0" w:line="240" w:lineRule="auto"/>
+              <w:jc w:val="left"/>
+              <w:rPr>
+                <w:lang w:val="en-GB"/>
+              </w:rPr>
+            </w:pPr>
+            <w:r>
+              <w:rPr>
+                <w:lang w:val="en-GB"/>
+              </w:rPr>
+              <w:t>-</w:t>
+            </w:r>
+            <w:proofErr w:type="spellStart"/>
+            <w:r>
+              <w:rPr>
+                <w:lang w:val="en-GB"/>
+              </w:rPr>
+              <w:t>rwxrwxr</w:t>
+            </w:r>
+            <w:proofErr w:type="spellEnd"/>
+            <w:r>
+              <w:rPr>
+                <w:lang w:val="en-GB"/>
+              </w:rPr>
+              <w:t xml:space="preserve">-x 1 user </w:t>
+            </w:r>
+            <w:proofErr w:type="spellStart"/>
+            <w:r>
+              <w:rPr>
+                <w:lang w:val="en-GB"/>
+              </w:rPr>
+              <w:t>user</w:t>
+            </w:r>
+            <w:proofErr w:type="spellEnd"/>
+            <w:r>
+              <w:rPr>
+                <w:lang w:val="en-GB"/>
+              </w:rPr>
+              <w:t xml:space="preserve"> 37192 </w:t>
+            </w:r>
+            <w:proofErr w:type="spellStart"/>
+            <w:r>
+              <w:rPr>
+                <w:lang w:val="en-GB"/>
+              </w:rPr>
+              <w:t>dic</w:t>
+            </w:r>
+            <w:proofErr w:type="spellEnd"/>
+            <w:r>
+              <w:rPr>
+                <w:lang w:val="en-GB"/>
+              </w:rPr>
+              <w:t xml:space="preserve"> 18 00:51 </w:t>
+            </w:r>
+            <w:proofErr w:type="spellStart"/>
+            <w:r>
+              <w:rPr>
+                <w:lang w:val="en-GB"/>
+              </w:rPr>
+              <w:t>minishell</w:t>
+            </w:r>
+            <w:proofErr w:type="spellEnd"/>
+          </w:p>
+          <w:p>
+            <w:pPr>
+              <w:spacing w:before="0" w:after="0" w:line="240" w:lineRule="auto"/>
+              <w:jc w:val="left"/>
+              <w:rPr>
+                <w:lang w:val="en-GB"/>
+              </w:rPr>
+            </w:pPr>
+            <w:r>
+              <w:rPr>
+                <w:lang w:val="en-GB"/>
+              </w:rPr>
+              <w:t>-</w:t>
+            </w:r>
+            <w:proofErr w:type="spellStart"/>
+            <w:r>
+              <w:rPr>
+                <w:lang w:val="en-GB"/>
+              </w:rPr>
+              <w:t>rw</w:t>
+            </w:r>
+            <w:proofErr w:type="spellEnd"/>
+            <w:r>
+              <w:rPr>
+                <w:lang w:val="en-GB"/>
+              </w:rPr>
+              <w:t>-</w:t>
+            </w:r>
+            <w:proofErr w:type="spellStart"/>
+            <w:r>
+              <w:rPr>
+                <w:lang w:val="en-GB"/>
+              </w:rPr>
+              <w:t>rw</w:t>
+            </w:r>
+            <w:proofErr w:type="spellEnd"/>
+            <w:r>
+              <w:rPr>
+                <w:lang w:val="en-GB"/>
+              </w:rPr>
+              <w:t xml:space="preserve">-r-- 1 user </w:t>
+            </w:r>
+            <w:proofErr w:type="spellStart"/>
+            <w:r>
+              <w:rPr>
+                <w:lang w:val="en-GB"/>
+              </w:rPr>
+              <w:t>user</w:t>
+            </w:r>
+            <w:proofErr w:type="spellEnd"/>
+            <w:r>
+              <w:rPr>
+                <w:lang w:val="en-GB"/>
+              </w:rPr>
+              <w:t xml:space="preserve"> 33300 </w:t>
+            </w:r>
+            <w:proofErr w:type="spellStart"/>
+            <w:r>
+              <w:rPr>
+                <w:lang w:val="en-GB"/>
+              </w:rPr>
+              <w:t>dic</w:t>
+            </w:r>
+            <w:proofErr w:type="spellEnd"/>
+            <w:r>
+              <w:rPr>
+                <w:lang w:val="en-GB"/>
+              </w:rPr>
+              <w:t xml:space="preserve"> 18 00:51 </w:t>
+            </w:r>
+            <w:proofErr w:type="spellStart"/>
+            <w:r>
+              <w:rPr>
+                <w:lang w:val="en-GB"/>
+              </w:rPr>
+              <w:t>minishell.c</w:t>
+            </w:r>
+            <w:proofErr w:type="spellEnd"/>
+          </w:p>
+          <w:p>
+            <w:pPr>
+              <w:spacing w:before="0" w:after="0" w:line="240" w:lineRule="auto"/>
+              <w:jc w:val="left"/>
+            </w:pPr>
+            <w:proofErr w:type="spellStart"/>
+            <w:r>
+              <w:t>drwxrwxr</w:t>
+            </w:r>
+            <w:proofErr w:type="spellEnd"/>
+            <w:r>
+              <w:t xml:space="preserve">-x 2 </w:t>
+            </w:r>
+            <w:proofErr w:type="spellStart"/>
+            <w:r>
+              <w:t>user</w:t>
+            </w:r>
+            <w:proofErr w:type="spellEnd"/>
+            <w:r>
+              <w:t xml:space="preserve"> </w:t>
+            </w:r>
+            <w:proofErr w:type="spellStart"/>
+            <w:r>
+              <w:t>user</w:t>
+            </w:r>
+            <w:proofErr w:type="spellEnd"/>
+            <w:r>
+              <w:t xml:space="preserve">  4096 dic  6 17:13 </w:t>
+            </w:r>
+            <w:proofErr w:type="spellStart"/>
+            <w:r>
+              <w:t>parser</w:t>
+            </w:r>
+            <w:proofErr w:type="spellEnd"/>
+          </w:p>
+        </w:tc>
+      </w:tr>
+      <w:tr>
+        <w:tc>
+          <w:tcPr>
+            <w:tcW w:w="2972" w:type="dxa"/>
+          </w:tcPr>
+          <w:p>
+            <w:pPr>
+              <w:spacing w:before="0" w:after="0" w:line="240" w:lineRule="auto"/>
+              <w:jc w:val="left"/>
+            </w:pPr>
+            <w:proofErr w:type="spellStart"/>
+            <w:r>
+              <w:t>ls</w:t>
+            </w:r>
+            <w:proofErr w:type="spellEnd"/>
+            <w:r>
+              <w:t xml:space="preserve"> -la </w:t>
+            </w:r>
+            <w:proofErr w:type="spellStart"/>
+            <w:r>
+              <w:t>directorio_inexistente</w:t>
+            </w:r>
+            <w:proofErr w:type="spellEnd"/>
+            <w:r>
+              <w:t xml:space="preserve"> &gt;&amp; error.txt</w:t>
+            </w:r>
+          </w:p>
+        </w:tc>
+        <w:tc>
+          <w:tcPr>
+            <w:tcW w:w="1276" w:type="dxa"/>
+          </w:tcPr>
+          <w:p>
+            <w:pPr>
+              <w:spacing w:before="0" w:after="0" w:line="240" w:lineRule="auto"/>
+              <w:jc w:val="left"/>
+            </w:pPr>
+            <w:r>
+              <w:t>-</w:t>
+            </w:r>
+          </w:p>
+        </w:tc>
+        <w:tc>
+          <w:tcPr>
+            <w:tcW w:w="1276" w:type="dxa"/>
+          </w:tcPr>
+          <w:p>
+            <w:pPr>
+              <w:spacing w:before="0" w:after="0" w:line="240" w:lineRule="auto"/>
+              <w:jc w:val="left"/>
+              <w:rPr>
+                <w:lang w:val="es-ES"/>
+              </w:rPr>
+            </w:pPr>
+            <w:r>
+              <w:rPr>
+                <w:lang w:val="es-ES"/>
+              </w:rPr>
+              <w:t>error.txt</w:t>
+            </w:r>
+          </w:p>
+          <w:p>
+            <w:pPr>
+              <w:spacing w:before="0" w:after="0" w:line="240" w:lineRule="auto"/>
+              <w:jc w:val="left"/>
+              <w:rPr>
+                <w:lang w:val="es-ES"/>
+              </w:rPr>
+            </w:pPr>
+            <w:r>
+              <w:rPr>
+                <w:lang w:val="es-ES"/>
+              </w:rPr>
+              <w:t>(</w:t>
+            </w:r>
+            <w:proofErr w:type="spellStart"/>
+            <w:r>
+              <w:rPr>
+                <w:lang w:val="es-ES"/>
+              </w:rPr>
+              <w:t>stderr</w:t>
+            </w:r>
+            <w:proofErr w:type="spellEnd"/>
+            <w:r>
+              <w:rPr>
+                <w:lang w:val="es-ES"/>
+              </w:rPr>
+              <w:t>)</w:t>
+            </w:r>
+          </w:p>
+        </w:tc>
+        <w:tc>
+          <w:tcPr>
+            <w:tcW w:w="4206" w:type="dxa"/>
+          </w:tcPr>
+          <w:p>
+            <w:pPr>
+              <w:spacing w:before="0" w:after="0" w:line="240" w:lineRule="auto"/>
+              <w:jc w:val="left"/>
+              <w:rPr>
+                <w:lang w:val="es-ES"/>
+              </w:rPr>
+            </w:pPr>
+            <w:proofErr w:type="spellStart"/>
+            <w:r>
+              <w:rPr>
+                <w:lang w:val="es-ES"/>
+              </w:rPr>
+              <w:t>ls</w:t>
+            </w:r>
+            <w:proofErr w:type="spellEnd"/>
+            <w:r>
+              <w:rPr>
+                <w:lang w:val="es-ES"/>
+              </w:rPr>
+              <w:t>: no se puede acceder a '</w:t>
+            </w:r>
+            <w:proofErr w:type="spellStart"/>
+            <w:r>
+              <w:rPr>
+                <w:lang w:val="es-ES"/>
+              </w:rPr>
+              <w:t>directorio_inexistente</w:t>
+            </w:r>
+            <w:proofErr w:type="spellEnd"/>
+            <w:r>
+              <w:rPr>
+                <w:lang w:val="es-ES"/>
+              </w:rPr>
+              <w:t>': No existe el archivo o el directorio</w:t>
+            </w:r>
+          </w:p>
+        </w:tc>
+      </w:tr>
+      <w:tr>
+        <w:tc>
+          <w:tcPr>
+            <w:tcW w:w="2972" w:type="dxa"/>
+          </w:tcPr>
+          <w:p>
+            <w:pPr>
+              <w:spacing w:before="0" w:after="0" w:line="240" w:lineRule="auto"/>
+              <w:jc w:val="left"/>
+              <w:rPr>
+                <w:lang w:val="en-GB"/>
+              </w:rPr>
+            </w:pPr>
+            <w:r>
+              <w:rPr>
+                <w:lang w:val="en-GB"/>
+              </w:rPr>
+              <w:t>sort &lt; input.txt &gt; output.txt</w:t>
+            </w:r>
+          </w:p>
+        </w:tc>
+        <w:tc>
+          <w:tcPr>
+            <w:tcW w:w="1276" w:type="dxa"/>
+          </w:tcPr>
+          <w:p>
+            <w:pPr>
+              <w:spacing w:before="0" w:after="0" w:line="240" w:lineRule="auto"/>
+              <w:jc w:val="left"/>
+            </w:pPr>
+            <w:r>
+              <w:t>input.txt</w:t>
+            </w:r>
+          </w:p>
+        </w:tc>
+        <w:tc>
+          <w:tcPr>
+            <w:tcW w:w="1276" w:type="dxa"/>
+          </w:tcPr>
+          <w:p>
+            <w:pPr>
+              <w:spacing w:before="0" w:after="0" w:line="240" w:lineRule="auto"/>
+              <w:jc w:val="left"/>
+            </w:pPr>
+            <w:r>
+              <w:t>output.txt</w:t>
+            </w:r>
+          </w:p>
+          <w:p>
+            <w:pPr>
+              <w:spacing w:before="0" w:after="0" w:line="240" w:lineRule="auto"/>
+              <w:jc w:val="left"/>
+            </w:pPr>
+            <w:r>
+              <w:t>(</w:t>
+            </w:r>
+            <w:proofErr w:type="spellStart"/>
+            <w:r>
+              <w:t>stdout</w:t>
+            </w:r>
+            <w:proofErr w:type="spellEnd"/>
+            <w:r>
+              <w:t>)</w:t>
+            </w:r>
+          </w:p>
+        </w:tc>
+        <w:tc>
+          <w:tcPr>
+            <w:tcW w:w="4206" w:type="dxa"/>
+          </w:tcPr>
+          <w:p>
+            <w:pPr>
+              <w:spacing w:before="0" w:after="0" w:line="240" w:lineRule="auto"/>
+              <w:jc w:val="left"/>
+            </w:pPr>
+            <w:r>
+              <w:t>-</w:t>
+            </w:r>
+            <w:r>
+              <w:t>1. A veces, las respuestas más simples surgen de las preguntas más complejas.</w:t>
+            </w:r>
+          </w:p>
+          <w:p>
+            <w:pPr>
+              <w:spacing w:before="0" w:after="0" w:line="240" w:lineRule="auto"/>
+              <w:jc w:val="left"/>
+            </w:pPr>
+            <w:r>
+              <w:lastRenderedPageBreak/>
+              <w:t>-</w:t>
+            </w:r>
+            <w:r>
+              <w:t>2. La lógica del cálculo lambda transforma la abstracción en claridad pura.</w:t>
+            </w:r>
+          </w:p>
+          <w:p>
+            <w:pPr>
+              <w:spacing w:before="0" w:after="0" w:line="240" w:lineRule="auto"/>
+              <w:jc w:val="left"/>
+            </w:pPr>
+            <w:r>
+              <w:t>-</w:t>
+            </w:r>
+            <w:r>
+              <w:t>3. El sol se oculta lentamente, pintando el cielo con tonos de fuego y miel.</w:t>
+            </w:r>
+          </w:p>
+          <w:p>
+            <w:pPr>
+              <w:spacing w:before="0" w:after="0" w:line="240" w:lineRule="auto"/>
+              <w:jc w:val="left"/>
+            </w:pPr>
+            <w:r>
+              <w:t>-</w:t>
+            </w:r>
+            <w:r>
+              <w:t>4. Compartir ideas con otros es como encender una vela con otra, sin perder la llama original.</w:t>
+            </w:r>
+          </w:p>
+          <w:p>
+            <w:pPr>
+              <w:spacing w:before="0" w:after="0" w:line="240" w:lineRule="auto"/>
+              <w:jc w:val="left"/>
+            </w:pPr>
+            <w:r>
+              <w:t>-</w:t>
+            </w:r>
+            <w:r>
+              <w:t>5. Escuchar el silencio es una forma de encontrar las respuestas que el ruido oculta.</w:t>
+            </w:r>
+          </w:p>
+          <w:p>
+            <w:pPr>
+              <w:spacing w:before="0" w:after="0" w:line="240" w:lineRule="auto"/>
+              <w:jc w:val="left"/>
+            </w:pPr>
+            <w:r>
+              <w:t>-</w:t>
+            </w:r>
+            <w:r>
+              <w:t>6. Aprender algo nuevo cada día es como plantar semillas en un jardín infinito.</w:t>
+            </w:r>
+          </w:p>
+          <w:p>
+            <w:pPr>
+              <w:spacing w:before="0" w:after="0" w:line="240" w:lineRule="auto"/>
+              <w:jc w:val="left"/>
+            </w:pPr>
+            <w:r>
+              <w:t>-</w:t>
+            </w:r>
+            <w:r>
+              <w:t>7. Un café caliente en una mañana fría puede ser la chispa perfecta para empezar el día.</w:t>
+            </w:r>
+          </w:p>
+          <w:p>
+            <w:pPr>
+              <w:spacing w:before="0" w:after="0" w:line="240" w:lineRule="auto"/>
+              <w:jc w:val="left"/>
+            </w:pPr>
+            <w:r>
+              <w:t>-</w:t>
+            </w:r>
+            <w:r>
+              <w:t>8. La curiosidad es el motor que impulsa el descubrimiento y la creatividad.</w:t>
+            </w:r>
+          </w:p>
+          <w:p>
+            <w:pPr>
+              <w:spacing w:before="0" w:after="0" w:line="240" w:lineRule="auto"/>
+              <w:jc w:val="left"/>
+            </w:pPr>
+            <w:r>
+              <w:t>-</w:t>
+            </w:r>
+            <w:r>
+              <w:t>9. Los caminos más difíciles suelen llevar a los destinos más gratificantes.</w:t>
+            </w:r>
+          </w:p>
+        </w:tc>
+      </w:tr>
+      <w:tr>
+        <w:tc>
+          <w:tcPr>
+            <w:tcW w:w="2972" w:type="dxa"/>
+          </w:tcPr>
+          <w:p>
+            <w:pPr>
+              <w:spacing w:before="0" w:after="0" w:line="240" w:lineRule="auto"/>
+              <w:jc w:val="left"/>
+            </w:pPr>
+            <w:proofErr w:type="spellStart"/>
+            <w:r>
+              <w:lastRenderedPageBreak/>
+              <w:t>wc</w:t>
+            </w:r>
+            <w:proofErr w:type="spellEnd"/>
+            <w:r>
+              <w:t xml:space="preserve"> -l &lt; input.txt</w:t>
+            </w:r>
+          </w:p>
+        </w:tc>
+        <w:tc>
+          <w:tcPr>
+            <w:tcW w:w="1276" w:type="dxa"/>
+          </w:tcPr>
+          <w:p>
+            <w:pPr>
+              <w:spacing w:before="0" w:after="0" w:line="240" w:lineRule="auto"/>
+              <w:jc w:val="left"/>
+            </w:pPr>
+            <w:r>
+              <w:t>input.txt</w:t>
+            </w:r>
+          </w:p>
+        </w:tc>
+        <w:tc>
+          <w:tcPr>
+            <w:tcW w:w="1276" w:type="dxa"/>
+          </w:tcPr>
+          <w:p>
+            <w:pPr>
+              <w:spacing w:before="0" w:after="0" w:line="240" w:lineRule="auto"/>
+              <w:jc w:val="left"/>
+            </w:pPr>
+            <w:r>
+              <w:t>-</w:t>
+            </w:r>
+          </w:p>
+        </w:tc>
+        <w:tc>
+          <w:tcPr>
+            <w:tcW w:w="4206" w:type="dxa"/>
+          </w:tcPr>
+          <w:p>
+            <w:pPr>
+              <w:spacing w:before="0" w:after="0" w:line="240" w:lineRule="auto"/>
+              <w:jc w:val="left"/>
+            </w:pPr>
+            <w:r>
+              <w:t>8</w:t>
+            </w:r>
+          </w:p>
+        </w:tc>
+      </w:tr>
+      <w:tr>
+        <w:tc>
+          <w:tcPr>
+            <w:tcW w:w="2972" w:type="dxa"/>
+          </w:tcPr>
+          <w:p>
+            <w:pPr>
+              <w:spacing w:before="0" w:after="0" w:line="240" w:lineRule="auto"/>
+              <w:jc w:val="left"/>
+              <w:rPr>
+                <w:lang w:val="es-ES"/>
+              </w:rPr>
+            </w:pPr>
+            <w:proofErr w:type="spellStart"/>
+            <w:r>
+              <w:rPr>
+                <w:lang w:val="es-ES"/>
+              </w:rPr>
+              <w:t>ls</w:t>
+            </w:r>
+            <w:proofErr w:type="spellEnd"/>
+            <w:r>
+              <w:rPr>
+                <w:lang w:val="es-ES"/>
+              </w:rPr>
+              <w:t xml:space="preserve"> -la | </w:t>
+            </w:r>
+            <w:proofErr w:type="spellStart"/>
+            <w:r>
+              <w:rPr>
+                <w:lang w:val="es-ES"/>
+              </w:rPr>
+              <w:t>wc</w:t>
+            </w:r>
+            <w:proofErr w:type="spellEnd"/>
+            <w:r>
+              <w:rPr>
+                <w:lang w:val="es-ES"/>
+              </w:rPr>
+              <w:t xml:space="preserve"> -l &gt; outp</w:t>
+            </w:r>
+            <w:r>
+              <w:rPr>
+                <w:lang w:val="es-ES"/>
+              </w:rPr>
+              <w:t>ut.txt</w:t>
+            </w:r>
+          </w:p>
+        </w:tc>
+        <w:tc>
+          <w:tcPr>
+            <w:tcW w:w="1276" w:type="dxa"/>
+          </w:tcPr>
+          <w:p>
+            <w:pPr>
+              <w:spacing w:before="0" w:after="0" w:line="240" w:lineRule="auto"/>
+              <w:jc w:val="left"/>
+              <w:rPr>
+                <w:lang w:val="es-ES"/>
+              </w:rPr>
+            </w:pPr>
+            <w:r>
+              <w:rPr>
+                <w:lang w:val="es-ES"/>
+              </w:rPr>
+              <w:t>-</w:t>
+            </w:r>
+          </w:p>
+        </w:tc>
+        <w:tc>
+          <w:tcPr>
+            <w:tcW w:w="1276" w:type="dxa"/>
+          </w:tcPr>
+          <w:p>
+            <w:pPr>
+              <w:spacing w:before="0" w:after="0" w:line="240" w:lineRule="auto"/>
+              <w:jc w:val="left"/>
+              <w:rPr>
+                <w:lang w:val="es-ES"/>
+              </w:rPr>
+            </w:pPr>
+            <w:r>
+              <w:rPr>
+                <w:lang w:val="es-ES"/>
+              </w:rPr>
+              <w:t>output.txt</w:t>
+            </w:r>
+          </w:p>
+          <w:p>
+            <w:pPr>
+              <w:spacing w:before="0" w:after="0" w:line="240" w:lineRule="auto"/>
+              <w:jc w:val="left"/>
+              <w:rPr>
+                <w:lang w:val="es-ES"/>
+              </w:rPr>
+            </w:pPr>
+            <w:r>
+              <w:t>(</w:t>
+            </w:r>
+            <w:proofErr w:type="spellStart"/>
+            <w:r>
+              <w:t>stdout</w:t>
+            </w:r>
+            <w:proofErr w:type="spellEnd"/>
+            <w:r>
+              <w:t>)</w:t>
+            </w:r>
+          </w:p>
+        </w:tc>
+        <w:tc>
+          <w:tcPr>
+            <w:tcW w:w="4206" w:type="dxa"/>
+          </w:tcPr>
+          <w:p>
+            <w:pPr>
+              <w:spacing w:before="0" w:after="0" w:line="240" w:lineRule="auto"/>
+              <w:jc w:val="left"/>
+              <w:rPr>
+                <w:lang w:val="es-ES"/>
+              </w:rPr>
+            </w:pPr>
+            <w:r>
+              <w:rPr>
+                <w:lang w:val="es-ES"/>
+              </w:rPr>
+              <w:t>11</w:t>
+            </w:r>
+          </w:p>
+        </w:tc>
+      </w:tr>
+      <w:tr>
+        <w:tc>
+          <w:tcPr>
+            <w:tcW w:w="2972" w:type="dxa"/>
+          </w:tcPr>
+          <w:p>
+            <w:pPr>
+              <w:spacing w:before="0" w:after="0" w:line="240" w:lineRule="auto"/>
+              <w:jc w:val="left"/>
+              <w:rPr>
+                <w:lang w:val="en-GB"/>
+              </w:rPr>
+            </w:pPr>
+            <w:r>
+              <w:rPr>
+                <w:lang w:val="en-GB"/>
+              </w:rPr>
+              <w:t xml:space="preserve">sort input.txt | head -n3 | </w:t>
+            </w:r>
+            <w:proofErr w:type="spellStart"/>
+            <w:r>
+              <w:rPr>
+                <w:lang w:val="en-GB"/>
+              </w:rPr>
+              <w:t>wc</w:t>
+            </w:r>
+            <w:proofErr w:type="spellEnd"/>
+            <w:r>
+              <w:rPr>
+                <w:lang w:val="en-GB"/>
+              </w:rPr>
+              <w:t xml:space="preserve"> &gt; output.txt</w:t>
+            </w:r>
+          </w:p>
+        </w:tc>
+        <w:tc>
+          <w:tcPr>
+            <w:tcW w:w="1276" w:type="dxa"/>
+          </w:tcPr>
+          <w:p>
+            <w:pPr>
+              <w:spacing w:before="0" w:after="0" w:line="240" w:lineRule="auto"/>
+              <w:jc w:val="left"/>
+              <w:rPr>
+                <w:lang w:val="en-GB"/>
+              </w:rPr>
+            </w:pPr>
+            <w:r>
+              <w:rPr>
+                <w:lang w:val="en-GB"/>
+              </w:rPr>
+              <w:t>-</w:t>
+            </w:r>
+          </w:p>
+        </w:tc>
+        <w:tc>
+          <w:tcPr>
+            <w:tcW w:w="1276" w:type="dxa"/>
+          </w:tcPr>
+          <w:p>
+            <w:pPr>
+              <w:spacing w:before="0" w:after="0" w:line="240" w:lineRule="auto"/>
+              <w:jc w:val="left"/>
+              <w:rPr>
+                <w:lang w:val="en-GB"/>
+              </w:rPr>
+            </w:pPr>
+            <w:r>
+              <w:rPr>
+                <w:lang w:val="en-GB"/>
+              </w:rPr>
+              <w:t>output.txt</w:t>
+            </w:r>
+          </w:p>
+          <w:p>
+            <w:pPr>
+              <w:spacing w:before="0" w:after="0" w:line="240" w:lineRule="auto"/>
+              <w:jc w:val="left"/>
+              <w:rPr>
+                <w:lang w:val="en-GB"/>
+              </w:rPr>
+            </w:pPr>
+            <w:r>
+              <w:t>(</w:t>
+            </w:r>
+            <w:proofErr w:type="spellStart"/>
+            <w:r>
+              <w:t>stdout</w:t>
+            </w:r>
+            <w:proofErr w:type="spellEnd"/>
+            <w:r>
+              <w:t>)</w:t>
+            </w:r>
+          </w:p>
+        </w:tc>
+        <w:tc>
+          <w:tcPr>
+            <w:tcW w:w="4206" w:type="dxa"/>
+          </w:tcPr>
+          <w:p>
+            <w:pPr>
+              <w:spacing w:before="0" w:after="0" w:line="240" w:lineRule="auto"/>
+              <w:jc w:val="left"/>
+              <w:rPr>
+                <w:lang w:val="en-GB"/>
+              </w:rPr>
+            </w:pPr>
+            <w:r>
+              <w:rPr>
+                <w:lang w:val="en-GB"/>
+              </w:rPr>
+              <w:t xml:space="preserve">      3      40     236</w:t>
+            </w:r>
+          </w:p>
+        </w:tc>
+      </w:tr>
+      <w:tr>
+        <w:tc>
+          <w:tcPr>
+            <w:tcW w:w="2972" w:type="dxa"/>
+          </w:tcPr>
+          <w:p>
+            <w:pPr>
+              <w:spacing w:before="0" w:after="0" w:line="240" w:lineRule="auto"/>
+              <w:jc w:val="left"/>
+              <w:rPr>
+                <w:lang w:val="en-GB"/>
+              </w:rPr>
+            </w:pPr>
+            <w:r>
+              <w:rPr>
+                <w:lang w:val="en-GB"/>
+              </w:rPr>
+              <w:t xml:space="preserve">sort input.txt | head -n3 | </w:t>
+            </w:r>
+            <w:proofErr w:type="spellStart"/>
+            <w:r>
+              <w:rPr>
+                <w:lang w:val="en-GB"/>
+              </w:rPr>
+              <w:t>wc</w:t>
+            </w:r>
+            <w:proofErr w:type="spellEnd"/>
+            <w:r>
+              <w:rPr>
+                <w:lang w:val="en-GB"/>
+              </w:rPr>
+              <w:t xml:space="preserve"> &gt; output.txt</w:t>
+            </w:r>
+            <w:r>
+              <w:rPr>
+                <w:lang w:val="en-GB"/>
+              </w:rPr>
+              <w:t xml:space="preserve"> &amp;</w:t>
+            </w:r>
+          </w:p>
+        </w:tc>
+        <w:tc>
+          <w:tcPr>
+            <w:tcW w:w="1276" w:type="dxa"/>
+          </w:tcPr>
+          <w:p>
+            <w:pPr>
+              <w:spacing w:before="0" w:after="0" w:line="240" w:lineRule="auto"/>
+              <w:jc w:val="left"/>
+              <w:rPr>
+                <w:lang w:val="en-GB"/>
+              </w:rPr>
+            </w:pPr>
+            <w:r>
+              <w:rPr>
+                <w:lang w:val="en-GB"/>
+              </w:rPr>
+              <w:t>-</w:t>
+            </w:r>
+          </w:p>
+        </w:tc>
+        <w:tc>
+          <w:tcPr>
+            <w:tcW w:w="1276" w:type="dxa"/>
+          </w:tcPr>
+          <w:p>
+            <w:pPr>
+              <w:spacing w:before="0" w:after="0" w:line="240" w:lineRule="auto"/>
+              <w:jc w:val="left"/>
+              <w:rPr>
+                <w:lang w:val="en-GB"/>
+              </w:rPr>
+            </w:pPr>
+            <w:r>
+              <w:rPr>
+                <w:lang w:val="en-GB"/>
+              </w:rPr>
+              <w:t>output.txt</w:t>
+            </w:r>
+          </w:p>
+          <w:p>
+            <w:pPr>
+              <w:spacing w:before="0" w:after="0" w:line="240" w:lineRule="auto"/>
+              <w:jc w:val="left"/>
+              <w:rPr>
+                <w:lang w:val="en-GB"/>
+              </w:rPr>
+            </w:pPr>
+            <w:r>
+              <w:t>(</w:t>
+            </w:r>
+            <w:proofErr w:type="spellStart"/>
+            <w:r>
+              <w:t>stdout</w:t>
+            </w:r>
+            <w:proofErr w:type="spellEnd"/>
+            <w:r>
+              <w:t>)</w:t>
+            </w:r>
+          </w:p>
+        </w:tc>
+        <w:tc>
+          <w:tcPr>
+            <w:tcW w:w="4206" w:type="dxa"/>
+          </w:tcPr>
+          <w:p>
+            <w:pPr>
+              <w:spacing w:before="0" w:after="0" w:line="240" w:lineRule="auto"/>
+              <w:jc w:val="left"/>
+              <w:rPr>
+                <w:lang w:val="en-GB"/>
+              </w:rPr>
+            </w:pPr>
+            <w:r>
+              <w:rPr>
+                <w:lang w:val="en-GB"/>
+              </w:rPr>
+              <w:t>[3] 7584</w:t>
+            </w:r>
+          </w:p>
+        </w:tc>
+      </w:tr>
+      <w:tr>
+        <w:tc>
+          <w:tcPr>
+            <w:tcW w:w="2972" w:type="dxa"/>
+          </w:tcPr>
+          <w:p>
+            <w:pPr>
+              <w:spacing w:before="0" w:after="0" w:line="240" w:lineRule="auto"/>
+              <w:jc w:val="left"/>
+              <w:rPr>
+                <w:lang w:val="en-GB"/>
+              </w:rPr>
+            </w:pPr>
+            <w:r>
+              <w:rPr>
+                <w:lang w:val="en-GB"/>
+              </w:rPr>
+              <w:t xml:space="preserve">find / -name </w:t>
+            </w:r>
+            <w:proofErr w:type="spellStart"/>
+            <w:r>
+              <w:rPr>
+                <w:lang w:val="en-GB"/>
+              </w:rPr>
+              <w:t>hola</w:t>
+            </w:r>
+            <w:proofErr w:type="spellEnd"/>
+            <w:r>
+              <w:rPr>
+                <w:lang w:val="en-GB"/>
+              </w:rPr>
+              <w:t xml:space="preserve"> | grep h</w:t>
+            </w:r>
+          </w:p>
+        </w:tc>
+        <w:tc>
+          <w:tcPr>
+            <w:tcW w:w="1276" w:type="dxa"/>
+          </w:tcPr>
+          <w:p>
+            <w:pPr>
+              <w:spacing w:before="0" w:after="0" w:line="240" w:lineRule="auto"/>
+              <w:jc w:val="left"/>
+              <w:rPr>
+                <w:lang w:val="en-GB"/>
+              </w:rPr>
+            </w:pPr>
+          </w:p>
+        </w:tc>
+        <w:tc>
+          <w:tcPr>
+            <w:tcW w:w="1276" w:type="dxa"/>
+          </w:tcPr>
+          <w:p>
+            <w:pPr>
+              <w:spacing w:before="0" w:after="0" w:line="240" w:lineRule="auto"/>
+              <w:jc w:val="left"/>
+              <w:rPr>
+                <w:lang w:val="en-GB"/>
+              </w:rPr>
+            </w:pPr>
+          </w:p>
+        </w:tc>
+        <w:tc>
+          <w:tcPr>
+            <w:tcW w:w="4206" w:type="dxa"/>
+          </w:tcPr>
+          <w:p>
+            <w:pPr>
+              <w:spacing w:before="0" w:after="0" w:line="240" w:lineRule="auto"/>
+              <w:jc w:val="left"/>
+              <w:rPr>
+                <w:lang w:val="es-ES"/>
+              </w:rPr>
+            </w:pPr>
+            <w:proofErr w:type="spellStart"/>
+            <w:r>
+              <w:rPr>
+                <w:lang w:val="es-ES"/>
+              </w:rPr>
+              <w:t>find</w:t>
+            </w:r>
+            <w:proofErr w:type="spellEnd"/>
+            <w:r>
+              <w:rPr>
+                <w:lang w:val="es-ES"/>
+              </w:rPr>
+              <w:t>: ‘/</w:t>
+            </w:r>
+            <w:proofErr w:type="spellStart"/>
+            <w:r>
+              <w:rPr>
+                <w:lang w:val="es-ES"/>
+              </w:rPr>
+              <w:t>snap</w:t>
+            </w:r>
+            <w:proofErr w:type="spellEnd"/>
+            <w:r>
+              <w:rPr>
+                <w:lang w:val="es-ES"/>
+              </w:rPr>
+              <w:t>/core20/1081/</w:t>
+            </w:r>
+            <w:proofErr w:type="spellStart"/>
+            <w:r>
+              <w:rPr>
+                <w:lang w:val="es-ES"/>
+              </w:rPr>
+              <w:t>etc</w:t>
+            </w:r>
+            <w:proofErr w:type="spellEnd"/>
+            <w:r>
+              <w:rPr>
+                <w:lang w:val="es-ES"/>
+              </w:rPr>
+              <w:t>/</w:t>
+            </w:r>
+            <w:proofErr w:type="spellStart"/>
+            <w:r>
+              <w:rPr>
+                <w:lang w:val="es-ES"/>
+              </w:rPr>
+              <w:t>ssl</w:t>
+            </w:r>
+            <w:proofErr w:type="spellEnd"/>
+            <w:r>
+              <w:rPr>
+                <w:lang w:val="es-ES"/>
+              </w:rPr>
+              <w:t>/</w:t>
+            </w:r>
+            <w:proofErr w:type="spellStart"/>
+            <w:r>
+              <w:rPr>
+                <w:lang w:val="es-ES"/>
+              </w:rPr>
+              <w:t>private</w:t>
+            </w:r>
+            <w:proofErr w:type="spellEnd"/>
+            <w:r>
+              <w:rPr>
+                <w:lang w:val="es-ES"/>
+              </w:rPr>
+              <w:t>’: Permiso denegado</w:t>
+            </w:r>
+          </w:p>
+          <w:p>
+            <w:pPr>
+              <w:spacing w:before="0" w:after="0" w:line="240" w:lineRule="auto"/>
+              <w:jc w:val="left"/>
+              <w:rPr>
+                <w:lang w:val="es-ES"/>
+              </w:rPr>
+            </w:pPr>
+            <w:proofErr w:type="spellStart"/>
+            <w:r>
+              <w:rPr>
+                <w:lang w:val="es-ES"/>
+              </w:rPr>
+              <w:t>find</w:t>
+            </w:r>
+            <w:proofErr w:type="spellEnd"/>
+            <w:r>
+              <w:rPr>
+                <w:lang w:val="es-ES"/>
+              </w:rPr>
+              <w:t>: ‘/</w:t>
+            </w:r>
+            <w:proofErr w:type="spellStart"/>
+            <w:r>
+              <w:rPr>
+                <w:lang w:val="es-ES"/>
+              </w:rPr>
+              <w:t>snap</w:t>
+            </w:r>
+            <w:proofErr w:type="spellEnd"/>
+            <w:r>
+              <w:rPr>
+                <w:lang w:val="es-ES"/>
+              </w:rPr>
+              <w:t>/core20/1081/</w:t>
+            </w:r>
+            <w:proofErr w:type="spellStart"/>
+            <w:r>
+              <w:rPr>
+                <w:lang w:val="es-ES"/>
+              </w:rPr>
+              <w:t>root</w:t>
+            </w:r>
+            <w:proofErr w:type="spellEnd"/>
+            <w:r>
+              <w:rPr>
+                <w:lang w:val="es-ES"/>
+              </w:rPr>
+              <w:t>’: Permiso denegado</w:t>
+            </w:r>
+          </w:p>
+          <w:p>
+            <w:pPr>
+              <w:spacing w:before="0" w:after="0" w:line="240" w:lineRule="auto"/>
+              <w:jc w:val="left"/>
+              <w:rPr>
+                <w:lang w:val="es-ES"/>
+              </w:rPr>
+            </w:pPr>
+            <w:proofErr w:type="spellStart"/>
+            <w:r>
+              <w:rPr>
+                <w:lang w:val="es-ES"/>
+              </w:rPr>
+              <w:t>find</w:t>
+            </w:r>
+            <w:proofErr w:type="spellEnd"/>
+            <w:r>
+              <w:rPr>
+                <w:lang w:val="es-ES"/>
+              </w:rPr>
+              <w:t>: ‘/</w:t>
+            </w:r>
+            <w:proofErr w:type="spellStart"/>
+            <w:r>
+              <w:rPr>
+                <w:lang w:val="es-ES"/>
+              </w:rPr>
+              <w:t>snap</w:t>
+            </w:r>
+            <w:proofErr w:type="spellEnd"/>
+            <w:r>
+              <w:rPr>
+                <w:lang w:val="es-ES"/>
+              </w:rPr>
+              <w:t>/core20/1081/</w:t>
+            </w:r>
+            <w:proofErr w:type="spellStart"/>
+            <w:r>
+              <w:rPr>
+                <w:lang w:val="es-ES"/>
+              </w:rPr>
+              <w:t>var</w:t>
+            </w:r>
+            <w:proofErr w:type="spellEnd"/>
+            <w:r>
+              <w:rPr>
+                <w:lang w:val="es-ES"/>
+              </w:rPr>
+              <w:t>/cache/</w:t>
+            </w:r>
+            <w:proofErr w:type="spellStart"/>
+            <w:r>
+              <w:rPr>
+                <w:lang w:val="es-ES"/>
+              </w:rPr>
+              <w:t>ldconfig</w:t>
+            </w:r>
+            <w:proofErr w:type="spellEnd"/>
+            <w:r>
+              <w:rPr>
+                <w:lang w:val="es-ES"/>
+              </w:rPr>
+              <w:t>’: Permiso denegado</w:t>
+            </w:r>
+          </w:p>
+          <w:p>
+            <w:pPr>
+              <w:spacing w:before="0" w:after="0" w:line="240" w:lineRule="auto"/>
+              <w:jc w:val="left"/>
+              <w:rPr>
+                <w:lang w:val="es-ES"/>
+              </w:rPr>
+            </w:pPr>
+            <w:proofErr w:type="spellStart"/>
+            <w:r>
+              <w:rPr>
+                <w:lang w:val="es-ES"/>
+              </w:rPr>
+              <w:t>find</w:t>
+            </w:r>
+            <w:proofErr w:type="spellEnd"/>
+            <w:r>
+              <w:rPr>
+                <w:lang w:val="es-ES"/>
+              </w:rPr>
+              <w:t>: ‘/</w:t>
+            </w:r>
+            <w:proofErr w:type="spellStart"/>
+            <w:r>
+              <w:rPr>
+                <w:lang w:val="es-ES"/>
+              </w:rPr>
+              <w:t>snap</w:t>
+            </w:r>
+            <w:proofErr w:type="spellEnd"/>
+            <w:r>
+              <w:rPr>
+                <w:lang w:val="es-ES"/>
+              </w:rPr>
+              <w:t>/core20/1081/</w:t>
+            </w:r>
+            <w:proofErr w:type="spellStart"/>
+            <w:r>
+              <w:rPr>
+                <w:lang w:val="es-ES"/>
+              </w:rPr>
+              <w:t>var</w:t>
+            </w:r>
+            <w:proofErr w:type="spellEnd"/>
+            <w:r>
+              <w:rPr>
+                <w:lang w:val="es-ES"/>
+              </w:rPr>
+              <w:t>/cache/</w:t>
+            </w:r>
+            <w:proofErr w:type="spellStart"/>
+            <w:r>
+              <w:rPr>
+                <w:lang w:val="es-ES"/>
+              </w:rPr>
+              <w:t>private</w:t>
+            </w:r>
+            <w:proofErr w:type="spellEnd"/>
+            <w:r>
+              <w:rPr>
+                <w:lang w:val="es-ES"/>
+              </w:rPr>
+              <w:t>’: Permiso denegado</w:t>
+            </w:r>
+          </w:p>
+          <w:p>
+            <w:pPr>
+              <w:spacing w:before="0" w:after="0" w:line="240" w:lineRule="auto"/>
+              <w:jc w:val="left"/>
+              <w:rPr>
+                <w:lang w:val="en-GB"/>
+              </w:rPr>
+            </w:pPr>
+            <w:r>
+              <w:rPr>
+                <w:lang w:val="en-GB"/>
+              </w:rPr>
+              <w:t xml:space="preserve">find: ‘/snap/core20/1081/var/lib/private’: </w:t>
+            </w:r>
+            <w:proofErr w:type="spellStart"/>
+            <w:r>
+              <w:rPr>
+                <w:lang w:val="en-GB"/>
+              </w:rPr>
+              <w:t>Permiso</w:t>
+            </w:r>
+            <w:proofErr w:type="spellEnd"/>
+            <w:r>
+              <w:rPr>
+                <w:lang w:val="en-GB"/>
+              </w:rPr>
+              <w:t xml:space="preserve"> </w:t>
+            </w:r>
+            <w:proofErr w:type="spellStart"/>
+            <w:r>
+              <w:rPr>
+                <w:lang w:val="en-GB"/>
+              </w:rPr>
+              <w:t>denegado</w:t>
+            </w:r>
+            <w:proofErr w:type="spellEnd"/>
+          </w:p>
+          <w:p>
+            <w:pPr>
+              <w:spacing w:before="0" w:after="0" w:line="240" w:lineRule="auto"/>
+              <w:jc w:val="left"/>
+              <w:rPr>
+                <w:lang w:val="en-GB"/>
+              </w:rPr>
+            </w:pPr>
+            <w:r>
+              <w:rPr>
+                <w:lang w:val="en-GB"/>
+              </w:rPr>
+              <w:t>...</w:t>
+            </w:r>
+          </w:p>
+        </w:tc>
+      </w:tr>
+      <w:tr>
+        <w:tc>
+          <w:tcPr>
+            <w:tcW w:w="2972" w:type="dxa"/>
+          </w:tcPr>
+          <w:p>
+            <w:pPr>
+              <w:spacing w:before="0" w:after="0" w:line="240" w:lineRule="auto"/>
+              <w:jc w:val="left"/>
+              <w:rPr>
+                <w:lang w:val="en-GB"/>
+              </w:rPr>
+            </w:pPr>
+            <w:r>
+              <w:rPr>
+                <w:lang w:val="en-GB"/>
+              </w:rPr>
+              <w:t xml:space="preserve">cat input.txt | </w:t>
+            </w:r>
+            <w:proofErr w:type="spellStart"/>
+            <w:r>
+              <w:rPr>
+                <w:lang w:val="en-GB"/>
+              </w:rPr>
+              <w:t>wc</w:t>
+            </w:r>
+            <w:proofErr w:type="spellEnd"/>
+            <w:r>
+              <w:rPr>
+                <w:lang w:val="en-GB"/>
+              </w:rPr>
+              <w:t xml:space="preserve"> -c | sort -n | head -n 5 | tee output.txt &gt;&amp; error.txt</w:t>
+            </w:r>
+          </w:p>
+        </w:tc>
+        <w:tc>
+          <w:tcPr>
+            <w:tcW w:w="1276" w:type="dxa"/>
+          </w:tcPr>
+          <w:p>
+            <w:pPr>
+              <w:spacing w:before="0" w:after="0" w:line="240" w:lineRule="auto"/>
+              <w:jc w:val="left"/>
+              <w:rPr>
+                <w:lang w:val="en-GB"/>
+              </w:rPr>
+            </w:pPr>
+            <w:r>
+              <w:rPr>
+                <w:lang w:val="en-GB"/>
+              </w:rPr>
+              <w:t>-</w:t>
+            </w:r>
+          </w:p>
+        </w:tc>
+        <w:tc>
+          <w:tcPr>
+            <w:tcW w:w="1276" w:type="dxa"/>
+          </w:tcPr>
+          <w:p>
+            <w:pPr>
+              <w:spacing w:before="0" w:after="0" w:line="240" w:lineRule="auto"/>
+              <w:jc w:val="left"/>
+              <w:rPr>
+                <w:lang w:val="en-GB"/>
+              </w:rPr>
+            </w:pPr>
+            <w:r>
+              <w:rPr>
+                <w:lang w:val="en-GB"/>
+              </w:rPr>
+              <w:t>output.txt</w:t>
+            </w:r>
+          </w:p>
+          <w:p>
+            <w:pPr>
+              <w:spacing w:before="0" w:after="0" w:line="240" w:lineRule="auto"/>
+              <w:jc w:val="left"/>
+              <w:rPr>
+                <w:lang w:val="en-GB"/>
+              </w:rPr>
+            </w:pPr>
+            <w:r>
+              <w:t>(</w:t>
+            </w:r>
+            <w:proofErr w:type="spellStart"/>
+            <w:r>
+              <w:t>stdout</w:t>
+            </w:r>
+            <w:proofErr w:type="spellEnd"/>
+            <w:r>
+              <w:t>)</w:t>
+            </w:r>
+          </w:p>
+        </w:tc>
+        <w:tc>
+          <w:tcPr>
+            <w:tcW w:w="4206" w:type="dxa"/>
+          </w:tcPr>
+          <w:p>
+            <w:pPr>
+              <w:spacing w:before="0" w:after="0" w:line="240" w:lineRule="auto"/>
+              <w:jc w:val="left"/>
+              <w:rPr>
+                <w:lang w:val="en-GB"/>
+              </w:rPr>
+            </w:pPr>
+            <w:r>
+              <w:rPr>
+                <w:lang w:val="en-GB"/>
+              </w:rPr>
+              <w:t>757</w:t>
+            </w:r>
+          </w:p>
+        </w:tc>
+      </w:tr>
+      <w:tr>
+        <w:tc>
+          <w:tcPr>
+            <w:tcW w:w="2972" w:type="dxa"/>
+          </w:tcPr>
+          <w:p>
+            <w:pPr>
+              <w:spacing w:before="0" w:after="0" w:line="240" w:lineRule="auto"/>
+              <w:jc w:val="left"/>
+              <w:rPr>
+                <w:lang w:val="en-GB"/>
+              </w:rPr>
+            </w:pPr>
+            <w:r>
+              <w:rPr>
+                <w:lang w:val="en-GB"/>
+              </w:rPr>
+              <w:t>cat input.txt | cut -d</w:t>
+            </w:r>
+            <w:r>
+              <w:rPr>
+                <w:lang w:val="en-GB"/>
+              </w:rPr>
+              <w:t>-</w:t>
+            </w:r>
+            <w:r>
+              <w:rPr>
+                <w:lang w:val="en-GB"/>
+              </w:rPr>
+              <w:t xml:space="preserve"> -f2 | rev | sort | head -n 5 &gt; </w:t>
+            </w:r>
+            <w:r>
+              <w:rPr>
+                <w:lang w:val="en-GB"/>
+              </w:rPr>
+              <w:t>output</w:t>
+            </w:r>
+            <w:r>
+              <w:rPr>
+                <w:lang w:val="en-GB"/>
+              </w:rPr>
+              <w:t>.txt</w:t>
+            </w:r>
+          </w:p>
+        </w:tc>
+        <w:tc>
+          <w:tcPr>
+            <w:tcW w:w="1276" w:type="dxa"/>
+          </w:tcPr>
+          <w:p>
+            <w:pPr>
+              <w:spacing w:before="0" w:after="0" w:line="240" w:lineRule="auto"/>
+              <w:jc w:val="left"/>
+              <w:rPr>
+                <w:lang w:val="en-GB"/>
+              </w:rPr>
+            </w:pPr>
+          </w:p>
+        </w:tc>
+        <w:tc>
+          <w:tcPr>
+            <w:tcW w:w="1276" w:type="dxa"/>
+          </w:tcPr>
+          <w:p>
+            <w:pPr>
+              <w:spacing w:before="0" w:after="0" w:line="240" w:lineRule="auto"/>
+              <w:jc w:val="left"/>
+              <w:rPr>
+                <w:lang w:val="en-GB"/>
+              </w:rPr>
+            </w:pPr>
+            <w:r>
+              <w:rPr>
+                <w:lang w:val="en-GB"/>
+              </w:rPr>
+              <w:t>output.txt</w:t>
+            </w:r>
+          </w:p>
+          <w:p>
+            <w:pPr>
+              <w:spacing w:before="0" w:after="0" w:line="240" w:lineRule="auto"/>
+              <w:jc w:val="left"/>
+              <w:rPr>
+                <w:lang w:val="en-GB"/>
+              </w:rPr>
+            </w:pPr>
+            <w:r>
+              <w:t>(</w:t>
+            </w:r>
+            <w:proofErr w:type="spellStart"/>
+            <w:r>
+              <w:t>stdout</w:t>
+            </w:r>
+            <w:proofErr w:type="spellEnd"/>
+            <w:r>
+              <w:t>)</w:t>
+            </w:r>
+          </w:p>
+        </w:tc>
+        <w:tc>
+          <w:tcPr>
+            <w:tcW w:w="4206" w:type="dxa"/>
+          </w:tcPr>
+          <w:p>
+            <w:pPr>
+              <w:spacing w:before="0" w:after="0" w:line="240" w:lineRule="auto"/>
+              <w:jc w:val="left"/>
+              <w:rPr>
+                <w:lang w:val="en-GB"/>
+              </w:rPr>
+            </w:pPr>
+            <w:r>
+              <w:rPr>
+                <w:lang w:val="en-GB"/>
+              </w:rPr>
+              <w:t>.</w:t>
+            </w:r>
+            <w:proofErr w:type="spellStart"/>
+            <w:r>
+              <w:rPr>
+                <w:lang w:val="en-GB"/>
+              </w:rPr>
+              <w:t>aíd</w:t>
+            </w:r>
+            <w:proofErr w:type="spellEnd"/>
+            <w:r>
+              <w:rPr>
+                <w:lang w:val="en-GB"/>
+              </w:rPr>
+              <w:t xml:space="preserve"> le </w:t>
+            </w:r>
+            <w:proofErr w:type="spellStart"/>
+            <w:r>
+              <w:rPr>
+                <w:lang w:val="en-GB"/>
+              </w:rPr>
+              <w:t>razepme</w:t>
+            </w:r>
+            <w:proofErr w:type="spellEnd"/>
+            <w:r>
+              <w:rPr>
+                <w:lang w:val="en-GB"/>
+              </w:rPr>
+              <w:t xml:space="preserve"> </w:t>
+            </w:r>
+            <w:proofErr w:type="spellStart"/>
+            <w:r>
+              <w:rPr>
+                <w:lang w:val="en-GB"/>
+              </w:rPr>
+              <w:t>arap</w:t>
+            </w:r>
+            <w:proofErr w:type="spellEnd"/>
+            <w:r>
+              <w:rPr>
+                <w:lang w:val="en-GB"/>
+              </w:rPr>
+              <w:t xml:space="preserve"> </w:t>
+            </w:r>
+            <w:proofErr w:type="spellStart"/>
+            <w:r>
+              <w:rPr>
+                <w:lang w:val="en-GB"/>
+              </w:rPr>
+              <w:t>atcefrep</w:t>
+            </w:r>
+            <w:proofErr w:type="spellEnd"/>
+            <w:r>
+              <w:rPr>
+                <w:lang w:val="en-GB"/>
+              </w:rPr>
+              <w:t xml:space="preserve"> </w:t>
+            </w:r>
+            <w:proofErr w:type="spellStart"/>
+            <w:r>
+              <w:rPr>
+                <w:lang w:val="en-GB"/>
+              </w:rPr>
+              <w:t>apsihc</w:t>
+            </w:r>
+            <w:proofErr w:type="spellEnd"/>
+            <w:r>
+              <w:rPr>
+                <w:lang w:val="en-GB"/>
+              </w:rPr>
+              <w:t xml:space="preserve"> al res </w:t>
+            </w:r>
+            <w:proofErr w:type="spellStart"/>
+            <w:r>
+              <w:rPr>
+                <w:lang w:val="en-GB"/>
+              </w:rPr>
+              <w:t>edeup</w:t>
+            </w:r>
+            <w:proofErr w:type="spellEnd"/>
+            <w:r>
+              <w:rPr>
+                <w:lang w:val="en-GB"/>
+              </w:rPr>
+              <w:t xml:space="preserve"> </w:t>
+            </w:r>
+            <w:proofErr w:type="spellStart"/>
+            <w:r>
+              <w:rPr>
+                <w:lang w:val="en-GB"/>
+              </w:rPr>
+              <w:t>aírf</w:t>
+            </w:r>
+            <w:proofErr w:type="spellEnd"/>
+            <w:r>
+              <w:rPr>
+                <w:lang w:val="en-GB"/>
+              </w:rPr>
+              <w:t xml:space="preserve"> </w:t>
+            </w:r>
+            <w:proofErr w:type="spellStart"/>
+            <w:r>
+              <w:rPr>
+                <w:lang w:val="en-GB"/>
+              </w:rPr>
+              <w:t>anañam</w:t>
+            </w:r>
+            <w:proofErr w:type="spellEnd"/>
+            <w:r>
+              <w:rPr>
+                <w:lang w:val="en-GB"/>
+              </w:rPr>
+              <w:t xml:space="preserve"> anu ne </w:t>
+            </w:r>
+            <w:proofErr w:type="spellStart"/>
+            <w:r>
+              <w:rPr>
+                <w:lang w:val="en-GB"/>
+              </w:rPr>
+              <w:t>etneilac</w:t>
+            </w:r>
+            <w:proofErr w:type="spellEnd"/>
+            <w:r>
+              <w:rPr>
+                <w:lang w:val="en-GB"/>
+              </w:rPr>
+              <w:t xml:space="preserve"> </w:t>
+            </w:r>
+            <w:proofErr w:type="spellStart"/>
+            <w:r>
+              <w:rPr>
+                <w:lang w:val="en-GB"/>
+              </w:rPr>
+              <w:t>éfac</w:t>
+            </w:r>
+            <w:proofErr w:type="spellEnd"/>
+            <w:r>
+              <w:rPr>
+                <w:lang w:val="en-GB"/>
+              </w:rPr>
+              <w:t xml:space="preserve"> </w:t>
+            </w:r>
+            <w:proofErr w:type="spellStart"/>
+            <w:r>
+              <w:rPr>
+                <w:lang w:val="en-GB"/>
+              </w:rPr>
+              <w:t>nU</w:t>
+            </w:r>
+            <w:proofErr w:type="spellEnd"/>
+            <w:r>
+              <w:rPr>
+                <w:lang w:val="en-GB"/>
+              </w:rPr>
+              <w:t xml:space="preserve"> .7</w:t>
+            </w:r>
+          </w:p>
+          <w:p>
+            <w:pPr>
+              <w:spacing w:before="0" w:after="0" w:line="240" w:lineRule="auto"/>
+              <w:jc w:val="left"/>
+              <w:rPr>
+                <w:lang w:val="en-GB"/>
+              </w:rPr>
+            </w:pPr>
+            <w:r>
+              <w:rPr>
+                <w:lang w:val="en-GB"/>
+              </w:rPr>
+              <w:t>.</w:t>
+            </w:r>
+            <w:proofErr w:type="spellStart"/>
+            <w:r>
+              <w:rPr>
+                <w:lang w:val="en-GB"/>
+              </w:rPr>
+              <w:t>arup</w:t>
+            </w:r>
+            <w:proofErr w:type="spellEnd"/>
+            <w:r>
+              <w:rPr>
+                <w:lang w:val="en-GB"/>
+              </w:rPr>
+              <w:t xml:space="preserve"> </w:t>
+            </w:r>
+            <w:proofErr w:type="spellStart"/>
+            <w:r>
+              <w:rPr>
+                <w:lang w:val="en-GB"/>
+              </w:rPr>
+              <w:t>dadiralc</w:t>
+            </w:r>
+            <w:proofErr w:type="spellEnd"/>
+            <w:r>
+              <w:rPr>
+                <w:lang w:val="en-GB"/>
+              </w:rPr>
+              <w:t xml:space="preserve"> ne </w:t>
+            </w:r>
+            <w:proofErr w:type="spellStart"/>
+            <w:r>
+              <w:rPr>
+                <w:lang w:val="en-GB"/>
+              </w:rPr>
+              <w:t>nóiccartsba</w:t>
+            </w:r>
+            <w:proofErr w:type="spellEnd"/>
+            <w:r>
+              <w:rPr>
+                <w:lang w:val="en-GB"/>
+              </w:rPr>
+              <w:t xml:space="preserve"> al </w:t>
+            </w:r>
+            <w:proofErr w:type="spellStart"/>
+            <w:r>
+              <w:rPr>
+                <w:lang w:val="en-GB"/>
+              </w:rPr>
+              <w:t>amrofsnart</w:t>
+            </w:r>
+            <w:proofErr w:type="spellEnd"/>
+            <w:r>
+              <w:rPr>
+                <w:lang w:val="en-GB"/>
+              </w:rPr>
+              <w:t xml:space="preserve"> </w:t>
+            </w:r>
+            <w:proofErr w:type="spellStart"/>
+            <w:r>
+              <w:rPr>
+                <w:lang w:val="en-GB"/>
+              </w:rPr>
+              <w:t>adbmal</w:t>
+            </w:r>
+            <w:proofErr w:type="spellEnd"/>
+            <w:r>
+              <w:rPr>
+                <w:lang w:val="en-GB"/>
+              </w:rPr>
+              <w:t xml:space="preserve"> </w:t>
+            </w:r>
+            <w:proofErr w:type="spellStart"/>
+            <w:r>
+              <w:rPr>
+                <w:lang w:val="en-GB"/>
+              </w:rPr>
+              <w:t>oluclác</w:t>
+            </w:r>
+            <w:proofErr w:type="spellEnd"/>
+            <w:r>
+              <w:rPr>
+                <w:lang w:val="en-GB"/>
+              </w:rPr>
+              <w:t xml:space="preserve"> led </w:t>
+            </w:r>
+            <w:proofErr w:type="spellStart"/>
+            <w:r>
+              <w:rPr>
+                <w:lang w:val="en-GB"/>
+              </w:rPr>
+              <w:t>acigól</w:t>
+            </w:r>
+            <w:proofErr w:type="spellEnd"/>
+            <w:r>
+              <w:rPr>
+                <w:lang w:val="en-GB"/>
+              </w:rPr>
+              <w:t xml:space="preserve"> </w:t>
+            </w:r>
+            <w:proofErr w:type="spellStart"/>
+            <w:r>
+              <w:rPr>
+                <w:lang w:val="en-GB"/>
+              </w:rPr>
+              <w:t>aL</w:t>
+            </w:r>
+            <w:proofErr w:type="spellEnd"/>
+            <w:r>
+              <w:rPr>
+                <w:lang w:val="en-GB"/>
+              </w:rPr>
+              <w:t xml:space="preserve"> .2</w:t>
+            </w:r>
+          </w:p>
+          <w:p>
+            <w:pPr>
+              <w:spacing w:before="0" w:after="0" w:line="240" w:lineRule="auto"/>
+              <w:jc w:val="left"/>
+              <w:rPr>
+                <w:lang w:val="es-ES"/>
+              </w:rPr>
+            </w:pPr>
+            <w:r>
+              <w:rPr>
+                <w:lang w:val="es-ES"/>
+              </w:rPr>
+              <w:t>.</w:t>
+            </w:r>
+            <w:proofErr w:type="spellStart"/>
+            <w:r>
+              <w:rPr>
+                <w:lang w:val="es-ES"/>
+              </w:rPr>
+              <w:t>atluco</w:t>
+            </w:r>
+            <w:proofErr w:type="spellEnd"/>
+            <w:r>
+              <w:rPr>
+                <w:lang w:val="es-ES"/>
+              </w:rPr>
+              <w:t xml:space="preserve"> </w:t>
+            </w:r>
+            <w:proofErr w:type="spellStart"/>
+            <w:r>
+              <w:rPr>
+                <w:lang w:val="es-ES"/>
+              </w:rPr>
+              <w:t>odiur</w:t>
+            </w:r>
+            <w:proofErr w:type="spellEnd"/>
+            <w:r>
+              <w:rPr>
+                <w:lang w:val="es-ES"/>
+              </w:rPr>
+              <w:t xml:space="preserve"> le </w:t>
+            </w:r>
+            <w:proofErr w:type="spellStart"/>
+            <w:r>
+              <w:rPr>
+                <w:lang w:val="es-ES"/>
+              </w:rPr>
+              <w:t>euq</w:t>
+            </w:r>
+            <w:proofErr w:type="spellEnd"/>
+            <w:r>
+              <w:rPr>
+                <w:lang w:val="es-ES"/>
+              </w:rPr>
+              <w:t xml:space="preserve"> </w:t>
+            </w:r>
+            <w:proofErr w:type="spellStart"/>
+            <w:r>
+              <w:rPr>
+                <w:lang w:val="es-ES"/>
+              </w:rPr>
+              <w:t>satseupser</w:t>
+            </w:r>
+            <w:proofErr w:type="spellEnd"/>
+            <w:r>
+              <w:rPr>
+                <w:lang w:val="es-ES"/>
+              </w:rPr>
+              <w:t xml:space="preserve"> sal </w:t>
+            </w:r>
+            <w:proofErr w:type="spellStart"/>
+            <w:r>
+              <w:rPr>
+                <w:lang w:val="es-ES"/>
+              </w:rPr>
+              <w:t>rartnocne</w:t>
+            </w:r>
+            <w:proofErr w:type="spellEnd"/>
+            <w:r>
+              <w:rPr>
+                <w:lang w:val="es-ES"/>
+              </w:rPr>
+              <w:t xml:space="preserve"> </w:t>
+            </w:r>
+            <w:proofErr w:type="spellStart"/>
+            <w:r>
+              <w:rPr>
+                <w:lang w:val="es-ES"/>
+              </w:rPr>
+              <w:t>ed</w:t>
+            </w:r>
+            <w:proofErr w:type="spellEnd"/>
+            <w:r>
+              <w:rPr>
+                <w:lang w:val="es-ES"/>
+              </w:rPr>
+              <w:t xml:space="preserve"> </w:t>
+            </w:r>
+            <w:proofErr w:type="spellStart"/>
+            <w:r>
+              <w:rPr>
+                <w:lang w:val="es-ES"/>
+              </w:rPr>
+              <w:t>amrof</w:t>
+            </w:r>
+            <w:proofErr w:type="spellEnd"/>
+            <w:r>
+              <w:rPr>
+                <w:lang w:val="es-ES"/>
+              </w:rPr>
+              <w:t xml:space="preserve"> </w:t>
+            </w:r>
+            <w:proofErr w:type="spellStart"/>
+            <w:r>
+              <w:rPr>
+                <w:lang w:val="es-ES"/>
+              </w:rPr>
+              <w:t>anu</w:t>
+            </w:r>
+            <w:proofErr w:type="spellEnd"/>
+            <w:r>
+              <w:rPr>
+                <w:lang w:val="es-ES"/>
+              </w:rPr>
+              <w:t xml:space="preserve"> se </w:t>
+            </w:r>
+            <w:proofErr w:type="spellStart"/>
+            <w:r>
+              <w:rPr>
+                <w:lang w:val="es-ES"/>
+              </w:rPr>
+              <w:t>oicnelis</w:t>
+            </w:r>
+            <w:proofErr w:type="spellEnd"/>
+            <w:r>
+              <w:rPr>
+                <w:lang w:val="es-ES"/>
+              </w:rPr>
+              <w:t xml:space="preserve"> le </w:t>
+            </w:r>
+            <w:proofErr w:type="spellStart"/>
+            <w:r>
+              <w:rPr>
+                <w:lang w:val="es-ES"/>
+              </w:rPr>
+              <w:t>rahcucsE</w:t>
+            </w:r>
+            <w:proofErr w:type="spellEnd"/>
+            <w:r>
+              <w:rPr>
+                <w:lang w:val="es-ES"/>
+              </w:rPr>
+              <w:t xml:space="preserve"> .5</w:t>
+            </w:r>
+          </w:p>
+          <w:p>
+            <w:pPr>
+              <w:spacing w:before="0" w:after="0" w:line="240" w:lineRule="auto"/>
+              <w:jc w:val="left"/>
+              <w:rPr>
+                <w:lang w:val="es-ES"/>
+              </w:rPr>
+            </w:pPr>
+            <w:r>
+              <w:rPr>
+                <w:lang w:val="es-ES"/>
+              </w:rPr>
+              <w:t>.</w:t>
+            </w:r>
+            <w:proofErr w:type="spellStart"/>
+            <w:r>
+              <w:rPr>
+                <w:lang w:val="es-ES"/>
+              </w:rPr>
+              <w:t>dadivitaerc</w:t>
+            </w:r>
+            <w:proofErr w:type="spellEnd"/>
+            <w:r>
+              <w:rPr>
+                <w:lang w:val="es-ES"/>
+              </w:rPr>
+              <w:t xml:space="preserve"> al y </w:t>
+            </w:r>
+            <w:proofErr w:type="spellStart"/>
+            <w:r>
+              <w:rPr>
+                <w:lang w:val="es-ES"/>
+              </w:rPr>
+              <w:t>otneimirbucsed</w:t>
+            </w:r>
+            <w:proofErr w:type="spellEnd"/>
+            <w:r>
+              <w:rPr>
+                <w:lang w:val="es-ES"/>
+              </w:rPr>
+              <w:t xml:space="preserve"> le </w:t>
+            </w:r>
+            <w:proofErr w:type="spellStart"/>
+            <w:r>
+              <w:rPr>
+                <w:lang w:val="es-ES"/>
+              </w:rPr>
+              <w:t>aslupmi</w:t>
+            </w:r>
+            <w:proofErr w:type="spellEnd"/>
+            <w:r>
+              <w:rPr>
+                <w:lang w:val="es-ES"/>
+              </w:rPr>
+              <w:t xml:space="preserve"> </w:t>
+            </w:r>
+            <w:proofErr w:type="spellStart"/>
+            <w:r>
+              <w:rPr>
+                <w:lang w:val="es-ES"/>
+              </w:rPr>
+              <w:t>euq</w:t>
+            </w:r>
+            <w:proofErr w:type="spellEnd"/>
+            <w:r>
+              <w:rPr>
+                <w:lang w:val="es-ES"/>
+              </w:rPr>
+              <w:t xml:space="preserve"> </w:t>
+            </w:r>
+            <w:proofErr w:type="spellStart"/>
+            <w:r>
+              <w:rPr>
+                <w:lang w:val="es-ES"/>
+              </w:rPr>
+              <w:t>rotom</w:t>
+            </w:r>
+            <w:proofErr w:type="spellEnd"/>
+            <w:r>
+              <w:rPr>
+                <w:lang w:val="es-ES"/>
+              </w:rPr>
+              <w:t xml:space="preserve"> le se </w:t>
+            </w:r>
+            <w:proofErr w:type="spellStart"/>
+            <w:r>
+              <w:rPr>
+                <w:lang w:val="es-ES"/>
+              </w:rPr>
+              <w:t>dadisoiruc</w:t>
+            </w:r>
+            <w:proofErr w:type="spellEnd"/>
+            <w:r>
+              <w:rPr>
+                <w:lang w:val="es-ES"/>
+              </w:rPr>
+              <w:t xml:space="preserve"> </w:t>
+            </w:r>
+            <w:proofErr w:type="spellStart"/>
+            <w:r>
+              <w:rPr>
+                <w:lang w:val="es-ES"/>
+              </w:rPr>
+              <w:t>aL</w:t>
+            </w:r>
+            <w:proofErr w:type="spellEnd"/>
+            <w:r>
+              <w:rPr>
+                <w:lang w:val="es-ES"/>
+              </w:rPr>
+              <w:t xml:space="preserve"> .8</w:t>
+            </w:r>
+          </w:p>
+          <w:p>
+            <w:pPr>
+              <w:spacing w:before="0" w:after="0" w:line="240" w:lineRule="auto"/>
+              <w:jc w:val="left"/>
+              <w:rPr>
+                <w:lang w:val="es-ES"/>
+              </w:rPr>
+            </w:pPr>
+            <w:r>
+              <w:rPr>
+                <w:lang w:val="es-ES"/>
+              </w:rPr>
+              <w:t>.</w:t>
+            </w:r>
+            <w:proofErr w:type="spellStart"/>
+            <w:r>
+              <w:rPr>
+                <w:lang w:val="es-ES"/>
+              </w:rPr>
+              <w:t>lanigiro</w:t>
+            </w:r>
+            <w:proofErr w:type="spellEnd"/>
+            <w:r>
+              <w:rPr>
+                <w:lang w:val="es-ES"/>
+              </w:rPr>
+              <w:t xml:space="preserve"> </w:t>
+            </w:r>
+            <w:proofErr w:type="spellStart"/>
+            <w:r>
+              <w:rPr>
+                <w:lang w:val="es-ES"/>
+              </w:rPr>
+              <w:t>amall</w:t>
+            </w:r>
+            <w:proofErr w:type="spellEnd"/>
+            <w:r>
+              <w:rPr>
+                <w:lang w:val="es-ES"/>
+              </w:rPr>
+              <w:t xml:space="preserve"> al </w:t>
+            </w:r>
+            <w:proofErr w:type="spellStart"/>
+            <w:r>
+              <w:rPr>
+                <w:lang w:val="es-ES"/>
+              </w:rPr>
+              <w:t>redrep</w:t>
+            </w:r>
+            <w:proofErr w:type="spellEnd"/>
+            <w:r>
+              <w:rPr>
+                <w:lang w:val="es-ES"/>
+              </w:rPr>
+              <w:t xml:space="preserve"> </w:t>
+            </w:r>
+            <w:proofErr w:type="spellStart"/>
+            <w:r>
+              <w:rPr>
+                <w:lang w:val="es-ES"/>
+              </w:rPr>
+              <w:t>nis</w:t>
+            </w:r>
+            <w:proofErr w:type="spellEnd"/>
+            <w:r>
+              <w:rPr>
+                <w:lang w:val="es-ES"/>
+              </w:rPr>
+              <w:t xml:space="preserve"> ,arto </w:t>
+            </w:r>
+            <w:proofErr w:type="spellStart"/>
+            <w:r>
+              <w:rPr>
+                <w:lang w:val="es-ES"/>
+              </w:rPr>
+              <w:t>noc</w:t>
+            </w:r>
+            <w:proofErr w:type="spellEnd"/>
+            <w:r>
+              <w:rPr>
+                <w:lang w:val="es-ES"/>
+              </w:rPr>
+              <w:t xml:space="preserve"> </w:t>
+            </w:r>
+            <w:proofErr w:type="spellStart"/>
+            <w:r>
+              <w:rPr>
+                <w:lang w:val="es-ES"/>
+              </w:rPr>
+              <w:t>alev</w:t>
+            </w:r>
+            <w:proofErr w:type="spellEnd"/>
+            <w:r>
+              <w:rPr>
+                <w:lang w:val="es-ES"/>
+              </w:rPr>
+              <w:t xml:space="preserve"> </w:t>
+            </w:r>
+            <w:proofErr w:type="spellStart"/>
+            <w:r>
+              <w:rPr>
+                <w:lang w:val="es-ES"/>
+              </w:rPr>
+              <w:t>anu</w:t>
+            </w:r>
+            <w:proofErr w:type="spellEnd"/>
+            <w:r>
+              <w:rPr>
+                <w:lang w:val="es-ES"/>
+              </w:rPr>
+              <w:t xml:space="preserve"> </w:t>
+            </w:r>
+            <w:proofErr w:type="spellStart"/>
+            <w:r>
+              <w:rPr>
+                <w:lang w:val="es-ES"/>
+              </w:rPr>
+              <w:t>rednecne</w:t>
+            </w:r>
+            <w:proofErr w:type="spellEnd"/>
+            <w:r>
+              <w:rPr>
+                <w:lang w:val="es-ES"/>
+              </w:rPr>
+              <w:t xml:space="preserve"> </w:t>
+            </w:r>
+            <w:proofErr w:type="spellStart"/>
+            <w:r>
+              <w:rPr>
+                <w:lang w:val="es-ES"/>
+              </w:rPr>
+              <w:t>omoc</w:t>
+            </w:r>
+            <w:proofErr w:type="spellEnd"/>
+            <w:r>
+              <w:rPr>
+                <w:lang w:val="es-ES"/>
+              </w:rPr>
+              <w:t xml:space="preserve"> se </w:t>
+            </w:r>
+            <w:proofErr w:type="spellStart"/>
+            <w:r>
+              <w:rPr>
+                <w:lang w:val="es-ES"/>
+              </w:rPr>
+              <w:t>sorto</w:t>
+            </w:r>
+            <w:proofErr w:type="spellEnd"/>
+            <w:r>
+              <w:rPr>
+                <w:lang w:val="es-ES"/>
+              </w:rPr>
+              <w:t xml:space="preserve"> </w:t>
+            </w:r>
+            <w:proofErr w:type="spellStart"/>
+            <w:r>
+              <w:rPr>
+                <w:lang w:val="es-ES"/>
+              </w:rPr>
+              <w:t>noc</w:t>
+            </w:r>
+            <w:proofErr w:type="spellEnd"/>
+            <w:r>
+              <w:rPr>
+                <w:lang w:val="es-ES"/>
+              </w:rPr>
+              <w:t xml:space="preserve"> </w:t>
+            </w:r>
+            <w:proofErr w:type="spellStart"/>
+            <w:r>
+              <w:rPr>
+                <w:lang w:val="es-ES"/>
+              </w:rPr>
+              <w:t>saedi</w:t>
+            </w:r>
+            <w:proofErr w:type="spellEnd"/>
+            <w:r>
+              <w:rPr>
+                <w:lang w:val="es-ES"/>
+              </w:rPr>
+              <w:t xml:space="preserve"> </w:t>
+            </w:r>
+            <w:proofErr w:type="spellStart"/>
+            <w:r>
+              <w:rPr>
+                <w:lang w:val="es-ES"/>
+              </w:rPr>
+              <w:t>ritrapmoC</w:t>
+            </w:r>
+            <w:proofErr w:type="spellEnd"/>
+            <w:r>
+              <w:rPr>
+                <w:lang w:val="es-ES"/>
+              </w:rPr>
+              <w:t xml:space="preserve"> .4</w:t>
+            </w:r>
+          </w:p>
+        </w:tc>
+      </w:tr>
+    </w:tbl>
     <w:p>
       <w:pPr>
         <w:spacing w:before="0" w:after="0" w:line="240" w:lineRule="auto"/>
@@ -17159,9 +20826,13 @@
           <w:color w:val="CB1B16"/>
           <w:sz w:val="44"/>
           <w:szCs w:val="32"/>
-        </w:rPr>
-      </w:pPr>
-      <w:r>
+          <w:lang w:val="es-ES"/>
+        </w:rPr>
+      </w:pPr>
+      <w:r>
+        <w:rPr>
+          <w:lang w:val="es-ES"/>
+        </w:rPr>
         <w:br w:type="page"/>
       </w:r>
     </w:p>
@@ -17178,104 +20849,259 @@
     </w:p>
     <w:p>
       <w:pPr>
+        <w:pStyle w:val="Ttulo2"/>
+      </w:pPr>
+      <w:r>
+        <w:t>Problemas encontrados</w:t>
+      </w:r>
+    </w:p>
+    <w:p>
+      <w:r>
+        <w:t>Tras realizar las funciones básicas de la práctica, procedimos a implementar las funcionalidades más complejas, de donde surgieron los siguientes problemas:</w:t>
+      </w:r>
+    </w:p>
+    <w:p>
+      <w:pPr>
         <w:rPr>
           <w:b/>
           <w:bCs/>
-          <w:highlight w:val="green"/>
-        </w:rPr>
-      </w:pPr>
+          <w:i/>
+          <w:iCs/>
+          <w:u w:val="single"/>
+        </w:rPr>
+      </w:pPr>
+      <w:proofErr w:type="spellStart"/>
       <w:r>
         <w:rPr>
           <w:b/>
           <w:bCs/>
-          <w:highlight w:val="green"/>
-        </w:rPr>
-        <w:t xml:space="preserve">&lt;&lt; MÁXIMO </w:t>
-      </w:r>
-      <w:r>
+          <w:i/>
+          <w:iCs/>
+          <w:u w:val="single"/>
+        </w:rPr>
+        <w:t>Job_list</w:t>
+      </w:r>
+      <w:proofErr w:type="spellEnd"/>
+    </w:p>
+    <w:p>
+      <w:r>
+        <w:t xml:space="preserve">Al crear la lista </w:t>
+      </w:r>
+      <w:proofErr w:type="spellStart"/>
+      <w:r>
+        <w:t>y</w:t>
+      </w:r>
+      <w:proofErr w:type="spellEnd"/>
+      <w:r>
+        <w:t xml:space="preserve"> introducir en ella un mayor número de elementos, nos dimos cuenta que no la inicializábamos de manera correcta. Por ello, nos daba constantemente </w:t>
+      </w:r>
+      <w:proofErr w:type="spellStart"/>
+      <w:r>
+        <w:t>segmentation</w:t>
+      </w:r>
+      <w:proofErr w:type="spellEnd"/>
+      <w:r>
+        <w:t xml:space="preserve"> </w:t>
+      </w:r>
+      <w:proofErr w:type="spellStart"/>
+      <w:r>
+        <w:t>fault</w:t>
+      </w:r>
+      <w:proofErr w:type="spellEnd"/>
+      <w:r>
+        <w:t>, debido a la mala inicialización del espacio de memoria reservado para la misma. Además, fue muy difícil visualizar en cada momento el contenido de la misma, por lo que tuvim</w:t>
+      </w:r>
+      <w:r>
+        <w:t>os que implementar una función adicional “</w:t>
+      </w:r>
+      <w:proofErr w:type="spellStart"/>
+      <w:r>
+        <w:t>debug</w:t>
+      </w:r>
+      <w:proofErr w:type="spellEnd"/>
+      <w:r>
+        <w:t>” para comprobar en todo momento qué procesos se estaban guardando en ella y su información (</w:t>
+      </w:r>
+      <w:proofErr w:type="spellStart"/>
+      <w:r>
+        <w:t>PIDs</w:t>
+      </w:r>
+      <w:proofErr w:type="spellEnd"/>
+      <w:r>
+        <w:t xml:space="preserve"> de los hijos, estado, comando correspondiente, estado mostrado o pendiente de mostrar, etc.). Dicha funcionalidad fue preguntada con anterioridad a los profesores de la asignatura (al no venir indicada en el enunciado), dando su visto bueno para dejarla incluida en el proyecto final.</w:t>
+      </w:r>
+    </w:p>
+    <w:p/>
+    <w:p>
+      <w:pPr>
         <w:rPr>
           <w:b/>
           <w:bCs/>
-          <w:highlight w:val="green"/>
-        </w:rPr>
-        <w:t>2</w:t>
-      </w:r>
+          <w:i/>
+          <w:iCs/>
+          <w:u w:val="single"/>
+        </w:rPr>
+      </w:pPr>
       <w:r>
         <w:rPr>
           <w:b/>
           <w:bCs/>
-          <w:highlight w:val="green"/>
-        </w:rPr>
-        <w:t xml:space="preserve"> PÁGINAS &gt;&gt;</w:t>
+          <w:i/>
+          <w:iCs/>
+          <w:u w:val="single"/>
+        </w:rPr>
+        <w:t>Tratamiento de procesos en suspensión</w:t>
       </w:r>
     </w:p>
     <w:p>
+      <w:r>
+        <w:t xml:space="preserve">Al implementar el control de señales de una manera simple (es decir, mandando la señal correspondiente a los procesos hijos) nos dimos cuenta que el programa no era capaz de diferenciar entre el proceso de ejecución de la propia Shell con el proceso en </w:t>
+      </w:r>
+      <w:proofErr w:type="spellStart"/>
+      <w:r>
+        <w:t>foregorund</w:t>
+      </w:r>
+      <w:proofErr w:type="spellEnd"/>
+      <w:r>
+        <w:t xml:space="preserve">, cuya consecuencia fue que al hacer </w:t>
+      </w:r>
+      <w:proofErr w:type="spellStart"/>
+      <w:r>
+        <w:t>ctrl+z</w:t>
+      </w:r>
+      <w:proofErr w:type="spellEnd"/>
+      <w:r>
+        <w:t xml:space="preserve"> finalizaba el proceso padre de la </w:t>
+      </w:r>
+      <w:proofErr w:type="spellStart"/>
+      <w:r>
+        <w:t>minishell</w:t>
+      </w:r>
+      <w:proofErr w:type="spellEnd"/>
+      <w:r>
+        <w:t xml:space="preserve">.  Tras investigar los distintos tipos de señales que podíamos utilizar en el </w:t>
+      </w:r>
+      <w:proofErr w:type="spellStart"/>
+      <w:r>
+        <w:t>waitpid</w:t>
+      </w:r>
+      <w:proofErr w:type="spellEnd"/>
+      <w:r>
+        <w:t xml:space="preserve">, nos dimos cuenta que podíamos controlar este problema si gestionábamos cada proceso como un grupo, y además controlábamos el estado con la señal </w:t>
+      </w:r>
+      <w:proofErr w:type="spellStart"/>
+      <w:r>
+        <w:t>waitpid</w:t>
+      </w:r>
+      <w:proofErr w:type="spellEnd"/>
+      <w:r>
+        <w:t xml:space="preserve"> con la macro WUNTRACED. De esta manera, fuimos capaces de poder establecer las señales de manera correcta, de tal manera que suspendiese el proceso en </w:t>
+      </w:r>
+      <w:proofErr w:type="spellStart"/>
+      <w:r>
+        <w:t>foreground</w:t>
+      </w:r>
+      <w:proofErr w:type="spellEnd"/>
+      <w:r>
+        <w:t xml:space="preserve"> (mandando al correspondiente señal a cada uno de los hijos) sin matar a la </w:t>
+      </w:r>
+      <w:proofErr w:type="spellStart"/>
+      <w:r>
+        <w:t>shell</w:t>
+      </w:r>
+      <w:proofErr w:type="spellEnd"/>
+      <w:r>
+        <w:t>.</w:t>
+      </w:r>
+    </w:p>
+    <w:p>
+      <w:pPr>
+        <w:rPr>
+          <w:u w:val="single"/>
+        </w:rPr>
+      </w:pPr>
+    </w:p>
+    <w:p>
       <w:pPr>
         <w:rPr>
           <w:b/>
           <w:bCs/>
-          <w:highlight w:val="yellow"/>
+          <w:i/>
+          <w:iCs/>
+          <w:u w:val="single"/>
         </w:rPr>
       </w:pPr>
       <w:r>
         <w:rPr>
           <w:b/>
           <w:bCs/>
-          <w:highlight w:val="yellow"/>
-        </w:rPr>
-        <w:t>&lt;&lt; PROBLEMAS ENCONTRADOS&gt;&gt;</w:t>
+          <w:i/>
+          <w:iCs/>
+          <w:u w:val="single"/>
+        </w:rPr>
+        <w:t>Tratamiento de señales a procesos hijos</w:t>
       </w:r>
     </w:p>
     <w:p>
-      <w:pPr>
-        <w:rPr>
-          <w:b/>
-          <w:bCs/>
-          <w:highlight w:val="yellow"/>
-        </w:rPr>
-      </w:pPr>
-      <w:r>
-        <w:rPr>
-          <w:b/>
-          <w:bCs/>
-          <w:highlight w:val="yellow"/>
-        </w:rPr>
-        <w:t>&lt;&lt; CRÍTICAS CONSTRUCTIVAS &gt;&gt;</w:t>
+      <w:r>
+        <w:t xml:space="preserve">Para establecer el comportamiento de los procesos hijos ante la llegada de señales, nos encontramos con que, al establecer una señal como ignorada, </w:t>
+      </w:r>
+      <w:r>
+        <w:t>no era posible volver a cambiar ese comportamiento. Tuvimos entonces que recurrir al uso de manejadores para cada señal, además de establecer el comportamiento por defecto de esas señales en los procesos hijos.</w:t>
+      </w:r>
+    </w:p>
+    <w:p/>
+    <w:p>
+      <w:pPr>
+        <w:pStyle w:val="Ttulo2"/>
+      </w:pPr>
+      <w:r>
+        <w:t>Críticas constructivas</w:t>
       </w:r>
     </w:p>
     <w:p>
-      <w:pPr>
-        <w:rPr>
-          <w:b/>
-          <w:bCs/>
-          <w:highlight w:val="yellow"/>
-        </w:rPr>
-      </w:pPr>
-      <w:r>
-        <w:rPr>
-          <w:b/>
-          <w:bCs/>
-          <w:highlight w:val="yellow"/>
-        </w:rPr>
-        <w:t>&lt;&lt; PROPUESTA DE MEJORAS &gt;&gt;</w:t>
+      <w:r>
+        <w:t xml:space="preserve">A pesar de que el enunciado especifica las funcionalidades, en ciertas situaciones no termina de quedar clara la interpretación requerida para los comandos. Por ejemplo: al ejecutar un proceso con pipes, no indica (a excepción de </w:t>
+      </w:r>
+      <w:proofErr w:type="spellStart"/>
+      <w:r>
+        <w:t>umask</w:t>
+      </w:r>
+      <w:proofErr w:type="spellEnd"/>
+      <w:r>
+        <w:t xml:space="preserve">) que, si se detecta un comando interno, no debe de ejecutarse ese proceso. </w:t>
+      </w:r>
+    </w:p>
+    <w:p/>
+    <w:p>
+      <w:pPr>
+        <w:pStyle w:val="Ttulo2"/>
+      </w:pPr>
+      <w:r>
+        <w:lastRenderedPageBreak/>
+        <w:t>Propuesta de mejoras</w:t>
       </w:r>
     </w:p>
     <w:p>
-      <w:pPr>
-        <w:rPr>
-          <w:b/>
-          <w:bCs/>
-        </w:rPr>
-      </w:pPr>
-      <w:r>
-        <w:rPr>
-          <w:b/>
-          <w:bCs/>
-          <w:highlight w:val="yellow"/>
-        </w:rPr>
-        <w:t>&lt;&lt; EVALUACIÓN DEL TIEMPO DEDICADO &gt;&gt;</w:t>
+      <w:r>
+        <w:t>Creemos que, por lo indicado en el anterior apartado, sería conveniente especificar un poco más el enunciado, quedando claras las funcionalidades requeridas (incluyendo excepciones de dichas funcionalidades).</w:t>
       </w:r>
     </w:p>
+    <w:p/>
+    <w:p>
+      <w:pPr>
+        <w:pStyle w:val="Ttulo2"/>
+      </w:pPr>
+      <w:r>
+        <w:t>Evaluación del tiempo dedicado</w:t>
+      </w:r>
+    </w:p>
+    <w:p>
+      <w:r>
+        <w:t>En total, en codificación hemos dedicado unas 70 horas aproximadamente, de las cuales la mayoría han sido corrigiendo los problemas anteriormente mencionados. En documentación y reestructuración del código para que siga buenas prácticas de programación hemos dedicado 10 horas aproximadamente.</w:t>
+      </w:r>
+    </w:p>
+    <w:p/>
     <w:p/>
     <w:p>
       <w:pPr>
@@ -19568,6 +23394,119 @@
     </w:lvl>
   </w:abstractNum>
   <w:abstractNum w:abstractNumId="21" w15:restartNumberingAfterBreak="0">
+    <w:nsid w:val="23F53471"/>
+    <w:multiLevelType w:val="hybridMultilevel"/>
+    <w:tmpl w:val="A9C21138"/>
+    <w:lvl w:ilvl="0" w:tplc="0C0A0001">
+      <w:start w:val="1"/>
+      <w:numFmt w:val="bullet"/>
+      <w:lvlText w:val=""/>
+      <w:lvlJc w:val="left"/>
+      <w:pPr>
+        <w:ind w:left="720" w:hanging="360"/>
+      </w:pPr>
+      <w:rPr>
+        <w:rFonts w:ascii="Symbol" w:hAnsi="Symbol" w:hint="default"/>
+      </w:rPr>
+    </w:lvl>
+    <w:lvl w:ilvl="1" w:tplc="0C0A0003">
+      <w:start w:val="1"/>
+      <w:numFmt w:val="bullet"/>
+      <w:lvlText w:val="o"/>
+      <w:lvlJc w:val="left"/>
+      <w:pPr>
+        <w:ind w:left="1440" w:hanging="360"/>
+      </w:pPr>
+      <w:rPr>
+        <w:rFonts w:ascii="Courier New" w:hAnsi="Courier New" w:cs="Courier New" w:hint="default"/>
+      </w:rPr>
+    </w:lvl>
+    <w:lvl w:ilvl="2" w:tplc="0C0A0005" w:tentative="1">
+      <w:start w:val="1"/>
+      <w:numFmt w:val="bullet"/>
+      <w:lvlText w:val=""/>
+      <w:lvlJc w:val="left"/>
+      <w:pPr>
+        <w:ind w:left="2160" w:hanging="360"/>
+      </w:pPr>
+      <w:rPr>
+        <w:rFonts w:ascii="Wingdings" w:hAnsi="Wingdings" w:hint="default"/>
+      </w:rPr>
+    </w:lvl>
+    <w:lvl w:ilvl="3" w:tplc="0C0A0001" w:tentative="1">
+      <w:start w:val="1"/>
+      <w:numFmt w:val="bullet"/>
+      <w:lvlText w:val=""/>
+      <w:lvlJc w:val="left"/>
+      <w:pPr>
+        <w:ind w:left="2880" w:hanging="360"/>
+      </w:pPr>
+      <w:rPr>
+        <w:rFonts w:ascii="Symbol" w:hAnsi="Symbol" w:hint="default"/>
+      </w:rPr>
+    </w:lvl>
+    <w:lvl w:ilvl="4" w:tplc="0C0A0003" w:tentative="1">
+      <w:start w:val="1"/>
+      <w:numFmt w:val="bullet"/>
+      <w:lvlText w:val="o"/>
+      <w:lvlJc w:val="left"/>
+      <w:pPr>
+        <w:ind w:left="3600" w:hanging="360"/>
+      </w:pPr>
+      <w:rPr>
+        <w:rFonts w:ascii="Courier New" w:hAnsi="Courier New" w:cs="Courier New" w:hint="default"/>
+      </w:rPr>
+    </w:lvl>
+    <w:lvl w:ilvl="5" w:tplc="0C0A0005" w:tentative="1">
+      <w:start w:val="1"/>
+      <w:numFmt w:val="bullet"/>
+      <w:lvlText w:val=""/>
+      <w:lvlJc w:val="left"/>
+      <w:pPr>
+        <w:ind w:left="4320" w:hanging="360"/>
+      </w:pPr>
+      <w:rPr>
+        <w:rFonts w:ascii="Wingdings" w:hAnsi="Wingdings" w:hint="default"/>
+      </w:rPr>
+    </w:lvl>
+    <w:lvl w:ilvl="6" w:tplc="0C0A0001" w:tentative="1">
+      <w:start w:val="1"/>
+      <w:numFmt w:val="bullet"/>
+      <w:lvlText w:val=""/>
+      <w:lvlJc w:val="left"/>
+      <w:pPr>
+        <w:ind w:left="5040" w:hanging="360"/>
+      </w:pPr>
+      <w:rPr>
+        <w:rFonts w:ascii="Symbol" w:hAnsi="Symbol" w:hint="default"/>
+      </w:rPr>
+    </w:lvl>
+    <w:lvl w:ilvl="7" w:tplc="0C0A0003" w:tentative="1">
+      <w:start w:val="1"/>
+      <w:numFmt w:val="bullet"/>
+      <w:lvlText w:val="o"/>
+      <w:lvlJc w:val="left"/>
+      <w:pPr>
+        <w:ind w:left="5760" w:hanging="360"/>
+      </w:pPr>
+      <w:rPr>
+        <w:rFonts w:ascii="Courier New" w:hAnsi="Courier New" w:cs="Courier New" w:hint="default"/>
+      </w:rPr>
+    </w:lvl>
+    <w:lvl w:ilvl="8" w:tplc="0C0A0005" w:tentative="1">
+      <w:start w:val="1"/>
+      <w:numFmt w:val="bullet"/>
+      <w:lvlText w:val=""/>
+      <w:lvlJc w:val="left"/>
+      <w:pPr>
+        <w:ind w:left="6480" w:hanging="360"/>
+      </w:pPr>
+      <w:rPr>
+        <w:rFonts w:ascii="Wingdings" w:hAnsi="Wingdings" w:hint="default"/>
+      </w:rPr>
+    </w:lvl>
+  </w:abstractNum>
+  <w:abstractNum w:abstractNumId="22" w15:restartNumberingAfterBreak="0">
     <w:nsid w:val="2CE80CDE"/>
     <w:multiLevelType w:val="hybridMultilevel"/>
     <w:tmpl w:val="42702A2A"/>
@@ -19656,7 +23595,7 @@
       </w:pPr>
     </w:lvl>
   </w:abstractNum>
-  <w:abstractNum w:abstractNumId="22" w15:restartNumberingAfterBreak="0">
+  <w:abstractNum w:abstractNumId="23" w15:restartNumberingAfterBreak="0">
     <w:nsid w:val="302D6372"/>
     <w:multiLevelType w:val="multilevel"/>
     <w:tmpl w:val="9F8E8C6E"/>
@@ -19769,7 +23708,7 @@
       </w:pPr>
     </w:lvl>
   </w:abstractNum>
-  <w:abstractNum w:abstractNumId="23" w15:restartNumberingAfterBreak="0">
+  <w:abstractNum w:abstractNumId="24" w15:restartNumberingAfterBreak="0">
     <w:nsid w:val="3619147C"/>
     <w:multiLevelType w:val="multilevel"/>
     <w:tmpl w:val="1C9C1228"/>
@@ -19918,7 +23857,7 @@
       </w:rPr>
     </w:lvl>
   </w:abstractNum>
-  <w:abstractNum w:abstractNumId="24" w15:restartNumberingAfterBreak="0">
+  <w:abstractNum w:abstractNumId="25" w15:restartNumberingAfterBreak="0">
     <w:nsid w:val="390126B9"/>
     <w:multiLevelType w:val="multilevel"/>
     <w:tmpl w:val="960E0838"/>
@@ -20067,7 +24006,7 @@
       </w:rPr>
     </w:lvl>
   </w:abstractNum>
-  <w:abstractNum w:abstractNumId="25" w15:restartNumberingAfterBreak="0">
+  <w:abstractNum w:abstractNumId="26" w15:restartNumberingAfterBreak="0">
     <w:nsid w:val="3942540C"/>
     <w:multiLevelType w:val="multilevel"/>
     <w:tmpl w:val="2528F1BA"/>
@@ -20184,7 +24123,120 @@
       </w:pPr>
     </w:lvl>
   </w:abstractNum>
-  <w:abstractNum w:abstractNumId="26" w15:restartNumberingAfterBreak="0">
+  <w:abstractNum w:abstractNumId="27" w15:restartNumberingAfterBreak="0">
+    <w:nsid w:val="398844B8"/>
+    <w:multiLevelType w:val="hybridMultilevel"/>
+    <w:tmpl w:val="F536D470"/>
+    <w:lvl w:ilvl="0" w:tplc="0C0A0001">
+      <w:start w:val="1"/>
+      <w:numFmt w:val="bullet"/>
+      <w:lvlText w:val=""/>
+      <w:lvlJc w:val="left"/>
+      <w:pPr>
+        <w:ind w:left="720" w:hanging="360"/>
+      </w:pPr>
+      <w:rPr>
+        <w:rFonts w:ascii="Symbol" w:hAnsi="Symbol" w:hint="default"/>
+      </w:rPr>
+    </w:lvl>
+    <w:lvl w:ilvl="1" w:tplc="0C0A0003" w:tentative="1">
+      <w:start w:val="1"/>
+      <w:numFmt w:val="bullet"/>
+      <w:lvlText w:val="o"/>
+      <w:lvlJc w:val="left"/>
+      <w:pPr>
+        <w:ind w:left="1440" w:hanging="360"/>
+      </w:pPr>
+      <w:rPr>
+        <w:rFonts w:ascii="Courier New" w:hAnsi="Courier New" w:cs="Courier New" w:hint="default"/>
+      </w:rPr>
+    </w:lvl>
+    <w:lvl w:ilvl="2" w:tplc="0C0A0005" w:tentative="1">
+      <w:start w:val="1"/>
+      <w:numFmt w:val="bullet"/>
+      <w:lvlText w:val=""/>
+      <w:lvlJc w:val="left"/>
+      <w:pPr>
+        <w:ind w:left="2160" w:hanging="360"/>
+      </w:pPr>
+      <w:rPr>
+        <w:rFonts w:ascii="Wingdings" w:hAnsi="Wingdings" w:hint="default"/>
+      </w:rPr>
+    </w:lvl>
+    <w:lvl w:ilvl="3" w:tplc="0C0A0001" w:tentative="1">
+      <w:start w:val="1"/>
+      <w:numFmt w:val="bullet"/>
+      <w:lvlText w:val=""/>
+      <w:lvlJc w:val="left"/>
+      <w:pPr>
+        <w:ind w:left="2880" w:hanging="360"/>
+      </w:pPr>
+      <w:rPr>
+        <w:rFonts w:ascii="Symbol" w:hAnsi="Symbol" w:hint="default"/>
+      </w:rPr>
+    </w:lvl>
+    <w:lvl w:ilvl="4" w:tplc="0C0A0003" w:tentative="1">
+      <w:start w:val="1"/>
+      <w:numFmt w:val="bullet"/>
+      <w:lvlText w:val="o"/>
+      <w:lvlJc w:val="left"/>
+      <w:pPr>
+        <w:ind w:left="3600" w:hanging="360"/>
+      </w:pPr>
+      <w:rPr>
+        <w:rFonts w:ascii="Courier New" w:hAnsi="Courier New" w:cs="Courier New" w:hint="default"/>
+      </w:rPr>
+    </w:lvl>
+    <w:lvl w:ilvl="5" w:tplc="0C0A0005" w:tentative="1">
+      <w:start w:val="1"/>
+      <w:numFmt w:val="bullet"/>
+      <w:lvlText w:val=""/>
+      <w:lvlJc w:val="left"/>
+      <w:pPr>
+        <w:ind w:left="4320" w:hanging="360"/>
+      </w:pPr>
+      <w:rPr>
+        <w:rFonts w:ascii="Wingdings" w:hAnsi="Wingdings" w:hint="default"/>
+      </w:rPr>
+    </w:lvl>
+    <w:lvl w:ilvl="6" w:tplc="0C0A0001" w:tentative="1">
+      <w:start w:val="1"/>
+      <w:numFmt w:val="bullet"/>
+      <w:lvlText w:val=""/>
+      <w:lvlJc w:val="left"/>
+      <w:pPr>
+        <w:ind w:left="5040" w:hanging="360"/>
+      </w:pPr>
+      <w:rPr>
+        <w:rFonts w:ascii="Symbol" w:hAnsi="Symbol" w:hint="default"/>
+      </w:rPr>
+    </w:lvl>
+    <w:lvl w:ilvl="7" w:tplc="0C0A0003" w:tentative="1">
+      <w:start w:val="1"/>
+      <w:numFmt w:val="bullet"/>
+      <w:lvlText w:val="o"/>
+      <w:lvlJc w:val="left"/>
+      <w:pPr>
+        <w:ind w:left="5760" w:hanging="360"/>
+      </w:pPr>
+      <w:rPr>
+        <w:rFonts w:ascii="Courier New" w:hAnsi="Courier New" w:cs="Courier New" w:hint="default"/>
+      </w:rPr>
+    </w:lvl>
+    <w:lvl w:ilvl="8" w:tplc="0C0A0005" w:tentative="1">
+      <w:start w:val="1"/>
+      <w:numFmt w:val="bullet"/>
+      <w:lvlText w:val=""/>
+      <w:lvlJc w:val="left"/>
+      <w:pPr>
+        <w:ind w:left="6480" w:hanging="360"/>
+      </w:pPr>
+      <w:rPr>
+        <w:rFonts w:ascii="Wingdings" w:hAnsi="Wingdings" w:hint="default"/>
+      </w:rPr>
+    </w:lvl>
+  </w:abstractNum>
+  <w:abstractNum w:abstractNumId="28" w15:restartNumberingAfterBreak="0">
     <w:nsid w:val="3A2D18F8"/>
     <w:multiLevelType w:val="multilevel"/>
     <w:tmpl w:val="77ECF77C"/>
@@ -20301,7 +24353,7 @@
       </w:pPr>
     </w:lvl>
   </w:abstractNum>
-  <w:abstractNum w:abstractNumId="27" w15:restartNumberingAfterBreak="0">
+  <w:abstractNum w:abstractNumId="29" w15:restartNumberingAfterBreak="0">
     <w:nsid w:val="407044C2"/>
     <w:multiLevelType w:val="hybridMultilevel"/>
     <w:tmpl w:val="7CC06E8A"/>
@@ -20390,7 +24442,7 @@
       </w:pPr>
     </w:lvl>
   </w:abstractNum>
-  <w:abstractNum w:abstractNumId="28" w15:restartNumberingAfterBreak="0">
+  <w:abstractNum w:abstractNumId="30" w15:restartNumberingAfterBreak="0">
     <w:nsid w:val="4BD041A6"/>
     <w:multiLevelType w:val="multilevel"/>
     <w:tmpl w:val="9732DADA"/>
@@ -20539,7 +24591,7 @@
       </w:rPr>
     </w:lvl>
   </w:abstractNum>
-  <w:abstractNum w:abstractNumId="29" w15:restartNumberingAfterBreak="0">
+  <w:abstractNum w:abstractNumId="31" w15:restartNumberingAfterBreak="0">
     <w:nsid w:val="4E0D031C"/>
     <w:multiLevelType w:val="multilevel"/>
     <w:tmpl w:val="36B62BE2"/>
@@ -20684,7 +24736,7 @@
       </w:rPr>
     </w:lvl>
   </w:abstractNum>
-  <w:abstractNum w:abstractNumId="30" w15:restartNumberingAfterBreak="0">
+  <w:abstractNum w:abstractNumId="32" w15:restartNumberingAfterBreak="0">
     <w:nsid w:val="5BDA7704"/>
     <w:multiLevelType w:val="multilevel"/>
     <w:tmpl w:val="4BA4472A"/>
@@ -20833,7 +24885,7 @@
       </w:rPr>
     </w:lvl>
   </w:abstractNum>
-  <w:abstractNum w:abstractNumId="31" w15:restartNumberingAfterBreak="0">
+  <w:abstractNum w:abstractNumId="33" w15:restartNumberingAfterBreak="0">
     <w:nsid w:val="62A106EC"/>
     <w:multiLevelType w:val="multilevel"/>
     <w:tmpl w:val="7A3CB208"/>
@@ -20982,7 +25034,7 @@
       </w:rPr>
     </w:lvl>
   </w:abstractNum>
-  <w:abstractNum w:abstractNumId="32" w15:restartNumberingAfterBreak="0">
+  <w:abstractNum w:abstractNumId="34" w15:restartNumberingAfterBreak="0">
     <w:nsid w:val="63463BF0"/>
     <w:multiLevelType w:val="multilevel"/>
     <w:tmpl w:val="53069972"/>
@@ -21131,7 +25183,7 @@
       </w:rPr>
     </w:lvl>
   </w:abstractNum>
-  <w:abstractNum w:abstractNumId="33" w15:restartNumberingAfterBreak="0">
+  <w:abstractNum w:abstractNumId="35" w15:restartNumberingAfterBreak="0">
     <w:nsid w:val="668A77D6"/>
     <w:multiLevelType w:val="multilevel"/>
     <w:tmpl w:val="313C198C"/>
@@ -21280,7 +25332,7 @@
       </w:rPr>
     </w:lvl>
   </w:abstractNum>
-  <w:abstractNum w:abstractNumId="34" w15:restartNumberingAfterBreak="0">
+  <w:abstractNum w:abstractNumId="36" w15:restartNumberingAfterBreak="0">
     <w:nsid w:val="684D1678"/>
     <w:multiLevelType w:val="multilevel"/>
     <w:tmpl w:val="6588A45C"/>
@@ -21429,7 +25481,7 @@
       </w:rPr>
     </w:lvl>
   </w:abstractNum>
-  <w:abstractNum w:abstractNumId="35" w15:restartNumberingAfterBreak="0">
+  <w:abstractNum w:abstractNumId="37" w15:restartNumberingAfterBreak="0">
     <w:nsid w:val="6D2B65B9"/>
     <w:multiLevelType w:val="multilevel"/>
     <w:tmpl w:val="84E4BBC0"/>
@@ -21546,7 +25598,7 @@
       </w:pPr>
     </w:lvl>
   </w:abstractNum>
-  <w:abstractNum w:abstractNumId="36" w15:restartNumberingAfterBreak="0">
+  <w:abstractNum w:abstractNumId="38" w15:restartNumberingAfterBreak="0">
     <w:nsid w:val="6E701E99"/>
     <w:multiLevelType w:val="multilevel"/>
     <w:tmpl w:val="FB741BF8"/>
@@ -21663,7 +25715,7 @@
       </w:pPr>
     </w:lvl>
   </w:abstractNum>
-  <w:abstractNum w:abstractNumId="37" w15:restartNumberingAfterBreak="0">
+  <w:abstractNum w:abstractNumId="39" w15:restartNumberingAfterBreak="0">
     <w:nsid w:val="6EB15BAB"/>
     <w:multiLevelType w:val="multilevel"/>
     <w:tmpl w:val="D5103E28"/>
@@ -21812,7 +25864,7 @@
       </w:rPr>
     </w:lvl>
   </w:abstractNum>
-  <w:abstractNum w:abstractNumId="38" w15:restartNumberingAfterBreak="0">
+  <w:abstractNum w:abstractNumId="40" w15:restartNumberingAfterBreak="0">
     <w:nsid w:val="7329418B"/>
     <w:multiLevelType w:val="hybridMultilevel"/>
     <w:tmpl w:val="4850BAC2"/>
@@ -21901,7 +25953,7 @@
       </w:pPr>
     </w:lvl>
   </w:abstractNum>
-  <w:abstractNum w:abstractNumId="39" w15:restartNumberingAfterBreak="0">
+  <w:abstractNum w:abstractNumId="41" w15:restartNumberingAfterBreak="0">
     <w:nsid w:val="770A1204"/>
     <w:multiLevelType w:val="multilevel"/>
     <w:tmpl w:val="BB86A9B6"/>
@@ -22087,10 +26139,10 @@
     <w:abstractNumId w:val="19"/>
   </w:num>
   <w:num w:numId="13" w16cid:durableId="1203834040">
-    <w:abstractNumId w:val="21"/>
+    <w:abstractNumId w:val="22"/>
   </w:num>
   <w:num w:numId="14" w16cid:durableId="343361564">
-    <w:abstractNumId w:val="35"/>
+    <w:abstractNumId w:val="37"/>
   </w:num>
   <w:num w:numId="15" w16cid:durableId="1491866627">
     <w:abstractNumId w:val="15"/>
@@ -22099,34 +26151,34 @@
     <w:abstractNumId w:val="16"/>
   </w:num>
   <w:num w:numId="17" w16cid:durableId="531655729">
-    <w:abstractNumId w:val="36"/>
+    <w:abstractNumId w:val="38"/>
   </w:num>
   <w:num w:numId="18" w16cid:durableId="1734115220">
-    <w:abstractNumId w:val="34"/>
+    <w:abstractNumId w:val="36"/>
   </w:num>
   <w:num w:numId="19" w16cid:durableId="202256003">
     <w:abstractNumId w:val="12"/>
   </w:num>
   <w:num w:numId="20" w16cid:durableId="662246770">
-    <w:abstractNumId w:val="39"/>
+    <w:abstractNumId w:val="41"/>
   </w:num>
   <w:num w:numId="21" w16cid:durableId="162471203">
-    <w:abstractNumId w:val="32"/>
+    <w:abstractNumId w:val="34"/>
   </w:num>
   <w:num w:numId="22" w16cid:durableId="1679232729">
-    <w:abstractNumId w:val="23"/>
+    <w:abstractNumId w:val="24"/>
   </w:num>
   <w:num w:numId="23" w16cid:durableId="602230480">
     <w:abstractNumId w:val="13"/>
   </w:num>
   <w:num w:numId="24" w16cid:durableId="1462188437">
-    <w:abstractNumId w:val="24"/>
+    <w:abstractNumId w:val="25"/>
   </w:num>
   <w:num w:numId="25" w16cid:durableId="1082683834">
-    <w:abstractNumId w:val="28"/>
+    <w:abstractNumId w:val="30"/>
   </w:num>
   <w:num w:numId="26" w16cid:durableId="1762680011">
-    <w:abstractNumId w:val="22"/>
+    <w:abstractNumId w:val="23"/>
   </w:num>
   <w:num w:numId="27" w16cid:durableId="1682466235">
     <w:abstractNumId w:val="20"/>
@@ -22135,40 +26187,46 @@
     <w:abstractNumId w:val="17"/>
   </w:num>
   <w:num w:numId="29" w16cid:durableId="1210074467">
+    <w:abstractNumId w:val="35"/>
+  </w:num>
+  <w:num w:numId="30" w16cid:durableId="1887327888">
+    <w:abstractNumId w:val="39"/>
+  </w:num>
+  <w:num w:numId="31" w16cid:durableId="1440181268">
+    <w:abstractNumId w:val="32"/>
+  </w:num>
+  <w:num w:numId="32" w16cid:durableId="1047223405">
+    <w:abstractNumId w:val="28"/>
+  </w:num>
+  <w:num w:numId="33" w16cid:durableId="629094618">
     <w:abstractNumId w:val="33"/>
   </w:num>
-  <w:num w:numId="30" w16cid:durableId="1887327888">
-    <w:abstractNumId w:val="37"/>
-  </w:num>
-  <w:num w:numId="31" w16cid:durableId="1440181268">
-    <w:abstractNumId w:val="30"/>
-  </w:num>
-  <w:num w:numId="32" w16cid:durableId="1047223405">
-    <w:abstractNumId w:val="26"/>
-  </w:num>
-  <w:num w:numId="33" w16cid:durableId="629094618">
+  <w:num w:numId="34" w16cid:durableId="1893077457">
     <w:abstractNumId w:val="31"/>
-  </w:num>
-  <w:num w:numId="34" w16cid:durableId="1893077457">
-    <w:abstractNumId w:val="29"/>
   </w:num>
   <w:num w:numId="35" w16cid:durableId="622805567">
     <w:abstractNumId w:val="18"/>
   </w:num>
   <w:num w:numId="36" w16cid:durableId="1094474122">
-    <w:abstractNumId w:val="27"/>
+    <w:abstractNumId w:val="29"/>
   </w:num>
   <w:num w:numId="37" w16cid:durableId="782113317">
-    <w:abstractNumId w:val="38"/>
+    <w:abstractNumId w:val="40"/>
   </w:num>
   <w:num w:numId="38" w16cid:durableId="244190545">
-    <w:abstractNumId w:val="25"/>
+    <w:abstractNumId w:val="26"/>
   </w:num>
   <w:num w:numId="39" w16cid:durableId="2081099733">
     <w:abstractNumId w:val="14"/>
   </w:num>
   <w:num w:numId="40" w16cid:durableId="1818762530">
     <w:abstractNumId w:val="11"/>
+  </w:num>
+  <w:num w:numId="41" w16cid:durableId="1156265127">
+    <w:abstractNumId w:val="27"/>
+  </w:num>
+  <w:num w:numId="42" w16cid:durableId="216943261">
+    <w:abstractNumId w:val="21"/>
   </w:num>
 </w:numbering>
 </file>
@@ -22564,7 +26622,7 @@
   <w:style w:type="paragraph" w:default="1" w:styleId="Normal">
     <w:name w:val="Normal"/>
     <w:qFormat/>
-    <w:rsid w:val="000C4B00"/>
+    <w:rsid w:val="00787C1B"/>
     <w:pPr>
       <w:spacing w:before="120" w:after="120" w:line="276" w:lineRule="auto"/>
       <w:jc w:val="both"/>
@@ -22788,7 +26846,6 @@
   <w:style w:type="character" w:default="1" w:styleId="Fuentedeprrafopredeter">
     <w:name w:val="Default Paragraph Font"/>
     <w:uiPriority w:val="1"/>
-    <w:semiHidden/>
     <w:unhideWhenUsed/>
   </w:style>
   <w:style w:type="table" w:default="1" w:styleId="Tablanormal">
@@ -23759,7 +27816,7 @@
     <w:charset w:val="00"/>
     <w:family w:val="swiss"/>
     <w:pitch w:val="variable"/>
-    <w:sig w:usb0="E4002EFF" w:usb1="C000247B" w:usb2="00000009" w:usb3="00000000" w:csb0="000001FF" w:csb1="00000000"/>
+    <w:sig w:usb0="E4002EFF" w:usb1="C200247B" w:usb2="00000009" w:usb3="00000000" w:csb0="000001FF" w:csb1="00000000"/>
   </w:font>
   <w:font w:name="Gill Sans MT">
     <w:panose1 w:val="020B0502020104020203"/>
@@ -23793,7 +27850,7 @@
     <w:charset w:val="00"/>
     <w:family w:val="swiss"/>
     <w:pitch w:val="variable"/>
-    <w:sig w:usb0="E4002EFF" w:usb1="C000247B" w:usb2="00000009" w:usb3="00000000" w:csb0="000001FF" w:csb1="00000000"/>
+    <w:sig w:usb0="E4002EFF" w:usb1="C200247B" w:usb2="00000009" w:usb3="00000000" w:csb0="000001FF" w:csb1="00000000"/>
   </w:font>
   <w:font w:name="Aptos">
     <w:charset w:val="00"/>
@@ -23831,19 +27888,28 @@
     <w:rsid w:val="00097339"/>
     <w:rsid w:val="000A2A3B"/>
     <w:rsid w:val="000B0458"/>
+    <w:rsid w:val="00150089"/>
     <w:rsid w:val="00162B5B"/>
     <w:rsid w:val="0016682A"/>
+    <w:rsid w:val="002D6600"/>
     <w:rsid w:val="002F09EB"/>
     <w:rsid w:val="0031436E"/>
+    <w:rsid w:val="003E70E9"/>
     <w:rsid w:val="0047358B"/>
     <w:rsid w:val="00582827"/>
+    <w:rsid w:val="005F4DD3"/>
     <w:rsid w:val="006A2AFC"/>
     <w:rsid w:val="0072595D"/>
     <w:rsid w:val="007510AD"/>
+    <w:rsid w:val="00765A1C"/>
     <w:rsid w:val="007775C5"/>
     <w:rsid w:val="00850DB4"/>
     <w:rsid w:val="0090589E"/>
+    <w:rsid w:val="0097458C"/>
+    <w:rsid w:val="009A071C"/>
+    <w:rsid w:val="00A26E2E"/>
     <w:rsid w:val="00B25FB1"/>
+    <w:rsid w:val="00D12631"/>
     <w:rsid w:val="00E362F4"/>
     <w:rsid w:val="00F7428C"/>
   </w:rsids>

--- a/docs/ssoo_plantilla_memoria_práctica_minishell.docx
+++ b/docs/ssoo_plantilla_memoria_práctica_minishell.docx
@@ -1616,8 +1616,17 @@
           <w:sz w:val="24"/>
           <w:lang w:val="es-ES"/>
         </w:rPr>
-        <w:t>: controla el flujo de ejecución de la misma</w:t>
-      </w:r>
+        <w:t xml:space="preserve">: controla el flujo de ejecución de </w:t>
+      </w:r>
+      <w:proofErr w:type="gramStart"/>
+      <w:r>
+        <w:rPr>
+          <w:sz w:val="24"/>
+          <w:lang w:val="es-ES"/>
+        </w:rPr>
+        <w:t>la misma</w:t>
+      </w:r>
+      <w:proofErr w:type="gramEnd"/>
       <w:r>
         <w:rPr>
           <w:sz w:val="24"/>
@@ -1891,6 +1900,7 @@
           <w:lang w:val="es-ES"/>
         </w:rPr>
       </w:pPr>
+      <w:proofErr w:type="gramStart"/>
       <w:r>
         <w:rPr>
           <w:i/>
@@ -1900,6 +1910,7 @@
         </w:rPr>
         <w:t>status</w:t>
       </w:r>
+      <w:proofErr w:type="gramEnd"/>
       <w:r>
         <w:rPr>
           <w:sz w:val="24"/>
@@ -2977,7 +2988,23 @@
           <w:sz w:val="24"/>
           <w:lang w:val="es-ES"/>
         </w:rPr>
-        <w:t xml:space="preserve"> Cada elemento del array representa un par de descriptores de archivos  (lectura y escritura) que concatenan la salida estándar de un subcomando con la entrada estándar del siguiente. </w:t>
+        <w:t xml:space="preserve"> Cada elemento del array representa un par de descriptores de </w:t>
+      </w:r>
+      <w:proofErr w:type="gramStart"/>
+      <w:r>
+        <w:rPr>
+          <w:sz w:val="24"/>
+          <w:lang w:val="es-ES"/>
+        </w:rPr>
+        <w:t>archivos  (</w:t>
+      </w:r>
+      <w:proofErr w:type="gramEnd"/>
+      <w:r>
+        <w:rPr>
+          <w:sz w:val="24"/>
+          <w:lang w:val="es-ES"/>
+        </w:rPr>
+        <w:t xml:space="preserve">lectura y escritura) que concatenan la salida estándar de un subcomando con la entrada estándar del siguiente. </w:t>
       </w:r>
     </w:p>
     <w:p>
@@ -2995,6 +3022,7 @@
         <w:t xml:space="preserve">En cada proceso hijo generado con </w:t>
       </w:r>
       <w:proofErr w:type="spellStart"/>
+      <w:proofErr w:type="gramStart"/>
       <w:r>
         <w:rPr>
           <w:sz w:val="24"/>
@@ -3008,7 +3036,15 @@
           <w:sz w:val="24"/>
           <w:lang w:val="es-ES"/>
         </w:rPr>
-        <w:t>()</w:t>
+        <w:t>(</w:t>
+      </w:r>
+      <w:proofErr w:type="gramEnd"/>
+      <w:r>
+        <w:rPr>
+          <w:sz w:val="24"/>
+          <w:lang w:val="es-ES"/>
+        </w:rPr>
+        <w:t>)</w:t>
       </w:r>
       <w:r>
         <w:rPr>
@@ -3781,6 +3817,7 @@
         <w:t xml:space="preserve"> Con </w:t>
       </w:r>
       <w:proofErr w:type="spellStart"/>
+      <w:proofErr w:type="gramStart"/>
       <w:r>
         <w:rPr>
           <w:sz w:val="24"/>
@@ -3794,7 +3831,15 @@
           <w:sz w:val="24"/>
           <w:lang w:val="es-ES"/>
         </w:rPr>
-        <w:t>(-</w:t>
+        <w:t>(</w:t>
+      </w:r>
+      <w:proofErr w:type="gramEnd"/>
+      <w:r>
+        <w:rPr>
+          <w:sz w:val="24"/>
+          <w:lang w:val="es-ES"/>
+        </w:rPr>
+        <w:t>-</w:t>
       </w:r>
       <w:proofErr w:type="spellStart"/>
       <w:r>
@@ -3860,6 +3905,7 @@
         <w:t xml:space="preserve"> Con </w:t>
       </w:r>
       <w:proofErr w:type="spellStart"/>
+      <w:proofErr w:type="gramStart"/>
       <w:r>
         <w:rPr>
           <w:sz w:val="24"/>
@@ -3873,7 +3919,15 @@
           <w:sz w:val="24"/>
           <w:lang w:val="es-ES"/>
         </w:rPr>
-        <w:t>(-</w:t>
+        <w:t>(</w:t>
+      </w:r>
+      <w:proofErr w:type="gramEnd"/>
+      <w:r>
+        <w:rPr>
+          <w:sz w:val="24"/>
+          <w:lang w:val="es-ES"/>
+        </w:rPr>
+        <w:t>-</w:t>
       </w:r>
       <w:proofErr w:type="spellStart"/>
       <w:r>
@@ -6933,6 +6987,7 @@
                 <w:bCs/>
               </w:rPr>
             </w:pPr>
+            <w:proofErr w:type="gramStart"/>
             <w:r>
               <w:rPr>
                 <w:b/>
@@ -6940,6 +6995,7 @@
               </w:rPr>
               <w:t>status</w:t>
             </w:r>
+            <w:proofErr w:type="gramEnd"/>
           </w:p>
         </w:tc>
         <w:tc>
@@ -7026,7 +7082,15 @@
                 <w:b/>
                 <w:bCs/>
               </w:rPr>
-              <w:t>job_s</w:t>
+              <w:t>job_</w:t>
+            </w:r>
+            <w:proofErr w:type="gramStart"/>
+            <w:r>
+              <w:rPr>
+                <w:b/>
+                <w:bCs/>
+              </w:rPr>
+              <w:t>s</w:t>
             </w:r>
             <w:r>
               <w:rPr>
@@ -7036,6 +7100,7 @@
               <w:t>tatus</w:t>
             </w:r>
             <w:proofErr w:type="spellEnd"/>
+            <w:proofErr w:type="gramEnd"/>
           </w:p>
         </w:tc>
         <w:tc>
@@ -9320,13 +9385,23 @@
               </w:rPr>
               <w:t xml:space="preserve">. </w:t>
             </w:r>
+            <w:proofErr w:type="gramStart"/>
             <w:r>
               <w:rPr>
                 <w:b/>
                 <w:bCs/>
                 <w:lang w:val="es-ES"/>
               </w:rPr>
-              <w:t>  Se usa para implementar la funcionalidad de cd -, que cambia al directorio anterior.</w:t>
+              <w:t>  Se</w:t>
+            </w:r>
+            <w:proofErr w:type="gramEnd"/>
+            <w:r>
+              <w:rPr>
+                <w:b/>
+                <w:bCs/>
+                <w:lang w:val="es-ES"/>
+              </w:rPr>
+              <w:t xml:space="preserve"> usa para implementar la funcionalidad de cd -, que cambia al directorio anterior.</w:t>
             </w:r>
           </w:p>
         </w:tc>
@@ -11444,6 +11519,7 @@
                 <w:bCs/>
               </w:rPr>
             </w:pPr>
+            <w:proofErr w:type="gramStart"/>
             <w:r>
               <w:rPr>
                 <w:b/>
@@ -11451,6 +11527,7 @@
               </w:rPr>
               <w:t>status</w:t>
             </w:r>
+            <w:proofErr w:type="gramEnd"/>
           </w:p>
         </w:tc>
         <w:tc>
@@ -12204,9 +12281,18 @@
                 <w:b/>
                 <w:bCs/>
               </w:rPr>
-              <w:t>fg_job.status</w:t>
-            </w:r>
-            <w:proofErr w:type="spellEnd"/>
+              <w:t>fg_</w:t>
+            </w:r>
+            <w:proofErr w:type="gramStart"/>
+            <w:r>
+              <w:rPr>
+                <w:b/>
+                <w:bCs/>
+              </w:rPr>
+              <w:t>job.status</w:t>
+            </w:r>
+            <w:proofErr w:type="spellEnd"/>
+            <w:proofErr w:type="gramEnd"/>
             <w:r>
               <w:rPr>
                 <w:b/>
@@ -13223,9 +13309,18 @@
                 <w:b/>
                 <w:bCs/>
               </w:rPr>
-              <w:t>exit_status</w:t>
-            </w:r>
-            <w:proofErr w:type="spellEnd"/>
+              <w:t>exit_</w:t>
+            </w:r>
+            <w:proofErr w:type="gramStart"/>
+            <w:r>
+              <w:rPr>
+                <w:b/>
+                <w:bCs/>
+              </w:rPr>
+              <w:t>status</w:t>
+            </w:r>
+            <w:proofErr w:type="spellEnd"/>
+            <w:proofErr w:type="gramEnd"/>
           </w:p>
         </w:tc>
         <w:tc>
@@ -13371,7 +13466,23 @@
                 <w:b/>
                 <w:bCs/>
               </w:rPr>
-              <w:t xml:space="preserve"> a un trabajo. Asigna un id  único a cada trabajo en </w:t>
+              <w:t xml:space="preserve"> a un trabajo. Asigna un </w:t>
+            </w:r>
+            <w:proofErr w:type="gramStart"/>
+            <w:r>
+              <w:rPr>
+                <w:b/>
+                <w:bCs/>
+              </w:rPr>
+              <w:t>id  único</w:t>
+            </w:r>
+            <w:proofErr w:type="gramEnd"/>
+            <w:r>
+              <w:rPr>
+                <w:b/>
+                <w:bCs/>
+              </w:rPr>
+              <w:t xml:space="preserve"> a cada trabajo en </w:t>
             </w:r>
             <w:proofErr w:type="spellStart"/>
             <w:r>
@@ -15578,7 +15689,23 @@
                 <w:b/>
                 <w:bCs/>
               </w:rPr>
-              <w:t>impia y libera los recursos asociados a un trabajo, garantizando que se liberen adecuadamente las memorias utilizadas para los identificadores de procesos y que se reseteen las propiedades internas del trabajo.</w:t>
+              <w:t xml:space="preserve">impia y libera los recursos asociados a un trabajo, garantizando que se liberen adecuadamente las memorias utilizadas para los identificadores de procesos y que se </w:t>
+            </w:r>
+            <w:proofErr w:type="gramStart"/>
+            <w:r>
+              <w:rPr>
+                <w:b/>
+                <w:bCs/>
+              </w:rPr>
+              <w:t>reseteen</w:t>
+            </w:r>
+            <w:proofErr w:type="gramEnd"/>
+            <w:r>
+              <w:rPr>
+                <w:b/>
+                <w:bCs/>
+              </w:rPr>
+              <w:t xml:space="preserve"> las propiedades internas del trabajo.</w:t>
             </w:r>
           </w:p>
         </w:tc>
@@ -15987,6 +16114,7 @@
                 <w:bCs/>
               </w:rPr>
             </w:pPr>
+            <w:proofErr w:type="gramStart"/>
             <w:r>
               <w:rPr>
                 <w:b/>
@@ -15994,6 +16122,7 @@
               </w:rPr>
               <w:t>status</w:t>
             </w:r>
+            <w:proofErr w:type="gramEnd"/>
           </w:p>
         </w:tc>
         <w:tc>
@@ -16945,6 +17074,551 @@
       </w:tr>
     </w:tbl>
     <w:p/>
+    <w:tbl>
+      <w:tblPr>
+        <w:tblStyle w:val="Tablaconcuadrcula"/>
+        <w:tblW w:w="10060" w:type="dxa"/>
+        <w:tblLook w:val="04A0" w:firstRow="1" w:lastRow="0" w:firstColumn="1" w:lastColumn="0" w:noHBand="0" w:noVBand="1"/>
+      </w:tblPr>
+      <w:tblGrid>
+        <w:gridCol w:w="1616"/>
+        <w:gridCol w:w="1828"/>
+        <w:gridCol w:w="1971"/>
+        <w:gridCol w:w="1101"/>
+        <w:gridCol w:w="3544"/>
+      </w:tblGrid>
+      <w:tr>
+        <w:trPr>
+          <w:trHeight w:val="271"/>
+        </w:trPr>
+        <w:tc>
+          <w:tcPr>
+            <w:tcW w:w="1621" w:type="dxa"/>
+          </w:tcPr>
+          <w:p>
+            <w:pPr>
+              <w:rPr>
+                <w:b/>
+                <w:bCs/>
+              </w:rPr>
+            </w:pPr>
+          </w:p>
+        </w:tc>
+        <w:tc>
+          <w:tcPr>
+            <w:tcW w:w="1776" w:type="dxa"/>
+          </w:tcPr>
+          <w:p>
+            <w:pPr>
+              <w:rPr>
+                <w:b/>
+                <w:bCs/>
+              </w:rPr>
+            </w:pPr>
+            <w:proofErr w:type="spellStart"/>
+            <w:r>
+              <w:rPr>
+                <w:b/>
+                <w:bCs/>
+              </w:rPr>
+              <w:t>is_</w:t>
+            </w:r>
+            <w:r>
+              <w:rPr>
+                <w:b/>
+                <w:bCs/>
+              </w:rPr>
+              <w:t>empty_or_space</w:t>
+            </w:r>
+            <w:proofErr w:type="spellEnd"/>
+          </w:p>
+        </w:tc>
+        <w:tc>
+          <w:tcPr>
+            <w:tcW w:w="1985" w:type="dxa"/>
+            <w:shd w:val="clear" w:color="auto" w:fill="BFBFBF" w:themeFill="background1" w:themeFillShade="BF"/>
+          </w:tcPr>
+          <w:p>
+            <w:pPr>
+              <w:rPr>
+                <w:b/>
+                <w:bCs/>
+              </w:rPr>
+            </w:pPr>
+            <w:r>
+              <w:rPr>
+                <w:b/>
+                <w:bCs/>
+              </w:rPr>
+              <w:t>Nombre</w:t>
+            </w:r>
+          </w:p>
+        </w:tc>
+        <w:tc>
+          <w:tcPr>
+            <w:tcW w:w="1104" w:type="dxa"/>
+            <w:shd w:val="clear" w:color="auto" w:fill="BFBFBF" w:themeFill="background1" w:themeFillShade="BF"/>
+          </w:tcPr>
+          <w:p>
+            <w:pPr>
+              <w:rPr>
+                <w:b/>
+                <w:bCs/>
+              </w:rPr>
+            </w:pPr>
+            <w:r>
+              <w:rPr>
+                <w:b/>
+                <w:bCs/>
+              </w:rPr>
+              <w:t>Tipo</w:t>
+            </w:r>
+          </w:p>
+        </w:tc>
+        <w:tc>
+          <w:tcPr>
+            <w:tcW w:w="3574" w:type="dxa"/>
+            <w:shd w:val="clear" w:color="auto" w:fill="BFBFBF" w:themeFill="background1" w:themeFillShade="BF"/>
+          </w:tcPr>
+          <w:p>
+            <w:pPr>
+              <w:rPr>
+                <w:b/>
+                <w:bCs/>
+              </w:rPr>
+            </w:pPr>
+            <w:r>
+              <w:rPr>
+                <w:b/>
+                <w:bCs/>
+              </w:rPr>
+              <w:t>Descripción</w:t>
+            </w:r>
+          </w:p>
+        </w:tc>
+      </w:tr>
+      <w:tr>
+        <w:trPr>
+          <w:trHeight w:val="449"/>
+        </w:trPr>
+        <w:tc>
+          <w:tcPr>
+            <w:tcW w:w="1621" w:type="dxa"/>
+            <w:shd w:val="clear" w:color="auto" w:fill="BFBFBF" w:themeFill="background1" w:themeFillShade="BF"/>
+          </w:tcPr>
+          <w:p>
+            <w:pPr>
+              <w:rPr>
+                <w:b/>
+                <w:bCs/>
+              </w:rPr>
+            </w:pPr>
+            <w:r>
+              <w:rPr>
+                <w:b/>
+                <w:bCs/>
+              </w:rPr>
+              <w:t>Argumentos</w:t>
+            </w:r>
+          </w:p>
+        </w:tc>
+        <w:tc>
+          <w:tcPr>
+            <w:tcW w:w="1776" w:type="dxa"/>
+          </w:tcPr>
+          <w:p>
+            <w:r>
+              <w:t xml:space="preserve"> Argumento 1</w:t>
+            </w:r>
+          </w:p>
+        </w:tc>
+        <w:tc>
+          <w:tcPr>
+            <w:tcW w:w="1985" w:type="dxa"/>
+          </w:tcPr>
+          <w:p>
+            <w:pPr>
+              <w:rPr>
+                <w:b/>
+                <w:bCs/>
+              </w:rPr>
+            </w:pPr>
+            <w:proofErr w:type="spellStart"/>
+            <w:r>
+              <w:rPr>
+                <w:b/>
+                <w:bCs/>
+              </w:rPr>
+              <w:t>str</w:t>
+            </w:r>
+            <w:proofErr w:type="spellEnd"/>
+          </w:p>
+        </w:tc>
+        <w:tc>
+          <w:tcPr>
+            <w:tcW w:w="1104" w:type="dxa"/>
+          </w:tcPr>
+          <w:p>
+            <w:pPr>
+              <w:rPr>
+                <w:b/>
+                <w:bCs/>
+              </w:rPr>
+            </w:pPr>
+            <w:r>
+              <w:rPr>
+                <w:b/>
+                <w:bCs/>
+              </w:rPr>
+              <w:t xml:space="preserve">Puntero a </w:t>
+            </w:r>
+            <w:proofErr w:type="spellStart"/>
+            <w:r>
+              <w:rPr>
+                <w:b/>
+                <w:bCs/>
+              </w:rPr>
+              <w:t>char</w:t>
+            </w:r>
+            <w:proofErr w:type="spellEnd"/>
+          </w:p>
+        </w:tc>
+        <w:tc>
+          <w:tcPr>
+            <w:tcW w:w="3574" w:type="dxa"/>
+          </w:tcPr>
+          <w:p>
+            <w:pPr>
+              <w:rPr>
+                <w:b/>
+                <w:bCs/>
+              </w:rPr>
+            </w:pPr>
+            <w:r>
+              <w:rPr>
+                <w:b/>
+                <w:bCs/>
+              </w:rPr>
+              <w:t>Puntero a una cadena de caracteres terminada en nulo que se evaluará para verificar si está vacía o solo contiene espacios.</w:t>
+            </w:r>
+          </w:p>
+        </w:tc>
+      </w:tr>
+      <w:tr>
+        <w:tc>
+          <w:tcPr>
+            <w:tcW w:w="1621" w:type="dxa"/>
+            <w:shd w:val="clear" w:color="auto" w:fill="BFBFBF" w:themeFill="background1" w:themeFillShade="BF"/>
+          </w:tcPr>
+          <w:p>
+            <w:pPr>
+              <w:rPr>
+                <w:b/>
+                <w:bCs/>
+              </w:rPr>
+            </w:pPr>
+            <w:r>
+              <w:rPr>
+                <w:b/>
+                <w:bCs/>
+              </w:rPr>
+              <w:t>Variables Locales</w:t>
+            </w:r>
+          </w:p>
+        </w:tc>
+        <w:tc>
+          <w:tcPr>
+            <w:tcW w:w="1776" w:type="dxa"/>
+          </w:tcPr>
+          <w:p>
+            <w:r>
+              <w:t>Variable 1</w:t>
+            </w:r>
+          </w:p>
+        </w:tc>
+        <w:tc>
+          <w:tcPr>
+            <w:tcW w:w="1985" w:type="dxa"/>
+          </w:tcPr>
+          <w:p>
+            <w:pPr>
+              <w:rPr>
+                <w:b/>
+                <w:bCs/>
+              </w:rPr>
+            </w:pPr>
+            <w:proofErr w:type="spellStart"/>
+            <w:r>
+              <w:rPr>
+                <w:b/>
+                <w:bCs/>
+              </w:rPr>
+              <w:t>str</w:t>
+            </w:r>
+            <w:proofErr w:type="spellEnd"/>
+          </w:p>
+        </w:tc>
+        <w:tc>
+          <w:tcPr>
+            <w:tcW w:w="1104" w:type="dxa"/>
+          </w:tcPr>
+          <w:p>
+            <w:pPr>
+              <w:rPr>
+                <w:b/>
+                <w:bCs/>
+              </w:rPr>
+            </w:pPr>
+            <w:r>
+              <w:rPr>
+                <w:b/>
+                <w:bCs/>
+              </w:rPr>
+              <w:t xml:space="preserve">Puntero a </w:t>
+            </w:r>
+            <w:proofErr w:type="spellStart"/>
+            <w:r>
+              <w:rPr>
+                <w:b/>
+                <w:bCs/>
+              </w:rPr>
+              <w:t>char</w:t>
+            </w:r>
+            <w:proofErr w:type="spellEnd"/>
+          </w:p>
+        </w:tc>
+        <w:tc>
+          <w:tcPr>
+            <w:tcW w:w="3574" w:type="dxa"/>
+          </w:tcPr>
+          <w:p>
+            <w:pPr>
+              <w:rPr>
+                <w:b/>
+                <w:bCs/>
+              </w:rPr>
+            </w:pPr>
+            <w:r>
+              <w:rPr>
+                <w:b/>
+                <w:bCs/>
+              </w:rPr>
+              <w:t>Apunta al carácter actual de la cadena que se está verificando durante la iteración.</w:t>
+            </w:r>
+          </w:p>
+        </w:tc>
+      </w:tr>
+      <w:tr>
+        <w:tc>
+          <w:tcPr>
+            <w:tcW w:w="1621" w:type="dxa"/>
+            <w:shd w:val="clear" w:color="auto" w:fill="BFBFBF" w:themeFill="background1" w:themeFillShade="BF"/>
+          </w:tcPr>
+          <w:p>
+            <w:pPr>
+              <w:rPr>
+                <w:b/>
+                <w:bCs/>
+              </w:rPr>
+            </w:pPr>
+            <w:r>
+              <w:rPr>
+                <w:b/>
+                <w:bCs/>
+              </w:rPr>
+              <w:lastRenderedPageBreak/>
+              <w:t>Valor Devuelto</w:t>
+            </w:r>
+          </w:p>
+        </w:tc>
+        <w:tc>
+          <w:tcPr>
+            <w:tcW w:w="1776" w:type="dxa"/>
+            <w:shd w:val="clear" w:color="auto" w:fill="BFBFBF" w:themeFill="background1" w:themeFillShade="BF"/>
+          </w:tcPr>
+          <w:p>
+            <w:pPr>
+              <w:rPr>
+                <w:b/>
+                <w:bCs/>
+              </w:rPr>
+            </w:pPr>
+          </w:p>
+        </w:tc>
+        <w:tc>
+          <w:tcPr>
+            <w:tcW w:w="1985" w:type="dxa"/>
+            <w:shd w:val="clear" w:color="auto" w:fill="BFBFBF" w:themeFill="background1" w:themeFillShade="BF"/>
+          </w:tcPr>
+          <w:p>
+            <w:pPr>
+              <w:rPr>
+                <w:b/>
+                <w:bCs/>
+              </w:rPr>
+            </w:pPr>
+          </w:p>
+        </w:tc>
+        <w:tc>
+          <w:tcPr>
+            <w:tcW w:w="1104" w:type="dxa"/>
+          </w:tcPr>
+          <w:p>
+            <w:pPr>
+              <w:rPr>
+                <w:b/>
+                <w:bCs/>
+              </w:rPr>
+            </w:pPr>
+            <w:proofErr w:type="spellStart"/>
+            <w:r>
+              <w:rPr>
+                <w:b/>
+                <w:bCs/>
+              </w:rPr>
+              <w:t>bool</w:t>
+            </w:r>
+            <w:proofErr w:type="spellEnd"/>
+          </w:p>
+        </w:tc>
+        <w:tc>
+          <w:tcPr>
+            <w:tcW w:w="3574" w:type="dxa"/>
+          </w:tcPr>
+          <w:p>
+            <w:pPr>
+              <w:rPr>
+                <w:b/>
+                <w:bCs/>
+              </w:rPr>
+            </w:pPr>
+            <w:r>
+              <w:rPr>
+                <w:b/>
+                <w:bCs/>
+              </w:rPr>
+              <w:t>Devuelve true si la cadena está vacía o solo contiene espacios. Devuelve false si contiene algún carácter no blanco.</w:t>
+            </w:r>
+          </w:p>
+        </w:tc>
+      </w:tr>
+      <w:tr>
+        <w:tc>
+          <w:tcPr>
+            <w:tcW w:w="1621" w:type="dxa"/>
+            <w:shd w:val="clear" w:color="auto" w:fill="BFBFBF" w:themeFill="background1" w:themeFillShade="BF"/>
+          </w:tcPr>
+          <w:p>
+            <w:pPr>
+              <w:rPr>
+                <w:b/>
+                <w:bCs/>
+              </w:rPr>
+            </w:pPr>
+            <w:r>
+              <w:rPr>
+                <w:b/>
+                <w:bCs/>
+              </w:rPr>
+              <w:t>Descripción de la Función</w:t>
+            </w:r>
+          </w:p>
+        </w:tc>
+        <w:tc>
+          <w:tcPr>
+            <w:tcW w:w="1776" w:type="dxa"/>
+          </w:tcPr>
+          <w:p>
+            <w:pPr>
+              <w:rPr>
+                <w:b/>
+                <w:bCs/>
+              </w:rPr>
+            </w:pPr>
+          </w:p>
+        </w:tc>
+        <w:tc>
+          <w:tcPr>
+            <w:tcW w:w="1985" w:type="dxa"/>
+          </w:tcPr>
+          <w:p>
+            <w:pPr>
+              <w:rPr>
+                <w:b/>
+                <w:bCs/>
+              </w:rPr>
+            </w:pPr>
+          </w:p>
+        </w:tc>
+        <w:tc>
+          <w:tcPr>
+            <w:tcW w:w="1104" w:type="dxa"/>
+          </w:tcPr>
+          <w:p>
+            <w:pPr>
+              <w:rPr>
+                <w:b/>
+                <w:bCs/>
+              </w:rPr>
+            </w:pPr>
+          </w:p>
+        </w:tc>
+        <w:tc>
+          <w:tcPr>
+            <w:tcW w:w="3574" w:type="dxa"/>
+          </w:tcPr>
+          <w:p>
+            <w:pPr>
+              <w:rPr>
+                <w:b/>
+                <w:bCs/>
+              </w:rPr>
+            </w:pPr>
+            <w:r>
+              <w:rPr>
+                <w:b/>
+                <w:bCs/>
+              </w:rPr>
+              <w:t xml:space="preserve">Recorre la cadena </w:t>
+            </w:r>
+            <w:proofErr w:type="spellStart"/>
+            <w:r>
+              <w:rPr>
+                <w:b/>
+                <w:bCs/>
+              </w:rPr>
+              <w:t>str</w:t>
+            </w:r>
+            <w:proofErr w:type="spellEnd"/>
+            <w:r>
+              <w:rPr>
+                <w:b/>
+                <w:bCs/>
+              </w:rPr>
+              <w:t xml:space="preserve"> carácter por carácter y comprueba si todos son espacios en blanco (según </w:t>
+            </w:r>
+            <w:proofErr w:type="spellStart"/>
+            <w:r>
+              <w:rPr>
+                <w:b/>
+                <w:bCs/>
+              </w:rPr>
+              <w:t>isspace</w:t>
+            </w:r>
+            <w:proofErr w:type="spellEnd"/>
+            <w:r>
+              <w:rPr>
+                <w:b/>
+                <w:bCs/>
+              </w:rPr>
+              <w:t>). Si encuentra algún carácter que no sea un espacio, retorna false. Si no hay caracteres o todos son espacios, retorna true.</w:t>
+            </w:r>
+          </w:p>
+        </w:tc>
+      </w:tr>
+    </w:tbl>
+    <w:p/>
+    <w:p/>
     <w:p>
       <w:pPr>
         <w:pStyle w:val="Ttulo2"/>
@@ -17028,7 +17702,6 @@
               <w:jc w:val="left"/>
             </w:pPr>
             <w:r>
-              <w:lastRenderedPageBreak/>
               <w:t>Línea de mandatos ejecutada</w:t>
             </w:r>
           </w:p>
@@ -17159,8 +17832,13 @@
               <w:spacing w:before="0" w:after="0" w:line="240" w:lineRule="auto"/>
               <w:jc w:val="left"/>
             </w:pPr>
-            <w:r>
-              <w:t>cd ./</w:t>
+            <w:proofErr w:type="gramStart"/>
+            <w:r>
+              <w:t>cd .</w:t>
+            </w:r>
+            <w:proofErr w:type="gramEnd"/>
+            <w:r>
+              <w:t>/</w:t>
             </w:r>
             <w:proofErr w:type="spellStart"/>
             <w:r>
@@ -17292,10 +17970,7 @@
               <w:jc w:val="left"/>
             </w:pPr>
             <w:r>
-              <w:t>i</w:t>
-            </w:r>
-            <w:r>
-              <w:t>nput.txt</w:t>
+              <w:t>input.txt</w:t>
             </w:r>
           </w:p>
         </w:tc>
@@ -17312,10 +17987,7 @@
               <w:t>output.txt</w:t>
             </w:r>
             <w:r>
-              <w:t xml:space="preserve"> </w:t>
-            </w:r>
-            <w:r>
-              <w:t>(</w:t>
+              <w:t xml:space="preserve"> (</w:t>
             </w:r>
             <w:proofErr w:type="spellStart"/>
             <w:r>
@@ -17596,10 +18268,7 @@
               <w:t>output.txt</w:t>
             </w:r>
             <w:r>
-              <w:t xml:space="preserve"> </w:t>
-            </w:r>
-            <w:r>
-              <w:t>(</w:t>
+              <w:t xml:space="preserve"> (</w:t>
             </w:r>
             <w:proofErr w:type="spellStart"/>
             <w:r>
@@ -17854,6 +18523,7 @@
           <w:u w:val="single"/>
           <w:lang w:val="es-ES"/>
         </w:rPr>
+        <w:lastRenderedPageBreak/>
         <w:t>Mandatos externos:</w:t>
       </w:r>
       <w:r>
@@ -18007,14 +18677,28 @@
         <w:rPr>
           <w:lang w:val="es-ES"/>
         </w:rPr>
-        <w:t>is_job_list_empty</w:t>
+        <w:t>is_job_list_</w:t>
+      </w:r>
+      <w:proofErr w:type="gramStart"/>
+      <w:r>
+        <w:rPr>
+          <w:lang w:val="es-ES"/>
+        </w:rPr>
+        <w:t>empty</w:t>
       </w:r>
       <w:proofErr w:type="spellEnd"/>
       <w:r>
         <w:rPr>
           <w:lang w:val="es-ES"/>
         </w:rPr>
-        <w:t>() devuelve false).</w:t>
+        <w:t>(</w:t>
+      </w:r>
+      <w:proofErr w:type="gramEnd"/>
+      <w:r>
+        <w:rPr>
+          <w:lang w:val="es-ES"/>
+        </w:rPr>
+        <w:t>) devuelve false).</w:t>
       </w:r>
     </w:p>
     <w:p>
@@ -18196,6 +18880,7 @@
               <w:t xml:space="preserve">-x 4 user </w:t>
             </w:r>
             <w:proofErr w:type="spellStart"/>
+            <w:proofErr w:type="gramStart"/>
             <w:r>
               <w:rPr>
                 <w:lang w:val="en-GB"/>
@@ -18207,7 +18892,14 @@
               <w:rPr>
                 <w:lang w:val="en-GB"/>
               </w:rPr>
-              <w:t xml:space="preserve">  4096 </w:t>
+              <w:t xml:space="preserve">  4096</w:t>
+            </w:r>
+            <w:proofErr w:type="gramEnd"/>
+            <w:r>
+              <w:rPr>
+                <w:lang w:val="en-GB"/>
+              </w:rPr>
+              <w:t xml:space="preserve"> </w:t>
             </w:r>
             <w:proofErr w:type="spellStart"/>
             <w:r>
@@ -18247,6 +18939,7 @@
               <w:t xml:space="preserve">-x 6 user </w:t>
             </w:r>
             <w:proofErr w:type="spellStart"/>
+            <w:proofErr w:type="gramStart"/>
             <w:r>
               <w:rPr>
                 <w:lang w:val="en-GB"/>
@@ -18258,7 +18951,14 @@
               <w:rPr>
                 <w:lang w:val="en-GB"/>
               </w:rPr>
-              <w:t xml:space="preserve">  4096 </w:t>
+              <w:t xml:space="preserve">  4096</w:t>
+            </w:r>
+            <w:proofErr w:type="gramEnd"/>
+            <w:r>
+              <w:rPr>
+                <w:lang w:val="en-GB"/>
+              </w:rPr>
+              <w:t xml:space="preserve"> </w:t>
             </w:r>
             <w:proofErr w:type="spellStart"/>
             <w:r>
@@ -18332,6 +19032,7 @@
               <w:t xml:space="preserve">   123 </w:t>
             </w:r>
             <w:proofErr w:type="spellStart"/>
+            <w:proofErr w:type="gramStart"/>
             <w:r>
               <w:rPr>
                 <w:lang w:val="en-GB"/>
@@ -18343,7 +19044,14 @@
               <w:rPr>
                 <w:lang w:val="en-GB"/>
               </w:rPr>
-              <w:t xml:space="preserve">  5 11:12 CMakeLists.txt</w:t>
+              <w:t xml:space="preserve">  5</w:t>
+            </w:r>
+            <w:proofErr w:type="gramEnd"/>
+            <w:r>
+              <w:rPr>
+                <w:lang w:val="en-GB"/>
+              </w:rPr>
+              <w:t xml:space="preserve"> 11:12 CMakeLists.txt</w:t>
             </w:r>
           </w:p>
           <w:p>
@@ -18426,6 +19134,7 @@
               <w:t xml:space="preserve">-x 2 user </w:t>
             </w:r>
             <w:proofErr w:type="spellStart"/>
+            <w:proofErr w:type="gramStart"/>
             <w:r>
               <w:rPr>
                 <w:lang w:val="en-GB"/>
@@ -18437,7 +19146,14 @@
               <w:rPr>
                 <w:lang w:val="en-GB"/>
               </w:rPr>
-              <w:t xml:space="preserve">  4096 </w:t>
+              <w:t xml:space="preserve">  4096</w:t>
+            </w:r>
+            <w:proofErr w:type="gramEnd"/>
+            <w:r>
+              <w:rPr>
+                <w:lang w:val="en-GB"/>
+              </w:rPr>
+              <w:t xml:space="preserve"> </w:t>
             </w:r>
             <w:proofErr w:type="spellStart"/>
             <w:r>
@@ -18691,12 +19407,17 @@
               <w:t xml:space="preserve"> </w:t>
             </w:r>
             <w:proofErr w:type="spellStart"/>
+            <w:proofErr w:type="gramStart"/>
             <w:r>
               <w:t>user</w:t>
             </w:r>
             <w:proofErr w:type="spellEnd"/>
             <w:r>
-              <w:t xml:space="preserve">  4096 dic  6 17:13 </w:t>
+              <w:t xml:space="preserve">  4096</w:t>
+            </w:r>
+            <w:proofErr w:type="gramEnd"/>
+            <w:r>
+              <w:t xml:space="preserve"> dic  6 17:13 </w:t>
             </w:r>
             <w:proofErr w:type="spellStart"/>
             <w:r>
@@ -18722,11 +19443,19 @@
             </w:r>
             <w:proofErr w:type="spellEnd"/>
             <w:r>
-              <w:t xml:space="preserve"> -la </w:t>
-            </w:r>
-            <w:proofErr w:type="spellStart"/>
-            <w:r>
-              <w:t>directorio_inexistente</w:t>
+              <w:t xml:space="preserve"> -</w:t>
+            </w:r>
+            <w:proofErr w:type="gramStart"/>
+            <w:r>
+              <w:t xml:space="preserve">la </w:t>
+            </w:r>
+            <w:proofErr w:type="spellStart"/>
+            <w:r>
+              <w:t>directorio</w:t>
+            </w:r>
+            <w:proofErr w:type="gramEnd"/>
+            <w:r>
+              <w:t>_inexistente</w:t>
             </w:r>
             <w:proofErr w:type="spellEnd"/>
             <w:r>
@@ -18928,7 +19657,6 @@
               <w:jc w:val="left"/>
             </w:pPr>
             <w:r>
-              <w:lastRenderedPageBreak/>
               <w:t>-</w:t>
             </w:r>
             <w:r>
@@ -19033,7 +19761,6 @@
             </w:pPr>
             <w:proofErr w:type="spellStart"/>
             <w:r>
-              <w:lastRenderedPageBreak/>
               <w:t>wc</w:t>
             </w:r>
             <w:proofErr w:type="spellEnd"/>
@@ -19232,6 +19959,7 @@
               <w:rPr>
                 <w:lang w:val="en-GB"/>
               </w:rPr>
+              <w:lastRenderedPageBreak/>
               <w:t xml:space="preserve">sort input.txt | head -n3 | </w:t>
             </w:r>
             <w:proofErr w:type="spellStart"/>
@@ -19843,29 +20571,38 @@
             <w:pPr>
               <w:spacing w:before="0" w:after="0" w:line="240" w:lineRule="auto"/>
               <w:jc w:val="left"/>
-              <w:rPr>
-                <w:lang w:val="en-GB"/>
-              </w:rPr>
-            </w:pPr>
-            <w:r>
-              <w:rPr>
-                <w:lang w:val="en-GB"/>
-              </w:rPr>
-              <w:t xml:space="preserve">cat input.txt | </w:t>
-            </w:r>
-            <w:proofErr w:type="spellStart"/>
-            <w:r>
-              <w:rPr>
-                <w:lang w:val="en-GB"/>
-              </w:rPr>
+            </w:pPr>
+            <w:proofErr w:type="spellStart"/>
+            <w:r>
+              <w:t>cat</w:t>
+            </w:r>
+            <w:proofErr w:type="spellEnd"/>
+            <w:r>
+              <w:t xml:space="preserve"> input.txt | </w:t>
+            </w:r>
+            <w:proofErr w:type="spellStart"/>
+            <w:r>
               <w:t>wc</w:t>
             </w:r>
             <w:proofErr w:type="spellEnd"/>
             <w:r>
-              <w:rPr>
-                <w:lang w:val="en-GB"/>
-              </w:rPr>
-              <w:t xml:space="preserve"> -c | sort -n | head -n 5 | tee output.txt &gt;&amp; error.txt</w:t>
+              <w:t xml:space="preserve"> -c | </w:t>
+            </w:r>
+            <w:proofErr w:type="spellStart"/>
+            <w:r>
+              <w:t>sort</w:t>
+            </w:r>
+            <w:proofErr w:type="spellEnd"/>
+            <w:r>
+              <w:t xml:space="preserve"> -n | head -n 5 | </w:t>
+            </w:r>
+            <w:proofErr w:type="spellStart"/>
+            <w:r>
+              <w:t>tee</w:t>
+            </w:r>
+            <w:proofErr w:type="spellEnd"/>
+            <w:r>
+              <w:t xml:space="preserve"> output.txt &gt;&amp; error.txt</w:t>
             </w:r>
           </w:p>
         </w:tc>
@@ -20061,6 +20798,7 @@
                 <w:lang w:val="en-GB"/>
               </w:rPr>
             </w:pPr>
+            <w:proofErr w:type="gramStart"/>
             <w:r>
               <w:rPr>
                 <w:lang w:val="en-GB"/>
@@ -20075,6 +20813,7 @@
               <w:t>aíd</w:t>
             </w:r>
             <w:proofErr w:type="spellEnd"/>
+            <w:proofErr w:type="gramEnd"/>
             <w:r>
               <w:rPr>
                 <w:lang w:val="en-GB"/>
@@ -20230,6 +20969,7 @@
                 <w:lang w:val="en-GB"/>
               </w:rPr>
             </w:pPr>
+            <w:proofErr w:type="gramStart"/>
             <w:r>
               <w:rPr>
                 <w:lang w:val="en-GB"/>
@@ -20244,6 +20984,7 @@
               <w:t>arup</w:t>
             </w:r>
             <w:proofErr w:type="spellEnd"/>
+            <w:proofErr w:type="gramEnd"/>
             <w:r>
               <w:rPr>
                 <w:lang w:val="en-GB"/>
@@ -20357,6 +21098,7 @@
                 <w:lang w:val="es-ES"/>
               </w:rPr>
             </w:pPr>
+            <w:proofErr w:type="gramStart"/>
             <w:r>
               <w:rPr>
                 <w:lang w:val="es-ES"/>
@@ -20371,6 +21113,7 @@
               <w:t>atluco</w:t>
             </w:r>
             <w:proofErr w:type="spellEnd"/>
+            <w:proofErr w:type="gramEnd"/>
             <w:r>
               <w:rPr>
                 <w:lang w:val="es-ES"/>
@@ -20512,6 +21255,7 @@
                 <w:lang w:val="es-ES"/>
               </w:rPr>
             </w:pPr>
+            <w:proofErr w:type="gramStart"/>
             <w:r>
               <w:rPr>
                 <w:lang w:val="es-ES"/>
@@ -20526,6 +21270,7 @@
               <w:t>dadivitaerc</w:t>
             </w:r>
             <w:proofErr w:type="spellEnd"/>
+            <w:proofErr w:type="gramEnd"/>
             <w:r>
               <w:rPr>
                 <w:lang w:val="es-ES"/>
@@ -20625,6 +21370,7 @@
                 <w:lang w:val="es-ES"/>
               </w:rPr>
             </w:pPr>
+            <w:proofErr w:type="gramStart"/>
             <w:r>
               <w:rPr>
                 <w:lang w:val="es-ES"/>
@@ -20639,6 +21385,7 @@
               <w:t>lanigiro</w:t>
             </w:r>
             <w:proofErr w:type="spellEnd"/>
+            <w:proofErr w:type="gramEnd"/>
             <w:r>
               <w:rPr>
                 <w:lang w:val="es-ES"/>
@@ -20893,7 +21640,15 @@
       </w:r>
       <w:proofErr w:type="spellEnd"/>
       <w:r>
-        <w:t xml:space="preserve"> introducir en ella un mayor número de elementos, nos dimos cuenta que no la inicializábamos de manera correcta. Por ello, nos daba constantemente </w:t>
+        <w:t xml:space="preserve"> introducir en ella un mayor número de elementos, nos dimos cuenta </w:t>
+      </w:r>
+      <w:proofErr w:type="gramStart"/>
+      <w:r>
+        <w:t>que</w:t>
+      </w:r>
+      <w:proofErr w:type="gramEnd"/>
+      <w:r>
+        <w:t xml:space="preserve"> no la inicializábamos de manera correcta. Por ello, nos daba constantemente </w:t>
       </w:r>
       <w:proofErr w:type="spellStart"/>
       <w:r>
@@ -20909,7 +21664,15 @@
       </w:r>
       <w:proofErr w:type="spellEnd"/>
       <w:r>
-        <w:t>, debido a la mala inicialización del espacio de memoria reservado para la misma. Además, fue muy difícil visualizar en cada momento el contenido de la misma, por lo que tuvim</w:t>
+        <w:t xml:space="preserve">, debido a la mala inicialización del espacio de memoria reservado para la misma. Además, fue muy difícil visualizar en cada momento el contenido de </w:t>
+      </w:r>
+      <w:proofErr w:type="gramStart"/>
+      <w:r>
+        <w:t>la misma</w:t>
+      </w:r>
+      <w:proofErr w:type="gramEnd"/>
+      <w:r>
+        <w:t>, por lo que tuvim</w:t>
       </w:r>
       <w:r>
         <w:t>os que implementar una función adicional “</w:t>
@@ -20955,7 +21718,15 @@
     </w:p>
     <w:p>
       <w:r>
-        <w:t xml:space="preserve">Al implementar el control de señales de una manera simple (es decir, mandando la señal correspondiente a los procesos hijos) nos dimos cuenta que el programa no era capaz de diferenciar entre el proceso de ejecución de la propia Shell con el proceso en </w:t>
+        <w:t xml:space="preserve">Al implementar el control de señales de una manera simple (es decir, mandando la señal correspondiente a los procesos hijos) nos dimos cuenta </w:t>
+      </w:r>
+      <w:proofErr w:type="gramStart"/>
+      <w:r>
+        <w:t>que</w:t>
+      </w:r>
+      <w:proofErr w:type="gramEnd"/>
+      <w:r>
+        <w:t xml:space="preserve"> el programa no era capaz de diferenciar entre el proceso de ejecución de la propia Shell con el proceso en </w:t>
       </w:r>
       <w:proofErr w:type="spellStart"/>
       <w:r>
@@ -20987,7 +21758,15 @@
       </w:r>
       <w:proofErr w:type="spellEnd"/>
       <w:r>
-        <w:t xml:space="preserve">, nos dimos cuenta que podíamos controlar este problema si gestionábamos cada proceso como un grupo, y además controlábamos el estado con la señal </w:t>
+        <w:t xml:space="preserve">, nos dimos cuenta </w:t>
+      </w:r>
+      <w:proofErr w:type="gramStart"/>
+      <w:r>
+        <w:t>que</w:t>
+      </w:r>
+      <w:proofErr w:type="gramEnd"/>
+      <w:r>
+        <w:t xml:space="preserve"> podíamos controlar este problema si gestionábamos cada proceso como un grupo, y además controlábamos el estado con la señal </w:t>
       </w:r>
       <w:proofErr w:type="spellStart"/>
       <w:r>
@@ -21003,7 +21782,15 @@
       </w:r>
       <w:proofErr w:type="spellEnd"/>
       <w:r>
-        <w:t xml:space="preserve"> (mandando al correspondiente señal a cada uno de los hijos) sin matar a la </w:t>
+        <w:t xml:space="preserve"> (mandando </w:t>
+      </w:r>
+      <w:proofErr w:type="gramStart"/>
+      <w:r>
+        <w:t>al correspondiente señal</w:t>
+      </w:r>
+      <w:proofErr w:type="gramEnd"/>
+      <w:r>
+        <w:t xml:space="preserve"> a cada uno de los hijos) sin matar a la </w:t>
       </w:r>
       <w:proofErr w:type="spellStart"/>
       <w:r>
@@ -21053,9 +21840,148 @@
     <w:p/>
     <w:p>
       <w:pPr>
+        <w:rPr>
+          <w:b/>
+          <w:bCs/>
+          <w:i/>
+          <w:iCs/>
+          <w:u w:val="single"/>
+        </w:rPr>
+      </w:pPr>
+      <w:r>
+        <w:rPr>
+          <w:b/>
+          <w:bCs/>
+          <w:i/>
+          <w:iCs/>
+          <w:u w:val="single"/>
+        </w:rPr>
+        <w:t xml:space="preserve">Tratamiento de </w:t>
+      </w:r>
+      <w:r>
+        <w:rPr>
+          <w:b/>
+          <w:bCs/>
+          <w:i/>
+          <w:iCs/>
+          <w:u w:val="single"/>
+        </w:rPr>
+        <w:t xml:space="preserve">líneas que sólo contienen espacios o </w:t>
+      </w:r>
+      <w:proofErr w:type="spellStart"/>
+      <w:r>
+        <w:rPr>
+          <w:b/>
+          <w:bCs/>
+          <w:i/>
+          <w:iCs/>
+          <w:u w:val="single"/>
+        </w:rPr>
+        <w:t>enter</w:t>
+      </w:r>
+      <w:proofErr w:type="spellEnd"/>
+      <w:r>
+        <w:rPr>
+          <w:b/>
+          <w:bCs/>
+          <w:i/>
+          <w:iCs/>
+          <w:u w:val="single"/>
+        </w:rPr>
+        <w:t xml:space="preserve"> sin input en </w:t>
+      </w:r>
+      <w:proofErr w:type="spellStart"/>
+      <w:r>
+        <w:rPr>
+          <w:b/>
+          <w:bCs/>
+          <w:i/>
+          <w:iCs/>
+          <w:u w:val="single"/>
+        </w:rPr>
+        <w:t>prompt</w:t>
+      </w:r>
+      <w:proofErr w:type="spellEnd"/>
+    </w:p>
+    <w:p>
+      <w:r>
+        <w:t xml:space="preserve">Tras realizar varias pruebas, nos dimos cuenta de que, si al </w:t>
+      </w:r>
+      <w:proofErr w:type="spellStart"/>
+      <w:r>
+        <w:t>tockenizar</w:t>
+      </w:r>
+      <w:proofErr w:type="spellEnd"/>
+      <w:r>
+        <w:t xml:space="preserve"> una línea sólo se introducía como input espacios, o en su defecto se le daba al </w:t>
+      </w:r>
+      <w:proofErr w:type="spellStart"/>
+      <w:r>
+        <w:t>enter</w:t>
+      </w:r>
+      <w:proofErr w:type="spellEnd"/>
+      <w:r>
+        <w:t xml:space="preserve"> directamente, el programa accedía a posiciones de memoria inadecuadas, dando </w:t>
+      </w:r>
+      <w:proofErr w:type="spellStart"/>
+      <w:r>
+        <w:t>segmentation</w:t>
+      </w:r>
+      <w:proofErr w:type="spellEnd"/>
+      <w:r>
+        <w:t xml:space="preserve"> </w:t>
+      </w:r>
+      <w:proofErr w:type="spellStart"/>
+      <w:r>
+        <w:t>fault</w:t>
+      </w:r>
+      <w:proofErr w:type="spellEnd"/>
+      <w:r>
+        <w:t xml:space="preserve">. Por ello, antes de </w:t>
+      </w:r>
+      <w:proofErr w:type="spellStart"/>
+      <w:r>
+        <w:t>tockenizar</w:t>
+      </w:r>
+      <w:proofErr w:type="spellEnd"/>
+      <w:r>
+        <w:t xml:space="preserve"> la línea decidimos verificar si la cadena que se le pasa al input está vacía o formada únicamente de espacios en blanco (tabulaciones, espacios, saltos de línea, etc.). Dicha funcionalidad la aporta la función </w:t>
+      </w:r>
+      <w:proofErr w:type="spellStart"/>
+      <w:r>
+        <w:t>is_empty_or_space</w:t>
+      </w:r>
+      <w:proofErr w:type="spellEnd"/>
+      <w:r>
+        <w:t xml:space="preserve">, que utiliza la librería estándar </w:t>
+      </w:r>
+      <w:r>
+        <w:t>&lt;</w:t>
+      </w:r>
+      <w:proofErr w:type="spellStart"/>
+      <w:r>
+        <w:t>ctype.h</w:t>
+      </w:r>
+      <w:proofErr w:type="spellEnd"/>
+      <w:r>
+        <w:t>&gt;</w:t>
+      </w:r>
+      <w:r>
+        <w:t xml:space="preserve">, </w:t>
+      </w:r>
+      <w:r>
+        <w:t>que proporciona funciones para realizar operaciones comunes relacionadas con la clasificación y manipulación de caracteres</w:t>
+      </w:r>
+      <w:r>
+        <w:t>.</w:t>
+      </w:r>
+    </w:p>
+    <w:p>
+      <w:pPr>
         <w:pStyle w:val="Ttulo2"/>
       </w:pPr>
       <w:r>
+        <w:lastRenderedPageBreak/>
         <w:t>Críticas constructivas</w:t>
       </w:r>
     </w:p>
@@ -21078,7 +22004,6 @@
         <w:pStyle w:val="Ttulo2"/>
       </w:pPr>
       <w:r>
-        <w:lastRenderedPageBreak/>
         <w:t>Propuesta de mejoras</w:t>
       </w:r>
     </w:p>
@@ -27816,7 +28741,7 @@
     <w:charset w:val="00"/>
     <w:family w:val="swiss"/>
     <w:pitch w:val="variable"/>
-    <w:sig w:usb0="E4002EFF" w:usb1="C200247B" w:usb2="00000009" w:usb3="00000000" w:csb0="000001FF" w:csb1="00000000"/>
+    <w:sig w:usb0="E4002EFF" w:usb1="C000247B" w:usb2="00000009" w:usb3="00000000" w:csb0="000001FF" w:csb1="00000000"/>
   </w:font>
   <w:font w:name="Gill Sans MT">
     <w:panose1 w:val="020B0502020104020203"/>
@@ -27850,7 +28775,7 @@
     <w:charset w:val="00"/>
     <w:family w:val="swiss"/>
     <w:pitch w:val="variable"/>
-    <w:sig w:usb0="E4002EFF" w:usb1="C200247B" w:usb2="00000009" w:usb3="00000000" w:csb0="000001FF" w:csb1="00000000"/>
+    <w:sig w:usb0="E4002EFF" w:usb1="C000247B" w:usb2="00000009" w:usb3="00000000" w:csb0="000001FF" w:csb1="00000000"/>
   </w:font>
   <w:font w:name="Aptos">
     <w:charset w:val="00"/>
@@ -27891,6 +28816,7 @@
     <w:rsid w:val="00150089"/>
     <w:rsid w:val="00162B5B"/>
     <w:rsid w:val="0016682A"/>
+    <w:rsid w:val="001E403E"/>
     <w:rsid w:val="002D6600"/>
     <w:rsid w:val="002F09EB"/>
     <w:rsid w:val="0031436E"/>
@@ -27909,6 +28835,7 @@
     <w:rsid w:val="009A071C"/>
     <w:rsid w:val="00A26E2E"/>
     <w:rsid w:val="00B25FB1"/>
+    <w:rsid w:val="00C76A19"/>
     <w:rsid w:val="00D12631"/>
     <w:rsid w:val="00E362F4"/>
     <w:rsid w:val="00F7428C"/>

--- a/docs/ssoo_plantilla_memoria_práctica_minishell.docx
+++ b/docs/ssoo_plantilla_memoria_práctica_minishell.docx
@@ -460,7 +460,7 @@
       <w:r>
         <w:fldChar w:fldCharType="separate"/>
       </w:r>
-      <w:hyperlink w:anchor="_Toc184990631" w:history="1">
+      <w:hyperlink w:anchor="_Toc185427522" w:history="1">
         <w:r>
           <w:rPr>
             <w:rStyle w:val="Hipervnculo"/>
@@ -487,7 +487,7 @@
             <w:noProof/>
             <w:webHidden/>
           </w:rPr>
-          <w:instrText xml:space="preserve"> PAGEREF _Toc184990631 \h </w:instrText>
+          <w:instrText xml:space="preserve"> PAGEREF _Toc185427522 \h </w:instrText>
         </w:r>
         <w:r>
           <w:rPr>
@@ -535,7 +535,7 @@
           <w14:ligatures w14:val="standardContextual"/>
         </w:rPr>
       </w:pPr>
-      <w:hyperlink w:anchor="_Toc184990632" w:history="1">
+      <w:hyperlink w:anchor="_Toc185427523" w:history="1">
         <w:r>
           <w:rPr>
             <w:rStyle w:val="Hipervnculo"/>
@@ -562,7 +562,7 @@
             <w:noProof/>
             <w:webHidden/>
           </w:rPr>
-          <w:instrText xml:space="preserve"> PAGEREF _Toc184990632 \h </w:instrText>
+          <w:instrText xml:space="preserve"> PAGEREF _Toc185427523 \h </w:instrText>
         </w:r>
         <w:r>
           <w:rPr>
@@ -612,7 +612,7 @@
           <w14:ligatures w14:val="standardContextual"/>
         </w:rPr>
       </w:pPr>
-      <w:hyperlink w:anchor="_Toc184990633" w:history="1">
+      <w:hyperlink w:anchor="_Toc185427524" w:history="1">
         <w:r>
           <w:rPr>
             <w:rStyle w:val="Hipervnculo"/>
@@ -639,7 +639,7 @@
             <w:noProof/>
             <w:webHidden/>
           </w:rPr>
-          <w:instrText xml:space="preserve"> PAGEREF _Toc184990633 \h </w:instrText>
+          <w:instrText xml:space="preserve"> PAGEREF _Toc185427524 \h </w:instrText>
         </w:r>
         <w:r>
           <w:rPr>
@@ -689,7 +689,7 @@
           <w14:ligatures w14:val="standardContextual"/>
         </w:rPr>
       </w:pPr>
-      <w:hyperlink w:anchor="_Toc184990634" w:history="1">
+      <w:hyperlink w:anchor="_Toc185427525" w:history="1">
         <w:r>
           <w:rPr>
             <w:rStyle w:val="Hipervnculo"/>
@@ -716,7 +716,7 @@
             <w:noProof/>
             <w:webHidden/>
           </w:rPr>
-          <w:instrText xml:space="preserve"> PAGEREF _Toc184990634 \h </w:instrText>
+          <w:instrText xml:space="preserve"> PAGEREF _Toc185427525 \h </w:instrText>
         </w:r>
         <w:r>
           <w:rPr>
@@ -766,7 +766,7 @@
           <w14:ligatures w14:val="standardContextual"/>
         </w:rPr>
       </w:pPr>
-      <w:hyperlink w:anchor="_Toc184990635" w:history="1">
+      <w:hyperlink w:anchor="_Toc185427526" w:history="1">
         <w:r>
           <w:rPr>
             <w:rStyle w:val="Hipervnculo"/>
@@ -793,7 +793,7 @@
             <w:noProof/>
             <w:webHidden/>
           </w:rPr>
-          <w:instrText xml:space="preserve"> PAGEREF _Toc184990635 \h </w:instrText>
+          <w:instrText xml:space="preserve"> PAGEREF _Toc185427526 \h </w:instrText>
         </w:r>
         <w:r>
           <w:rPr>
@@ -843,7 +843,7 @@
           <w14:ligatures w14:val="standardContextual"/>
         </w:rPr>
       </w:pPr>
-      <w:hyperlink w:anchor="_Toc184990636" w:history="1">
+      <w:hyperlink w:anchor="_Toc185427527" w:history="1">
         <w:r>
           <w:rPr>
             <w:rStyle w:val="Hipervnculo"/>
@@ -870,82 +870,7 @@
             <w:noProof/>
             <w:webHidden/>
           </w:rPr>
-          <w:instrText xml:space="preserve"> PAGEREF _Toc184990636 \h </w:instrText>
-        </w:r>
-        <w:r>
-          <w:rPr>
-            <w:noProof/>
-            <w:webHidden/>
-          </w:rPr>
-        </w:r>
-        <w:r>
-          <w:rPr>
-            <w:noProof/>
-            <w:webHidden/>
-          </w:rPr>
-          <w:fldChar w:fldCharType="separate"/>
-        </w:r>
-        <w:r>
-          <w:rPr>
-            <w:noProof/>
-            <w:webHidden/>
-          </w:rPr>
-          <w:t>17</w:t>
-        </w:r>
-        <w:r>
-          <w:rPr>
-            <w:noProof/>
-            <w:webHidden/>
-          </w:rPr>
-          <w:fldChar w:fldCharType="end"/>
-        </w:r>
-      </w:hyperlink>
-    </w:p>
-    <w:p>
-      <w:pPr>
-        <w:pStyle w:val="TDC1"/>
-        <w:tabs>
-          <w:tab w:val="right" w:leader="underscore" w:pos="9730"/>
-        </w:tabs>
-        <w:rPr>
-          <w:rFonts w:eastAsiaTheme="minorEastAsia"/>
-          <w:b w:val="0"/>
-          <w:bCs w:val="0"/>
-          <w:noProof/>
-          <w:color w:val="auto"/>
-          <w:kern w:val="2"/>
-          <w:lang w:val="es-ES" w:eastAsia="es-ES"/>
-          <w14:ligatures w14:val="standardContextual"/>
-        </w:rPr>
-      </w:pPr>
-      <w:hyperlink w:anchor="_Toc184990637" w:history="1">
-        <w:r>
-          <w:rPr>
-            <w:rStyle w:val="Hipervnculo"/>
-            <w:noProof/>
-          </w:rPr>
-          <w:t>Comentarios Personales</w:t>
-        </w:r>
-        <w:r>
-          <w:rPr>
-            <w:noProof/>
-            <w:webHidden/>
-          </w:rPr>
-          <w:tab/>
-        </w:r>
-        <w:r>
-          <w:rPr>
-            <w:noProof/>
-            <w:webHidden/>
-          </w:rPr>
-          <w:fldChar w:fldCharType="begin"/>
-        </w:r>
-        <w:r>
-          <w:rPr>
-            <w:noProof/>
-            <w:webHidden/>
-          </w:rPr>
-          <w:instrText xml:space="preserve"> PAGEREF _Toc184990637 \h </w:instrText>
+          <w:instrText xml:space="preserve"> PAGEREF _Toc185427527 \h </w:instrText>
         </w:r>
         <w:r>
           <w:rPr>
@@ -993,7 +918,390 @@
           <w14:ligatures w14:val="standardContextual"/>
         </w:rPr>
       </w:pPr>
-      <w:hyperlink w:anchor="_Toc184990638" w:history="1">
+      <w:hyperlink w:anchor="_Toc185427528" w:history="1">
+        <w:r>
+          <w:rPr>
+            <w:rStyle w:val="Hipervnculo"/>
+            <w:noProof/>
+          </w:rPr>
+          <w:t>Comentarios Personales</w:t>
+        </w:r>
+        <w:r>
+          <w:rPr>
+            <w:noProof/>
+            <w:webHidden/>
+          </w:rPr>
+          <w:tab/>
+        </w:r>
+        <w:r>
+          <w:rPr>
+            <w:noProof/>
+            <w:webHidden/>
+          </w:rPr>
+          <w:fldChar w:fldCharType="begin"/>
+        </w:r>
+        <w:r>
+          <w:rPr>
+            <w:noProof/>
+            <w:webHidden/>
+          </w:rPr>
+          <w:instrText xml:space="preserve"> PAGEREF _Toc185427528 \h </w:instrText>
+        </w:r>
+        <w:r>
+          <w:rPr>
+            <w:noProof/>
+            <w:webHidden/>
+          </w:rPr>
+        </w:r>
+        <w:r>
+          <w:rPr>
+            <w:noProof/>
+            <w:webHidden/>
+          </w:rPr>
+          <w:fldChar w:fldCharType="separate"/>
+        </w:r>
+        <w:r>
+          <w:rPr>
+            <w:noProof/>
+            <w:webHidden/>
+          </w:rPr>
+          <w:t>21</w:t>
+        </w:r>
+        <w:r>
+          <w:rPr>
+            <w:noProof/>
+            <w:webHidden/>
+          </w:rPr>
+          <w:fldChar w:fldCharType="end"/>
+        </w:r>
+      </w:hyperlink>
+    </w:p>
+    <w:p>
+      <w:pPr>
+        <w:pStyle w:val="TDC2"/>
+        <w:tabs>
+          <w:tab w:val="right" w:leader="underscore" w:pos="9730"/>
+        </w:tabs>
+        <w:rPr>
+          <w:rFonts w:eastAsiaTheme="minorEastAsia"/>
+          <w:b w:val="0"/>
+          <w:bCs w:val="0"/>
+          <w:noProof/>
+          <w:color w:val="auto"/>
+          <w:kern w:val="2"/>
+          <w:sz w:val="24"/>
+          <w:szCs w:val="24"/>
+          <w:lang w:val="es-ES" w:eastAsia="es-ES"/>
+          <w14:ligatures w14:val="standardContextual"/>
+        </w:rPr>
+      </w:pPr>
+      <w:hyperlink w:anchor="_Toc185427529" w:history="1">
+        <w:r>
+          <w:rPr>
+            <w:rStyle w:val="Hipervnculo"/>
+            <w:noProof/>
+          </w:rPr>
+          <w:t>Problemas encontrados</w:t>
+        </w:r>
+        <w:r>
+          <w:rPr>
+            <w:noProof/>
+            <w:webHidden/>
+          </w:rPr>
+          <w:tab/>
+        </w:r>
+        <w:r>
+          <w:rPr>
+            <w:noProof/>
+            <w:webHidden/>
+          </w:rPr>
+          <w:fldChar w:fldCharType="begin"/>
+        </w:r>
+        <w:r>
+          <w:rPr>
+            <w:noProof/>
+            <w:webHidden/>
+          </w:rPr>
+          <w:instrText xml:space="preserve"> PAGEREF _Toc185427529 \h </w:instrText>
+        </w:r>
+        <w:r>
+          <w:rPr>
+            <w:noProof/>
+            <w:webHidden/>
+          </w:rPr>
+        </w:r>
+        <w:r>
+          <w:rPr>
+            <w:noProof/>
+            <w:webHidden/>
+          </w:rPr>
+          <w:fldChar w:fldCharType="separate"/>
+        </w:r>
+        <w:r>
+          <w:rPr>
+            <w:noProof/>
+            <w:webHidden/>
+          </w:rPr>
+          <w:t>21</w:t>
+        </w:r>
+        <w:r>
+          <w:rPr>
+            <w:noProof/>
+            <w:webHidden/>
+          </w:rPr>
+          <w:fldChar w:fldCharType="end"/>
+        </w:r>
+      </w:hyperlink>
+    </w:p>
+    <w:p>
+      <w:pPr>
+        <w:pStyle w:val="TDC2"/>
+        <w:tabs>
+          <w:tab w:val="right" w:leader="underscore" w:pos="9730"/>
+        </w:tabs>
+        <w:rPr>
+          <w:rFonts w:eastAsiaTheme="minorEastAsia"/>
+          <w:b w:val="0"/>
+          <w:bCs w:val="0"/>
+          <w:noProof/>
+          <w:color w:val="auto"/>
+          <w:kern w:val="2"/>
+          <w:sz w:val="24"/>
+          <w:szCs w:val="24"/>
+          <w:lang w:val="es-ES" w:eastAsia="es-ES"/>
+          <w14:ligatures w14:val="standardContextual"/>
+        </w:rPr>
+      </w:pPr>
+      <w:hyperlink w:anchor="_Toc185427530" w:history="1">
+        <w:r>
+          <w:rPr>
+            <w:rStyle w:val="Hipervnculo"/>
+            <w:noProof/>
+          </w:rPr>
+          <w:t>Críticas constructivas</w:t>
+        </w:r>
+        <w:r>
+          <w:rPr>
+            <w:noProof/>
+            <w:webHidden/>
+          </w:rPr>
+          <w:tab/>
+        </w:r>
+        <w:r>
+          <w:rPr>
+            <w:noProof/>
+            <w:webHidden/>
+          </w:rPr>
+          <w:fldChar w:fldCharType="begin"/>
+        </w:r>
+        <w:r>
+          <w:rPr>
+            <w:noProof/>
+            <w:webHidden/>
+          </w:rPr>
+          <w:instrText xml:space="preserve"> PAGEREF _Toc185427530 \h </w:instrText>
+        </w:r>
+        <w:r>
+          <w:rPr>
+            <w:noProof/>
+            <w:webHidden/>
+          </w:rPr>
+        </w:r>
+        <w:r>
+          <w:rPr>
+            <w:noProof/>
+            <w:webHidden/>
+          </w:rPr>
+          <w:fldChar w:fldCharType="separate"/>
+        </w:r>
+        <w:r>
+          <w:rPr>
+            <w:noProof/>
+            <w:webHidden/>
+          </w:rPr>
+          <w:t>22</w:t>
+        </w:r>
+        <w:r>
+          <w:rPr>
+            <w:noProof/>
+            <w:webHidden/>
+          </w:rPr>
+          <w:fldChar w:fldCharType="end"/>
+        </w:r>
+      </w:hyperlink>
+    </w:p>
+    <w:p>
+      <w:pPr>
+        <w:pStyle w:val="TDC2"/>
+        <w:tabs>
+          <w:tab w:val="right" w:leader="underscore" w:pos="9730"/>
+        </w:tabs>
+        <w:rPr>
+          <w:rFonts w:eastAsiaTheme="minorEastAsia"/>
+          <w:b w:val="0"/>
+          <w:bCs w:val="0"/>
+          <w:noProof/>
+          <w:color w:val="auto"/>
+          <w:kern w:val="2"/>
+          <w:sz w:val="24"/>
+          <w:szCs w:val="24"/>
+          <w:lang w:val="es-ES" w:eastAsia="es-ES"/>
+          <w14:ligatures w14:val="standardContextual"/>
+        </w:rPr>
+      </w:pPr>
+      <w:hyperlink w:anchor="_Toc185427531" w:history="1">
+        <w:r>
+          <w:rPr>
+            <w:rStyle w:val="Hipervnculo"/>
+            <w:noProof/>
+          </w:rPr>
+          <w:t>Propuesta de mejoras</w:t>
+        </w:r>
+        <w:r>
+          <w:rPr>
+            <w:noProof/>
+            <w:webHidden/>
+          </w:rPr>
+          <w:tab/>
+        </w:r>
+        <w:r>
+          <w:rPr>
+            <w:noProof/>
+            <w:webHidden/>
+          </w:rPr>
+          <w:fldChar w:fldCharType="begin"/>
+        </w:r>
+        <w:r>
+          <w:rPr>
+            <w:noProof/>
+            <w:webHidden/>
+          </w:rPr>
+          <w:instrText xml:space="preserve"> PAGEREF _Toc185427531 \h </w:instrText>
+        </w:r>
+        <w:r>
+          <w:rPr>
+            <w:noProof/>
+            <w:webHidden/>
+          </w:rPr>
+        </w:r>
+        <w:r>
+          <w:rPr>
+            <w:noProof/>
+            <w:webHidden/>
+          </w:rPr>
+          <w:fldChar w:fldCharType="separate"/>
+        </w:r>
+        <w:r>
+          <w:rPr>
+            <w:noProof/>
+            <w:webHidden/>
+          </w:rPr>
+          <w:t>22</w:t>
+        </w:r>
+        <w:r>
+          <w:rPr>
+            <w:noProof/>
+            <w:webHidden/>
+          </w:rPr>
+          <w:fldChar w:fldCharType="end"/>
+        </w:r>
+      </w:hyperlink>
+    </w:p>
+    <w:p>
+      <w:pPr>
+        <w:pStyle w:val="TDC2"/>
+        <w:tabs>
+          <w:tab w:val="right" w:leader="underscore" w:pos="9730"/>
+        </w:tabs>
+        <w:rPr>
+          <w:rFonts w:eastAsiaTheme="minorEastAsia"/>
+          <w:b w:val="0"/>
+          <w:bCs w:val="0"/>
+          <w:noProof/>
+          <w:color w:val="auto"/>
+          <w:kern w:val="2"/>
+          <w:sz w:val="24"/>
+          <w:szCs w:val="24"/>
+          <w:lang w:val="es-ES" w:eastAsia="es-ES"/>
+          <w14:ligatures w14:val="standardContextual"/>
+        </w:rPr>
+      </w:pPr>
+      <w:hyperlink w:anchor="_Toc185427532" w:history="1">
+        <w:r>
+          <w:rPr>
+            <w:rStyle w:val="Hipervnculo"/>
+            <w:noProof/>
+          </w:rPr>
+          <w:t>Evaluación del tiempo dedicado</w:t>
+        </w:r>
+        <w:r>
+          <w:rPr>
+            <w:noProof/>
+            <w:webHidden/>
+          </w:rPr>
+          <w:tab/>
+        </w:r>
+        <w:r>
+          <w:rPr>
+            <w:noProof/>
+            <w:webHidden/>
+          </w:rPr>
+          <w:fldChar w:fldCharType="begin"/>
+        </w:r>
+        <w:r>
+          <w:rPr>
+            <w:noProof/>
+            <w:webHidden/>
+          </w:rPr>
+          <w:instrText xml:space="preserve"> PAGEREF _Toc185427532 \h </w:instrText>
+        </w:r>
+        <w:r>
+          <w:rPr>
+            <w:noProof/>
+            <w:webHidden/>
+          </w:rPr>
+        </w:r>
+        <w:r>
+          <w:rPr>
+            <w:noProof/>
+            <w:webHidden/>
+          </w:rPr>
+          <w:fldChar w:fldCharType="separate"/>
+        </w:r>
+        <w:r>
+          <w:rPr>
+            <w:noProof/>
+            <w:webHidden/>
+          </w:rPr>
+          <w:t>22</w:t>
+        </w:r>
+        <w:r>
+          <w:rPr>
+            <w:noProof/>
+            <w:webHidden/>
+          </w:rPr>
+          <w:fldChar w:fldCharType="end"/>
+        </w:r>
+      </w:hyperlink>
+    </w:p>
+    <w:p>
+      <w:pPr>
+        <w:pStyle w:val="TDC1"/>
+        <w:tabs>
+          <w:tab w:val="right" w:leader="underscore" w:pos="9730"/>
+        </w:tabs>
+        <w:rPr>
+          <w:rFonts w:eastAsiaTheme="minorEastAsia"/>
+          <w:b w:val="0"/>
+          <w:bCs w:val="0"/>
+          <w:noProof/>
+          <w:color w:val="auto"/>
+          <w:kern w:val="2"/>
+          <w:lang w:val="es-ES" w:eastAsia="es-ES"/>
+          <w14:ligatures w14:val="standardContextual"/>
+        </w:rPr>
+      </w:pPr>
+      <w:hyperlink w:anchor="_Toc185427533" w:history="1">
         <w:r>
           <w:rPr>
             <w:rStyle w:val="Hipervnculo"/>
@@ -1020,7 +1328,7 @@
             <w:noProof/>
             <w:webHidden/>
           </w:rPr>
-          <w:instrText xml:space="preserve"> PAGEREF _Toc184990638 \h </w:instrText>
+          <w:instrText xml:space="preserve"> PAGEREF _Toc185427533 \h </w:instrText>
         </w:r>
         <w:r>
           <w:rPr>
@@ -1040,7 +1348,7 @@
             <w:noProof/>
             <w:webHidden/>
           </w:rPr>
-          <w:t>19</w:t>
+          <w:t>23</w:t>
         </w:r>
         <w:r>
           <w:rPr>
@@ -1070,7 +1378,7 @@
           <w14:ligatures w14:val="standardContextual"/>
         </w:rPr>
       </w:pPr>
-      <w:hyperlink w:anchor="_Toc184990639" w:history="1">
+      <w:hyperlink w:anchor="_Toc185427534" w:history="1">
         <w:r>
           <w:rPr>
             <w:rStyle w:val="Hipervnculo"/>
@@ -1097,7 +1405,7 @@
             <w:noProof/>
             <w:webHidden/>
           </w:rPr>
-          <w:instrText xml:space="preserve"> PAGEREF _Toc184990639 \h </w:instrText>
+          <w:instrText xml:space="preserve"> PAGEREF _Toc185427534 \h </w:instrText>
         </w:r>
         <w:r>
           <w:rPr>
@@ -1117,7 +1425,7 @@
             <w:noProof/>
             <w:webHidden/>
           </w:rPr>
-          <w:t>19</w:t>
+          <w:t>23</w:t>
         </w:r>
         <w:r>
           <w:rPr>
@@ -1147,7 +1455,7 @@
           <w14:ligatures w14:val="standardContextual"/>
         </w:rPr>
       </w:pPr>
-      <w:hyperlink w:anchor="_Toc184990640" w:history="1">
+      <w:hyperlink w:anchor="_Toc185427535" w:history="1">
         <w:r>
           <w:rPr>
             <w:rStyle w:val="Hipervnculo"/>
@@ -1174,7 +1482,7 @@
             <w:noProof/>
             <w:webHidden/>
           </w:rPr>
-          <w:instrText xml:space="preserve"> PAGEREF _Toc184990640 \h </w:instrText>
+          <w:instrText xml:space="preserve"> PAGEREF _Toc185427535 \h </w:instrText>
         </w:r>
         <w:r>
           <w:rPr>
@@ -1194,7 +1502,7 @@
             <w:noProof/>
             <w:webHidden/>
           </w:rPr>
-          <w:t>20</w:t>
+          <w:t>24</w:t>
         </w:r>
         <w:r>
           <w:rPr>
@@ -1224,7 +1532,7 @@
       <w:bookmarkStart w:id="1" w:name="_Toc500936430"/>
       <w:bookmarkStart w:id="2" w:name="_Toc500938355"/>
       <w:bookmarkStart w:id="3" w:name="_Ref115811537"/>
-      <w:bookmarkStart w:id="4" w:name="_Toc184990631"/>
+      <w:bookmarkStart w:id="4" w:name="_Toc185427522"/>
       <w:r>
         <w:lastRenderedPageBreak/>
         <w:t>Autores</w:t>
@@ -1416,7 +1724,7 @@
       <w:pPr>
         <w:pStyle w:val="Ttulo1"/>
       </w:pPr>
-      <w:bookmarkStart w:id="5" w:name="_Toc184990632"/>
+      <w:bookmarkStart w:id="5" w:name="_Toc185427523"/>
       <w:r>
         <w:t>Descripción del Código</w:t>
       </w:r>
@@ -1426,7 +1734,7 @@
       <w:pPr>
         <w:pStyle w:val="Ttulo2"/>
       </w:pPr>
-      <w:bookmarkStart w:id="6" w:name="_Toc184990633"/>
+      <w:bookmarkStart w:id="6" w:name="_Toc185427524"/>
       <w:r>
         <w:t>Diseño del Código</w:t>
       </w:r>
@@ -1536,6 +1844,22 @@
           <w:sz w:val="24"/>
           <w:lang w:val="es-ES"/>
         </w:rPr>
+        <w:t>typedef</w:t>
+      </w:r>
+      <w:proofErr w:type="spellEnd"/>
+      <w:r>
+        <w:rPr>
+          <w:sz w:val="24"/>
+          <w:lang w:val="es-ES"/>
+        </w:rPr>
+        <w:t xml:space="preserve"> </w:t>
+      </w:r>
+      <w:proofErr w:type="spellStart"/>
+      <w:r>
+        <w:rPr>
+          <w:sz w:val="24"/>
+          <w:lang w:val="es-ES"/>
+        </w:rPr>
         <w:t>struct</w:t>
       </w:r>
       <w:proofErr w:type="spellEnd"/>
@@ -1562,15 +1886,13 @@
         </w:rPr>
         <w:t xml:space="preserve">, el cual </w:t>
       </w:r>
-      <w:proofErr w:type="spellStart"/>
-      <w:r>
-        <w:rPr>
-          <w:sz w:val="24"/>
-          <w:lang w:val="es-ES"/>
-        </w:rPr>
-        <w:t>represenda</w:t>
-      </w:r>
-      <w:proofErr w:type="spellEnd"/>
+      <w:r>
+        <w:rPr>
+          <w:sz w:val="24"/>
+          <w:lang w:val="es-ES"/>
+        </w:rPr>
+        <w:t>representa</w:t>
+      </w:r>
       <w:r>
         <w:rPr>
           <w:sz w:val="24"/>
@@ -1618,21 +1940,36 @@
         </w:rPr>
         <w:t xml:space="preserve">: controla el flujo de ejecución de </w:t>
       </w:r>
-      <w:proofErr w:type="gramStart"/>
-      <w:r>
-        <w:rPr>
-          <w:sz w:val="24"/>
-          <w:lang w:val="es-ES"/>
-        </w:rPr>
-        <w:t>la misma</w:t>
-      </w:r>
-      <w:proofErr w:type="gramEnd"/>
-      <w:r>
-        <w:rPr>
-          <w:sz w:val="24"/>
-          <w:lang w:val="es-ES"/>
-        </w:rPr>
-        <w:t xml:space="preserve"> (representado mediante un diagrama en Anexo: Diagrama de flujo del programa principal)</w:t>
+      <w:r>
+        <w:rPr>
+          <w:sz w:val="24"/>
+          <w:lang w:val="es-ES"/>
+        </w:rPr>
+        <w:t>esta</w:t>
+      </w:r>
+      <w:r>
+        <w:rPr>
+          <w:sz w:val="24"/>
+          <w:lang w:val="es-ES"/>
+        </w:rPr>
+        <w:t xml:space="preserve"> (representado mediante un diagrama en </w:t>
+      </w:r>
+      <w:hyperlink w:anchor="_Diagrama_de_flujo" w:history="1">
+        <w:r>
+          <w:rPr>
+            <w:rStyle w:val="Hipervnculo"/>
+            <w:sz w:val="24"/>
+            <w:lang w:val="es-ES"/>
+          </w:rPr>
+          <w:t>Anexo: Diagrama de flujo del programa principal</w:t>
+        </w:r>
+      </w:hyperlink>
+      <w:r>
+        <w:rPr>
+          <w:sz w:val="24"/>
+          <w:lang w:val="es-ES"/>
+        </w:rPr>
+        <w:t>)</w:t>
       </w:r>
       <w:r>
         <w:rPr>
@@ -2042,6 +2379,8 @@
       <w:proofErr w:type="spellStart"/>
       <w:r>
         <w:rPr>
+          <w:i/>
+          <w:iCs/>
           <w:sz w:val="24"/>
           <w:lang w:val="es-ES"/>
         </w:rPr>
@@ -2049,6 +2388,8 @@
       </w:r>
       <w:r>
         <w:rPr>
+          <w:i/>
+          <w:iCs/>
           <w:sz w:val="24"/>
           <w:lang w:val="es-ES"/>
         </w:rPr>
@@ -2065,6 +2406,8 @@
       <w:proofErr w:type="spellStart"/>
       <w:r>
         <w:rPr>
+          <w:i/>
+          <w:iCs/>
           <w:sz w:val="24"/>
           <w:lang w:val="es-ES"/>
         </w:rPr>
@@ -2073,17 +2416,72 @@
       <w:proofErr w:type="spellEnd"/>
       <w:r>
         <w:rPr>
-          <w:sz w:val="24"/>
-          <w:lang w:val="es-ES"/>
-        </w:rPr>
-        <w:t xml:space="preserve"> cuando es suspendido (es decir, el programa detecta que se ha llamado a la señal SIGSTOP con CRTL+Z), </w:t>
-      </w:r>
-      <w:r>
-        <w:rPr>
-          <w:sz w:val="24"/>
-          <w:lang w:val="es-ES"/>
-        </w:rPr>
-        <w:t>permitiendo que pueda reanudarse o manejarse como un trabajo en segundo plano.</w:t>
+          <w:i/>
+          <w:iCs/>
+          <w:sz w:val="24"/>
+          <w:lang w:val="es-ES"/>
+        </w:rPr>
+        <w:t xml:space="preserve"> </w:t>
+      </w:r>
+      <w:r>
+        <w:rPr>
+          <w:sz w:val="24"/>
+          <w:lang w:val="es-ES"/>
+        </w:rPr>
+        <w:t xml:space="preserve">cuando es suspendido (es decir, el programa detecta que se ha llamado a la señal </w:t>
+      </w:r>
+      <w:r>
+        <w:rPr>
+          <w:i/>
+          <w:iCs/>
+          <w:sz w:val="24"/>
+          <w:lang w:val="es-ES"/>
+        </w:rPr>
+        <w:t>SIGSTOP</w:t>
+      </w:r>
+      <w:r>
+        <w:rPr>
+          <w:sz w:val="24"/>
+          <w:lang w:val="es-ES"/>
+        </w:rPr>
+        <w:t xml:space="preserve"> con </w:t>
+      </w:r>
+      <w:r>
+        <w:rPr>
+          <w:i/>
+          <w:iCs/>
+          <w:sz w:val="24"/>
+          <w:lang w:val="es-ES"/>
+        </w:rPr>
+        <w:t>CRTL+Z</w:t>
+      </w:r>
+      <w:r>
+        <w:rPr>
+          <w:sz w:val="24"/>
+          <w:lang w:val="es-ES"/>
+        </w:rPr>
+        <w:t xml:space="preserve">), </w:t>
+      </w:r>
+      <w:r>
+        <w:rPr>
+          <w:sz w:val="24"/>
+          <w:lang w:val="es-ES"/>
+        </w:rPr>
+        <w:t>permitiendo que</w:t>
+      </w:r>
+      <w:r>
+        <w:rPr>
+          <w:sz w:val="24"/>
+          <w:lang w:val="es-ES"/>
+        </w:rPr>
+        <w:t xml:space="preserve"> pueda</w:t>
+      </w:r>
+      <w:r>
+        <w:rPr>
+          <w:sz w:val="24"/>
+          <w:lang w:val="es-ES"/>
+        </w:rPr>
+        <w:t xml:space="preserve"> manejarse como un trabajo en segundo plano.</w:t>
       </w:r>
     </w:p>
     <w:p>
@@ -2242,11 +2640,22 @@
           <w:sz w:val="24"/>
           <w:lang w:val="es-ES"/>
         </w:rPr>
-        <w:t xml:space="preserve">. El código asegura que solo un trabajo pueda estar en </w:t>
+        <w:t>. El código asegura que solo un trabajo pueda estar en</w:t>
+      </w:r>
+      <w:r>
+        <w:rPr>
+          <w:i/>
+          <w:iCs/>
+          <w:sz w:val="24"/>
+          <w:lang w:val="es-ES"/>
+        </w:rPr>
+        <w:t xml:space="preserve"> </w:t>
       </w:r>
       <w:proofErr w:type="spellStart"/>
       <w:r>
         <w:rPr>
+          <w:i/>
+          <w:iCs/>
           <w:sz w:val="24"/>
           <w:lang w:val="es-ES"/>
         </w:rPr>
@@ -2324,6 +2733,8 @@
       <w:proofErr w:type="spellStart"/>
       <w:r>
         <w:rPr>
+          <w:i/>
+          <w:iCs/>
           <w:sz w:val="24"/>
           <w:lang w:val="es-ES"/>
         </w:rPr>
@@ -2346,10 +2757,19 @@
       </w:r>
       <w:r>
         <w:rPr>
-          <w:sz w:val="24"/>
-          <w:lang w:val="es-ES"/>
-        </w:rPr>
-        <w:t>MAX_JOBS trabajos simultáneos.</w:t>
+          <w:i/>
+          <w:iCs/>
+          <w:sz w:val="24"/>
+          <w:lang w:val="es-ES"/>
+        </w:rPr>
+        <w:t xml:space="preserve">MAX_JOBS </w:t>
+      </w:r>
+      <w:r>
+        <w:rPr>
+          <w:sz w:val="24"/>
+          <w:lang w:val="es-ES"/>
+        </w:rPr>
+        <w:t>trabajos simultáneos.</w:t>
       </w:r>
     </w:p>
     <w:p>
@@ -2385,6 +2805,8 @@
       <w:proofErr w:type="spellStart"/>
       <w:r>
         <w:rPr>
+          <w:i/>
+          <w:iCs/>
           <w:sz w:val="24"/>
           <w:lang w:val="es-ES"/>
         </w:rPr>
@@ -2401,6 +2823,8 @@
       <w:proofErr w:type="spellStart"/>
       <w:r>
         <w:rPr>
+          <w:i/>
+          <w:iCs/>
           <w:sz w:val="24"/>
           <w:lang w:val="es-ES"/>
         </w:rPr>
@@ -2412,11 +2836,45 @@
           <w:sz w:val="24"/>
           <w:lang w:val="es-ES"/>
         </w:rPr>
-        <w:t xml:space="preserve">, con el estado actualizado a SUSPENDED. Cuando un comando finaliza, mediante el control de la señal SIGCHLD se actualiza el estado en </w:t>
+        <w:t xml:space="preserve">, con el estado actualizado a </w:t>
+      </w:r>
+      <w:r>
+        <w:rPr>
+          <w:i/>
+          <w:iCs/>
+          <w:sz w:val="24"/>
+          <w:lang w:val="es-ES"/>
+        </w:rPr>
+        <w:t>SUSPENDED</w:t>
+      </w:r>
+      <w:r>
+        <w:rPr>
+          <w:sz w:val="24"/>
+          <w:lang w:val="es-ES"/>
+        </w:rPr>
+        <w:t xml:space="preserve">. Cuando un comando finaliza, mediante el control de la señal </w:t>
+      </w:r>
+      <w:r>
+        <w:rPr>
+          <w:i/>
+          <w:iCs/>
+          <w:sz w:val="24"/>
+          <w:lang w:val="es-ES"/>
+        </w:rPr>
+        <w:t>SIGCHLD</w:t>
+      </w:r>
+      <w:r>
+        <w:rPr>
+          <w:sz w:val="24"/>
+          <w:lang w:val="es-ES"/>
+        </w:rPr>
+        <w:t xml:space="preserve"> se actualiza el estado en </w:t>
       </w:r>
       <w:proofErr w:type="spellStart"/>
       <w:r>
         <w:rPr>
+          <w:i/>
+          <w:iCs/>
           <w:sz w:val="24"/>
           <w:lang w:val="es-ES"/>
         </w:rPr>
@@ -2529,6 +2987,8 @@
       <w:proofErr w:type="spellStart"/>
       <w:r>
         <w:rPr>
+          <w:i/>
+          <w:iCs/>
           <w:sz w:val="24"/>
           <w:lang w:val="es-ES"/>
         </w:rPr>
@@ -2545,6 +3005,8 @@
       <w:proofErr w:type="spellStart"/>
       <w:r>
         <w:rPr>
+          <w:i/>
+          <w:iCs/>
           <w:sz w:val="24"/>
           <w:lang w:val="es-ES"/>
         </w:rPr>
@@ -2610,6 +3072,8 @@
       <w:proofErr w:type="spellStart"/>
       <w:r>
         <w:rPr>
+          <w:i/>
+          <w:iCs/>
           <w:sz w:val="24"/>
           <w:lang w:val="es-ES"/>
         </w:rPr>
@@ -2626,6 +3090,8 @@
       <w:proofErr w:type="spellStart"/>
       <w:r>
         <w:rPr>
+          <w:i/>
+          <w:iCs/>
           <w:sz w:val="24"/>
           <w:lang w:val="es-ES"/>
         </w:rPr>
@@ -2637,7 +3103,23 @@
           <w:sz w:val="24"/>
           <w:lang w:val="es-ES"/>
         </w:rPr>
-        <w:t xml:space="preserve"> con estado SUSPENDED.</w:t>
+        <w:t xml:space="preserve"> con estado </w:t>
+      </w:r>
+      <w:r>
+        <w:rPr>
+          <w:i/>
+          <w:iCs/>
+          <w:sz w:val="24"/>
+          <w:lang w:val="es-ES"/>
+        </w:rPr>
+        <w:t>SUSPENDED</w:t>
+      </w:r>
+      <w:r>
+        <w:rPr>
+          <w:sz w:val="24"/>
+          <w:lang w:val="es-ES"/>
+        </w:rPr>
+        <w:t>.</w:t>
       </w:r>
     </w:p>
     <w:p>
@@ -2671,6 +3153,8 @@
       <w:proofErr w:type="spellStart"/>
       <w:r>
         <w:rPr>
+          <w:i/>
+          <w:iCs/>
           <w:sz w:val="24"/>
           <w:lang w:val="es-ES"/>
         </w:rPr>
@@ -2679,6 +3163,8 @@
       <w:proofErr w:type="spellEnd"/>
       <w:r>
         <w:rPr>
+          <w:i/>
+          <w:iCs/>
           <w:sz w:val="24"/>
           <w:lang w:val="es-ES"/>
         </w:rPr>
@@ -2764,6 +3250,8 @@
       <w:proofErr w:type="spellStart"/>
       <w:r>
         <w:rPr>
+          <w:i/>
+          <w:iCs/>
           <w:sz w:val="24"/>
           <w:lang w:val="es-ES"/>
         </w:rPr>
@@ -2809,6 +3297,8 @@
       <w:proofErr w:type="spellStart"/>
       <w:r>
         <w:rPr>
+          <w:i/>
+          <w:iCs/>
           <w:sz w:val="24"/>
           <w:lang w:val="es-ES"/>
         </w:rPr>
@@ -2854,6 +3344,8 @@
       <w:proofErr w:type="spellStart"/>
       <w:r>
         <w:rPr>
+          <w:i/>
+          <w:iCs/>
           <w:sz w:val="24"/>
           <w:lang w:val="es-ES"/>
         </w:rPr>
@@ -2965,11 +3457,27 @@
           <w:sz w:val="24"/>
           <w:lang w:val="es-ES"/>
         </w:rPr>
-        <w:t>Para manejar comandos encadenados con |, se crea un array dinámico de pipes (</w:t>
+        <w:t xml:space="preserve">Para manejar comandos encadenados con </w:t>
+      </w:r>
+      <w:r>
+        <w:rPr>
+          <w:sz w:val="24"/>
+          <w:lang w:val="es-ES"/>
+        </w:rPr>
+        <w:t>‘| ‘</w:t>
+      </w:r>
+      <w:r>
+        <w:rPr>
+          <w:sz w:val="24"/>
+          <w:lang w:val="es-ES"/>
+        </w:rPr>
+        <w:t>, se crea un array dinámico de pipes (</w:t>
       </w:r>
       <w:proofErr w:type="spellStart"/>
       <w:r>
         <w:rPr>
+          <w:i/>
+          <w:iCs/>
           <w:sz w:val="24"/>
           <w:lang w:val="es-ES"/>
         </w:rPr>
@@ -2990,15 +3498,13 @@
         </w:rPr>
         <w:t xml:space="preserve"> Cada elemento del array representa un par de descriptores de </w:t>
       </w:r>
-      <w:proofErr w:type="gramStart"/>
-      <w:r>
-        <w:rPr>
-          <w:sz w:val="24"/>
-          <w:lang w:val="es-ES"/>
-        </w:rPr>
-        <w:t>archivos  (</w:t>
-      </w:r>
-      <w:proofErr w:type="gramEnd"/>
+      <w:r>
+        <w:rPr>
+          <w:sz w:val="24"/>
+          <w:lang w:val="es-ES"/>
+        </w:rPr>
+        <w:t>archivos (</w:t>
+      </w:r>
       <w:r>
         <w:rPr>
           <w:sz w:val="24"/>
@@ -3025,6 +3531,8 @@
       <w:proofErr w:type="gramStart"/>
       <w:r>
         <w:rPr>
+          <w:i/>
+          <w:iCs/>
           <w:sz w:val="24"/>
           <w:lang w:val="es-ES"/>
         </w:rPr>
@@ -3044,14 +3552,30 @@
           <w:sz w:val="24"/>
           <w:lang w:val="es-ES"/>
         </w:rPr>
-        <w:t>)</w:t>
-      </w:r>
-      <w:r>
-        <w:rPr>
-          <w:sz w:val="24"/>
-          <w:lang w:val="es-ES"/>
-        </w:rPr>
-        <w:t>se duplica el descriptor de archivo adecuado utilizando dup2 para redirigir la entrada/salida según el comando que esté ejecutándose:</w:t>
+        <w:t xml:space="preserve">) </w:t>
+      </w:r>
+      <w:r>
+        <w:rPr>
+          <w:sz w:val="24"/>
+          <w:lang w:val="es-ES"/>
+        </w:rPr>
+        <w:t xml:space="preserve">se duplica el descriptor de archivo adecuado utilizando </w:t>
+      </w:r>
+      <w:r>
+        <w:rPr>
+          <w:i/>
+          <w:iCs/>
+          <w:sz w:val="24"/>
+          <w:lang w:val="es-ES"/>
+        </w:rPr>
+        <w:t>dup2</w:t>
+      </w:r>
+      <w:r>
+        <w:rPr>
+          <w:sz w:val="24"/>
+          <w:lang w:val="es-ES"/>
+        </w:rPr>
+        <w:t xml:space="preserve"> para redirigir la entrada/salida según el comando que esté ejecutándose:</w:t>
       </w:r>
     </w:p>
     <w:p>
@@ -3186,6 +3710,8 @@
       <w:proofErr w:type="spellStart"/>
       <w:r>
         <w:rPr>
+          <w:i/>
+          <w:iCs/>
           <w:sz w:val="24"/>
         </w:rPr>
         <w:t>pipe_array</w:t>
@@ -3281,6 +3807,8 @@
       <w:proofErr w:type="spellStart"/>
       <w:r>
         <w:rPr>
+          <w:i/>
+          <w:iCs/>
           <w:sz w:val="24"/>
           <w:lang w:val="es-ES"/>
         </w:rPr>
@@ -3297,6 +3825,8 @@
       <w:proofErr w:type="spellStart"/>
       <w:r>
         <w:rPr>
+          <w:i/>
+          <w:iCs/>
           <w:sz w:val="24"/>
           <w:lang w:val="es-ES"/>
         </w:rPr>
@@ -3370,6 +3900,8 @@
       <w:proofErr w:type="spellStart"/>
       <w:r>
         <w:rPr>
+          <w:i/>
+          <w:iCs/>
           <w:sz w:val="24"/>
           <w:lang w:val="es-ES"/>
         </w:rPr>
@@ -3378,6 +3910,8 @@
       <w:proofErr w:type="spellEnd"/>
       <w:r>
         <w:rPr>
+          <w:i/>
+          <w:iCs/>
           <w:sz w:val="24"/>
           <w:lang w:val="es-ES"/>
         </w:rPr>
@@ -3386,6 +3920,8 @@
       <w:proofErr w:type="spellStart"/>
       <w:r>
         <w:rPr>
+          <w:i/>
+          <w:iCs/>
           <w:sz w:val="24"/>
           <w:lang w:val="es-ES"/>
         </w:rPr>
@@ -3394,10 +3930,19 @@
       <w:proofErr w:type="spellEnd"/>
       <w:r>
         <w:rPr>
-          <w:sz w:val="24"/>
-          <w:lang w:val="es-ES"/>
-        </w:rPr>
-        <w:t xml:space="preserve"> ID). Este grupo tiene las siguientes propiedades:</w:t>
+          <w:i/>
+          <w:iCs/>
+          <w:sz w:val="24"/>
+          <w:lang w:val="es-ES"/>
+        </w:rPr>
+        <w:t xml:space="preserve"> ID</w:t>
+      </w:r>
+      <w:r>
+        <w:rPr>
+          <w:sz w:val="24"/>
+          <w:lang w:val="es-ES"/>
+        </w:rPr>
+        <w:t>). Este grupo tiene las siguientes propiedades:</w:t>
       </w:r>
     </w:p>
     <w:p>
@@ -3417,11 +3962,22 @@
           <w:sz w:val="24"/>
           <w:lang w:val="es-ES"/>
         </w:rPr>
-        <w:t>Todos los procesos del grupo reciben las mismas señales colectivamente, como SIGINT (</w:t>
+        <w:t xml:space="preserve">Todos los procesos del grupo reciben las mismas señales colectivamente, como </w:t>
+      </w:r>
+      <w:r>
+        <w:rPr>
+          <w:i/>
+          <w:iCs/>
+          <w:sz w:val="24"/>
+          <w:lang w:val="es-ES"/>
+        </w:rPr>
+        <w:t>SIGINT (</w:t>
       </w:r>
       <w:proofErr w:type="spellStart"/>
       <w:r>
         <w:rPr>
+          <w:i/>
+          <w:iCs/>
           <w:sz w:val="24"/>
           <w:lang w:val="es-ES"/>
         </w:rPr>
@@ -3430,14 +3986,34 @@
       <w:proofErr w:type="spellEnd"/>
       <w:r>
         <w:rPr>
-          <w:sz w:val="24"/>
-          <w:lang w:val="es-ES"/>
-        </w:rPr>
-        <w:t>) o SIGTSTP (</w:t>
+          <w:i/>
+          <w:iCs/>
+          <w:sz w:val="24"/>
+          <w:lang w:val="es-ES"/>
+        </w:rPr>
+        <w:t>)</w:t>
+      </w:r>
+      <w:r>
+        <w:rPr>
+          <w:sz w:val="24"/>
+          <w:lang w:val="es-ES"/>
+        </w:rPr>
+        <w:t xml:space="preserve"> o</w:t>
+      </w:r>
+      <w:r>
+        <w:rPr>
+          <w:i/>
+          <w:iCs/>
+          <w:sz w:val="24"/>
+          <w:lang w:val="es-ES"/>
+        </w:rPr>
+        <w:t xml:space="preserve"> SIGTSTP (</w:t>
       </w:r>
       <w:proofErr w:type="spellStart"/>
       <w:r>
         <w:rPr>
+          <w:i/>
+          <w:iCs/>
           <w:sz w:val="24"/>
           <w:lang w:val="es-ES"/>
         </w:rPr>
@@ -3446,6 +4022,8 @@
       <w:proofErr w:type="spellEnd"/>
       <w:r>
         <w:rPr>
+          <w:i/>
+          <w:iCs/>
           <w:sz w:val="24"/>
           <w:lang w:val="es-ES"/>
         </w:rPr>
@@ -3469,7 +4047,21 @@
           <w:sz w:val="24"/>
           <w:lang w:val="es-ES"/>
         </w:rPr>
-        <w:t>El primer proceso en un grupo suele ser el líder, y su PID se utiliza como PGID.</w:t>
+        <w:t xml:space="preserve">El primer proceso en un grupo suele ser el líder, y su </w:t>
+      </w:r>
+      <w:r>
+        <w:rPr>
+          <w:sz w:val="24"/>
+          <w:lang w:val="es-ES"/>
+        </w:rPr>
+        <w:t>PID</w:t>
+      </w:r>
+      <w:r>
+        <w:rPr>
+          <w:sz w:val="24"/>
+          <w:lang w:val="es-ES"/>
+        </w:rPr>
+        <w:t xml:space="preserve"> se utiliza como PGID.</w:t>
       </w:r>
     </w:p>
     <w:p>
@@ -3627,6 +4219,8 @@
       <w:proofErr w:type="spellStart"/>
       <w:r>
         <w:rPr>
+          <w:i/>
+          <w:iCs/>
           <w:sz w:val="24"/>
           <w:lang w:val="es-ES"/>
         </w:rPr>
@@ -3735,6 +4329,17 @@
     <w:p>
       <w:pPr>
         <w:pStyle w:val="Prrafodelista"/>
+        <w:ind w:left="1920"/>
+        <w:rPr>
+          <w:sz w:val="24"/>
+          <w:u w:val="single"/>
+          <w:lang w:val="es-ES"/>
+        </w:rPr>
+      </w:pPr>
+    </w:p>
+    <w:p>
+      <w:pPr>
+        <w:pStyle w:val="Prrafodelista"/>
         <w:numPr>
           <w:ilvl w:val="0"/>
           <w:numId w:val="32"/>
@@ -3820,6 +4425,8 @@
       <w:proofErr w:type="gramStart"/>
       <w:r>
         <w:rPr>
+          <w:i/>
+          <w:iCs/>
           <w:sz w:val="24"/>
           <w:lang w:val="es-ES"/>
         </w:rPr>
@@ -3828,6 +4435,8 @@
       <w:proofErr w:type="spellEnd"/>
       <w:r>
         <w:rPr>
+          <w:i/>
+          <w:iCs/>
           <w:sz w:val="24"/>
           <w:lang w:val="es-ES"/>
         </w:rPr>
@@ -3836,6 +4445,8 @@
       <w:proofErr w:type="gramEnd"/>
       <w:r>
         <w:rPr>
+          <w:i/>
+          <w:iCs/>
           <w:sz w:val="24"/>
           <w:lang w:val="es-ES"/>
         </w:rPr>
@@ -3844,6 +4455,8 @@
       <w:proofErr w:type="spellStart"/>
       <w:r>
         <w:rPr>
+          <w:i/>
+          <w:iCs/>
           <w:sz w:val="24"/>
           <w:lang w:val="es-ES"/>
         </w:rPr>
@@ -3852,14 +4465,25 @@
       <w:proofErr w:type="spellEnd"/>
       <w:r>
         <w:rPr>
-          <w:sz w:val="24"/>
-          <w:lang w:val="es-ES"/>
-        </w:rPr>
-        <w:t xml:space="preserve">, SIGTSTP), se suspende todo el grupo en </w:t>
+          <w:i/>
+          <w:iCs/>
+          <w:sz w:val="24"/>
+          <w:lang w:val="es-ES"/>
+        </w:rPr>
+        <w:t>, SIGTSTP),</w:t>
+      </w:r>
+      <w:r>
+        <w:rPr>
+          <w:sz w:val="24"/>
+          <w:lang w:val="es-ES"/>
+        </w:rPr>
+        <w:t xml:space="preserve"> se suspende todo el grupo en </w:t>
       </w:r>
       <w:proofErr w:type="spellStart"/>
       <w:r>
         <w:rPr>
+          <w:i/>
+          <w:iCs/>
           <w:sz w:val="24"/>
           <w:lang w:val="es-ES"/>
         </w:rPr>
@@ -3871,7 +4495,23 @@
           <w:sz w:val="24"/>
           <w:lang w:val="es-ES"/>
         </w:rPr>
-        <w:t>, moviéndolo a segundo plano con estado SUSPENDED.</w:t>
+        <w:t xml:space="preserve">, moviéndolo a segundo plano con estado </w:t>
+      </w:r>
+      <w:r>
+        <w:rPr>
+          <w:i/>
+          <w:iCs/>
+          <w:sz w:val="24"/>
+          <w:lang w:val="es-ES"/>
+        </w:rPr>
+        <w:t>SUSPENDED</w:t>
+      </w:r>
+      <w:r>
+        <w:rPr>
+          <w:sz w:val="24"/>
+          <w:lang w:val="es-ES"/>
+        </w:rPr>
+        <w:t>.</w:t>
       </w:r>
     </w:p>
     <w:p>
@@ -3908,6 +4548,8 @@
       <w:proofErr w:type="gramStart"/>
       <w:r>
         <w:rPr>
+          <w:i/>
+          <w:iCs/>
           <w:sz w:val="24"/>
           <w:lang w:val="es-ES"/>
         </w:rPr>
@@ -3916,6 +4558,8 @@
       <w:proofErr w:type="spellEnd"/>
       <w:r>
         <w:rPr>
+          <w:i/>
+          <w:iCs/>
           <w:sz w:val="24"/>
           <w:lang w:val="es-ES"/>
         </w:rPr>
@@ -3924,6 +4568,8 @@
       <w:proofErr w:type="gramEnd"/>
       <w:r>
         <w:rPr>
+          <w:i/>
+          <w:iCs/>
           <w:sz w:val="24"/>
           <w:lang w:val="es-ES"/>
         </w:rPr>
@@ -3932,6 +4578,8 @@
       <w:proofErr w:type="spellStart"/>
       <w:r>
         <w:rPr>
+          <w:i/>
+          <w:iCs/>
           <w:sz w:val="24"/>
           <w:lang w:val="es-ES"/>
         </w:rPr>
@@ -3940,10 +4588,19 @@
       <w:proofErr w:type="spellEnd"/>
       <w:r>
         <w:rPr>
-          <w:sz w:val="24"/>
-          <w:lang w:val="es-ES"/>
-        </w:rPr>
-        <w:t>, SIGKILL), se finalizan todos los procesos de un pipeline o trabajo.</w:t>
+          <w:i/>
+          <w:iCs/>
+          <w:sz w:val="24"/>
+          <w:lang w:val="es-ES"/>
+        </w:rPr>
+        <w:t>, SIGKILL),</w:t>
+      </w:r>
+      <w:r>
+        <w:rPr>
+          <w:sz w:val="24"/>
+          <w:lang w:val="es-ES"/>
+        </w:rPr>
+        <w:t xml:space="preserve"> se finalizan todos los procesos de un pipeline o trabajo.</w:t>
       </w:r>
     </w:p>
     <w:p>
@@ -4020,6 +4677,8 @@
       <w:pPr>
         <w:ind w:left="720"/>
         <w:rPr>
+          <w:i/>
+          <w:iCs/>
           <w:sz w:val="24"/>
           <w:lang w:val="es-ES"/>
         </w:rPr>
@@ -4027,6 +4686,8 @@
       <w:proofErr w:type="spellStart"/>
       <w:r>
         <w:rPr>
+          <w:i/>
+          <w:iCs/>
           <w:sz w:val="24"/>
           <w:lang w:val="es-ES"/>
         </w:rPr>
@@ -4035,6 +4696,8 @@
       <w:proofErr w:type="spellEnd"/>
       <w:r>
         <w:rPr>
+          <w:i/>
+          <w:iCs/>
           <w:sz w:val="24"/>
           <w:lang w:val="es-ES"/>
         </w:rPr>
@@ -4058,11 +4721,22 @@
           <w:sz w:val="24"/>
           <w:lang w:val="es-ES"/>
         </w:rPr>
-        <w:t xml:space="preserve">El trabajo en </w:t>
+        <w:t>El trabajo en</w:t>
+      </w:r>
+      <w:r>
+        <w:rPr>
+          <w:i/>
+          <w:iCs/>
+          <w:sz w:val="24"/>
+          <w:lang w:val="es-ES"/>
+        </w:rPr>
+        <w:t xml:space="preserve"> </w:t>
       </w:r>
       <w:proofErr w:type="spellStart"/>
       <w:r>
         <w:rPr>
+          <w:i/>
+          <w:iCs/>
           <w:sz w:val="24"/>
           <w:lang w:val="es-ES"/>
         </w:rPr>
@@ -4071,14 +4745,25 @@
       <w:proofErr w:type="spellEnd"/>
       <w:r>
         <w:rPr>
-          <w:sz w:val="24"/>
-          <w:lang w:val="es-ES"/>
-        </w:rPr>
-        <w:t xml:space="preserve"> (almacenado en </w:t>
+          <w:i/>
+          <w:iCs/>
+          <w:sz w:val="24"/>
+          <w:lang w:val="es-ES"/>
+        </w:rPr>
+        <w:t xml:space="preserve"> </w:t>
+      </w:r>
+      <w:r>
+        <w:rPr>
+          <w:sz w:val="24"/>
+          <w:lang w:val="es-ES"/>
+        </w:rPr>
+        <w:t xml:space="preserve">(almacenado en </w:t>
       </w:r>
       <w:proofErr w:type="spellStart"/>
       <w:r>
         <w:rPr>
+          <w:i/>
+          <w:iCs/>
           <w:sz w:val="24"/>
           <w:lang w:val="es-ES"/>
         </w:rPr>
@@ -4115,6 +4800,8 @@
       <w:proofErr w:type="spellStart"/>
       <w:r>
         <w:rPr>
+          <w:i/>
+          <w:iCs/>
           <w:sz w:val="24"/>
           <w:lang w:val="es-ES"/>
         </w:rPr>
@@ -4131,6 +4818,8 @@
       <w:proofErr w:type="spellStart"/>
       <w:r>
         <w:rPr>
+          <w:i/>
+          <w:iCs/>
           <w:sz w:val="24"/>
           <w:lang w:val="es-ES"/>
         </w:rPr>
@@ -4147,6 +4836,8 @@
       <w:proofErr w:type="spellStart"/>
       <w:r>
         <w:rPr>
+          <w:i/>
+          <w:iCs/>
           <w:sz w:val="24"/>
           <w:lang w:val="es-ES"/>
         </w:rPr>
@@ -4158,13 +4849,31 @@
           <w:sz w:val="24"/>
           <w:lang w:val="es-ES"/>
         </w:rPr>
-        <w:t xml:space="preserve"> con estado SUSPENDED.</w:t>
+        <w:t xml:space="preserve"> con estado </w:t>
+      </w:r>
+      <w:r>
+        <w:rPr>
+          <w:i/>
+          <w:iCs/>
+          <w:sz w:val="24"/>
+          <w:lang w:val="es-ES"/>
+        </w:rPr>
+        <w:t>SUSPENDED</w:t>
+      </w:r>
+      <w:r>
+        <w:rPr>
+          <w:sz w:val="24"/>
+          <w:lang w:val="es-ES"/>
+        </w:rPr>
+        <w:t>.</w:t>
       </w:r>
     </w:p>
     <w:p>
       <w:pPr>
         <w:ind w:left="720"/>
         <w:rPr>
+          <w:i/>
+          <w:iCs/>
           <w:sz w:val="24"/>
           <w:lang w:val="es-ES"/>
         </w:rPr>
@@ -4172,6 +4881,8 @@
       <w:proofErr w:type="spellStart"/>
       <w:r>
         <w:rPr>
+          <w:i/>
+          <w:iCs/>
           <w:sz w:val="24"/>
           <w:lang w:val="es-ES"/>
         </w:rPr>
@@ -4182,6 +4893,8 @@
         <w:rPr>
           <w:b/>
           <w:bCs/>
+          <w:i/>
+          <w:iCs/>
           <w:sz w:val="24"/>
           <w:lang w:val="es-ES"/>
         </w:rPr>
@@ -4225,11 +4938,22 @@
           <w:sz w:val="24"/>
           <w:lang w:val="es-ES"/>
         </w:rPr>
-        <w:t>La reanudación de un trabajo suspendido en segundo plano (</w:t>
+        <w:t xml:space="preserve">La reanudación de un trabajo suspendido en segundo plano </w:t>
+      </w:r>
+      <w:r>
+        <w:rPr>
+          <w:i/>
+          <w:iCs/>
+          <w:sz w:val="24"/>
+          <w:lang w:val="es-ES"/>
+        </w:rPr>
+        <w:t>(</w:t>
       </w:r>
       <w:proofErr w:type="spellStart"/>
       <w:r>
         <w:rPr>
+          <w:i/>
+          <w:iCs/>
           <w:sz w:val="24"/>
           <w:lang w:val="es-ES"/>
         </w:rPr>
@@ -4238,10 +4962,19 @@
       <w:proofErr w:type="spellEnd"/>
       <w:r>
         <w:rPr>
-          <w:sz w:val="24"/>
-          <w:lang w:val="es-ES"/>
-        </w:rPr>
-        <w:t>) reactiva todo el grupo de procesos asociado.</w:t>
+          <w:i/>
+          <w:iCs/>
+          <w:sz w:val="24"/>
+          <w:lang w:val="es-ES"/>
+        </w:rPr>
+        <w:t>)</w:t>
+      </w:r>
+      <w:r>
+        <w:rPr>
+          <w:sz w:val="24"/>
+          <w:lang w:val="es-ES"/>
+        </w:rPr>
+        <w:t xml:space="preserve"> reactiva todo el grupo de procesos asociado.</w:t>
       </w:r>
     </w:p>
     <w:p>
@@ -4353,6 +5086,7 @@
           <w:sz w:val="24"/>
           <w:lang w:val="es-ES"/>
         </w:rPr>
+        <w:lastRenderedPageBreak/>
         <w:t xml:space="preserve">Lectura y </w:t>
       </w:r>
       <w:proofErr w:type="spellStart"/>
@@ -4380,7 +5114,37 @@
           <w:sz w:val="24"/>
           <w:lang w:val="es-ES"/>
         </w:rPr>
-        <w:t xml:space="preserve"> Lee la entrada del usuario y la procesa con </w:t>
+        <w:t xml:space="preserve"> Lee la entrada del usuario</w:t>
+      </w:r>
+      <w:r>
+        <w:rPr>
+          <w:sz w:val="24"/>
+          <w:lang w:val="es-ES"/>
+        </w:rPr>
+        <w:t xml:space="preserve">. En caso de que la entrada sea una línea vacía no se </w:t>
+      </w:r>
+      <w:proofErr w:type="spellStart"/>
+      <w:r>
+        <w:rPr>
+          <w:sz w:val="24"/>
+          <w:lang w:val="es-ES"/>
+        </w:rPr>
+        <w:t>tockeniza</w:t>
+      </w:r>
+      <w:proofErr w:type="spellEnd"/>
+      <w:r>
+        <w:rPr>
+          <w:sz w:val="24"/>
+          <w:lang w:val="es-ES"/>
+        </w:rPr>
+        <w:t xml:space="preserve"> el input. En caso de que contenga comandos, se</w:t>
+      </w:r>
+      <w:r>
+        <w:rPr>
+          <w:sz w:val="24"/>
+          <w:lang w:val="es-ES"/>
+        </w:rPr>
+        <w:t xml:space="preserve"> procesa con </w:t>
       </w:r>
       <w:proofErr w:type="spellStart"/>
       <w:r>
@@ -4447,7 +5211,6 @@
           <w:sz w:val="24"/>
           <w:lang w:val="es-ES"/>
         </w:rPr>
-        <w:lastRenderedPageBreak/>
         <w:t>Ejecución:</w:t>
       </w:r>
       <w:r>
@@ -4455,11 +5218,22 @@
           <w:sz w:val="24"/>
           <w:lang w:val="es-ES"/>
         </w:rPr>
-        <w:t xml:space="preserve"> Procesa los comandos y actualiza </w:t>
+        <w:t xml:space="preserve"> Procesa los comandos y actualiza</w:t>
+      </w:r>
+      <w:r>
+        <w:rPr>
+          <w:i/>
+          <w:iCs/>
+          <w:sz w:val="24"/>
+          <w:lang w:val="es-ES"/>
+        </w:rPr>
+        <w:t xml:space="preserve"> </w:t>
       </w:r>
       <w:proofErr w:type="spellStart"/>
       <w:r>
         <w:rPr>
+          <w:i/>
+          <w:iCs/>
           <w:sz w:val="24"/>
           <w:lang w:val="es-ES"/>
         </w:rPr>
@@ -4468,14 +5242,25 @@
       <w:proofErr w:type="spellEnd"/>
       <w:r>
         <w:rPr>
-          <w:sz w:val="24"/>
-          <w:lang w:val="es-ES"/>
-        </w:rPr>
-        <w:t xml:space="preserve"> o </w:t>
+          <w:i/>
+          <w:iCs/>
+          <w:sz w:val="24"/>
+          <w:lang w:val="es-ES"/>
+        </w:rPr>
+        <w:t xml:space="preserve"> </w:t>
+      </w:r>
+      <w:r>
+        <w:rPr>
+          <w:sz w:val="24"/>
+          <w:lang w:val="es-ES"/>
+        </w:rPr>
+        <w:t xml:space="preserve">o </w:t>
       </w:r>
       <w:proofErr w:type="spellStart"/>
       <w:r>
         <w:rPr>
+          <w:i/>
+          <w:iCs/>
           <w:sz w:val="24"/>
           <w:lang w:val="es-ES"/>
         </w:rPr>
@@ -4489,6 +5274,15 @@
         </w:rPr>
         <w:t xml:space="preserve"> según corresponda.</w:t>
       </w:r>
+    </w:p>
+    <w:p>
+      <w:pPr>
+        <w:pStyle w:val="Prrafodelista"/>
+        <w:rPr>
+          <w:sz w:val="24"/>
+          <w:lang w:val="es-ES"/>
+        </w:rPr>
+      </w:pPr>
     </w:p>
     <w:p>
       <w:pPr>
@@ -4567,11 +5361,22 @@
           <w:sz w:val="24"/>
           <w:lang w:val="es-ES"/>
         </w:rPr>
-        <w:t xml:space="preserve">Procesos no válidos en comandos como </w:t>
+        <w:t>Procesos no válidos en comandos como</w:t>
+      </w:r>
+      <w:r>
+        <w:rPr>
+          <w:i/>
+          <w:iCs/>
+          <w:sz w:val="24"/>
+          <w:lang w:val="es-ES"/>
+        </w:rPr>
+        <w:t xml:space="preserve"> </w:t>
       </w:r>
       <w:proofErr w:type="spellStart"/>
       <w:r>
         <w:rPr>
+          <w:i/>
+          <w:iCs/>
           <w:sz w:val="24"/>
           <w:lang w:val="es-ES"/>
         </w:rPr>
@@ -4608,54 +5413,6 @@
     </w:p>
     <w:p>
       <w:pPr>
-        <w:rPr>
-          <w:sz w:val="24"/>
-          <w:lang w:val="es-ES"/>
-        </w:rPr>
-      </w:pPr>
-    </w:p>
-    <w:p>
-      <w:pPr>
-        <w:rPr>
-          <w:b/>
-          <w:bCs/>
-          <w:i/>
-          <w:iCs/>
-          <w:sz w:val="24"/>
-          <w:u w:val="single"/>
-          <w:lang w:val="es-ES"/>
-        </w:rPr>
-      </w:pPr>
-      <w:r>
-        <w:rPr>
-          <w:b/>
-          <w:bCs/>
-          <w:i/>
-          <w:iCs/>
-          <w:sz w:val="24"/>
-          <w:u w:val="single"/>
-          <w:lang w:val="es-ES"/>
-        </w:rPr>
-        <w:t>Gestión de Memoria</w:t>
-      </w:r>
-    </w:p>
-    <w:p>
-      <w:pPr>
-        <w:rPr>
-          <w:sz w:val="24"/>
-          <w:lang w:val="es-ES"/>
-        </w:rPr>
-      </w:pPr>
-      <w:r>
-        <w:rPr>
-          <w:sz w:val="24"/>
-          <w:lang w:val="es-ES"/>
-        </w:rPr>
-        <w:t>La memoria dinámica se gestiona cuidadosamente:</w:t>
-      </w:r>
-    </w:p>
-    <w:p>
-      <w:pPr>
         <w:pStyle w:val="Prrafodelista"/>
         <w:numPr>
           <w:ilvl w:val="0"/>
@@ -4666,13 +5423,20 @@
           <w:lang w:val="es-ES"/>
         </w:rPr>
       </w:pPr>
+      <w:r>
+        <w:rPr>
+          <w:sz w:val="24"/>
+          <w:lang w:val="es-ES"/>
+        </w:rPr>
+        <w:t xml:space="preserve">Control de líneas vacías pasadas por </w:t>
+      </w:r>
       <w:proofErr w:type="spellStart"/>
       <w:r>
         <w:rPr>
           <w:sz w:val="24"/>
           <w:lang w:val="es-ES"/>
         </w:rPr>
-        <w:t>job_list</w:t>
+        <w:t>cmd</w:t>
       </w:r>
       <w:proofErr w:type="spellEnd"/>
       <w:r>
@@ -4680,23 +5444,55 @@
           <w:sz w:val="24"/>
           <w:lang w:val="es-ES"/>
         </w:rPr>
-        <w:t xml:space="preserve"> y </w:t>
-      </w:r>
-      <w:proofErr w:type="spellStart"/>
-      <w:r>
-        <w:rPr>
-          <w:sz w:val="24"/>
-          <w:lang w:val="es-ES"/>
-        </w:rPr>
-        <w:t>fg_job</w:t>
-      </w:r>
-      <w:proofErr w:type="spellEnd"/>
-      <w:r>
-        <w:rPr>
-          <w:sz w:val="24"/>
-          <w:lang w:val="es-ES"/>
-        </w:rPr>
-        <w:t xml:space="preserve"> se inicializan al inicio y se liberan al finalizar el programa.</w:t>
+        <w:t>.</w:t>
+      </w:r>
+    </w:p>
+    <w:p>
+      <w:pPr>
+        <w:rPr>
+          <w:sz w:val="24"/>
+          <w:lang w:val="es-ES"/>
+        </w:rPr>
+      </w:pPr>
+    </w:p>
+    <w:p>
+      <w:pPr>
+        <w:rPr>
+          <w:b/>
+          <w:bCs/>
+          <w:i/>
+          <w:iCs/>
+          <w:sz w:val="24"/>
+          <w:u w:val="single"/>
+          <w:lang w:val="es-ES"/>
+        </w:rPr>
+      </w:pPr>
+      <w:r>
+        <w:rPr>
+          <w:b/>
+          <w:bCs/>
+          <w:i/>
+          <w:iCs/>
+          <w:sz w:val="24"/>
+          <w:u w:val="single"/>
+          <w:lang w:val="es-ES"/>
+        </w:rPr>
+        <w:t>Gestión de Memoria</w:t>
+      </w:r>
+    </w:p>
+    <w:p>
+      <w:pPr>
+        <w:rPr>
+          <w:sz w:val="24"/>
+          <w:lang w:val="es-ES"/>
+        </w:rPr>
+      </w:pPr>
+      <w:r>
+        <w:rPr>
+          <w:sz w:val="24"/>
+          <w:lang w:val="es-ES"/>
+        </w:rPr>
+        <w:t>La memoria dinámica se gestiona cuidadosamente:</w:t>
       </w:r>
     </w:p>
     <w:p>
@@ -4711,16 +5507,11 @@
           <w:lang w:val="es-ES"/>
         </w:rPr>
       </w:pPr>
-      <w:r>
-        <w:rPr>
-          <w:sz w:val="24"/>
-          <w:lang w:val="es-ES"/>
-        </w:rPr>
-        <w:t xml:space="preserve">Cada trabajo en </w:t>
-      </w:r>
       <w:proofErr w:type="spellStart"/>
       <w:r>
         <w:rPr>
+          <w:i/>
+          <w:iCs/>
           <w:sz w:val="24"/>
           <w:lang w:val="es-ES"/>
         </w:rPr>
@@ -4732,7 +5523,25 @@
           <w:sz w:val="24"/>
           <w:lang w:val="es-ES"/>
         </w:rPr>
-        <w:t xml:space="preserve"> libera sus recursos al terminar.</w:t>
+        <w:t xml:space="preserve"> y </w:t>
+      </w:r>
+      <w:proofErr w:type="spellStart"/>
+      <w:r>
+        <w:rPr>
+          <w:i/>
+          <w:iCs/>
+          <w:sz w:val="24"/>
+          <w:lang w:val="es-ES"/>
+        </w:rPr>
+        <w:t>fg_job</w:t>
+      </w:r>
+      <w:proofErr w:type="spellEnd"/>
+      <w:r>
+        <w:rPr>
+          <w:sz w:val="24"/>
+          <w:lang w:val="es-ES"/>
+        </w:rPr>
+        <w:t xml:space="preserve"> se inicializan al inicio y se liberan al finalizar el programa.</w:t>
       </w:r>
     </w:p>
     <w:p>
@@ -4752,15 +5561,17 @@
           <w:sz w:val="24"/>
           <w:lang w:val="es-ES"/>
         </w:rPr>
-        <w:t>El array de pipes (</w:t>
+        <w:t xml:space="preserve">Cada trabajo en </w:t>
       </w:r>
       <w:proofErr w:type="spellStart"/>
       <w:r>
         <w:rPr>
-          <w:sz w:val="24"/>
-          <w:lang w:val="es-ES"/>
-        </w:rPr>
-        <w:t>pipe_array</w:t>
+          <w:i/>
+          <w:iCs/>
+          <w:sz w:val="24"/>
+          <w:lang w:val="es-ES"/>
+        </w:rPr>
+        <w:t>job_list</w:t>
       </w:r>
       <w:proofErr w:type="spellEnd"/>
       <w:r>
@@ -4768,22 +5579,60 @@
           <w:sz w:val="24"/>
           <w:lang w:val="es-ES"/>
         </w:rPr>
-        <w:t>) se libera tras cada ejecución</w:t>
+        <w:t xml:space="preserve"> libera sus recursos al terminar.</w:t>
       </w:r>
     </w:p>
     <w:p>
       <w:pPr>
-        <w:rPr>
-          <w:sz w:val="24"/>
-          <w:lang w:val="es-ES"/>
-        </w:rPr>
-      </w:pPr>
+        <w:pStyle w:val="Prrafodelista"/>
+        <w:numPr>
+          <w:ilvl w:val="0"/>
+          <w:numId w:val="23"/>
+        </w:numPr>
+        <w:rPr>
+          <w:sz w:val="24"/>
+          <w:lang w:val="es-ES"/>
+        </w:rPr>
+      </w:pPr>
+      <w:r>
+        <w:rPr>
+          <w:sz w:val="24"/>
+          <w:lang w:val="es-ES"/>
+        </w:rPr>
+        <w:t>El array de pipes (</w:t>
+      </w:r>
+      <w:proofErr w:type="spellStart"/>
+      <w:r>
+        <w:rPr>
+          <w:i/>
+          <w:iCs/>
+          <w:sz w:val="24"/>
+          <w:lang w:val="es-ES"/>
+        </w:rPr>
+        <w:t>pipe_array</w:t>
+      </w:r>
+      <w:proofErr w:type="spellEnd"/>
+      <w:r>
+        <w:rPr>
+          <w:sz w:val="24"/>
+          <w:lang w:val="es-ES"/>
+        </w:rPr>
+        <w:t>) se libera tras cada ejecución</w:t>
+      </w:r>
     </w:p>
     <w:p>
       <w:pPr>
+        <w:rPr>
+          <w:sz w:val="24"/>
+          <w:lang w:val="es-ES"/>
+        </w:rPr>
+      </w:pPr>
+    </w:p>
+    <w:p>
+      <w:pPr>
         <w:pStyle w:val="Ttulo2"/>
       </w:pPr>
-      <w:bookmarkStart w:id="7" w:name="_Toc184990634"/>
+      <w:bookmarkStart w:id="7" w:name="_Toc185427525"/>
       <w:r>
         <w:t>Variables globales</w:t>
       </w:r>
@@ -5363,6 +6212,7 @@
                 <w:b/>
                 <w:bCs/>
               </w:rPr>
+              <w:lastRenderedPageBreak/>
               <w:t>fg_job</w:t>
             </w:r>
             <w:proofErr w:type="spellEnd"/>
@@ -5421,36 +6271,19 @@
         </w:tc>
       </w:tr>
     </w:tbl>
-    <w:p/>
     <w:p>
       <w:pPr>
-        <w:rPr>
-          <w:sz w:val="24"/>
+        <w:pStyle w:val="Ttulo2"/>
+        <w:rPr>
           <w:lang w:val="es-ES"/>
         </w:rPr>
       </w:pPr>
     </w:p>
     <w:p>
       <w:pPr>
-        <w:rPr>
-          <w:sz w:val="24"/>
-          <w:lang w:val="es-ES"/>
-        </w:rPr>
-      </w:pPr>
-    </w:p>
-    <w:p>
-      <w:pPr>
         <w:pStyle w:val="Ttulo2"/>
-        <w:rPr>
-          <w:lang w:val="es-ES"/>
-        </w:rPr>
-      </w:pPr>
-    </w:p>
-    <w:p>
-      <w:pPr>
-        <w:pStyle w:val="Ttulo2"/>
-      </w:pPr>
-      <w:bookmarkStart w:id="8" w:name="_Toc184990635"/>
+      </w:pPr>
+      <w:bookmarkStart w:id="8" w:name="_Toc185427526"/>
       <w:r>
         <w:t>Principales Funciones</w:t>
       </w:r>
@@ -7867,6 +8700,7 @@
                 <w:b/>
                 <w:bCs/>
               </w:rPr>
+              <w:lastRenderedPageBreak/>
               <w:t>Valor Devuelto</w:t>
             </w:r>
           </w:p>
@@ -7961,7 +8795,6 @@
                 <w:b/>
                 <w:bCs/>
               </w:rPr>
-              <w:lastRenderedPageBreak/>
               <w:t>Descripción de la Función</w:t>
             </w:r>
           </w:p>
@@ -17623,7 +18456,7 @@
       <w:pPr>
         <w:pStyle w:val="Ttulo2"/>
       </w:pPr>
-      <w:bookmarkStart w:id="9" w:name="_Toc184990636"/>
+      <w:bookmarkStart w:id="9" w:name="_Toc185427527"/>
       <w:r>
         <w:t>Casos de Prueba</w:t>
       </w:r>
@@ -21587,7 +22420,7 @@
       <w:pPr>
         <w:pStyle w:val="Ttulo1"/>
       </w:pPr>
-      <w:bookmarkStart w:id="10" w:name="_Toc184990637"/>
+      <w:bookmarkStart w:id="10" w:name="_Toc185427528"/>
       <w:r>
         <w:lastRenderedPageBreak/>
         <w:t>Comentarios Personales</w:t>
@@ -21598,9 +22431,11 @@
       <w:pPr>
         <w:pStyle w:val="Ttulo2"/>
       </w:pPr>
+      <w:bookmarkStart w:id="11" w:name="_Toc185427529"/>
       <w:r>
         <w:t>Problemas encontrados</w:t>
       </w:r>
+      <w:bookmarkEnd w:id="11"/>
     </w:p>
     <w:p>
       <w:r>
@@ -21634,64 +22469,87 @@
       <w:r>
         <w:t xml:space="preserve">Al crear la lista </w:t>
       </w:r>
+      <w:r>
+        <w:t>e</w:t>
+      </w:r>
+      <w:r>
+        <w:t xml:space="preserve"> introducir en ella un mayor número de elementos, nos dimos cuenta </w:t>
+      </w:r>
+      <w:r>
+        <w:t>de que</w:t>
+      </w:r>
+      <w:r>
+        <w:t xml:space="preserve"> no la inicializábamos de manera correcta. Por ello, nos daba constantemente </w:t>
+      </w:r>
       <w:proofErr w:type="spellStart"/>
       <w:r>
-        <w:t>y</w:t>
+        <w:rPr>
+          <w:i/>
+          <w:iCs/>
+        </w:rPr>
+        <w:t>segmentation</w:t>
       </w:r>
       <w:proofErr w:type="spellEnd"/>
       <w:r>
-        <w:t xml:space="preserve"> introducir en ella un mayor número de elementos, nos dimos cuenta </w:t>
-      </w:r>
-      <w:proofErr w:type="gramStart"/>
-      <w:r>
-        <w:t>que</w:t>
-      </w:r>
-      <w:proofErr w:type="gramEnd"/>
-      <w:r>
-        <w:t xml:space="preserve"> no la inicializábamos de manera correcta. Por ello, nos daba constantemente </w:t>
+        <w:rPr>
+          <w:i/>
+          <w:iCs/>
+        </w:rPr>
+        <w:t xml:space="preserve"> </w:t>
       </w:r>
       <w:proofErr w:type="spellStart"/>
       <w:r>
-        <w:t>segmentation</w:t>
+        <w:rPr>
+          <w:i/>
+          <w:iCs/>
+        </w:rPr>
+        <w:t>fault</w:t>
       </w:r>
       <w:proofErr w:type="spellEnd"/>
       <w:r>
-        <w:t xml:space="preserve"> </w:t>
+        <w:t xml:space="preserve">, debido a la mala inicialización del espacio de memoria reservado para la misma. Además, fue muy difícil visualizar en cada momento el contenido de </w:t>
+      </w:r>
+      <w:r>
+        <w:t>esta</w:t>
+      </w:r>
+      <w:r>
+        <w:t>, por lo que tuvim</w:t>
+      </w:r>
+      <w:r>
+        <w:t>os que implementar una función adicional “</w:t>
       </w:r>
       <w:proofErr w:type="spellStart"/>
       <w:r>
-        <w:t>fault</w:t>
+        <w:t>debug</w:t>
       </w:r>
       <w:proofErr w:type="spellEnd"/>
       <w:r>
-        <w:t xml:space="preserve">, debido a la mala inicialización del espacio de memoria reservado para la misma. Además, fue muy difícil visualizar en cada momento el contenido de </w:t>
-      </w:r>
-      <w:proofErr w:type="gramStart"/>
-      <w:r>
-        <w:t>la misma</w:t>
-      </w:r>
-      <w:proofErr w:type="gramEnd"/>
-      <w:r>
-        <w:t>, por lo que tuvim</w:t>
-      </w:r>
-      <w:r>
-        <w:t>os que implementar una función adicional “</w:t>
+        <w:t>” para comprobar en todo momento qué procesos se estaban guardando en ella y su información (</w:t>
       </w:r>
       <w:proofErr w:type="spellStart"/>
       <w:r>
-        <w:t>debug</w:t>
+        <w:t>PIDs</w:t>
       </w:r>
       <w:proofErr w:type="spellEnd"/>
       <w:r>
-        <w:t>” para comprobar en todo momento qué procesos se estaban guardando en ella y su información (</w:t>
-      </w:r>
-      <w:proofErr w:type="spellStart"/>
-      <w:r>
-        <w:t>PIDs</w:t>
-      </w:r>
-      <w:proofErr w:type="spellEnd"/>
-      <w:r>
-        <w:t xml:space="preserve"> de los hijos, estado, comando correspondiente, estado mostrado o pendiente de mostrar, etc.). Dicha funcionalidad fue preguntada con anterioridad a los profesores de la asignatura (al no venir indicada en el enunciado), dando su visto bueno para dejarla incluida en el proyecto final.</w:t>
+        <w:t xml:space="preserve"> de los hijos, estado, comando correspondiente, estado mostrado o pendiente de mostrar, etc.). </w:t>
+      </w:r>
+      <w:r>
+        <w:rPr>
+          <w:b/>
+          <w:bCs/>
+        </w:rPr>
+        <w:t xml:space="preserve">Dicha funcionalidad fue preguntada con anterioridad a los profesores </w:t>
+      </w:r>
+      <w:r>
+        <w:t xml:space="preserve">de la asignatura (al no venir indicada en el enunciado), </w:t>
+      </w:r>
+      <w:r>
+        <w:rPr>
+          <w:b/>
+          <w:bCs/>
+        </w:rPr>
+        <w:t>dando su visto bueno para dejarla incluida en el proyecto final.</w:t>
       </w:r>
     </w:p>
     <w:p/>
@@ -21720,75 +22578,111 @@
       <w:r>
         <w:t xml:space="preserve">Al implementar el control de señales de una manera simple (es decir, mandando la señal correspondiente a los procesos hijos) nos dimos cuenta </w:t>
       </w:r>
+      <w:r>
+        <w:t>de que</w:t>
+      </w:r>
+      <w:r>
+        <w:t xml:space="preserve"> el programa no era capaz de diferenciar entre el proceso de ejecución de la propia Shell con el proceso en </w:t>
+      </w:r>
+      <w:proofErr w:type="spellStart"/>
+      <w:r>
+        <w:rPr>
+          <w:i/>
+          <w:iCs/>
+        </w:rPr>
+        <w:t>foregorund</w:t>
+      </w:r>
+      <w:proofErr w:type="spellEnd"/>
+      <w:r>
+        <w:t xml:space="preserve">, cuya consecuencia fue que al hacer </w:t>
+      </w:r>
+      <w:proofErr w:type="spellStart"/>
+      <w:r>
+        <w:rPr>
+          <w:i/>
+          <w:iCs/>
+        </w:rPr>
+        <w:t>ctrl+z</w:t>
+      </w:r>
+      <w:proofErr w:type="spellEnd"/>
+      <w:r>
+        <w:rPr>
+          <w:i/>
+          <w:iCs/>
+        </w:rPr>
+        <w:t xml:space="preserve"> </w:t>
+      </w:r>
+      <w:r>
+        <w:t xml:space="preserve">finalizaba el proceso padre de la </w:t>
+      </w:r>
+      <w:proofErr w:type="spellStart"/>
+      <w:r>
+        <w:t>minishell</w:t>
+      </w:r>
+      <w:proofErr w:type="spellEnd"/>
+      <w:r>
+        <w:t xml:space="preserve">.  Tras investigar los distintos tipos de señales que podíamos utilizar en el </w:t>
+      </w:r>
+      <w:proofErr w:type="spellStart"/>
+      <w:r>
+        <w:t>waitpid</w:t>
+      </w:r>
+      <w:proofErr w:type="spellEnd"/>
+      <w:r>
+        <w:t xml:space="preserve">, nos dimos cuenta </w:t>
+      </w:r>
       <w:proofErr w:type="gramStart"/>
       <w:r>
         <w:t>que</w:t>
       </w:r>
       <w:proofErr w:type="gramEnd"/>
       <w:r>
-        <w:t xml:space="preserve"> el programa no era capaz de diferenciar entre el proceso de ejecución de la propia Shell con el proceso en </w:t>
+        <w:t xml:space="preserve"> podíamos controlar este problema si gestionábamos cada proceso como un grupo, y además controlábamos el estado con la señal </w:t>
       </w:r>
       <w:proofErr w:type="spellStart"/>
       <w:r>
-        <w:t>foregorund</w:t>
+        <w:rPr>
+          <w:i/>
+          <w:iCs/>
+        </w:rPr>
+        <w:t>waitpid</w:t>
       </w:r>
       <w:proofErr w:type="spellEnd"/>
       <w:r>
-        <w:t xml:space="preserve">, cuya consecuencia fue que al hacer </w:t>
+        <w:rPr>
+          <w:i/>
+          <w:iCs/>
+        </w:rPr>
+        <w:t xml:space="preserve"> </w:t>
+      </w:r>
+      <w:r>
+        <w:t xml:space="preserve">con la macro </w:t>
+      </w:r>
+      <w:r>
+        <w:rPr>
+          <w:i/>
+          <w:iCs/>
+        </w:rPr>
+        <w:t>WUNTRACED</w:t>
+      </w:r>
+      <w:r>
+        <w:t xml:space="preserve">. De esta manera, fuimos capaces de poder establecer las señales de manera correcta, de tal manera que suspendiese el proceso en </w:t>
       </w:r>
       <w:proofErr w:type="spellStart"/>
       <w:r>
-        <w:t>ctrl+z</w:t>
+        <w:rPr>
+          <w:i/>
+          <w:iCs/>
+        </w:rPr>
+        <w:t>foreground</w:t>
       </w:r>
       <w:proofErr w:type="spellEnd"/>
       <w:r>
-        <w:t xml:space="preserve"> finalizaba el proceso padre de la </w:t>
-      </w:r>
-      <w:proofErr w:type="spellStart"/>
-      <w:r>
-        <w:t>minishell</w:t>
-      </w:r>
-      <w:proofErr w:type="spellEnd"/>
-      <w:r>
-        <w:t xml:space="preserve">.  Tras investigar los distintos tipos de señales que podíamos utilizar en el </w:t>
-      </w:r>
-      <w:proofErr w:type="spellStart"/>
-      <w:r>
-        <w:t>waitpid</w:t>
-      </w:r>
-      <w:proofErr w:type="spellEnd"/>
-      <w:r>
-        <w:t xml:space="preserve">, nos dimos cuenta </w:t>
-      </w:r>
-      <w:proofErr w:type="gramStart"/>
-      <w:r>
-        <w:t>que</w:t>
-      </w:r>
-      <w:proofErr w:type="gramEnd"/>
-      <w:r>
-        <w:t xml:space="preserve"> podíamos controlar este problema si gestionábamos cada proceso como un grupo, y además controlábamos el estado con la señal </w:t>
-      </w:r>
-      <w:proofErr w:type="spellStart"/>
-      <w:r>
-        <w:t>waitpid</w:t>
-      </w:r>
-      <w:proofErr w:type="spellEnd"/>
-      <w:r>
-        <w:t xml:space="preserve"> con la macro WUNTRACED. De esta manera, fuimos capaces de poder establecer las señales de manera correcta, de tal manera que suspendiese el proceso en </w:t>
-      </w:r>
-      <w:proofErr w:type="spellStart"/>
-      <w:r>
-        <w:t>foreground</w:t>
-      </w:r>
-      <w:proofErr w:type="spellEnd"/>
-      <w:r>
         <w:t xml:space="preserve"> (mandando </w:t>
       </w:r>
-      <w:proofErr w:type="gramStart"/>
-      <w:r>
-        <w:t>al correspondiente señal</w:t>
-      </w:r>
-      <w:proofErr w:type="gramEnd"/>
+      <w:r>
+        <w:t>a la correspondiente señal</w:t>
+      </w:r>
       <w:r>
         <w:t xml:space="preserve"> a cada uno de los hijos) sin matar a la </w:t>
       </w:r>
@@ -21925,14 +22819,26 @@
       </w:r>
       <w:proofErr w:type="spellStart"/>
       <w:r>
+        <w:rPr>
+          <w:i/>
+          <w:iCs/>
+        </w:rPr>
         <w:t>segmentation</w:t>
       </w:r>
       <w:proofErr w:type="spellEnd"/>
       <w:r>
+        <w:rPr>
+          <w:i/>
+          <w:iCs/>
+        </w:rPr>
         <w:t xml:space="preserve"> </w:t>
       </w:r>
       <w:proofErr w:type="spellStart"/>
       <w:r>
+        <w:rPr>
+          <w:i/>
+          <w:iCs/>
+        </w:rPr>
         <w:t>fault</w:t>
       </w:r>
       <w:proofErr w:type="spellEnd"/>
@@ -21949,6 +22855,10 @@
       </w:r>
       <w:proofErr w:type="spellStart"/>
       <w:r>
+        <w:rPr>
+          <w:i/>
+          <w:iCs/>
+        </w:rPr>
         <w:t>is_empty_or_space</w:t>
       </w:r>
       <w:proofErr w:type="spellEnd"/>
@@ -21956,17 +22866,33 @@
         <w:t xml:space="preserve">, que utiliza la librería estándar </w:t>
       </w:r>
       <w:r>
+        <w:rPr>
+          <w:i/>
+          <w:iCs/>
+        </w:rPr>
         <w:t>&lt;</w:t>
       </w:r>
       <w:proofErr w:type="spellStart"/>
       <w:r>
+        <w:rPr>
+          <w:i/>
+          <w:iCs/>
+        </w:rPr>
         <w:t>ctype.h</w:t>
       </w:r>
       <w:proofErr w:type="spellEnd"/>
       <w:r>
+        <w:rPr>
+          <w:i/>
+          <w:iCs/>
+        </w:rPr>
         <w:t>&gt;</w:t>
       </w:r>
       <w:r>
+        <w:rPr>
+          <w:i/>
+          <w:iCs/>
+        </w:rPr>
         <w:t xml:space="preserve">, </w:t>
       </w:r>
       <w:r>
@@ -21980,10 +22906,12 @@
       <w:pPr>
         <w:pStyle w:val="Ttulo2"/>
       </w:pPr>
+      <w:bookmarkStart w:id="12" w:name="_Toc185427530"/>
       <w:r>
         <w:lastRenderedPageBreak/>
         <w:t>Críticas constructivas</w:t>
       </w:r>
+      <w:bookmarkEnd w:id="12"/>
     </w:p>
     <w:p>
       <w:r>
@@ -21991,6 +22919,10 @@
       </w:r>
       <w:proofErr w:type="spellStart"/>
       <w:r>
+        <w:rPr>
+          <w:i/>
+          <w:iCs/>
+        </w:rPr>
         <w:t>umask</w:t>
       </w:r>
       <w:proofErr w:type="spellEnd"/>
@@ -22003,9 +22935,11 @@
       <w:pPr>
         <w:pStyle w:val="Ttulo2"/>
       </w:pPr>
+      <w:bookmarkStart w:id="13" w:name="_Toc185427531"/>
       <w:r>
         <w:t>Propuesta de mejoras</w:t>
       </w:r>
+      <w:bookmarkEnd w:id="13"/>
     </w:p>
     <w:p>
       <w:r>
@@ -22017,9 +22951,11 @@
       <w:pPr>
         <w:pStyle w:val="Ttulo2"/>
       </w:pPr>
+      <w:bookmarkStart w:id="14" w:name="_Toc185427532"/>
       <w:r>
         <w:t>Evaluación del tiempo dedicado</w:t>
       </w:r>
+      <w:bookmarkEnd w:id="14"/>
     </w:p>
     <w:p>
       <w:r>
@@ -22032,18 +22968,20 @@
       <w:pPr>
         <w:pStyle w:val="Ttulo1"/>
       </w:pPr>
-      <w:bookmarkStart w:id="11" w:name="_Toc184990638"/>
+      <w:bookmarkStart w:id="15" w:name="_Toc185427533"/>
       <w:r>
         <w:lastRenderedPageBreak/>
         <w:t>Anexo</w:t>
       </w:r>
-      <w:bookmarkEnd w:id="11"/>
+      <w:bookmarkEnd w:id="15"/>
     </w:p>
     <w:p>
       <w:pPr>
         <w:pStyle w:val="Ttulo2"/>
       </w:pPr>
-      <w:bookmarkStart w:id="12" w:name="_Toc184990639"/>
+      <w:bookmarkStart w:id="16" w:name="_Toc185427534"/>
+      <w:bookmarkStart w:id="17" w:name="_Diagrama_de_flujo"/>
+      <w:bookmarkEnd w:id="17"/>
       <w:r>
         <w:rPr>
           <w:noProof/>
@@ -22108,7 +23046,7 @@
       <w:r>
         <w:t>Diagrama de flujo del programa principal</w:t>
       </w:r>
-      <w:bookmarkEnd w:id="12"/>
+      <w:bookmarkEnd w:id="16"/>
     </w:p>
     <w:p/>
     <w:p/>
@@ -22116,7 +23054,7 @@
       <w:pPr>
         <w:pStyle w:val="Ttulo2"/>
       </w:pPr>
-      <w:bookmarkStart w:id="13" w:name="_Toc184990640"/>
+      <w:bookmarkStart w:id="18" w:name="_Toc185427535"/>
       <w:r>
         <w:t>Diagrama</w:t>
       </w:r>
@@ -22145,7 +23083,7 @@
       <w:r>
         <w:t>MiniShell</w:t>
       </w:r>
-      <w:bookmarkEnd w:id="13"/>
+      <w:bookmarkEnd w:id="18"/>
       <w:proofErr w:type="spellEnd"/>
     </w:p>
     <w:p>
@@ -28637,6 +29575,16 @@
       <w:sz w:val="24"/>
     </w:rPr>
   </w:style>
+  <w:style w:type="character" w:styleId="Mencinsinresolver">
+    <w:name w:val="Unresolved Mention"/>
+    <w:basedOn w:val="Fuentedeprrafopredeter"/>
+    <w:uiPriority w:val="99"/>
+    <w:rsid w:val="00CF5604"/>
+    <w:rPr>
+      <w:color w:val="605E5C"/>
+      <w:shd w:val="clear" w:color="auto" w:fill="E1DFDD"/>
+    </w:rPr>
+  </w:style>
 </w:styles>
 </file>
 
@@ -28820,6 +29768,7 @@
     <w:rsid w:val="002D6600"/>
     <w:rsid w:val="002F09EB"/>
     <w:rsid w:val="0031436E"/>
+    <w:rsid w:val="00376D87"/>
     <w:rsid w:val="003E70E9"/>
     <w:rsid w:val="0047358B"/>
     <w:rsid w:val="00582827"/>
@@ -28829,13 +29778,13 @@
     <w:rsid w:val="007510AD"/>
     <w:rsid w:val="00765A1C"/>
     <w:rsid w:val="007775C5"/>
+    <w:rsid w:val="00824621"/>
     <w:rsid w:val="00850DB4"/>
     <w:rsid w:val="0090589E"/>
     <w:rsid w:val="0097458C"/>
     <w:rsid w:val="009A071C"/>
     <w:rsid w:val="00A26E2E"/>
     <w:rsid w:val="00B25FB1"/>
-    <w:rsid w:val="00C76A19"/>
     <w:rsid w:val="00D12631"/>
     <w:rsid w:val="00E362F4"/>
     <w:rsid w:val="00F7428C"/>

--- a/docs/ssoo_plantilla_memoria_práctica_minishell.docx
+++ b/docs/ssoo_plantilla_memoria_práctica_minishell.docx
@@ -17954,14 +17954,7 @@
                 <w:b/>
                 <w:bCs/>
               </w:rPr>
-              <w:t>is_</w:t>
-            </w:r>
-            <w:r>
-              <w:rPr>
-                <w:b/>
-                <w:bCs/>
-              </w:rPr>
-              <w:t>empty_or_space</w:t>
+              <w:t>is_empty_or_space</w:t>
             </w:r>
             <w:proofErr w:type="spellEnd"/>
           </w:p>
@@ -22450,9 +22443,9 @@
           <w:i/>
           <w:iCs/>
           <w:u w:val="single"/>
-        </w:rPr>
-      </w:pPr>
-      <w:proofErr w:type="spellStart"/>
+          <w:lang w:val="es-ES"/>
+        </w:rPr>
+      </w:pPr>
       <w:r>
         <w:rPr>
           <w:b/>
@@ -22460,99 +22453,219 @@
           <w:i/>
           <w:iCs/>
           <w:u w:val="single"/>
-        </w:rPr>
-        <w:t>Job_list</w:t>
-      </w:r>
-      <w:proofErr w:type="spellEnd"/>
+          <w:lang w:val="es-ES"/>
+        </w:rPr>
+        <w:t>Problema de compilación con librería estática y ejecutables PIE</w:t>
+      </w:r>
     </w:p>
     <w:p>
       <w:r>
-        <w:t xml:space="preserve">Al crear la lista </w:t>
-      </w:r>
-      <w:r>
-        <w:t>e</w:t>
-      </w:r>
-      <w:r>
-        <w:t xml:space="preserve"> introducir en ella un mayor número de elementos, nos dimos cuenta </w:t>
-      </w:r>
-      <w:r>
-        <w:t>de que</w:t>
-      </w:r>
-      <w:r>
-        <w:t xml:space="preserve"> no la inicializábamos de manera correcta. Por ello, nos daba constantemente </w:t>
+        <w:t xml:space="preserve">El problema surge debido a la incompatibilidad entre </w:t>
+      </w:r>
+      <w:r>
+        <w:rPr>
+          <w:b/>
+          <w:bCs/>
+        </w:rPr>
+        <w:t>librerías estáticas no-PIC</w:t>
+      </w:r>
+      <w:r>
+        <w:t xml:space="preserve"> y ejecutables </w:t>
+      </w:r>
+      <w:r>
+        <w:rPr>
+          <w:b/>
+          <w:bCs/>
+        </w:rPr>
+        <w:t>PIE</w:t>
+      </w:r>
+      <w:r>
+        <w:t>, que son el estándar por defecto en distribuciones modernas. La solución ideal es recompilar la librería con -</w:t>
       </w:r>
       <w:proofErr w:type="spellStart"/>
       <w:r>
-        <w:rPr>
+        <w:t>fPIC</w:t>
+      </w:r>
+      <w:proofErr w:type="spellEnd"/>
+      <w:r>
+        <w:t xml:space="preserve">. </w:t>
+      </w:r>
+      <w:r>
+        <w:t xml:space="preserve">Tras intentar ejecutar la compilación del proyecto, nos daba un error relativo a este problema. Después de una extensa búsqueda de información, llegamos a la conclusión de que la mejor opción era recompilar el código del </w:t>
+      </w:r>
+      <w:proofErr w:type="spellStart"/>
+      <w:r>
+        <w:t>parser</w:t>
+      </w:r>
+      <w:proofErr w:type="spellEnd"/>
+      <w:r>
+        <w:t xml:space="preserve">. </w:t>
+      </w:r>
+      <w:r>
+        <w:t xml:space="preserve">Sin embargo, </w:t>
+      </w:r>
+      <w:r>
+        <w:t xml:space="preserve">como no </w:t>
+      </w:r>
+      <w:r>
+        <w:t>t</w:t>
+      </w:r>
+      <w:r>
+        <w:t xml:space="preserve">eníamos </w:t>
+      </w:r>
+      <w:r>
+        <w:t xml:space="preserve">acceso al código fuente, se </w:t>
+      </w:r>
+      <w:r>
+        <w:t xml:space="preserve">optó </w:t>
+      </w:r>
+      <w:r>
+        <w:t>por deshabilitar PIE usando la opción -no-pie al compilar el ejecutable.</w:t>
+      </w:r>
+      <w:r>
+        <w:t xml:space="preserve"> Es decir, la línea de compilación dentro del IDE es:  </w:t>
+      </w:r>
+      <w:proofErr w:type="spellStart"/>
+      <w:r>
+        <w:rPr>
+          <w:b/>
+          <w:bCs/>
           <w:i/>
           <w:iCs/>
         </w:rPr>
-        <w:t>segmentation</w:t>
+        <w:t>gcc</w:t>
       </w:r>
       <w:proofErr w:type="spellEnd"/>
       <w:r>
         <w:rPr>
+          <w:b/>
+          <w:bCs/>
           <w:i/>
           <w:iCs/>
         </w:rPr>
-        <w:t xml:space="preserve"> </w:t>
+        <w:t xml:space="preserve"> -Wall -</w:t>
       </w:r>
       <w:proofErr w:type="spellStart"/>
       <w:r>
         <w:rPr>
+          <w:b/>
+          <w:bCs/>
           <w:i/>
           <w:iCs/>
         </w:rPr>
-        <w:t>fault</w:t>
+        <w:t>Wextra</w:t>
       </w:r>
       <w:proofErr w:type="spellEnd"/>
-      <w:r>
-        <w:t xml:space="preserve">, debido a la mala inicialización del espacio de memoria reservado para la misma. Además, fue muy difícil visualizar en cada momento el contenido de </w:t>
-      </w:r>
-      <w:r>
-        <w:t>esta</w:t>
-      </w:r>
-      <w:r>
-        <w:t>, por lo que tuvim</w:t>
-      </w:r>
-      <w:r>
-        <w:t>os que implementar una función adicional “</w:t>
-      </w:r>
-      <w:proofErr w:type="spellStart"/>
-      <w:r>
-        <w:t>debug</w:t>
-      </w:r>
-      <w:proofErr w:type="spellEnd"/>
-      <w:r>
-        <w:t>” para comprobar en todo momento qué procesos se estaban guardando en ella y su información (</w:t>
-      </w:r>
-      <w:proofErr w:type="spellStart"/>
-      <w:r>
-        <w:t>PIDs</w:t>
-      </w:r>
-      <w:proofErr w:type="spellEnd"/>
-      <w:r>
-        <w:t xml:space="preserve"> de los hijos, estado, comando correspondiente, estado mostrado o pendiente de mostrar, etc.). </w:t>
-      </w:r>
       <w:r>
         <w:rPr>
           <w:b/>
           <w:bCs/>
-        </w:rPr>
-        <w:t xml:space="preserve">Dicha funcionalidad fue preguntada con anterioridad a los profesores </w:t>
-      </w:r>
-      <w:r>
-        <w:t xml:space="preserve">de la asignatura (al no venir indicada en el enunciado), </w:t>
-      </w:r>
+          <w:i/>
+          <w:iCs/>
+        </w:rPr>
+        <w:t xml:space="preserve"> -o </w:t>
+      </w:r>
+      <w:proofErr w:type="spellStart"/>
       <w:r>
         <w:rPr>
           <w:b/>
           <w:bCs/>
-        </w:rPr>
-        <w:t>dando su visto bueno para dejarla incluida en el proyecto final.</w:t>
+          <w:i/>
+          <w:iCs/>
+        </w:rPr>
+        <w:t>minishell</w:t>
+      </w:r>
+      <w:proofErr w:type="spellEnd"/>
+      <w:r>
+        <w:rPr>
+          <w:b/>
+          <w:bCs/>
+          <w:i/>
+          <w:iCs/>
+        </w:rPr>
+        <w:t xml:space="preserve"> </w:t>
+      </w:r>
+      <w:proofErr w:type="spellStart"/>
+      <w:r>
+        <w:rPr>
+          <w:b/>
+          <w:bCs/>
+          <w:i/>
+          <w:iCs/>
+        </w:rPr>
+        <w:t>minishell.c</w:t>
+      </w:r>
+      <w:proofErr w:type="spellEnd"/>
+      <w:r>
+        <w:rPr>
+          <w:b/>
+          <w:bCs/>
+          <w:i/>
+          <w:iCs/>
+        </w:rPr>
+        <w:t xml:space="preserve"> -L./</w:t>
+      </w:r>
+      <w:proofErr w:type="spellStart"/>
+      <w:r>
+        <w:rPr>
+          <w:b/>
+          <w:bCs/>
+          <w:i/>
+          <w:iCs/>
+        </w:rPr>
+        <w:t>parser</w:t>
+      </w:r>
+      <w:proofErr w:type="spellEnd"/>
+      <w:r>
+        <w:rPr>
+          <w:b/>
+          <w:bCs/>
+          <w:i/>
+          <w:iCs/>
+        </w:rPr>
+        <w:t xml:space="preserve"> -</w:t>
+      </w:r>
+      <w:proofErr w:type="spellStart"/>
+      <w:r>
+        <w:rPr>
+          <w:b/>
+          <w:bCs/>
+          <w:i/>
+          <w:iCs/>
+        </w:rPr>
+        <w:t>lparser</w:t>
+      </w:r>
+      <w:proofErr w:type="spellEnd"/>
+      <w:r>
+        <w:rPr>
+          <w:b/>
+          <w:bCs/>
+          <w:i/>
+          <w:iCs/>
+        </w:rPr>
+        <w:t xml:space="preserve"> -I./</w:t>
+      </w:r>
+      <w:proofErr w:type="spellStart"/>
+      <w:r>
+        <w:rPr>
+          <w:b/>
+          <w:bCs/>
+          <w:i/>
+          <w:iCs/>
+        </w:rPr>
+        <w:t>parser</w:t>
+      </w:r>
+      <w:proofErr w:type="spellEnd"/>
+      <w:r>
+        <w:rPr>
+          <w:b/>
+          <w:bCs/>
+          <w:i/>
+          <w:iCs/>
+        </w:rPr>
+        <w:t xml:space="preserve"> -no-pie</w:t>
       </w:r>
     </w:p>
-    <w:p/>
     <w:p>
       <w:pPr>
         <w:rPr>
@@ -22563,6 +22676,7 @@
           <w:u w:val="single"/>
         </w:rPr>
       </w:pPr>
+      <w:proofErr w:type="spellStart"/>
       <w:r>
         <w:rPr>
           <w:b/>
@@ -22571,18 +22685,25 @@
           <w:iCs/>
           <w:u w:val="single"/>
         </w:rPr>
-        <w:t>Tratamiento de procesos en suspensión</w:t>
-      </w:r>
+        <w:t>Job_list</w:t>
+      </w:r>
+      <w:proofErr w:type="spellEnd"/>
     </w:p>
     <w:p>
       <w:r>
-        <w:t xml:space="preserve">Al implementar el control de señales de una manera simple (es decir, mandando la señal correspondiente a los procesos hijos) nos dimos cuenta </w:t>
+        <w:t xml:space="preserve">Al crear la lista </w:t>
+      </w:r>
+      <w:r>
+        <w:t>e</w:t>
+      </w:r>
+      <w:r>
+        <w:t xml:space="preserve"> introducir en ella un mayor número de elementos, nos dimos cuenta </w:t>
       </w:r>
       <w:r>
         <w:t>de que</w:t>
       </w:r>
       <w:r>
-        <w:t xml:space="preserve"> el programa no era capaz de diferenciar entre el proceso de ejecución de la propia Shell con el proceso en </w:t>
+        <w:t xml:space="preserve"> no la inicializábamos de manera correcta. Por ello, nos daba constantemente </w:t>
       </w:r>
       <w:proofErr w:type="spellStart"/>
       <w:r>
@@ -22590,118 +22711,72 @@
           <w:i/>
           <w:iCs/>
         </w:rPr>
-        <w:t>foregorund</w:t>
+        <w:t>segmentation</w:t>
       </w:r>
       <w:proofErr w:type="spellEnd"/>
-      <w:r>
-        <w:t xml:space="preserve">, cuya consecuencia fue que al hacer </w:t>
-      </w:r>
-      <w:proofErr w:type="spellStart"/>
       <w:r>
         <w:rPr>
           <w:i/>
           <w:iCs/>
         </w:rPr>
-        <w:t>ctrl+z</w:t>
-      </w:r>
-      <w:proofErr w:type="spellEnd"/>
+        <w:t xml:space="preserve"> </w:t>
+      </w:r>
+      <w:proofErr w:type="spellStart"/>
       <w:r>
         <w:rPr>
           <w:i/>
           <w:iCs/>
         </w:rPr>
-        <w:t xml:space="preserve"> </w:t>
-      </w:r>
-      <w:r>
-        <w:t xml:space="preserve">finalizaba el proceso padre de la </w:t>
+        <w:t>fault</w:t>
+      </w:r>
+      <w:proofErr w:type="spellEnd"/>
+      <w:r>
+        <w:t xml:space="preserve">, debido a la mala inicialización del espacio de memoria reservado para la misma. Además, fue muy difícil visualizar en cada momento el contenido de </w:t>
+      </w:r>
+      <w:r>
+        <w:t>esta</w:t>
+      </w:r>
+      <w:r>
+        <w:t>, por lo que tuvim</w:t>
+      </w:r>
+      <w:r>
+        <w:t>os que implementar una función adicional “</w:t>
       </w:r>
       <w:proofErr w:type="spellStart"/>
       <w:r>
-        <w:t>minishell</w:t>
+        <w:t>debug</w:t>
       </w:r>
       <w:proofErr w:type="spellEnd"/>
       <w:r>
-        <w:t xml:space="preserve">.  Tras investigar los distintos tipos de señales que podíamos utilizar en el </w:t>
+        <w:t>” para comprobar en todo momento qué procesos se estaban guardando en ella y su información (</w:t>
       </w:r>
       <w:proofErr w:type="spellStart"/>
       <w:r>
-        <w:t>waitpid</w:t>
+        <w:t>PIDs</w:t>
       </w:r>
       <w:proofErr w:type="spellEnd"/>
       <w:r>
-        <w:t xml:space="preserve">, nos dimos cuenta </w:t>
-      </w:r>
-      <w:proofErr w:type="gramStart"/>
-      <w:r>
-        <w:t>que</w:t>
-      </w:r>
-      <w:proofErr w:type="gramEnd"/>
-      <w:r>
-        <w:t xml:space="preserve"> podíamos controlar este problema si gestionábamos cada proceso como un grupo, y además controlábamos el estado con la señal </w:t>
-      </w:r>
-      <w:proofErr w:type="spellStart"/>
-      <w:r>
-        <w:rPr>
-          <w:i/>
-          <w:iCs/>
-        </w:rPr>
-        <w:t>waitpid</w:t>
-      </w:r>
-      <w:proofErr w:type="spellEnd"/>
-      <w:r>
-        <w:rPr>
-          <w:i/>
-          <w:iCs/>
-        </w:rPr>
-        <w:t xml:space="preserve"> </w:t>
-      </w:r>
-      <w:r>
-        <w:t xml:space="preserve">con la macro </w:t>
-      </w:r>
-      <w:r>
-        <w:rPr>
-          <w:i/>
-          <w:iCs/>
-        </w:rPr>
-        <w:t>WUNTRACED</w:t>
-      </w:r>
-      <w:r>
-        <w:t xml:space="preserve">. De esta manera, fuimos capaces de poder establecer las señales de manera correcta, de tal manera que suspendiese el proceso en </w:t>
-      </w:r>
-      <w:proofErr w:type="spellStart"/>
-      <w:r>
-        <w:rPr>
-          <w:i/>
-          <w:iCs/>
-        </w:rPr>
-        <w:t>foreground</w:t>
-      </w:r>
-      <w:proofErr w:type="spellEnd"/>
-      <w:r>
-        <w:t xml:space="preserve"> (mandando </w:t>
-      </w:r>
-      <w:r>
-        <w:t>a la correspondiente señal</w:t>
-      </w:r>
-      <w:r>
-        <w:t xml:space="preserve"> a cada uno de los hijos) sin matar a la </w:t>
-      </w:r>
-      <w:proofErr w:type="spellStart"/>
-      <w:r>
-        <w:t>shell</w:t>
-      </w:r>
-      <w:proofErr w:type="spellEnd"/>
-      <w:r>
-        <w:t>.</w:t>
+        <w:t xml:space="preserve"> de los hijos, estado, comando correspondiente, estado mostrado o pendiente de mostrar, etc.). </w:t>
+      </w:r>
+      <w:r>
+        <w:rPr>
+          <w:b/>
+          <w:bCs/>
+        </w:rPr>
+        <w:t xml:space="preserve">Dicha funcionalidad fue preguntada con anterioridad a los profesores </w:t>
+      </w:r>
+      <w:r>
+        <w:t xml:space="preserve">de la asignatura (al no venir indicada en el enunciado), </w:t>
+      </w:r>
+      <w:r>
+        <w:rPr>
+          <w:b/>
+          <w:bCs/>
+        </w:rPr>
+        <w:t>dando su visto bueno para dejarla incluida en el proyecto final.</w:t>
       </w:r>
     </w:p>
-    <w:p>
-      <w:pPr>
-        <w:rPr>
-          <w:u w:val="single"/>
-        </w:rPr>
-      </w:pPr>
-    </w:p>
+    <w:p/>
     <w:p>
       <w:pPr>
         <w:rPr>
@@ -22720,18 +22795,137 @@
           <w:iCs/>
           <w:u w:val="single"/>
         </w:rPr>
-        <w:t>Tratamiento de señales a procesos hijos</w:t>
+        <w:t>Tratamiento de procesos en suspensión</w:t>
       </w:r>
     </w:p>
     <w:p>
       <w:r>
-        <w:t xml:space="preserve">Para establecer el comportamiento de los procesos hijos ante la llegada de señales, nos encontramos con que, al establecer una señal como ignorada, </w:t>
-      </w:r>
-      <w:r>
-        <w:t>no era posible volver a cambiar ese comportamiento. Tuvimos entonces que recurrir al uso de manejadores para cada señal, además de establecer el comportamiento por defecto de esas señales en los procesos hijos.</w:t>
+        <w:t xml:space="preserve">Al implementar el control de señales de una manera simple (es decir, mandando la señal correspondiente a los procesos hijos) nos dimos cuenta </w:t>
+      </w:r>
+      <w:r>
+        <w:t>de que</w:t>
+      </w:r>
+      <w:r>
+        <w:t xml:space="preserve"> el programa no era capaz de diferenciar entre el proceso de ejecución de la propia Shell con el proceso en </w:t>
+      </w:r>
+      <w:proofErr w:type="spellStart"/>
+      <w:r>
+        <w:rPr>
+          <w:i/>
+          <w:iCs/>
+        </w:rPr>
+        <w:t>foregorund</w:t>
+      </w:r>
+      <w:proofErr w:type="spellEnd"/>
+      <w:r>
+        <w:t xml:space="preserve">, cuya consecuencia fue que al hacer </w:t>
+      </w:r>
+      <w:proofErr w:type="spellStart"/>
+      <w:r>
+        <w:rPr>
+          <w:i/>
+          <w:iCs/>
+        </w:rPr>
+        <w:t>ctrl+z</w:t>
+      </w:r>
+      <w:proofErr w:type="spellEnd"/>
+      <w:r>
+        <w:rPr>
+          <w:i/>
+          <w:iCs/>
+        </w:rPr>
+        <w:t xml:space="preserve"> </w:t>
+      </w:r>
+      <w:r>
+        <w:t xml:space="preserve">finalizaba el proceso padre de la </w:t>
+      </w:r>
+      <w:proofErr w:type="spellStart"/>
+      <w:r>
+        <w:t>minishell</w:t>
+      </w:r>
+      <w:proofErr w:type="spellEnd"/>
+      <w:r>
+        <w:t xml:space="preserve">.  Tras investigar los distintos tipos de señales que podíamos utilizar en el </w:t>
+      </w:r>
+      <w:proofErr w:type="spellStart"/>
+      <w:r>
+        <w:t>waitpid</w:t>
+      </w:r>
+      <w:proofErr w:type="spellEnd"/>
+      <w:r>
+        <w:t xml:space="preserve">, nos dimos cuenta </w:t>
+      </w:r>
+      <w:proofErr w:type="gramStart"/>
+      <w:r>
+        <w:t>que</w:t>
+      </w:r>
+      <w:proofErr w:type="gramEnd"/>
+      <w:r>
+        <w:t xml:space="preserve"> podíamos controlar este problema si gestionábamos cada proceso como un grupo, y además controlábamos el estado con la señal </w:t>
+      </w:r>
+      <w:proofErr w:type="spellStart"/>
+      <w:r>
+        <w:rPr>
+          <w:i/>
+          <w:iCs/>
+        </w:rPr>
+        <w:t>waitpid</w:t>
+      </w:r>
+      <w:proofErr w:type="spellEnd"/>
+      <w:r>
+        <w:rPr>
+          <w:i/>
+          <w:iCs/>
+        </w:rPr>
+        <w:t xml:space="preserve"> </w:t>
+      </w:r>
+      <w:r>
+        <w:t xml:space="preserve">con la macro </w:t>
+      </w:r>
+      <w:r>
+        <w:rPr>
+          <w:i/>
+          <w:iCs/>
+        </w:rPr>
+        <w:t>WUNTRACED</w:t>
+      </w:r>
+      <w:r>
+        <w:t xml:space="preserve">. De esta manera, fuimos capaces de poder establecer las señales de manera correcta, de tal manera que suspendiese el proceso en </w:t>
+      </w:r>
+      <w:proofErr w:type="spellStart"/>
+      <w:r>
+        <w:rPr>
+          <w:i/>
+          <w:iCs/>
+        </w:rPr>
+        <w:t>foreground</w:t>
+      </w:r>
+      <w:proofErr w:type="spellEnd"/>
+      <w:r>
+        <w:t xml:space="preserve"> (mandando </w:t>
+      </w:r>
+      <w:r>
+        <w:t>a la correspondiente señal</w:t>
+      </w:r>
+      <w:r>
+        <w:t xml:space="preserve"> a cada uno de los hijos) sin matar a la </w:t>
+      </w:r>
+      <w:proofErr w:type="spellStart"/>
+      <w:r>
+        <w:t>shell</w:t>
+      </w:r>
+      <w:proofErr w:type="spellEnd"/>
+      <w:r>
+        <w:t>.</w:t>
       </w:r>
     </w:p>
-    <w:p/>
+    <w:p>
+      <w:pPr>
+        <w:rPr>
+          <w:u w:val="single"/>
+        </w:rPr>
+      </w:pPr>
+    </w:p>
     <w:p>
       <w:pPr>
         <w:rPr>
@@ -22750,9 +22944,20 @@
           <w:iCs/>
           <w:u w:val="single"/>
         </w:rPr>
-        <w:t xml:space="preserve">Tratamiento de </w:t>
-      </w:r>
-      <w:r>
+        <w:t>Tratamiento de señales a procesos hijos</w:t>
+      </w:r>
+    </w:p>
+    <w:p>
+      <w:r>
+        <w:t xml:space="preserve">Para establecer el comportamiento de los procesos hijos ante la llegada de señales, nos encontramos con que, al establecer una señal como ignorada, </w:t>
+      </w:r>
+      <w:r>
+        <w:t>no era posible volver a cambiar ese comportamiento. Tuvimos entonces que recurrir al uso de manejadores para cada señal, además de establecer el comportamiento por defecto de esas señales en los procesos hijos.</w:t>
+      </w:r>
+    </w:p>
+    <w:p/>
+    <w:p>
+      <w:pPr>
         <w:rPr>
           <w:b/>
           <w:bCs/>
@@ -22760,9 +22965,7 @@
           <w:iCs/>
           <w:u w:val="single"/>
         </w:rPr>
-        <w:t xml:space="preserve">líneas que sólo contienen espacios o </w:t>
-      </w:r>
-      <w:proofErr w:type="spellStart"/>
+      </w:pPr>
       <w:r>
         <w:rPr>
           <w:b/>
@@ -22771,9 +22974,8 @@
           <w:iCs/>
           <w:u w:val="single"/>
         </w:rPr>
-        <w:t>enter</w:t>
-      </w:r>
-      <w:proofErr w:type="spellEnd"/>
+        <w:t xml:space="preserve">Tratamiento de </w:t>
+      </w:r>
       <w:r>
         <w:rPr>
           <w:b/>
@@ -22782,7 +22984,7 @@
           <w:iCs/>
           <w:u w:val="single"/>
         </w:rPr>
-        <w:t xml:space="preserve"> sin input en </w:t>
+        <w:t xml:space="preserve">líneas que sólo contienen espacios o </w:t>
       </w:r>
       <w:proofErr w:type="spellStart"/>
       <w:r>
@@ -22793,12 +22995,35 @@
           <w:iCs/>
           <w:u w:val="single"/>
         </w:rPr>
+        <w:t>enter</w:t>
+      </w:r>
+      <w:proofErr w:type="spellEnd"/>
+      <w:r>
+        <w:rPr>
+          <w:b/>
+          <w:bCs/>
+          <w:i/>
+          <w:iCs/>
+          <w:u w:val="single"/>
+        </w:rPr>
+        <w:t xml:space="preserve"> sin input en </w:t>
+      </w:r>
+      <w:proofErr w:type="spellStart"/>
+      <w:r>
+        <w:rPr>
+          <w:b/>
+          <w:bCs/>
+          <w:i/>
+          <w:iCs/>
+          <w:u w:val="single"/>
+        </w:rPr>
         <w:t>prompt</w:t>
       </w:r>
       <w:proofErr w:type="spellEnd"/>
     </w:p>
     <w:p>
       <w:r>
+        <w:lastRenderedPageBreak/>
         <w:t xml:space="preserve">Tras realizar varias pruebas, nos dimos cuenta de que, si al </w:t>
       </w:r>
       <w:proofErr w:type="spellStart"/>
@@ -22886,14 +23111,7 @@
           <w:i/>
           <w:iCs/>
         </w:rPr>
-        <w:t>&gt;</w:t>
-      </w:r>
-      <w:r>
-        <w:rPr>
-          <w:i/>
-          <w:iCs/>
-        </w:rPr>
-        <w:t xml:space="preserve">, </w:t>
+        <w:t xml:space="preserve">&gt;, </w:t>
       </w:r>
       <w:r>
         <w:t>que proporciona funciones para realizar operaciones comunes relacionadas con la clasificación y manipulación de caracteres</w:t>
@@ -22908,7 +23126,6 @@
       </w:pPr>
       <w:bookmarkStart w:id="12" w:name="_Toc185427530"/>
       <w:r>
-        <w:lastRenderedPageBreak/>
         <w:t>Críticas constructivas</w:t>
       </w:r>
       <w:bookmarkEnd w:id="12"/>
@@ -22979,9 +23196,9 @@
       <w:pPr>
         <w:pStyle w:val="Ttulo2"/>
       </w:pPr>
-      <w:bookmarkStart w:id="16" w:name="_Toc185427534"/>
-      <w:bookmarkStart w:id="17" w:name="_Diagrama_de_flujo"/>
-      <w:bookmarkEnd w:id="17"/>
+      <w:bookmarkStart w:id="16" w:name="_Diagrama_de_flujo"/>
+      <w:bookmarkStart w:id="17" w:name="_Toc185427534"/>
+      <w:bookmarkEnd w:id="16"/>
       <w:r>
         <w:rPr>
           <w:noProof/>
@@ -23046,7 +23263,7 @@
       <w:r>
         <w:t>Diagrama de flujo del programa principal</w:t>
       </w:r>
-      <w:bookmarkEnd w:id="16"/>
+      <w:bookmarkEnd w:id="17"/>
     </w:p>
     <w:p/>
     <w:p/>
@@ -29784,9 +30001,11 @@
     <w:rsid w:val="0097458C"/>
     <w:rsid w:val="009A071C"/>
     <w:rsid w:val="00A26E2E"/>
+    <w:rsid w:val="00AA0BE5"/>
     <w:rsid w:val="00B25FB1"/>
     <w:rsid w:val="00D12631"/>
     <w:rsid w:val="00E362F4"/>
+    <w:rsid w:val="00F6328A"/>
     <w:rsid w:val="00F7428C"/>
   </w:rsids>
   <m:mathPr>

--- a/docs/ssoo_plantilla_memoria_práctica_minishell.docx
+++ b/docs/ssoo_plantilla_memoria_práctica_minishell.docx
@@ -1702,6 +1702,9 @@
             <w:pPr>
               <w:jc w:val="center"/>
             </w:pPr>
+            <w:r>
+              <w:t>04860135-M</w:t>
+            </w:r>
           </w:p>
         </w:tc>
         <w:tc>
@@ -1891,15 +1894,24 @@
           <w:sz w:val="24"/>
           <w:lang w:val="es-ES"/>
         </w:rPr>
-        <w:t>representa</w:t>
-      </w:r>
-      <w:r>
-        <w:rPr>
-          <w:sz w:val="24"/>
-          <w:lang w:val="es-ES"/>
-        </w:rPr>
-        <w:t xml:space="preserve"> comandos y trabajos que serán gestionados en el código.</w:t>
-      </w:r>
+        <w:t>guarda la información de los</w:t>
+      </w:r>
+      <w:r>
+        <w:rPr>
+          <w:sz w:val="24"/>
+          <w:lang w:val="es-ES"/>
+        </w:rPr>
+        <w:t xml:space="preserve"> trabajos que serán gestionados en el código.</w:t>
+      </w:r>
+    </w:p>
+    <w:p>
+      <w:pPr>
+        <w:pStyle w:val="Prrafodelista"/>
+        <w:rPr>
+          <w:sz w:val="24"/>
+          <w:lang w:val="es-ES"/>
+        </w:rPr>
+      </w:pPr>
     </w:p>
     <w:p>
       <w:pPr>
@@ -1982,94 +1994,11 @@
     <w:p>
       <w:pPr>
         <w:pStyle w:val="Prrafodelista"/>
-        <w:numPr>
-          <w:ilvl w:val="0"/>
-          <w:numId w:val="23"/>
-        </w:numPr>
-        <w:rPr>
-          <w:sz w:val="24"/>
-          <w:lang w:val="es-ES"/>
-        </w:rPr>
-      </w:pPr>
-      <w:r>
-        <w:rPr>
-          <w:i/>
-          <w:iCs/>
-          <w:sz w:val="24"/>
-          <w:lang w:val="es-ES"/>
-        </w:rPr>
-        <w:t>Funciones específicas</w:t>
-      </w:r>
-      <w:r>
-        <w:rPr>
-          <w:sz w:val="24"/>
-          <w:lang w:val="es-ES"/>
-        </w:rPr>
-        <w:t>: módulos especializados en manejo de comandos, señales y redirecciones.</w:t>
-      </w:r>
-    </w:p>
-    <w:p>
-      <w:pPr>
-        <w:pStyle w:val="Prrafodelista"/>
-        <w:rPr>
-          <w:sz w:val="24"/>
-          <w:lang w:val="es-ES"/>
-        </w:rPr>
-      </w:pPr>
-    </w:p>
-    <w:p>
-      <w:pPr>
-        <w:rPr>
-          <w:b/>
-          <w:bCs/>
-          <w:i/>
-          <w:iCs/>
-          <w:sz w:val="24"/>
-          <w:u w:val="single"/>
-          <w:lang w:val="es-ES"/>
-        </w:rPr>
-      </w:pPr>
-      <w:r>
-        <w:rPr>
-          <w:b/>
-          <w:bCs/>
-          <w:i/>
-          <w:iCs/>
-          <w:sz w:val="24"/>
-          <w:u w:val="single"/>
-          <w:lang w:val="es-ES"/>
-        </w:rPr>
-        <w:t xml:space="preserve">Estructura de datos principal: </w:t>
-      </w:r>
-      <w:proofErr w:type="spellStart"/>
-      <w:r>
-        <w:rPr>
-          <w:b/>
-          <w:bCs/>
-          <w:i/>
-          <w:iCs/>
-          <w:sz w:val="24"/>
-          <w:u w:val="single"/>
-          <w:lang w:val="es-ES"/>
-        </w:rPr>
-        <w:t>Tjob</w:t>
-      </w:r>
-      <w:proofErr w:type="spellEnd"/>
-    </w:p>
-    <w:p>
-      <w:pPr>
-        <w:rPr>
-          <w:sz w:val="24"/>
-          <w:lang w:val="es-ES"/>
-        </w:rPr>
-      </w:pPr>
-      <w:r>
-        <w:rPr>
-          <w:sz w:val="24"/>
-          <w:lang w:val="es-ES"/>
-        </w:rPr>
-        <w:t>Esta estructura es el núcleo para gestionar los trabajos en ejecución. Sus campos incluyen:</w:t>
-      </w:r>
+        <w:rPr>
+          <w:sz w:val="24"/>
+          <w:lang w:val="es-ES"/>
+        </w:rPr>
+      </w:pPr>
     </w:p>
     <w:p>
       <w:pPr>
@@ -2083,7 +2012,6 @@
           <w:lang w:val="es-ES"/>
         </w:rPr>
       </w:pPr>
-      <w:proofErr w:type="spellStart"/>
       <w:r>
         <w:rPr>
           <w:i/>
@@ -2091,15 +2019,91 @@
           <w:sz w:val="24"/>
           <w:lang w:val="es-ES"/>
         </w:rPr>
-        <w:t>ncommands</w:t>
+        <w:t>Funciones específicas</w:t>
+      </w:r>
+      <w:r>
+        <w:rPr>
+          <w:sz w:val="24"/>
+          <w:lang w:val="es-ES"/>
+        </w:rPr>
+        <w:t>: módulos especializados en manejo de comandos, señales y redirecciones.</w:t>
+      </w:r>
+    </w:p>
+    <w:p>
+      <w:pPr>
+        <w:pStyle w:val="Prrafodelista"/>
+        <w:rPr>
+          <w:sz w:val="24"/>
+          <w:lang w:val="es-ES"/>
+        </w:rPr>
+      </w:pPr>
+    </w:p>
+    <w:p>
+      <w:pPr>
+        <w:rPr>
+          <w:b/>
+          <w:bCs/>
+          <w:i/>
+          <w:iCs/>
+          <w:sz w:val="24"/>
+          <w:u w:val="single"/>
+          <w:lang w:val="es-ES"/>
+        </w:rPr>
+      </w:pPr>
+      <w:r>
+        <w:rPr>
+          <w:b/>
+          <w:bCs/>
+          <w:i/>
+          <w:iCs/>
+          <w:sz w:val="24"/>
+          <w:u w:val="single"/>
+          <w:lang w:val="es-ES"/>
+        </w:rPr>
+        <w:t xml:space="preserve">Estructura de datos principal: </w:t>
+      </w:r>
+      <w:proofErr w:type="spellStart"/>
+      <w:r>
+        <w:rPr>
+          <w:b/>
+          <w:bCs/>
+          <w:i/>
+          <w:iCs/>
+          <w:sz w:val="24"/>
+          <w:u w:val="single"/>
+          <w:lang w:val="es-ES"/>
+        </w:rPr>
+        <w:t>Tjob</w:t>
       </w:r>
       <w:proofErr w:type="spellEnd"/>
-      <w:r>
-        <w:rPr>
-          <w:sz w:val="24"/>
-          <w:lang w:val="es-ES"/>
-        </w:rPr>
-        <w:t>: Número de comandos asociados al comando.</w:t>
+    </w:p>
+    <w:p>
+      <w:pPr>
+        <w:rPr>
+          <w:sz w:val="24"/>
+          <w:lang w:val="es-ES"/>
+        </w:rPr>
+      </w:pPr>
+      <w:r>
+        <w:rPr>
+          <w:sz w:val="24"/>
+          <w:lang w:val="es-ES"/>
+        </w:rPr>
+        <w:t xml:space="preserve">Esta estructura </w:t>
+      </w:r>
+      <w:r>
+        <w:rPr>
+          <w:sz w:val="24"/>
+          <w:lang w:val="es-ES"/>
+        </w:rPr>
+        <w:t>es clave</w:t>
+      </w:r>
+      <w:r>
+        <w:rPr>
+          <w:sz w:val="24"/>
+          <w:lang w:val="es-ES"/>
+        </w:rPr>
+        <w:t xml:space="preserve"> para gestionar los trabajos en ejecución. Sus campos incluyen:</w:t>
       </w:r>
     </w:p>
     <w:p>
@@ -2122,47 +2126,57 @@
           <w:sz w:val="24"/>
           <w:lang w:val="es-ES"/>
         </w:rPr>
-        <w:t>pid_array</w:t>
+        <w:t>ncommands</w:t>
       </w:r>
       <w:proofErr w:type="spellEnd"/>
       <w:r>
         <w:rPr>
-          <w:i/>
-          <w:iCs/>
-          <w:sz w:val="24"/>
-          <w:lang w:val="es-ES"/>
-        </w:rPr>
-        <w:t>:</w:t>
-      </w:r>
-      <w:r>
-        <w:rPr>
-          <w:sz w:val="24"/>
-          <w:lang w:val="es-ES"/>
-        </w:rPr>
-        <w:t xml:space="preserve"> array de identifica</w:t>
-      </w:r>
-      <w:r>
-        <w:rPr>
-          <w:sz w:val="24"/>
-          <w:lang w:val="es-ES"/>
-        </w:rPr>
-        <w:t>dores de procesos (</w:t>
-      </w:r>
-      <w:proofErr w:type="spellStart"/>
-      <w:r>
-        <w:rPr>
-          <w:sz w:val="24"/>
-          <w:lang w:val="es-ES"/>
-        </w:rPr>
-        <w:t>PIDs</w:t>
-      </w:r>
-      <w:proofErr w:type="spellEnd"/>
-      <w:r>
-        <w:rPr>
-          <w:sz w:val="24"/>
-          <w:lang w:val="es-ES"/>
-        </w:rPr>
-        <w:t>).</w:t>
+          <w:sz w:val="24"/>
+          <w:lang w:val="es-ES"/>
+        </w:rPr>
+        <w:t xml:space="preserve">: Número de comandos </w:t>
+      </w:r>
+      <w:r>
+        <w:rPr>
+          <w:sz w:val="24"/>
+          <w:lang w:val="es-ES"/>
+        </w:rPr>
+        <w:t>de los que se compone</w:t>
+      </w:r>
+      <w:r>
+        <w:rPr>
+          <w:sz w:val="24"/>
+          <w:lang w:val="es-ES"/>
+        </w:rPr>
+        <w:t xml:space="preserve"> </w:t>
+      </w:r>
+      <w:r>
+        <w:rPr>
+          <w:sz w:val="24"/>
+          <w:lang w:val="es-ES"/>
+        </w:rPr>
+        <w:t>e</w:t>
+      </w:r>
+      <w:r>
+        <w:rPr>
+          <w:sz w:val="24"/>
+          <w:lang w:val="es-ES"/>
+        </w:rPr>
+        <w:t xml:space="preserve">l </w:t>
+      </w:r>
+      <w:r>
+        <w:rPr>
+          <w:sz w:val="24"/>
+          <w:lang w:val="es-ES"/>
+        </w:rPr>
+        <w:t>trabajo</w:t>
+      </w:r>
+      <w:r>
+        <w:rPr>
+          <w:sz w:val="24"/>
+          <w:lang w:val="es-ES"/>
+        </w:rPr>
+        <w:t>.</w:t>
       </w:r>
     </w:p>
     <w:p>
@@ -2185,15 +2199,47 @@
           <w:sz w:val="24"/>
           <w:lang w:val="es-ES"/>
         </w:rPr>
-        <w:t>job_id</w:t>
+        <w:t>pid_array</w:t>
       </w:r>
       <w:proofErr w:type="spellEnd"/>
       <w:r>
         <w:rPr>
-          <w:sz w:val="24"/>
-          <w:lang w:val="es-ES"/>
-        </w:rPr>
-        <w:t>: identificador único del trabajo.</w:t>
+          <w:i/>
+          <w:iCs/>
+          <w:sz w:val="24"/>
+          <w:lang w:val="es-ES"/>
+        </w:rPr>
+        <w:t>:</w:t>
+      </w:r>
+      <w:r>
+        <w:rPr>
+          <w:sz w:val="24"/>
+          <w:lang w:val="es-ES"/>
+        </w:rPr>
+        <w:t xml:space="preserve"> array de identifica</w:t>
+      </w:r>
+      <w:r>
+        <w:rPr>
+          <w:sz w:val="24"/>
+          <w:lang w:val="es-ES"/>
+        </w:rPr>
+        <w:t>dores de procesos (</w:t>
+      </w:r>
+      <w:proofErr w:type="spellStart"/>
+      <w:r>
+        <w:rPr>
+          <w:sz w:val="24"/>
+          <w:lang w:val="es-ES"/>
+        </w:rPr>
+        <w:t>PIDs</w:t>
+      </w:r>
+      <w:proofErr w:type="spellEnd"/>
+      <w:r>
+        <w:rPr>
+          <w:sz w:val="24"/>
+          <w:lang w:val="es-ES"/>
+        </w:rPr>
+        <w:t>).</w:t>
       </w:r>
     </w:p>
     <w:p>
@@ -2211,10 +2257,12 @@
       <w:proofErr w:type="spellStart"/>
       <w:r>
         <w:rPr>
-          <w:sz w:val="24"/>
-          <w:lang w:val="es-ES"/>
-        </w:rPr>
-        <w:t>command</w:t>
+          <w:i/>
+          <w:iCs/>
+          <w:sz w:val="24"/>
+          <w:lang w:val="es-ES"/>
+        </w:rPr>
+        <w:t>job_id</w:t>
       </w:r>
       <w:proofErr w:type="spellEnd"/>
       <w:r>
@@ -2222,7 +2270,7 @@
           <w:sz w:val="24"/>
           <w:lang w:val="es-ES"/>
         </w:rPr>
-        <w:t>: texto que representa el comando completo</w:t>
+        <w:t>: identificador único del trabajo.</w:t>
       </w:r>
     </w:p>
     <w:p>
@@ -2237,39 +2285,28 @@
           <w:lang w:val="es-ES"/>
         </w:rPr>
       </w:pPr>
-      <w:proofErr w:type="gramStart"/>
-      <w:r>
-        <w:rPr>
-          <w:i/>
-          <w:iCs/>
-          <w:sz w:val="24"/>
-          <w:lang w:val="es-ES"/>
-        </w:rPr>
-        <w:t>status</w:t>
-      </w:r>
-      <w:proofErr w:type="gramEnd"/>
-      <w:r>
-        <w:rPr>
-          <w:sz w:val="24"/>
-          <w:lang w:val="es-ES"/>
-        </w:rPr>
-        <w:t>: representado por valores de un enumerado (</w:t>
-      </w:r>
-      <w:r>
-        <w:rPr>
-          <w:i/>
-          <w:iCs/>
-          <w:sz w:val="24"/>
-          <w:lang w:val="es-ES"/>
-        </w:rPr>
-        <w:t>RUNNING, SUSPENDEN, FINISHED</w:t>
-      </w:r>
-      <w:r>
-        <w:rPr>
-          <w:sz w:val="24"/>
-          <w:lang w:val="es-ES"/>
-        </w:rPr>
-        <w:t>).</w:t>
+      <w:proofErr w:type="spellStart"/>
+      <w:r>
+        <w:rPr>
+          <w:sz w:val="24"/>
+          <w:lang w:val="es-ES"/>
+        </w:rPr>
+        <w:t>command</w:t>
+      </w:r>
+      <w:proofErr w:type="spellEnd"/>
+      <w:r>
+        <w:rPr>
+          <w:sz w:val="24"/>
+          <w:lang w:val="es-ES"/>
+        </w:rPr>
+        <w:t>: texto que representa el comando completo</w:t>
+      </w:r>
+      <w:r>
+        <w:rPr>
+          <w:sz w:val="24"/>
+          <w:lang w:val="es-ES"/>
+        </w:rPr>
+        <w:t xml:space="preserve"> introducido por el usuario.</w:t>
       </w:r>
     </w:p>
     <w:p>
@@ -2284,39 +2321,6 @@
           <w:lang w:val="es-ES"/>
         </w:rPr>
       </w:pPr>
-      <w:proofErr w:type="spellStart"/>
-      <w:r>
-        <w:rPr>
-          <w:sz w:val="24"/>
-          <w:lang w:val="es-ES"/>
-        </w:rPr>
-        <w:t>shown</w:t>
-      </w:r>
-      <w:proofErr w:type="spellEnd"/>
-      <w:r>
-        <w:rPr>
-          <w:sz w:val="24"/>
-          <w:lang w:val="es-ES"/>
-        </w:rPr>
-        <w:t>: indica si el trabajo ya ha sido mostrado al usuario.</w:t>
-      </w:r>
-    </w:p>
-    <w:p>
-      <w:pPr>
-        <w:rPr>
-          <w:sz w:val="24"/>
-          <w:lang w:val="es-ES"/>
-        </w:rPr>
-      </w:pPr>
-      <w:r>
-        <w:rPr>
-          <w:sz w:val="24"/>
-          <w:lang w:val="es-ES"/>
-        </w:rPr>
-        <w:lastRenderedPageBreak/>
-        <w:t xml:space="preserve">La lista global </w:t>
-      </w:r>
-      <w:proofErr w:type="spellStart"/>
       <w:r>
         <w:rPr>
           <w:i/>
@@ -2324,9 +2328,29 @@
           <w:sz w:val="24"/>
           <w:lang w:val="es-ES"/>
         </w:rPr>
-        <w:t>job_list</w:t>
-      </w:r>
-      <w:proofErr w:type="spellEnd"/>
+        <w:t>status</w:t>
+      </w:r>
+      <w:r>
+        <w:rPr>
+          <w:sz w:val="24"/>
+          <w:lang w:val="es-ES"/>
+        </w:rPr>
+        <w:t xml:space="preserve">: </w:t>
+      </w:r>
+      <w:r>
+        <w:rPr>
+          <w:sz w:val="24"/>
+          <w:lang w:val="es-ES"/>
+        </w:rPr>
+        <w:t>enumerado que representa los</w:t>
+      </w:r>
+      <w:r>
+        <w:rPr>
+          <w:sz w:val="24"/>
+          <w:lang w:val="es-ES"/>
+        </w:rPr>
+        <w:t xml:space="preserve"> posibles estados de un trabajo: en ejecución (</w:t>
+      </w:r>
       <w:r>
         <w:rPr>
           <w:i/>
@@ -2334,16 +2358,8 @@
           <w:sz w:val="24"/>
           <w:lang w:val="es-ES"/>
         </w:rPr>
-        <w:t xml:space="preserve"> </w:t>
-      </w:r>
-      <w:r>
-        <w:rPr>
-          <w:sz w:val="24"/>
-          <w:lang w:val="es-ES"/>
-        </w:rPr>
-        <w:t xml:space="preserve">almacena los trabajos en segundo plano, mientras el trabajo </w:t>
-      </w:r>
-      <w:proofErr w:type="spellStart"/>
+        <w:t>RUNNING</w:t>
+      </w:r>
       <w:r>
         <w:rPr>
           <w:i/>
@@ -2351,32 +2367,8 @@
           <w:sz w:val="24"/>
           <w:lang w:val="es-ES"/>
         </w:rPr>
-        <w:t>fg_job</w:t>
-      </w:r>
-      <w:proofErr w:type="spellEnd"/>
-      <w:r>
-        <w:rPr>
-          <w:sz w:val="24"/>
-          <w:lang w:val="es-ES"/>
-        </w:rPr>
-        <w:t xml:space="preserve"> gestiona el proceso activo en primer plano.</w:t>
-      </w:r>
-    </w:p>
-    <w:p>
-      <w:pPr>
-        <w:rPr>
-          <w:sz w:val="24"/>
-          <w:lang w:val="es-ES"/>
-        </w:rPr>
-      </w:pPr>
-      <w:r>
-        <w:rPr>
-          <w:sz w:val="24"/>
-          <w:lang w:val="es-ES"/>
-        </w:rPr>
-        <w:t xml:space="preserve">Cabe destacar que el trabajo en </w:t>
-      </w:r>
-      <w:proofErr w:type="spellStart"/>
+        <w:t>)</w:t>
+      </w:r>
       <w:r>
         <w:rPr>
           <w:i/>
@@ -2384,7 +2376,7 @@
           <w:sz w:val="24"/>
           <w:lang w:val="es-ES"/>
         </w:rPr>
-        <w:t>f</w:t>
+        <w:t>,</w:t>
       </w:r>
       <w:r>
         <w:rPr>
@@ -2393,17 +2385,8 @@
           <w:sz w:val="24"/>
           <w:lang w:val="es-ES"/>
         </w:rPr>
-        <w:t>oreground</w:t>
-      </w:r>
-      <w:proofErr w:type="spellEnd"/>
-      <w:r>
-        <w:rPr>
-          <w:sz w:val="24"/>
-          <w:lang w:val="es-ES"/>
-        </w:rPr>
-        <w:t xml:space="preserve"> se transfiere a </w:t>
-      </w:r>
-      <w:proofErr w:type="spellStart"/>
+        <w:t xml:space="preserve"> parado</w:t>
+      </w:r>
       <w:r>
         <w:rPr>
           <w:i/>
@@ -2411,9 +2394,8 @@
           <w:sz w:val="24"/>
           <w:lang w:val="es-ES"/>
         </w:rPr>
-        <w:t>job_list</w:t>
-      </w:r>
-      <w:proofErr w:type="spellEnd"/>
+        <w:t xml:space="preserve"> </w:t>
+      </w:r>
       <w:r>
         <w:rPr>
           <w:i/>
@@ -2421,14 +2403,7 @@
           <w:sz w:val="24"/>
           <w:lang w:val="es-ES"/>
         </w:rPr>
-        <w:t xml:space="preserve"> </w:t>
-      </w:r>
-      <w:r>
-        <w:rPr>
-          <w:sz w:val="24"/>
-          <w:lang w:val="es-ES"/>
-        </w:rPr>
-        <w:t xml:space="preserve">cuando es suspendido (es decir, el programa detecta que se ha llamado a la señal </w:t>
+        <w:t>(</w:t>
       </w:r>
       <w:r>
         <w:rPr>
@@ -2437,14 +2412,7 @@
           <w:sz w:val="24"/>
           <w:lang w:val="es-ES"/>
         </w:rPr>
-        <w:t>SIGSTOP</w:t>
-      </w:r>
-      <w:r>
-        <w:rPr>
-          <w:sz w:val="24"/>
-          <w:lang w:val="es-ES"/>
-        </w:rPr>
-        <w:t xml:space="preserve"> con </w:t>
+        <w:t>SUSPENDE</w:t>
       </w:r>
       <w:r>
         <w:rPr>
@@ -2453,130 +2421,50 @@
           <w:sz w:val="24"/>
           <w:lang w:val="es-ES"/>
         </w:rPr>
-        <w:t>CRTL+Z</w:t>
-      </w:r>
-      <w:r>
-        <w:rPr>
-          <w:sz w:val="24"/>
-          <w:lang w:val="es-ES"/>
-        </w:rPr>
-        <w:t xml:space="preserve">), </w:t>
-      </w:r>
-      <w:r>
-        <w:rPr>
-          <w:sz w:val="24"/>
-          <w:lang w:val="es-ES"/>
-        </w:rPr>
-        <w:t>permitiendo que</w:t>
-      </w:r>
-      <w:r>
-        <w:rPr>
-          <w:sz w:val="24"/>
-          <w:lang w:val="es-ES"/>
-        </w:rPr>
-        <w:t xml:space="preserve"> pueda</w:t>
-      </w:r>
-      <w:r>
-        <w:rPr>
-          <w:sz w:val="24"/>
-          <w:lang w:val="es-ES"/>
-        </w:rPr>
-        <w:t xml:space="preserve"> manejarse como un trabajo en segundo plano.</w:t>
-      </w:r>
-    </w:p>
-    <w:p>
-      <w:pPr>
-        <w:rPr>
-          <w:sz w:val="24"/>
-          <w:lang w:val="es-ES"/>
-        </w:rPr>
-      </w:pPr>
-    </w:p>
-    <w:p>
-      <w:pPr>
-        <w:rPr>
-          <w:b/>
-          <w:bCs/>
+        <w:t>D</w:t>
+      </w:r>
+      <w:r>
+        <w:rPr>
           <w:i/>
           <w:iCs/>
           <w:sz w:val="24"/>
-          <w:u w:val="single"/>
-          <w:lang w:val="es-ES"/>
-        </w:rPr>
-      </w:pPr>
-      <w:r>
-        <w:rPr>
-          <w:b/>
-          <w:bCs/>
+          <w:lang w:val="es-ES"/>
+        </w:rPr>
+        <w:t>)</w:t>
+      </w:r>
+      <w:r>
+        <w:rPr>
           <w:i/>
           <w:iCs/>
           <w:sz w:val="24"/>
-          <w:u w:val="single"/>
-          <w:lang w:val="es-ES"/>
-        </w:rPr>
-        <w:t xml:space="preserve">Gestión de procesos: </w:t>
-      </w:r>
-      <w:proofErr w:type="spellStart"/>
-      <w:r>
-        <w:rPr>
-          <w:b/>
-          <w:bCs/>
+          <w:lang w:val="es-ES"/>
+        </w:rPr>
+        <w:t xml:space="preserve">, </w:t>
+      </w:r>
+      <w:r>
+        <w:rPr>
           <w:i/>
           <w:iCs/>
           <w:sz w:val="24"/>
-          <w:u w:val="single"/>
-          <w:lang w:val="es-ES"/>
-        </w:rPr>
-        <w:t>foreground</w:t>
-      </w:r>
-      <w:proofErr w:type="spellEnd"/>
-      <w:r>
-        <w:rPr>
-          <w:b/>
-          <w:bCs/>
+          <w:lang w:val="es-ES"/>
+        </w:rPr>
+        <w:t>y terminado (</w:t>
+      </w:r>
+      <w:r>
+        <w:rPr>
           <w:i/>
           <w:iCs/>
           <w:sz w:val="24"/>
-          <w:u w:val="single"/>
-          <w:lang w:val="es-ES"/>
-        </w:rPr>
-        <w:t xml:space="preserve"> y </w:t>
-      </w:r>
-      <w:proofErr w:type="spellStart"/>
-      <w:r>
-        <w:rPr>
-          <w:b/>
-          <w:bCs/>
-          <w:i/>
-          <w:iCs/>
-          <w:sz w:val="24"/>
-          <w:u w:val="single"/>
-          <w:lang w:val="es-ES"/>
-        </w:rPr>
-        <w:t>background</w:t>
-      </w:r>
-      <w:proofErr w:type="spellEnd"/>
-    </w:p>
-    <w:p>
-      <w:pPr>
-        <w:rPr>
-          <w:sz w:val="24"/>
-          <w:lang w:val="es-ES"/>
-        </w:rPr>
-      </w:pPr>
-      <w:r>
-        <w:rPr>
-          <w:sz w:val="24"/>
-          <w:lang w:val="es-ES"/>
-        </w:rPr>
-        <w:t xml:space="preserve">Los </w:t>
-      </w:r>
-      <w:r>
-        <w:rPr>
-          <w:sz w:val="24"/>
-          <w:lang w:val="es-ES"/>
-        </w:rPr>
-        <w:t xml:space="preserve">procesos se gestionarán de la siguiente manera: </w:t>
+          <w:lang w:val="es-ES"/>
+        </w:rPr>
+        <w:t>FINISHED</w:t>
+      </w:r>
+      <w:r>
+        <w:rPr>
+          <w:sz w:val="24"/>
+          <w:lang w:val="es-ES"/>
+        </w:rPr>
+        <w:t>).</w:t>
       </w:r>
     </w:p>
     <w:p>
@@ -2587,9 +2475,74 @@
           <w:numId w:val="23"/>
         </w:numPr>
         <w:rPr>
-          <w:lang w:val="es-ES"/>
-        </w:rPr>
-      </w:pPr>
+          <w:sz w:val="24"/>
+          <w:lang w:val="es-ES"/>
+        </w:rPr>
+      </w:pPr>
+      <w:proofErr w:type="spellStart"/>
+      <w:r>
+        <w:rPr>
+          <w:sz w:val="24"/>
+          <w:lang w:val="es-ES"/>
+        </w:rPr>
+        <w:lastRenderedPageBreak/>
+        <w:t>shown</w:t>
+      </w:r>
+      <w:proofErr w:type="spellEnd"/>
+      <w:r>
+        <w:rPr>
+          <w:sz w:val="24"/>
+          <w:lang w:val="es-ES"/>
+        </w:rPr>
+        <w:t>: indica si el trabajo ya ha sido mostrado al usuario.</w:t>
+      </w:r>
+      <w:r>
+        <w:rPr>
+          <w:sz w:val="24"/>
+          <w:lang w:val="es-ES"/>
+        </w:rPr>
+        <w:t xml:space="preserve"> Actuará como indicador de borrado de ese trabajo de la lista </w:t>
+      </w:r>
+      <w:proofErr w:type="spellStart"/>
+      <w:r>
+        <w:rPr>
+          <w:sz w:val="24"/>
+          <w:lang w:val="es-ES"/>
+        </w:rPr>
+        <w:t>job_list</w:t>
+      </w:r>
+      <w:proofErr w:type="spellEnd"/>
+      <w:r>
+        <w:rPr>
+          <w:sz w:val="24"/>
+          <w:lang w:val="es-ES"/>
+        </w:rPr>
+        <w:t>, junto al status.</w:t>
+      </w:r>
+    </w:p>
+    <w:p>
+      <w:pPr>
+        <w:pStyle w:val="Prrafodelista"/>
+        <w:rPr>
+          <w:sz w:val="24"/>
+          <w:lang w:val="es-ES"/>
+        </w:rPr>
+      </w:pPr>
+    </w:p>
+    <w:p>
+      <w:pPr>
+        <w:rPr>
+          <w:sz w:val="24"/>
+          <w:lang w:val="es-ES"/>
+        </w:rPr>
+      </w:pPr>
+      <w:r>
+        <w:rPr>
+          <w:sz w:val="24"/>
+          <w:lang w:val="es-ES"/>
+        </w:rPr>
+        <w:t xml:space="preserve">La lista global </w:t>
+      </w:r>
       <w:proofErr w:type="spellStart"/>
       <w:r>
         <w:rPr>
@@ -2598,23 +2551,9 @@
           <w:sz w:val="24"/>
           <w:lang w:val="es-ES"/>
         </w:rPr>
-        <w:t>Foreground</w:t>
+        <w:t>job_list</w:t>
       </w:r>
       <w:proofErr w:type="spellEnd"/>
-      <w:r>
-        <w:rPr>
-          <w:sz w:val="24"/>
-          <w:lang w:val="es-ES"/>
-        </w:rPr>
-        <w:t xml:space="preserve">: </w:t>
-      </w:r>
-      <w:r>
-        <w:rPr>
-          <w:sz w:val="24"/>
-          <w:lang w:val="es-ES"/>
-        </w:rPr>
-        <w:t>Los procesos en primer plano se gestionan mediante</w:t>
-      </w:r>
       <w:r>
         <w:rPr>
           <w:i/>
@@ -2624,6 +2563,13 @@
         </w:rPr>
         <w:t xml:space="preserve"> </w:t>
       </w:r>
+      <w:r>
+        <w:rPr>
+          <w:sz w:val="24"/>
+          <w:lang w:val="es-ES"/>
+        </w:rPr>
+        <w:t xml:space="preserve">almacena los trabajos en segundo plano, mientras el trabajo </w:t>
+      </w:r>
       <w:proofErr w:type="spellStart"/>
       <w:r>
         <w:rPr>
@@ -2640,8 +2586,24 @@
           <w:sz w:val="24"/>
           <w:lang w:val="es-ES"/>
         </w:rPr>
-        <w:t>. El código asegura que solo un trabajo pueda estar en</w:t>
-      </w:r>
+        <w:t xml:space="preserve"> gestiona el proceso activo en primer plano.</w:t>
+      </w:r>
+    </w:p>
+    <w:p>
+      <w:pPr>
+        <w:rPr>
+          <w:sz w:val="24"/>
+          <w:lang w:val="es-ES"/>
+        </w:rPr>
+      </w:pPr>
+      <w:r>
+        <w:rPr>
+          <w:sz w:val="24"/>
+          <w:lang w:val="es-ES"/>
+        </w:rPr>
+        <w:t xml:space="preserve">Cabe destacar que el trabajo en </w:t>
+      </w:r>
+      <w:proofErr w:type="spellStart"/>
       <w:r>
         <w:rPr>
           <w:i/>
@@ -2649,9 +2611,8 @@
           <w:sz w:val="24"/>
           <w:lang w:val="es-ES"/>
         </w:rPr>
-        <w:t xml:space="preserve"> </w:t>
-      </w:r>
-      <w:proofErr w:type="spellStart"/>
+        <w:t>f</w:t>
+      </w:r>
       <w:r>
         <w:rPr>
           <w:i/>
@@ -2659,7 +2620,7 @@
           <w:sz w:val="24"/>
           <w:lang w:val="es-ES"/>
         </w:rPr>
-        <w:t>foreground</w:t>
+        <w:t>oreground</w:t>
       </w:r>
       <w:proofErr w:type="spellEnd"/>
       <w:r>
@@ -2667,16 +2628,248 @@
           <w:sz w:val="24"/>
           <w:lang w:val="es-ES"/>
         </w:rPr>
-        <w:t xml:space="preserve"> en un momento dado.</w:t>
+        <w:t xml:space="preserve"> se </w:t>
+      </w:r>
+      <w:r>
+        <w:rPr>
+          <w:sz w:val="24"/>
+          <w:lang w:val="es-ES"/>
+        </w:rPr>
+        <w:t>copia</w:t>
+      </w:r>
+      <w:r>
+        <w:rPr>
+          <w:sz w:val="24"/>
+          <w:lang w:val="es-ES"/>
+        </w:rPr>
+        <w:t xml:space="preserve"> a </w:t>
+      </w:r>
+      <w:proofErr w:type="spellStart"/>
+      <w:r>
+        <w:rPr>
+          <w:i/>
+          <w:iCs/>
+          <w:sz w:val="24"/>
+          <w:lang w:val="es-ES"/>
+        </w:rPr>
+        <w:t>job_list</w:t>
+      </w:r>
+      <w:proofErr w:type="spellEnd"/>
+      <w:r>
+        <w:rPr>
+          <w:i/>
+          <w:iCs/>
+          <w:sz w:val="24"/>
+          <w:lang w:val="es-ES"/>
+        </w:rPr>
+        <w:t xml:space="preserve"> </w:t>
+      </w:r>
+      <w:r>
+        <w:rPr>
+          <w:sz w:val="24"/>
+          <w:lang w:val="es-ES"/>
+        </w:rPr>
+        <w:t xml:space="preserve">cuando es suspendido (es decir, el programa detecta que se ha llamado a la señal </w:t>
+      </w:r>
+      <w:r>
+        <w:rPr>
+          <w:i/>
+          <w:iCs/>
+          <w:sz w:val="24"/>
+          <w:lang w:val="es-ES"/>
+        </w:rPr>
+        <w:t>SIGSTOP</w:t>
+      </w:r>
+      <w:r>
+        <w:rPr>
+          <w:sz w:val="24"/>
+          <w:lang w:val="es-ES"/>
+        </w:rPr>
+        <w:t xml:space="preserve"> con </w:t>
+      </w:r>
+      <w:r>
+        <w:rPr>
+          <w:i/>
+          <w:iCs/>
+          <w:sz w:val="24"/>
+          <w:lang w:val="es-ES"/>
+        </w:rPr>
+        <w:t>CRTL+Z</w:t>
+      </w:r>
+      <w:r>
+        <w:rPr>
+          <w:sz w:val="24"/>
+          <w:lang w:val="es-ES"/>
+        </w:rPr>
+        <w:t>)</w:t>
+      </w:r>
+      <w:r>
+        <w:rPr>
+          <w:sz w:val="24"/>
+          <w:lang w:val="es-ES"/>
+        </w:rPr>
+        <w:t>,</w:t>
+      </w:r>
+      <w:r>
+        <w:rPr>
+          <w:sz w:val="24"/>
+          <w:lang w:val="es-ES"/>
+        </w:rPr>
+        <w:t xml:space="preserve"> </w:t>
+      </w:r>
+      <w:r>
+        <w:rPr>
+          <w:sz w:val="24"/>
+          <w:lang w:val="es-ES"/>
+        </w:rPr>
+        <w:t>permitiendo que</w:t>
+      </w:r>
+      <w:r>
+        <w:rPr>
+          <w:sz w:val="24"/>
+          <w:lang w:val="es-ES"/>
+        </w:rPr>
+        <w:t xml:space="preserve"> pueda</w:t>
+      </w:r>
+      <w:r>
+        <w:rPr>
+          <w:sz w:val="24"/>
+          <w:lang w:val="es-ES"/>
+        </w:rPr>
+        <w:t xml:space="preserve"> manejarse como un trabajo en segundo plano</w:t>
+      </w:r>
+      <w:r>
+        <w:rPr>
+          <w:sz w:val="24"/>
+          <w:lang w:val="es-ES"/>
+        </w:rPr>
+        <w:t xml:space="preserve"> si fuese necesario (es decir, si se introduce el mandato </w:t>
+      </w:r>
+      <w:proofErr w:type="spellStart"/>
+      <w:r>
+        <w:rPr>
+          <w:sz w:val="24"/>
+          <w:lang w:val="es-ES"/>
+        </w:rPr>
+        <w:t>bg</w:t>
+      </w:r>
+      <w:proofErr w:type="spellEnd"/>
+      <w:r>
+        <w:rPr>
+          <w:sz w:val="24"/>
+          <w:lang w:val="es-ES"/>
+        </w:rPr>
+        <w:t xml:space="preserve"> junto al identificador del trabajo).</w:t>
       </w:r>
     </w:p>
     <w:p>
       <w:pPr>
-        <w:pStyle w:val="Prrafodelista"/>
-        <w:rPr>
-          <w:lang w:val="es-ES"/>
-        </w:rPr>
-      </w:pPr>
+        <w:rPr>
+          <w:sz w:val="24"/>
+          <w:lang w:val="es-ES"/>
+        </w:rPr>
+      </w:pPr>
+    </w:p>
+    <w:p>
+      <w:pPr>
+        <w:rPr>
+          <w:b/>
+          <w:bCs/>
+          <w:i/>
+          <w:iCs/>
+          <w:sz w:val="24"/>
+          <w:u w:val="single"/>
+          <w:lang w:val="es-ES"/>
+        </w:rPr>
+      </w:pPr>
+      <w:r>
+        <w:rPr>
+          <w:b/>
+          <w:bCs/>
+          <w:i/>
+          <w:iCs/>
+          <w:sz w:val="24"/>
+          <w:u w:val="single"/>
+          <w:lang w:val="es-ES"/>
+        </w:rPr>
+        <w:t xml:space="preserve">Gestión de procesos: </w:t>
+      </w:r>
+      <w:proofErr w:type="spellStart"/>
+      <w:r>
+        <w:rPr>
+          <w:b/>
+          <w:bCs/>
+          <w:i/>
+          <w:iCs/>
+          <w:sz w:val="24"/>
+          <w:u w:val="single"/>
+          <w:lang w:val="es-ES"/>
+        </w:rPr>
+        <w:t>foreground</w:t>
+      </w:r>
+      <w:proofErr w:type="spellEnd"/>
+      <w:r>
+        <w:rPr>
+          <w:b/>
+          <w:bCs/>
+          <w:i/>
+          <w:iCs/>
+          <w:sz w:val="24"/>
+          <w:u w:val="single"/>
+          <w:lang w:val="es-ES"/>
+        </w:rPr>
+        <w:t xml:space="preserve"> y </w:t>
+      </w:r>
+      <w:proofErr w:type="spellStart"/>
+      <w:r>
+        <w:rPr>
+          <w:b/>
+          <w:bCs/>
+          <w:i/>
+          <w:iCs/>
+          <w:sz w:val="24"/>
+          <w:u w:val="single"/>
+          <w:lang w:val="es-ES"/>
+        </w:rPr>
+        <w:t>background</w:t>
+      </w:r>
+      <w:proofErr w:type="spellEnd"/>
+    </w:p>
+    <w:p>
+      <w:pPr>
+        <w:rPr>
+          <w:sz w:val="24"/>
+          <w:lang w:val="es-ES"/>
+        </w:rPr>
+      </w:pPr>
+      <w:r>
+        <w:rPr>
+          <w:sz w:val="24"/>
+          <w:lang w:val="es-ES"/>
+        </w:rPr>
+        <w:t xml:space="preserve">Los </w:t>
+      </w:r>
+      <w:r>
+        <w:rPr>
+          <w:sz w:val="24"/>
+          <w:lang w:val="es-ES"/>
+        </w:rPr>
+        <w:t xml:space="preserve">procesos </w:t>
+      </w:r>
+      <w:r>
+        <w:rPr>
+          <w:sz w:val="24"/>
+          <w:lang w:val="es-ES"/>
+        </w:rPr>
+        <w:t>en primer y en segundo plano se gestionan de forma distinta</w:t>
+      </w:r>
+      <w:r>
+        <w:rPr>
+          <w:sz w:val="24"/>
+          <w:lang w:val="es-ES"/>
+        </w:rPr>
+        <w:t xml:space="preserve">: </w:t>
+      </w:r>
     </w:p>
     <w:p>
       <w:pPr>
@@ -2691,22 +2884,14 @@
       </w:pPr>
       <w:r>
         <w:rPr>
-          <w:sz w:val="24"/>
-          <w:lang w:val="es-ES"/>
-        </w:rPr>
-        <w:t xml:space="preserve"> </w:t>
-      </w:r>
-      <w:proofErr w:type="spellStart"/>
-      <w:r>
-        <w:rPr>
           <w:i/>
           <w:iCs/>
           <w:sz w:val="24"/>
           <w:lang w:val="es-ES"/>
         </w:rPr>
-        <w:t>Background</w:t>
-      </w:r>
-      <w:proofErr w:type="spellEnd"/>
+        <w:t>Primer plano (</w:t>
+      </w:r>
+      <w:proofErr w:type="spellStart"/>
       <w:r>
         <w:rPr>
           <w:i/>
@@ -2714,23 +2899,9 @@
           <w:sz w:val="24"/>
           <w:lang w:val="es-ES"/>
         </w:rPr>
-        <w:t>:</w:t>
-      </w:r>
-      <w:r>
-        <w:rPr>
-          <w:sz w:val="24"/>
-          <w:lang w:val="es-ES"/>
-        </w:rPr>
-        <w:t xml:space="preserve"> </w:t>
-      </w:r>
-      <w:r>
-        <w:rPr>
-          <w:sz w:val="24"/>
-          <w:lang w:val="es-ES"/>
-        </w:rPr>
-        <w:t xml:space="preserve">Los trabajos enviados al segundo plano se almacenan en </w:t>
-      </w:r>
-      <w:proofErr w:type="spellStart"/>
+        <w:t>Foreground</w:t>
+      </w:r>
+      <w:proofErr w:type="spellEnd"/>
       <w:r>
         <w:rPr>
           <w:i/>
@@ -2738,23 +2909,38 @@
           <w:sz w:val="24"/>
           <w:lang w:val="es-ES"/>
         </w:rPr>
-        <w:t>job_list</w:t>
+        <w:t>)</w:t>
+      </w:r>
+      <w:r>
+        <w:rPr>
+          <w:sz w:val="24"/>
+          <w:lang w:val="es-ES"/>
+        </w:rPr>
+        <w:t xml:space="preserve">: </w:t>
+      </w:r>
+      <w:r>
+        <w:rPr>
+          <w:sz w:val="24"/>
+          <w:lang w:val="es-ES"/>
+        </w:rPr>
+        <w:t>Los procesos en primer plano se gestionan mediante</w:t>
+      </w:r>
+      <w:r>
+        <w:rPr>
+          <w:sz w:val="24"/>
+          <w:lang w:val="es-ES"/>
+        </w:rPr>
+        <w:t xml:space="preserve"> comprobaciones al </w:t>
+      </w:r>
+      <w:proofErr w:type="spellStart"/>
+      <w:r>
+        <w:rPr>
+          <w:sz w:val="24"/>
+          <w:lang w:val="es-ES"/>
+        </w:rPr>
+        <w:t>struct</w:t>
       </w:r>
       <w:proofErr w:type="spellEnd"/>
-      <w:r>
-        <w:rPr>
-          <w:sz w:val="24"/>
-          <w:lang w:val="es-ES"/>
-        </w:rPr>
-        <w:t xml:space="preserve">, con </w:t>
-      </w:r>
-      <w:r>
-        <w:rPr>
-          <w:sz w:val="24"/>
-          <w:lang w:val="es-ES"/>
-        </w:rPr>
-        <w:t xml:space="preserve">una capacidad máxima de </w:t>
-      </w:r>
       <w:r>
         <w:rPr>
           <w:i/>
@@ -2762,179 +2948,61 @@
           <w:sz w:val="24"/>
           <w:lang w:val="es-ES"/>
         </w:rPr>
-        <w:t xml:space="preserve">MAX_JOBS </w:t>
-      </w:r>
-      <w:r>
-        <w:rPr>
-          <w:sz w:val="24"/>
-          <w:lang w:val="es-ES"/>
-        </w:rPr>
-        <w:t>trabajos simultáneos.</w:t>
+        <w:t xml:space="preserve"> </w:t>
+      </w:r>
+      <w:proofErr w:type="spellStart"/>
+      <w:r>
+        <w:rPr>
+          <w:i/>
+          <w:iCs/>
+          <w:sz w:val="24"/>
+          <w:lang w:val="es-ES"/>
+        </w:rPr>
+        <w:t>fg_job</w:t>
+      </w:r>
+      <w:proofErr w:type="spellEnd"/>
+      <w:r>
+        <w:rPr>
+          <w:sz w:val="24"/>
+          <w:lang w:val="es-ES"/>
+        </w:rPr>
+        <w:t>. El código asegura que solo un trabajo pueda estar en</w:t>
+      </w:r>
+      <w:r>
+        <w:rPr>
+          <w:i/>
+          <w:iCs/>
+          <w:sz w:val="24"/>
+          <w:lang w:val="es-ES"/>
+        </w:rPr>
+        <w:t xml:space="preserve"> </w:t>
+      </w:r>
+      <w:proofErr w:type="spellStart"/>
+      <w:r>
+        <w:rPr>
+          <w:i/>
+          <w:iCs/>
+          <w:sz w:val="24"/>
+          <w:lang w:val="es-ES"/>
+        </w:rPr>
+        <w:t>foreground</w:t>
+      </w:r>
+      <w:proofErr w:type="spellEnd"/>
+      <w:r>
+        <w:rPr>
+          <w:sz w:val="24"/>
+          <w:lang w:val="es-ES"/>
+        </w:rPr>
+        <w:t xml:space="preserve"> en un momento dado.</w:t>
       </w:r>
     </w:p>
     <w:p>
       <w:pPr>
         <w:pStyle w:val="Prrafodelista"/>
         <w:rPr>
-          <w:sz w:val="24"/>
-          <w:lang w:val="es-ES"/>
-        </w:rPr>
-      </w:pPr>
-    </w:p>
-    <w:p>
-      <w:pPr>
-        <w:rPr>
-          <w:sz w:val="24"/>
-          <w:lang w:val="es-ES"/>
-        </w:rPr>
-      </w:pPr>
-      <w:r>
-        <w:rPr>
-          <w:sz w:val="24"/>
-          <w:lang w:val="es-ES"/>
-        </w:rPr>
-        <w:t xml:space="preserve">Cuando </w:t>
-      </w:r>
-      <w:r>
-        <w:rPr>
-          <w:sz w:val="24"/>
-          <w:lang w:val="es-ES"/>
-        </w:rPr>
-        <w:t xml:space="preserve">un comando es suspendido, se mueve el trabajo en </w:t>
-      </w:r>
-      <w:proofErr w:type="spellStart"/>
-      <w:r>
-        <w:rPr>
-          <w:i/>
-          <w:iCs/>
-          <w:sz w:val="24"/>
-          <w:lang w:val="es-ES"/>
-        </w:rPr>
-        <w:t>fg_job</w:t>
-      </w:r>
-      <w:proofErr w:type="spellEnd"/>
-      <w:r>
-        <w:rPr>
-          <w:sz w:val="24"/>
-          <w:lang w:val="es-ES"/>
-        </w:rPr>
-        <w:t xml:space="preserve"> a </w:t>
-      </w:r>
-      <w:proofErr w:type="spellStart"/>
-      <w:r>
-        <w:rPr>
-          <w:i/>
-          <w:iCs/>
-          <w:sz w:val="24"/>
-          <w:lang w:val="es-ES"/>
-        </w:rPr>
-        <w:t>job_list</w:t>
-      </w:r>
-      <w:proofErr w:type="spellEnd"/>
-      <w:r>
-        <w:rPr>
-          <w:sz w:val="24"/>
-          <w:lang w:val="es-ES"/>
-        </w:rPr>
-        <w:t xml:space="preserve">, con el estado actualizado a </w:t>
-      </w:r>
-      <w:r>
-        <w:rPr>
-          <w:i/>
-          <w:iCs/>
-          <w:sz w:val="24"/>
-          <w:lang w:val="es-ES"/>
-        </w:rPr>
-        <w:t>SUSPENDED</w:t>
-      </w:r>
-      <w:r>
-        <w:rPr>
-          <w:sz w:val="24"/>
-          <w:lang w:val="es-ES"/>
-        </w:rPr>
-        <w:t xml:space="preserve">. Cuando un comando finaliza, mediante el control de la señal </w:t>
-      </w:r>
-      <w:r>
-        <w:rPr>
-          <w:i/>
-          <w:iCs/>
-          <w:sz w:val="24"/>
-          <w:lang w:val="es-ES"/>
-        </w:rPr>
-        <w:t>SIGCHLD</w:t>
-      </w:r>
-      <w:r>
-        <w:rPr>
-          <w:sz w:val="24"/>
-          <w:lang w:val="es-ES"/>
-        </w:rPr>
-        <w:t xml:space="preserve"> se actualiza el estado en </w:t>
-      </w:r>
-      <w:proofErr w:type="spellStart"/>
-      <w:r>
-        <w:rPr>
-          <w:i/>
-          <w:iCs/>
-          <w:sz w:val="24"/>
-          <w:lang w:val="es-ES"/>
-        </w:rPr>
-        <w:t>job_list</w:t>
-      </w:r>
-      <w:proofErr w:type="spellEnd"/>
-      <w:r>
-        <w:rPr>
-          <w:sz w:val="24"/>
-          <w:lang w:val="es-ES"/>
-        </w:rPr>
-        <w:t xml:space="preserve"> y marca el trabajo como terminado.</w:t>
-      </w:r>
-    </w:p>
-    <w:p>
-      <w:pPr>
-        <w:rPr>
-          <w:lang w:val="es-ES"/>
-        </w:rPr>
-      </w:pPr>
-    </w:p>
-    <w:p>
-      <w:pPr>
-        <w:rPr>
-          <w:b/>
-          <w:bCs/>
-          <w:i/>
-          <w:iCs/>
-          <w:sz w:val="24"/>
-          <w:u w:val="single"/>
-          <w:lang w:val="es-ES"/>
-        </w:rPr>
-      </w:pPr>
-      <w:r>
-        <w:rPr>
-          <w:b/>
-          <w:bCs/>
-          <w:i/>
-          <w:iCs/>
-          <w:sz w:val="24"/>
-          <w:u w:val="single"/>
-          <w:lang w:val="es-ES"/>
-        </w:rPr>
-        <w:t>Manejo de señales</w:t>
-      </w:r>
-    </w:p>
-    <w:p>
-      <w:pPr>
-        <w:rPr>
-          <w:sz w:val="24"/>
-          <w:lang w:val="es-ES"/>
-        </w:rPr>
-      </w:pPr>
-      <w:r>
-        <w:rPr>
-          <w:sz w:val="24"/>
-          <w:lang w:val="es-ES"/>
-        </w:rPr>
-        <w:t>El código responde a señales del sistema para controlar procesos:</w:t>
-      </w:r>
+          <w:lang w:val="es-ES"/>
+        </w:rPr>
+      </w:pPr>
     </w:p>
     <w:p>
       <w:pPr>
@@ -2944,81 +3012,396 @@
           <w:numId w:val="23"/>
         </w:numPr>
         <w:rPr>
-          <w:sz w:val="24"/>
-          <w:lang w:val="es-ES"/>
-        </w:rPr>
-      </w:pPr>
-      <w:r>
+          <w:lang w:val="es-ES"/>
+        </w:rPr>
+      </w:pPr>
+      <w:r>
+        <w:rPr>
+          <w:sz w:val="24"/>
+          <w:lang w:val="es-ES"/>
+        </w:rPr>
+        <w:t xml:space="preserve"> </w:t>
+      </w:r>
+      <w:r>
+        <w:rPr>
+          <w:i/>
+          <w:iCs/>
+          <w:sz w:val="24"/>
+          <w:lang w:val="es-ES"/>
+        </w:rPr>
+        <w:t>Segundo plano</w:t>
+      </w:r>
+      <w:r>
+        <w:rPr>
+          <w:sz w:val="24"/>
+          <w:lang w:val="es-ES"/>
+        </w:rPr>
+        <w:t xml:space="preserve"> (</w:t>
+      </w:r>
+      <w:proofErr w:type="spellStart"/>
+      <w:r>
+        <w:rPr>
+          <w:i/>
+          <w:iCs/>
+          <w:sz w:val="24"/>
+          <w:lang w:val="es-ES"/>
+        </w:rPr>
+        <w:t>Background</w:t>
+      </w:r>
+      <w:proofErr w:type="spellEnd"/>
+      <w:r>
+        <w:rPr>
+          <w:i/>
+          <w:iCs/>
+          <w:sz w:val="24"/>
+          <w:lang w:val="es-ES"/>
+        </w:rPr>
+        <w:t>)</w:t>
+      </w:r>
+      <w:r>
+        <w:rPr>
+          <w:i/>
+          <w:iCs/>
+          <w:sz w:val="24"/>
+          <w:lang w:val="es-ES"/>
+        </w:rPr>
+        <w:t>:</w:t>
+      </w:r>
+      <w:r>
+        <w:rPr>
+          <w:sz w:val="24"/>
+          <w:lang w:val="es-ES"/>
+        </w:rPr>
+        <w:t xml:space="preserve"> </w:t>
+      </w:r>
+      <w:r>
+        <w:rPr>
+          <w:sz w:val="24"/>
+          <w:lang w:val="es-ES"/>
+        </w:rPr>
+        <w:t xml:space="preserve">Los trabajos enviados al segundo plano se almacenan en </w:t>
+      </w:r>
+      <w:proofErr w:type="spellStart"/>
+      <w:r>
+        <w:rPr>
+          <w:i/>
+          <w:iCs/>
+          <w:sz w:val="24"/>
+          <w:lang w:val="es-ES"/>
+        </w:rPr>
+        <w:t>job_list</w:t>
+      </w:r>
+      <w:proofErr w:type="spellEnd"/>
+      <w:r>
+        <w:rPr>
+          <w:sz w:val="24"/>
+          <w:lang w:val="es-ES"/>
+        </w:rPr>
+        <w:t xml:space="preserve">, con </w:t>
+      </w:r>
+      <w:r>
+        <w:rPr>
+          <w:sz w:val="24"/>
+          <w:lang w:val="es-ES"/>
+        </w:rPr>
+        <w:t xml:space="preserve">una capacidad máxima de </w:t>
+      </w:r>
+      <w:r>
+        <w:rPr>
+          <w:i/>
+          <w:iCs/>
+          <w:sz w:val="24"/>
+          <w:lang w:val="es-ES"/>
+        </w:rPr>
+        <w:t xml:space="preserve">MAX_JOBS </w:t>
+      </w:r>
+      <w:r>
+        <w:rPr>
+          <w:sz w:val="24"/>
+          <w:lang w:val="es-ES"/>
+        </w:rPr>
+        <w:t>trabajos simultáneos.</w:t>
+      </w:r>
+      <w:r>
+        <w:rPr>
+          <w:sz w:val="24"/>
+          <w:lang w:val="es-ES"/>
+        </w:rPr>
+        <w:t xml:space="preserve"> Si se sobrepasa esta capacidad, el </w:t>
+      </w:r>
+      <w:proofErr w:type="spellStart"/>
+      <w:r>
+        <w:rPr>
+          <w:sz w:val="24"/>
+          <w:lang w:val="es-ES"/>
+        </w:rPr>
+        <w:t>minishell</w:t>
+      </w:r>
+      <w:proofErr w:type="spellEnd"/>
+      <w:r>
+        <w:rPr>
+          <w:sz w:val="24"/>
+          <w:lang w:val="es-ES"/>
+        </w:rPr>
+        <w:t xml:space="preserve"> imprimirá un mensaje por salida estándar y abortará la ejecución de nuevos trabajos. En cuanto a la gestión de memoria de </w:t>
+      </w:r>
+      <w:proofErr w:type="spellStart"/>
+      <w:r>
+        <w:rPr>
+          <w:sz w:val="24"/>
+          <w:lang w:val="es-ES"/>
+        </w:rPr>
+        <w:t>job_list</w:t>
+      </w:r>
+      <w:proofErr w:type="spellEnd"/>
+      <w:r>
+        <w:rPr>
+          <w:sz w:val="24"/>
+          <w:lang w:val="es-ES"/>
+        </w:rPr>
+        <w:t xml:space="preserve">, cada vez que se ejecuta un trabajo y se manda a segundo plano se recalcula  la siguiente posición de </w:t>
+      </w:r>
+      <w:proofErr w:type="spellStart"/>
+      <w:r>
+        <w:rPr>
+          <w:sz w:val="24"/>
+          <w:lang w:val="es-ES"/>
+        </w:rPr>
+        <w:t>job_list</w:t>
+      </w:r>
+      <w:proofErr w:type="spellEnd"/>
+      <w:r>
+        <w:rPr>
+          <w:sz w:val="24"/>
+          <w:lang w:val="es-ES"/>
+        </w:rPr>
+        <w:t xml:space="preserve"> a llenar (</w:t>
+      </w:r>
+      <w:proofErr w:type="spellStart"/>
+      <w:r>
+        <w:rPr>
+          <w:sz w:val="24"/>
+          <w:lang w:val="es-ES"/>
+        </w:rPr>
+        <w:t>next_job</w:t>
+      </w:r>
+      <w:proofErr w:type="spellEnd"/>
+      <w:r>
+        <w:rPr>
+          <w:sz w:val="24"/>
+          <w:lang w:val="es-ES"/>
+        </w:rPr>
+        <w:t xml:space="preserve">), posibilitando la opción de ejecutar trabajos en casillas de </w:t>
+      </w:r>
+      <w:proofErr w:type="spellStart"/>
+      <w:r>
+        <w:rPr>
+          <w:sz w:val="24"/>
+          <w:lang w:val="es-ES"/>
+        </w:rPr>
+        <w:t>job_list</w:t>
+      </w:r>
+      <w:proofErr w:type="spellEnd"/>
+      <w:r>
+        <w:rPr>
+          <w:sz w:val="24"/>
+          <w:lang w:val="es-ES"/>
+        </w:rPr>
+        <w:t xml:space="preserve"> no consecutivas.</w:t>
+      </w:r>
+    </w:p>
+    <w:p>
+      <w:pPr>
+        <w:pStyle w:val="Prrafodelista"/>
+        <w:rPr>
+          <w:sz w:val="24"/>
+          <w:lang w:val="es-ES"/>
+        </w:rPr>
+      </w:pPr>
+    </w:p>
+    <w:p>
+      <w:pPr>
+        <w:rPr>
+          <w:sz w:val="24"/>
+          <w:lang w:val="es-ES"/>
+        </w:rPr>
+      </w:pPr>
+      <w:r>
+        <w:rPr>
+          <w:sz w:val="24"/>
+          <w:lang w:val="es-ES"/>
+        </w:rPr>
+        <w:t xml:space="preserve">Cuando </w:t>
+      </w:r>
+      <w:r>
+        <w:rPr>
+          <w:sz w:val="24"/>
+          <w:lang w:val="es-ES"/>
+        </w:rPr>
+        <w:t xml:space="preserve">un comando es suspendido, se mueve el trabajo en </w:t>
+      </w:r>
+      <w:proofErr w:type="spellStart"/>
+      <w:r>
+        <w:rPr>
+          <w:i/>
+          <w:iCs/>
+          <w:sz w:val="24"/>
+          <w:lang w:val="es-ES"/>
+        </w:rPr>
+        <w:t>fg_job</w:t>
+      </w:r>
+      <w:proofErr w:type="spellEnd"/>
+      <w:r>
+        <w:rPr>
+          <w:sz w:val="24"/>
+          <w:lang w:val="es-ES"/>
+        </w:rPr>
+        <w:t xml:space="preserve"> a </w:t>
+      </w:r>
+      <w:proofErr w:type="spellStart"/>
+      <w:r>
+        <w:rPr>
+          <w:i/>
+          <w:iCs/>
+          <w:sz w:val="24"/>
+          <w:lang w:val="es-ES"/>
+        </w:rPr>
+        <w:t>job_list</w:t>
+      </w:r>
+      <w:proofErr w:type="spellEnd"/>
+      <w:r>
+        <w:rPr>
+          <w:sz w:val="24"/>
+          <w:lang w:val="es-ES"/>
+        </w:rPr>
+        <w:t xml:space="preserve">, con el estado actualizado a </w:t>
+      </w:r>
+      <w:r>
+        <w:rPr>
+          <w:i/>
+          <w:iCs/>
+          <w:sz w:val="24"/>
+          <w:lang w:val="es-ES"/>
+        </w:rPr>
+        <w:t>SUSPENDED</w:t>
+      </w:r>
+      <w:r>
+        <w:rPr>
+          <w:sz w:val="24"/>
+          <w:lang w:val="es-ES"/>
+        </w:rPr>
+        <w:t xml:space="preserve">. Cuando un comando finaliza, mediante el control de la señal </w:t>
+      </w:r>
+      <w:r>
+        <w:rPr>
+          <w:i/>
+          <w:iCs/>
+          <w:sz w:val="24"/>
+          <w:lang w:val="es-ES"/>
+        </w:rPr>
+        <w:t>SIGCHLD</w:t>
+      </w:r>
+      <w:r>
+        <w:rPr>
+          <w:sz w:val="24"/>
+          <w:lang w:val="es-ES"/>
+        </w:rPr>
+        <w:t xml:space="preserve"> se actualiza el estado en </w:t>
+      </w:r>
+      <w:proofErr w:type="spellStart"/>
+      <w:r>
+        <w:rPr>
+          <w:i/>
+          <w:iCs/>
+          <w:sz w:val="24"/>
+          <w:lang w:val="es-ES"/>
+        </w:rPr>
+        <w:t>job_list</w:t>
+      </w:r>
+      <w:proofErr w:type="spellEnd"/>
+      <w:r>
+        <w:rPr>
+          <w:sz w:val="24"/>
+          <w:lang w:val="es-ES"/>
+        </w:rPr>
+        <w:t xml:space="preserve"> y marca el trabajo como terminado</w:t>
+      </w:r>
+      <w:r>
+        <w:rPr>
+          <w:sz w:val="24"/>
+          <w:lang w:val="es-ES"/>
+        </w:rPr>
+        <w:t xml:space="preserve"> y a la espera de ser mostrado (mediante el mandato </w:t>
+      </w:r>
+      <w:proofErr w:type="spellStart"/>
+      <w:r>
+        <w:rPr>
+          <w:sz w:val="24"/>
+          <w:lang w:val="es-ES"/>
+        </w:rPr>
+        <w:t>jobs</w:t>
+      </w:r>
+      <w:proofErr w:type="spellEnd"/>
+      <w:r>
+        <w:rPr>
+          <w:sz w:val="24"/>
+          <w:lang w:val="es-ES"/>
+        </w:rPr>
+        <w:t>)</w:t>
+      </w:r>
+      <w:r>
+        <w:rPr>
+          <w:sz w:val="24"/>
+          <w:lang w:val="es-ES"/>
+        </w:rPr>
+        <w:t>.</w:t>
+      </w:r>
+    </w:p>
+    <w:p>
+      <w:pPr>
+        <w:rPr>
+          <w:lang w:val="es-ES"/>
+        </w:rPr>
+      </w:pPr>
+    </w:p>
+    <w:p>
+      <w:pPr>
         <w:rPr>
           <w:b/>
           <w:bCs/>
-          <w:sz w:val="24"/>
-          <w:lang w:val="es-ES"/>
-        </w:rPr>
-        <w:t>SIGINT (</w:t>
-      </w:r>
-      <w:proofErr w:type="spellStart"/>
+          <w:i/>
+          <w:iCs/>
+          <w:sz w:val="24"/>
+          <w:u w:val="single"/>
+          <w:lang w:val="es-ES"/>
+        </w:rPr>
+      </w:pPr>
       <w:r>
         <w:rPr>
           <w:b/>
           <w:bCs/>
-          <w:sz w:val="24"/>
-          <w:lang w:val="es-ES"/>
-        </w:rPr>
-        <w:t>Ctrl+C</w:t>
-      </w:r>
-      <w:proofErr w:type="spellEnd"/>
-      <w:r>
-        <w:rPr>
-          <w:b/>
-          <w:bCs/>
-          <w:sz w:val="24"/>
-          <w:lang w:val="es-ES"/>
-        </w:rPr>
-        <w:t>):</w:t>
-      </w:r>
-      <w:r>
-        <w:rPr>
-          <w:sz w:val="24"/>
-          <w:lang w:val="es-ES"/>
-        </w:rPr>
-        <w:t xml:space="preserve"> Finaliza el proceso en </w:t>
-      </w:r>
-      <w:proofErr w:type="spellStart"/>
-      <w:r>
-        <w:rPr>
           <w:i/>
           <w:iCs/>
           <w:sz w:val="24"/>
-          <w:lang w:val="es-ES"/>
-        </w:rPr>
-        <w:t>foreground</w:t>
-      </w:r>
-      <w:proofErr w:type="spellEnd"/>
-      <w:r>
-        <w:rPr>
-          <w:sz w:val="24"/>
-          <w:lang w:val="es-ES"/>
-        </w:rPr>
-        <w:t xml:space="preserve"> mediante </w:t>
-      </w:r>
-      <w:proofErr w:type="spellStart"/>
-      <w:r>
-        <w:rPr>
-          <w:i/>
-          <w:iCs/>
-          <w:sz w:val="24"/>
-          <w:lang w:val="es-ES"/>
-        </w:rPr>
-        <w:t>fg_handler</w:t>
-      </w:r>
-      <w:proofErr w:type="spellEnd"/>
-      <w:r>
-        <w:rPr>
-          <w:sz w:val="24"/>
-          <w:lang w:val="es-ES"/>
-        </w:rPr>
-        <w:t>.</w:t>
+          <w:u w:val="single"/>
+          <w:lang w:val="es-ES"/>
+        </w:rPr>
+        <w:t>Manejo de señales</w:t>
+      </w:r>
+    </w:p>
+    <w:p>
+      <w:pPr>
+        <w:rPr>
+          <w:sz w:val="24"/>
+          <w:lang w:val="es-ES"/>
+        </w:rPr>
+      </w:pPr>
+      <w:r>
+        <w:rPr>
+          <w:sz w:val="24"/>
+          <w:lang w:val="es-ES"/>
+        </w:rPr>
+        <w:t>El código responde a señales del sistema para controlar procesos:</w:t>
       </w:r>
     </w:p>
     <w:p>
@@ -3040,7 +3423,7 @@
           <w:sz w:val="24"/>
           <w:lang w:val="es-ES"/>
         </w:rPr>
-        <w:t>SIGTSTP (</w:t>
+        <w:t>SIGINT (</w:t>
       </w:r>
       <w:proofErr w:type="spellStart"/>
       <w:r>
@@ -3050,7 +3433,7 @@
           <w:sz w:val="24"/>
           <w:lang w:val="es-ES"/>
         </w:rPr>
-        <w:t>Ctrl+Z</w:t>
+        <w:t>Ctrl+C</w:t>
       </w:r>
       <w:proofErr w:type="spellEnd"/>
       <w:r>
@@ -3067,7 +3450,7 @@
           <w:sz w:val="24"/>
           <w:lang w:val="es-ES"/>
         </w:rPr>
-        <w:t xml:space="preserve"> Suspende el proceso en </w:t>
+        <w:t xml:space="preserve"> Finaliza el proceso en </w:t>
       </w:r>
       <w:proofErr w:type="spellStart"/>
       <w:r>
@@ -3085,7 +3468,7 @@
           <w:sz w:val="24"/>
           <w:lang w:val="es-ES"/>
         </w:rPr>
-        <w:t xml:space="preserve"> y lo mueve a </w:t>
+        <w:t xml:space="preserve"> mediante </w:t>
       </w:r>
       <w:proofErr w:type="spellStart"/>
       <w:r>
@@ -3095,25 +3478,9 @@
           <w:sz w:val="24"/>
           <w:lang w:val="es-ES"/>
         </w:rPr>
-        <w:t>job_list</w:t>
+        <w:t>fg_handler</w:t>
       </w:r>
       <w:proofErr w:type="spellEnd"/>
-      <w:r>
-        <w:rPr>
-          <w:sz w:val="24"/>
-          <w:lang w:val="es-ES"/>
-        </w:rPr>
-        <w:t xml:space="preserve"> con estado </w:t>
-      </w:r>
-      <w:r>
-        <w:rPr>
-          <w:i/>
-          <w:iCs/>
-          <w:sz w:val="24"/>
-          <w:lang w:val="es-ES"/>
-        </w:rPr>
-        <w:t>SUSPENDED</w:t>
-      </w:r>
       <w:r>
         <w:rPr>
           <w:sz w:val="24"/>
@@ -3141,14 +3508,34 @@
           <w:sz w:val="24"/>
           <w:lang w:val="es-ES"/>
         </w:rPr>
-        <w:t>SIGCHLD:</w:t>
-      </w:r>
-      <w:r>
-        <w:rPr>
-          <w:sz w:val="24"/>
-          <w:lang w:val="es-ES"/>
-        </w:rPr>
-        <w:t xml:space="preserve"> Detecta procesos hijos terminados y actualiza sus estados en </w:t>
+        <w:t>SIGTSTP (</w:t>
+      </w:r>
+      <w:proofErr w:type="spellStart"/>
+      <w:r>
+        <w:rPr>
+          <w:b/>
+          <w:bCs/>
+          <w:sz w:val="24"/>
+          <w:lang w:val="es-ES"/>
+        </w:rPr>
+        <w:t>Ctrl+Z</w:t>
+      </w:r>
+      <w:proofErr w:type="spellEnd"/>
+      <w:r>
+        <w:rPr>
+          <w:b/>
+          <w:bCs/>
+          <w:sz w:val="24"/>
+          <w:lang w:val="es-ES"/>
+        </w:rPr>
+        <w:t>):</w:t>
+      </w:r>
+      <w:r>
+        <w:rPr>
+          <w:sz w:val="24"/>
+          <w:lang w:val="es-ES"/>
+        </w:rPr>
+        <w:t xml:space="preserve"> Suspende el proceso en </w:t>
       </w:r>
       <w:proofErr w:type="spellStart"/>
       <w:r>
@@ -3158,9 +3545,17 @@
           <w:sz w:val="24"/>
           <w:lang w:val="es-ES"/>
         </w:rPr>
-        <w:t>job_list</w:t>
+        <w:t>foreground</w:t>
       </w:r>
       <w:proofErr w:type="spellEnd"/>
+      <w:r>
+        <w:rPr>
+          <w:sz w:val="24"/>
+          <w:lang w:val="es-ES"/>
+        </w:rPr>
+        <w:t xml:space="preserve"> y lo mueve a </w:t>
+      </w:r>
+      <w:proofErr w:type="spellStart"/>
       <w:r>
         <w:rPr>
           <w:i/>
@@ -3168,55 +3563,31 @@
           <w:sz w:val="24"/>
           <w:lang w:val="es-ES"/>
         </w:rPr>
-        <w:t>.</w:t>
-      </w:r>
-    </w:p>
-    <w:p>
-      <w:pPr>
-        <w:rPr>
-          <w:sz w:val="24"/>
-          <w:lang w:val="es-ES"/>
-        </w:rPr>
-      </w:pPr>
-    </w:p>
-    <w:p>
-      <w:pPr>
-        <w:rPr>
-          <w:b/>
-          <w:bCs/>
+        <w:t>job_list</w:t>
+      </w:r>
+      <w:proofErr w:type="spellEnd"/>
+      <w:r>
+        <w:rPr>
+          <w:sz w:val="24"/>
+          <w:lang w:val="es-ES"/>
+        </w:rPr>
+        <w:t xml:space="preserve"> con estado </w:t>
+      </w:r>
+      <w:r>
+        <w:rPr>
           <w:i/>
           <w:iCs/>
           <w:sz w:val="24"/>
-          <w:u w:val="single"/>
-          <w:lang w:val="es-ES"/>
-        </w:rPr>
-      </w:pPr>
-      <w:r>
-        <w:rPr>
-          <w:b/>
-          <w:bCs/>
-          <w:i/>
-          <w:iCs/>
-          <w:sz w:val="24"/>
-          <w:u w:val="single"/>
-          <w:lang w:val="es-ES"/>
-        </w:rPr>
-        <w:t>Redirecciones de entrada salida</w:t>
-      </w:r>
-    </w:p>
-    <w:p>
-      <w:pPr>
-        <w:rPr>
-          <w:sz w:val="24"/>
-          <w:lang w:val="es-ES"/>
-        </w:rPr>
-      </w:pPr>
-      <w:r>
-        <w:rPr>
-          <w:sz w:val="24"/>
-          <w:lang w:val="es-ES"/>
-        </w:rPr>
-        <w:t>El código permite redirigir la entrada, salida y errores:</w:t>
+          <w:lang w:val="es-ES"/>
+        </w:rPr>
+        <w:t>SUSPENDED</w:t>
+      </w:r>
+      <w:r>
+        <w:rPr>
+          <w:sz w:val="24"/>
+          <w:lang w:val="es-ES"/>
+        </w:rPr>
+        <w:t>.</w:t>
       </w:r>
     </w:p>
     <w:p>
@@ -3238,14 +3609,14 @@
           <w:sz w:val="24"/>
           <w:lang w:val="es-ES"/>
         </w:rPr>
-        <w:t>Entrada:</w:t>
-      </w:r>
-      <w:r>
-        <w:rPr>
-          <w:sz w:val="24"/>
-          <w:lang w:val="es-ES"/>
-        </w:rPr>
-        <w:t xml:space="preserve"> La función </w:t>
+        <w:t>SIGCHLD:</w:t>
+      </w:r>
+      <w:r>
+        <w:rPr>
+          <w:sz w:val="24"/>
+          <w:lang w:val="es-ES"/>
+        </w:rPr>
+        <w:t xml:space="preserve"> Detecta procesos hijos terminados y actualiza sus estados en </w:t>
       </w:r>
       <w:proofErr w:type="spellStart"/>
       <w:r>
@@ -3255,15 +3626,17 @@
           <w:sz w:val="24"/>
           <w:lang w:val="es-ES"/>
         </w:rPr>
-        <w:t>input_redirect</w:t>
+        <w:t>job_list</w:t>
       </w:r>
       <w:proofErr w:type="spellEnd"/>
       <w:r>
         <w:rPr>
-          <w:sz w:val="24"/>
-          <w:lang w:val="es-ES"/>
-        </w:rPr>
-        <w:t xml:space="preserve"> redirige la entrada desde un archivo.</w:t>
+          <w:i/>
+          <w:iCs/>
+          <w:sz w:val="24"/>
+          <w:lang w:val="es-ES"/>
+        </w:rPr>
+        <w:t>.</w:t>
       </w:r>
     </w:p>
     <w:p>
@@ -3285,32 +3658,14 @@
           <w:sz w:val="24"/>
           <w:lang w:val="es-ES"/>
         </w:rPr>
-        <w:t>Salida:</w:t>
-      </w:r>
-      <w:r>
-        <w:rPr>
-          <w:sz w:val="24"/>
-          <w:lang w:val="es-ES"/>
-        </w:rPr>
-        <w:t xml:space="preserve"> </w:t>
-      </w:r>
-      <w:proofErr w:type="spellStart"/>
-      <w:r>
-        <w:rPr>
-          <w:i/>
-          <w:iCs/>
-          <w:sz w:val="24"/>
-          <w:lang w:val="es-ES"/>
-        </w:rPr>
-        <w:t>output_redirect</w:t>
-      </w:r>
-      <w:proofErr w:type="spellEnd"/>
-      <w:r>
-        <w:rPr>
-          <w:sz w:val="24"/>
-          <w:lang w:val="es-ES"/>
-        </w:rPr>
-        <w:t xml:space="preserve"> redirige la salida a un archivo, sobrescribiendo su contenido.</w:t>
+        <w:t xml:space="preserve">SIGCONT: </w:t>
+      </w:r>
+      <w:r>
+        <w:rPr>
+          <w:sz w:val="24"/>
+          <w:lang w:val="es-ES"/>
+        </w:rPr>
+        <w:t>Detecta procesos en suspensión que quieren ejecutarse en segundo plano.</w:t>
       </w:r>
     </w:p>
     <w:p>
@@ -3332,24 +3687,23 @@
           <w:sz w:val="24"/>
           <w:lang w:val="es-ES"/>
         </w:rPr>
-        <w:t>Errores:</w:t>
-      </w:r>
-      <w:r>
-        <w:rPr>
-          <w:sz w:val="24"/>
-          <w:lang w:val="es-ES"/>
-        </w:rPr>
-        <w:t xml:space="preserve"> </w:t>
+        <w:lastRenderedPageBreak/>
+        <w:t>SIGKILL:</w:t>
+      </w:r>
+      <w:r>
+        <w:rPr>
+          <w:sz w:val="24"/>
+          <w:lang w:val="es-ES"/>
+        </w:rPr>
+        <w:t xml:space="preserve"> Finaliza forzadamente la ejecución de los procesos hijos en el caso de ejecutar el mandato </w:t>
       </w:r>
       <w:proofErr w:type="spellStart"/>
       <w:r>
         <w:rPr>
-          <w:i/>
-          <w:iCs/>
-          <w:sz w:val="24"/>
-          <w:lang w:val="es-ES"/>
-        </w:rPr>
-        <w:t>error_redirect</w:t>
+          <w:sz w:val="24"/>
+          <w:lang w:val="es-ES"/>
+        </w:rPr>
+        <w:t>exit</w:t>
       </w:r>
       <w:proofErr w:type="spellEnd"/>
       <w:r>
@@ -3357,12 +3711,11 @@
           <w:sz w:val="24"/>
           <w:lang w:val="es-ES"/>
         </w:rPr>
-        <w:t xml:space="preserve"> redirige la salida de error a un archivo especificado</w:t>
+        <w:t>.</w:t>
       </w:r>
     </w:p>
     <w:p>
       <w:pPr>
-        <w:pStyle w:val="Prrafodelista"/>
         <w:rPr>
           <w:sz w:val="24"/>
           <w:lang w:val="es-ES"/>
@@ -3381,9 +3734,7 @@
           <w:lang w:val="es-ES"/>
         </w:rPr>
       </w:pPr>
-    </w:p>
-    <w:p>
-      <w:pPr>
+      <w:r>
         <w:rPr>
           <w:b/>
           <w:bCs/>
@@ -3393,189 +3744,22 @@
           <w:u w:val="single"/>
           <w:lang w:val="es-ES"/>
         </w:rPr>
-      </w:pPr>
+        <w:t>Redirecciones de entrada salida</w:t>
+      </w:r>
     </w:p>
     <w:p>
       <w:pPr>
         <w:rPr>
-          <w:b/>
-          <w:bCs/>
-          <w:i/>
-          <w:iCs/>
-          <w:sz w:val="24"/>
-          <w:u w:val="single"/>
-          <w:lang w:val="es-ES"/>
-        </w:rPr>
-      </w:pPr>
-      <w:r>
-        <w:rPr>
-          <w:b/>
-          <w:bCs/>
-          <w:i/>
-          <w:iCs/>
-          <w:sz w:val="24"/>
-          <w:u w:val="single"/>
-          <w:lang w:val="es-ES"/>
-        </w:rPr>
-        <w:lastRenderedPageBreak/>
-        <w:t xml:space="preserve">Soporte </w:t>
-      </w:r>
-      <w:r>
-        <w:rPr>
-          <w:b/>
-          <w:bCs/>
-          <w:i/>
-          <w:iCs/>
-          <w:sz w:val="24"/>
-          <w:u w:val="single"/>
-          <w:lang w:val="es-ES"/>
-        </w:rPr>
-        <w:t>y gestión de</w:t>
-      </w:r>
-      <w:r>
-        <w:rPr>
-          <w:b/>
-          <w:bCs/>
-          <w:i/>
-          <w:iCs/>
-          <w:sz w:val="24"/>
-          <w:u w:val="single"/>
-          <w:lang w:val="es-ES"/>
-        </w:rPr>
-        <w:t xml:space="preserve"> pipes</w:t>
-      </w:r>
-    </w:p>
-    <w:p>
-      <w:pPr>
-        <w:rPr>
-          <w:sz w:val="24"/>
-          <w:lang w:val="es-ES"/>
-        </w:rPr>
-      </w:pPr>
-      <w:r>
-        <w:rPr>
-          <w:sz w:val="24"/>
-          <w:lang w:val="es-ES"/>
-        </w:rPr>
-        <w:t xml:space="preserve">Para manejar comandos encadenados con </w:t>
-      </w:r>
-      <w:r>
-        <w:rPr>
-          <w:sz w:val="24"/>
-          <w:lang w:val="es-ES"/>
-        </w:rPr>
-        <w:t>‘| ‘</w:t>
-      </w:r>
-      <w:r>
-        <w:rPr>
-          <w:sz w:val="24"/>
-          <w:lang w:val="es-ES"/>
-        </w:rPr>
-        <w:t>, se crea un array dinámico de pipes (</w:t>
-      </w:r>
-      <w:proofErr w:type="spellStart"/>
-      <w:r>
-        <w:rPr>
-          <w:i/>
-          <w:iCs/>
-          <w:sz w:val="24"/>
-          <w:lang w:val="es-ES"/>
-        </w:rPr>
-        <w:t>pipe_array</w:t>
-      </w:r>
-      <w:proofErr w:type="spellEnd"/>
-      <w:r>
-        <w:rPr>
-          <w:sz w:val="24"/>
-          <w:lang w:val="es-ES"/>
-        </w:rPr>
-        <w:t>). Cada subcomando se conecta mediante pipes para intercambiar datos de entrada y salida.</w:t>
-      </w:r>
-      <w:r>
-        <w:rPr>
-          <w:sz w:val="24"/>
-          <w:lang w:val="es-ES"/>
-        </w:rPr>
-        <w:t xml:space="preserve"> Cada elemento del array representa un par de descriptores de </w:t>
-      </w:r>
-      <w:r>
-        <w:rPr>
-          <w:sz w:val="24"/>
-          <w:lang w:val="es-ES"/>
-        </w:rPr>
-        <w:t>archivos (</w:t>
-      </w:r>
-      <w:r>
-        <w:rPr>
-          <w:sz w:val="24"/>
-          <w:lang w:val="es-ES"/>
-        </w:rPr>
-        <w:t xml:space="preserve">lectura y escritura) que concatenan la salida estándar de un subcomando con la entrada estándar del siguiente. </w:t>
-      </w:r>
-    </w:p>
-    <w:p>
-      <w:pPr>
-        <w:rPr>
-          <w:sz w:val="24"/>
-          <w:lang w:val="es-ES"/>
-        </w:rPr>
-      </w:pPr>
-      <w:r>
-        <w:rPr>
-          <w:sz w:val="24"/>
-          <w:lang w:val="es-ES"/>
-        </w:rPr>
-        <w:t xml:space="preserve">En cada proceso hijo generado con </w:t>
-      </w:r>
-      <w:proofErr w:type="spellStart"/>
-      <w:proofErr w:type="gramStart"/>
-      <w:r>
-        <w:rPr>
-          <w:i/>
-          <w:iCs/>
-          <w:sz w:val="24"/>
-          <w:lang w:val="es-ES"/>
-        </w:rPr>
-        <w:t>fork</w:t>
-      </w:r>
-      <w:proofErr w:type="spellEnd"/>
-      <w:r>
-        <w:rPr>
-          <w:sz w:val="24"/>
-          <w:lang w:val="es-ES"/>
-        </w:rPr>
-        <w:t>(</w:t>
-      </w:r>
-      <w:proofErr w:type="gramEnd"/>
-      <w:r>
-        <w:rPr>
-          <w:sz w:val="24"/>
-          <w:lang w:val="es-ES"/>
-        </w:rPr>
-        <w:t xml:space="preserve">) </w:t>
-      </w:r>
-      <w:r>
-        <w:rPr>
-          <w:sz w:val="24"/>
-          <w:lang w:val="es-ES"/>
-        </w:rPr>
-        <w:t xml:space="preserve">se duplica el descriptor de archivo adecuado utilizando </w:t>
-      </w:r>
-      <w:r>
-        <w:rPr>
-          <w:i/>
-          <w:iCs/>
-          <w:sz w:val="24"/>
-          <w:lang w:val="es-ES"/>
-        </w:rPr>
-        <w:t>dup2</w:t>
-      </w:r>
-      <w:r>
-        <w:rPr>
-          <w:sz w:val="24"/>
-          <w:lang w:val="es-ES"/>
-        </w:rPr>
-        <w:t xml:space="preserve"> para redirigir la entrada/salida según el comando que esté ejecutándose:</w:t>
+          <w:sz w:val="24"/>
+          <w:lang w:val="es-ES"/>
+        </w:rPr>
+      </w:pPr>
+      <w:r>
+        <w:rPr>
+          <w:sz w:val="24"/>
+          <w:lang w:val="es-ES"/>
+        </w:rPr>
+        <w:t>El código permite redirigir la entrada, salida y errores:</w:t>
       </w:r>
     </w:p>
     <w:p>
@@ -3592,10 +3776,37 @@
       </w:pPr>
       <w:r>
         <w:rPr>
-          <w:sz w:val="24"/>
-          <w:lang w:val="es-ES"/>
-        </w:rPr>
-        <w:t>El primer comando redirige su salida al extremo de escritura del primer pipe.</w:t>
+          <w:b/>
+          <w:bCs/>
+          <w:sz w:val="24"/>
+          <w:lang w:val="es-ES"/>
+        </w:rPr>
+        <w:t>Entrada:</w:t>
+      </w:r>
+      <w:r>
+        <w:rPr>
+          <w:sz w:val="24"/>
+          <w:lang w:val="es-ES"/>
+        </w:rPr>
+        <w:t xml:space="preserve"> La función </w:t>
+      </w:r>
+      <w:proofErr w:type="spellStart"/>
+      <w:r>
+        <w:rPr>
+          <w:i/>
+          <w:iCs/>
+          <w:sz w:val="24"/>
+          <w:lang w:val="es-ES"/>
+        </w:rPr>
+        <w:t>input_redirect</w:t>
+      </w:r>
+      <w:proofErr w:type="spellEnd"/>
+      <w:r>
+        <w:rPr>
+          <w:sz w:val="24"/>
+          <w:lang w:val="es-ES"/>
+        </w:rPr>
+        <w:t xml:space="preserve"> redirige la entrada desde un archivo.</w:t>
       </w:r>
     </w:p>
     <w:p>
@@ -3612,10 +3823,37 @@
       </w:pPr>
       <w:r>
         <w:rPr>
-          <w:sz w:val="24"/>
-          <w:lang w:val="es-ES"/>
-        </w:rPr>
-        <w:t>Los comandos intermedios redirigen su entrada desde el extremo de lectura del pipe anterior y su salida al extremo de escritura del siguiente pipe.</w:t>
+          <w:b/>
+          <w:bCs/>
+          <w:sz w:val="24"/>
+          <w:lang w:val="es-ES"/>
+        </w:rPr>
+        <w:t>Salida:</w:t>
+      </w:r>
+      <w:r>
+        <w:rPr>
+          <w:sz w:val="24"/>
+          <w:lang w:val="es-ES"/>
+        </w:rPr>
+        <w:t xml:space="preserve"> </w:t>
+      </w:r>
+      <w:proofErr w:type="spellStart"/>
+      <w:r>
+        <w:rPr>
+          <w:i/>
+          <w:iCs/>
+          <w:sz w:val="24"/>
+          <w:lang w:val="es-ES"/>
+        </w:rPr>
+        <w:t>output_redirect</w:t>
+      </w:r>
+      <w:proofErr w:type="spellEnd"/>
+      <w:r>
+        <w:rPr>
+          <w:sz w:val="24"/>
+          <w:lang w:val="es-ES"/>
+        </w:rPr>
+        <w:t xml:space="preserve"> redirige la salida a un archivo, sobrescribiendo su contenido.</w:t>
       </w:r>
     </w:p>
     <w:p>
@@ -3632,25 +3870,232 @@
       </w:pPr>
       <w:r>
         <w:rPr>
-          <w:sz w:val="24"/>
-          <w:lang w:val="es-ES"/>
-        </w:rPr>
-        <w:t>El último comando redirige su entrada desde el extremo de lectura del último pipe.</w:t>
+          <w:b/>
+          <w:bCs/>
+          <w:sz w:val="24"/>
+          <w:lang w:val="es-ES"/>
+        </w:rPr>
+        <w:t>Errores:</w:t>
+      </w:r>
+      <w:r>
+        <w:rPr>
+          <w:sz w:val="24"/>
+          <w:lang w:val="es-ES"/>
+        </w:rPr>
+        <w:t xml:space="preserve"> </w:t>
+      </w:r>
+      <w:proofErr w:type="spellStart"/>
+      <w:r>
+        <w:rPr>
+          <w:i/>
+          <w:iCs/>
+          <w:sz w:val="24"/>
+          <w:lang w:val="es-ES"/>
+        </w:rPr>
+        <w:t>error_redirect</w:t>
+      </w:r>
+      <w:proofErr w:type="spellEnd"/>
+      <w:r>
+        <w:rPr>
+          <w:sz w:val="24"/>
+          <w:lang w:val="es-ES"/>
+        </w:rPr>
+        <w:t xml:space="preserve"> redirige la salida de error a un archivo especificado</w:t>
       </w:r>
     </w:p>
     <w:p>
       <w:pPr>
-        <w:rPr>
-          <w:sz w:val="24"/>
-          <w:lang w:val="es-ES"/>
-        </w:rPr>
-      </w:pPr>
-      <w:r>
-        <w:rPr>
-          <w:sz w:val="24"/>
-          <w:lang w:val="es-ES"/>
-        </w:rPr>
-        <w:t>Para evitar fugas de recursos, cada proceso cierra todos los extremos de los pipes que no utiliza:</w:t>
+        <w:pStyle w:val="Prrafodelista"/>
+        <w:rPr>
+          <w:sz w:val="24"/>
+          <w:lang w:val="es-ES"/>
+        </w:rPr>
+      </w:pPr>
+    </w:p>
+    <w:p>
+      <w:pPr>
+        <w:rPr>
+          <w:b/>
+          <w:bCs/>
+          <w:i/>
+          <w:iCs/>
+          <w:sz w:val="24"/>
+          <w:u w:val="single"/>
+          <w:lang w:val="es-ES"/>
+        </w:rPr>
+      </w:pPr>
+    </w:p>
+    <w:p>
+      <w:pPr>
+        <w:rPr>
+          <w:b/>
+          <w:bCs/>
+          <w:i/>
+          <w:iCs/>
+          <w:sz w:val="24"/>
+          <w:u w:val="single"/>
+          <w:lang w:val="es-ES"/>
+        </w:rPr>
+      </w:pPr>
+      <w:r>
+        <w:rPr>
+          <w:b/>
+          <w:bCs/>
+          <w:i/>
+          <w:iCs/>
+          <w:sz w:val="24"/>
+          <w:u w:val="single"/>
+          <w:lang w:val="es-ES"/>
+        </w:rPr>
+        <w:t xml:space="preserve">Soporte </w:t>
+      </w:r>
+      <w:r>
+        <w:rPr>
+          <w:b/>
+          <w:bCs/>
+          <w:i/>
+          <w:iCs/>
+          <w:sz w:val="24"/>
+          <w:u w:val="single"/>
+          <w:lang w:val="es-ES"/>
+        </w:rPr>
+        <w:t>y gestión de</w:t>
+      </w:r>
+      <w:r>
+        <w:rPr>
+          <w:b/>
+          <w:bCs/>
+          <w:i/>
+          <w:iCs/>
+          <w:sz w:val="24"/>
+          <w:u w:val="single"/>
+          <w:lang w:val="es-ES"/>
+        </w:rPr>
+        <w:t xml:space="preserve"> pipes</w:t>
+      </w:r>
+    </w:p>
+    <w:p>
+      <w:pPr>
+        <w:rPr>
+          <w:sz w:val="24"/>
+          <w:lang w:val="es-ES"/>
+        </w:rPr>
+      </w:pPr>
+      <w:r>
+        <w:rPr>
+          <w:sz w:val="24"/>
+          <w:lang w:val="es-ES"/>
+        </w:rPr>
+        <w:t xml:space="preserve">Para manejar comandos encadenados con </w:t>
+      </w:r>
+      <w:r>
+        <w:rPr>
+          <w:sz w:val="24"/>
+          <w:lang w:val="es-ES"/>
+        </w:rPr>
+        <w:t>‘| ‘</w:t>
+      </w:r>
+      <w:r>
+        <w:rPr>
+          <w:sz w:val="24"/>
+          <w:lang w:val="es-ES"/>
+        </w:rPr>
+        <w:t>, se crea un array dinámico de pipes (</w:t>
+      </w:r>
+      <w:proofErr w:type="spellStart"/>
+      <w:r>
+        <w:rPr>
+          <w:i/>
+          <w:iCs/>
+          <w:sz w:val="24"/>
+          <w:lang w:val="es-ES"/>
+        </w:rPr>
+        <w:t>pipe_array</w:t>
+      </w:r>
+      <w:proofErr w:type="spellEnd"/>
+      <w:r>
+        <w:rPr>
+          <w:sz w:val="24"/>
+          <w:lang w:val="es-ES"/>
+        </w:rPr>
+        <w:t>). Cada subcomando se conecta mediante pipes para intercambiar datos de entrada y salida.</w:t>
+      </w:r>
+      <w:r>
+        <w:rPr>
+          <w:sz w:val="24"/>
+          <w:lang w:val="es-ES"/>
+        </w:rPr>
+        <w:t xml:space="preserve"> Cada elemento del array representa un par de descriptores de </w:t>
+      </w:r>
+      <w:r>
+        <w:rPr>
+          <w:sz w:val="24"/>
+          <w:lang w:val="es-ES"/>
+        </w:rPr>
+        <w:t>archivos (</w:t>
+      </w:r>
+      <w:r>
+        <w:rPr>
+          <w:sz w:val="24"/>
+          <w:lang w:val="es-ES"/>
+        </w:rPr>
+        <w:t xml:space="preserve">lectura y escritura) que concatenan la salida estándar de un subcomando con la entrada estándar del siguiente. </w:t>
+      </w:r>
+    </w:p>
+    <w:p>
+      <w:pPr>
+        <w:rPr>
+          <w:sz w:val="24"/>
+          <w:lang w:val="es-ES"/>
+        </w:rPr>
+      </w:pPr>
+      <w:r>
+        <w:rPr>
+          <w:sz w:val="24"/>
+          <w:lang w:val="es-ES"/>
+        </w:rPr>
+        <w:t xml:space="preserve">En cada proceso hijo generado con </w:t>
+      </w:r>
+      <w:proofErr w:type="spellStart"/>
+      <w:r>
+        <w:rPr>
+          <w:i/>
+          <w:iCs/>
+          <w:sz w:val="24"/>
+          <w:lang w:val="es-ES"/>
+        </w:rPr>
+        <w:t>fork</w:t>
+      </w:r>
+      <w:proofErr w:type="spellEnd"/>
+      <w:r>
+        <w:rPr>
+          <w:sz w:val="24"/>
+          <w:lang w:val="es-ES"/>
+        </w:rPr>
+        <w:t xml:space="preserve">() </w:t>
+      </w:r>
+      <w:r>
+        <w:rPr>
+          <w:sz w:val="24"/>
+          <w:lang w:val="es-ES"/>
+        </w:rPr>
+        <w:t xml:space="preserve">se duplica el descriptor de archivo adecuado utilizando </w:t>
+      </w:r>
+      <w:r>
+        <w:rPr>
+          <w:i/>
+          <w:iCs/>
+          <w:sz w:val="24"/>
+          <w:lang w:val="es-ES"/>
+        </w:rPr>
+        <w:t>dup2</w:t>
+      </w:r>
+      <w:r>
+        <w:rPr>
+          <w:sz w:val="24"/>
+          <w:lang w:val="es-ES"/>
+        </w:rPr>
+        <w:t xml:space="preserve"> para redirigir la entrada/salida según el comando que esté ejecutándose:</w:t>
       </w:r>
     </w:p>
     <w:p>
@@ -3670,7 +4115,7 @@
           <w:sz w:val="24"/>
           <w:lang w:val="es-ES"/>
         </w:rPr>
-        <w:t>Un comando que escribe en un pipe cierra el extremo de lectura de ese pipe.</w:t>
+        <w:t>El primer comando redirige su salida al extremo de escritura del primer pipe.</w:t>
       </w:r>
     </w:p>
     <w:p>
@@ -3690,259 +4135,21 @@
           <w:sz w:val="24"/>
           <w:lang w:val="es-ES"/>
         </w:rPr>
-        <w:t>Un comando que lee de un pipe cierra el extremo de escritura de ese pipe.</w:t>
-      </w:r>
-    </w:p>
-    <w:p>
-      <w:pPr>
-        <w:rPr>
-          <w:sz w:val="24"/>
-          <w:u w:val="single"/>
-          <w:lang w:val="es-ES"/>
-        </w:rPr>
-      </w:pPr>
-      <w:r>
-        <w:rPr>
-          <w:sz w:val="24"/>
-        </w:rPr>
-        <w:t xml:space="preserve">Una vez que todos los procesos han sido creados y ejecutados, el programa libera la memoria asignada a </w:t>
-      </w:r>
-      <w:proofErr w:type="spellStart"/>
-      <w:r>
-        <w:rPr>
-          <w:i/>
-          <w:iCs/>
-          <w:sz w:val="24"/>
-        </w:rPr>
-        <w:t>pipe_array</w:t>
-      </w:r>
-      <w:proofErr w:type="spellEnd"/>
-      <w:r>
-        <w:rPr>
-          <w:sz w:val="24"/>
-        </w:rPr>
-        <w:t xml:space="preserve"> para evitar fugas.</w:t>
-      </w:r>
-    </w:p>
-    <w:p>
-      <w:pPr>
-        <w:rPr>
-          <w:sz w:val="24"/>
-          <w:u w:val="single"/>
-          <w:lang w:val="es-ES"/>
-        </w:rPr>
-      </w:pPr>
-    </w:p>
-    <w:p>
-      <w:pPr>
-        <w:rPr>
-          <w:b/>
-          <w:bCs/>
-          <w:i/>
-          <w:iCs/>
-          <w:sz w:val="24"/>
-          <w:u w:val="single"/>
-          <w:lang w:val="es-ES"/>
-        </w:rPr>
-      </w:pPr>
-      <w:r>
-        <w:rPr>
-          <w:b/>
-          <w:bCs/>
-          <w:i/>
-          <w:iCs/>
-          <w:sz w:val="24"/>
-          <w:u w:val="single"/>
-          <w:lang w:val="es-ES"/>
-        </w:rPr>
-        <w:t>Gestión de grupos de procesos</w:t>
-      </w:r>
-    </w:p>
-    <w:p>
-      <w:pPr>
-        <w:rPr>
-          <w:sz w:val="24"/>
-          <w:lang w:val="es-ES"/>
-        </w:rPr>
-      </w:pPr>
-      <w:r>
-        <w:rPr>
-          <w:sz w:val="24"/>
-          <w:lang w:val="es-ES"/>
-        </w:rPr>
-        <w:t xml:space="preserve">El manejo de grupos de procesos es una funcionalidad fundamental en la </w:t>
-      </w:r>
-      <w:proofErr w:type="spellStart"/>
-      <w:r>
-        <w:rPr>
-          <w:sz w:val="24"/>
-          <w:lang w:val="es-ES"/>
-        </w:rPr>
-        <w:t>MiniShell</w:t>
-      </w:r>
-      <w:proofErr w:type="spellEnd"/>
-      <w:r>
-        <w:rPr>
-          <w:sz w:val="24"/>
-          <w:lang w:val="es-ES"/>
-        </w:rPr>
-        <w:t xml:space="preserve"> para coordinar la ejecución y control de múltiples procesos relacionados, como aquellos que forman parte de un pipeline o un comando en ejecución. Este diseño permite que la </w:t>
-      </w:r>
-      <w:proofErr w:type="spellStart"/>
-      <w:r>
-        <w:rPr>
-          <w:sz w:val="24"/>
-          <w:lang w:val="es-ES"/>
-        </w:rPr>
-        <w:t>shell</w:t>
-      </w:r>
-      <w:proofErr w:type="spellEnd"/>
-      <w:r>
-        <w:rPr>
-          <w:sz w:val="24"/>
-          <w:lang w:val="es-ES"/>
-        </w:rPr>
-        <w:t xml:space="preserve"> controle varios procesos simultáneamente como una unidad lógica, facilitando la administración de trabajos en primer plano (</w:t>
-      </w:r>
-      <w:proofErr w:type="spellStart"/>
-      <w:r>
-        <w:rPr>
-          <w:i/>
-          <w:iCs/>
-          <w:sz w:val="24"/>
-          <w:lang w:val="es-ES"/>
-        </w:rPr>
-        <w:t>foreground</w:t>
-      </w:r>
-      <w:proofErr w:type="spellEnd"/>
-      <w:r>
-        <w:rPr>
-          <w:sz w:val="24"/>
-          <w:lang w:val="es-ES"/>
-        </w:rPr>
-        <w:t>) y en segundo plano (</w:t>
-      </w:r>
-      <w:proofErr w:type="spellStart"/>
-      <w:r>
-        <w:rPr>
-          <w:i/>
-          <w:iCs/>
-          <w:sz w:val="24"/>
-          <w:lang w:val="es-ES"/>
-        </w:rPr>
-        <w:t>background</w:t>
-      </w:r>
-      <w:proofErr w:type="spellEnd"/>
-      <w:r>
-        <w:rPr>
-          <w:sz w:val="24"/>
-          <w:lang w:val="es-ES"/>
-        </w:rPr>
-        <w:t>).</w:t>
-      </w:r>
-    </w:p>
-    <w:p>
-      <w:pPr>
-        <w:rPr>
-          <w:b/>
-          <w:bCs/>
-          <w:sz w:val="24"/>
-          <w:lang w:val="es-ES"/>
-        </w:rPr>
-      </w:pPr>
-    </w:p>
-    <w:p>
-      <w:pPr>
-        <w:rPr>
-          <w:sz w:val="24"/>
-          <w:lang w:val="es-ES"/>
-        </w:rPr>
-      </w:pPr>
-      <w:r>
-        <w:rPr>
-          <w:sz w:val="24"/>
-          <w:lang w:val="es-ES"/>
-        </w:rPr>
-        <w:t xml:space="preserve">Un </w:t>
-      </w:r>
-      <w:r>
-        <w:rPr>
-          <w:b/>
-          <w:bCs/>
-          <w:sz w:val="24"/>
-          <w:lang w:val="es-ES"/>
-        </w:rPr>
-        <w:t>grupo de procesos</w:t>
-      </w:r>
-      <w:r>
-        <w:rPr>
-          <w:sz w:val="24"/>
-          <w:lang w:val="es-ES"/>
-        </w:rPr>
-        <w:t xml:space="preserve"> es un conjunto de procesos que comparten un identificador común, llamado </w:t>
-      </w:r>
-      <w:r>
-        <w:rPr>
-          <w:b/>
-          <w:bCs/>
-          <w:sz w:val="24"/>
-          <w:lang w:val="es-ES"/>
-        </w:rPr>
-        <w:t>PGID</w:t>
-      </w:r>
-      <w:r>
-        <w:rPr>
-          <w:sz w:val="24"/>
-          <w:lang w:val="es-ES"/>
-        </w:rPr>
-        <w:t xml:space="preserve"> (</w:t>
-      </w:r>
-      <w:proofErr w:type="spellStart"/>
-      <w:r>
-        <w:rPr>
-          <w:i/>
-          <w:iCs/>
-          <w:sz w:val="24"/>
-          <w:lang w:val="es-ES"/>
-        </w:rPr>
-        <w:t>Process</w:t>
-      </w:r>
-      <w:proofErr w:type="spellEnd"/>
-      <w:r>
-        <w:rPr>
-          <w:i/>
-          <w:iCs/>
-          <w:sz w:val="24"/>
-          <w:lang w:val="es-ES"/>
-        </w:rPr>
-        <w:t xml:space="preserve"> </w:t>
-      </w:r>
-      <w:proofErr w:type="spellStart"/>
-      <w:r>
-        <w:rPr>
-          <w:i/>
-          <w:iCs/>
-          <w:sz w:val="24"/>
-          <w:lang w:val="es-ES"/>
-        </w:rPr>
-        <w:t>Group</w:t>
-      </w:r>
-      <w:proofErr w:type="spellEnd"/>
-      <w:r>
-        <w:rPr>
-          <w:i/>
-          <w:iCs/>
-          <w:sz w:val="24"/>
-          <w:lang w:val="es-ES"/>
-        </w:rPr>
-        <w:t xml:space="preserve"> ID</w:t>
-      </w:r>
-      <w:r>
-        <w:rPr>
-          <w:sz w:val="24"/>
-          <w:lang w:val="es-ES"/>
-        </w:rPr>
-        <w:t>). Este grupo tiene las siguientes propiedades:</w:t>
+        <w:t xml:space="preserve">Los comandos intermedios redirigen su entrada </w:t>
+      </w:r>
+      <w:r>
+        <w:rPr>
+          <w:sz w:val="24"/>
+          <w:lang w:val="es-ES"/>
+        </w:rPr>
+        <w:t>al</w:t>
+      </w:r>
+      <w:r>
+        <w:rPr>
+          <w:sz w:val="24"/>
+          <w:lang w:val="es-ES"/>
+        </w:rPr>
+        <w:t xml:space="preserve"> extremo de lectura del pipe anterior y su salida al extremo de escritura del siguiente pipe.</w:t>
       </w:r>
     </w:p>
     <w:p>
@@ -3962,72 +4169,36 @@
           <w:sz w:val="24"/>
           <w:lang w:val="es-ES"/>
         </w:rPr>
-        <w:t xml:space="preserve">Todos los procesos del grupo reciben las mismas señales colectivamente, como </w:t>
-      </w:r>
-      <w:r>
-        <w:rPr>
-          <w:i/>
-          <w:iCs/>
-          <w:sz w:val="24"/>
-          <w:lang w:val="es-ES"/>
-        </w:rPr>
-        <w:t>SIGINT (</w:t>
-      </w:r>
-      <w:proofErr w:type="spellStart"/>
-      <w:r>
-        <w:rPr>
-          <w:i/>
-          <w:iCs/>
-          <w:sz w:val="24"/>
-          <w:lang w:val="es-ES"/>
-        </w:rPr>
-        <w:t>Ctrl+C</w:t>
-      </w:r>
-      <w:proofErr w:type="spellEnd"/>
-      <w:r>
-        <w:rPr>
-          <w:i/>
-          <w:iCs/>
-          <w:sz w:val="24"/>
-          <w:lang w:val="es-ES"/>
-        </w:rPr>
-        <w:t>)</w:t>
-      </w:r>
-      <w:r>
-        <w:rPr>
-          <w:sz w:val="24"/>
-          <w:lang w:val="es-ES"/>
-        </w:rPr>
-        <w:t xml:space="preserve"> o</w:t>
-      </w:r>
-      <w:r>
-        <w:rPr>
-          <w:i/>
-          <w:iCs/>
-          <w:sz w:val="24"/>
-          <w:lang w:val="es-ES"/>
-        </w:rPr>
-        <w:t xml:space="preserve"> SIGTSTP (</w:t>
-      </w:r>
-      <w:proofErr w:type="spellStart"/>
-      <w:r>
-        <w:rPr>
-          <w:i/>
-          <w:iCs/>
-          <w:sz w:val="24"/>
-          <w:lang w:val="es-ES"/>
-        </w:rPr>
-        <w:t>Ctrl+Z</w:t>
-      </w:r>
-      <w:proofErr w:type="spellEnd"/>
-      <w:r>
-        <w:rPr>
-          <w:i/>
-          <w:iCs/>
-          <w:sz w:val="24"/>
-          <w:lang w:val="es-ES"/>
-        </w:rPr>
-        <w:t>).</w:t>
+        <w:t xml:space="preserve">El último comando redirige su entrada </w:t>
+      </w:r>
+      <w:r>
+        <w:rPr>
+          <w:sz w:val="24"/>
+          <w:lang w:val="es-ES"/>
+        </w:rPr>
+        <w:t>al</w:t>
+      </w:r>
+      <w:r>
+        <w:rPr>
+          <w:sz w:val="24"/>
+          <w:lang w:val="es-ES"/>
+        </w:rPr>
+        <w:t xml:space="preserve"> extremo de lectura del último pipe.</w:t>
+      </w:r>
+    </w:p>
+    <w:p>
+      <w:pPr>
+        <w:rPr>
+          <w:sz w:val="24"/>
+          <w:lang w:val="es-ES"/>
+        </w:rPr>
+      </w:pPr>
+      <w:r>
+        <w:rPr>
+          <w:sz w:val="24"/>
+          <w:lang w:val="es-ES"/>
+        </w:rPr>
+        <w:t>Para evitar fugas de recursos, cada proceso cierra todos los extremos de los pipes que no utiliza:</w:t>
       </w:r>
     </w:p>
     <w:p>
@@ -4047,91 +4218,514 @@
           <w:sz w:val="24"/>
           <w:lang w:val="es-ES"/>
         </w:rPr>
-        <w:t xml:space="preserve">El primer proceso en un grupo suele ser el líder, y su </w:t>
-      </w:r>
-      <w:r>
-        <w:rPr>
-          <w:sz w:val="24"/>
-          <w:lang w:val="es-ES"/>
-        </w:rPr>
-        <w:t>PID</w:t>
-      </w:r>
-      <w:r>
-        <w:rPr>
-          <w:sz w:val="24"/>
-          <w:lang w:val="es-ES"/>
-        </w:rPr>
-        <w:t xml:space="preserve"> se utiliza como PGID.</w:t>
+        <w:t>Un comando que escribe en un pipe cierra el extremo de lectura de ese pipe.</w:t>
       </w:r>
     </w:p>
     <w:p>
       <w:pPr>
-        <w:ind w:left="360"/>
-        <w:rPr>
-          <w:sz w:val="24"/>
-          <w:lang w:val="es-ES"/>
-        </w:rPr>
-      </w:pPr>
+        <w:pStyle w:val="Prrafodelista"/>
+        <w:numPr>
+          <w:ilvl w:val="0"/>
+          <w:numId w:val="23"/>
+        </w:numPr>
+        <w:rPr>
+          <w:sz w:val="24"/>
+          <w:lang w:val="es-ES"/>
+        </w:rPr>
+      </w:pPr>
+      <w:r>
+        <w:rPr>
+          <w:sz w:val="24"/>
+          <w:lang w:val="es-ES"/>
+        </w:rPr>
+        <w:t>Un comando que lee de un pipe cierra el extremo de escritura de ese pipe.</w:t>
+      </w:r>
     </w:p>
     <w:p>
       <w:pPr>
         <w:rPr>
           <w:sz w:val="24"/>
-          <w:lang w:val="es-ES"/>
-        </w:rPr>
-      </w:pPr>
-      <w:r>
-        <w:rPr>
-          <w:sz w:val="24"/>
-          <w:lang w:val="es-ES"/>
-        </w:rPr>
-        <w:t xml:space="preserve">La </w:t>
+          <w:u w:val="single"/>
+          <w:lang w:val="es-ES"/>
+        </w:rPr>
+      </w:pPr>
+      <w:r>
+        <w:rPr>
+          <w:sz w:val="24"/>
+        </w:rPr>
+        <w:t xml:space="preserve">Una vez que todos los procesos han sido creados y ejecutados, </w:t>
+      </w:r>
+      <w:r>
+        <w:rPr>
+          <w:sz w:val="24"/>
+        </w:rPr>
+        <w:t xml:space="preserve">y siempre que la última línea de mandatos haya necesitado el uso de pipes, </w:t>
+      </w:r>
+      <w:r>
+        <w:rPr>
+          <w:sz w:val="24"/>
+        </w:rPr>
+        <w:t xml:space="preserve">el programa libera la memoria asignada a </w:t>
       </w:r>
       <w:proofErr w:type="spellStart"/>
       <w:r>
         <w:rPr>
-          <w:sz w:val="24"/>
-          <w:lang w:val="es-ES"/>
-        </w:rPr>
-        <w:t>MiniShell</w:t>
+          <w:i/>
+          <w:iCs/>
+          <w:sz w:val="24"/>
+        </w:rPr>
+        <w:t>pipe_array</w:t>
       </w:r>
       <w:proofErr w:type="spellEnd"/>
       <w:r>
         <w:rPr>
           <w:sz w:val="24"/>
-          <w:lang w:val="es-ES"/>
-        </w:rPr>
-        <w:t xml:space="preserve"> utiliza grupos de procesos para manejar tanto comandos individuales como pipelines</w:t>
-      </w:r>
-      <w:r>
-        <w:rPr>
-          <w:sz w:val="24"/>
-          <w:lang w:val="es-ES"/>
-        </w:rPr>
-        <w:t xml:space="preserve">. A continuación, se describirán los puntos clave de </w:t>
-      </w:r>
-      <w:r>
-        <w:rPr>
-          <w:sz w:val="24"/>
-          <w:lang w:val="es-ES"/>
-        </w:rPr>
-        <w:t>dichos grupos</w:t>
-      </w:r>
-      <w:r>
-        <w:rPr>
-          <w:sz w:val="24"/>
-          <w:lang w:val="es-ES"/>
-        </w:rPr>
-        <w:t xml:space="preserve"> en el código:</w:t>
+        </w:rPr>
+        <w:t xml:space="preserve"> para evitar fugas</w:t>
+      </w:r>
+      <w:r>
+        <w:rPr>
+          <w:sz w:val="24"/>
+        </w:rPr>
+        <w:t xml:space="preserve"> en cada una de las ejecuciones de mandatos</w:t>
+      </w:r>
+      <w:r>
+        <w:rPr>
+          <w:sz w:val="24"/>
+        </w:rPr>
+        <w:t>.</w:t>
       </w:r>
     </w:p>
     <w:p>
       <w:pPr>
         <w:rPr>
           <w:sz w:val="24"/>
-          <w:lang w:val="es-ES"/>
-        </w:rPr>
-      </w:pPr>
+          <w:u w:val="single"/>
+          <w:lang w:val="es-ES"/>
+        </w:rPr>
+      </w:pPr>
+    </w:p>
+    <w:p>
+      <w:pPr>
+        <w:rPr>
+          <w:b/>
+          <w:bCs/>
+          <w:i/>
+          <w:iCs/>
+          <w:sz w:val="24"/>
+          <w:u w:val="single"/>
+          <w:lang w:val="es-ES"/>
+        </w:rPr>
+      </w:pPr>
+      <w:r>
+        <w:rPr>
+          <w:b/>
+          <w:bCs/>
+          <w:i/>
+          <w:iCs/>
+          <w:sz w:val="24"/>
+          <w:u w:val="single"/>
+          <w:lang w:val="es-ES"/>
+        </w:rPr>
+        <w:t>Gestión de grupos de procesos</w:t>
+      </w:r>
+    </w:p>
+    <w:p>
+      <w:pPr>
+        <w:rPr>
+          <w:sz w:val="24"/>
+          <w:lang w:val="es-ES"/>
+        </w:rPr>
+      </w:pPr>
+      <w:r>
+        <w:rPr>
+          <w:sz w:val="24"/>
+          <w:lang w:val="es-ES"/>
+        </w:rPr>
+        <w:t xml:space="preserve">El manejo de grupos de procesos es una funcionalidad fundamental en la </w:t>
+      </w:r>
+      <w:proofErr w:type="spellStart"/>
+      <w:r>
+        <w:rPr>
+          <w:sz w:val="24"/>
+          <w:lang w:val="es-ES"/>
+        </w:rPr>
+        <w:t>MiniShell</w:t>
+      </w:r>
+      <w:proofErr w:type="spellEnd"/>
+      <w:r>
+        <w:rPr>
+          <w:sz w:val="24"/>
+          <w:lang w:val="es-ES"/>
+        </w:rPr>
+        <w:t xml:space="preserve"> para coordinar la ejecución y control de múltiples procesos relacionados, como aquellos que forman parte de un pipeline</w:t>
+      </w:r>
+      <w:r>
+        <w:rPr>
+          <w:sz w:val="24"/>
+          <w:lang w:val="es-ES"/>
+        </w:rPr>
+        <w:t xml:space="preserve"> (secuencia de mandatos encadenados por pipes)</w:t>
+      </w:r>
+      <w:r>
+        <w:rPr>
+          <w:sz w:val="24"/>
+          <w:lang w:val="es-ES"/>
+        </w:rPr>
+        <w:t xml:space="preserve"> o un </w:t>
+      </w:r>
+      <w:r>
+        <w:rPr>
+          <w:sz w:val="24"/>
+          <w:lang w:val="es-ES"/>
+        </w:rPr>
+        <w:t>mandato</w:t>
+      </w:r>
+      <w:r>
+        <w:rPr>
+          <w:sz w:val="24"/>
+          <w:lang w:val="es-ES"/>
+        </w:rPr>
+        <w:t xml:space="preserve"> en ejecución. Este diseño permite que la </w:t>
+      </w:r>
+      <w:proofErr w:type="spellStart"/>
+      <w:r>
+        <w:rPr>
+          <w:sz w:val="24"/>
+          <w:lang w:val="es-ES"/>
+        </w:rPr>
+        <w:t>shell</w:t>
+      </w:r>
+      <w:proofErr w:type="spellEnd"/>
+      <w:r>
+        <w:rPr>
+          <w:sz w:val="24"/>
+          <w:lang w:val="es-ES"/>
+        </w:rPr>
+        <w:t xml:space="preserve"> controle varios procesos simultáneamente como un</w:t>
+      </w:r>
+      <w:r>
+        <w:rPr>
+          <w:sz w:val="24"/>
+          <w:lang w:val="es-ES"/>
+        </w:rPr>
+        <w:t xml:space="preserve"> solo proceso</w:t>
+      </w:r>
+      <w:r>
+        <w:rPr>
+          <w:sz w:val="24"/>
+          <w:lang w:val="es-ES"/>
+        </w:rPr>
+        <w:t>, facilitando la administración de trabajos en primer plano (</w:t>
+      </w:r>
+      <w:proofErr w:type="spellStart"/>
+      <w:r>
+        <w:rPr>
+          <w:i/>
+          <w:iCs/>
+          <w:sz w:val="24"/>
+          <w:lang w:val="es-ES"/>
+        </w:rPr>
+        <w:t>foreground</w:t>
+      </w:r>
+      <w:proofErr w:type="spellEnd"/>
+      <w:r>
+        <w:rPr>
+          <w:sz w:val="24"/>
+          <w:lang w:val="es-ES"/>
+        </w:rPr>
+        <w:t>) y en segundo plano (</w:t>
+      </w:r>
+      <w:proofErr w:type="spellStart"/>
+      <w:r>
+        <w:rPr>
+          <w:i/>
+          <w:iCs/>
+          <w:sz w:val="24"/>
+          <w:lang w:val="es-ES"/>
+        </w:rPr>
+        <w:t>background</w:t>
+      </w:r>
+      <w:proofErr w:type="spellEnd"/>
+      <w:r>
+        <w:rPr>
+          <w:sz w:val="24"/>
+          <w:lang w:val="es-ES"/>
+        </w:rPr>
+        <w:t>).</w:t>
+      </w:r>
+    </w:p>
+    <w:p>
+      <w:pPr>
+        <w:rPr>
+          <w:sz w:val="24"/>
+          <w:lang w:val="es-ES"/>
+        </w:rPr>
+      </w:pPr>
+    </w:p>
+    <w:p>
+      <w:pPr>
+        <w:rPr>
+          <w:sz w:val="24"/>
+          <w:lang w:val="es-ES"/>
+        </w:rPr>
+      </w:pPr>
+      <w:r>
+        <w:rPr>
+          <w:sz w:val="24"/>
+          <w:lang w:val="es-ES"/>
+        </w:rPr>
+        <w:t xml:space="preserve">Un </w:t>
+      </w:r>
+      <w:r>
+        <w:rPr>
+          <w:b/>
+          <w:bCs/>
+          <w:sz w:val="24"/>
+          <w:lang w:val="es-ES"/>
+        </w:rPr>
+        <w:t>grupo de procesos</w:t>
+      </w:r>
+      <w:r>
+        <w:rPr>
+          <w:sz w:val="24"/>
+          <w:lang w:val="es-ES"/>
+        </w:rPr>
+        <w:t xml:space="preserve"> es un conjunto de procesos que comparten un identificador común, llamado </w:t>
+      </w:r>
+      <w:r>
+        <w:rPr>
+          <w:b/>
+          <w:bCs/>
+          <w:sz w:val="24"/>
+          <w:lang w:val="es-ES"/>
+        </w:rPr>
+        <w:t>PGID</w:t>
+      </w:r>
+      <w:r>
+        <w:rPr>
+          <w:sz w:val="24"/>
+          <w:lang w:val="es-ES"/>
+        </w:rPr>
+        <w:t xml:space="preserve"> (</w:t>
+      </w:r>
+      <w:proofErr w:type="spellStart"/>
+      <w:r>
+        <w:rPr>
+          <w:i/>
+          <w:iCs/>
+          <w:sz w:val="24"/>
+          <w:lang w:val="es-ES"/>
+        </w:rPr>
+        <w:t>Process</w:t>
+      </w:r>
+      <w:proofErr w:type="spellEnd"/>
+      <w:r>
+        <w:rPr>
+          <w:i/>
+          <w:iCs/>
+          <w:sz w:val="24"/>
+          <w:lang w:val="es-ES"/>
+        </w:rPr>
+        <w:t xml:space="preserve"> </w:t>
+      </w:r>
+      <w:proofErr w:type="spellStart"/>
+      <w:r>
+        <w:rPr>
+          <w:i/>
+          <w:iCs/>
+          <w:sz w:val="24"/>
+          <w:lang w:val="es-ES"/>
+        </w:rPr>
+        <w:t>Group</w:t>
+      </w:r>
+      <w:proofErr w:type="spellEnd"/>
+      <w:r>
+        <w:rPr>
+          <w:i/>
+          <w:iCs/>
+          <w:sz w:val="24"/>
+          <w:lang w:val="es-ES"/>
+        </w:rPr>
+        <w:t xml:space="preserve"> ID</w:t>
+      </w:r>
+      <w:r>
+        <w:rPr>
+          <w:sz w:val="24"/>
+          <w:lang w:val="es-ES"/>
+        </w:rPr>
+        <w:t>). Este grupo tiene las siguientes propiedades:</w:t>
+      </w:r>
+    </w:p>
+    <w:p>
+      <w:pPr>
+        <w:pStyle w:val="Prrafodelista"/>
+        <w:numPr>
+          <w:ilvl w:val="0"/>
+          <w:numId w:val="23"/>
+        </w:numPr>
+        <w:rPr>
+          <w:sz w:val="24"/>
+          <w:lang w:val="es-ES"/>
+        </w:rPr>
+      </w:pPr>
+      <w:r>
+        <w:rPr>
+          <w:sz w:val="24"/>
+          <w:lang w:val="es-ES"/>
+        </w:rPr>
+        <w:t xml:space="preserve">Todos los procesos del grupo reciben las mismas señales colectivamente, como </w:t>
+      </w:r>
+      <w:r>
+        <w:rPr>
+          <w:i/>
+          <w:iCs/>
+          <w:sz w:val="24"/>
+          <w:lang w:val="es-ES"/>
+        </w:rPr>
+        <w:t>SIGINT (</w:t>
+      </w:r>
+      <w:proofErr w:type="spellStart"/>
+      <w:r>
+        <w:rPr>
+          <w:i/>
+          <w:iCs/>
+          <w:sz w:val="24"/>
+          <w:lang w:val="es-ES"/>
+        </w:rPr>
+        <w:t>Ctrl+C</w:t>
+      </w:r>
+      <w:proofErr w:type="spellEnd"/>
+      <w:r>
+        <w:rPr>
+          <w:i/>
+          <w:iCs/>
+          <w:sz w:val="24"/>
+          <w:lang w:val="es-ES"/>
+        </w:rPr>
+        <w:t>)</w:t>
+      </w:r>
+      <w:r>
+        <w:rPr>
+          <w:sz w:val="24"/>
+          <w:lang w:val="es-ES"/>
+        </w:rPr>
+        <w:t xml:space="preserve"> o</w:t>
+      </w:r>
+      <w:r>
+        <w:rPr>
+          <w:i/>
+          <w:iCs/>
+          <w:sz w:val="24"/>
+          <w:lang w:val="es-ES"/>
+        </w:rPr>
+        <w:t xml:space="preserve"> SIGTSTP (</w:t>
+      </w:r>
+      <w:proofErr w:type="spellStart"/>
+      <w:r>
+        <w:rPr>
+          <w:i/>
+          <w:iCs/>
+          <w:sz w:val="24"/>
+          <w:lang w:val="es-ES"/>
+        </w:rPr>
+        <w:t>Ctrl+Z</w:t>
+      </w:r>
+      <w:proofErr w:type="spellEnd"/>
+      <w:r>
+        <w:rPr>
+          <w:i/>
+          <w:iCs/>
+          <w:sz w:val="24"/>
+          <w:lang w:val="es-ES"/>
+        </w:rPr>
+        <w:t>).</w:t>
+      </w:r>
+    </w:p>
+    <w:p>
+      <w:pPr>
+        <w:pStyle w:val="Prrafodelista"/>
+        <w:numPr>
+          <w:ilvl w:val="0"/>
+          <w:numId w:val="23"/>
+        </w:numPr>
+        <w:rPr>
+          <w:sz w:val="24"/>
+          <w:lang w:val="es-ES"/>
+        </w:rPr>
+      </w:pPr>
+      <w:r>
+        <w:rPr>
+          <w:sz w:val="24"/>
+          <w:lang w:val="es-ES"/>
+        </w:rPr>
+        <w:t xml:space="preserve">El primer proceso en un grupo suele ser el líder, y su </w:t>
+      </w:r>
+      <w:r>
+        <w:rPr>
+          <w:sz w:val="24"/>
+          <w:lang w:val="es-ES"/>
+        </w:rPr>
+        <w:t>PID</w:t>
+      </w:r>
+      <w:r>
+        <w:rPr>
+          <w:sz w:val="24"/>
+          <w:lang w:val="es-ES"/>
+        </w:rPr>
+        <w:t xml:space="preserve"> se utiliza como PGID.</w:t>
+      </w:r>
+    </w:p>
+    <w:p>
+      <w:pPr>
+        <w:pStyle w:val="Prrafodelista"/>
+        <w:numPr>
+          <w:ilvl w:val="0"/>
+          <w:numId w:val="23"/>
+        </w:numPr>
+        <w:rPr>
+          <w:sz w:val="24"/>
+          <w:lang w:val="es-ES"/>
+        </w:rPr>
+      </w:pPr>
+      <w:r>
+        <w:rPr>
+          <w:sz w:val="24"/>
+          <w:lang w:val="es-ES"/>
+        </w:rPr>
+        <w:t>Se evita la reacción indebida de otros procesos ante la transmisión de señales, de forma que solamente la reciban los procesos requeridos.</w:t>
+      </w:r>
+    </w:p>
+    <w:p>
+      <w:pPr>
+        <w:pStyle w:val="Prrafodelista"/>
+        <w:rPr>
+          <w:sz w:val="24"/>
+          <w:lang w:val="es-ES"/>
+        </w:rPr>
+      </w:pPr>
+    </w:p>
+    <w:p>
+      <w:pPr>
+        <w:rPr>
+          <w:sz w:val="24"/>
+          <w:lang w:val="es-ES"/>
+        </w:rPr>
+      </w:pPr>
+      <w:r>
+        <w:rPr>
+          <w:sz w:val="24"/>
+          <w:lang w:val="es-ES"/>
+        </w:rPr>
+        <w:t>En cuanto a los puntos clave de dichos grupos en el código, se tienen</w:t>
+      </w:r>
+      <w:r>
+        <w:rPr>
+          <w:sz w:val="24"/>
+          <w:lang w:val="es-ES"/>
+        </w:rPr>
+        <w:t>:</w:t>
+      </w:r>
     </w:p>
     <w:p>
       <w:pPr>
@@ -4156,7 +4750,6 @@
           <w:u w:val="single"/>
           <w:lang w:val="es-ES"/>
         </w:rPr>
-        <w:lastRenderedPageBreak/>
         <w:t>Creación del Grupo de Procesos</w:t>
       </w:r>
     </w:p>
@@ -4302,27 +4895,6 @@
           <w:sz w:val="24"/>
           <w:lang w:val="es-ES"/>
         </w:rPr>
-        <w:t>Es importante destacar lo siguiente:</w:t>
-      </w:r>
-    </w:p>
-    <w:p>
-      <w:pPr>
-        <w:pStyle w:val="Prrafodelista"/>
-        <w:numPr>
-          <w:ilvl w:val="2"/>
-          <w:numId w:val="32"/>
-        </w:numPr>
-        <w:rPr>
-          <w:sz w:val="24"/>
-          <w:u w:val="single"/>
-          <w:lang w:val="es-ES"/>
-        </w:rPr>
-      </w:pPr>
-      <w:r>
-        <w:rPr>
-          <w:sz w:val="24"/>
-          <w:lang w:val="es-ES"/>
-        </w:rPr>
         <w:t>Solo un grupo de procesos puede tener el control del terminal en un momento dado.</w:t>
       </w:r>
     </w:p>
@@ -4422,7 +4994,6 @@
         <w:t xml:space="preserve"> Con </w:t>
       </w:r>
       <w:proofErr w:type="spellStart"/>
-      <w:proofErr w:type="gramStart"/>
       <w:r>
         <w:rPr>
           <w:i/>
@@ -4440,17 +5011,7 @@
           <w:sz w:val="24"/>
           <w:lang w:val="es-ES"/>
         </w:rPr>
-        <w:t>(</w:t>
-      </w:r>
-      <w:proofErr w:type="gramEnd"/>
-      <w:r>
-        <w:rPr>
-          <w:i/>
-          <w:iCs/>
-          <w:sz w:val="24"/>
-          <w:lang w:val="es-ES"/>
-        </w:rPr>
-        <w:t>-</w:t>
+        <w:t>(-</w:t>
       </w:r>
       <w:proofErr w:type="spellStart"/>
       <w:r>
@@ -4545,7 +5106,6 @@
         <w:t xml:space="preserve"> Con </w:t>
       </w:r>
       <w:proofErr w:type="spellStart"/>
-      <w:proofErr w:type="gramStart"/>
       <w:r>
         <w:rPr>
           <w:i/>
@@ -4563,17 +5123,7 @@
           <w:sz w:val="24"/>
           <w:lang w:val="es-ES"/>
         </w:rPr>
-        <w:t>(</w:t>
-      </w:r>
-      <w:proofErr w:type="gramEnd"/>
-      <w:r>
-        <w:rPr>
-          <w:i/>
-          <w:iCs/>
-          <w:sz w:val="24"/>
-          <w:lang w:val="es-ES"/>
-        </w:rPr>
-        <w:t>-</w:t>
+        <w:t>(-</w:t>
       </w:r>
       <w:proofErr w:type="spellStart"/>
       <w:r>
@@ -4918,7 +5468,28 @@
           <w:sz w:val="24"/>
           <w:lang w:val="es-ES"/>
         </w:rPr>
-        <w:t>Los trabajos en segundo plano no tienen control del terminal, pero pueden ejecutarse simultáneamente.</w:t>
+        <w:t>Los grupos de procesos de un trabajo</w:t>
+      </w:r>
+      <w:r>
+        <w:rPr>
+          <w:sz w:val="24"/>
+          <w:lang w:val="es-ES"/>
+        </w:rPr>
+        <w:t xml:space="preserve"> en segundo plano no tiene</w:t>
+      </w:r>
+      <w:r>
+        <w:rPr>
+          <w:sz w:val="24"/>
+          <w:lang w:val="es-ES"/>
+        </w:rPr>
+        <w:t>n</w:t>
+      </w:r>
+      <w:r>
+        <w:rPr>
+          <w:sz w:val="24"/>
+          <w:lang w:val="es-ES"/>
+        </w:rPr>
+        <w:t xml:space="preserve"> control del terminal, pero pueden ejecutarse simultáneamente.</w:t>
       </w:r>
     </w:p>
     <w:p>
@@ -4938,6 +5509,7 @@
           <w:sz w:val="24"/>
           <w:lang w:val="es-ES"/>
         </w:rPr>
+        <w:lastRenderedPageBreak/>
         <w:t xml:space="preserve">La reanudación de un trabajo suspendido en segundo plano </w:t>
       </w:r>
       <w:r>
@@ -5086,7 +5658,6 @@
           <w:sz w:val="24"/>
           <w:lang w:val="es-ES"/>
         </w:rPr>
-        <w:lastRenderedPageBreak/>
         <w:t xml:space="preserve">Lectura y </w:t>
       </w:r>
       <w:proofErr w:type="spellStart"/>
@@ -5129,7 +5700,7 @@
           <w:sz w:val="24"/>
           <w:lang w:val="es-ES"/>
         </w:rPr>
-        <w:t>tockeniza</w:t>
+        <w:t>tokeniza</w:t>
       </w:r>
       <w:proofErr w:type="spellEnd"/>
       <w:r>
@@ -5189,7 +5760,69 @@
           <w:sz w:val="24"/>
           <w:lang w:val="es-ES"/>
         </w:rPr>
-        <w:t xml:space="preserve"> Determina si el comando es interno o externo.</w:t>
+        <w:t xml:space="preserve"> Determina si el comando es interno o externo</w:t>
+      </w:r>
+      <w:r>
+        <w:rPr>
+          <w:sz w:val="24"/>
+          <w:lang w:val="es-ES"/>
+        </w:rPr>
+        <w:t xml:space="preserve">, y realiza las comprobaciones necesarias: que en caso de haber más de un comando en la línea ninguno de ellos sea interno, y que en el caso de la ejecución de los mandatos </w:t>
+      </w:r>
+      <w:proofErr w:type="spellStart"/>
+      <w:r>
+        <w:rPr>
+          <w:sz w:val="24"/>
+          <w:lang w:val="es-ES"/>
+        </w:rPr>
+        <w:t>jobs</w:t>
+      </w:r>
+      <w:proofErr w:type="spellEnd"/>
+      <w:r>
+        <w:rPr>
+          <w:sz w:val="24"/>
+          <w:lang w:val="es-ES"/>
+        </w:rPr>
+        <w:t xml:space="preserve"> y </w:t>
+      </w:r>
+      <w:proofErr w:type="spellStart"/>
+      <w:r>
+        <w:rPr>
+          <w:sz w:val="24"/>
+          <w:lang w:val="es-ES"/>
+        </w:rPr>
+        <w:t>bg</w:t>
+      </w:r>
+      <w:proofErr w:type="spellEnd"/>
+      <w:r>
+        <w:rPr>
+          <w:sz w:val="24"/>
+          <w:lang w:val="es-ES"/>
+        </w:rPr>
+        <w:t xml:space="preserve"> la lista </w:t>
+      </w:r>
+      <w:proofErr w:type="spellStart"/>
+      <w:r>
+        <w:rPr>
+          <w:sz w:val="24"/>
+          <w:lang w:val="es-ES"/>
+        </w:rPr>
+        <w:t>job_list</w:t>
+      </w:r>
+      <w:proofErr w:type="spellEnd"/>
+      <w:r>
+        <w:rPr>
+          <w:sz w:val="24"/>
+          <w:lang w:val="es-ES"/>
+        </w:rPr>
+        <w:t xml:space="preserve"> no esté vacía</w:t>
+      </w:r>
+      <w:r>
+        <w:rPr>
+          <w:sz w:val="24"/>
+          <w:lang w:val="es-ES"/>
+        </w:rPr>
+        <w:t>.</w:t>
       </w:r>
     </w:p>
     <w:p>
@@ -5278,6 +5911,42 @@
     <w:p>
       <w:pPr>
         <w:pStyle w:val="Prrafodelista"/>
+        <w:numPr>
+          <w:ilvl w:val="0"/>
+          <w:numId w:val="23"/>
+        </w:numPr>
+        <w:rPr>
+          <w:sz w:val="24"/>
+          <w:lang w:val="es-ES"/>
+        </w:rPr>
+      </w:pPr>
+      <w:r>
+        <w:rPr>
+          <w:b/>
+          <w:bCs/>
+          <w:sz w:val="24"/>
+          <w:lang w:val="es-ES"/>
+        </w:rPr>
+        <w:t xml:space="preserve">Actualización y liberación: </w:t>
+      </w:r>
+      <w:r>
+        <w:rPr>
+          <w:sz w:val="24"/>
+          <w:lang w:val="es-ES"/>
+        </w:rPr>
+        <w:t xml:space="preserve">Se comprueba el estado de los trabajos tanto en primer como en segundo plano, se actualiza su información </w:t>
+      </w:r>
+      <w:r>
+        <w:rPr>
+          <w:sz w:val="24"/>
+          <w:lang w:val="es-ES"/>
+        </w:rPr>
+        <w:t>dependiendo del resultado de la comprobación y se restablecen y liberan los recursos de memoria estática y dinámica que se han usado para la ejecución anterior, estando disponibles nuevamente para la siguiente línea de mandatos que se ejecute.</w:t>
+      </w:r>
+    </w:p>
+    <w:p>
+      <w:pPr>
+        <w:pStyle w:val="Prrafodelista"/>
         <w:rPr>
           <w:sz w:val="24"/>
           <w:lang w:val="es-ES"/>
@@ -5361,7 +6030,42 @@
           <w:sz w:val="24"/>
           <w:lang w:val="es-ES"/>
         </w:rPr>
-        <w:t>Procesos no válidos en comandos como</w:t>
+        <w:t>Identificadores de trabajo</w:t>
+      </w:r>
+      <w:r>
+        <w:rPr>
+          <w:sz w:val="24"/>
+          <w:lang w:val="es-ES"/>
+        </w:rPr>
+        <w:t xml:space="preserve"> no válidos</w:t>
+      </w:r>
+      <w:r>
+        <w:rPr>
+          <w:sz w:val="24"/>
+          <w:lang w:val="es-ES"/>
+        </w:rPr>
+        <w:t xml:space="preserve"> o inexistentes</w:t>
+      </w:r>
+      <w:r>
+        <w:rPr>
+          <w:sz w:val="24"/>
+          <w:lang w:val="es-ES"/>
+        </w:rPr>
+        <w:t xml:space="preserve"> en </w:t>
+      </w:r>
+      <w:r>
+        <w:rPr>
+          <w:sz w:val="24"/>
+          <w:lang w:val="es-ES"/>
+        </w:rPr>
+        <w:t>mandatos</w:t>
+      </w:r>
+      <w:r>
+        <w:rPr>
+          <w:sz w:val="24"/>
+          <w:lang w:val="es-ES"/>
+        </w:rPr>
+        <w:t xml:space="preserve"> como</w:t>
       </w:r>
       <w:r>
         <w:rPr>
@@ -5408,7 +6112,30 @@
           <w:sz w:val="24"/>
           <w:lang w:val="es-ES"/>
         </w:rPr>
-        <w:t>Memoria insuficiente al asignar recursos dinámicos.</w:t>
+        <w:t>Memoria insuficiente al asignar recursos dinámicos</w:t>
+      </w:r>
+      <w:r>
+        <w:rPr>
+          <w:sz w:val="24"/>
+          <w:lang w:val="es-ES"/>
+        </w:rPr>
+        <w:t xml:space="preserve"> en </w:t>
+      </w:r>
+      <w:proofErr w:type="spellStart"/>
+      <w:r>
+        <w:rPr>
+          <w:sz w:val="24"/>
+          <w:lang w:val="es-ES"/>
+        </w:rPr>
+        <w:t>job_list</w:t>
+      </w:r>
+      <w:proofErr w:type="spellEnd"/>
+      <w:r>
+        <w:rPr>
+          <w:sz w:val="24"/>
+          <w:lang w:val="es-ES"/>
+        </w:rPr>
+        <w:t>.</w:t>
       </w:r>
     </w:p>
     <w:p>
@@ -5543,6 +6270,13 @@
         </w:rPr>
         <w:t xml:space="preserve"> se inicializan al inicio y se liberan al finalizar el programa.</w:t>
       </w:r>
+      <w:r>
+        <w:rPr>
+          <w:sz w:val="24"/>
+          <w:lang w:val="es-ES"/>
+        </w:rPr>
+        <w:t xml:space="preserve"> Cada trabajo se llena solamente si es necesario y devuelven sus datos a los valores por defecto para evitar sobreescrituras incorrectas.</w:t>
+      </w:r>
     </w:p>
     <w:p>
       <w:pPr>
@@ -5579,7 +6313,30 @@
           <w:sz w:val="24"/>
           <w:lang w:val="es-ES"/>
         </w:rPr>
-        <w:t xml:space="preserve"> libera sus recursos al terminar.</w:t>
+        <w:t xml:space="preserve"> libera sus recursos al terminar</w:t>
+      </w:r>
+      <w:r>
+        <w:rPr>
+          <w:sz w:val="24"/>
+          <w:lang w:val="es-ES"/>
+        </w:rPr>
+        <w:t xml:space="preserve"> la ejecución de la </w:t>
+      </w:r>
+      <w:proofErr w:type="spellStart"/>
+      <w:r>
+        <w:rPr>
+          <w:sz w:val="24"/>
+          <w:lang w:val="es-ES"/>
+        </w:rPr>
+        <w:t>MiniShell</w:t>
+      </w:r>
+      <w:proofErr w:type="spellEnd"/>
+      <w:r>
+        <w:rPr>
+          <w:sz w:val="24"/>
+          <w:lang w:val="es-ES"/>
+        </w:rPr>
+        <w:t>.</w:t>
       </w:r>
     </w:p>
     <w:p>
@@ -5738,6 +6495,7 @@
                 <w:b/>
                 <w:bCs/>
               </w:rPr>
+              <w:lastRenderedPageBreak/>
               <w:t>job_list</w:t>
             </w:r>
             <w:proofErr w:type="spellEnd"/>
@@ -5788,7 +6546,21 @@
                 <w:b/>
                 <w:bCs/>
               </w:rPr>
-              <w:t xml:space="preserve">Estructura para almacenar la información de los comandos dentro de la </w:t>
+              <w:t xml:space="preserve">Estructura para almacenar la información de los </w:t>
+            </w:r>
+            <w:r>
+              <w:rPr>
+                <w:b/>
+                <w:bCs/>
+              </w:rPr>
+              <w:t>trabajos en segundo plano</w:t>
+            </w:r>
+            <w:r>
+              <w:rPr>
+                <w:b/>
+                <w:bCs/>
+              </w:rPr>
+              <w:t xml:space="preserve"> dentro de la </w:t>
             </w:r>
             <w:proofErr w:type="spellStart"/>
             <w:r>
@@ -5927,7 +6699,21 @@
                 <w:b/>
                 <w:bCs/>
               </w:rPr>
-              <w:t xml:space="preserve">Siguiente posición libre de </w:t>
+              <w:t>Siguiente posición libre</w:t>
+            </w:r>
+            <w:r>
+              <w:rPr>
+                <w:b/>
+                <w:bCs/>
+              </w:rPr>
+              <w:t xml:space="preserve"> para escritura</w:t>
+            </w:r>
+            <w:r>
+              <w:rPr>
+                <w:b/>
+                <w:bCs/>
+              </w:rPr>
+              <w:t xml:space="preserve"> de </w:t>
             </w:r>
             <w:proofErr w:type="spellStart"/>
             <w:r>
@@ -6212,7 +6998,6 @@
                 <w:b/>
                 <w:bCs/>
               </w:rPr>
-              <w:lastRenderedPageBreak/>
               <w:t>fg_job</w:t>
             </w:r>
             <w:proofErr w:type="spellEnd"/>
@@ -6256,7 +7041,14 @@
                 <w:b/>
                 <w:bCs/>
               </w:rPr>
-              <w:t xml:space="preserve">Único proceso en ejecución en </w:t>
+              <w:t>Información del único</w:t>
+            </w:r>
+            <w:r>
+              <w:rPr>
+                <w:b/>
+                <w:bCs/>
+              </w:rPr>
+              <w:t xml:space="preserve"> proceso en ejecución en </w:t>
             </w:r>
             <w:proofErr w:type="spellStart"/>
             <w:r>
@@ -6667,7 +7459,21 @@
                 <w:b/>
                 <w:bCs/>
               </w:rPr>
-              <w:t>Contador para bucles</w:t>
+              <w:t>Contador para</w:t>
+            </w:r>
+            <w:r>
+              <w:rPr>
+                <w:b/>
+                <w:bCs/>
+              </w:rPr>
+              <w:t xml:space="preserve"> diferentes</w:t>
+            </w:r>
+            <w:r>
+              <w:rPr>
+                <w:b/>
+                <w:bCs/>
+              </w:rPr>
+              <w:t xml:space="preserve"> bucles</w:t>
             </w:r>
             <w:r>
               <w:rPr>
@@ -6766,7 +7572,14 @@
                 <w:b/>
                 <w:bCs/>
               </w:rPr>
-              <w:t xml:space="preserve">Comprobador de que el comando </w:t>
+              <w:t>Indicador</w:t>
+            </w:r>
+            <w:r>
+              <w:rPr>
+                <w:b/>
+                <w:bCs/>
+              </w:rPr>
+              <w:t xml:space="preserve"> de que el comando </w:t>
             </w:r>
             <w:proofErr w:type="spellStart"/>
             <w:r>
@@ -7093,6 +7906,7 @@
                 <w:b/>
                 <w:bCs/>
               </w:rPr>
+              <w:lastRenderedPageBreak/>
               <w:t>Descripción de la Función</w:t>
             </w:r>
           </w:p>
@@ -7152,7 +7966,21 @@
                 <w:b/>
                 <w:bCs/>
               </w:rPr>
-              <w:t>Bucle general del programa donde se inicializan las variables y se procesan los comandos.</w:t>
+              <w:t>Bucle general del programa donde se inicializan las variables</w:t>
+            </w:r>
+            <w:r>
+              <w:rPr>
+                <w:b/>
+                <w:bCs/>
+              </w:rPr>
+              <w:t xml:space="preserve"> principales</w:t>
+            </w:r>
+            <w:r>
+              <w:rPr>
+                <w:b/>
+                <w:bCs/>
+              </w:rPr>
+              <w:t xml:space="preserve"> y se procesan los comandos.</w:t>
             </w:r>
           </w:p>
         </w:tc>
@@ -7820,7 +8648,6 @@
                 <w:bCs/>
               </w:rPr>
             </w:pPr>
-            <w:proofErr w:type="gramStart"/>
             <w:r>
               <w:rPr>
                 <w:b/>
@@ -7828,7 +8655,6 @@
               </w:rPr>
               <w:t>status</w:t>
             </w:r>
-            <w:proofErr w:type="gramEnd"/>
           </w:p>
         </w:tc>
         <w:tc>
@@ -7869,7 +8695,21 @@
                 <w:b/>
                 <w:bCs/>
               </w:rPr>
-              <w:t>Estado del proceso hijo tras un camio de estado</w:t>
+              <w:t>Estado del proceso hijo tras un cam</w:t>
+            </w:r>
+            <w:r>
+              <w:rPr>
+                <w:b/>
+                <w:bCs/>
+              </w:rPr>
+              <w:t>b</w:t>
+            </w:r>
+            <w:r>
+              <w:rPr>
+                <w:b/>
+                <w:bCs/>
+              </w:rPr>
+              <w:t>io de estado</w:t>
             </w:r>
           </w:p>
         </w:tc>
@@ -7915,15 +8755,7 @@
                 <w:b/>
                 <w:bCs/>
               </w:rPr>
-              <w:t>job_</w:t>
-            </w:r>
-            <w:proofErr w:type="gramStart"/>
-            <w:r>
-              <w:rPr>
-                <w:b/>
-                <w:bCs/>
-              </w:rPr>
-              <w:t>s</w:t>
+              <w:t>job_s</w:t>
             </w:r>
             <w:r>
               <w:rPr>
@@ -7933,7 +8765,6 @@
               <w:t>tatus</w:t>
             </w:r>
             <w:proofErr w:type="spellEnd"/>
-            <w:proofErr w:type="gramEnd"/>
           </w:p>
         </w:tc>
         <w:tc>
@@ -8700,7 +9531,6 @@
                 <w:b/>
                 <w:bCs/>
               </w:rPr>
-              <w:lastRenderedPageBreak/>
               <w:t>Valor Devuelto</w:t>
             </w:r>
           </w:p>
@@ -9351,7 +10181,21 @@
                 <w:b/>
                 <w:bCs/>
               </w:rPr>
-              <w:t>Redirige la salida estándar de un proceso para que escriba en un archivo en ligar de mostrarlo en la terminal. Si el archivo no puede abrirse o crearse, muestra un mensaje de error y termina un proceso.</w:t>
+              <w:t>Redirige la salida estándar de un proceso para que escriba en un archivo en l</w:t>
+            </w:r>
+            <w:r>
+              <w:rPr>
+                <w:b/>
+                <w:bCs/>
+              </w:rPr>
+              <w:t>u</w:t>
+            </w:r>
+            <w:r>
+              <w:rPr>
+                <w:b/>
+                <w:bCs/>
+              </w:rPr>
+              <w:t>gar de mostrarlo en la terminal. Si el archivo no puede abrirse o crearse, muestra un mensaje de error y termina un proceso.</w:t>
             </w:r>
           </w:p>
         </w:tc>
@@ -9575,7 +10419,15 @@
                 <w:b/>
                 <w:bCs/>
               </w:rPr>
-              <w:t>Nombre o ruta del archivo en el cual se va a redirigir tanto la salida estándar como la salida de error estándar del proceso</w:t>
+              <w:t xml:space="preserve">Nombre o ruta del archivo en el cual se va a redirigir tanto la salida estándar </w:t>
+            </w:r>
+            <w:r>
+              <w:rPr>
+                <w:b/>
+                <w:bCs/>
+              </w:rPr>
+              <w:lastRenderedPageBreak/>
+              <w:t>como la salida de error estándar del proceso</w:t>
             </w:r>
           </w:p>
         </w:tc>
@@ -9598,6 +10450,7 @@
                 <w:b/>
                 <w:bCs/>
               </w:rPr>
+              <w:lastRenderedPageBreak/>
               <w:t>Variables Locales</w:t>
             </w:r>
           </w:p>
@@ -9848,15 +10701,7 @@
                 <w:b/>
                 <w:bCs/>
               </w:rPr>
-              <w:t xml:space="preserve">Redirige tanto la salida estándar como la salida de error estándar de un proceso a un archivo. Si el archivo no puede </w:t>
-            </w:r>
-            <w:r>
-              <w:rPr>
-                <w:b/>
-                <w:bCs/>
-              </w:rPr>
-              <w:lastRenderedPageBreak/>
-              <w:t>abrirse, muestra un mensaje de error y termina el proceso.</w:t>
+              <w:t>Redirige tanto la salida estándar como la salida de error estándar de un proceso a un archivo. Si el archivo no puede abrirse, muestra un mensaje de error y termina el proceso.</w:t>
             </w:r>
           </w:p>
         </w:tc>
@@ -10218,23 +11063,13 @@
               </w:rPr>
               <w:t xml:space="preserve">. </w:t>
             </w:r>
-            <w:proofErr w:type="gramStart"/>
             <w:r>
               <w:rPr>
                 <w:b/>
                 <w:bCs/>
                 <w:lang w:val="es-ES"/>
               </w:rPr>
-              <w:t>  Se</w:t>
-            </w:r>
-            <w:proofErr w:type="gramEnd"/>
-            <w:r>
-              <w:rPr>
-                <w:b/>
-                <w:bCs/>
-                <w:lang w:val="es-ES"/>
-              </w:rPr>
-              <w:t xml:space="preserve"> usa para implementar la funcionalidad de cd -, que cambia al directorio anterior.</w:t>
+              <w:t>Se usa para implementar la funcionalidad de cd -, que cambia al directorio anterior.</w:t>
             </w:r>
           </w:p>
         </w:tc>
@@ -10517,25 +11352,7 @@
                 <w:bCs/>
                 <w:lang w:val="es-ES"/>
               </w:rPr>
-              <w:t xml:space="preserve">La ruta </w:t>
-            </w:r>
-            <w:proofErr w:type="spellStart"/>
-            <w:r>
-              <w:rPr>
-                <w:b/>
-                <w:bCs/>
-                <w:lang w:val="es-ES"/>
-              </w:rPr>
-              <w:t>expandidamente</w:t>
-            </w:r>
-            <w:proofErr w:type="spellEnd"/>
-            <w:r>
-              <w:rPr>
-                <w:b/>
-                <w:bCs/>
-                <w:lang w:val="es-ES"/>
-              </w:rPr>
-              <w:t xml:space="preserve"> formada si se usa ~.</w:t>
+              <w:t>La ruta expandida formada si se usa ~.</w:t>
             </w:r>
           </w:p>
           <w:p>
@@ -11637,7 +12454,15 @@
                 <w:b/>
                 <w:bCs/>
               </w:rPr>
-              <w:t>lmacena el valor numérico (en octal) de la nueva máscara de usuario, que se obtiene convirtiendo la cadena proporcionada en el argumento</w:t>
+              <w:t xml:space="preserve">lmacena el valor numérico (en octal) de la nueva máscara de usuario, que se </w:t>
+            </w:r>
+            <w:r>
+              <w:rPr>
+                <w:b/>
+                <w:bCs/>
+              </w:rPr>
+              <w:lastRenderedPageBreak/>
+              <w:t>obtiene convirtiendo la cadena proporcionada en el argumento</w:t>
             </w:r>
           </w:p>
         </w:tc>
@@ -12352,7 +13177,6 @@
                 <w:bCs/>
               </w:rPr>
             </w:pPr>
-            <w:proofErr w:type="gramStart"/>
             <w:r>
               <w:rPr>
                 <w:b/>
@@ -12360,7 +13184,6 @@
               </w:rPr>
               <w:t>status</w:t>
             </w:r>
-            <w:proofErr w:type="gramEnd"/>
           </w:p>
         </w:tc>
         <w:tc>
@@ -13114,18 +13937,9 @@
                 <w:b/>
                 <w:bCs/>
               </w:rPr>
-              <w:t>fg_</w:t>
-            </w:r>
-            <w:proofErr w:type="gramStart"/>
-            <w:r>
-              <w:rPr>
-                <w:b/>
-                <w:bCs/>
-              </w:rPr>
-              <w:t>job.status</w:t>
-            </w:r>
-            <w:proofErr w:type="spellEnd"/>
-            <w:proofErr w:type="gramEnd"/>
+              <w:t>fg_job.status</w:t>
+            </w:r>
+            <w:proofErr w:type="spellEnd"/>
             <w:r>
               <w:rPr>
                 <w:b/>
@@ -14142,18 +14956,9 @@
                 <w:b/>
                 <w:bCs/>
               </w:rPr>
-              <w:t>exit_</w:t>
-            </w:r>
-            <w:proofErr w:type="gramStart"/>
-            <w:r>
-              <w:rPr>
-                <w:b/>
-                <w:bCs/>
-              </w:rPr>
-              <w:t>status</w:t>
-            </w:r>
-            <w:proofErr w:type="spellEnd"/>
-            <w:proofErr w:type="gramEnd"/>
+              <w:t>exit_status</w:t>
+            </w:r>
+            <w:proofErr w:type="spellEnd"/>
           </w:p>
         </w:tc>
         <w:tc>
@@ -14301,15 +15106,13 @@
               </w:rPr>
               <w:t xml:space="preserve"> a un trabajo. Asigna un </w:t>
             </w:r>
-            <w:proofErr w:type="gramStart"/>
-            <w:r>
-              <w:rPr>
-                <w:b/>
-                <w:bCs/>
-              </w:rPr>
-              <w:t>id  único</w:t>
-            </w:r>
-            <w:proofErr w:type="gramEnd"/>
+            <w:r>
+              <w:rPr>
+                <w:b/>
+                <w:bCs/>
+              </w:rPr>
+              <w:t>id único</w:t>
+            </w:r>
             <w:r>
               <w:rPr>
                 <w:b/>
@@ -16000,7 +16803,6 @@
                 <w:bCs/>
               </w:rPr>
             </w:pPr>
-            <w:proofErr w:type="spellStart"/>
             <w:r>
               <w:rPr>
                 <w:b/>
@@ -16013,15 +16815,44 @@
                 <w:b/>
                 <w:bCs/>
               </w:rPr>
-              <w:t>prepara</w:t>
-            </w:r>
-            <w:proofErr w:type="spellEnd"/>
-            <w:r>
-              <w:rPr>
-                <w:b/>
-                <w:bCs/>
-              </w:rPr>
-              <w:t xml:space="preserve"> un trabajo con el comando completo (y sus posibles parámetros) y lo marca como en ejecución. También reserva espacio para los procesos que estarán asociados con los comandos del trabajo.</w:t>
+              <w:t>repara un trabajo con el comando completo (y sus posibles parámetros) y lo marca como en ejecución</w:t>
+            </w:r>
+            <w:r>
+              <w:rPr>
+                <w:b/>
+                <w:bCs/>
+              </w:rPr>
+              <w:t xml:space="preserve"> (RUNNING)</w:t>
+            </w:r>
+            <w:r>
+              <w:rPr>
+                <w:b/>
+                <w:bCs/>
+              </w:rPr>
+              <w:t>. También reserva espacio para los procesos que estarán asociados con los comandos del trabajo</w:t>
+            </w:r>
+            <w:r>
+              <w:rPr>
+                <w:b/>
+                <w:bCs/>
+              </w:rPr>
+              <w:t xml:space="preserve"> dependiendo de la información recogida en la línea </w:t>
+            </w:r>
+            <w:proofErr w:type="spellStart"/>
+            <w:r>
+              <w:rPr>
+                <w:b/>
+                <w:bCs/>
+              </w:rPr>
+              <w:t>tokenizada</w:t>
+            </w:r>
+            <w:proofErr w:type="spellEnd"/>
+            <w:r>
+              <w:rPr>
+                <w:b/>
+                <w:bCs/>
+              </w:rPr>
+              <w:t>.</w:t>
             </w:r>
           </w:p>
         </w:tc>
@@ -16522,23 +17353,7 @@
                 <w:b/>
                 <w:bCs/>
               </w:rPr>
-              <w:t xml:space="preserve">impia y libera los recursos asociados a un trabajo, garantizando que se liberen adecuadamente las memorias utilizadas para los identificadores de procesos y que se </w:t>
-            </w:r>
-            <w:proofErr w:type="gramStart"/>
-            <w:r>
-              <w:rPr>
-                <w:b/>
-                <w:bCs/>
-              </w:rPr>
-              <w:t>reseteen</w:t>
-            </w:r>
-            <w:proofErr w:type="gramEnd"/>
-            <w:r>
-              <w:rPr>
-                <w:b/>
-                <w:bCs/>
-              </w:rPr>
-              <w:t xml:space="preserve"> las propiedades internas del trabajo.</w:t>
+              <w:t>impia y libera los recursos asociados a un trabajo, garantizando que se liberen adecuadamente las memorias utilizadas para los identificadores de procesos y que se reseteen las propiedades internas del trabajo.</w:t>
             </w:r>
           </w:p>
         </w:tc>
@@ -16947,7 +17762,6 @@
                 <w:bCs/>
               </w:rPr>
             </w:pPr>
-            <w:proofErr w:type="gramStart"/>
             <w:r>
               <w:rPr>
                 <w:b/>
@@ -16955,7 +17769,6 @@
               </w:rPr>
               <w:t>status</w:t>
             </w:r>
-            <w:proofErr w:type="gramEnd"/>
           </w:p>
         </w:tc>
         <w:tc>
@@ -17371,7 +18184,7 @@
                 <w:b/>
                 <w:bCs/>
               </w:rPr>
-              <w:t xml:space="preserve">aneja la señal SIGCHLD generada cuando un proceso hijo termina. Recolecta los procesos terminados de </w:t>
+              <w:t xml:space="preserve">aneja la señal SIGCHLD generada cuando un proceso hijo termina. Recolecta los procesos terminados de forma no bloqueante, actualiza el estado de los trabajos en la lista de trabajos </w:t>
             </w:r>
             <w:r>
               <w:rPr>
@@ -17379,7 +18192,7 @@
                 <w:bCs/>
               </w:rPr>
               <w:lastRenderedPageBreak/>
-              <w:t>forma no bloqueante, actualiza el estado de los trabajos en la lista de trabajos (</w:t>
+              <w:t>(</w:t>
             </w:r>
             <w:proofErr w:type="spellStart"/>
             <w:r>
@@ -18252,7 +19065,6 @@
                 <w:b/>
                 <w:bCs/>
               </w:rPr>
-              <w:lastRenderedPageBreak/>
               <w:t>Valor Devuelto</w:t>
             </w:r>
           </w:p>
@@ -18346,6 +19158,7 @@
                 <w:b/>
                 <w:bCs/>
               </w:rPr>
+              <w:lastRenderedPageBreak/>
               <w:t>Descripción de la Función</w:t>
             </w:r>
           </w:p>
@@ -18658,13 +19471,8 @@
               <w:spacing w:before="0" w:after="0" w:line="240" w:lineRule="auto"/>
               <w:jc w:val="left"/>
             </w:pPr>
-            <w:proofErr w:type="gramStart"/>
-            <w:r>
-              <w:t>cd .</w:t>
-            </w:r>
-            <w:proofErr w:type="gramEnd"/>
-            <w:r>
-              <w:t>/</w:t>
+            <w:r>
+              <w:t>cd ./</w:t>
             </w:r>
             <w:proofErr w:type="spellStart"/>
             <w:r>
@@ -19349,7 +20157,6 @@
           <w:u w:val="single"/>
           <w:lang w:val="es-ES"/>
         </w:rPr>
-        <w:lastRenderedPageBreak/>
         <w:t>Mandatos externos:</w:t>
       </w:r>
       <w:r>
@@ -19476,6 +20283,7 @@
         <w:rPr>
           <w:lang w:val="es-ES"/>
         </w:rPr>
+        <w:lastRenderedPageBreak/>
         <w:t xml:space="preserve">En los casos de prueba de este tipo, se intercalan mandatos internos para </w:t>
       </w:r>
       <w:r>
@@ -19503,28 +20311,14 @@
         <w:rPr>
           <w:lang w:val="es-ES"/>
         </w:rPr>
-        <w:t>is_job_list_</w:t>
-      </w:r>
-      <w:proofErr w:type="gramStart"/>
-      <w:r>
-        <w:rPr>
-          <w:lang w:val="es-ES"/>
-        </w:rPr>
-        <w:t>empty</w:t>
+        <w:t>is_job_list_empty</w:t>
       </w:r>
       <w:proofErr w:type="spellEnd"/>
       <w:r>
         <w:rPr>
           <w:lang w:val="es-ES"/>
         </w:rPr>
-        <w:t>(</w:t>
-      </w:r>
-      <w:proofErr w:type="gramEnd"/>
-      <w:r>
-        <w:rPr>
-          <w:lang w:val="es-ES"/>
-        </w:rPr>
-        <w:t>) devuelve false).</w:t>
+        <w:t>() devuelve false).</w:t>
       </w:r>
     </w:p>
     <w:p>
@@ -19706,7 +20500,6 @@
               <w:t xml:space="preserve">-x 4 user </w:t>
             </w:r>
             <w:proofErr w:type="spellStart"/>
-            <w:proofErr w:type="gramStart"/>
             <w:r>
               <w:rPr>
                 <w:lang w:val="en-GB"/>
@@ -19718,14 +20511,7 @@
               <w:rPr>
                 <w:lang w:val="en-GB"/>
               </w:rPr>
-              <w:t xml:space="preserve">  4096</w:t>
-            </w:r>
-            <w:proofErr w:type="gramEnd"/>
-            <w:r>
-              <w:rPr>
-                <w:lang w:val="en-GB"/>
-              </w:rPr>
-              <w:t xml:space="preserve"> </w:t>
+              <w:t xml:space="preserve">  4096 </w:t>
             </w:r>
             <w:proofErr w:type="spellStart"/>
             <w:r>
@@ -19765,7 +20551,6 @@
               <w:t xml:space="preserve">-x 6 user </w:t>
             </w:r>
             <w:proofErr w:type="spellStart"/>
-            <w:proofErr w:type="gramStart"/>
             <w:r>
               <w:rPr>
                 <w:lang w:val="en-GB"/>
@@ -19777,14 +20562,7 @@
               <w:rPr>
                 <w:lang w:val="en-GB"/>
               </w:rPr>
-              <w:t xml:space="preserve">  4096</w:t>
-            </w:r>
-            <w:proofErr w:type="gramEnd"/>
-            <w:r>
-              <w:rPr>
-                <w:lang w:val="en-GB"/>
-              </w:rPr>
-              <w:t xml:space="preserve"> </w:t>
+              <w:t xml:space="preserve">  4096 </w:t>
             </w:r>
             <w:proofErr w:type="spellStart"/>
             <w:r>
@@ -19858,7 +20636,6 @@
               <w:t xml:space="preserve">   123 </w:t>
             </w:r>
             <w:proofErr w:type="spellStart"/>
-            <w:proofErr w:type="gramStart"/>
             <w:r>
               <w:rPr>
                 <w:lang w:val="en-GB"/>
@@ -19870,14 +20647,7 @@
               <w:rPr>
                 <w:lang w:val="en-GB"/>
               </w:rPr>
-              <w:t xml:space="preserve">  5</w:t>
-            </w:r>
-            <w:proofErr w:type="gramEnd"/>
-            <w:r>
-              <w:rPr>
-                <w:lang w:val="en-GB"/>
-              </w:rPr>
-              <w:t xml:space="preserve"> 11:12 CMakeLists.txt</w:t>
+              <w:t xml:space="preserve">  5 11:12 CMakeLists.txt</w:t>
             </w:r>
           </w:p>
           <w:p>
@@ -19960,7 +20730,6 @@
               <w:t xml:space="preserve">-x 2 user </w:t>
             </w:r>
             <w:proofErr w:type="spellStart"/>
-            <w:proofErr w:type="gramStart"/>
             <w:r>
               <w:rPr>
                 <w:lang w:val="en-GB"/>
@@ -19972,14 +20741,7 @@
               <w:rPr>
                 <w:lang w:val="en-GB"/>
               </w:rPr>
-              <w:t xml:space="preserve">  4096</w:t>
-            </w:r>
-            <w:proofErr w:type="gramEnd"/>
-            <w:r>
-              <w:rPr>
-                <w:lang w:val="en-GB"/>
-              </w:rPr>
-              <w:t xml:space="preserve"> </w:t>
+              <w:t xml:space="preserve">  4096 </w:t>
             </w:r>
             <w:proofErr w:type="spellStart"/>
             <w:r>
@@ -20233,17 +20995,12 @@
               <w:t xml:space="preserve"> </w:t>
             </w:r>
             <w:proofErr w:type="spellStart"/>
-            <w:proofErr w:type="gramStart"/>
             <w:r>
               <w:t>user</w:t>
             </w:r>
             <w:proofErr w:type="spellEnd"/>
             <w:r>
-              <w:t xml:space="preserve">  4096</w:t>
-            </w:r>
-            <w:proofErr w:type="gramEnd"/>
-            <w:r>
-              <w:t xml:space="preserve"> dic  6 17:13 </w:t>
+              <w:t xml:space="preserve">  4096 dic  6 17:13 </w:t>
             </w:r>
             <w:proofErr w:type="spellStart"/>
             <w:r>
@@ -20269,19 +21026,11 @@
             </w:r>
             <w:proofErr w:type="spellEnd"/>
             <w:r>
-              <w:t xml:space="preserve"> -</w:t>
-            </w:r>
-            <w:proofErr w:type="gramStart"/>
-            <w:r>
-              <w:t xml:space="preserve">la </w:t>
-            </w:r>
-            <w:proofErr w:type="spellStart"/>
-            <w:r>
-              <w:t>directorio</w:t>
-            </w:r>
-            <w:proofErr w:type="gramEnd"/>
-            <w:r>
-              <w:t>_inexistente</w:t>
+              <w:t xml:space="preserve"> -la </w:t>
+            </w:r>
+            <w:proofErr w:type="spellStart"/>
+            <w:r>
+              <w:t>directorio_inexistente</w:t>
             </w:r>
             <w:proofErr w:type="spellEnd"/>
             <w:r>
@@ -20785,7 +21534,6 @@
               <w:rPr>
                 <w:lang w:val="en-GB"/>
               </w:rPr>
-              <w:lastRenderedPageBreak/>
               <w:t xml:space="preserve">sort input.txt | head -n3 | </w:t>
             </w:r>
             <w:proofErr w:type="spellStart"/>
@@ -21282,6 +22030,7 @@
               <w:rPr>
                 <w:lang w:val="es-ES"/>
               </w:rPr>
+              <w:lastRenderedPageBreak/>
               <w:t>find</w:t>
             </w:r>
             <w:proofErr w:type="spellEnd"/>
@@ -21400,6 +22149,7 @@
             </w:pPr>
             <w:proofErr w:type="spellStart"/>
             <w:r>
+              <w:lastRenderedPageBreak/>
               <w:t>cat</w:t>
             </w:r>
             <w:proofErr w:type="spellEnd"/>
@@ -21624,7 +22374,6 @@
                 <w:lang w:val="en-GB"/>
               </w:rPr>
             </w:pPr>
-            <w:proofErr w:type="gramStart"/>
             <w:r>
               <w:rPr>
                 <w:lang w:val="en-GB"/>
@@ -21639,7 +22388,6 @@
               <w:t>aíd</w:t>
             </w:r>
             <w:proofErr w:type="spellEnd"/>
-            <w:proofErr w:type="gramEnd"/>
             <w:r>
               <w:rPr>
                 <w:lang w:val="en-GB"/>
@@ -21795,7 +22543,6 @@
                 <w:lang w:val="en-GB"/>
               </w:rPr>
             </w:pPr>
-            <w:proofErr w:type="gramStart"/>
             <w:r>
               <w:rPr>
                 <w:lang w:val="en-GB"/>
@@ -21810,7 +22557,6 @@
               <w:t>arup</w:t>
             </w:r>
             <w:proofErr w:type="spellEnd"/>
-            <w:proofErr w:type="gramEnd"/>
             <w:r>
               <w:rPr>
                 <w:lang w:val="en-GB"/>
@@ -21924,7 +22670,6 @@
                 <w:lang w:val="es-ES"/>
               </w:rPr>
             </w:pPr>
-            <w:proofErr w:type="gramStart"/>
             <w:r>
               <w:rPr>
                 <w:lang w:val="es-ES"/>
@@ -21939,7 +22684,6 @@
               <w:t>atluco</w:t>
             </w:r>
             <w:proofErr w:type="spellEnd"/>
-            <w:proofErr w:type="gramEnd"/>
             <w:r>
               <w:rPr>
                 <w:lang w:val="es-ES"/>
@@ -22081,7 +22825,6 @@
                 <w:lang w:val="es-ES"/>
               </w:rPr>
             </w:pPr>
-            <w:proofErr w:type="gramStart"/>
             <w:r>
               <w:rPr>
                 <w:lang w:val="es-ES"/>
@@ -22096,7 +22839,6 @@
               <w:t>dadivitaerc</w:t>
             </w:r>
             <w:proofErr w:type="spellEnd"/>
-            <w:proofErr w:type="gramEnd"/>
             <w:r>
               <w:rPr>
                 <w:lang w:val="es-ES"/>
@@ -22196,7 +22938,6 @@
                 <w:lang w:val="es-ES"/>
               </w:rPr>
             </w:pPr>
-            <w:proofErr w:type="gramStart"/>
             <w:r>
               <w:rPr>
                 <w:lang w:val="es-ES"/>
@@ -22211,7 +22952,6 @@
               <w:t>lanigiro</w:t>
             </w:r>
             <w:proofErr w:type="spellEnd"/>
-            <w:proofErr w:type="gramEnd"/>
             <w:r>
               <w:rPr>
                 <w:lang w:val="es-ES"/>
@@ -22855,11 +23595,9 @@
       <w:r>
         <w:t xml:space="preserve">, nos dimos cuenta </w:t>
       </w:r>
-      <w:proofErr w:type="gramStart"/>
-      <w:r>
-        <w:t>que</w:t>
-      </w:r>
-      <w:proofErr w:type="gramEnd"/>
+      <w:r>
+        <w:t>de que</w:t>
+      </w:r>
       <w:r>
         <w:t xml:space="preserve"> podíamos controlar este problema si gestionábamos cada proceso como un grupo, y además controlábamos el estado con la señal </w:t>
       </w:r>
@@ -23023,7 +23761,6 @@
     </w:p>
     <w:p>
       <w:r>
-        <w:lastRenderedPageBreak/>
         <w:t xml:space="preserve">Tras realizar varias pruebas, nos dimos cuenta de que, si al </w:t>
       </w:r>
       <w:proofErr w:type="spellStart"/>
@@ -23076,7 +23813,11 @@
       </w:r>
       <w:proofErr w:type="spellEnd"/>
       <w:r>
-        <w:t xml:space="preserve"> la línea decidimos verificar si la cadena que se le pasa al input está vacía o formada únicamente de espacios en blanco (tabulaciones, espacios, saltos de línea, etc.). Dicha funcionalidad la aporta la función </w:t>
+        <w:t xml:space="preserve"> la línea decidimos verificar si la cadena que se le pasa al input está vacía </w:t>
+      </w:r>
+      <w:r>
+        <w:lastRenderedPageBreak/>
+        <w:t xml:space="preserve">o formada únicamente de espacios en blanco (tabulaciones, espacios, saltos de línea, etc.). Dicha funcionalidad la aporta la función </w:t>
       </w:r>
       <w:proofErr w:type="spellStart"/>
       <w:r>
@@ -23273,6 +24014,7 @@
       </w:pPr>
       <w:bookmarkStart w:id="18" w:name="_Toc185427535"/>
       <w:r>
+        <w:lastRenderedPageBreak/>
         <w:t>Diagrama</w:t>
       </w:r>
       <w:r>
@@ -23663,6 +24405,75 @@
       <w:jc w:val="left"/>
     </w:pPr>
     <w:r>
+      <w:rPr>
+        <w:noProof/>
+      </w:rPr>
+      <w:drawing>
+        <wp:anchor distT="0" distB="0" distL="114300" distR="114300" simplePos="0" relativeHeight="251672576" behindDoc="1" locked="0" layoutInCell="1" allowOverlap="1" wp14:anchorId="64626D44" wp14:editId="15E2D698">
+          <wp:simplePos x="0" y="0"/>
+          <wp:positionH relativeFrom="column">
+            <wp:posOffset>5817787</wp:posOffset>
+          </wp:positionH>
+          <wp:positionV relativeFrom="paragraph">
+            <wp:posOffset>-115901</wp:posOffset>
+          </wp:positionV>
+          <wp:extent cx="245745" cy="512445"/>
+          <wp:effectExtent l="0" t="0" r="1905" b="1905"/>
+          <wp:wrapTight wrapText="bothSides">
+            <wp:wrapPolygon edited="0">
+              <wp:start x="0" y="0"/>
+              <wp:lineTo x="0" y="20877"/>
+              <wp:lineTo x="20093" y="20877"/>
+              <wp:lineTo x="20093" y="0"/>
+              <wp:lineTo x="0" y="0"/>
+            </wp:wrapPolygon>
+          </wp:wrapTight>
+          <wp:docPr id="9" name="Imagen 9"/>
+          <wp:cNvGraphicFramePr>
+            <a:graphicFrameLocks xmlns:a="http://schemas.openxmlformats.org/drawingml/2006/main" noChangeAspect="1"/>
+          </wp:cNvGraphicFramePr>
+          <a:graphic xmlns:a="http://schemas.openxmlformats.org/drawingml/2006/main">
+            <a:graphicData uri="http://schemas.openxmlformats.org/drawingml/2006/picture">
+              <pic:pic xmlns:pic="http://schemas.openxmlformats.org/drawingml/2006/picture">
+                <pic:nvPicPr>
+                  <pic:cNvPr id="0" name="Picture 7"/>
+                  <pic:cNvPicPr>
+                    <a:picLocks noChangeAspect="1" noChangeArrowheads="1"/>
+                  </pic:cNvPicPr>
+                </pic:nvPicPr>
+                <pic:blipFill>
+                  <a:blip r:embed="rId1">
+                    <a:extLst>
+                      <a:ext uri="{28A0092B-C50C-407E-A947-70E740481C1C}">
+                        <a14:useLocalDpi xmlns:a14="http://schemas.microsoft.com/office/drawing/2010/main" val="0"/>
+                      </a:ext>
+                    </a:extLst>
+                  </a:blip>
+                  <a:srcRect/>
+                  <a:stretch>
+                    <a:fillRect/>
+                  </a:stretch>
+                </pic:blipFill>
+                <pic:spPr bwMode="auto">
+                  <a:xfrm>
+                    <a:off x="0" y="0"/>
+                    <a:ext cx="245745" cy="512445"/>
+                  </a:xfrm>
+                  <a:prstGeom prst="rect">
+                    <a:avLst/>
+                  </a:prstGeom>
+                  <a:noFill/>
+                  <a:ln>
+                    <a:noFill/>
+                  </a:ln>
+                </pic:spPr>
+              </pic:pic>
+            </a:graphicData>
+          </a:graphic>
+        </wp:anchor>
+      </w:drawing>
+    </w:r>
+    <w:r>
       <w:t xml:space="preserve">SISTEMAS OPERATIVOS - </w:t>
     </w:r>
     <w:sdt>
@@ -23710,59 +24521,6 @@
     </w:r>
     <w:r>
       <w:tab/>
-    </w:r>
-    <w:r>
-      <w:rPr>
-        <w:noProof/>
-      </w:rPr>
-      <w:drawing>
-        <wp:inline distT="0" distB="0" distL="0" distR="0" wp14:anchorId="64626D44" wp14:editId="06679BEE">
-          <wp:extent cx="245790" cy="512699"/>
-          <wp:effectExtent l="0" t="0" r="1905" b="1905"/>
-          <wp:docPr id="9" name="Imagen 9"/>
-          <wp:cNvGraphicFramePr>
-            <a:graphicFrameLocks xmlns:a="http://schemas.openxmlformats.org/drawingml/2006/main" noChangeAspect="1"/>
-          </wp:cNvGraphicFramePr>
-          <a:graphic xmlns:a="http://schemas.openxmlformats.org/drawingml/2006/main">
-            <a:graphicData uri="http://schemas.openxmlformats.org/drawingml/2006/picture">
-              <pic:pic xmlns:pic="http://schemas.openxmlformats.org/drawingml/2006/picture">
-                <pic:nvPicPr>
-                  <pic:cNvPr id="0" name="Picture 7"/>
-                  <pic:cNvPicPr>
-                    <a:picLocks noChangeAspect="1" noChangeArrowheads="1"/>
-                  </pic:cNvPicPr>
-                </pic:nvPicPr>
-                <pic:blipFill>
-                  <a:blip r:embed="rId1">
-                    <a:extLst>
-                      <a:ext uri="{28A0092B-C50C-407E-A947-70E740481C1C}">
-                        <a14:useLocalDpi xmlns:a14="http://schemas.microsoft.com/office/drawing/2010/main" val="0"/>
-                      </a:ext>
-                    </a:extLst>
-                  </a:blip>
-                  <a:srcRect/>
-                  <a:stretch>
-                    <a:fillRect/>
-                  </a:stretch>
-                </pic:blipFill>
-                <pic:spPr bwMode="auto">
-                  <a:xfrm>
-                    <a:off x="0" y="0"/>
-                    <a:ext cx="252421" cy="526530"/>
-                  </a:xfrm>
-                  <a:prstGeom prst="rect">
-                    <a:avLst/>
-                  </a:prstGeom>
-                  <a:noFill/>
-                  <a:ln>
-                    <a:noFill/>
-                  </a:ln>
-                </pic:spPr>
-              </pic:pic>
-            </a:graphicData>
-          </a:graphic>
-        </wp:inline>
-      </w:drawing>
     </w:r>
   </w:p>
   <w:p>
@@ -28926,6 +29684,7 @@
   <w:style w:type="character" w:default="1" w:styleId="Fuentedeprrafopredeter">
     <w:name w:val="Default Paragraph Font"/>
     <w:uiPriority w:val="1"/>
+    <w:semiHidden/>
     <w:unhideWhenUsed/>
   </w:style>
   <w:style w:type="table" w:default="1" w:styleId="Tablanormal">
@@ -29906,7 +30665,7 @@
     <w:charset w:val="00"/>
     <w:family w:val="swiss"/>
     <w:pitch w:val="variable"/>
-    <w:sig w:usb0="E4002EFF" w:usb1="C000247B" w:usb2="00000009" w:usb3="00000000" w:csb0="000001FF" w:csb1="00000000"/>
+    <w:sig w:usb0="E4002EFF" w:usb1="C200247B" w:usb2="00000009" w:usb3="00000000" w:csb0="000001FF" w:csb1="00000000"/>
   </w:font>
   <w:font w:name="Gill Sans MT">
     <w:panose1 w:val="020B0502020104020203"/>
@@ -29940,7 +30699,7 @@
     <w:charset w:val="00"/>
     <w:family w:val="swiss"/>
     <w:pitch w:val="variable"/>
-    <w:sig w:usb0="E4002EFF" w:usb1="C000247B" w:usb2="00000009" w:usb3="00000000" w:csb0="000001FF" w:csb1="00000000"/>
+    <w:sig w:usb0="E4002EFF" w:usb1="C200247B" w:usb2="00000009" w:usb3="00000000" w:csb0="000001FF" w:csb1="00000000"/>
   </w:font>
   <w:font w:name="Aptos">
     <w:charset w:val="00"/>
@@ -29978,6 +30737,7 @@
     <w:rsid w:val="00097339"/>
     <w:rsid w:val="000A2A3B"/>
     <w:rsid w:val="000B0458"/>
+    <w:rsid w:val="000B7218"/>
     <w:rsid w:val="00150089"/>
     <w:rsid w:val="00162B5B"/>
     <w:rsid w:val="0016682A"/>
@@ -29997,9 +30757,11 @@
     <w:rsid w:val="007775C5"/>
     <w:rsid w:val="00824621"/>
     <w:rsid w:val="00850DB4"/>
+    <w:rsid w:val="008B2BFB"/>
     <w:rsid w:val="0090589E"/>
     <w:rsid w:val="0097458C"/>
     <w:rsid w:val="009A071C"/>
+    <w:rsid w:val="009C2DDE"/>
     <w:rsid w:val="00A26E2E"/>
     <w:rsid w:val="00AA0BE5"/>
     <w:rsid w:val="00B25FB1"/>

--- a/docs/ssoo_plantilla_memoria_práctica_minishell.docx
+++ b/docs/ssoo_plantilla_memoria_práctica_minishell.docx
@@ -1839,17 +1839,15 @@
           <w:sz w:val="24"/>
           <w:lang w:val="es-ES"/>
         </w:rPr>
-        <w:t xml:space="preserve">: tales como el </w:t>
-      </w:r>
-      <w:proofErr w:type="spellStart"/>
-      <w:r>
-        <w:rPr>
-          <w:sz w:val="24"/>
-          <w:lang w:val="es-ES"/>
-        </w:rPr>
-        <w:t>typedef</w:t>
-      </w:r>
-      <w:proofErr w:type="spellEnd"/>
+        <w:t>: tales como el</w:t>
+      </w:r>
+      <w:r>
+        <w:rPr>
+          <w:sz w:val="24"/>
+          <w:lang w:val="es-ES"/>
+        </w:rPr>
+        <w:t xml:space="preserve"> tipo</w:t>
+      </w:r>
       <w:r>
         <w:rPr>
           <w:sz w:val="24"/>
@@ -2321,6 +2319,7 @@
           <w:lang w:val="es-ES"/>
         </w:rPr>
       </w:pPr>
+      <w:proofErr w:type="gramStart"/>
       <w:r>
         <w:rPr>
           <w:i/>
@@ -2330,6 +2329,7 @@
         </w:rPr>
         <w:t>status</w:t>
       </w:r>
+      <w:proofErr w:type="gramEnd"/>
       <w:r>
         <w:rPr>
           <w:sz w:val="24"/>
@@ -2517,7 +2517,23 @@
           <w:sz w:val="24"/>
           <w:lang w:val="es-ES"/>
         </w:rPr>
-        <w:t>, junto al status.</w:t>
+        <w:t xml:space="preserve">, junto al </w:t>
+      </w:r>
+      <w:proofErr w:type="gramStart"/>
+      <w:r>
+        <w:rPr>
+          <w:sz w:val="24"/>
+          <w:lang w:val="es-ES"/>
+        </w:rPr>
+        <w:t>status</w:t>
+      </w:r>
+      <w:proofErr w:type="gramEnd"/>
+      <w:r>
+        <w:rPr>
+          <w:sz w:val="24"/>
+          <w:lang w:val="es-ES"/>
+        </w:rPr>
+        <w:t>.</w:t>
       </w:r>
     </w:p>
     <w:p>
@@ -3159,7 +3175,23 @@
           <w:sz w:val="24"/>
           <w:lang w:val="es-ES"/>
         </w:rPr>
-        <w:t xml:space="preserve">, cada vez que se ejecuta un trabajo y se manda a segundo plano se recalcula  la siguiente posición de </w:t>
+        <w:t xml:space="preserve">, cada vez que se ejecuta un trabajo y se manda a segundo plano se </w:t>
+      </w:r>
+      <w:proofErr w:type="gramStart"/>
+      <w:r>
+        <w:rPr>
+          <w:sz w:val="24"/>
+          <w:lang w:val="es-ES"/>
+        </w:rPr>
+        <w:t>recalcula  la</w:t>
+      </w:r>
+      <w:proofErr w:type="gramEnd"/>
+      <w:r>
+        <w:rPr>
+          <w:sz w:val="24"/>
+          <w:lang w:val="es-ES"/>
+        </w:rPr>
+        <w:t xml:space="preserve"> siguiente posición de </w:t>
       </w:r>
       <w:proofErr w:type="spellStart"/>
       <w:r>
@@ -4057,6 +4089,7 @@
         <w:t xml:space="preserve">En cada proceso hijo generado con </w:t>
       </w:r>
       <w:proofErr w:type="spellStart"/>
+      <w:proofErr w:type="gramStart"/>
       <w:r>
         <w:rPr>
           <w:i/>
@@ -4072,7 +4105,15 @@
           <w:sz w:val="24"/>
           <w:lang w:val="es-ES"/>
         </w:rPr>
-        <w:t xml:space="preserve">() </w:t>
+        <w:t>(</w:t>
+      </w:r>
+      <w:proofErr w:type="gramEnd"/>
+      <w:r>
+        <w:rPr>
+          <w:sz w:val="24"/>
+          <w:lang w:val="es-ES"/>
+        </w:rPr>
+        <w:t xml:space="preserve">) </w:t>
       </w:r>
       <w:r>
         <w:rPr>
@@ -4994,6 +5035,7 @@
         <w:t xml:space="preserve"> Con </w:t>
       </w:r>
       <w:proofErr w:type="spellStart"/>
+      <w:proofErr w:type="gramStart"/>
       <w:r>
         <w:rPr>
           <w:i/>
@@ -5011,7 +5053,17 @@
           <w:sz w:val="24"/>
           <w:lang w:val="es-ES"/>
         </w:rPr>
-        <w:t>(-</w:t>
+        <w:t>(</w:t>
+      </w:r>
+      <w:proofErr w:type="gramEnd"/>
+      <w:r>
+        <w:rPr>
+          <w:i/>
+          <w:iCs/>
+          <w:sz w:val="24"/>
+          <w:lang w:val="es-ES"/>
+        </w:rPr>
+        <w:t>-</w:t>
       </w:r>
       <w:proofErr w:type="spellStart"/>
       <w:r>
@@ -5106,6 +5158,7 @@
         <w:t xml:space="preserve"> Con </w:t>
       </w:r>
       <w:proofErr w:type="spellStart"/>
+      <w:proofErr w:type="gramStart"/>
       <w:r>
         <w:rPr>
           <w:i/>
@@ -5123,7 +5176,17 @@
           <w:sz w:val="24"/>
           <w:lang w:val="es-ES"/>
         </w:rPr>
-        <w:t>(-</w:t>
+        <w:t>(</w:t>
+      </w:r>
+      <w:proofErr w:type="gramEnd"/>
+      <w:r>
+        <w:rPr>
+          <w:i/>
+          <w:iCs/>
+          <w:sz w:val="24"/>
+          <w:lang w:val="es-ES"/>
+        </w:rPr>
+        <w:t>-</w:t>
       </w:r>
       <w:proofErr w:type="spellStart"/>
       <w:r>
@@ -6387,10 +6450,19 @@
     </w:p>
     <w:p>
       <w:pPr>
+        <w:rPr>
+          <w:sz w:val="24"/>
+          <w:lang w:val="es-ES"/>
+        </w:rPr>
+      </w:pPr>
+    </w:p>
+    <w:p>
+      <w:pPr>
         <w:pStyle w:val="Ttulo2"/>
       </w:pPr>
       <w:bookmarkStart w:id="7" w:name="_Toc185427525"/>
       <w:r>
+        <w:lastRenderedPageBreak/>
         <w:t>Variables globales</w:t>
       </w:r>
       <w:bookmarkEnd w:id="7"/>
@@ -6495,7 +6567,6 @@
                 <w:b/>
                 <w:bCs/>
               </w:rPr>
-              <w:lastRenderedPageBreak/>
               <w:t>job_list</w:t>
             </w:r>
             <w:proofErr w:type="spellEnd"/>
@@ -7813,6 +7884,7 @@
                 <w:b/>
                 <w:bCs/>
               </w:rPr>
+              <w:lastRenderedPageBreak/>
               <w:t>Valor Devuelto</w:t>
             </w:r>
           </w:p>
@@ -7906,7 +7978,6 @@
                 <w:b/>
                 <w:bCs/>
               </w:rPr>
-              <w:lastRenderedPageBreak/>
               <w:t>Descripción de la Función</w:t>
             </w:r>
           </w:p>
@@ -8648,6 +8719,7 @@
                 <w:bCs/>
               </w:rPr>
             </w:pPr>
+            <w:proofErr w:type="gramStart"/>
             <w:r>
               <w:rPr>
                 <w:b/>
@@ -8655,6 +8727,7 @@
               </w:rPr>
               <w:t>status</w:t>
             </w:r>
+            <w:proofErr w:type="gramEnd"/>
           </w:p>
         </w:tc>
         <w:tc>
@@ -8755,7 +8828,15 @@
                 <w:b/>
                 <w:bCs/>
               </w:rPr>
-              <w:t>job_s</w:t>
+              <w:t>job_</w:t>
+            </w:r>
+            <w:proofErr w:type="gramStart"/>
+            <w:r>
+              <w:rPr>
+                <w:b/>
+                <w:bCs/>
+              </w:rPr>
+              <w:t>s</w:t>
             </w:r>
             <w:r>
               <w:rPr>
@@ -8765,6 +8846,7 @@
               <w:t>tatus</w:t>
             </w:r>
             <w:proofErr w:type="spellEnd"/>
+            <w:proofErr w:type="gramEnd"/>
           </w:p>
         </w:tc>
         <w:tc>
@@ -9181,7 +9263,15 @@
                 <w:b/>
                 <w:bCs/>
               </w:rPr>
-              <w:t>Maneja comandos internos y externos. Para comandos externos, maneja creación de procesos hijos y su sincronización gestionando los pipelines. Soporta la ejecución en segundo plano, visualización de trabajos activos y contiene una opción de depuración.</w:t>
+              <w:t xml:space="preserve">Maneja comandos internos y externos. Para comandos externos, maneja creación de procesos hijos y su sincronización gestionando los pipelines. </w:t>
+            </w:r>
+            <w:r>
+              <w:rPr>
+                <w:b/>
+                <w:bCs/>
+              </w:rPr>
+              <w:lastRenderedPageBreak/>
+              <w:t>Soporta la ejecución en segundo plano, visualización de trabajos activos y contiene una opción de depuración.</w:t>
             </w:r>
           </w:p>
         </w:tc>
@@ -10340,6 +10430,7 @@
                 <w:b/>
                 <w:bCs/>
               </w:rPr>
+              <w:lastRenderedPageBreak/>
               <w:t>Argumentos</w:t>
             </w:r>
           </w:p>
@@ -10419,15 +10510,7 @@
                 <w:b/>
                 <w:bCs/>
               </w:rPr>
-              <w:t xml:space="preserve">Nombre o ruta del archivo en el cual se va a redirigir tanto la salida estándar </w:t>
-            </w:r>
-            <w:r>
-              <w:rPr>
-                <w:b/>
-                <w:bCs/>
-              </w:rPr>
-              <w:lastRenderedPageBreak/>
-              <w:t>como la salida de error estándar del proceso</w:t>
+              <w:t>Nombre o ruta del archivo en el cual se va a redirigir tanto la salida estándar como la salida de error estándar del proceso</w:t>
             </w:r>
           </w:p>
         </w:tc>
@@ -10450,7 +10533,6 @@
                 <w:b/>
                 <w:bCs/>
               </w:rPr>
-              <w:lastRenderedPageBreak/>
               <w:t>Variables Locales</w:t>
             </w:r>
           </w:p>
@@ -11376,6 +11458,7 @@
                 <w:bCs/>
                 <w:lang w:val="es-ES"/>
               </w:rPr>
+              <w:lastRenderedPageBreak/>
               <w:t>El directorio directamente especificado por el argumento del comando.</w:t>
             </w:r>
           </w:p>
@@ -12340,7 +12423,15 @@
                 <w:b/>
                 <w:bCs/>
               </w:rPr>
-              <w:t xml:space="preserve">Contiene el argumento proporcionado para cambiar la máscara de usuario. Es el valor que el usuario quiere establecer como nuevo </w:t>
+              <w:t xml:space="preserve">Contiene el argumento proporcionado para cambiar la máscara de usuario. Es el </w:t>
+            </w:r>
+            <w:r>
+              <w:rPr>
+                <w:b/>
+                <w:bCs/>
+              </w:rPr>
+              <w:lastRenderedPageBreak/>
+              <w:t xml:space="preserve">valor que el usuario quiere establecer como nuevo </w:t>
             </w:r>
             <w:proofErr w:type="spellStart"/>
             <w:r>
@@ -12454,15 +12545,7 @@
                 <w:b/>
                 <w:bCs/>
               </w:rPr>
-              <w:t xml:space="preserve">lmacena el valor numérico (en octal) de la nueva máscara de usuario, que se </w:t>
-            </w:r>
-            <w:r>
-              <w:rPr>
-                <w:b/>
-                <w:bCs/>
-              </w:rPr>
-              <w:lastRenderedPageBreak/>
-              <w:t>obtiene convirtiendo la cadena proporcionada en el argumento</w:t>
+              <w:t>lmacena el valor numérico (en octal) de la nueva máscara de usuario, que se obtiene convirtiendo la cadena proporcionada en el argumento</w:t>
             </w:r>
           </w:p>
         </w:tc>
@@ -13177,6 +13260,7 @@
                 <w:bCs/>
               </w:rPr>
             </w:pPr>
+            <w:proofErr w:type="gramStart"/>
             <w:r>
               <w:rPr>
                 <w:b/>
@@ -13184,6 +13268,7 @@
               </w:rPr>
               <w:t>status</w:t>
             </w:r>
+            <w:proofErr w:type="gramEnd"/>
           </w:p>
         </w:tc>
         <w:tc>
@@ -13446,7 +13531,15 @@
                 <w:b/>
                 <w:bCs/>
               </w:rPr>
-              <w:t>, mata los procesos hijos asociados a cada trabajo, espera a que finalicen y libera la memoria utilizada por las estructuras correspondientes. Esto asegura una salida limpia del programa, liberando recursos y terminando los trabajos pendientes.</w:t>
+              <w:t xml:space="preserve">, mata los procesos hijos asociados a cada trabajo, espera a que finalicen y libera la memoria utilizada por las estructuras </w:t>
+            </w:r>
+            <w:r>
+              <w:rPr>
+                <w:b/>
+                <w:bCs/>
+              </w:rPr>
+              <w:lastRenderedPageBreak/>
+              <w:t>correspondientes. Esto asegura una salida limpia del programa, liberando recursos y terminando los trabajos pendientes.</w:t>
             </w:r>
           </w:p>
         </w:tc>
@@ -13937,9 +14030,18 @@
                 <w:b/>
                 <w:bCs/>
               </w:rPr>
-              <w:t>fg_job.status</w:t>
+              <w:t>fg_</w:t>
+            </w:r>
+            <w:proofErr w:type="gramStart"/>
+            <w:r>
+              <w:rPr>
+                <w:b/>
+                <w:bCs/>
+              </w:rPr>
+              <w:t>job.status</w:t>
             </w:r>
             <w:proofErr w:type="spellEnd"/>
+            <w:proofErr w:type="gramEnd"/>
             <w:r>
               <w:rPr>
                 <w:b/>
@@ -14656,7 +14758,6 @@
                 <w:b/>
                 <w:bCs/>
               </w:rPr>
-              <w:lastRenderedPageBreak/>
               <w:t>Variables Locales</w:t>
             </w:r>
           </w:p>
@@ -14956,9 +15057,18 @@
                 <w:b/>
                 <w:bCs/>
               </w:rPr>
-              <w:t>exit_status</w:t>
+              <w:t>exit_</w:t>
+            </w:r>
+            <w:proofErr w:type="gramStart"/>
+            <w:r>
+              <w:rPr>
+                <w:b/>
+                <w:bCs/>
+              </w:rPr>
+              <w:t>status</w:t>
             </w:r>
             <w:proofErr w:type="spellEnd"/>
+            <w:proofErr w:type="gramEnd"/>
           </w:p>
         </w:tc>
         <w:tc>
@@ -15566,6 +15676,7 @@
                 <w:bCs/>
                 <w:lang w:val="es-ES"/>
               </w:rPr>
+              <w:lastRenderedPageBreak/>
               <w:t xml:space="preserve">Además, organiza el </w:t>
             </w:r>
             <w:proofErr w:type="spellStart"/>
@@ -16836,7 +16947,15 @@
                 <w:b/>
                 <w:bCs/>
               </w:rPr>
-              <w:t xml:space="preserve"> dependiendo de la información recogida en la línea </w:t>
+              <w:t xml:space="preserve"> dependiendo de la </w:t>
+            </w:r>
+            <w:r>
+              <w:rPr>
+                <w:b/>
+                <w:bCs/>
+              </w:rPr>
+              <w:lastRenderedPageBreak/>
+              <w:t xml:space="preserve">información recogida en la línea </w:t>
             </w:r>
             <w:proofErr w:type="spellStart"/>
             <w:r>
@@ -17353,7 +17472,23 @@
                 <w:b/>
                 <w:bCs/>
               </w:rPr>
-              <w:t>impia y libera los recursos asociados a un trabajo, garantizando que se liberen adecuadamente las memorias utilizadas para los identificadores de procesos y que se reseteen las propiedades internas del trabajo.</w:t>
+              <w:t xml:space="preserve">impia y libera los recursos asociados a un trabajo, garantizando que se liberen adecuadamente las memorias utilizadas para los identificadores de procesos y que se </w:t>
+            </w:r>
+            <w:proofErr w:type="gramStart"/>
+            <w:r>
+              <w:rPr>
+                <w:b/>
+                <w:bCs/>
+              </w:rPr>
+              <w:t>reseteen</w:t>
+            </w:r>
+            <w:proofErr w:type="gramEnd"/>
+            <w:r>
+              <w:rPr>
+                <w:b/>
+                <w:bCs/>
+              </w:rPr>
+              <w:t xml:space="preserve"> las propiedades internas del trabajo.</w:t>
             </w:r>
           </w:p>
         </w:tc>
@@ -17762,6 +17897,7 @@
                 <w:bCs/>
               </w:rPr>
             </w:pPr>
+            <w:proofErr w:type="gramStart"/>
             <w:r>
               <w:rPr>
                 <w:b/>
@@ -17769,6 +17905,7 @@
               </w:rPr>
               <w:t>status</w:t>
             </w:r>
+            <w:proofErr w:type="gramEnd"/>
           </w:p>
         </w:tc>
         <w:tc>
@@ -18118,6 +18255,7 @@
                 <w:b/>
                 <w:bCs/>
               </w:rPr>
+              <w:lastRenderedPageBreak/>
               <w:t>Descripción de la Función</w:t>
             </w:r>
           </w:p>
@@ -18184,15 +18322,7 @@
                 <w:b/>
                 <w:bCs/>
               </w:rPr>
-              <w:t xml:space="preserve">aneja la señal SIGCHLD generada cuando un proceso hijo termina. Recolecta los procesos terminados de forma no bloqueante, actualiza el estado de los trabajos en la lista de trabajos </w:t>
-            </w:r>
-            <w:r>
-              <w:rPr>
-                <w:b/>
-                <w:bCs/>
-              </w:rPr>
-              <w:lastRenderedPageBreak/>
-              <w:t>(</w:t>
+              <w:t>aneja la señal SIGCHLD generada cuando un proceso hijo termina. Recolecta los procesos terminados de forma no bloqueante, actualiza el estado de los trabajos en la lista de trabajos (</w:t>
             </w:r>
             <w:proofErr w:type="spellStart"/>
             <w:r>
@@ -19065,6 +19195,7 @@
                 <w:b/>
                 <w:bCs/>
               </w:rPr>
+              <w:lastRenderedPageBreak/>
               <w:t>Valor Devuelto</w:t>
             </w:r>
           </w:p>
@@ -19158,7 +19289,6 @@
                 <w:b/>
                 <w:bCs/>
               </w:rPr>
-              <w:lastRenderedPageBreak/>
               <w:t>Descripción de la Función</w:t>
             </w:r>
           </w:p>
@@ -19415,9 +19545,26 @@
               <w:spacing w:before="0" w:after="0" w:line="240" w:lineRule="auto"/>
               <w:jc w:val="left"/>
             </w:pPr>
-            <w:r>
-              <w:t>input.txt</w:t>
-            </w:r>
+            <w:hyperlink r:id="rId9" w:history="1">
+              <w:r>
+                <w:rPr>
+                  <w:rStyle w:val="Hipervnculo"/>
+                </w:rPr>
+                <w:t>inp</w:t>
+              </w:r>
+              <w:r>
+                <w:rPr>
+                  <w:rStyle w:val="Hipervnculo"/>
+                </w:rPr>
+                <w:t>u</w:t>
+              </w:r>
+              <w:r>
+                <w:rPr>
+                  <w:rStyle w:val="Hipervnculo"/>
+                </w:rPr>
+                <w:t>t.txt</w:t>
+              </w:r>
+            </w:hyperlink>
           </w:p>
         </w:tc>
         <w:tc>
@@ -19471,8 +19618,13 @@
               <w:spacing w:before="0" w:after="0" w:line="240" w:lineRule="auto"/>
               <w:jc w:val="left"/>
             </w:pPr>
-            <w:r>
-              <w:t>cd ./</w:t>
+            <w:proofErr w:type="gramStart"/>
+            <w:r>
+              <w:t>cd .</w:t>
+            </w:r>
+            <w:proofErr w:type="gramEnd"/>
+            <w:r>
+              <w:t>/</w:t>
             </w:r>
             <w:proofErr w:type="spellStart"/>
             <w:r>
@@ -19603,9 +19755,14 @@
               <w:spacing w:before="0" w:after="0" w:line="240" w:lineRule="auto"/>
               <w:jc w:val="left"/>
             </w:pPr>
-            <w:r>
-              <w:t>input.txt</w:t>
-            </w:r>
+            <w:hyperlink r:id="rId10" w:history="1">
+              <w:r>
+                <w:rPr>
+                  <w:rStyle w:val="Hipervnculo"/>
+                </w:rPr>
+                <w:t>input.txt</w:t>
+              </w:r>
+            </w:hyperlink>
           </w:p>
         </w:tc>
         <w:tc>
@@ -19816,9 +19973,14 @@
               <w:spacing w:before="0" w:after="0" w:line="240" w:lineRule="auto"/>
               <w:jc w:val="left"/>
             </w:pPr>
-            <w:r>
-              <w:t>Input.txt</w:t>
-            </w:r>
+            <w:hyperlink r:id="rId11" w:history="1">
+              <w:r>
+                <w:rPr>
+                  <w:rStyle w:val="Hipervnculo"/>
+                </w:rPr>
+                <w:t>input.txt</w:t>
+              </w:r>
+            </w:hyperlink>
           </w:p>
         </w:tc>
         <w:tc>
@@ -20225,6 +20387,7 @@
         <w:rPr>
           <w:lang w:val="es-ES"/>
         </w:rPr>
+        <w:lastRenderedPageBreak/>
         <w:t>L</w:t>
       </w:r>
       <w:r>
@@ -20283,7 +20446,6 @@
         <w:rPr>
           <w:lang w:val="es-ES"/>
         </w:rPr>
-        <w:lastRenderedPageBreak/>
         <w:t xml:space="preserve">En los casos de prueba de este tipo, se intercalan mandatos internos para </w:t>
       </w:r>
       <w:r>
@@ -20311,14 +20473,28 @@
         <w:rPr>
           <w:lang w:val="es-ES"/>
         </w:rPr>
-        <w:t>is_job_list_empty</w:t>
+        <w:t>is_job_list_</w:t>
+      </w:r>
+      <w:proofErr w:type="gramStart"/>
+      <w:r>
+        <w:rPr>
+          <w:lang w:val="es-ES"/>
+        </w:rPr>
+        <w:t>empty</w:t>
       </w:r>
       <w:proofErr w:type="spellEnd"/>
       <w:r>
         <w:rPr>
           <w:lang w:val="es-ES"/>
         </w:rPr>
-        <w:t>() devuelve false).</w:t>
+        <w:t>(</w:t>
+      </w:r>
+      <w:proofErr w:type="gramEnd"/>
+      <w:r>
+        <w:rPr>
+          <w:lang w:val="es-ES"/>
+        </w:rPr>
+        <w:t>) devuelve false).</w:t>
       </w:r>
     </w:p>
     <w:p>
@@ -20500,6 +20676,7 @@
               <w:t xml:space="preserve">-x 4 user </w:t>
             </w:r>
             <w:proofErr w:type="spellStart"/>
+            <w:proofErr w:type="gramStart"/>
             <w:r>
               <w:rPr>
                 <w:lang w:val="en-GB"/>
@@ -20511,7 +20688,14 @@
               <w:rPr>
                 <w:lang w:val="en-GB"/>
               </w:rPr>
-              <w:t xml:space="preserve">  4096 </w:t>
+              <w:t xml:space="preserve">  4096</w:t>
+            </w:r>
+            <w:proofErr w:type="gramEnd"/>
+            <w:r>
+              <w:rPr>
+                <w:lang w:val="en-GB"/>
+              </w:rPr>
+              <w:t xml:space="preserve"> </w:t>
             </w:r>
             <w:proofErr w:type="spellStart"/>
             <w:r>
@@ -20551,6 +20735,7 @@
               <w:t xml:space="preserve">-x 6 user </w:t>
             </w:r>
             <w:proofErr w:type="spellStart"/>
+            <w:proofErr w:type="gramStart"/>
             <w:r>
               <w:rPr>
                 <w:lang w:val="en-GB"/>
@@ -20562,7 +20747,14 @@
               <w:rPr>
                 <w:lang w:val="en-GB"/>
               </w:rPr>
-              <w:t xml:space="preserve">  4096 </w:t>
+              <w:t xml:space="preserve">  4096</w:t>
+            </w:r>
+            <w:proofErr w:type="gramEnd"/>
+            <w:r>
+              <w:rPr>
+                <w:lang w:val="en-GB"/>
+              </w:rPr>
+              <w:t xml:space="preserve"> </w:t>
             </w:r>
             <w:proofErr w:type="spellStart"/>
             <w:r>
@@ -20636,6 +20828,7 @@
               <w:t xml:space="preserve">   123 </w:t>
             </w:r>
             <w:proofErr w:type="spellStart"/>
+            <w:proofErr w:type="gramStart"/>
             <w:r>
               <w:rPr>
                 <w:lang w:val="en-GB"/>
@@ -20647,7 +20840,14 @@
               <w:rPr>
                 <w:lang w:val="en-GB"/>
               </w:rPr>
-              <w:t xml:space="preserve">  5 11:12 CMakeLists.txt</w:t>
+              <w:t xml:space="preserve">  5</w:t>
+            </w:r>
+            <w:proofErr w:type="gramEnd"/>
+            <w:r>
+              <w:rPr>
+                <w:lang w:val="en-GB"/>
+              </w:rPr>
+              <w:t xml:space="preserve"> 11:12 CMakeLists.txt</w:t>
             </w:r>
           </w:p>
           <w:p>
@@ -20730,6 +20930,7 @@
               <w:t xml:space="preserve">-x 2 user </w:t>
             </w:r>
             <w:proofErr w:type="spellStart"/>
+            <w:proofErr w:type="gramStart"/>
             <w:r>
               <w:rPr>
                 <w:lang w:val="en-GB"/>
@@ -20741,7 +20942,14 @@
               <w:rPr>
                 <w:lang w:val="en-GB"/>
               </w:rPr>
-              <w:t xml:space="preserve">  4096 </w:t>
+              <w:t xml:space="preserve">  4096</w:t>
+            </w:r>
+            <w:proofErr w:type="gramEnd"/>
+            <w:r>
+              <w:rPr>
+                <w:lang w:val="en-GB"/>
+              </w:rPr>
+              <w:t xml:space="preserve"> </w:t>
             </w:r>
             <w:proofErr w:type="spellStart"/>
             <w:r>
@@ -20995,12 +21203,17 @@
               <w:t xml:space="preserve"> </w:t>
             </w:r>
             <w:proofErr w:type="spellStart"/>
+            <w:proofErr w:type="gramStart"/>
             <w:r>
               <w:t>user</w:t>
             </w:r>
             <w:proofErr w:type="spellEnd"/>
             <w:r>
-              <w:t xml:space="preserve">  4096 dic  6 17:13 </w:t>
+              <w:t xml:space="preserve">  4096</w:t>
+            </w:r>
+            <w:proofErr w:type="gramEnd"/>
+            <w:r>
+              <w:t xml:space="preserve"> dic  6 17:13 </w:t>
             </w:r>
             <w:proofErr w:type="spellStart"/>
             <w:r>
@@ -21026,11 +21239,19 @@
             </w:r>
             <w:proofErr w:type="spellEnd"/>
             <w:r>
-              <w:t xml:space="preserve"> -la </w:t>
+              <w:t xml:space="preserve"> -</w:t>
+            </w:r>
+            <w:proofErr w:type="gramStart"/>
+            <w:r>
+              <w:t xml:space="preserve">la </w:t>
             </w:r>
             <w:proofErr w:type="spellStart"/>
             <w:r>
-              <w:t>directorio_inexistente</w:t>
+              <w:t>directorio</w:t>
+            </w:r>
+            <w:proofErr w:type="gramEnd"/>
+            <w:r>
+              <w:t>_inexistente</w:t>
             </w:r>
             <w:proofErr w:type="spellEnd"/>
             <w:r>
@@ -21174,9 +21395,14 @@
               <w:spacing w:before="0" w:after="0" w:line="240" w:lineRule="auto"/>
               <w:jc w:val="left"/>
             </w:pPr>
-            <w:r>
-              <w:t>input.txt</w:t>
-            </w:r>
+            <w:hyperlink r:id="rId12" w:history="1">
+              <w:r>
+                <w:rPr>
+                  <w:rStyle w:val="Hipervnculo"/>
+                </w:rPr>
+                <w:t>input.txt</w:t>
+              </w:r>
+            </w:hyperlink>
           </w:p>
         </w:tc>
         <w:tc>
@@ -21353,9 +21579,14 @@
               <w:spacing w:before="0" w:after="0" w:line="240" w:lineRule="auto"/>
               <w:jc w:val="left"/>
             </w:pPr>
-            <w:r>
-              <w:t>input.txt</w:t>
-            </w:r>
+            <w:hyperlink r:id="rId13" w:history="1">
+              <w:r>
+                <w:rPr>
+                  <w:rStyle w:val="Hipervnculo"/>
+                </w:rPr>
+                <w:t>input.txt</w:t>
+              </w:r>
+            </w:hyperlink>
           </w:p>
         </w:tc>
         <w:tc>
@@ -21802,6 +22033,12 @@
                 <w:lang w:val="en-GB"/>
               </w:rPr>
             </w:pPr>
+            <w:r>
+              <w:rPr>
+                <w:lang w:val="en-GB"/>
+              </w:rPr>
+              <w:t>-</w:t>
+            </w:r>
           </w:p>
         </w:tc>
         <w:tc>
@@ -21914,6 +22151,7 @@
               <w:rPr>
                 <w:lang w:val="es-ES"/>
               </w:rPr>
+              <w:lastRenderedPageBreak/>
               <w:t>find</w:t>
             </w:r>
             <w:proofErr w:type="spellEnd"/>
@@ -22030,7 +22268,6 @@
               <w:rPr>
                 <w:lang w:val="es-ES"/>
               </w:rPr>
-              <w:lastRenderedPageBreak/>
               <w:t>find</w:t>
             </w:r>
             <w:proofErr w:type="spellEnd"/>
@@ -22154,7 +22391,7 @@
             </w:r>
             <w:proofErr w:type="spellEnd"/>
             <w:r>
-              <w:t xml:space="preserve"> input.txt | </w:t>
+              <w:t xml:space="preserve"> &lt; input.txt | </w:t>
             </w:r>
             <w:proofErr w:type="spellStart"/>
             <w:r>
@@ -22258,7 +22495,13 @@
               <w:rPr>
                 <w:lang w:val="en-GB"/>
               </w:rPr>
-              <w:t>757</w:t>
+              <w:t>7</w:t>
+            </w:r>
+            <w:r>
+              <w:rPr>
+                <w:lang w:val="en-GB"/>
+              </w:rPr>
+              <w:t>48</w:t>
             </w:r>
           </w:p>
         </w:tc>
@@ -22320,6 +22563,12 @@
                 <w:lang w:val="en-GB"/>
               </w:rPr>
             </w:pPr>
+            <w:r>
+              <w:rPr>
+                <w:lang w:val="en-GB"/>
+              </w:rPr>
+              <w:t>-</w:t>
+            </w:r>
           </w:p>
         </w:tc>
         <w:tc>
@@ -22374,6 +22623,7 @@
                 <w:lang w:val="en-GB"/>
               </w:rPr>
             </w:pPr>
+            <w:proofErr w:type="gramStart"/>
             <w:r>
               <w:rPr>
                 <w:lang w:val="en-GB"/>
@@ -22388,6 +22638,7 @@
               <w:t>aíd</w:t>
             </w:r>
             <w:proofErr w:type="spellEnd"/>
+            <w:proofErr w:type="gramEnd"/>
             <w:r>
               <w:rPr>
                 <w:lang w:val="en-GB"/>
@@ -22543,6 +22794,7 @@
                 <w:lang w:val="en-GB"/>
               </w:rPr>
             </w:pPr>
+            <w:proofErr w:type="gramStart"/>
             <w:r>
               <w:rPr>
                 <w:lang w:val="en-GB"/>
@@ -22557,6 +22809,7 @@
               <w:t>arup</w:t>
             </w:r>
             <w:proofErr w:type="spellEnd"/>
+            <w:proofErr w:type="gramEnd"/>
             <w:r>
               <w:rPr>
                 <w:lang w:val="en-GB"/>
@@ -22670,6 +22923,7 @@
                 <w:lang w:val="es-ES"/>
               </w:rPr>
             </w:pPr>
+            <w:proofErr w:type="gramStart"/>
             <w:r>
               <w:rPr>
                 <w:lang w:val="es-ES"/>
@@ -22684,6 +22938,7 @@
               <w:t>atluco</w:t>
             </w:r>
             <w:proofErr w:type="spellEnd"/>
+            <w:proofErr w:type="gramEnd"/>
             <w:r>
               <w:rPr>
                 <w:lang w:val="es-ES"/>
@@ -22825,6 +23080,7 @@
                 <w:lang w:val="es-ES"/>
               </w:rPr>
             </w:pPr>
+            <w:proofErr w:type="gramStart"/>
             <w:r>
               <w:rPr>
                 <w:lang w:val="es-ES"/>
@@ -22839,6 +23095,7 @@
               <w:t>dadivitaerc</w:t>
             </w:r>
             <w:proofErr w:type="spellEnd"/>
+            <w:proofErr w:type="gramEnd"/>
             <w:r>
               <w:rPr>
                 <w:lang w:val="es-ES"/>
@@ -22938,6 +23195,7 @@
                 <w:lang w:val="es-ES"/>
               </w:rPr>
             </w:pPr>
+            <w:proofErr w:type="gramStart"/>
             <w:r>
               <w:rPr>
                 <w:lang w:val="es-ES"/>
@@ -22952,6 +23210,7 @@
               <w:t>lanigiro</w:t>
             </w:r>
             <w:proofErr w:type="spellEnd"/>
+            <w:proofErr w:type="gramEnd"/>
             <w:r>
               <w:rPr>
                 <w:lang w:val="es-ES"/>
@@ -23199,83 +23458,97 @@
       </w:r>
     </w:p>
     <w:p>
-      <w:r>
-        <w:t xml:space="preserve">El problema surge debido a la incompatibilidad entre </w:t>
-      </w:r>
-      <w:r>
-        <w:rPr>
-          <w:b/>
-          <w:bCs/>
-        </w:rPr>
-        <w:t>librerías estáticas no-PIC</w:t>
-      </w:r>
-      <w:r>
-        <w:t xml:space="preserve"> y ejecutables </w:t>
-      </w:r>
-      <w:r>
-        <w:rPr>
-          <w:b/>
-          <w:bCs/>
-        </w:rPr>
-        <w:t>PIE</w:t>
-      </w:r>
-      <w:r>
-        <w:t>, que son el estándar por defecto en distribuciones modernas. La solución ideal es recompilar la librería con -</w:t>
-      </w:r>
-      <w:proofErr w:type="spellStart"/>
-      <w:r>
-        <w:t>fPIC</w:t>
-      </w:r>
-      <w:proofErr w:type="spellEnd"/>
-      <w:r>
-        <w:t xml:space="preserve">. </w:t>
-      </w:r>
-      <w:r>
-        <w:t xml:space="preserve">Tras intentar ejecutar la compilación del proyecto, nos daba un error relativo a este problema. Después de una extensa búsqueda de información, llegamos a la conclusión de que la mejor opción era recompilar el código del </w:t>
-      </w:r>
-      <w:proofErr w:type="spellStart"/>
-      <w:r>
-        <w:t>parser</w:t>
-      </w:r>
-      <w:proofErr w:type="spellEnd"/>
-      <w:r>
-        <w:t xml:space="preserve">. </w:t>
-      </w:r>
-      <w:r>
-        <w:t xml:space="preserve">Sin embargo, </w:t>
-      </w:r>
-      <w:r>
-        <w:t xml:space="preserve">como no </w:t>
-      </w:r>
-      <w:r>
-        <w:t>t</w:t>
-      </w:r>
-      <w:r>
-        <w:t xml:space="preserve">eníamos </w:t>
-      </w:r>
-      <w:r>
-        <w:t xml:space="preserve">acceso al código fuente, se </w:t>
-      </w:r>
-      <w:r>
-        <w:t xml:space="preserve">optó </w:t>
-      </w:r>
-      <w:r>
-        <w:t>por deshabilitar PIE usando la opción -no-pie al compilar el ejecutable.</w:t>
-      </w:r>
-      <w:r>
-        <w:t xml:space="preserve"> Es decir, la línea de compilación dentro del IDE es:  </w:t>
-      </w:r>
-      <w:proofErr w:type="spellStart"/>
-      <w:r>
+      <w:pPr>
         <w:rPr>
           <w:b/>
           <w:bCs/>
           <w:i/>
           <w:iCs/>
         </w:rPr>
-        <w:t>gcc</w:t>
+      </w:pPr>
+      <w:r>
+        <w:t xml:space="preserve">El problema surge debido a la incompatibilidad entre </w:t>
+      </w:r>
+      <w:r>
+        <w:rPr>
+          <w:b/>
+          <w:bCs/>
+        </w:rPr>
+        <w:t>librerías estáticas no-PIC</w:t>
+      </w:r>
+      <w:r>
+        <w:t xml:space="preserve"> y ejecutables </w:t>
+      </w:r>
+      <w:r>
+        <w:rPr>
+          <w:b/>
+          <w:bCs/>
+        </w:rPr>
+        <w:t>PIE</w:t>
+      </w:r>
+      <w:r>
+        <w:t>, que son el estándar por defecto en distribuciones modernas. La solución ideal es recompilar la librería con -</w:t>
+      </w:r>
+      <w:proofErr w:type="spellStart"/>
+      <w:r>
+        <w:t>fPIC</w:t>
       </w:r>
       <w:proofErr w:type="spellEnd"/>
+      <w:r>
+        <w:t xml:space="preserve">. </w:t>
+      </w:r>
+      <w:r>
+        <w:t xml:space="preserve">Tras intentar ejecutar la compilación del proyecto, nos daba un error relativo a este problema. Después de una extensa búsqueda de información, llegamos a la conclusión de que la mejor opción era recompilar el código del </w:t>
+      </w:r>
+      <w:proofErr w:type="spellStart"/>
+      <w:r>
+        <w:t>parser</w:t>
+      </w:r>
+      <w:proofErr w:type="spellEnd"/>
+      <w:r>
+        <w:t xml:space="preserve">. </w:t>
+      </w:r>
+      <w:r>
+        <w:t xml:space="preserve">Sin embargo, </w:t>
+      </w:r>
+      <w:r>
+        <w:t xml:space="preserve">como no </w:t>
+      </w:r>
+      <w:r>
+        <w:t>t</w:t>
+      </w:r>
+      <w:r>
+        <w:t xml:space="preserve">eníamos </w:t>
+      </w:r>
+      <w:r>
+        <w:t xml:space="preserve">acceso al código fuente, se </w:t>
+      </w:r>
+      <w:r>
+        <w:t xml:space="preserve">optó </w:t>
+      </w:r>
+      <w:r>
+        <w:t xml:space="preserve">inicialmente </w:t>
+      </w:r>
+      <w:r>
+        <w:t>por deshabilitar PIE usando la opción -no-pie al compilar el ejecutable.</w:t>
+      </w:r>
+      <w:r>
+        <w:t xml:space="preserve"> </w:t>
+      </w:r>
+    </w:p>
+    <w:p>
+      <w:r>
+        <w:t>Finalmente, para solucionar este problema decidimos añadir la opción -</w:t>
+      </w:r>
+      <w:proofErr w:type="spellStart"/>
+      <w:r>
+        <w:t>static</w:t>
+      </w:r>
+      <w:proofErr w:type="spellEnd"/>
+      <w:r>
+        <w:t xml:space="preserve"> al final de la línea de compilación, quedando definitivamente establecida como: </w:t>
+      </w:r>
+      <w:proofErr w:type="spellStart"/>
       <w:r>
         <w:rPr>
           <w:b/>
@@ -23283,9 +23556,9 @@
           <w:i/>
           <w:iCs/>
         </w:rPr>
-        <w:t xml:space="preserve"> -Wall -</w:t>
-      </w:r>
-      <w:proofErr w:type="spellStart"/>
+        <w:t>gcc</w:t>
+      </w:r>
+      <w:proofErr w:type="spellEnd"/>
       <w:r>
         <w:rPr>
           <w:b/>
@@ -23293,9 +23566,9 @@
           <w:i/>
           <w:iCs/>
         </w:rPr>
-        <w:t>Wextra</w:t>
-      </w:r>
-      <w:proofErr w:type="spellEnd"/>
+        <w:t xml:space="preserve"> -Wall -</w:t>
+      </w:r>
+      <w:proofErr w:type="spellStart"/>
       <w:r>
         <w:rPr>
           <w:b/>
@@ -23303,9 +23576,9 @@
           <w:i/>
           <w:iCs/>
         </w:rPr>
-        <w:t xml:space="preserve"> -o </w:t>
-      </w:r>
-      <w:proofErr w:type="spellStart"/>
+        <w:t>Wextra</w:t>
+      </w:r>
+      <w:proofErr w:type="spellEnd"/>
       <w:r>
         <w:rPr>
           <w:b/>
@@ -23313,9 +23586,9 @@
           <w:i/>
           <w:iCs/>
         </w:rPr>
-        <w:t>minishell</w:t>
-      </w:r>
-      <w:proofErr w:type="spellEnd"/>
+        <w:t xml:space="preserve"> -o </w:t>
+      </w:r>
+      <w:proofErr w:type="spellStart"/>
       <w:r>
         <w:rPr>
           <w:b/>
@@ -23323,9 +23596,8 @@
           <w:i/>
           <w:iCs/>
         </w:rPr>
-        <w:t xml:space="preserve"> </w:t>
-      </w:r>
-      <w:proofErr w:type="spellStart"/>
+        <w:t>m</w:t>
+      </w:r>
       <w:r>
         <w:rPr>
           <w:b/>
@@ -23333,9 +23605,8 @@
           <w:i/>
           <w:iCs/>
         </w:rPr>
-        <w:t>minishell.c</w:t>
-      </w:r>
-      <w:proofErr w:type="spellEnd"/>
+        <w:t>y</w:t>
+      </w:r>
       <w:r>
         <w:rPr>
           <w:b/>
@@ -23343,9 +23614,9 @@
           <w:i/>
           <w:iCs/>
         </w:rPr>
-        <w:t xml:space="preserve"> -L./</w:t>
-      </w:r>
-      <w:proofErr w:type="spellStart"/>
+        <w:t>shell</w:t>
+      </w:r>
+      <w:proofErr w:type="spellEnd"/>
       <w:r>
         <w:rPr>
           <w:b/>
@@ -23353,9 +23624,9 @@
           <w:i/>
           <w:iCs/>
         </w:rPr>
-        <w:t>parser</w:t>
-      </w:r>
-      <w:proofErr w:type="spellEnd"/>
+        <w:t xml:space="preserve"> </w:t>
+      </w:r>
+      <w:proofErr w:type="spellStart"/>
       <w:r>
         <w:rPr>
           <w:b/>
@@ -23363,9 +23634,8 @@
           <w:i/>
           <w:iCs/>
         </w:rPr>
-        <w:t xml:space="preserve"> -</w:t>
-      </w:r>
-      <w:proofErr w:type="spellStart"/>
+        <w:t>m</w:t>
+      </w:r>
       <w:r>
         <w:rPr>
           <w:b/>
@@ -23373,9 +23643,8 @@
           <w:i/>
           <w:iCs/>
         </w:rPr>
-        <w:t>lparser</w:t>
-      </w:r>
-      <w:proofErr w:type="spellEnd"/>
+        <w:t>y</w:t>
+      </w:r>
       <w:r>
         <w:rPr>
           <w:b/>
@@ -23383,9 +23652,9 @@
           <w:i/>
           <w:iCs/>
         </w:rPr>
-        <w:t xml:space="preserve"> -I./</w:t>
-      </w:r>
-      <w:proofErr w:type="spellStart"/>
+        <w:t>shell.c</w:t>
+      </w:r>
+      <w:proofErr w:type="spellEnd"/>
       <w:r>
         <w:rPr>
           <w:b/>
@@ -23393,9 +23662,9 @@
           <w:i/>
           <w:iCs/>
         </w:rPr>
-        <w:t>parser</w:t>
-      </w:r>
-      <w:proofErr w:type="spellEnd"/>
+        <w:t xml:space="preserve"> -L./</w:t>
+      </w:r>
+      <w:proofErr w:type="spellStart"/>
       <w:r>
         <w:rPr>
           <w:b/>
@@ -23403,9 +23672,93 @@
           <w:i/>
           <w:iCs/>
         </w:rPr>
-        <w:t xml:space="preserve"> -no-pie</w:t>
+        <w:t>parser</w:t>
+      </w:r>
+      <w:proofErr w:type="spellEnd"/>
+      <w:r>
+        <w:rPr>
+          <w:b/>
+          <w:bCs/>
+          <w:i/>
+          <w:iCs/>
+        </w:rPr>
+        <w:t xml:space="preserve"> -</w:t>
+      </w:r>
+      <w:proofErr w:type="spellStart"/>
+      <w:r>
+        <w:rPr>
+          <w:b/>
+          <w:bCs/>
+          <w:i/>
+          <w:iCs/>
+        </w:rPr>
+        <w:t>lparser</w:t>
+      </w:r>
+      <w:proofErr w:type="spellEnd"/>
+      <w:r>
+        <w:rPr>
+          <w:b/>
+          <w:bCs/>
+          <w:i/>
+          <w:iCs/>
+        </w:rPr>
+        <w:t xml:space="preserve"> -I./</w:t>
+      </w:r>
+      <w:proofErr w:type="spellStart"/>
+      <w:r>
+        <w:rPr>
+          <w:b/>
+          <w:bCs/>
+          <w:i/>
+          <w:iCs/>
+        </w:rPr>
+        <w:t>parser</w:t>
+      </w:r>
+      <w:proofErr w:type="spellEnd"/>
+      <w:r>
+        <w:rPr>
+          <w:b/>
+          <w:bCs/>
+          <w:i/>
+          <w:iCs/>
+        </w:rPr>
+        <w:t xml:space="preserve"> -</w:t>
+      </w:r>
+      <w:proofErr w:type="spellStart"/>
+      <w:r>
+        <w:rPr>
+          <w:b/>
+          <w:bCs/>
+          <w:i/>
+          <w:iCs/>
+        </w:rPr>
+        <w:t>static</w:t>
+      </w:r>
+      <w:proofErr w:type="spellEnd"/>
+      <w:r>
+        <w:t>.</w:t>
+      </w:r>
+      <w:r>
+        <w:t xml:space="preserve"> Cabe destacar la presencia en esta línea de rutas relativas, debido a la organización de los ficheros de la librería que contiene el </w:t>
+      </w:r>
+      <w:proofErr w:type="spellStart"/>
+      <w:r>
+        <w:t>parser</w:t>
+      </w:r>
+      <w:proofErr w:type="spellEnd"/>
+      <w:r>
+        <w:t xml:space="preserve"> en una carpeta específica llamada “</w:t>
+      </w:r>
+      <w:proofErr w:type="spellStart"/>
+      <w:r>
+        <w:t>parser</w:t>
+      </w:r>
+      <w:proofErr w:type="spellEnd"/>
+      <w:r>
+        <w:t>”.</w:t>
       </w:r>
     </w:p>
+    <w:p/>
     <w:p>
       <w:pPr>
         <w:rPr>
@@ -23712,6 +24065,7 @@
           <w:iCs/>
           <w:u w:val="single"/>
         </w:rPr>
+        <w:lastRenderedPageBreak/>
         <w:t xml:space="preserve">Tratamiento de </w:t>
       </w:r>
       <w:r>
@@ -23765,15 +24119,21 @@
       </w:r>
       <w:proofErr w:type="spellStart"/>
       <w:r>
-        <w:t>tockenizar</w:t>
+        <w:t>tokenizar</w:t>
       </w:r>
       <w:proofErr w:type="spellEnd"/>
       <w:r>
-        <w:t xml:space="preserve"> una línea sólo se introducía como input espacios, o en su defecto se le daba al </w:t>
+        <w:t xml:space="preserve"> una línea sólo se introducía como input espacios, o en su defecto se le daba a</w:t>
+      </w:r>
+      <w:r>
+        <w:t xml:space="preserve"> </w:t>
       </w:r>
       <w:proofErr w:type="spellStart"/>
       <w:r>
-        <w:t>enter</w:t>
+        <w:t>E</w:t>
+      </w:r>
+      <w:r>
+        <w:t>nter</w:t>
       </w:r>
       <w:proofErr w:type="spellEnd"/>
       <w:r>
@@ -23809,15 +24169,11 @@
       </w:r>
       <w:proofErr w:type="spellStart"/>
       <w:r>
-        <w:t>tockenizar</w:t>
+        <w:t>tokenizar</w:t>
       </w:r>
       <w:proofErr w:type="spellEnd"/>
       <w:r>
-        <w:t xml:space="preserve"> la línea decidimos verificar si la cadena que se le pasa al input está vacía </w:t>
-      </w:r>
-      <w:r>
-        <w:lastRenderedPageBreak/>
-        <w:t xml:space="preserve">o formada únicamente de espacios en blanco (tabulaciones, espacios, saltos de línea, etc.). Dicha funcionalidad la aporta la función </w:t>
+        <w:t xml:space="preserve"> la línea decidimos verificar si la cadena que se le pasa al input está vacía o formada únicamente de espacios en blanco (tabulaciones, espacios, saltos de línea, etc.). Dicha funcionalidad la aporta la función </w:t>
       </w:r>
       <w:proofErr w:type="spellStart"/>
       <w:r>
@@ -23970,7 +24326,7 @@
                     </pic:cNvPicPr>
                   </pic:nvPicPr>
                   <pic:blipFill>
-                    <a:blip r:embed="rId9">
+                    <a:blip r:embed="rId14">
                       <a:extLst>
                         <a:ext uri="{28A0092B-C50C-407E-A947-70E740481C1C}">
                           <a14:useLocalDpi xmlns:a14="http://schemas.microsoft.com/office/drawing/2010/main" val="0"/>
@@ -24076,7 +24432,7 @@
                     </pic:cNvPicPr>
                   </pic:nvPicPr>
                   <pic:blipFill>
-                    <a:blip r:embed="rId10">
+                    <a:blip r:embed="rId15">
                       <a:extLst>
                         <a:ext uri="{28A0092B-C50C-407E-A947-70E740481C1C}">
                           <a14:useLocalDpi xmlns:a14="http://schemas.microsoft.com/office/drawing/2010/main" val="0"/>
@@ -24111,10 +24467,10 @@
     <w:p/>
     <w:p/>
     <w:sectPr>
-      <w:headerReference w:type="even" r:id="rId11"/>
-      <w:headerReference w:type="default" r:id="rId12"/>
-      <w:footerReference w:type="even" r:id="rId13"/>
-      <w:footerReference w:type="default" r:id="rId14"/>
+      <w:headerReference w:type="even" r:id="rId16"/>
+      <w:headerReference w:type="default" r:id="rId17"/>
+      <w:footerReference w:type="even" r:id="rId18"/>
+      <w:footerReference w:type="default" r:id="rId19"/>
       <w:pgSz w:w="11900" w:h="16820"/>
       <w:pgMar w:top="1440" w:right="1080" w:bottom="1440" w:left="1080" w:header="708" w:footer="708" w:gutter="0"/>
       <w:pgNumType w:start="0"/>
@@ -30741,13 +31097,17 @@
     <w:rsid w:val="00150089"/>
     <w:rsid w:val="00162B5B"/>
     <w:rsid w:val="0016682A"/>
+    <w:rsid w:val="001D003C"/>
     <w:rsid w:val="001E403E"/>
+    <w:rsid w:val="00254444"/>
     <w:rsid w:val="002D6600"/>
     <w:rsid w:val="002F09EB"/>
     <w:rsid w:val="0031436E"/>
     <w:rsid w:val="00376D87"/>
     <w:rsid w:val="003E70E9"/>
     <w:rsid w:val="0047358B"/>
+    <w:rsid w:val="004E047F"/>
+    <w:rsid w:val="00503E52"/>
     <w:rsid w:val="00582827"/>
     <w:rsid w:val="005F4DD3"/>
     <w:rsid w:val="006A2AFC"/>

--- a/docs/ssoo_plantilla_memoria_práctica_minishell.docx
+++ b/docs/ssoo_plantilla_memoria_práctica_minishell.docx
@@ -1,6 +1,6 @@
 
 <file path=word/document.xml><?xml version="1.0" encoding="utf-8"?>
-<w:document xmlns:wpc="http://schemas.microsoft.com/office/word/2010/wordprocessingCanvas" xmlns:cx="http://schemas.microsoft.com/office/drawing/2014/chartex" xmlns:cx1="http://schemas.microsoft.com/office/drawing/2015/9/8/chartex" xmlns:cx2="http://schemas.microsoft.com/office/drawing/2015/10/21/chartex" xmlns:cx3="http://schemas.microsoft.com/office/drawing/2016/5/9/chartex" xmlns:cx4="http://schemas.microsoft.com/office/drawing/2016/5/10/chartex" xmlns:cx5="http://schemas.microsoft.com/office/drawing/2016/5/11/chartex" xmlns:cx6="http://schemas.microsoft.com/office/drawing/2016/5/12/chartex" xmlns:cx7="http://schemas.microsoft.com/office/drawing/2016/5/13/chartex" xmlns:cx8="http://schemas.microsoft.com/office/drawing/2016/5/14/chartex" xmlns:mc="http://schemas.openxmlformats.org/markup-compatibility/2006" xmlns:aink="http://schemas.microsoft.com/office/drawing/2016/ink" xmlns:am3d="http://schemas.microsoft.com/office/drawing/2017/model3d" xmlns:o="urn:schemas-microsoft-com:office:office" xmlns:oel="http://schemas.microsoft.com/office/2019/extlst" xmlns:r="http://schemas.openxmlformats.org/officeDocument/2006/relationships" xmlns:m="http://schemas.openxmlformats.org/officeDocument/2006/math" xmlns:v="urn:schemas-microsoft-com:vml" xmlns:wp14="http://schemas.microsoft.com/office/word/2010/wordprocessingDrawing" xmlns:wp="http://schemas.openxmlformats.org/drawingml/2006/wordprocessingDrawing" xmlns:w10="urn:schemas-microsoft-com:office:word" xmlns:w="http://schemas.openxmlformats.org/wordprocessingml/2006/main" xmlns:w14="http://schemas.microsoft.com/office/word/2010/wordml" xmlns:w15="http://schemas.microsoft.com/office/word/2012/wordml" xmlns:w16cex="http://schemas.microsoft.com/office/word/2018/wordml/cex" xmlns:w16cid="http://schemas.microsoft.com/office/word/2016/wordml/cid" xmlns:w16="http://schemas.microsoft.com/office/word/2018/wordml" xmlns:w16du="http://schemas.microsoft.com/office/word/2023/wordml/word16du" xmlns:w16sdtdh="http://schemas.microsoft.com/office/word/2020/wordml/sdtdatahash" xmlns:w16se="http://schemas.microsoft.com/office/word/2015/wordml/symex" xmlns:wpg="http://schemas.microsoft.com/office/word/2010/wordprocessingGroup" xmlns:wpi="http://schemas.microsoft.com/office/word/2010/wordprocessingInk" xmlns:wne="http://schemas.microsoft.com/office/word/2006/wordml" xmlns:wps="http://schemas.microsoft.com/office/word/2010/wordprocessingShape" mc:Ignorable="w14 w15 w16se w16cid w16 w16cex w16sdtdh w16du wp14">
+<w:document xmlns:wpc="http://schemas.microsoft.com/office/word/2010/wordprocessingCanvas" xmlns:cx="http://schemas.microsoft.com/office/drawing/2014/chartex" xmlns:cx1="http://schemas.microsoft.com/office/drawing/2015/9/8/chartex" xmlns:cx2="http://schemas.microsoft.com/office/drawing/2015/10/21/chartex" xmlns:cx3="http://schemas.microsoft.com/office/drawing/2016/5/9/chartex" xmlns:cx4="http://schemas.microsoft.com/office/drawing/2016/5/10/chartex" xmlns:cx5="http://schemas.microsoft.com/office/drawing/2016/5/11/chartex" xmlns:cx6="http://schemas.microsoft.com/office/drawing/2016/5/12/chartex" xmlns:cx7="http://schemas.microsoft.com/office/drawing/2016/5/13/chartex" xmlns:cx8="http://schemas.microsoft.com/office/drawing/2016/5/14/chartex" xmlns:mc="http://schemas.openxmlformats.org/markup-compatibility/2006" xmlns:aink="http://schemas.microsoft.com/office/drawing/2016/ink" xmlns:am3d="http://schemas.microsoft.com/office/drawing/2017/model3d" xmlns:o="urn:schemas-microsoft-com:office:office" xmlns:oel="http://schemas.microsoft.com/office/2019/extlst" xmlns:r="http://schemas.openxmlformats.org/officeDocument/2006/relationships" xmlns:m="http://schemas.openxmlformats.org/officeDocument/2006/math" xmlns:v="urn:schemas-microsoft-com:vml" xmlns:wp14="http://schemas.microsoft.com/office/word/2010/wordprocessingDrawing" xmlns:wp="http://schemas.openxmlformats.org/drawingml/2006/wordprocessingDrawing" xmlns:w10="urn:schemas-microsoft-com:office:word" xmlns:w="http://schemas.openxmlformats.org/wordprocessingml/2006/main" xmlns:w14="http://schemas.microsoft.com/office/word/2010/wordml" xmlns:w15="http://schemas.microsoft.com/office/word/2012/wordml" xmlns:w16cex="http://schemas.microsoft.com/office/word/2018/wordml/cex" xmlns:w16cid="http://schemas.microsoft.com/office/word/2016/wordml/cid" xmlns:w16="http://schemas.microsoft.com/office/word/2018/wordml" xmlns:w16du="http://schemas.microsoft.com/office/word/2023/wordml/word16du" xmlns:w16sdtdh="http://schemas.microsoft.com/office/word/2020/wordml/sdtdatahash" xmlns:w16sdtfl="http://schemas.microsoft.com/office/word/2024/wordml/sdtformatlock" xmlns:w16se="http://schemas.microsoft.com/office/word/2015/wordml/symex" xmlns:wpg="http://schemas.microsoft.com/office/word/2010/wordprocessingGroup" xmlns:wpi="http://schemas.microsoft.com/office/word/2010/wordprocessingInk" xmlns:wne="http://schemas.microsoft.com/office/word/2006/wordml" xmlns:wps="http://schemas.microsoft.com/office/word/2010/wordprocessingShape" mc:Ignorable="w14 w15 w16se w16cid w16 w16cex w16sdtdh w16sdtfl w16du wp14">
   <w:body>
     <w:sdt>
       <w:sdtPr>
@@ -1552,13 +1552,12 @@
       <w:tblGrid>
         <w:gridCol w:w="2175"/>
         <w:gridCol w:w="2217"/>
-        <w:gridCol w:w="2210"/>
         <w:gridCol w:w="3128"/>
       </w:tblGrid>
       <w:tr>
         <w:tc>
           <w:tcPr>
-            <w:tcW w:w="2432" w:type="dxa"/>
+            <w:tcW w:w="2175" w:type="dxa"/>
             <w:shd w:val="clear" w:color="auto" w:fill="D7E7F0" w:themeFill="accent1" w:themeFillTint="33"/>
           </w:tcPr>
           <w:p>
@@ -1572,7 +1571,7 @@
         </w:tc>
         <w:tc>
           <w:tcPr>
-            <w:tcW w:w="2432" w:type="dxa"/>
+            <w:tcW w:w="2217" w:type="dxa"/>
             <w:shd w:val="clear" w:color="auto" w:fill="D7E7F0" w:themeFill="accent1" w:themeFillTint="33"/>
           </w:tcPr>
           <w:p>
@@ -1586,21 +1585,7 @@
         </w:tc>
         <w:tc>
           <w:tcPr>
-            <w:tcW w:w="2433" w:type="dxa"/>
-            <w:shd w:val="clear" w:color="auto" w:fill="D7E7F0" w:themeFill="accent1" w:themeFillTint="33"/>
-          </w:tcPr>
-          <w:p>
-            <w:pPr>
-              <w:jc w:val="center"/>
-            </w:pPr>
-            <w:r>
-              <w:t>DNI</w:t>
-            </w:r>
-          </w:p>
-        </w:tc>
-        <w:tc>
-          <w:tcPr>
-            <w:tcW w:w="2433" w:type="dxa"/>
+            <w:tcW w:w="3128" w:type="dxa"/>
             <w:shd w:val="clear" w:color="auto" w:fill="D7E7F0" w:themeFill="accent1" w:themeFillTint="33"/>
           </w:tcPr>
           <w:p>
@@ -1616,7 +1601,7 @@
       <w:tr>
         <w:tc>
           <w:tcPr>
-            <w:tcW w:w="2432" w:type="dxa"/>
+            <w:tcW w:w="2175" w:type="dxa"/>
           </w:tcPr>
           <w:p>
             <w:pPr>
@@ -1629,7 +1614,7 @@
         </w:tc>
         <w:tc>
           <w:tcPr>
-            <w:tcW w:w="2432" w:type="dxa"/>
+            <w:tcW w:w="2217" w:type="dxa"/>
           </w:tcPr>
           <w:p>
             <w:pPr>
@@ -1642,20 +1627,7 @@
         </w:tc>
         <w:tc>
           <w:tcPr>
-            <w:tcW w:w="2433" w:type="dxa"/>
-          </w:tcPr>
-          <w:p>
-            <w:pPr>
-              <w:jc w:val="center"/>
-            </w:pPr>
-            <w:r>
-              <w:t>49452469-P</w:t>
-            </w:r>
-          </w:p>
-        </w:tc>
-        <w:tc>
-          <w:tcPr>
-            <w:tcW w:w="2433" w:type="dxa"/>
+            <w:tcW w:w="3128" w:type="dxa"/>
           </w:tcPr>
           <w:p>
             <w:pPr>
@@ -1670,7 +1642,7 @@
       <w:tr>
         <w:tc>
           <w:tcPr>
-            <w:tcW w:w="2432" w:type="dxa"/>
+            <w:tcW w:w="2175" w:type="dxa"/>
           </w:tcPr>
           <w:p>
             <w:pPr>
@@ -1683,7 +1655,7 @@
         </w:tc>
         <w:tc>
           <w:tcPr>
-            <w:tcW w:w="2432" w:type="dxa"/>
+            <w:tcW w:w="2217" w:type="dxa"/>
           </w:tcPr>
           <w:p>
             <w:pPr>
@@ -1696,20 +1668,7 @@
         </w:tc>
         <w:tc>
           <w:tcPr>
-            <w:tcW w:w="2433" w:type="dxa"/>
-          </w:tcPr>
-          <w:p>
-            <w:pPr>
-              <w:jc w:val="center"/>
-            </w:pPr>
-            <w:r>
-              <w:t>04860135-M</w:t>
-            </w:r>
-          </w:p>
-        </w:tc>
-        <w:tc>
-          <w:tcPr>
-            <w:tcW w:w="2433" w:type="dxa"/>
+            <w:tcW w:w="3128" w:type="dxa"/>
           </w:tcPr>
           <w:p>
             <w:pPr>
@@ -1753,21 +1712,7 @@
         <w:rPr>
           <w:sz w:val="24"/>
         </w:rPr>
-        <w:t xml:space="preserve">El diseño del código gira en torno a la idea de la gestión continua de procesos en un entorno de terminal, simulando las funcionalidades básicas de una </w:t>
-      </w:r>
-      <w:proofErr w:type="spellStart"/>
-      <w:r>
-        <w:rPr>
-          <w:sz w:val="24"/>
-        </w:rPr>
-        <w:t>shell</w:t>
-      </w:r>
-      <w:proofErr w:type="spellEnd"/>
-      <w:r>
-        <w:rPr>
-          <w:sz w:val="24"/>
-        </w:rPr>
-        <w:t xml:space="preserve"> de comandos. Se sigue un enfoque modular, el cual permite gestionar procesos en segundo plano, manejar redirecciones y controlar señales. </w:t>
+        <w:t xml:space="preserve">El diseño del código gira en torno a la idea de la gestión continua de procesos en un entorno de terminal, simulando las funcionalidades básicas de una shell de comandos. Se sigue un enfoque modular, el cual permite gestionar procesos en segundo plano, manejar redirecciones y controlar señales. </w:t>
       </w:r>
     </w:p>
     <w:p>
@@ -1853,39 +1798,7 @@
           <w:sz w:val="24"/>
           <w:lang w:val="es-ES"/>
         </w:rPr>
-        <w:t xml:space="preserve"> </w:t>
-      </w:r>
-      <w:proofErr w:type="spellStart"/>
-      <w:r>
-        <w:rPr>
-          <w:sz w:val="24"/>
-          <w:lang w:val="es-ES"/>
-        </w:rPr>
-        <w:t>struct</w:t>
-      </w:r>
-      <w:proofErr w:type="spellEnd"/>
-      <w:r>
-        <w:rPr>
-          <w:sz w:val="24"/>
-          <w:lang w:val="es-ES"/>
-        </w:rPr>
-        <w:t xml:space="preserve"> </w:t>
-      </w:r>
-      <w:proofErr w:type="spellStart"/>
-      <w:r>
-        <w:rPr>
-          <w:sz w:val="24"/>
-          <w:lang w:val="es-ES"/>
-        </w:rPr>
-        <w:t>Tjob</w:t>
-      </w:r>
-      <w:proofErr w:type="spellEnd"/>
-      <w:r>
-        <w:rPr>
-          <w:sz w:val="24"/>
-          <w:lang w:val="es-ES"/>
-        </w:rPr>
-        <w:t xml:space="preserve">, el cual </w:t>
+        <w:t xml:space="preserve"> struct Tjob, el cual </w:t>
       </w:r>
       <w:r>
         <w:rPr>
@@ -1930,19 +1843,8 @@
           <w:sz w:val="24"/>
           <w:lang w:val="es-ES"/>
         </w:rPr>
-        <w:t xml:space="preserve">Bucle principal de la </w:t>
-      </w:r>
-      <w:proofErr w:type="spellStart"/>
-      <w:r>
-        <w:rPr>
-          <w:i/>
-          <w:iCs/>
-          <w:sz w:val="24"/>
-          <w:lang w:val="es-ES"/>
-        </w:rPr>
-        <w:t>Minishell</w:t>
-      </w:r>
-      <w:proofErr w:type="spellEnd"/>
+        <w:t>Bucle principal de la Minishell</w:t>
+      </w:r>
       <w:r>
         <w:rPr>
           <w:sz w:val="24"/>
@@ -2058,22 +1960,8 @@
           <w:u w:val="single"/>
           <w:lang w:val="es-ES"/>
         </w:rPr>
-        <w:t xml:space="preserve">Estructura de datos principal: </w:t>
-      </w:r>
-      <w:proofErr w:type="spellStart"/>
-      <w:r>
-        <w:rPr>
-          <w:b/>
-          <w:bCs/>
-          <w:i/>
-          <w:iCs/>
-          <w:sz w:val="24"/>
-          <w:u w:val="single"/>
-          <w:lang w:val="es-ES"/>
-        </w:rPr>
-        <w:t>Tjob</w:t>
-      </w:r>
-      <w:proofErr w:type="spellEnd"/>
+        <w:t>Estructura de datos principal: Tjob</w:t>
+      </w:r>
     </w:p>
     <w:p>
       <w:pPr>
@@ -2116,7 +2004,6 @@
           <w:lang w:val="es-ES"/>
         </w:rPr>
       </w:pPr>
-      <w:proofErr w:type="spellStart"/>
       <w:r>
         <w:rPr>
           <w:i/>
@@ -2126,7 +2013,6 @@
         </w:rPr>
         <w:t>ncommands</w:t>
       </w:r>
-      <w:proofErr w:type="spellEnd"/>
       <w:r>
         <w:rPr>
           <w:sz w:val="24"/>
@@ -2189,7 +2075,6 @@
           <w:lang w:val="es-ES"/>
         </w:rPr>
       </w:pPr>
-      <w:proofErr w:type="spellStart"/>
       <w:r>
         <w:rPr>
           <w:i/>
@@ -2197,17 +2082,7 @@
           <w:sz w:val="24"/>
           <w:lang w:val="es-ES"/>
         </w:rPr>
-        <w:t>pid_array</w:t>
-      </w:r>
-      <w:proofErr w:type="spellEnd"/>
-      <w:r>
-        <w:rPr>
-          <w:i/>
-          <w:iCs/>
-          <w:sz w:val="24"/>
-          <w:lang w:val="es-ES"/>
-        </w:rPr>
-        <w:t>:</w:t>
+        <w:t>pid_array:</w:t>
       </w:r>
       <w:r>
         <w:rPr>
@@ -2221,23 +2096,7 @@
           <w:sz w:val="24"/>
           <w:lang w:val="es-ES"/>
         </w:rPr>
-        <w:t>dores de procesos (</w:t>
-      </w:r>
-      <w:proofErr w:type="spellStart"/>
-      <w:r>
-        <w:rPr>
-          <w:sz w:val="24"/>
-          <w:lang w:val="es-ES"/>
-        </w:rPr>
-        <w:t>PIDs</w:t>
-      </w:r>
-      <w:proofErr w:type="spellEnd"/>
-      <w:r>
-        <w:rPr>
-          <w:sz w:val="24"/>
-          <w:lang w:val="es-ES"/>
-        </w:rPr>
-        <w:t>).</w:t>
+        <w:t>dores de procesos (PIDs).</w:t>
       </w:r>
     </w:p>
     <w:p>
@@ -2252,7 +2111,6 @@
           <w:lang w:val="es-ES"/>
         </w:rPr>
       </w:pPr>
-      <w:proofErr w:type="spellStart"/>
       <w:r>
         <w:rPr>
           <w:i/>
@@ -2262,7 +2120,6 @@
         </w:rPr>
         <w:t>job_id</w:t>
       </w:r>
-      <w:proofErr w:type="spellEnd"/>
       <w:r>
         <w:rPr>
           <w:sz w:val="24"/>
@@ -2283,21 +2140,12 @@
           <w:lang w:val="es-ES"/>
         </w:rPr>
       </w:pPr>
-      <w:proofErr w:type="spellStart"/>
-      <w:r>
-        <w:rPr>
-          <w:sz w:val="24"/>
-          <w:lang w:val="es-ES"/>
-        </w:rPr>
-        <w:t>command</w:t>
-      </w:r>
-      <w:proofErr w:type="spellEnd"/>
-      <w:r>
-        <w:rPr>
-          <w:sz w:val="24"/>
-          <w:lang w:val="es-ES"/>
-        </w:rPr>
-        <w:t>: texto que representa el comando completo</w:t>
+      <w:r>
+        <w:rPr>
+          <w:sz w:val="24"/>
+          <w:lang w:val="es-ES"/>
+        </w:rPr>
+        <w:t>command: texto que representa el comando completo</w:t>
       </w:r>
       <w:r>
         <w:rPr>
@@ -2319,7 +2167,6 @@
           <w:lang w:val="es-ES"/>
         </w:rPr>
       </w:pPr>
-      <w:proofErr w:type="gramStart"/>
       <w:r>
         <w:rPr>
           <w:i/>
@@ -2329,7 +2176,6 @@
         </w:rPr>
         <w:t>status</w:t>
       </w:r>
-      <w:proofErr w:type="gramEnd"/>
       <w:r>
         <w:rPr>
           <w:sz w:val="24"/>
@@ -2479,61 +2325,20 @@
           <w:lang w:val="es-ES"/>
         </w:rPr>
       </w:pPr>
-      <w:proofErr w:type="spellStart"/>
       <w:r>
         <w:rPr>
           <w:sz w:val="24"/>
           <w:lang w:val="es-ES"/>
         </w:rPr>
         <w:lastRenderedPageBreak/>
-        <w:t>shown</w:t>
-      </w:r>
-      <w:proofErr w:type="spellEnd"/>
-      <w:r>
-        <w:rPr>
-          <w:sz w:val="24"/>
-          <w:lang w:val="es-ES"/>
-        </w:rPr>
-        <w:t>: indica si el trabajo ya ha sido mostrado al usuario.</w:t>
-      </w:r>
-      <w:r>
-        <w:rPr>
-          <w:sz w:val="24"/>
-          <w:lang w:val="es-ES"/>
-        </w:rPr>
-        <w:t xml:space="preserve"> Actuará como indicador de borrado de ese trabajo de la lista </w:t>
-      </w:r>
-      <w:proofErr w:type="spellStart"/>
-      <w:r>
-        <w:rPr>
-          <w:sz w:val="24"/>
-          <w:lang w:val="es-ES"/>
-        </w:rPr>
-        <w:t>job_list</w:t>
-      </w:r>
-      <w:proofErr w:type="spellEnd"/>
-      <w:r>
-        <w:rPr>
-          <w:sz w:val="24"/>
-          <w:lang w:val="es-ES"/>
-        </w:rPr>
-        <w:t xml:space="preserve">, junto al </w:t>
-      </w:r>
-      <w:proofErr w:type="gramStart"/>
-      <w:r>
-        <w:rPr>
-          <w:sz w:val="24"/>
-          <w:lang w:val="es-ES"/>
-        </w:rPr>
-        <w:t>status</w:t>
-      </w:r>
-      <w:proofErr w:type="gramEnd"/>
-      <w:r>
-        <w:rPr>
-          <w:sz w:val="24"/>
-          <w:lang w:val="es-ES"/>
-        </w:rPr>
-        <w:t>.</w:t>
+        <w:t>shown: indica si el trabajo ya ha sido mostrado al usuario.</w:t>
+      </w:r>
+      <w:r>
+        <w:rPr>
+          <w:sz w:val="24"/>
+          <w:lang w:val="es-ES"/>
+        </w:rPr>
+        <w:t xml:space="preserve"> Actuará como indicador de borrado de ese trabajo de la lista job_list, junto al status.</w:t>
       </w:r>
     </w:p>
     <w:p>
@@ -2559,7 +2364,6 @@
         </w:rPr>
         <w:t xml:space="preserve">La lista global </w:t>
       </w:r>
-      <w:proofErr w:type="spellStart"/>
       <w:r>
         <w:rPr>
           <w:i/>
@@ -2567,9 +2371,15 @@
           <w:sz w:val="24"/>
           <w:lang w:val="es-ES"/>
         </w:rPr>
-        <w:t>job_list</w:t>
-      </w:r>
-      <w:proofErr w:type="spellEnd"/>
+        <w:t xml:space="preserve">job_list </w:t>
+      </w:r>
+      <w:r>
+        <w:rPr>
+          <w:sz w:val="24"/>
+          <w:lang w:val="es-ES"/>
+        </w:rPr>
+        <w:t xml:space="preserve">almacena los trabajos en segundo plano, mientras el trabajo </w:t>
+      </w:r>
       <w:r>
         <w:rPr>
           <w:i/>
@@ -2577,16 +2387,30 @@
           <w:sz w:val="24"/>
           <w:lang w:val="es-ES"/>
         </w:rPr>
-        <w:t xml:space="preserve"> </w:t>
-      </w:r>
-      <w:r>
-        <w:rPr>
-          <w:sz w:val="24"/>
-          <w:lang w:val="es-ES"/>
-        </w:rPr>
-        <w:t xml:space="preserve">almacena los trabajos en segundo plano, mientras el trabajo </w:t>
-      </w:r>
-      <w:proofErr w:type="spellStart"/>
+        <w:t>fg_job</w:t>
+      </w:r>
+      <w:r>
+        <w:rPr>
+          <w:sz w:val="24"/>
+          <w:lang w:val="es-ES"/>
+        </w:rPr>
+        <w:t xml:space="preserve"> gestiona el proceso activo en primer plano.</w:t>
+      </w:r>
+    </w:p>
+    <w:p>
+      <w:pPr>
+        <w:rPr>
+          <w:sz w:val="24"/>
+          <w:lang w:val="es-ES"/>
+        </w:rPr>
+      </w:pPr>
+      <w:r>
+        <w:rPr>
+          <w:sz w:val="24"/>
+          <w:lang w:val="es-ES"/>
+        </w:rPr>
+        <w:t xml:space="preserve">Cabe destacar que el trabajo en </w:t>
+      </w:r>
       <w:r>
         <w:rPr>
           <w:i/>
@@ -2594,32 +2418,8 @@
           <w:sz w:val="24"/>
           <w:lang w:val="es-ES"/>
         </w:rPr>
-        <w:t>fg_job</w:t>
-      </w:r>
-      <w:proofErr w:type="spellEnd"/>
-      <w:r>
-        <w:rPr>
-          <w:sz w:val="24"/>
-          <w:lang w:val="es-ES"/>
-        </w:rPr>
-        <w:t xml:space="preserve"> gestiona el proceso activo en primer plano.</w:t>
-      </w:r>
-    </w:p>
-    <w:p>
-      <w:pPr>
-        <w:rPr>
-          <w:sz w:val="24"/>
-          <w:lang w:val="es-ES"/>
-        </w:rPr>
-      </w:pPr>
-      <w:r>
-        <w:rPr>
-          <w:sz w:val="24"/>
-          <w:lang w:val="es-ES"/>
-        </w:rPr>
-        <w:t xml:space="preserve">Cabe destacar que el trabajo en </w:t>
-      </w:r>
-      <w:proofErr w:type="spellStart"/>
+        <w:t>f</w:t>
+      </w:r>
       <w:r>
         <w:rPr>
           <w:i/>
@@ -2627,7 +2427,28 @@
           <w:sz w:val="24"/>
           <w:lang w:val="es-ES"/>
         </w:rPr>
-        <w:t>f</w:t>
+        <w:t>oreground</w:t>
+      </w:r>
+      <w:r>
+        <w:rPr>
+          <w:sz w:val="24"/>
+          <w:lang w:val="es-ES"/>
+        </w:rPr>
+        <w:t xml:space="preserve"> se </w:t>
+      </w:r>
+      <w:r>
+        <w:rPr>
+          <w:sz w:val="24"/>
+          <w:lang w:val="es-ES"/>
+        </w:rPr>
+        <w:t>copia</w:t>
+      </w:r>
+      <w:r>
+        <w:rPr>
+          <w:sz w:val="24"/>
+          <w:lang w:val="es-ES"/>
+        </w:rPr>
+        <w:t xml:space="preserve"> a </w:t>
       </w:r>
       <w:r>
         <w:rPr>
@@ -2636,31 +2457,15 @@
           <w:sz w:val="24"/>
           <w:lang w:val="es-ES"/>
         </w:rPr>
-        <w:t>oreground</w:t>
-      </w:r>
-      <w:proofErr w:type="spellEnd"/>
-      <w:r>
-        <w:rPr>
-          <w:sz w:val="24"/>
-          <w:lang w:val="es-ES"/>
-        </w:rPr>
-        <w:t xml:space="preserve"> se </w:t>
-      </w:r>
-      <w:r>
-        <w:rPr>
-          <w:sz w:val="24"/>
-          <w:lang w:val="es-ES"/>
-        </w:rPr>
-        <w:t>copia</w:t>
-      </w:r>
-      <w:r>
-        <w:rPr>
-          <w:sz w:val="24"/>
-          <w:lang w:val="es-ES"/>
-        </w:rPr>
-        <w:t xml:space="preserve"> a </w:t>
-      </w:r>
-      <w:proofErr w:type="spellStart"/>
+        <w:t xml:space="preserve">job_list </w:t>
+      </w:r>
+      <w:r>
+        <w:rPr>
+          <w:sz w:val="24"/>
+          <w:lang w:val="es-ES"/>
+        </w:rPr>
+        <w:t xml:space="preserve">cuando es suspendido (es decir, el programa detecta que se ha llamado a la señal </w:t>
+      </w:r>
       <w:r>
         <w:rPr>
           <w:i/>
@@ -2668,9 +2473,15 @@
           <w:sz w:val="24"/>
           <w:lang w:val="es-ES"/>
         </w:rPr>
-        <w:t>job_list</w:t>
-      </w:r>
-      <w:proofErr w:type="spellEnd"/>
+        <w:t>SIGSTOP</w:t>
+      </w:r>
+      <w:r>
+        <w:rPr>
+          <w:sz w:val="24"/>
+          <w:lang w:val="es-ES"/>
+        </w:rPr>
+        <w:t xml:space="preserve"> con </w:t>
+      </w:r>
       <w:r>
         <w:rPr>
           <w:i/>
@@ -2678,6 +2489,27 @@
           <w:sz w:val="24"/>
           <w:lang w:val="es-ES"/>
         </w:rPr>
+        <w:t>CRTL+Z</w:t>
+      </w:r>
+      <w:r>
+        <w:rPr>
+          <w:sz w:val="24"/>
+          <w:lang w:val="es-ES"/>
+        </w:rPr>
+        <w:t>)</w:t>
+      </w:r>
+      <w:r>
+        <w:rPr>
+          <w:sz w:val="24"/>
+          <w:lang w:val="es-ES"/>
+        </w:rPr>
+        <w:t>,</w:t>
+      </w:r>
+      <w:r>
+        <w:rPr>
+          <w:sz w:val="24"/>
+          <w:lang w:val="es-ES"/>
+        </w:rPr>
         <w:t xml:space="preserve"> </w:t>
       </w:r>
       <w:r>
@@ -2685,59 +2517,6 @@
           <w:sz w:val="24"/>
           <w:lang w:val="es-ES"/>
         </w:rPr>
-        <w:t xml:space="preserve">cuando es suspendido (es decir, el programa detecta que se ha llamado a la señal </w:t>
-      </w:r>
-      <w:r>
-        <w:rPr>
-          <w:i/>
-          <w:iCs/>
-          <w:sz w:val="24"/>
-          <w:lang w:val="es-ES"/>
-        </w:rPr>
-        <w:t>SIGSTOP</w:t>
-      </w:r>
-      <w:r>
-        <w:rPr>
-          <w:sz w:val="24"/>
-          <w:lang w:val="es-ES"/>
-        </w:rPr>
-        <w:t xml:space="preserve"> con </w:t>
-      </w:r>
-      <w:r>
-        <w:rPr>
-          <w:i/>
-          <w:iCs/>
-          <w:sz w:val="24"/>
-          <w:lang w:val="es-ES"/>
-        </w:rPr>
-        <w:t>CRTL+Z</w:t>
-      </w:r>
-      <w:r>
-        <w:rPr>
-          <w:sz w:val="24"/>
-          <w:lang w:val="es-ES"/>
-        </w:rPr>
-        <w:t>)</w:t>
-      </w:r>
-      <w:r>
-        <w:rPr>
-          <w:sz w:val="24"/>
-          <w:lang w:val="es-ES"/>
-        </w:rPr>
-        <w:t>,</w:t>
-      </w:r>
-      <w:r>
-        <w:rPr>
-          <w:sz w:val="24"/>
-          <w:lang w:val="es-ES"/>
-        </w:rPr>
-        <w:t xml:space="preserve"> </w:t>
-      </w:r>
-      <w:r>
-        <w:rPr>
-          <w:sz w:val="24"/>
-          <w:lang w:val="es-ES"/>
-        </w:rPr>
         <w:t>permitiendo que</w:t>
       </w:r>
       <w:r>
@@ -2759,23 +2538,7 @@
           <w:sz w:val="24"/>
           <w:lang w:val="es-ES"/>
         </w:rPr>
-        <w:t xml:space="preserve"> si fuese necesario (es decir, si se introduce el mandato </w:t>
-      </w:r>
-      <w:proofErr w:type="spellStart"/>
-      <w:r>
-        <w:rPr>
-          <w:sz w:val="24"/>
-          <w:lang w:val="es-ES"/>
-        </w:rPr>
-        <w:t>bg</w:t>
-      </w:r>
-      <w:proofErr w:type="spellEnd"/>
-      <w:r>
-        <w:rPr>
-          <w:sz w:val="24"/>
-          <w:lang w:val="es-ES"/>
-        </w:rPr>
-        <w:t xml:space="preserve"> junto al identificador del trabajo).</w:t>
+        <w:t xml:space="preserve"> si fuese necesario (es decir, si se introduce el mandato bg junto al identificador del trabajo).</w:t>
       </w:r>
     </w:p>
     <w:p>
@@ -2808,48 +2571,8 @@
           <w:u w:val="single"/>
           <w:lang w:val="es-ES"/>
         </w:rPr>
-        <w:t xml:space="preserve">Gestión de procesos: </w:t>
-      </w:r>
-      <w:proofErr w:type="spellStart"/>
-      <w:r>
-        <w:rPr>
-          <w:b/>
-          <w:bCs/>
-          <w:i/>
-          <w:iCs/>
-          <w:sz w:val="24"/>
-          <w:u w:val="single"/>
-          <w:lang w:val="es-ES"/>
-        </w:rPr>
-        <w:t>foreground</w:t>
-      </w:r>
-      <w:proofErr w:type="spellEnd"/>
-      <w:r>
-        <w:rPr>
-          <w:b/>
-          <w:bCs/>
-          <w:i/>
-          <w:iCs/>
-          <w:sz w:val="24"/>
-          <w:u w:val="single"/>
-          <w:lang w:val="es-ES"/>
-        </w:rPr>
-        <w:t xml:space="preserve"> y </w:t>
-      </w:r>
-      <w:proofErr w:type="spellStart"/>
-      <w:r>
-        <w:rPr>
-          <w:b/>
-          <w:bCs/>
-          <w:i/>
-          <w:iCs/>
-          <w:sz w:val="24"/>
-          <w:u w:val="single"/>
-          <w:lang w:val="es-ES"/>
-        </w:rPr>
-        <w:t>background</w:t>
-      </w:r>
-      <w:proofErr w:type="spellEnd"/>
+        <w:t>Gestión de procesos: foreground y background</w:t>
+      </w:r>
     </w:p>
     <w:p>
       <w:pPr>
@@ -2907,7 +2630,6 @@
         </w:rPr>
         <w:t>Primer plano (</w:t>
       </w:r>
-      <w:proofErr w:type="spellStart"/>
       <w:r>
         <w:rPr>
           <w:i/>
@@ -2917,7 +2639,6 @@
         </w:rPr>
         <w:t>Foreground</w:t>
       </w:r>
-      <w:proofErr w:type="spellEnd"/>
       <w:r>
         <w:rPr>
           <w:i/>
@@ -2946,17 +2667,8 @@
           <w:sz w:val="24"/>
           <w:lang w:val="es-ES"/>
         </w:rPr>
-        <w:t xml:space="preserve"> comprobaciones al </w:t>
-      </w:r>
-      <w:proofErr w:type="spellStart"/>
-      <w:r>
-        <w:rPr>
-          <w:sz w:val="24"/>
-          <w:lang w:val="es-ES"/>
-        </w:rPr>
-        <w:t>struct</w:t>
-      </w:r>
-      <w:proofErr w:type="spellEnd"/>
+        <w:t xml:space="preserve"> comprobaciones al struct</w:t>
+      </w:r>
       <w:r>
         <w:rPr>
           <w:i/>
@@ -2964,9 +2676,15 @@
           <w:sz w:val="24"/>
           <w:lang w:val="es-ES"/>
         </w:rPr>
-        <w:t xml:space="preserve"> </w:t>
-      </w:r>
-      <w:proofErr w:type="spellStart"/>
+        <w:t xml:space="preserve"> fg_job</w:t>
+      </w:r>
+      <w:r>
+        <w:rPr>
+          <w:sz w:val="24"/>
+          <w:lang w:val="es-ES"/>
+        </w:rPr>
+        <w:t>. El código asegura que solo un trabajo pueda estar en</w:t>
+      </w:r>
       <w:r>
         <w:rPr>
           <w:i/>
@@ -2974,36 +2692,8 @@
           <w:sz w:val="24"/>
           <w:lang w:val="es-ES"/>
         </w:rPr>
-        <w:t>fg_job</w:t>
-      </w:r>
-      <w:proofErr w:type="spellEnd"/>
-      <w:r>
-        <w:rPr>
-          <w:sz w:val="24"/>
-          <w:lang w:val="es-ES"/>
-        </w:rPr>
-        <w:t>. El código asegura que solo un trabajo pueda estar en</w:t>
-      </w:r>
-      <w:r>
-        <w:rPr>
-          <w:i/>
-          <w:iCs/>
-          <w:sz w:val="24"/>
-          <w:lang w:val="es-ES"/>
-        </w:rPr>
-        <w:t xml:space="preserve"> </w:t>
-      </w:r>
-      <w:proofErr w:type="spellStart"/>
-      <w:r>
-        <w:rPr>
-          <w:i/>
-          <w:iCs/>
-          <w:sz w:val="24"/>
-          <w:lang w:val="es-ES"/>
-        </w:rPr>
-        <w:t>foreground</w:t>
-      </w:r>
-      <w:proofErr w:type="spellEnd"/>
+        <w:t xml:space="preserve"> foreground</w:t>
+      </w:r>
       <w:r>
         <w:rPr>
           <w:sz w:val="24"/>
@@ -3054,7 +2744,6 @@
         </w:rPr>
         <w:t xml:space="preserve"> (</w:t>
       </w:r>
-      <w:proofErr w:type="spellStart"/>
       <w:r>
         <w:rPr>
           <w:i/>
@@ -3064,7 +2753,6 @@
         </w:rPr>
         <w:t>Background</w:t>
       </w:r>
-      <w:proofErr w:type="spellEnd"/>
       <w:r>
         <w:rPr>
           <w:i/>
@@ -3097,7 +2785,6 @@
         </w:rPr>
         <w:t xml:space="preserve">Los trabajos enviados al segundo plano se almacenan en </w:t>
       </w:r>
-      <w:proofErr w:type="spellStart"/>
       <w:r>
         <w:rPr>
           <w:i/>
@@ -3107,7 +2794,6 @@
         </w:rPr>
         <w:t>job_list</w:t>
       </w:r>
-      <w:proofErr w:type="spellEnd"/>
       <w:r>
         <w:rPr>
           <w:sz w:val="24"/>
@@ -3143,103 +2829,7 @@
           <w:sz w:val="24"/>
           <w:lang w:val="es-ES"/>
         </w:rPr>
-        <w:t xml:space="preserve"> Si se sobrepasa esta capacidad, el </w:t>
-      </w:r>
-      <w:proofErr w:type="spellStart"/>
-      <w:r>
-        <w:rPr>
-          <w:sz w:val="24"/>
-          <w:lang w:val="es-ES"/>
-        </w:rPr>
-        <w:t>minishell</w:t>
-      </w:r>
-      <w:proofErr w:type="spellEnd"/>
-      <w:r>
-        <w:rPr>
-          <w:sz w:val="24"/>
-          <w:lang w:val="es-ES"/>
-        </w:rPr>
-        <w:t xml:space="preserve"> imprimirá un mensaje por salida estándar y abortará la ejecución de nuevos trabajos. En cuanto a la gestión de memoria de </w:t>
-      </w:r>
-      <w:proofErr w:type="spellStart"/>
-      <w:r>
-        <w:rPr>
-          <w:sz w:val="24"/>
-          <w:lang w:val="es-ES"/>
-        </w:rPr>
-        <w:t>job_list</w:t>
-      </w:r>
-      <w:proofErr w:type="spellEnd"/>
-      <w:r>
-        <w:rPr>
-          <w:sz w:val="24"/>
-          <w:lang w:val="es-ES"/>
-        </w:rPr>
-        <w:t xml:space="preserve">, cada vez que se ejecuta un trabajo y se manda a segundo plano se </w:t>
-      </w:r>
-      <w:proofErr w:type="gramStart"/>
-      <w:r>
-        <w:rPr>
-          <w:sz w:val="24"/>
-          <w:lang w:val="es-ES"/>
-        </w:rPr>
-        <w:t>recalcula  la</w:t>
-      </w:r>
-      <w:proofErr w:type="gramEnd"/>
-      <w:r>
-        <w:rPr>
-          <w:sz w:val="24"/>
-          <w:lang w:val="es-ES"/>
-        </w:rPr>
-        <w:t xml:space="preserve"> siguiente posición de </w:t>
-      </w:r>
-      <w:proofErr w:type="spellStart"/>
-      <w:r>
-        <w:rPr>
-          <w:sz w:val="24"/>
-          <w:lang w:val="es-ES"/>
-        </w:rPr>
-        <w:t>job_list</w:t>
-      </w:r>
-      <w:proofErr w:type="spellEnd"/>
-      <w:r>
-        <w:rPr>
-          <w:sz w:val="24"/>
-          <w:lang w:val="es-ES"/>
-        </w:rPr>
-        <w:t xml:space="preserve"> a llenar (</w:t>
-      </w:r>
-      <w:proofErr w:type="spellStart"/>
-      <w:r>
-        <w:rPr>
-          <w:sz w:val="24"/>
-          <w:lang w:val="es-ES"/>
-        </w:rPr>
-        <w:t>next_job</w:t>
-      </w:r>
-      <w:proofErr w:type="spellEnd"/>
-      <w:r>
-        <w:rPr>
-          <w:sz w:val="24"/>
-          <w:lang w:val="es-ES"/>
-        </w:rPr>
-        <w:t xml:space="preserve">), posibilitando la opción de ejecutar trabajos en casillas de </w:t>
-      </w:r>
-      <w:proofErr w:type="spellStart"/>
-      <w:r>
-        <w:rPr>
-          <w:sz w:val="24"/>
-          <w:lang w:val="es-ES"/>
-        </w:rPr>
-        <w:t>job_list</w:t>
-      </w:r>
-      <w:proofErr w:type="spellEnd"/>
-      <w:r>
-        <w:rPr>
-          <w:sz w:val="24"/>
-          <w:lang w:val="es-ES"/>
-        </w:rPr>
-        <w:t xml:space="preserve"> no consecutivas.</w:t>
+        <w:t xml:space="preserve"> Si se sobrepasa esta capacidad, el minishell imprimirá un mensaje por salida estándar y abortará la ejecución de nuevos trabajos. En cuanto a la gestión de memoria de job_list, cada vez que se ejecuta un trabajo y se manda a segundo plano se recalcula  la siguiente posición de job_list a llenar (next_job), posibilitando la opción de ejecutar trabajos en casillas de job_list no consecutivas.</w:t>
       </w:r>
     </w:p>
     <w:p>
@@ -3272,7 +2862,6 @@
         </w:rPr>
         <w:t xml:space="preserve">un comando es suspendido, se mueve el trabajo en </w:t>
       </w:r>
-      <w:proofErr w:type="spellStart"/>
       <w:r>
         <w:rPr>
           <w:i/>
@@ -3282,7 +2871,6 @@
         </w:rPr>
         <w:t>fg_job</w:t>
       </w:r>
-      <w:proofErr w:type="spellEnd"/>
       <w:r>
         <w:rPr>
           <w:sz w:val="24"/>
@@ -3290,7 +2878,6 @@
         </w:rPr>
         <w:t xml:space="preserve"> a </w:t>
       </w:r>
-      <w:proofErr w:type="spellStart"/>
       <w:r>
         <w:rPr>
           <w:i/>
@@ -3300,7 +2887,6 @@
         </w:rPr>
         <w:t>job_list</w:t>
       </w:r>
-      <w:proofErr w:type="spellEnd"/>
       <w:r>
         <w:rPr>
           <w:sz w:val="24"/>
@@ -3340,7 +2926,6 @@
         </w:rPr>
         <w:t xml:space="preserve"> se actualiza el estado en </w:t>
       </w:r>
-      <w:proofErr w:type="spellStart"/>
       <w:r>
         <w:rPr>
           <w:i/>
@@ -3350,7 +2935,6 @@
         </w:rPr>
         <w:t>job_list</w:t>
       </w:r>
-      <w:proofErr w:type="spellEnd"/>
       <w:r>
         <w:rPr>
           <w:sz w:val="24"/>
@@ -3363,23 +2947,7 @@
           <w:sz w:val="24"/>
           <w:lang w:val="es-ES"/>
         </w:rPr>
-        <w:t xml:space="preserve"> y a la espera de ser mostrado (mediante el mandato </w:t>
-      </w:r>
-      <w:proofErr w:type="spellStart"/>
-      <w:r>
-        <w:rPr>
-          <w:sz w:val="24"/>
-          <w:lang w:val="es-ES"/>
-        </w:rPr>
-        <w:t>jobs</w:t>
-      </w:r>
-      <w:proofErr w:type="spellEnd"/>
-      <w:r>
-        <w:rPr>
-          <w:sz w:val="24"/>
-          <w:lang w:val="es-ES"/>
-        </w:rPr>
-        <w:t>)</w:t>
+        <w:t xml:space="preserve"> y a la espera de ser mostrado (mediante el mandato jobs)</w:t>
       </w:r>
       <w:r>
         <w:rPr>
@@ -3455,27 +3023,7 @@
           <w:sz w:val="24"/>
           <w:lang w:val="es-ES"/>
         </w:rPr>
-        <w:t>SIGINT (</w:t>
-      </w:r>
-      <w:proofErr w:type="spellStart"/>
-      <w:r>
-        <w:rPr>
-          <w:b/>
-          <w:bCs/>
-          <w:sz w:val="24"/>
-          <w:lang w:val="es-ES"/>
-        </w:rPr>
-        <w:t>Ctrl+C</w:t>
-      </w:r>
-      <w:proofErr w:type="spellEnd"/>
-      <w:r>
-        <w:rPr>
-          <w:b/>
-          <w:bCs/>
-          <w:sz w:val="24"/>
-          <w:lang w:val="es-ES"/>
-        </w:rPr>
-        <w:t>):</w:t>
+        <w:t>SIGINT (Ctrl+C):</w:t>
       </w:r>
       <w:r>
         <w:rPr>
@@ -3484,7 +3032,6 @@
         </w:rPr>
         <w:t xml:space="preserve"> Finaliza el proceso en </w:t>
       </w:r>
-      <w:proofErr w:type="spellStart"/>
       <w:r>
         <w:rPr>
           <w:i/>
@@ -3494,7 +3041,6 @@
         </w:rPr>
         <w:t>foreground</w:t>
       </w:r>
-      <w:proofErr w:type="spellEnd"/>
       <w:r>
         <w:rPr>
           <w:sz w:val="24"/>
@@ -3502,7 +3048,6 @@
         </w:rPr>
         <w:t xml:space="preserve"> mediante </w:t>
       </w:r>
-      <w:proofErr w:type="spellStart"/>
       <w:r>
         <w:rPr>
           <w:i/>
@@ -3512,7 +3057,6 @@
         </w:rPr>
         <w:t>fg_handler</w:t>
       </w:r>
-      <w:proofErr w:type="spellEnd"/>
       <w:r>
         <w:rPr>
           <w:sz w:val="24"/>
@@ -3540,27 +3084,7 @@
           <w:sz w:val="24"/>
           <w:lang w:val="es-ES"/>
         </w:rPr>
-        <w:t>SIGTSTP (</w:t>
-      </w:r>
-      <w:proofErr w:type="spellStart"/>
-      <w:r>
-        <w:rPr>
-          <w:b/>
-          <w:bCs/>
-          <w:sz w:val="24"/>
-          <w:lang w:val="es-ES"/>
-        </w:rPr>
-        <w:t>Ctrl+Z</w:t>
-      </w:r>
-      <w:proofErr w:type="spellEnd"/>
-      <w:r>
-        <w:rPr>
-          <w:b/>
-          <w:bCs/>
-          <w:sz w:val="24"/>
-          <w:lang w:val="es-ES"/>
-        </w:rPr>
-        <w:t>):</w:t>
+        <w:t>SIGTSTP (Ctrl+Z):</w:t>
       </w:r>
       <w:r>
         <w:rPr>
@@ -3569,7 +3093,6 @@
         </w:rPr>
         <w:t xml:space="preserve"> Suspende el proceso en </w:t>
       </w:r>
-      <w:proofErr w:type="spellStart"/>
       <w:r>
         <w:rPr>
           <w:i/>
@@ -3579,7 +3102,6 @@
         </w:rPr>
         <w:t>foreground</w:t>
       </w:r>
-      <w:proofErr w:type="spellEnd"/>
       <w:r>
         <w:rPr>
           <w:sz w:val="24"/>
@@ -3587,7 +3109,6 @@
         </w:rPr>
         <w:t xml:space="preserve"> y lo mueve a </w:t>
       </w:r>
-      <w:proofErr w:type="spellStart"/>
       <w:r>
         <w:rPr>
           <w:i/>
@@ -3597,7 +3118,6 @@
         </w:rPr>
         <w:t>job_list</w:t>
       </w:r>
-      <w:proofErr w:type="spellEnd"/>
       <w:r>
         <w:rPr>
           <w:sz w:val="24"/>
@@ -3650,7 +3170,6 @@
         </w:rPr>
         <w:t xml:space="preserve"> Detecta procesos hijos terminados y actualiza sus estados en </w:t>
       </w:r>
-      <w:proofErr w:type="spellStart"/>
       <w:r>
         <w:rPr>
           <w:i/>
@@ -3658,17 +3177,7 @@
           <w:sz w:val="24"/>
           <w:lang w:val="es-ES"/>
         </w:rPr>
-        <w:t>job_list</w:t>
-      </w:r>
-      <w:proofErr w:type="spellEnd"/>
-      <w:r>
-        <w:rPr>
-          <w:i/>
-          <w:iCs/>
-          <w:sz w:val="24"/>
-          <w:lang w:val="es-ES"/>
-        </w:rPr>
-        <w:t>.</w:t>
+        <w:t>job_list.</w:t>
       </w:r>
     </w:p>
     <w:p>
@@ -3727,23 +3236,7 @@
           <w:sz w:val="24"/>
           <w:lang w:val="es-ES"/>
         </w:rPr>
-        <w:t xml:space="preserve"> Finaliza forzadamente la ejecución de los procesos hijos en el caso de ejecutar el mandato </w:t>
-      </w:r>
-      <w:proofErr w:type="spellStart"/>
-      <w:r>
-        <w:rPr>
-          <w:sz w:val="24"/>
-          <w:lang w:val="es-ES"/>
-        </w:rPr>
-        <w:t>exit</w:t>
-      </w:r>
-      <w:proofErr w:type="spellEnd"/>
-      <w:r>
-        <w:rPr>
-          <w:sz w:val="24"/>
-          <w:lang w:val="es-ES"/>
-        </w:rPr>
-        <w:t>.</w:t>
+        <w:t xml:space="preserve"> Finaliza forzadamente la ejecución de los procesos hijos en el caso de ejecutar el mandato exit.</w:t>
       </w:r>
     </w:p>
     <w:p>
@@ -3822,7 +3315,6 @@
         </w:rPr>
         <w:t xml:space="preserve"> La función </w:t>
       </w:r>
-      <w:proofErr w:type="spellStart"/>
       <w:r>
         <w:rPr>
           <w:i/>
@@ -3832,7 +3324,6 @@
         </w:rPr>
         <w:t>input_redirect</w:t>
       </w:r>
-      <w:proofErr w:type="spellEnd"/>
       <w:r>
         <w:rPr>
           <w:sz w:val="24"/>
@@ -3869,7 +3360,6 @@
         </w:rPr>
         <w:t xml:space="preserve"> </w:t>
       </w:r>
-      <w:proofErr w:type="spellStart"/>
       <w:r>
         <w:rPr>
           <w:i/>
@@ -3879,7 +3369,6 @@
         </w:rPr>
         <w:t>output_redirect</w:t>
       </w:r>
-      <w:proofErr w:type="spellEnd"/>
       <w:r>
         <w:rPr>
           <w:sz w:val="24"/>
@@ -3916,7 +3405,6 @@
         </w:rPr>
         <w:t xml:space="preserve"> </w:t>
       </w:r>
-      <w:proofErr w:type="spellStart"/>
       <w:r>
         <w:rPr>
           <w:i/>
@@ -3926,7 +3414,6 @@
         </w:rPr>
         <w:t>error_redirect</w:t>
       </w:r>
-      <w:proofErr w:type="spellEnd"/>
       <w:r>
         <w:rPr>
           <w:sz w:val="24"/>
@@ -4034,7 +3521,6 @@
         </w:rPr>
         <w:t>, se crea un array dinámico de pipes (</w:t>
       </w:r>
-      <w:proofErr w:type="spellStart"/>
       <w:r>
         <w:rPr>
           <w:i/>
@@ -4044,7 +3530,6 @@
         </w:rPr>
         <w:t>pipe_array</w:t>
       </w:r>
-      <w:proofErr w:type="spellEnd"/>
       <w:r>
         <w:rPr>
           <w:sz w:val="24"/>
@@ -4088,8 +3573,6 @@
         </w:rPr>
         <w:t xml:space="preserve">En cada proceso hijo generado con </w:t>
       </w:r>
-      <w:proofErr w:type="spellStart"/>
-      <w:proofErr w:type="gramStart"/>
       <w:r>
         <w:rPr>
           <w:i/>
@@ -4099,21 +3582,12 @@
         </w:rPr>
         <w:t>fork</w:t>
       </w:r>
-      <w:proofErr w:type="spellEnd"/>
-      <w:r>
-        <w:rPr>
-          <w:sz w:val="24"/>
-          <w:lang w:val="es-ES"/>
-        </w:rPr>
-        <w:t>(</w:t>
-      </w:r>
-      <w:proofErr w:type="gramEnd"/>
-      <w:r>
-        <w:rPr>
-          <w:sz w:val="24"/>
-          <w:lang w:val="es-ES"/>
-        </w:rPr>
-        <w:t xml:space="preserve">) </w:t>
+      <w:r>
+        <w:rPr>
+          <w:sz w:val="24"/>
+          <w:lang w:val="es-ES"/>
+        </w:rPr>
+        <w:t xml:space="preserve">() </w:t>
       </w:r>
       <w:r>
         <w:rPr>
@@ -4308,7 +3782,6 @@
         </w:rPr>
         <w:t xml:space="preserve">el programa libera la memoria asignada a </w:t>
       </w:r>
-      <w:proofErr w:type="spellStart"/>
       <w:r>
         <w:rPr>
           <w:i/>
@@ -4317,7 +3790,6 @@
         </w:rPr>
         <w:t>pipe_array</w:t>
       </w:r>
-      <w:proofErr w:type="spellEnd"/>
       <w:r>
         <w:rPr>
           <w:sz w:val="24"/>
@@ -4383,23 +3855,7 @@
           <w:sz w:val="24"/>
           <w:lang w:val="es-ES"/>
         </w:rPr>
-        <w:t xml:space="preserve">El manejo de grupos de procesos es una funcionalidad fundamental en la </w:t>
-      </w:r>
-      <w:proofErr w:type="spellStart"/>
-      <w:r>
-        <w:rPr>
-          <w:sz w:val="24"/>
-          <w:lang w:val="es-ES"/>
-        </w:rPr>
-        <w:t>MiniShell</w:t>
-      </w:r>
-      <w:proofErr w:type="spellEnd"/>
-      <w:r>
-        <w:rPr>
-          <w:sz w:val="24"/>
-          <w:lang w:val="es-ES"/>
-        </w:rPr>
-        <w:t xml:space="preserve"> para coordinar la ejecución y control de múltiples procesos relacionados, como aquellos que forman parte de un pipeline</w:t>
+        <w:t>El manejo de grupos de procesos es una funcionalidad fundamental en la MiniShell para coordinar la ejecución y control de múltiples procesos relacionados, como aquellos que forman parte de un pipeline</w:t>
       </w:r>
       <w:r>
         <w:rPr>
@@ -4427,23 +3883,7 @@
           <w:sz w:val="24"/>
           <w:lang w:val="es-ES"/>
         </w:rPr>
-        <w:t xml:space="preserve"> en ejecución. Este diseño permite que la </w:t>
-      </w:r>
-      <w:proofErr w:type="spellStart"/>
-      <w:r>
-        <w:rPr>
-          <w:sz w:val="24"/>
-          <w:lang w:val="es-ES"/>
-        </w:rPr>
-        <w:t>shell</w:t>
-      </w:r>
-      <w:proofErr w:type="spellEnd"/>
-      <w:r>
-        <w:rPr>
-          <w:sz w:val="24"/>
-          <w:lang w:val="es-ES"/>
-        </w:rPr>
-        <w:t xml:space="preserve"> controle varios procesos simultáneamente como un</w:t>
+        <w:t xml:space="preserve"> en ejecución. Este diseño permite que la shell controle varios procesos simultáneamente como un</w:t>
       </w:r>
       <w:r>
         <w:rPr>
@@ -4459,7 +3899,6 @@
         </w:rPr>
         <w:t>, facilitando la administración de trabajos en primer plano (</w:t>
       </w:r>
-      <w:proofErr w:type="spellStart"/>
       <w:r>
         <w:rPr>
           <w:i/>
@@ -4469,7 +3908,6 @@
         </w:rPr>
         <w:t>foreground</w:t>
       </w:r>
-      <w:proofErr w:type="spellEnd"/>
       <w:r>
         <w:rPr>
           <w:sz w:val="24"/>
@@ -4477,7 +3915,6 @@
         </w:rPr>
         <w:t>) y en segundo plano (</w:t>
       </w:r>
-      <w:proofErr w:type="spellStart"/>
       <w:r>
         <w:rPr>
           <w:i/>
@@ -4487,7 +3924,6 @@
         </w:rPr>
         <w:t>background</w:t>
       </w:r>
-      <w:proofErr w:type="spellEnd"/>
       <w:r>
         <w:rPr>
           <w:sz w:val="24"/>
@@ -4550,7 +3986,6 @@
         </w:rPr>
         <w:t xml:space="preserve"> (</w:t>
       </w:r>
-      <w:proofErr w:type="spellStart"/>
       <w:r>
         <w:rPr>
           <w:i/>
@@ -4558,37 +3993,7 @@
           <w:sz w:val="24"/>
           <w:lang w:val="es-ES"/>
         </w:rPr>
-        <w:t>Process</w:t>
-      </w:r>
-      <w:proofErr w:type="spellEnd"/>
-      <w:r>
-        <w:rPr>
-          <w:i/>
-          <w:iCs/>
-          <w:sz w:val="24"/>
-          <w:lang w:val="es-ES"/>
-        </w:rPr>
-        <w:t xml:space="preserve"> </w:t>
-      </w:r>
-      <w:proofErr w:type="spellStart"/>
-      <w:r>
-        <w:rPr>
-          <w:i/>
-          <w:iCs/>
-          <w:sz w:val="24"/>
-          <w:lang w:val="es-ES"/>
-        </w:rPr>
-        <w:t>Group</w:t>
-      </w:r>
-      <w:proofErr w:type="spellEnd"/>
-      <w:r>
-        <w:rPr>
-          <w:i/>
-          <w:iCs/>
-          <w:sz w:val="24"/>
-          <w:lang w:val="es-ES"/>
-        </w:rPr>
-        <w:t xml:space="preserve"> ID</w:t>
+        <w:t>Process Group ID</w:t>
       </w:r>
       <w:r>
         <w:rPr>
@@ -4624,9 +4029,15 @@
           <w:sz w:val="24"/>
           <w:lang w:val="es-ES"/>
         </w:rPr>
-        <w:t>SIGINT (</w:t>
-      </w:r>
-      <w:proofErr w:type="spellStart"/>
+        <w:t>SIGINT (Ctrl+C)</w:t>
+      </w:r>
+      <w:r>
+        <w:rPr>
+          <w:sz w:val="24"/>
+          <w:lang w:val="es-ES"/>
+        </w:rPr>
+        <w:t xml:space="preserve"> o</w:t>
+      </w:r>
       <w:r>
         <w:rPr>
           <w:i/>
@@ -4634,53 +4045,7 @@
           <w:sz w:val="24"/>
           <w:lang w:val="es-ES"/>
         </w:rPr>
-        <w:t>Ctrl+C</w:t>
-      </w:r>
-      <w:proofErr w:type="spellEnd"/>
-      <w:r>
-        <w:rPr>
-          <w:i/>
-          <w:iCs/>
-          <w:sz w:val="24"/>
-          <w:lang w:val="es-ES"/>
-        </w:rPr>
-        <w:t>)</w:t>
-      </w:r>
-      <w:r>
-        <w:rPr>
-          <w:sz w:val="24"/>
-          <w:lang w:val="es-ES"/>
-        </w:rPr>
-        <w:t xml:space="preserve"> o</w:t>
-      </w:r>
-      <w:r>
-        <w:rPr>
-          <w:i/>
-          <w:iCs/>
-          <w:sz w:val="24"/>
-          <w:lang w:val="es-ES"/>
-        </w:rPr>
-        <w:t xml:space="preserve"> SIGTSTP (</w:t>
-      </w:r>
-      <w:proofErr w:type="spellStart"/>
-      <w:r>
-        <w:rPr>
-          <w:i/>
-          <w:iCs/>
-          <w:sz w:val="24"/>
-          <w:lang w:val="es-ES"/>
-        </w:rPr>
-        <w:t>Ctrl+Z</w:t>
-      </w:r>
-      <w:proofErr w:type="spellEnd"/>
-      <w:r>
-        <w:rPr>
-          <w:i/>
-          <w:iCs/>
-          <w:sz w:val="24"/>
-          <w:lang w:val="es-ES"/>
-        </w:rPr>
-        <w:t>).</w:t>
+        <w:t xml:space="preserve"> SIGTSTP (Ctrl+Z).</w:t>
       </w:r>
     </w:p>
     <w:p>
@@ -4850,7 +4215,6 @@
         </w:rPr>
         <w:t xml:space="preserve">El primer proceso en ejecutarse (líder del pipeline) crea el grupo con </w:t>
       </w:r>
-      <w:proofErr w:type="spellStart"/>
       <w:r>
         <w:rPr>
           <w:i/>
@@ -4860,7 +4224,6 @@
         </w:rPr>
         <w:t>setpgid</w:t>
       </w:r>
-      <w:proofErr w:type="spellEnd"/>
       <w:r>
         <w:rPr>
           <w:sz w:val="24"/>
@@ -4987,23 +4350,7 @@
           <w:sz w:val="24"/>
           <w:lang w:val="es-ES"/>
         </w:rPr>
-        <w:t xml:space="preserve">La </w:t>
-      </w:r>
-      <w:proofErr w:type="spellStart"/>
-      <w:r>
-        <w:rPr>
-          <w:sz w:val="24"/>
-          <w:lang w:val="es-ES"/>
-        </w:rPr>
-        <w:t>MiniShell</w:t>
-      </w:r>
-      <w:proofErr w:type="spellEnd"/>
-      <w:r>
-        <w:rPr>
-          <w:sz w:val="24"/>
-          <w:lang w:val="es-ES"/>
-        </w:rPr>
-        <w:t xml:space="preserve"> utiliza señales para coordinar y controlar los grupos de procesos:</w:t>
+        <w:t>La MiniShell utiliza señales para coordinar y controlar los grupos de procesos:</w:t>
       </w:r>
     </w:p>
     <w:p>
@@ -5034,8 +4381,6 @@
         </w:rPr>
         <w:t xml:space="preserve"> Con </w:t>
       </w:r>
-      <w:proofErr w:type="spellStart"/>
-      <w:proofErr w:type="gramStart"/>
       <w:r>
         <w:rPr>
           <w:i/>
@@ -5043,9 +4388,15 @@
           <w:sz w:val="24"/>
           <w:lang w:val="es-ES"/>
         </w:rPr>
-        <w:t>kill</w:t>
-      </w:r>
-      <w:proofErr w:type="spellEnd"/>
+        <w:t>kill(-pgid, SIGTSTP),</w:t>
+      </w:r>
+      <w:r>
+        <w:rPr>
+          <w:sz w:val="24"/>
+          <w:lang w:val="es-ES"/>
+        </w:rPr>
+        <w:t xml:space="preserve"> se suspende todo el grupo en </w:t>
+      </w:r>
       <w:r>
         <w:rPr>
           <w:i/>
@@ -5053,56 +4404,8 @@
           <w:sz w:val="24"/>
           <w:lang w:val="es-ES"/>
         </w:rPr>
-        <w:t>(</w:t>
-      </w:r>
-      <w:proofErr w:type="gramEnd"/>
-      <w:r>
-        <w:rPr>
-          <w:i/>
-          <w:iCs/>
-          <w:sz w:val="24"/>
-          <w:lang w:val="es-ES"/>
-        </w:rPr>
-        <w:t>-</w:t>
-      </w:r>
-      <w:proofErr w:type="spellStart"/>
-      <w:r>
-        <w:rPr>
-          <w:i/>
-          <w:iCs/>
-          <w:sz w:val="24"/>
-          <w:lang w:val="es-ES"/>
-        </w:rPr>
-        <w:t>pgid</w:t>
-      </w:r>
-      <w:proofErr w:type="spellEnd"/>
-      <w:r>
-        <w:rPr>
-          <w:i/>
-          <w:iCs/>
-          <w:sz w:val="24"/>
-          <w:lang w:val="es-ES"/>
-        </w:rPr>
-        <w:t>, SIGTSTP),</w:t>
-      </w:r>
-      <w:r>
-        <w:rPr>
-          <w:sz w:val="24"/>
-          <w:lang w:val="es-ES"/>
-        </w:rPr>
-        <w:t xml:space="preserve"> se suspende todo el grupo en </w:t>
-      </w:r>
-      <w:proofErr w:type="spellStart"/>
-      <w:r>
-        <w:rPr>
-          <w:i/>
-          <w:iCs/>
-          <w:sz w:val="24"/>
-          <w:lang w:val="es-ES"/>
-        </w:rPr>
         <w:t>foreground</w:t>
       </w:r>
-      <w:proofErr w:type="spellEnd"/>
       <w:r>
         <w:rPr>
           <w:sz w:val="24"/>
@@ -5157,8 +4460,6 @@
         </w:rPr>
         <w:t xml:space="preserve"> Con </w:t>
       </w:r>
-      <w:proofErr w:type="spellStart"/>
-      <w:proofErr w:type="gramStart"/>
       <w:r>
         <w:rPr>
           <w:i/>
@@ -5166,47 +4467,7 @@
           <w:sz w:val="24"/>
           <w:lang w:val="es-ES"/>
         </w:rPr>
-        <w:t>kill</w:t>
-      </w:r>
-      <w:proofErr w:type="spellEnd"/>
-      <w:r>
-        <w:rPr>
-          <w:i/>
-          <w:iCs/>
-          <w:sz w:val="24"/>
-          <w:lang w:val="es-ES"/>
-        </w:rPr>
-        <w:t>(</w:t>
-      </w:r>
-      <w:proofErr w:type="gramEnd"/>
-      <w:r>
-        <w:rPr>
-          <w:i/>
-          <w:iCs/>
-          <w:sz w:val="24"/>
-          <w:lang w:val="es-ES"/>
-        </w:rPr>
-        <w:t>-</w:t>
-      </w:r>
-      <w:proofErr w:type="spellStart"/>
-      <w:r>
-        <w:rPr>
-          <w:i/>
-          <w:iCs/>
-          <w:sz w:val="24"/>
-          <w:lang w:val="es-ES"/>
-        </w:rPr>
-        <w:t>pgid</w:t>
-      </w:r>
-      <w:proofErr w:type="spellEnd"/>
-      <w:r>
-        <w:rPr>
-          <w:i/>
-          <w:iCs/>
-          <w:sz w:val="24"/>
-          <w:lang w:val="es-ES"/>
-        </w:rPr>
-        <w:t>, SIGKILL),</w:t>
+        <w:t>kill(-pgid, SIGKILL),</w:t>
       </w:r>
       <w:r>
         <w:rPr>
@@ -5249,42 +4510,8 @@
           <w:u w:val="single"/>
           <w:lang w:val="es-ES"/>
         </w:rPr>
-        <w:t xml:space="preserve">Integración con </w:t>
-      </w:r>
-      <w:proofErr w:type="spellStart"/>
-      <w:r>
-        <w:rPr>
-          <w:b/>
-          <w:bCs/>
-          <w:sz w:val="24"/>
-          <w:u w:val="single"/>
-          <w:lang w:val="es-ES"/>
-        </w:rPr>
-        <w:t>Foreground</w:t>
-      </w:r>
-      <w:proofErr w:type="spellEnd"/>
-      <w:r>
-        <w:rPr>
-          <w:b/>
-          <w:bCs/>
-          <w:sz w:val="24"/>
-          <w:u w:val="single"/>
-          <w:lang w:val="es-ES"/>
-        </w:rPr>
-        <w:t xml:space="preserve"> y </w:t>
-      </w:r>
-      <w:proofErr w:type="spellStart"/>
-      <w:r>
-        <w:rPr>
-          <w:b/>
-          <w:bCs/>
-          <w:sz w:val="24"/>
-          <w:u w:val="single"/>
-          <w:lang w:val="es-ES"/>
-        </w:rPr>
-        <w:t>Background</w:t>
-      </w:r>
-      <w:proofErr w:type="spellEnd"/>
+        <w:t>Integración con Foreground y Background</w:t>
+      </w:r>
     </w:p>
     <w:p>
       <w:pPr>
@@ -5296,7 +4523,6 @@
           <w:lang w:val="es-ES"/>
         </w:rPr>
       </w:pPr>
-      <w:proofErr w:type="spellStart"/>
       <w:r>
         <w:rPr>
           <w:i/>
@@ -5304,17 +4530,7 @@
           <w:sz w:val="24"/>
           <w:lang w:val="es-ES"/>
         </w:rPr>
-        <w:t>Foreground</w:t>
-      </w:r>
-      <w:proofErr w:type="spellEnd"/>
-      <w:r>
-        <w:rPr>
-          <w:i/>
-          <w:iCs/>
-          <w:sz w:val="24"/>
-          <w:lang w:val="es-ES"/>
-        </w:rPr>
-        <w:t>:</w:t>
+        <w:t>Foreground:</w:t>
       </w:r>
     </w:p>
     <w:p>
@@ -5343,9 +4559,15 @@
           <w:sz w:val="24"/>
           <w:lang w:val="es-ES"/>
         </w:rPr>
-        <w:t xml:space="preserve"> </w:t>
-      </w:r>
-      <w:proofErr w:type="spellStart"/>
+        <w:t xml:space="preserve"> foreground </w:t>
+      </w:r>
+      <w:r>
+        <w:rPr>
+          <w:sz w:val="24"/>
+          <w:lang w:val="es-ES"/>
+        </w:rPr>
+        <w:t xml:space="preserve">(almacenado en </w:t>
+      </w:r>
       <w:r>
         <w:rPr>
           <w:i/>
@@ -5353,36 +4575,8 @@
           <w:sz w:val="24"/>
           <w:lang w:val="es-ES"/>
         </w:rPr>
-        <w:t>foreground</w:t>
-      </w:r>
-      <w:proofErr w:type="spellEnd"/>
-      <w:r>
-        <w:rPr>
-          <w:i/>
-          <w:iCs/>
-          <w:sz w:val="24"/>
-          <w:lang w:val="es-ES"/>
-        </w:rPr>
-        <w:t xml:space="preserve"> </w:t>
-      </w:r>
-      <w:r>
-        <w:rPr>
-          <w:sz w:val="24"/>
-          <w:lang w:val="es-ES"/>
-        </w:rPr>
-        <w:t xml:space="preserve">(almacenado en </w:t>
-      </w:r>
-      <w:proofErr w:type="spellStart"/>
-      <w:r>
-        <w:rPr>
-          <w:i/>
-          <w:iCs/>
-          <w:sz w:val="24"/>
-          <w:lang w:val="es-ES"/>
-        </w:rPr>
         <w:t>fg_job</w:t>
       </w:r>
-      <w:proofErr w:type="spellEnd"/>
       <w:r>
         <w:rPr>
           <w:sz w:val="24"/>
@@ -5410,7 +4604,6 @@
         </w:rPr>
         <w:t xml:space="preserve">Si se suspende con </w:t>
       </w:r>
-      <w:proofErr w:type="spellStart"/>
       <w:r>
         <w:rPr>
           <w:i/>
@@ -5420,7 +4613,6 @@
         </w:rPr>
         <w:t>Ctrl+Z</w:t>
       </w:r>
-      <w:proofErr w:type="spellEnd"/>
       <w:r>
         <w:rPr>
           <w:sz w:val="24"/>
@@ -5428,7 +4620,6 @@
         </w:rPr>
         <w:t xml:space="preserve">, se mueve de </w:t>
       </w:r>
-      <w:proofErr w:type="spellStart"/>
       <w:r>
         <w:rPr>
           <w:i/>
@@ -5438,7 +4629,6 @@
         </w:rPr>
         <w:t>fg_job</w:t>
       </w:r>
-      <w:proofErr w:type="spellEnd"/>
       <w:r>
         <w:rPr>
           <w:sz w:val="24"/>
@@ -5446,7 +4636,6 @@
         </w:rPr>
         <w:t xml:space="preserve"> a </w:t>
       </w:r>
-      <w:proofErr w:type="spellStart"/>
       <w:r>
         <w:rPr>
           <w:i/>
@@ -5456,7 +4645,6 @@
         </w:rPr>
         <w:t>job_list</w:t>
       </w:r>
-      <w:proofErr w:type="spellEnd"/>
       <w:r>
         <w:rPr>
           <w:sz w:val="24"/>
@@ -5491,7 +4679,6 @@
           <w:lang w:val="es-ES"/>
         </w:rPr>
       </w:pPr>
-      <w:proofErr w:type="spellStart"/>
       <w:r>
         <w:rPr>
           <w:i/>
@@ -5501,7 +4688,6 @@
         </w:rPr>
         <w:t>Background</w:t>
       </w:r>
-      <w:proofErr w:type="spellEnd"/>
       <w:r>
         <w:rPr>
           <w:b/>
@@ -5582,27 +4768,7 @@
           <w:sz w:val="24"/>
           <w:lang w:val="es-ES"/>
         </w:rPr>
-        <w:t>(</w:t>
-      </w:r>
-      <w:proofErr w:type="spellStart"/>
-      <w:r>
-        <w:rPr>
-          <w:i/>
-          <w:iCs/>
-          <w:sz w:val="24"/>
-          <w:lang w:val="es-ES"/>
-        </w:rPr>
-        <w:t>bg</w:t>
-      </w:r>
-      <w:proofErr w:type="spellEnd"/>
-      <w:r>
-        <w:rPr>
-          <w:i/>
-          <w:iCs/>
-          <w:sz w:val="24"/>
-          <w:lang w:val="es-ES"/>
-        </w:rPr>
-        <w:t>)</w:t>
+        <w:t>(bg)</w:t>
       </w:r>
       <w:r>
         <w:rPr>
@@ -5658,7 +4824,6 @@
           <w:lang w:val="es-ES"/>
         </w:rPr>
       </w:pPr>
-      <w:proofErr w:type="spellStart"/>
       <w:r>
         <w:rPr>
           <w:b/>
@@ -5666,40 +4831,14 @@
           <w:sz w:val="24"/>
           <w:lang w:val="es-ES"/>
         </w:rPr>
-        <w:t>Prompt</w:t>
-      </w:r>
-      <w:proofErr w:type="spellEnd"/>
-      <w:r>
-        <w:rPr>
-          <w:b/>
-          <w:bCs/>
-          <w:sz w:val="24"/>
-          <w:lang w:val="es-ES"/>
-        </w:rPr>
-        <w:t>:</w:t>
-      </w:r>
-      <w:r>
-        <w:rPr>
-          <w:sz w:val="24"/>
-          <w:lang w:val="es-ES"/>
-        </w:rPr>
-        <w:t xml:space="preserve"> El bucle principal muestra un </w:t>
-      </w:r>
-      <w:proofErr w:type="spellStart"/>
-      <w:r>
-        <w:rPr>
-          <w:sz w:val="24"/>
-          <w:lang w:val="es-ES"/>
-        </w:rPr>
-        <w:t>prompt</w:t>
-      </w:r>
-      <w:proofErr w:type="spellEnd"/>
-      <w:r>
-        <w:rPr>
-          <w:sz w:val="24"/>
-          <w:lang w:val="es-ES"/>
-        </w:rPr>
-        <w:t xml:space="preserve"> que incluye el directorio actual.</w:t>
+        <w:t>Prompt:</w:t>
+      </w:r>
+      <w:r>
+        <w:rPr>
+          <w:sz w:val="24"/>
+          <w:lang w:val="es-ES"/>
+        </w:rPr>
+        <w:t xml:space="preserve"> El bucle principal muestra un prompt que incluye el directorio actual.</w:t>
       </w:r>
     </w:p>
     <w:p>
@@ -5721,27 +4860,7 @@
           <w:sz w:val="24"/>
           <w:lang w:val="es-ES"/>
         </w:rPr>
-        <w:t xml:space="preserve">Lectura y </w:t>
-      </w:r>
-      <w:proofErr w:type="spellStart"/>
-      <w:r>
-        <w:rPr>
-          <w:b/>
-          <w:bCs/>
-          <w:sz w:val="24"/>
-          <w:lang w:val="es-ES"/>
-        </w:rPr>
-        <w:t>Tokenización</w:t>
-      </w:r>
-      <w:proofErr w:type="spellEnd"/>
-      <w:r>
-        <w:rPr>
-          <w:b/>
-          <w:bCs/>
-          <w:sz w:val="24"/>
-          <w:lang w:val="es-ES"/>
-        </w:rPr>
-        <w:t>:</w:t>
+        <w:t>Lectura y Tokenización:</w:t>
       </w:r>
       <w:r>
         <w:rPr>
@@ -5755,46 +4874,14 @@
           <w:sz w:val="24"/>
           <w:lang w:val="es-ES"/>
         </w:rPr>
-        <w:t xml:space="preserve">. En caso de que la entrada sea una línea vacía no se </w:t>
-      </w:r>
-      <w:proofErr w:type="spellStart"/>
-      <w:r>
-        <w:rPr>
-          <w:sz w:val="24"/>
-          <w:lang w:val="es-ES"/>
-        </w:rPr>
-        <w:t>tokeniza</w:t>
-      </w:r>
-      <w:proofErr w:type="spellEnd"/>
-      <w:r>
-        <w:rPr>
-          <w:sz w:val="24"/>
-          <w:lang w:val="es-ES"/>
-        </w:rPr>
-        <w:t xml:space="preserve"> el input. En caso de que contenga comandos, se</w:t>
-      </w:r>
-      <w:r>
-        <w:rPr>
-          <w:sz w:val="24"/>
-          <w:lang w:val="es-ES"/>
-        </w:rPr>
-        <w:t xml:space="preserve"> procesa con </w:t>
-      </w:r>
-      <w:proofErr w:type="spellStart"/>
-      <w:r>
-        <w:rPr>
-          <w:sz w:val="24"/>
-          <w:lang w:val="es-ES"/>
-        </w:rPr>
-        <w:t>tokenize</w:t>
-      </w:r>
-      <w:proofErr w:type="spellEnd"/>
-      <w:r>
-        <w:rPr>
-          <w:sz w:val="24"/>
-          <w:lang w:val="es-ES"/>
-        </w:rPr>
-        <w:t>.</w:t>
+        <w:t>. En caso de que la entrada sea una línea vacía no se tokeniza el input. En caso de que contenga comandos, se</w:t>
+      </w:r>
+      <w:r>
+        <w:rPr>
+          <w:sz w:val="24"/>
+          <w:lang w:val="es-ES"/>
+        </w:rPr>
+        <w:t xml:space="preserve"> procesa con tokenize.</w:t>
       </w:r>
     </w:p>
     <w:p>
@@ -5830,55 +4917,7 @@
           <w:sz w:val="24"/>
           <w:lang w:val="es-ES"/>
         </w:rPr>
-        <w:t xml:space="preserve">, y realiza las comprobaciones necesarias: que en caso de haber más de un comando en la línea ninguno de ellos sea interno, y que en el caso de la ejecución de los mandatos </w:t>
-      </w:r>
-      <w:proofErr w:type="spellStart"/>
-      <w:r>
-        <w:rPr>
-          <w:sz w:val="24"/>
-          <w:lang w:val="es-ES"/>
-        </w:rPr>
-        <w:t>jobs</w:t>
-      </w:r>
-      <w:proofErr w:type="spellEnd"/>
-      <w:r>
-        <w:rPr>
-          <w:sz w:val="24"/>
-          <w:lang w:val="es-ES"/>
-        </w:rPr>
-        <w:t xml:space="preserve"> y </w:t>
-      </w:r>
-      <w:proofErr w:type="spellStart"/>
-      <w:r>
-        <w:rPr>
-          <w:sz w:val="24"/>
-          <w:lang w:val="es-ES"/>
-        </w:rPr>
-        <w:t>bg</w:t>
-      </w:r>
-      <w:proofErr w:type="spellEnd"/>
-      <w:r>
-        <w:rPr>
-          <w:sz w:val="24"/>
-          <w:lang w:val="es-ES"/>
-        </w:rPr>
-        <w:t xml:space="preserve"> la lista </w:t>
-      </w:r>
-      <w:proofErr w:type="spellStart"/>
-      <w:r>
-        <w:rPr>
-          <w:sz w:val="24"/>
-          <w:lang w:val="es-ES"/>
-        </w:rPr>
-        <w:t>job_list</w:t>
-      </w:r>
-      <w:proofErr w:type="spellEnd"/>
-      <w:r>
-        <w:rPr>
-          <w:sz w:val="24"/>
-          <w:lang w:val="es-ES"/>
-        </w:rPr>
-        <w:t xml:space="preserve"> no esté vacía</w:t>
+        <w:t>, y realiza las comprobaciones necesarias: que en caso de haber más de un comando en la línea ninguno de ellos sea interno, y que en el caso de la ejecución de los mandatos jobs y bg la lista job_list no esté vacía</w:t>
       </w:r>
       <w:r>
         <w:rPr>
@@ -5923,9 +4962,15 @@
           <w:sz w:val="24"/>
           <w:lang w:val="es-ES"/>
         </w:rPr>
-        <w:t xml:space="preserve"> </w:t>
-      </w:r>
-      <w:proofErr w:type="spellStart"/>
+        <w:t xml:space="preserve"> job_list </w:t>
+      </w:r>
+      <w:r>
+        <w:rPr>
+          <w:sz w:val="24"/>
+          <w:lang w:val="es-ES"/>
+        </w:rPr>
+        <w:t xml:space="preserve">o </w:t>
+      </w:r>
       <w:r>
         <w:rPr>
           <w:i/>
@@ -5933,36 +4978,8 @@
           <w:sz w:val="24"/>
           <w:lang w:val="es-ES"/>
         </w:rPr>
-        <w:t>job_list</w:t>
-      </w:r>
-      <w:proofErr w:type="spellEnd"/>
-      <w:r>
-        <w:rPr>
-          <w:i/>
-          <w:iCs/>
-          <w:sz w:val="24"/>
-          <w:lang w:val="es-ES"/>
-        </w:rPr>
-        <w:t xml:space="preserve"> </w:t>
-      </w:r>
-      <w:r>
-        <w:rPr>
-          <w:sz w:val="24"/>
-          <w:lang w:val="es-ES"/>
-        </w:rPr>
-        <w:t xml:space="preserve">o </w:t>
-      </w:r>
-      <w:proofErr w:type="spellStart"/>
-      <w:r>
-        <w:rPr>
-          <w:i/>
-          <w:iCs/>
-          <w:sz w:val="24"/>
-          <w:lang w:val="es-ES"/>
-        </w:rPr>
         <w:t>fg_job</w:t>
       </w:r>
-      <w:proofErr w:type="spellEnd"/>
       <w:r>
         <w:rPr>
           <w:sz w:val="24"/>
@@ -6137,19 +5154,8 @@
           <w:sz w:val="24"/>
           <w:lang w:val="es-ES"/>
         </w:rPr>
-        <w:t xml:space="preserve"> </w:t>
-      </w:r>
-      <w:proofErr w:type="spellStart"/>
-      <w:r>
-        <w:rPr>
-          <w:i/>
-          <w:iCs/>
-          <w:sz w:val="24"/>
-          <w:lang w:val="es-ES"/>
-        </w:rPr>
-        <w:t>bg</w:t>
-      </w:r>
-      <w:proofErr w:type="spellEnd"/>
+        <w:t xml:space="preserve"> bg</w:t>
+      </w:r>
       <w:r>
         <w:rPr>
           <w:sz w:val="24"/>
@@ -6182,17 +5188,8 @@
           <w:sz w:val="24"/>
           <w:lang w:val="es-ES"/>
         </w:rPr>
-        <w:t xml:space="preserve"> en </w:t>
-      </w:r>
-      <w:proofErr w:type="spellStart"/>
-      <w:r>
-        <w:rPr>
-          <w:sz w:val="24"/>
-          <w:lang w:val="es-ES"/>
-        </w:rPr>
-        <w:t>job_list</w:t>
-      </w:r>
-      <w:proofErr w:type="spellEnd"/>
+        <w:t xml:space="preserve"> en job_list</w:t>
+      </w:r>
       <w:r>
         <w:rPr>
           <w:sz w:val="24"/>
@@ -6218,23 +5215,7 @@
           <w:sz w:val="24"/>
           <w:lang w:val="es-ES"/>
         </w:rPr>
-        <w:t xml:space="preserve">Control de líneas vacías pasadas por </w:t>
-      </w:r>
-      <w:proofErr w:type="spellStart"/>
-      <w:r>
-        <w:rPr>
-          <w:sz w:val="24"/>
-          <w:lang w:val="es-ES"/>
-        </w:rPr>
-        <w:t>cmd</w:t>
-      </w:r>
-      <w:proofErr w:type="spellEnd"/>
-      <w:r>
-        <w:rPr>
-          <w:sz w:val="24"/>
-          <w:lang w:val="es-ES"/>
-        </w:rPr>
-        <w:t>.</w:t>
+        <w:t>Control de líneas vacías pasadas por cmd.</w:t>
       </w:r>
     </w:p>
     <w:p>
@@ -6297,7 +5278,6 @@
           <w:lang w:val="es-ES"/>
         </w:rPr>
       </w:pPr>
-      <w:proofErr w:type="spellStart"/>
       <w:r>
         <w:rPr>
           <w:i/>
@@ -6307,7 +5287,6 @@
         </w:rPr>
         <w:t>job_list</w:t>
       </w:r>
-      <w:proofErr w:type="spellEnd"/>
       <w:r>
         <w:rPr>
           <w:sz w:val="24"/>
@@ -6315,7 +5294,6 @@
         </w:rPr>
         <w:t xml:space="preserve"> y </w:t>
       </w:r>
-      <w:proofErr w:type="spellStart"/>
       <w:r>
         <w:rPr>
           <w:i/>
@@ -6325,7 +5303,6 @@
         </w:rPr>
         <w:t>fg_job</w:t>
       </w:r>
-      <w:proofErr w:type="spellEnd"/>
       <w:r>
         <w:rPr>
           <w:sz w:val="24"/>
@@ -6360,7 +5337,6 @@
         </w:rPr>
         <w:t xml:space="preserve">Cada trabajo en </w:t>
       </w:r>
-      <w:proofErr w:type="spellStart"/>
       <w:r>
         <w:rPr>
           <w:i/>
@@ -6370,7 +5346,6 @@
         </w:rPr>
         <w:t>job_list</w:t>
       </w:r>
-      <w:proofErr w:type="spellEnd"/>
       <w:r>
         <w:rPr>
           <w:sz w:val="24"/>
@@ -6383,17 +5358,8 @@
           <w:sz w:val="24"/>
           <w:lang w:val="es-ES"/>
         </w:rPr>
-        <w:t xml:space="preserve"> la ejecución de la </w:t>
-      </w:r>
-      <w:proofErr w:type="spellStart"/>
-      <w:r>
-        <w:rPr>
-          <w:sz w:val="24"/>
-          <w:lang w:val="es-ES"/>
-        </w:rPr>
-        <w:t>MiniShell</w:t>
-      </w:r>
-      <w:proofErr w:type="spellEnd"/>
+        <w:t xml:space="preserve"> la ejecución de la MiniShell</w:t>
+      </w:r>
       <w:r>
         <w:rPr>
           <w:sz w:val="24"/>
@@ -6421,7 +5387,6 @@
         </w:rPr>
         <w:t>El array de pipes (</w:t>
       </w:r>
-      <w:proofErr w:type="spellStart"/>
       <w:r>
         <w:rPr>
           <w:i/>
@@ -6431,7 +5396,6 @@
         </w:rPr>
         <w:t>pipe_array</w:t>
       </w:r>
-      <w:proofErr w:type="spellEnd"/>
       <w:r>
         <w:rPr>
           <w:sz w:val="24"/>
@@ -6561,7 +5525,6 @@
                 <w:bCs/>
               </w:rPr>
             </w:pPr>
-            <w:proofErr w:type="spellStart"/>
             <w:r>
               <w:rPr>
                 <w:b/>
@@ -6569,7 +5532,6 @@
               </w:rPr>
               <w:t>job_list</w:t>
             </w:r>
-            <w:proofErr w:type="spellEnd"/>
           </w:p>
         </w:tc>
         <w:tc>
@@ -6588,17 +5550,8 @@
                 <w:b/>
                 <w:bCs/>
               </w:rPr>
-              <w:t xml:space="preserve">Puntero a </w:t>
-            </w:r>
-            <w:proofErr w:type="spellStart"/>
-            <w:r>
-              <w:rPr>
-                <w:b/>
-                <w:bCs/>
-              </w:rPr>
-              <w:t>Tjob</w:t>
-            </w:r>
-            <w:proofErr w:type="spellEnd"/>
+              <w:t>Puntero a Tjob</w:t>
+            </w:r>
           </w:p>
         </w:tc>
         <w:tc>
@@ -6631,17 +5584,8 @@
                 <w:b/>
                 <w:bCs/>
               </w:rPr>
-              <w:t xml:space="preserve"> dentro de la </w:t>
-            </w:r>
-            <w:proofErr w:type="spellStart"/>
-            <w:r>
-              <w:rPr>
-                <w:b/>
-                <w:bCs/>
-              </w:rPr>
-              <w:t>minishell</w:t>
-            </w:r>
-            <w:proofErr w:type="spellEnd"/>
+              <w:t xml:space="preserve"> dentro de la minishell</w:t>
+            </w:r>
           </w:p>
         </w:tc>
       </w:tr>
@@ -6657,7 +5601,6 @@
                 <w:bCs/>
               </w:rPr>
             </w:pPr>
-            <w:proofErr w:type="spellStart"/>
             <w:r>
               <w:rPr>
                 <w:b/>
@@ -6665,7 +5608,6 @@
               </w:rPr>
               <w:t>pipe_array</w:t>
             </w:r>
-            <w:proofErr w:type="spellEnd"/>
           </w:p>
         </w:tc>
         <w:tc>
@@ -6721,7 +5663,6 @@
                 <w:bCs/>
               </w:rPr>
             </w:pPr>
-            <w:proofErr w:type="spellStart"/>
             <w:r>
               <w:rPr>
                 <w:b/>
@@ -6729,7 +5670,6 @@
               </w:rPr>
               <w:t>next_job</w:t>
             </w:r>
-            <w:proofErr w:type="spellEnd"/>
           </w:p>
         </w:tc>
         <w:tc>
@@ -6743,7 +5683,6 @@
                 <w:bCs/>
               </w:rPr>
             </w:pPr>
-            <w:proofErr w:type="spellStart"/>
             <w:r>
               <w:rPr>
                 <w:b/>
@@ -6751,7 +5690,6 @@
               </w:rPr>
               <w:t>int</w:t>
             </w:r>
-            <w:proofErr w:type="spellEnd"/>
           </w:p>
         </w:tc>
         <w:tc>
@@ -6784,17 +5722,8 @@
                 <w:b/>
                 <w:bCs/>
               </w:rPr>
-              <w:t xml:space="preserve"> de </w:t>
-            </w:r>
-            <w:proofErr w:type="spellStart"/>
-            <w:r>
-              <w:rPr>
-                <w:b/>
-                <w:bCs/>
-              </w:rPr>
-              <w:t>job_list</w:t>
-            </w:r>
-            <w:proofErr w:type="spellEnd"/>
+              <w:t xml:space="preserve"> de job_list</w:t>
+            </w:r>
           </w:p>
         </w:tc>
       </w:tr>
@@ -6810,7 +5739,6 @@
                 <w:bCs/>
               </w:rPr>
             </w:pPr>
-            <w:proofErr w:type="spellStart"/>
             <w:r>
               <w:rPr>
                 <w:b/>
@@ -6818,7 +5746,6 @@
               </w:rPr>
               <w:t>last_job</w:t>
             </w:r>
-            <w:proofErr w:type="spellEnd"/>
           </w:p>
         </w:tc>
         <w:tc>
@@ -6832,7 +5759,6 @@
                 <w:bCs/>
               </w:rPr>
             </w:pPr>
-            <w:proofErr w:type="spellStart"/>
             <w:r>
               <w:rPr>
                 <w:b/>
@@ -6840,7 +5766,6 @@
               </w:rPr>
               <w:t>int</w:t>
             </w:r>
-            <w:proofErr w:type="spellEnd"/>
           </w:p>
         </w:tc>
         <w:tc>
@@ -6859,23 +5784,7 @@
                 <w:b/>
                 <w:bCs/>
               </w:rPr>
-              <w:t xml:space="preserve">Posición del último </w:t>
-            </w:r>
-            <w:proofErr w:type="spellStart"/>
-            <w:r>
-              <w:rPr>
-                <w:b/>
-                <w:bCs/>
-              </w:rPr>
-              <w:t>job</w:t>
-            </w:r>
-            <w:proofErr w:type="spellEnd"/>
-            <w:r>
-              <w:rPr>
-                <w:b/>
-                <w:bCs/>
-              </w:rPr>
-              <w:t xml:space="preserve"> almacenado</w:t>
+              <w:t>Posición del último job almacenado</w:t>
             </w:r>
           </w:p>
         </w:tc>
@@ -6892,7 +5801,6 @@
                 <w:bCs/>
               </w:rPr>
             </w:pPr>
-            <w:proofErr w:type="spellStart"/>
             <w:r>
               <w:rPr>
                 <w:b/>
@@ -6900,7 +5808,6 @@
               </w:rPr>
               <w:t>prev_last_job</w:t>
             </w:r>
-            <w:proofErr w:type="spellEnd"/>
           </w:p>
         </w:tc>
         <w:tc>
@@ -6914,7 +5821,6 @@
                 <w:bCs/>
               </w:rPr>
             </w:pPr>
-            <w:proofErr w:type="spellStart"/>
             <w:r>
               <w:rPr>
                 <w:b/>
@@ -6922,7 +5828,6 @@
               </w:rPr>
               <w:t>int</w:t>
             </w:r>
-            <w:proofErr w:type="spellEnd"/>
           </w:p>
         </w:tc>
         <w:tc>
@@ -6941,23 +5846,7 @@
                 <w:b/>
                 <w:bCs/>
               </w:rPr>
-              <w:t xml:space="preserve">Posición del penúltimo </w:t>
-            </w:r>
-            <w:proofErr w:type="spellStart"/>
-            <w:r>
-              <w:rPr>
-                <w:b/>
-                <w:bCs/>
-              </w:rPr>
-              <w:t>job</w:t>
-            </w:r>
-            <w:proofErr w:type="spellEnd"/>
-            <w:r>
-              <w:rPr>
-                <w:b/>
-                <w:bCs/>
-              </w:rPr>
-              <w:t xml:space="preserve"> almacenado</w:t>
+              <w:t>Posición del penúltimo job almacenado</w:t>
             </w:r>
           </w:p>
         </w:tc>
@@ -6974,7 +5863,6 @@
                 <w:bCs/>
               </w:rPr>
             </w:pPr>
-            <w:proofErr w:type="spellStart"/>
             <w:r>
               <w:rPr>
                 <w:b/>
@@ -6982,7 +5870,6 @@
               </w:rPr>
               <w:t>parsed_line</w:t>
             </w:r>
-            <w:proofErr w:type="spellEnd"/>
           </w:p>
         </w:tc>
         <w:tc>
@@ -7001,17 +5888,8 @@
                 <w:b/>
                 <w:bCs/>
               </w:rPr>
-              <w:t xml:space="preserve">Puntero a </w:t>
-            </w:r>
-            <w:proofErr w:type="spellStart"/>
-            <w:r>
-              <w:rPr>
-                <w:b/>
-                <w:bCs/>
-              </w:rPr>
-              <w:t>tline</w:t>
-            </w:r>
-            <w:proofErr w:type="spellEnd"/>
+              <w:t>Puntero a tline</w:t>
+            </w:r>
           </w:p>
         </w:tc>
         <w:tc>
@@ -7030,23 +5908,7 @@
                 <w:b/>
                 <w:bCs/>
               </w:rPr>
-              <w:t xml:space="preserve">Posición del penúltimo </w:t>
-            </w:r>
-            <w:proofErr w:type="spellStart"/>
-            <w:r>
-              <w:rPr>
-                <w:b/>
-                <w:bCs/>
-              </w:rPr>
-              <w:t>job</w:t>
-            </w:r>
-            <w:proofErr w:type="spellEnd"/>
-            <w:r>
-              <w:rPr>
-                <w:b/>
-                <w:bCs/>
-              </w:rPr>
-              <w:t xml:space="preserve"> almacenado</w:t>
+              <w:t>Posición del penúltimo job almacenado</w:t>
             </w:r>
           </w:p>
         </w:tc>
@@ -7063,7 +5925,6 @@
                 <w:bCs/>
               </w:rPr>
             </w:pPr>
-            <w:proofErr w:type="spellStart"/>
             <w:r>
               <w:rPr>
                 <w:b/>
@@ -7071,7 +5932,6 @@
               </w:rPr>
               <w:t>fg_job</w:t>
             </w:r>
-            <w:proofErr w:type="spellEnd"/>
           </w:p>
         </w:tc>
         <w:tc>
@@ -7085,7 +5945,6 @@
                 <w:bCs/>
               </w:rPr>
             </w:pPr>
-            <w:proofErr w:type="spellStart"/>
             <w:r>
               <w:rPr>
                 <w:b/>
@@ -7093,7 +5952,6 @@
               </w:rPr>
               <w:t>Tjob</w:t>
             </w:r>
-            <w:proofErr w:type="spellEnd"/>
           </w:p>
         </w:tc>
         <w:tc>
@@ -7119,17 +5977,8 @@
                 <w:b/>
                 <w:bCs/>
               </w:rPr>
-              <w:t xml:space="preserve"> proceso en ejecución en </w:t>
-            </w:r>
-            <w:proofErr w:type="spellStart"/>
-            <w:r>
-              <w:rPr>
-                <w:b/>
-                <w:bCs/>
-              </w:rPr>
-              <w:t>foreground</w:t>
-            </w:r>
-            <w:proofErr w:type="spellEnd"/>
+              <w:t xml:space="preserve"> proceso en ejecución en foreground</w:t>
+            </w:r>
           </w:p>
         </w:tc>
       </w:tr>
@@ -7193,7 +6042,6 @@
                 <w:bCs/>
               </w:rPr>
             </w:pPr>
-            <w:proofErr w:type="spellStart"/>
             <w:r>
               <w:rPr>
                 <w:b/>
@@ -7201,7 +6049,6 @@
               </w:rPr>
               <w:t>main</w:t>
             </w:r>
-            <w:proofErr w:type="spellEnd"/>
           </w:p>
         </w:tc>
         <w:tc>
@@ -7414,17 +6261,8 @@
                 <w:b/>
                 <w:bCs/>
               </w:rPr>
-              <w:t xml:space="preserve">Array estático de </w:t>
-            </w:r>
-            <w:proofErr w:type="spellStart"/>
-            <w:r>
-              <w:rPr>
-                <w:b/>
-                <w:bCs/>
-              </w:rPr>
-              <w:t>char</w:t>
-            </w:r>
-            <w:proofErr w:type="spellEnd"/>
+              <w:t>Array estático de char</w:t>
+            </w:r>
           </w:p>
         </w:tc>
         <w:tc>
@@ -7503,7 +6341,6 @@
                 <w:bCs/>
               </w:rPr>
             </w:pPr>
-            <w:proofErr w:type="spellStart"/>
             <w:r>
               <w:rPr>
                 <w:b/>
@@ -7511,7 +6348,6 @@
               </w:rPr>
               <w:t>int</w:t>
             </w:r>
-            <w:proofErr w:type="spellEnd"/>
           </w:p>
         </w:tc>
         <w:tc>
@@ -7594,7 +6430,6 @@
                 <w:bCs/>
               </w:rPr>
             </w:pPr>
-            <w:proofErr w:type="spellStart"/>
             <w:r>
               <w:rPr>
                 <w:b/>
@@ -7602,7 +6437,6 @@
               </w:rPr>
               <w:t>valid</w:t>
             </w:r>
-            <w:proofErr w:type="spellEnd"/>
           </w:p>
         </w:tc>
         <w:tc>
@@ -7616,7 +6450,6 @@
                 <w:bCs/>
               </w:rPr>
             </w:pPr>
-            <w:proofErr w:type="spellStart"/>
             <w:r>
               <w:rPr>
                 <w:b/>
@@ -7624,7 +6457,6 @@
               </w:rPr>
               <w:t>bool</w:t>
             </w:r>
-            <w:proofErr w:type="spellEnd"/>
           </w:p>
         </w:tc>
         <w:tc>
@@ -7650,55 +6482,7 @@
                 <w:b/>
                 <w:bCs/>
               </w:rPr>
-              <w:t xml:space="preserve"> de que el comando </w:t>
-            </w:r>
-            <w:proofErr w:type="spellStart"/>
-            <w:r>
-              <w:rPr>
-                <w:b/>
-                <w:bCs/>
-              </w:rPr>
-              <w:t>tokenizado</w:t>
-            </w:r>
-            <w:proofErr w:type="spellEnd"/>
-            <w:r>
-              <w:rPr>
-                <w:b/>
-                <w:bCs/>
-              </w:rPr>
-              <w:t xml:space="preserve"> se le pueda pasar a </w:t>
-            </w:r>
-            <w:proofErr w:type="spellStart"/>
-            <w:r>
-              <w:rPr>
-                <w:b/>
-                <w:bCs/>
-              </w:rPr>
-              <w:t>process</w:t>
-            </w:r>
-            <w:proofErr w:type="spellEnd"/>
-            <w:r>
-              <w:rPr>
-                <w:b/>
-                <w:bCs/>
-              </w:rPr>
-              <w:t xml:space="preserve"> </w:t>
-            </w:r>
-            <w:proofErr w:type="spellStart"/>
-            <w:r>
-              <w:rPr>
-                <w:b/>
-                <w:bCs/>
-              </w:rPr>
-              <w:t>command</w:t>
-            </w:r>
-            <w:proofErr w:type="spellEnd"/>
-            <w:r>
-              <w:rPr>
-                <w:b/>
-                <w:bCs/>
-              </w:rPr>
-              <w:t>.</w:t>
+              <w:t xml:space="preserve"> de que el comando tokenizado se le pueda pasar a process command.</w:t>
             </w:r>
           </w:p>
         </w:tc>
@@ -7741,7 +6525,6 @@
                 <w:bCs/>
               </w:rPr>
             </w:pPr>
-            <w:proofErr w:type="spellStart"/>
             <w:r>
               <w:rPr>
                 <w:b/>
@@ -7749,7 +6532,6 @@
               </w:rPr>
               <w:t>current_dir</w:t>
             </w:r>
-            <w:proofErr w:type="spellEnd"/>
           </w:p>
         </w:tc>
         <w:tc>
@@ -7768,17 +6550,8 @@
                 <w:b/>
                 <w:bCs/>
               </w:rPr>
-              <w:t xml:space="preserve">Array estático de </w:t>
-            </w:r>
-            <w:proofErr w:type="spellStart"/>
-            <w:r>
-              <w:rPr>
-                <w:b/>
-                <w:bCs/>
-              </w:rPr>
-              <w:t>char</w:t>
-            </w:r>
-            <w:proofErr w:type="spellEnd"/>
+              <w:t>Array estático de char</w:t>
+            </w:r>
           </w:p>
         </w:tc>
         <w:tc>
@@ -7928,7 +6701,6 @@
                 <w:bCs/>
               </w:rPr>
             </w:pPr>
-            <w:proofErr w:type="spellStart"/>
             <w:r>
               <w:rPr>
                 <w:b/>
@@ -7936,7 +6708,6 @@
               </w:rPr>
               <w:t>int</w:t>
             </w:r>
-            <w:proofErr w:type="spellEnd"/>
           </w:p>
         </w:tc>
         <w:tc>
@@ -8103,7 +6874,6 @@
                 <w:bCs/>
               </w:rPr>
             </w:pPr>
-            <w:proofErr w:type="spellStart"/>
             <w:r>
               <w:rPr>
                 <w:b/>
@@ -8111,7 +6881,6 @@
               </w:rPr>
               <w:t>process_command</w:t>
             </w:r>
-            <w:proofErr w:type="spellEnd"/>
           </w:p>
         </w:tc>
         <w:tc>
@@ -8224,7 +6993,6 @@
                 <w:bCs/>
               </w:rPr>
             </w:pPr>
-            <w:proofErr w:type="spellStart"/>
             <w:r>
               <w:rPr>
                 <w:b/>
@@ -8232,7 +7000,6 @@
               </w:rPr>
               <w:t>cmd</w:t>
             </w:r>
-            <w:proofErr w:type="spellEnd"/>
           </w:p>
         </w:tc>
         <w:tc>
@@ -8251,17 +7018,8 @@
                 <w:b/>
                 <w:bCs/>
               </w:rPr>
-              <w:t xml:space="preserve">Puntero a </w:t>
-            </w:r>
-            <w:proofErr w:type="spellStart"/>
-            <w:r>
-              <w:rPr>
-                <w:b/>
-                <w:bCs/>
-              </w:rPr>
-              <w:t>tline</w:t>
-            </w:r>
-            <w:proofErr w:type="spellEnd"/>
+              <w:t>Puntero a tline</w:t>
+            </w:r>
           </w:p>
         </w:tc>
         <w:tc>
@@ -8280,17 +7038,8 @@
                 <w:b/>
                 <w:bCs/>
               </w:rPr>
-              <w:t xml:space="preserve">La línea </w:t>
-            </w:r>
-            <w:proofErr w:type="spellStart"/>
-            <w:r>
-              <w:rPr>
-                <w:b/>
-                <w:bCs/>
-              </w:rPr>
-              <w:t>tockenizada</w:t>
-            </w:r>
-            <w:proofErr w:type="spellEnd"/>
+              <w:t>La línea tockenizada</w:t>
+            </w:r>
           </w:p>
         </w:tc>
       </w:tr>
@@ -8337,7 +7086,6 @@
                 <w:bCs/>
               </w:rPr>
             </w:pPr>
-            <w:proofErr w:type="spellStart"/>
             <w:r>
               <w:rPr>
                 <w:b/>
@@ -8345,7 +7093,6 @@
               </w:rPr>
               <w:t>selected_job</w:t>
             </w:r>
-            <w:proofErr w:type="spellEnd"/>
           </w:p>
         </w:tc>
         <w:tc>
@@ -8359,7 +7106,6 @@
                 <w:bCs/>
               </w:rPr>
             </w:pPr>
-            <w:proofErr w:type="spellStart"/>
             <w:r>
               <w:rPr>
                 <w:b/>
@@ -8367,7 +7113,6 @@
               </w:rPr>
               <w:t>int</w:t>
             </w:r>
-            <w:proofErr w:type="spellEnd"/>
           </w:p>
         </w:tc>
         <w:tc>
@@ -8446,7 +7191,6 @@
                 <w:bCs/>
               </w:rPr>
             </w:pPr>
-            <w:proofErr w:type="spellStart"/>
             <w:r>
               <w:rPr>
                 <w:b/>
@@ -8454,7 +7198,6 @@
               </w:rPr>
               <w:t>int</w:t>
             </w:r>
-            <w:proofErr w:type="spellEnd"/>
           </w:p>
         </w:tc>
         <w:tc>
@@ -8473,23 +7216,7 @@
                 <w:b/>
                 <w:bCs/>
               </w:rPr>
-              <w:t xml:space="preserve">Variable para iteración de bucles y acceso a variables con índices (como </w:t>
-            </w:r>
-            <w:proofErr w:type="spellStart"/>
-            <w:r>
-              <w:rPr>
-                <w:b/>
-                <w:bCs/>
-              </w:rPr>
-              <w:t>pipe_array</w:t>
-            </w:r>
-            <w:proofErr w:type="spellEnd"/>
-            <w:r>
-              <w:rPr>
-                <w:b/>
-                <w:bCs/>
-              </w:rPr>
-              <w:t>).</w:t>
+              <w:t>Variable para iteración de bucles y acceso a variables con índices (como pipe_array).</w:t>
             </w:r>
           </w:p>
         </w:tc>
@@ -8549,7 +7276,6 @@
                 <w:bCs/>
               </w:rPr>
             </w:pPr>
-            <w:proofErr w:type="spellStart"/>
             <w:r>
               <w:rPr>
                 <w:b/>
@@ -8557,7 +7283,6 @@
               </w:rPr>
               <w:t>int</w:t>
             </w:r>
-            <w:proofErr w:type="spellEnd"/>
           </w:p>
         </w:tc>
         <w:tc>
@@ -8636,7 +7361,6 @@
                 <w:bCs/>
               </w:rPr>
             </w:pPr>
-            <w:proofErr w:type="spellStart"/>
             <w:r>
               <w:rPr>
                 <w:b/>
@@ -8644,7 +7368,6 @@
               </w:rPr>
               <w:t>int</w:t>
             </w:r>
-            <w:proofErr w:type="spellEnd"/>
           </w:p>
         </w:tc>
         <w:tc>
@@ -8663,23 +7386,7 @@
                 <w:b/>
                 <w:bCs/>
               </w:rPr>
-              <w:t xml:space="preserve">Variable que muestra los </w:t>
-            </w:r>
-            <w:proofErr w:type="spellStart"/>
-            <w:r>
-              <w:rPr>
-                <w:b/>
-                <w:bCs/>
-              </w:rPr>
-              <w:t>PIDs</w:t>
-            </w:r>
-            <w:proofErr w:type="spellEnd"/>
-            <w:r>
-              <w:rPr>
-                <w:b/>
-                <w:bCs/>
-              </w:rPr>
-              <w:t xml:space="preserve"> de cada proceso.</w:t>
+              <w:t>Variable que muestra los PIDs de cada proceso.</w:t>
             </w:r>
           </w:p>
         </w:tc>
@@ -8719,7 +7426,6 @@
                 <w:bCs/>
               </w:rPr>
             </w:pPr>
-            <w:proofErr w:type="gramStart"/>
             <w:r>
               <w:rPr>
                 <w:b/>
@@ -8727,7 +7433,6 @@
               </w:rPr>
               <w:t>status</w:t>
             </w:r>
-            <w:proofErr w:type="gramEnd"/>
           </w:p>
         </w:tc>
         <w:tc>
@@ -8741,7 +7446,6 @@
                 <w:bCs/>
               </w:rPr>
             </w:pPr>
-            <w:proofErr w:type="spellStart"/>
             <w:r>
               <w:rPr>
                 <w:b/>
@@ -8749,7 +7453,6 @@
               </w:rPr>
               <w:t>int</w:t>
             </w:r>
-            <w:proofErr w:type="spellEnd"/>
           </w:p>
         </w:tc>
         <w:tc>
@@ -8822,21 +7525,12 @@
                 <w:bCs/>
               </w:rPr>
             </w:pPr>
-            <w:proofErr w:type="spellStart"/>
-            <w:r>
-              <w:rPr>
-                <w:b/>
-                <w:bCs/>
-              </w:rPr>
-              <w:t>job_</w:t>
-            </w:r>
-            <w:proofErr w:type="gramStart"/>
-            <w:r>
-              <w:rPr>
-                <w:b/>
-                <w:bCs/>
-              </w:rPr>
-              <w:t>s</w:t>
+            <w:r>
+              <w:rPr>
+                <w:b/>
+                <w:bCs/>
+              </w:rPr>
+              <w:t>job_s</w:t>
             </w:r>
             <w:r>
               <w:rPr>
@@ -8845,8 +7539,6 @@
               </w:rPr>
               <w:t>tatus</w:t>
             </w:r>
-            <w:proofErr w:type="spellEnd"/>
-            <w:proofErr w:type="gramEnd"/>
           </w:p>
         </w:tc>
         <w:tc>
@@ -8865,17 +7557,8 @@
                 <w:b/>
                 <w:bCs/>
               </w:rPr>
-              <w:t xml:space="preserve">Puntero a </w:t>
-            </w:r>
-            <w:proofErr w:type="spellStart"/>
-            <w:r>
-              <w:rPr>
-                <w:b/>
-                <w:bCs/>
-              </w:rPr>
-              <w:t>char</w:t>
-            </w:r>
-            <w:proofErr w:type="spellEnd"/>
+              <w:t>Puntero a char</w:t>
+            </w:r>
           </w:p>
         </w:tc>
         <w:tc>
@@ -8894,23 +7577,7 @@
                 <w:b/>
                 <w:bCs/>
               </w:rPr>
-              <w:t xml:space="preserve">Guarda el </w:t>
-            </w:r>
-            <w:proofErr w:type="spellStart"/>
-            <w:r>
-              <w:rPr>
-                <w:b/>
-                <w:bCs/>
-              </w:rPr>
-              <w:t>string</w:t>
-            </w:r>
-            <w:proofErr w:type="spellEnd"/>
-            <w:r>
-              <w:rPr>
-                <w:b/>
-                <w:bCs/>
-              </w:rPr>
-              <w:t xml:space="preserve"> para imprimir por pantalla el estado del proceso según su valor del enumerado.</w:t>
+              <w:t>Guarda el string para imprimir por pantalla el estado del proceso según su valor del enumerado.</w:t>
             </w:r>
           </w:p>
         </w:tc>
@@ -8950,7 +7617,6 @@
                 <w:bCs/>
               </w:rPr>
             </w:pPr>
-            <w:proofErr w:type="spellStart"/>
             <w:r>
               <w:rPr>
                 <w:b/>
@@ -8958,7 +7624,6 @@
               </w:rPr>
               <w:t>pgid</w:t>
             </w:r>
-            <w:proofErr w:type="spellEnd"/>
           </w:p>
         </w:tc>
         <w:tc>
@@ -8972,7 +7637,6 @@
                 <w:bCs/>
               </w:rPr>
             </w:pPr>
-            <w:proofErr w:type="spellStart"/>
             <w:r>
               <w:rPr>
                 <w:b/>
@@ -8980,7 +7644,6 @@
               </w:rPr>
               <w:t>pid_t</w:t>
             </w:r>
-            <w:proofErr w:type="spellEnd"/>
           </w:p>
         </w:tc>
         <w:tc>
@@ -9039,7 +7702,6 @@
                 <w:bCs/>
               </w:rPr>
             </w:pPr>
-            <w:proofErr w:type="spellStart"/>
             <w:r>
               <w:rPr>
                 <w:b/>
@@ -9047,7 +7709,6 @@
               </w:rPr>
               <w:t>pid</w:t>
             </w:r>
-            <w:proofErr w:type="spellEnd"/>
           </w:p>
         </w:tc>
         <w:tc>
@@ -9061,7 +7722,6 @@
                 <w:bCs/>
               </w:rPr>
             </w:pPr>
-            <w:proofErr w:type="spellStart"/>
             <w:r>
               <w:rPr>
                 <w:b/>
@@ -9069,7 +7729,6 @@
               </w:rPr>
               <w:t>pid_t</w:t>
             </w:r>
-            <w:proofErr w:type="spellEnd"/>
           </w:p>
         </w:tc>
         <w:tc>
@@ -9154,7 +7813,6 @@
                 <w:bCs/>
               </w:rPr>
             </w:pPr>
-            <w:proofErr w:type="spellStart"/>
             <w:r>
               <w:rPr>
                 <w:b/>
@@ -9162,7 +7820,6 @@
               </w:rPr>
               <w:t>void</w:t>
             </w:r>
-            <w:proofErr w:type="spellEnd"/>
           </w:p>
         </w:tc>
         <w:tc>
@@ -9319,7 +7976,6 @@
                 <w:bCs/>
               </w:rPr>
             </w:pPr>
-            <w:proofErr w:type="spellStart"/>
             <w:r>
               <w:rPr>
                 <w:b/>
@@ -9327,7 +7983,6 @@
               </w:rPr>
               <w:t>input_redirect</w:t>
             </w:r>
-            <w:proofErr w:type="spellEnd"/>
           </w:p>
         </w:tc>
         <w:tc>
@@ -9465,17 +8120,8 @@
                 <w:b/>
                 <w:bCs/>
               </w:rPr>
-              <w:t xml:space="preserve">Puntero constante de tipo </w:t>
-            </w:r>
-            <w:proofErr w:type="spellStart"/>
-            <w:r>
-              <w:rPr>
-                <w:b/>
-                <w:bCs/>
-              </w:rPr>
-              <w:t>char</w:t>
-            </w:r>
-            <w:proofErr w:type="spellEnd"/>
+              <w:t>Puntero constante de tipo char</w:t>
+            </w:r>
           </w:p>
         </w:tc>
         <w:tc>
@@ -9542,7 +8188,6 @@
                 <w:bCs/>
               </w:rPr>
             </w:pPr>
-            <w:proofErr w:type="spellStart"/>
             <w:r>
               <w:rPr>
                 <w:b/>
@@ -9550,7 +8195,6 @@
               </w:rPr>
               <w:t>fd</w:t>
             </w:r>
-            <w:proofErr w:type="spellEnd"/>
           </w:p>
         </w:tc>
         <w:tc>
@@ -9564,7 +8208,6 @@
                 <w:bCs/>
               </w:rPr>
             </w:pPr>
-            <w:proofErr w:type="spellStart"/>
             <w:r>
               <w:rPr>
                 <w:b/>
@@ -9572,7 +8215,6 @@
               </w:rPr>
               <w:t>int</w:t>
             </w:r>
-            <w:proofErr w:type="spellEnd"/>
           </w:p>
         </w:tc>
         <w:tc>
@@ -9664,7 +8306,6 @@
                 <w:bCs/>
               </w:rPr>
             </w:pPr>
-            <w:proofErr w:type="spellStart"/>
             <w:r>
               <w:rPr>
                 <w:b/>
@@ -9672,7 +8313,6 @@
               </w:rPr>
               <w:t>void</w:t>
             </w:r>
-            <w:proofErr w:type="spellEnd"/>
           </w:p>
         </w:tc>
         <w:tc>
@@ -9823,7 +8463,6 @@
                 <w:bCs/>
               </w:rPr>
             </w:pPr>
-            <w:proofErr w:type="spellStart"/>
             <w:r>
               <w:rPr>
                 <w:b/>
@@ -9831,7 +8470,6 @@
               </w:rPr>
               <w:t>output_redirect</w:t>
             </w:r>
-            <w:proofErr w:type="spellEnd"/>
           </w:p>
         </w:tc>
         <w:tc>
@@ -9969,17 +8607,8 @@
                 <w:b/>
                 <w:bCs/>
               </w:rPr>
-              <w:t xml:space="preserve">Puntero constante de tipo </w:t>
-            </w:r>
-            <w:proofErr w:type="spellStart"/>
-            <w:r>
-              <w:rPr>
-                <w:b/>
-                <w:bCs/>
-              </w:rPr>
-              <w:t>char</w:t>
-            </w:r>
-            <w:proofErr w:type="spellEnd"/>
+              <w:t>Puntero constante de tipo char</w:t>
+            </w:r>
           </w:p>
         </w:tc>
         <w:tc>
@@ -10046,7 +8675,6 @@
                 <w:bCs/>
               </w:rPr>
             </w:pPr>
-            <w:proofErr w:type="spellStart"/>
             <w:r>
               <w:rPr>
                 <w:b/>
@@ -10054,7 +8682,6 @@
               </w:rPr>
               <w:t>fd</w:t>
             </w:r>
-            <w:proofErr w:type="spellEnd"/>
           </w:p>
         </w:tc>
         <w:tc>
@@ -10068,7 +8695,6 @@
                 <w:bCs/>
               </w:rPr>
             </w:pPr>
-            <w:proofErr w:type="spellStart"/>
             <w:r>
               <w:rPr>
                 <w:b/>
@@ -10076,7 +8702,6 @@
               </w:rPr>
               <w:t>int</w:t>
             </w:r>
-            <w:proofErr w:type="spellEnd"/>
           </w:p>
         </w:tc>
         <w:tc>
@@ -10161,7 +8786,6 @@
                 <w:bCs/>
               </w:rPr>
             </w:pPr>
-            <w:proofErr w:type="spellStart"/>
             <w:r>
               <w:rPr>
                 <w:b/>
@@ -10169,7 +8793,6 @@
               </w:rPr>
               <w:t>void</w:t>
             </w:r>
-            <w:proofErr w:type="spellEnd"/>
           </w:p>
         </w:tc>
         <w:tc>
@@ -10334,7 +8957,6 @@
                 <w:bCs/>
               </w:rPr>
             </w:pPr>
-            <w:proofErr w:type="spellStart"/>
             <w:r>
               <w:rPr>
                 <w:b/>
@@ -10342,7 +8964,6 @@
               </w:rPr>
               <w:t>error_redirect</w:t>
             </w:r>
-            <w:proofErr w:type="spellEnd"/>
           </w:p>
         </w:tc>
         <w:tc>
@@ -10481,17 +9102,8 @@
                 <w:b/>
                 <w:bCs/>
               </w:rPr>
-              <w:t xml:space="preserve">Puntero constante a </w:t>
-            </w:r>
-            <w:proofErr w:type="spellStart"/>
-            <w:r>
-              <w:rPr>
-                <w:b/>
-                <w:bCs/>
-              </w:rPr>
-              <w:t>char</w:t>
-            </w:r>
-            <w:proofErr w:type="spellEnd"/>
+              <w:t>Puntero constante a char</w:t>
+            </w:r>
           </w:p>
         </w:tc>
         <w:tc>
@@ -10558,7 +9170,6 @@
                 <w:bCs/>
               </w:rPr>
             </w:pPr>
-            <w:proofErr w:type="spellStart"/>
             <w:r>
               <w:rPr>
                 <w:b/>
@@ -10566,7 +9177,6 @@
               </w:rPr>
               <w:t>fd</w:t>
             </w:r>
-            <w:proofErr w:type="spellEnd"/>
           </w:p>
         </w:tc>
         <w:tc>
@@ -10580,7 +9190,6 @@
                 <w:bCs/>
               </w:rPr>
             </w:pPr>
-            <w:proofErr w:type="spellStart"/>
             <w:r>
               <w:rPr>
                 <w:b/>
@@ -10588,7 +9197,6 @@
               </w:rPr>
               <w:t>int</w:t>
             </w:r>
-            <w:proofErr w:type="spellEnd"/>
           </w:p>
         </w:tc>
         <w:tc>
@@ -10673,7 +9281,6 @@
                 <w:bCs/>
               </w:rPr>
             </w:pPr>
-            <w:proofErr w:type="spellStart"/>
             <w:r>
               <w:rPr>
                 <w:b/>
@@ -10681,7 +9288,6 @@
               </w:rPr>
               <w:t>void</w:t>
             </w:r>
-            <w:proofErr w:type="spellEnd"/>
           </w:p>
         </w:tc>
         <w:tc>
@@ -10831,7 +9437,6 @@
                 <w:bCs/>
               </w:rPr>
             </w:pPr>
-            <w:proofErr w:type="spellStart"/>
             <w:r>
               <w:rPr>
                 <w:b/>
@@ -10839,7 +9444,6 @@
               </w:rPr>
               <w:t>run_cd</w:t>
             </w:r>
-            <w:proofErr w:type="spellEnd"/>
           </w:p>
         </w:tc>
         <w:tc>
@@ -10952,7 +9556,6 @@
                 <w:bCs/>
               </w:rPr>
             </w:pPr>
-            <w:proofErr w:type="spellStart"/>
             <w:r>
               <w:rPr>
                 <w:b/>
@@ -10960,7 +9563,6 @@
               </w:rPr>
               <w:t>cmd</w:t>
             </w:r>
-            <w:proofErr w:type="spellEnd"/>
           </w:p>
         </w:tc>
         <w:tc>
@@ -10979,17 +9581,8 @@
                 <w:b/>
                 <w:bCs/>
               </w:rPr>
-              <w:t xml:space="preserve">Puntero a </w:t>
-            </w:r>
-            <w:proofErr w:type="spellStart"/>
-            <w:r>
-              <w:rPr>
-                <w:b/>
-                <w:bCs/>
-              </w:rPr>
-              <w:t>tline</w:t>
-            </w:r>
-            <w:proofErr w:type="spellEnd"/>
+              <w:t>Puntero a tline</w:t>
+            </w:r>
           </w:p>
         </w:tc>
         <w:tc>
@@ -11015,15 +9608,7 @@
                 <w:b/>
                 <w:bCs/>
               </w:rPr>
-              <w:t xml:space="preserve"> </w:t>
-            </w:r>
-            <w:proofErr w:type="spellStart"/>
-            <w:r>
-              <w:rPr>
-                <w:b/>
-                <w:bCs/>
-              </w:rPr>
-              <w:t>to</w:t>
+              <w:t xml:space="preserve"> to</w:t>
             </w:r>
             <w:r>
               <w:rPr>
@@ -11032,7 +9617,6 @@
               </w:rPr>
               <w:t>ckenizada</w:t>
             </w:r>
-            <w:proofErr w:type="spellEnd"/>
           </w:p>
         </w:tc>
       </w:tr>
@@ -11079,7 +9663,6 @@
                 <w:bCs/>
               </w:rPr>
             </w:pPr>
-            <w:proofErr w:type="spellStart"/>
             <w:r>
               <w:rPr>
                 <w:b/>
@@ -11087,7 +9670,6 @@
               </w:rPr>
               <w:t>prev_dir</w:t>
             </w:r>
-            <w:proofErr w:type="spellEnd"/>
           </w:p>
         </w:tc>
         <w:tc>
@@ -11106,17 +9688,8 @@
                 <w:b/>
                 <w:bCs/>
               </w:rPr>
-              <w:t xml:space="preserve">Array estático de </w:t>
-            </w:r>
-            <w:proofErr w:type="spellStart"/>
-            <w:r>
-              <w:rPr>
-                <w:b/>
-                <w:bCs/>
-              </w:rPr>
-              <w:t>char</w:t>
-            </w:r>
-            <w:proofErr w:type="spellEnd"/>
+              <w:t>Array estático de char</w:t>
+            </w:r>
           </w:p>
         </w:tc>
         <w:tc>
@@ -11191,7 +9764,6 @@
                 <w:bCs/>
               </w:rPr>
             </w:pPr>
-            <w:proofErr w:type="spellStart"/>
             <w:r>
               <w:rPr>
                 <w:b/>
@@ -11199,7 +9771,6 @@
               </w:rPr>
               <w:t>current_dir</w:t>
             </w:r>
-            <w:proofErr w:type="spellEnd"/>
           </w:p>
         </w:tc>
         <w:tc>
@@ -11218,17 +9789,8 @@
                 <w:b/>
                 <w:bCs/>
               </w:rPr>
-              <w:t xml:space="preserve">Array estático de </w:t>
-            </w:r>
-            <w:proofErr w:type="spellStart"/>
-            <w:r>
-              <w:rPr>
-                <w:b/>
-                <w:bCs/>
-              </w:rPr>
-              <w:t>char</w:t>
-            </w:r>
-            <w:proofErr w:type="spellEnd"/>
+              <w:t>Array estático de char</w:t>
+            </w:r>
           </w:p>
         </w:tc>
         <w:tc>
@@ -11294,7 +9856,6 @@
                 <w:bCs/>
               </w:rPr>
             </w:pPr>
-            <w:proofErr w:type="spellStart"/>
             <w:r>
               <w:rPr>
                 <w:b/>
@@ -11302,7 +9863,6 @@
               </w:rPr>
               <w:t>directory</w:t>
             </w:r>
-            <w:proofErr w:type="spellEnd"/>
           </w:p>
         </w:tc>
         <w:tc>
@@ -11321,17 +9881,8 @@
                 <w:b/>
                 <w:bCs/>
               </w:rPr>
-              <w:t xml:space="preserve">Puntero a </w:t>
-            </w:r>
-            <w:proofErr w:type="spellStart"/>
-            <w:r>
-              <w:rPr>
-                <w:b/>
-                <w:bCs/>
-              </w:rPr>
-              <w:t>char</w:t>
-            </w:r>
-            <w:proofErr w:type="spellEnd"/>
+              <w:t>Puntero a char</w:t>
+            </w:r>
           </w:p>
         </w:tc>
         <w:tc>
@@ -11535,17 +10086,8 @@
                 <w:b/>
                 <w:bCs/>
               </w:rPr>
-              <w:t xml:space="preserve">Puntero a </w:t>
-            </w:r>
-            <w:proofErr w:type="spellStart"/>
-            <w:r>
-              <w:rPr>
-                <w:b/>
-                <w:bCs/>
-              </w:rPr>
-              <w:t>char</w:t>
-            </w:r>
-            <w:proofErr w:type="spellEnd"/>
+              <w:t>Puntero a char</w:t>
+            </w:r>
           </w:p>
         </w:tc>
         <w:tc>
@@ -11611,7 +10153,6 @@
                 <w:bCs/>
               </w:rPr>
             </w:pPr>
-            <w:proofErr w:type="spellStart"/>
             <w:r>
               <w:rPr>
                 <w:b/>
@@ -11619,7 +10160,6 @@
               </w:rPr>
               <w:t>expanded_path</w:t>
             </w:r>
-            <w:proofErr w:type="spellEnd"/>
           </w:p>
         </w:tc>
         <w:tc>
@@ -11638,17 +10178,8 @@
                 <w:b/>
                 <w:bCs/>
               </w:rPr>
-              <w:t xml:space="preserve">Array estático de </w:t>
-            </w:r>
-            <w:proofErr w:type="spellStart"/>
-            <w:r>
-              <w:rPr>
-                <w:b/>
-                <w:bCs/>
-              </w:rPr>
-              <w:t>char</w:t>
-            </w:r>
-            <w:proofErr w:type="spellEnd"/>
+              <w:t>Array estático de char</w:t>
+            </w:r>
           </w:p>
         </w:tc>
         <w:tc>
@@ -11740,7 +10271,6 @@
                 <w:bCs/>
               </w:rPr>
             </w:pPr>
-            <w:proofErr w:type="spellStart"/>
             <w:r>
               <w:rPr>
                 <w:b/>
@@ -11748,7 +10278,6 @@
               </w:rPr>
               <w:t>void</w:t>
             </w:r>
-            <w:proofErr w:type="spellEnd"/>
           </w:p>
         </w:tc>
         <w:tc>
@@ -11898,7 +10427,6 @@
                 <w:bCs/>
               </w:rPr>
             </w:pPr>
-            <w:proofErr w:type="spellStart"/>
             <w:r>
               <w:rPr>
                 <w:b/>
@@ -11906,7 +10434,6 @@
               </w:rPr>
               <w:t>run_umask</w:t>
             </w:r>
-            <w:proofErr w:type="spellEnd"/>
           </w:p>
         </w:tc>
         <w:tc>
@@ -12019,7 +10546,6 @@
                 <w:bCs/>
               </w:rPr>
             </w:pPr>
-            <w:proofErr w:type="spellStart"/>
             <w:r>
               <w:rPr>
                 <w:b/>
@@ -12027,7 +10553,6 @@
               </w:rPr>
               <w:t>cmd</w:t>
             </w:r>
-            <w:proofErr w:type="spellEnd"/>
           </w:p>
         </w:tc>
         <w:tc>
@@ -12046,17 +10571,8 @@
                 <w:b/>
                 <w:bCs/>
               </w:rPr>
-              <w:t xml:space="preserve">Puntero a </w:t>
-            </w:r>
-            <w:proofErr w:type="spellStart"/>
-            <w:r>
-              <w:rPr>
-                <w:b/>
-                <w:bCs/>
-              </w:rPr>
-              <w:t>tline</w:t>
-            </w:r>
-            <w:proofErr w:type="spellEnd"/>
+              <w:t>Puntero a tline</w:t>
+            </w:r>
           </w:p>
         </w:tc>
         <w:tc>
@@ -12075,17 +10591,8 @@
                 <w:b/>
                 <w:bCs/>
               </w:rPr>
-              <w:t xml:space="preserve">Línea </w:t>
-            </w:r>
-            <w:proofErr w:type="spellStart"/>
-            <w:r>
-              <w:rPr>
-                <w:b/>
-                <w:bCs/>
-              </w:rPr>
-              <w:t>tockenizada</w:t>
-            </w:r>
-            <w:proofErr w:type="spellEnd"/>
+              <w:t>Línea tockenizada</w:t>
+            </w:r>
           </w:p>
         </w:tc>
       </w:tr>
@@ -12132,7 +10639,6 @@
                 <w:bCs/>
               </w:rPr>
             </w:pPr>
-            <w:proofErr w:type="spellStart"/>
             <w:r>
               <w:rPr>
                 <w:b/>
@@ -12140,7 +10646,6 @@
               </w:rPr>
               <w:t>current_umask</w:t>
             </w:r>
-            <w:proofErr w:type="spellEnd"/>
           </w:p>
         </w:tc>
         <w:tc>
@@ -12154,7 +10659,6 @@
                 <w:bCs/>
               </w:rPr>
             </w:pPr>
-            <w:proofErr w:type="spellStart"/>
             <w:r>
               <w:rPr>
                 <w:b/>
@@ -12162,7 +10666,6 @@
               </w:rPr>
               <w:t>mode_t</w:t>
             </w:r>
-            <w:proofErr w:type="spellEnd"/>
           </w:p>
         </w:tc>
         <w:tc>
@@ -12223,7 +10726,6 @@
                 <w:bCs/>
               </w:rPr>
             </w:pPr>
-            <w:proofErr w:type="spellStart"/>
             <w:r>
               <w:rPr>
                 <w:b/>
@@ -12231,7 +10733,6 @@
               </w:rPr>
               <w:t>fincadena</w:t>
             </w:r>
-            <w:proofErr w:type="spellEnd"/>
           </w:p>
         </w:tc>
         <w:tc>
@@ -12250,17 +10751,8 @@
                 <w:b/>
                 <w:bCs/>
               </w:rPr>
-              <w:t xml:space="preserve">Puntero a </w:t>
-            </w:r>
-            <w:proofErr w:type="spellStart"/>
-            <w:r>
-              <w:rPr>
-                <w:b/>
-                <w:bCs/>
-              </w:rPr>
-              <w:t>char</w:t>
-            </w:r>
-            <w:proofErr w:type="spellEnd"/>
+              <w:t>Puntero a char</w:t>
+            </w:r>
           </w:p>
         </w:tc>
         <w:tc>
@@ -12286,39 +10778,7 @@
                 <w:b/>
                 <w:bCs/>
               </w:rPr>
-              <w:t xml:space="preserve">e utiliza en la función </w:t>
-            </w:r>
-            <w:proofErr w:type="spellStart"/>
-            <w:r>
-              <w:rPr>
-                <w:b/>
-                <w:bCs/>
-              </w:rPr>
-              <w:t>strtol</w:t>
-            </w:r>
-            <w:proofErr w:type="spellEnd"/>
-            <w:r>
-              <w:rPr>
-                <w:b/>
-                <w:bCs/>
-              </w:rPr>
-              <w:t xml:space="preserve"> para marcar el primer carácter no válido encontrado durante la conversión de la cadena a un número. Si la conversión es exitosa, </w:t>
-            </w:r>
-            <w:proofErr w:type="spellStart"/>
-            <w:r>
-              <w:rPr>
-                <w:b/>
-                <w:bCs/>
-              </w:rPr>
-              <w:t>fincadena</w:t>
-            </w:r>
-            <w:proofErr w:type="spellEnd"/>
-            <w:r>
-              <w:rPr>
-                <w:b/>
-                <w:bCs/>
-              </w:rPr>
-              <w:t xml:space="preserve"> debe apuntar a '\0', indicando que la cadena fue completamente convertida</w:t>
+              <w:t>e utiliza en la función strtol para marcar el primer carácter no válido encontrado durante la conversión de la cadena a un número. Si la conversión es exitosa, fincadena debe apuntar a '\0', indicando que la cadena fue completamente convertida</w:t>
             </w:r>
             <w:r>
               <w:rPr>
@@ -12367,7 +10827,6 @@
                 <w:bCs/>
               </w:rPr>
             </w:pPr>
-            <w:proofErr w:type="spellStart"/>
             <w:r>
               <w:rPr>
                 <w:b/>
@@ -12375,7 +10834,6 @@
               </w:rPr>
               <w:t>umask_value_str</w:t>
             </w:r>
-            <w:proofErr w:type="spellEnd"/>
           </w:p>
         </w:tc>
         <w:tc>
@@ -12394,17 +10852,8 @@
                 <w:b/>
                 <w:bCs/>
               </w:rPr>
-              <w:t xml:space="preserve">Puntero constante a </w:t>
-            </w:r>
-            <w:proofErr w:type="spellStart"/>
-            <w:r>
-              <w:rPr>
-                <w:b/>
-                <w:bCs/>
-              </w:rPr>
-              <w:t>char</w:t>
-            </w:r>
-            <w:proofErr w:type="spellEnd"/>
+              <w:t>Puntero constante a char</w:t>
+            </w:r>
           </w:p>
         </w:tc>
         <w:tc>
@@ -12431,23 +10880,7 @@
                 <w:bCs/>
               </w:rPr>
               <w:lastRenderedPageBreak/>
-              <w:t xml:space="preserve">valor que el usuario quiere establecer como nuevo </w:t>
-            </w:r>
-            <w:proofErr w:type="spellStart"/>
-            <w:r>
-              <w:rPr>
-                <w:b/>
-                <w:bCs/>
-              </w:rPr>
-              <w:t>umask</w:t>
-            </w:r>
-            <w:proofErr w:type="spellEnd"/>
-            <w:r>
-              <w:rPr>
-                <w:b/>
-                <w:bCs/>
-              </w:rPr>
-              <w:t>.</w:t>
+              <w:t>valor que el usuario quiere establecer como nuevo umask.</w:t>
             </w:r>
           </w:p>
         </w:tc>
@@ -12489,7 +10922,6 @@
                 <w:bCs/>
               </w:rPr>
             </w:pPr>
-            <w:proofErr w:type="spellStart"/>
             <w:r>
               <w:rPr>
                 <w:b/>
@@ -12497,7 +10929,6 @@
               </w:rPr>
               <w:t>umask_value</w:t>
             </w:r>
-            <w:proofErr w:type="spellEnd"/>
           </w:p>
         </w:tc>
         <w:tc>
@@ -12511,7 +10942,6 @@
                 <w:bCs/>
               </w:rPr>
             </w:pPr>
-            <w:proofErr w:type="spellStart"/>
             <w:r>
               <w:rPr>
                 <w:b/>
@@ -12519,7 +10949,6 @@
               </w:rPr>
               <w:t>long</w:t>
             </w:r>
-            <w:proofErr w:type="spellEnd"/>
           </w:p>
         </w:tc>
         <w:tc>
@@ -12587,7 +11016,6 @@
                 <w:bCs/>
               </w:rPr>
             </w:pPr>
-            <w:proofErr w:type="spellStart"/>
             <w:r>
               <w:rPr>
                 <w:b/>
@@ -12595,7 +11023,6 @@
               </w:rPr>
               <w:t>new_umask</w:t>
             </w:r>
-            <w:proofErr w:type="spellEnd"/>
           </w:p>
         </w:tc>
         <w:tc>
@@ -12609,7 +11036,6 @@
                 <w:bCs/>
               </w:rPr>
             </w:pPr>
-            <w:proofErr w:type="spellStart"/>
             <w:r>
               <w:rPr>
                 <w:b/>
@@ -12617,7 +11043,6 @@
               </w:rPr>
               <w:t>mode_t</w:t>
             </w:r>
-            <w:proofErr w:type="spellEnd"/>
           </w:p>
         </w:tc>
         <w:tc>
@@ -12709,7 +11134,6 @@
                 <w:bCs/>
               </w:rPr>
             </w:pPr>
-            <w:proofErr w:type="spellStart"/>
             <w:r>
               <w:rPr>
                 <w:b/>
@@ -12717,7 +11141,6 @@
               </w:rPr>
               <w:t>void</w:t>
             </w:r>
-            <w:proofErr w:type="spellEnd"/>
           </w:p>
         </w:tc>
         <w:tc>
@@ -12826,23 +11249,7 @@
                 <w:b/>
                 <w:bCs/>
               </w:rPr>
-              <w:t xml:space="preserve">mplementa el comando </w:t>
-            </w:r>
-            <w:proofErr w:type="spellStart"/>
-            <w:r>
-              <w:rPr>
-                <w:b/>
-                <w:bCs/>
-              </w:rPr>
-              <w:t>umask</w:t>
-            </w:r>
-            <w:proofErr w:type="spellEnd"/>
-            <w:r>
-              <w:rPr>
-                <w:b/>
-                <w:bCs/>
-              </w:rPr>
-              <w:t>, que permite al usuario visualizar o cambiar la máscara de usuario actual. Si no se proporciona un argumento, la función muestra el valor actual de la máscara. Si se proporciona un argumento, valida que sea un número octal válido y, si lo es, cambia la máscara de usuario al valor proporcionado. Si el argumento no es válido, muestra un mensaje de error.</w:t>
+              <w:t>mplementa el comando umask, que permite al usuario visualizar o cambiar la máscara de usuario actual. Si no se proporciona un argumento, la función muestra el valor actual de la máscara. Si se proporciona un argumento, valida que sea un número octal válido y, si lo es, cambia la máscara de usuario al valor proporcionado. Si el argumento no es válido, muestra un mensaje de error.</w:t>
             </w:r>
           </w:p>
         </w:tc>
@@ -12890,7 +11297,6 @@
                 <w:bCs/>
               </w:rPr>
             </w:pPr>
-            <w:proofErr w:type="spellStart"/>
             <w:r>
               <w:rPr>
                 <w:b/>
@@ -12898,7 +11304,6 @@
               </w:rPr>
               <w:t>run_exit</w:t>
             </w:r>
-            <w:proofErr w:type="spellEnd"/>
           </w:p>
         </w:tc>
         <w:tc>
@@ -13106,7 +11511,6 @@
                 <w:bCs/>
               </w:rPr>
             </w:pPr>
-            <w:proofErr w:type="spellStart"/>
             <w:r>
               <w:rPr>
                 <w:b/>
@@ -13114,7 +11518,6 @@
               </w:rPr>
               <w:t>int</w:t>
             </w:r>
-            <w:proofErr w:type="spellEnd"/>
           </w:p>
         </w:tc>
         <w:tc>
@@ -13193,7 +11596,6 @@
                 <w:bCs/>
               </w:rPr>
             </w:pPr>
-            <w:proofErr w:type="spellStart"/>
             <w:r>
               <w:rPr>
                 <w:b/>
@@ -13201,7 +11603,6 @@
               </w:rPr>
               <w:t>int</w:t>
             </w:r>
-            <w:proofErr w:type="spellEnd"/>
           </w:p>
         </w:tc>
         <w:tc>
@@ -13260,7 +11661,6 @@
                 <w:bCs/>
               </w:rPr>
             </w:pPr>
-            <w:proofErr w:type="gramStart"/>
             <w:r>
               <w:rPr>
                 <w:b/>
@@ -13268,7 +11668,6 @@
               </w:rPr>
               <w:t>status</w:t>
             </w:r>
-            <w:proofErr w:type="gramEnd"/>
           </w:p>
         </w:tc>
         <w:tc>
@@ -13282,7 +11681,6 @@
                 <w:bCs/>
               </w:rPr>
             </w:pPr>
-            <w:proofErr w:type="spellStart"/>
             <w:r>
               <w:rPr>
                 <w:b/>
@@ -13290,7 +11688,6 @@
               </w:rPr>
               <w:t>int</w:t>
             </w:r>
-            <w:proofErr w:type="spellEnd"/>
           </w:p>
         </w:tc>
         <w:tc>
@@ -13316,23 +11713,7 @@
                 <w:b/>
                 <w:bCs/>
               </w:rPr>
-              <w:t xml:space="preserve">lmacena el estado del proceso hijo cuando se espera con la función </w:t>
-            </w:r>
-            <w:proofErr w:type="spellStart"/>
-            <w:r>
-              <w:rPr>
-                <w:b/>
-                <w:bCs/>
-              </w:rPr>
-              <w:t>waitpid</w:t>
-            </w:r>
-            <w:proofErr w:type="spellEnd"/>
-            <w:r>
-              <w:rPr>
-                <w:b/>
-                <w:bCs/>
-              </w:rPr>
-              <w:t>. Recibe el valor del estado de salida del proceso hijo después de que termina su ejecución.</w:t>
+              <w:t>lmacena el estado del proceso hijo cuando se espera con la función waitpid. Recibe el valor del estado de salida del proceso hijo después de que termina su ejecución.</w:t>
             </w:r>
           </w:p>
         </w:tc>
@@ -13398,7 +11779,6 @@
                 <w:bCs/>
               </w:rPr>
             </w:pPr>
-            <w:proofErr w:type="spellStart"/>
             <w:r>
               <w:rPr>
                 <w:b/>
@@ -13406,7 +11786,6 @@
               </w:rPr>
               <w:t>void</w:t>
             </w:r>
-            <w:proofErr w:type="spellEnd"/>
           </w:p>
         </w:tc>
         <w:tc>
@@ -13515,23 +11894,7 @@
                 <w:b/>
                 <w:bCs/>
               </w:rPr>
-              <w:t xml:space="preserve">ecorre el </w:t>
-            </w:r>
-            <w:proofErr w:type="spellStart"/>
-            <w:r>
-              <w:rPr>
-                <w:b/>
-                <w:bCs/>
-              </w:rPr>
-              <w:t>job_list</w:t>
-            </w:r>
-            <w:proofErr w:type="spellEnd"/>
-            <w:r>
-              <w:rPr>
-                <w:b/>
-                <w:bCs/>
-              </w:rPr>
-              <w:t xml:space="preserve">, mata los procesos hijos asociados a cada trabajo, espera a que finalicen y libera la memoria utilizada por las estructuras </w:t>
+              <w:t xml:space="preserve">ecorre el job_list, mata los procesos hijos asociados a cada trabajo, espera a que finalicen y libera la memoria utilizada por las estructuras </w:t>
             </w:r>
             <w:r>
               <w:rPr>
@@ -13587,7 +11950,6 @@
                 <w:bCs/>
               </w:rPr>
             </w:pPr>
-            <w:proofErr w:type="spellStart"/>
             <w:r>
               <w:rPr>
                 <w:b/>
@@ -13595,7 +11957,6 @@
               </w:rPr>
               <w:t>fg_handler</w:t>
             </w:r>
-            <w:proofErr w:type="spellEnd"/>
           </w:p>
         </w:tc>
         <w:tc>
@@ -13803,7 +12164,6 @@
                 <w:bCs/>
               </w:rPr>
             </w:pPr>
-            <w:proofErr w:type="spellStart"/>
             <w:r>
               <w:rPr>
                 <w:b/>
@@ -13811,7 +12171,6 @@
               </w:rPr>
               <w:t>int</w:t>
             </w:r>
-            <w:proofErr w:type="spellEnd"/>
           </w:p>
         </w:tc>
         <w:tc>
@@ -13830,17 +12189,8 @@
                 <w:b/>
                 <w:bCs/>
               </w:rPr>
-              <w:t xml:space="preserve">Índice para recorrer los procesos en </w:t>
-            </w:r>
-            <w:proofErr w:type="spellStart"/>
-            <w:r>
-              <w:rPr>
-                <w:b/>
-                <w:bCs/>
-              </w:rPr>
-              <w:t>fg_job.pid_array</w:t>
-            </w:r>
-            <w:proofErr w:type="spellEnd"/>
+              <w:t>Índice para recorrer los procesos en fg_job.pid_array</w:t>
+            </w:r>
           </w:p>
         </w:tc>
       </w:tr>
@@ -13905,7 +12255,6 @@
                 <w:bCs/>
               </w:rPr>
             </w:pPr>
-            <w:proofErr w:type="spellStart"/>
             <w:r>
               <w:rPr>
                 <w:b/>
@@ -13913,7 +12262,6 @@
               </w:rPr>
               <w:t>void</w:t>
             </w:r>
-            <w:proofErr w:type="spellEnd"/>
           </w:p>
         </w:tc>
         <w:tc>
@@ -14022,32 +12370,7 @@
                 <w:b/>
                 <w:bCs/>
               </w:rPr>
-              <w:t xml:space="preserve">todos los procesos de un trabajo en primer plano que está en ejecución. Si el trabajo está activo (es decir, </w:t>
-            </w:r>
-            <w:proofErr w:type="spellStart"/>
-            <w:r>
-              <w:rPr>
-                <w:b/>
-                <w:bCs/>
-              </w:rPr>
-              <w:t>fg_</w:t>
-            </w:r>
-            <w:proofErr w:type="gramStart"/>
-            <w:r>
-              <w:rPr>
-                <w:b/>
-                <w:bCs/>
-              </w:rPr>
-              <w:t>job.status</w:t>
-            </w:r>
-            <w:proofErr w:type="spellEnd"/>
-            <w:proofErr w:type="gramEnd"/>
-            <w:r>
-              <w:rPr>
-                <w:b/>
-                <w:bCs/>
-              </w:rPr>
-              <w:t xml:space="preserve"> es RUNNING y tiene procesos asociados), se envía una señal SIGKILL a todos los procesos en el trabajo para terminarlos inmediatamente. Esto asegura que el trabajo en primer plano pueda ser </w:t>
+              <w:t xml:space="preserve">todos los procesos de un trabajo en primer plano que está en ejecución. Si el trabajo está activo (es decir, fg_job.status es RUNNING y tiene procesos asociados), se envía una señal SIGKILL a todos los procesos en el trabajo para terminarlos inmediatamente. Esto asegura que el trabajo en primer plano pueda ser </w:t>
             </w:r>
             <w:r>
               <w:rPr>
@@ -14116,7 +12439,6 @@
                 <w:bCs/>
               </w:rPr>
             </w:pPr>
-            <w:proofErr w:type="spellStart"/>
             <w:r>
               <w:rPr>
                 <w:b/>
@@ -14132,7 +12454,6 @@
               </w:rPr>
               <w:t>_handler</w:t>
             </w:r>
-            <w:proofErr w:type="spellEnd"/>
           </w:p>
         </w:tc>
         <w:tc>
@@ -14413,7 +12734,6 @@
                 <w:bCs/>
               </w:rPr>
             </w:pPr>
-            <w:proofErr w:type="spellStart"/>
             <w:r>
               <w:rPr>
                 <w:b/>
@@ -14421,7 +12741,6 @@
               </w:rPr>
               <w:t>void</w:t>
             </w:r>
-            <w:proofErr w:type="spellEnd"/>
           </w:p>
         </w:tc>
         <w:tc>
@@ -14523,23 +12842,7 @@
                 <w:b/>
                 <w:bCs/>
               </w:rPr>
-              <w:t xml:space="preserve">Si el trabajo en primer plano está en ejecución, la función envía la señal SIGTSTP al grupo de procesos de ese trabajo (usando el PID del primer proceso de </w:t>
-            </w:r>
-            <w:proofErr w:type="spellStart"/>
-            <w:r>
-              <w:rPr>
-                <w:b/>
-                <w:bCs/>
-              </w:rPr>
-              <w:t>fg_job</w:t>
-            </w:r>
-            <w:proofErr w:type="spellEnd"/>
-            <w:r>
-              <w:rPr>
-                <w:b/>
-                <w:bCs/>
-              </w:rPr>
-              <w:t xml:space="preserve"> y negándolo para enviar la señal a todo el grupo). Esto detiene todos los procesos del trabajo.</w:t>
+              <w:t>Si el trabajo en primer plano está en ejecución, la función envía la señal SIGTSTP al grupo de procesos de ese trabajo (usando el PID del primer proceso de fg_job y negándolo para enviar la señal a todo el grupo). Esto detiene todos los procesos del trabajo.</w:t>
             </w:r>
           </w:p>
         </w:tc>
@@ -14587,7 +12890,6 @@
                 <w:bCs/>
               </w:rPr>
             </w:pPr>
-            <w:proofErr w:type="spellStart"/>
             <w:r>
               <w:rPr>
                 <w:b/>
@@ -14595,7 +12897,6 @@
               </w:rPr>
               <w:t>check_jobs</w:t>
             </w:r>
-            <w:proofErr w:type="spellEnd"/>
           </w:p>
         </w:tc>
         <w:tc>
@@ -14803,7 +13104,6 @@
                 <w:bCs/>
               </w:rPr>
             </w:pPr>
-            <w:proofErr w:type="spellStart"/>
             <w:r>
               <w:rPr>
                 <w:b/>
@@ -14811,7 +13111,6 @@
               </w:rPr>
               <w:t>int</w:t>
             </w:r>
-            <w:proofErr w:type="spellEnd"/>
           </w:p>
         </w:tc>
         <w:tc>
@@ -14897,7 +13196,6 @@
                 <w:bCs/>
               </w:rPr>
             </w:pPr>
-            <w:proofErr w:type="spellStart"/>
             <w:r>
               <w:rPr>
                 <w:b/>
@@ -14905,7 +13203,6 @@
               </w:rPr>
               <w:t>int</w:t>
             </w:r>
-            <w:proofErr w:type="spellEnd"/>
           </w:p>
         </w:tc>
         <w:tc>
@@ -14984,7 +13281,6 @@
                 <w:bCs/>
               </w:rPr>
             </w:pPr>
-            <w:proofErr w:type="spellStart"/>
             <w:r>
               <w:rPr>
                 <w:b/>
@@ -14992,7 +13288,6 @@
               </w:rPr>
               <w:t>int</w:t>
             </w:r>
-            <w:proofErr w:type="spellEnd"/>
           </w:p>
         </w:tc>
         <w:tc>
@@ -15051,24 +13346,13 @@
                 <w:bCs/>
               </w:rPr>
             </w:pPr>
-            <w:proofErr w:type="spellStart"/>
-            <w:r>
-              <w:rPr>
-                <w:b/>
-                <w:bCs/>
-              </w:rPr>
-              <w:t>exit_</w:t>
-            </w:r>
-            <w:proofErr w:type="gramStart"/>
-            <w:r>
-              <w:rPr>
-                <w:b/>
-                <w:bCs/>
-              </w:rPr>
-              <w:t>status</w:t>
-            </w:r>
-            <w:proofErr w:type="spellEnd"/>
-            <w:proofErr w:type="gramEnd"/>
+            <w:r>
+              <w:rPr>
+                <w:b/>
+                <w:bCs/>
+              </w:rPr>
+              <w:t>exit_status</w:t>
+            </w:r>
           </w:p>
         </w:tc>
         <w:tc>
@@ -15082,7 +13366,6 @@
                 <w:bCs/>
               </w:rPr>
             </w:pPr>
-            <w:proofErr w:type="spellStart"/>
             <w:r>
               <w:rPr>
                 <w:b/>
@@ -15090,7 +13373,6 @@
               </w:rPr>
               <w:t>int</w:t>
             </w:r>
-            <w:proofErr w:type="spellEnd"/>
           </w:p>
         </w:tc>
         <w:tc>
@@ -15149,7 +13431,6 @@
                 <w:bCs/>
               </w:rPr>
             </w:pPr>
-            <w:proofErr w:type="spellStart"/>
             <w:r>
               <w:rPr>
                 <w:b/>
@@ -15157,7 +13438,6 @@
               </w:rPr>
               <w:t>job_id_counter</w:t>
             </w:r>
-            <w:proofErr w:type="spellEnd"/>
           </w:p>
         </w:tc>
         <w:tc>
@@ -15171,7 +13451,6 @@
                 <w:bCs/>
               </w:rPr>
             </w:pPr>
-            <w:proofErr w:type="spellStart"/>
             <w:r>
               <w:rPr>
                 <w:b/>
@@ -15179,7 +13458,6 @@
               </w:rPr>
               <w:t>int</w:t>
             </w:r>
-            <w:proofErr w:type="spellEnd"/>
           </w:p>
         </w:tc>
         <w:tc>
@@ -15198,23 +13476,7 @@
                 <w:b/>
                 <w:bCs/>
               </w:rPr>
-              <w:t xml:space="preserve">Contador de identificadores de trabajo. Comienza en 1 y se incrementa cada vez que se asigna un nuevo </w:t>
-            </w:r>
-            <w:proofErr w:type="spellStart"/>
-            <w:r>
-              <w:rPr>
-                <w:b/>
-                <w:bCs/>
-              </w:rPr>
-              <w:t>job_id</w:t>
-            </w:r>
-            <w:proofErr w:type="spellEnd"/>
-            <w:r>
-              <w:rPr>
-                <w:b/>
-                <w:bCs/>
-              </w:rPr>
-              <w:t xml:space="preserve"> a un trabajo. Asigna un </w:t>
+              <w:t xml:space="preserve">Contador de identificadores de trabajo. Comienza en 1 y se incrementa cada vez que se asigna un nuevo job_id a un trabajo. Asigna un </w:t>
             </w:r>
             <w:r>
               <w:rPr>
@@ -15228,23 +13490,7 @@
                 <w:b/>
                 <w:bCs/>
               </w:rPr>
-              <w:t xml:space="preserve"> a cada trabajo en </w:t>
-            </w:r>
-            <w:proofErr w:type="spellStart"/>
-            <w:r>
-              <w:rPr>
-                <w:b/>
-                <w:bCs/>
-              </w:rPr>
-              <w:t>job_list</w:t>
-            </w:r>
-            <w:proofErr w:type="spellEnd"/>
-            <w:r>
-              <w:rPr>
-                <w:b/>
-                <w:bCs/>
-              </w:rPr>
-              <w:t>.</w:t>
+              <w:t xml:space="preserve"> a cada trabajo en job_list.</w:t>
             </w:r>
           </w:p>
         </w:tc>
@@ -15284,7 +13530,6 @@
                 <w:bCs/>
               </w:rPr>
             </w:pPr>
-            <w:proofErr w:type="spellStart"/>
             <w:r>
               <w:rPr>
                 <w:b/>
@@ -15292,7 +13537,6 @@
               </w:rPr>
               <w:t>pid</w:t>
             </w:r>
-            <w:proofErr w:type="spellEnd"/>
           </w:p>
         </w:tc>
         <w:tc>
@@ -15306,7 +13550,6 @@
                 <w:bCs/>
               </w:rPr>
             </w:pPr>
-            <w:proofErr w:type="spellStart"/>
             <w:r>
               <w:rPr>
                 <w:b/>
@@ -15314,7 +13557,6 @@
               </w:rPr>
               <w:t>pid_t</w:t>
             </w:r>
-            <w:proofErr w:type="spellEnd"/>
           </w:p>
         </w:tc>
         <w:tc>
@@ -15373,7 +13615,6 @@
                 <w:bCs/>
               </w:rPr>
             </w:pPr>
-            <w:proofErr w:type="spellStart"/>
             <w:r>
               <w:rPr>
                 <w:b/>
@@ -15381,7 +13622,6 @@
               </w:rPr>
               <w:t>all_finished</w:t>
             </w:r>
-            <w:proofErr w:type="spellEnd"/>
           </w:p>
         </w:tc>
         <w:tc>
@@ -15395,7 +13635,6 @@
                 <w:bCs/>
               </w:rPr>
             </w:pPr>
-            <w:proofErr w:type="spellStart"/>
             <w:r>
               <w:rPr>
                 <w:b/>
@@ -15403,7 +13642,6 @@
               </w:rPr>
               <w:t>bool</w:t>
             </w:r>
-            <w:proofErr w:type="spellEnd"/>
           </w:p>
         </w:tc>
         <w:tc>
@@ -15488,7 +13726,6 @@
                 <w:bCs/>
               </w:rPr>
             </w:pPr>
-            <w:proofErr w:type="spellStart"/>
             <w:r>
               <w:rPr>
                 <w:b/>
@@ -15496,7 +13733,6 @@
               </w:rPr>
               <w:t>void</w:t>
             </w:r>
-            <w:proofErr w:type="spellEnd"/>
           </w:p>
         </w:tc>
         <w:tc>
@@ -15600,25 +13836,7 @@
                 <w:bCs/>
                 <w:lang w:val="es-ES"/>
               </w:rPr>
-              <w:t xml:space="preserve">La función recorre todos los trabajos en </w:t>
-            </w:r>
-            <w:proofErr w:type="spellStart"/>
-            <w:r>
-              <w:rPr>
-                <w:b/>
-                <w:bCs/>
-                <w:lang w:val="es-ES"/>
-              </w:rPr>
-              <w:t>job_list</w:t>
-            </w:r>
-            <w:proofErr w:type="spellEnd"/>
-            <w:r>
-              <w:rPr>
-                <w:b/>
-                <w:bCs/>
-                <w:lang w:val="es-ES"/>
-              </w:rPr>
-              <w:t xml:space="preserve"> y verifica si han terminado. Si lo han hecho:</w:t>
+              <w:t>La función recorre todos los trabajos en job_list y verifica si han terminado. Si lo han hecho:</w:t>
             </w:r>
           </w:p>
           <w:p>
@@ -15677,25 +13895,7 @@
                 <w:lang w:val="es-ES"/>
               </w:rPr>
               <w:lastRenderedPageBreak/>
-              <w:t xml:space="preserve">Además, organiza el </w:t>
-            </w:r>
-            <w:proofErr w:type="spellStart"/>
-            <w:r>
-              <w:rPr>
-                <w:b/>
-                <w:bCs/>
-                <w:lang w:val="es-ES"/>
-              </w:rPr>
-              <w:t>job_id</w:t>
-            </w:r>
-            <w:proofErr w:type="spellEnd"/>
-            <w:r>
-              <w:rPr>
-                <w:b/>
-                <w:bCs/>
-                <w:lang w:val="es-ES"/>
-              </w:rPr>
-              <w:t xml:space="preserve"> para reflejar el orden de llegada de los trabajos en la lista.</w:t>
+              <w:t>Además, organiza el job_id para reflejar el orden de llegada de los trabajos en la lista.</w:t>
             </w:r>
           </w:p>
         </w:tc>
@@ -15743,7 +13943,6 @@
                 <w:bCs/>
               </w:rPr>
             </w:pPr>
-            <w:proofErr w:type="spellStart"/>
             <w:r>
               <w:rPr>
                 <w:b/>
@@ -15761,7 +13960,6 @@
               </w:rPr>
               <w:t>_overwritable_job</w:t>
             </w:r>
-            <w:proofErr w:type="spellEnd"/>
           </w:p>
         </w:tc>
         <w:tc>
@@ -15969,7 +14167,6 @@
                 <w:bCs/>
               </w:rPr>
             </w:pPr>
-            <w:proofErr w:type="spellStart"/>
             <w:r>
               <w:rPr>
                 <w:b/>
@@ -15977,7 +14174,6 @@
               </w:rPr>
               <w:t>int</w:t>
             </w:r>
-            <w:proofErr w:type="spellEnd"/>
           </w:p>
         </w:tc>
         <w:tc>
@@ -15996,17 +14192,8 @@
                 <w:b/>
                 <w:bCs/>
               </w:rPr>
-              <w:t xml:space="preserve">Índice de iteración utilizado para recorrer los trabajos en el arreglo </w:t>
-            </w:r>
-            <w:proofErr w:type="spellStart"/>
-            <w:r>
-              <w:rPr>
-                <w:b/>
-                <w:bCs/>
-              </w:rPr>
-              <w:t>job_list</w:t>
-            </w:r>
-            <w:proofErr w:type="spellEnd"/>
+              <w:t>Índice de iteración utilizado para recorrer los trabajos en el arreglo job_list</w:t>
+            </w:r>
           </w:p>
         </w:tc>
       </w:tr>
@@ -16071,7 +14258,6 @@
                 <w:bCs/>
               </w:rPr>
             </w:pPr>
-            <w:proofErr w:type="spellStart"/>
             <w:r>
               <w:rPr>
                 <w:b/>
@@ -16079,7 +14265,6 @@
               </w:rPr>
               <w:t>void</w:t>
             </w:r>
-            <w:proofErr w:type="spellEnd"/>
           </w:p>
         </w:tc>
         <w:tc>
@@ -16237,7 +14422,6 @@
                 <w:bCs/>
               </w:rPr>
             </w:pPr>
-            <w:proofErr w:type="spellStart"/>
             <w:r>
               <w:rPr>
                 <w:b/>
@@ -16252,7 +14436,6 @@
               </w:rPr>
               <w:t>_job</w:t>
             </w:r>
-            <w:proofErr w:type="spellEnd"/>
           </w:p>
         </w:tc>
         <w:tc>
@@ -16365,7 +14548,6 @@
                 <w:bCs/>
               </w:rPr>
             </w:pPr>
-            <w:proofErr w:type="spellStart"/>
             <w:r>
               <w:rPr>
                 <w:b/>
@@ -16373,7 +14555,6 @@
               </w:rPr>
               <w:t>job</w:t>
             </w:r>
-            <w:proofErr w:type="spellEnd"/>
           </w:p>
         </w:tc>
         <w:tc>
@@ -16392,17 +14573,8 @@
                 <w:b/>
                 <w:bCs/>
               </w:rPr>
-              <w:t xml:space="preserve">Puntero a </w:t>
-            </w:r>
-            <w:proofErr w:type="spellStart"/>
-            <w:r>
-              <w:rPr>
-                <w:b/>
-                <w:bCs/>
-              </w:rPr>
-              <w:t>Tjob</w:t>
-            </w:r>
-            <w:proofErr w:type="spellEnd"/>
+              <w:t>Puntero a Tjob</w:t>
+            </w:r>
           </w:p>
         </w:tc>
         <w:tc>
@@ -16421,33 +14593,8 @@
                 <w:b/>
                 <w:bCs/>
               </w:rPr>
-              <w:t xml:space="preserve">Apunta a un trabajo de tipo </w:t>
-            </w:r>
-            <w:proofErr w:type="spellStart"/>
-            <w:r>
-              <w:rPr>
-                <w:b/>
-                <w:bCs/>
-              </w:rPr>
-              <w:t>Tjob</w:t>
-            </w:r>
-            <w:proofErr w:type="spellEnd"/>
-            <w:r>
-              <w:rPr>
-                <w:b/>
-                <w:bCs/>
-              </w:rPr>
-              <w:t xml:space="preserve">, el cual será llenado con la información obtenida de </w:t>
-            </w:r>
-            <w:proofErr w:type="spellStart"/>
-            <w:r>
-              <w:rPr>
-                <w:b/>
-                <w:bCs/>
-              </w:rPr>
-              <w:t>parsed_line</w:t>
-            </w:r>
-            <w:proofErr w:type="spellEnd"/>
+              <w:t>Apunta a un trabajo de tipo Tjob, el cual será llenado con la información obtenida de parsed_line</w:t>
+            </w:r>
           </w:p>
         </w:tc>
       </w:tr>
@@ -16489,7 +14636,6 @@
                 <w:bCs/>
               </w:rPr>
             </w:pPr>
-            <w:proofErr w:type="spellStart"/>
             <w:r>
               <w:rPr>
                 <w:b/>
@@ -16497,7 +14643,6 @@
               </w:rPr>
               <w:t>parsed_line</w:t>
             </w:r>
-            <w:proofErr w:type="spellEnd"/>
           </w:p>
         </w:tc>
         <w:tc>
@@ -16516,17 +14661,8 @@
                 <w:b/>
                 <w:bCs/>
               </w:rPr>
-              <w:t xml:space="preserve">Puntero a </w:t>
-            </w:r>
-            <w:proofErr w:type="spellStart"/>
-            <w:r>
-              <w:rPr>
-                <w:b/>
-                <w:bCs/>
-              </w:rPr>
-              <w:t>tline</w:t>
-            </w:r>
-            <w:proofErr w:type="spellEnd"/>
+              <w:t>Puntero a tline</w:t>
+            </w:r>
           </w:p>
         </w:tc>
         <w:tc>
@@ -16545,23 +14681,7 @@
                 <w:b/>
                 <w:bCs/>
               </w:rPr>
-              <w:t xml:space="preserve">Apunta a la línea ya </w:t>
-            </w:r>
-            <w:proofErr w:type="spellStart"/>
-            <w:r>
-              <w:rPr>
-                <w:b/>
-                <w:bCs/>
-              </w:rPr>
-              <w:t>tockenizada</w:t>
-            </w:r>
-            <w:proofErr w:type="spellEnd"/>
-            <w:r>
-              <w:rPr>
-                <w:b/>
-                <w:bCs/>
-              </w:rPr>
-              <w:t xml:space="preserve"> con toda la información necesaria para el comando que queremos meter en la lista</w:t>
+              <w:t>Apunta a la línea ya tockenizada con toda la información necesaria para el comando que queremos meter en la lista</w:t>
             </w:r>
           </w:p>
         </w:tc>
@@ -16629,7 +14749,6 @@
                 <w:bCs/>
               </w:rPr>
             </w:pPr>
-            <w:proofErr w:type="spellStart"/>
             <w:r>
               <w:rPr>
                 <w:b/>
@@ -16637,7 +14756,6 @@
               </w:rPr>
               <w:t>int</w:t>
             </w:r>
-            <w:proofErr w:type="spellEnd"/>
           </w:p>
         </w:tc>
         <w:tc>
@@ -16716,7 +14834,6 @@
                 <w:bCs/>
               </w:rPr>
             </w:pPr>
-            <w:proofErr w:type="spellStart"/>
             <w:r>
               <w:rPr>
                 <w:b/>
@@ -16724,7 +14841,6 @@
               </w:rPr>
               <w:t>int</w:t>
             </w:r>
-            <w:proofErr w:type="spellEnd"/>
           </w:p>
         </w:tc>
         <w:tc>
@@ -16809,7 +14925,6 @@
                 <w:bCs/>
               </w:rPr>
             </w:pPr>
-            <w:proofErr w:type="spellStart"/>
             <w:r>
               <w:rPr>
                 <w:b/>
@@ -16817,7 +14932,6 @@
               </w:rPr>
               <w:t>void</w:t>
             </w:r>
-            <w:proofErr w:type="spellEnd"/>
           </w:p>
         </w:tc>
         <w:tc>
@@ -16955,17 +15069,8 @@
                 <w:bCs/>
               </w:rPr>
               <w:lastRenderedPageBreak/>
-              <w:t xml:space="preserve">información recogida en la línea </w:t>
-            </w:r>
-            <w:proofErr w:type="spellStart"/>
-            <w:r>
-              <w:rPr>
-                <w:b/>
-                <w:bCs/>
-              </w:rPr>
-              <w:t>tokenizada</w:t>
-            </w:r>
-            <w:proofErr w:type="spellEnd"/>
+              <w:t>información recogida en la línea tokenizada</w:t>
+            </w:r>
             <w:r>
               <w:rPr>
                 <w:b/>
@@ -17020,7 +15125,6 @@
                 <w:lang w:val="en-GB"/>
               </w:rPr>
             </w:pPr>
-            <w:proofErr w:type="spellStart"/>
             <w:r>
               <w:rPr>
                 <w:b/>
@@ -17045,7 +15149,6 @@
               </w:rPr>
               <w:t>_job</w:t>
             </w:r>
-            <w:proofErr w:type="spellEnd"/>
           </w:p>
         </w:tc>
         <w:tc>
@@ -17158,7 +15261,6 @@
                 <w:bCs/>
               </w:rPr>
             </w:pPr>
-            <w:proofErr w:type="spellStart"/>
             <w:r>
               <w:rPr>
                 <w:b/>
@@ -17166,7 +15268,6 @@
               </w:rPr>
               <w:t>job</w:t>
             </w:r>
-            <w:proofErr w:type="spellEnd"/>
           </w:p>
         </w:tc>
         <w:tc>
@@ -17185,17 +15286,8 @@
                 <w:b/>
                 <w:bCs/>
               </w:rPr>
-              <w:t xml:space="preserve">Puntero a </w:t>
-            </w:r>
-            <w:proofErr w:type="spellStart"/>
-            <w:r>
-              <w:rPr>
-                <w:b/>
-                <w:bCs/>
-              </w:rPr>
-              <w:t>Tjob</w:t>
-            </w:r>
-            <w:proofErr w:type="spellEnd"/>
+              <w:t>Puntero a Tjob</w:t>
+            </w:r>
           </w:p>
         </w:tc>
         <w:tc>
@@ -17355,7 +15447,6 @@
                 <w:bCs/>
               </w:rPr>
             </w:pPr>
-            <w:proofErr w:type="spellStart"/>
             <w:r>
               <w:rPr>
                 <w:b/>
@@ -17363,7 +15454,6 @@
               </w:rPr>
               <w:t>void</w:t>
             </w:r>
-            <w:proofErr w:type="spellEnd"/>
           </w:p>
         </w:tc>
         <w:tc>
@@ -17472,23 +15562,7 @@
                 <w:b/>
                 <w:bCs/>
               </w:rPr>
-              <w:t xml:space="preserve">impia y libera los recursos asociados a un trabajo, garantizando que se liberen adecuadamente las memorias utilizadas para los identificadores de procesos y que se </w:t>
-            </w:r>
-            <w:proofErr w:type="gramStart"/>
-            <w:r>
-              <w:rPr>
-                <w:b/>
-                <w:bCs/>
-              </w:rPr>
-              <w:t>reseteen</w:t>
-            </w:r>
-            <w:proofErr w:type="gramEnd"/>
-            <w:r>
-              <w:rPr>
-                <w:b/>
-                <w:bCs/>
-              </w:rPr>
-              <w:t xml:space="preserve"> las propiedades internas del trabajo.</w:t>
+              <w:t>impia y libera los recursos asociados a un trabajo, garantizando que se liberen adecuadamente las memorias utilizadas para los identificadores de procesos y que se reseteen las propiedades internas del trabajo.</w:t>
             </w:r>
           </w:p>
         </w:tc>
@@ -17536,7 +15610,6 @@
                 <w:bCs/>
               </w:rPr>
             </w:pPr>
-            <w:proofErr w:type="spellStart"/>
             <w:r>
               <w:rPr>
                 <w:b/>
@@ -17544,7 +15617,6 @@
               </w:rPr>
               <w:t>sigchld_handler</w:t>
             </w:r>
-            <w:proofErr w:type="spellEnd"/>
           </w:p>
         </w:tc>
         <w:tc>
@@ -17732,7 +15804,6 @@
                 <w:bCs/>
               </w:rPr>
             </w:pPr>
-            <w:proofErr w:type="spellStart"/>
             <w:r>
               <w:rPr>
                 <w:b/>
@@ -17740,7 +15811,6 @@
               </w:rPr>
               <w:t>saved_errno</w:t>
             </w:r>
-            <w:proofErr w:type="spellEnd"/>
           </w:p>
         </w:tc>
         <w:tc>
@@ -17754,7 +15824,6 @@
                 <w:bCs/>
               </w:rPr>
             </w:pPr>
-            <w:proofErr w:type="spellStart"/>
             <w:r>
               <w:rPr>
                 <w:b/>
@@ -17762,7 +15831,6 @@
               </w:rPr>
               <w:t>int</w:t>
             </w:r>
-            <w:proofErr w:type="spellEnd"/>
           </w:p>
         </w:tc>
         <w:tc>
@@ -17781,23 +15849,7 @@
                 <w:b/>
                 <w:bCs/>
               </w:rPr>
-              <w:t xml:space="preserve">Guarda el valor actual de </w:t>
-            </w:r>
-            <w:proofErr w:type="spellStart"/>
-            <w:r>
-              <w:rPr>
-                <w:b/>
-                <w:bCs/>
-              </w:rPr>
-              <w:t>errno</w:t>
-            </w:r>
-            <w:proofErr w:type="spellEnd"/>
-            <w:r>
-              <w:rPr>
-                <w:b/>
-                <w:bCs/>
-              </w:rPr>
-              <w:t xml:space="preserve"> antes de realizar cualquier operación que pueda modificarlo. </w:t>
+              <w:t xml:space="preserve">Guarda el valor actual de errno antes de realizar cualquier operación que pueda modificarlo. </w:t>
             </w:r>
             <w:r>
               <w:rPr>
@@ -17825,39 +15877,7 @@
                 <w:b/>
                 <w:bCs/>
               </w:rPr>
-              <w:t xml:space="preserve"> porque las funciones de sistema como </w:t>
-            </w:r>
-            <w:proofErr w:type="spellStart"/>
-            <w:r>
-              <w:rPr>
-                <w:b/>
-                <w:bCs/>
-              </w:rPr>
-              <w:t>waitpid</w:t>
-            </w:r>
-            <w:proofErr w:type="spellEnd"/>
-            <w:r>
-              <w:rPr>
-                <w:b/>
-                <w:bCs/>
-              </w:rPr>
-              <w:t xml:space="preserve"> pueden modificar </w:t>
-            </w:r>
-            <w:proofErr w:type="spellStart"/>
-            <w:r>
-              <w:rPr>
-                <w:b/>
-                <w:bCs/>
-              </w:rPr>
-              <w:t>errno</w:t>
-            </w:r>
-            <w:proofErr w:type="spellEnd"/>
-            <w:r>
-              <w:rPr>
-                <w:b/>
-                <w:bCs/>
-              </w:rPr>
-              <w:t>, por lo que es necesario restaurarlo al final de la función.</w:t>
+              <w:t xml:space="preserve"> porque las funciones de sistema como waitpid pueden modificar errno, por lo que es necesario restaurarlo al final de la función.</w:t>
             </w:r>
           </w:p>
         </w:tc>
@@ -17897,7 +15917,6 @@
                 <w:bCs/>
               </w:rPr>
             </w:pPr>
-            <w:proofErr w:type="gramStart"/>
             <w:r>
               <w:rPr>
                 <w:b/>
@@ -17905,7 +15924,6 @@
               </w:rPr>
               <w:t>status</w:t>
             </w:r>
-            <w:proofErr w:type="gramEnd"/>
           </w:p>
         </w:tc>
         <w:tc>
@@ -17919,7 +15937,6 @@
                 <w:bCs/>
               </w:rPr>
             </w:pPr>
-            <w:proofErr w:type="spellStart"/>
             <w:r>
               <w:rPr>
                 <w:b/>
@@ -17927,7 +15944,6 @@
               </w:rPr>
               <w:t>int</w:t>
             </w:r>
-            <w:proofErr w:type="spellEnd"/>
           </w:p>
         </w:tc>
         <w:tc>
@@ -18006,7 +16022,6 @@
                 <w:bCs/>
               </w:rPr>
             </w:pPr>
-            <w:proofErr w:type="spellStart"/>
             <w:r>
               <w:rPr>
                 <w:b/>
@@ -18014,7 +16029,6 @@
               </w:rPr>
               <w:t>int</w:t>
             </w:r>
-            <w:proofErr w:type="spellEnd"/>
           </w:p>
         </w:tc>
         <w:tc>
@@ -18073,7 +16087,6 @@
                 <w:bCs/>
               </w:rPr>
             </w:pPr>
-            <w:proofErr w:type="spellStart"/>
             <w:r>
               <w:rPr>
                 <w:b/>
@@ -18081,7 +16094,6 @@
               </w:rPr>
               <w:t>pid</w:t>
             </w:r>
-            <w:proofErr w:type="spellEnd"/>
           </w:p>
         </w:tc>
         <w:tc>
@@ -18095,7 +16107,6 @@
                 <w:bCs/>
               </w:rPr>
             </w:pPr>
-            <w:proofErr w:type="spellStart"/>
             <w:r>
               <w:rPr>
                 <w:b/>
@@ -18103,7 +16114,6 @@
               </w:rPr>
               <w:t>pid_t</w:t>
             </w:r>
-            <w:proofErr w:type="spellEnd"/>
           </w:p>
         </w:tc>
         <w:tc>
@@ -18122,23 +16132,7 @@
                 <w:b/>
                 <w:bCs/>
               </w:rPr>
-              <w:t xml:space="preserve">almacena el identificador del proceso hijo que ha terminado, que es retornado por la función </w:t>
-            </w:r>
-            <w:proofErr w:type="spellStart"/>
-            <w:r>
-              <w:rPr>
-                <w:b/>
-                <w:bCs/>
-              </w:rPr>
-              <w:t>waitpid</w:t>
-            </w:r>
-            <w:proofErr w:type="spellEnd"/>
-            <w:r>
-              <w:rPr>
-                <w:b/>
-                <w:bCs/>
-              </w:rPr>
-              <w:t>.</w:t>
+              <w:t>almacena el identificador del proceso hijo que ha terminado, que es retornado por la función waitpid.</w:t>
             </w:r>
           </w:p>
         </w:tc>
@@ -18204,7 +16198,6 @@
                 <w:bCs/>
               </w:rPr>
             </w:pPr>
-            <w:proofErr w:type="spellStart"/>
             <w:r>
               <w:rPr>
                 <w:b/>
@@ -18212,7 +16205,6 @@
               </w:rPr>
               <w:t>void</w:t>
             </w:r>
-            <w:proofErr w:type="spellEnd"/>
           </w:p>
         </w:tc>
         <w:tc>
@@ -18322,39 +16314,7 @@
                 <w:b/>
                 <w:bCs/>
               </w:rPr>
-              <w:t>aneja la señal SIGCHLD generada cuando un proceso hijo termina. Recolecta los procesos terminados de forma no bloqueante, actualiza el estado de los trabajos en la lista de trabajos (</w:t>
-            </w:r>
-            <w:proofErr w:type="spellStart"/>
-            <w:r>
-              <w:rPr>
-                <w:b/>
-                <w:bCs/>
-              </w:rPr>
-              <w:t>job_list</w:t>
-            </w:r>
-            <w:proofErr w:type="spellEnd"/>
-            <w:r>
-              <w:rPr>
-                <w:b/>
-                <w:bCs/>
-              </w:rPr>
-              <w:t xml:space="preserve">) para reflejar que el proceso ha terminado, y luego restaura el valor de </w:t>
-            </w:r>
-            <w:proofErr w:type="spellStart"/>
-            <w:r>
-              <w:rPr>
-                <w:b/>
-                <w:bCs/>
-              </w:rPr>
-              <w:t>errno</w:t>
-            </w:r>
-            <w:proofErr w:type="spellEnd"/>
-            <w:r>
-              <w:rPr>
-                <w:b/>
-                <w:bCs/>
-              </w:rPr>
-              <w:t xml:space="preserve"> al final para evitar efectos secundarios en otras partes del programa.</w:t>
+              <w:t>aneja la señal SIGCHLD generada cuando un proceso hijo termina. Recolecta los procesos terminados de forma no bloqueante, actualiza el estado de los trabajos en la lista de trabajos (job_list) para reflejar que el proceso ha terminado, y luego restaura el valor de errno al final para evitar efectos secundarios en otras partes del programa.</w:t>
             </w:r>
           </w:p>
         </w:tc>
@@ -18402,7 +16362,6 @@
                 <w:bCs/>
               </w:rPr>
             </w:pPr>
-            <w:proofErr w:type="spellStart"/>
             <w:r>
               <w:rPr>
                 <w:b/>
@@ -18410,7 +16369,6 @@
               </w:rPr>
               <w:t>is_job_list_empty</w:t>
             </w:r>
-            <w:proofErr w:type="spellEnd"/>
           </w:p>
         </w:tc>
         <w:tc>
@@ -18618,7 +16576,6 @@
                 <w:bCs/>
               </w:rPr>
             </w:pPr>
-            <w:proofErr w:type="spellStart"/>
             <w:r>
               <w:rPr>
                 <w:b/>
@@ -18626,7 +16583,6 @@
               </w:rPr>
               <w:t>int</w:t>
             </w:r>
-            <w:proofErr w:type="spellEnd"/>
           </w:p>
         </w:tc>
         <w:tc>
@@ -18711,7 +16667,6 @@
                 <w:bCs/>
               </w:rPr>
             </w:pPr>
-            <w:proofErr w:type="spellStart"/>
             <w:r>
               <w:rPr>
                 <w:b/>
@@ -18719,7 +16674,6 @@
               </w:rPr>
               <w:t>bool</w:t>
             </w:r>
-            <w:proofErr w:type="spellEnd"/>
           </w:p>
         </w:tc>
         <w:tc>
@@ -18827,23 +16781,7 @@
                 <w:b/>
                 <w:bCs/>
               </w:rPr>
-              <w:t>corre la lista de trabajos (</w:t>
-            </w:r>
-            <w:proofErr w:type="spellStart"/>
-            <w:r>
-              <w:rPr>
-                <w:b/>
-                <w:bCs/>
-              </w:rPr>
-              <w:t>job_list</w:t>
-            </w:r>
-            <w:proofErr w:type="spellEnd"/>
-            <w:r>
-              <w:rPr>
-                <w:b/>
-                <w:bCs/>
-              </w:rPr>
-              <w:t>) y comprueba si algún trabajo está activo o en ejecución (es decir, si tiene comandos, no está finalizado o tiene procesos asociados). Si encuentra alguno de estos trabajos, devuelve false (la lista no está vacía). Si todos los trabajos están vacíos, es decir, finalizados sin procesos asociados, devuelve true (la lista está vacía).</w:t>
+              <w:t>corre la lista de trabajos (job_list) y comprueba si algún trabajo está activo o en ejecución (es decir, si tiene comandos, no está finalizado o tiene procesos asociados). Si encuentra alguno de estos trabajos, devuelve false (la lista no está vacía). Si todos los trabajos están vacíos, es decir, finalizados sin procesos asociados, devuelve true (la lista está vacía).</w:t>
             </w:r>
           </w:p>
         </w:tc>
@@ -18891,7 +16829,6 @@
                 <w:bCs/>
               </w:rPr>
             </w:pPr>
-            <w:proofErr w:type="spellStart"/>
             <w:r>
               <w:rPr>
                 <w:b/>
@@ -18899,7 +16836,6 @@
               </w:rPr>
               <w:t>is_empty_or_space</w:t>
             </w:r>
-            <w:proofErr w:type="spellEnd"/>
           </w:p>
         </w:tc>
         <w:tc>
@@ -19012,7 +16948,6 @@
                 <w:bCs/>
               </w:rPr>
             </w:pPr>
-            <w:proofErr w:type="spellStart"/>
             <w:r>
               <w:rPr>
                 <w:b/>
@@ -19020,7 +16955,6 @@
               </w:rPr>
               <w:t>str</w:t>
             </w:r>
-            <w:proofErr w:type="spellEnd"/>
           </w:p>
         </w:tc>
         <w:tc>
@@ -19039,17 +16973,8 @@
                 <w:b/>
                 <w:bCs/>
               </w:rPr>
-              <w:t xml:space="preserve">Puntero a </w:t>
-            </w:r>
-            <w:proofErr w:type="spellStart"/>
-            <w:r>
-              <w:rPr>
-                <w:b/>
-                <w:bCs/>
-              </w:rPr>
-              <w:t>char</w:t>
-            </w:r>
-            <w:proofErr w:type="spellEnd"/>
+              <w:t>Puntero a char</w:t>
+            </w:r>
           </w:p>
         </w:tc>
         <w:tc>
@@ -19116,7 +17041,6 @@
                 <w:bCs/>
               </w:rPr>
             </w:pPr>
-            <w:proofErr w:type="spellStart"/>
             <w:r>
               <w:rPr>
                 <w:b/>
@@ -19124,7 +17048,6 @@
               </w:rPr>
               <w:t>str</w:t>
             </w:r>
-            <w:proofErr w:type="spellEnd"/>
           </w:p>
         </w:tc>
         <w:tc>
@@ -19143,17 +17066,8 @@
                 <w:b/>
                 <w:bCs/>
               </w:rPr>
-              <w:t xml:space="preserve">Puntero a </w:t>
-            </w:r>
-            <w:proofErr w:type="spellStart"/>
-            <w:r>
-              <w:rPr>
-                <w:b/>
-                <w:bCs/>
-              </w:rPr>
-              <w:t>char</w:t>
-            </w:r>
-            <w:proofErr w:type="spellEnd"/>
+              <w:t>Puntero a char</w:t>
+            </w:r>
           </w:p>
         </w:tc>
         <w:tc>
@@ -19239,7 +17153,6 @@
                 <w:bCs/>
               </w:rPr>
             </w:pPr>
-            <w:proofErr w:type="spellStart"/>
             <w:r>
               <w:rPr>
                 <w:b/>
@@ -19247,7 +17160,6 @@
               </w:rPr>
               <w:t>bool</w:t>
             </w:r>
-            <w:proofErr w:type="spellEnd"/>
           </w:p>
         </w:tc>
         <w:tc>
@@ -19348,39 +17260,7 @@
                 <w:b/>
                 <w:bCs/>
               </w:rPr>
-              <w:t xml:space="preserve">Recorre la cadena </w:t>
-            </w:r>
-            <w:proofErr w:type="spellStart"/>
-            <w:r>
-              <w:rPr>
-                <w:b/>
-                <w:bCs/>
-              </w:rPr>
-              <w:t>str</w:t>
-            </w:r>
-            <w:proofErr w:type="spellEnd"/>
-            <w:r>
-              <w:rPr>
-                <w:b/>
-                <w:bCs/>
-              </w:rPr>
-              <w:t xml:space="preserve"> carácter por carácter y comprueba si todos son espacios en blanco (según </w:t>
-            </w:r>
-            <w:proofErr w:type="spellStart"/>
-            <w:r>
-              <w:rPr>
-                <w:b/>
-                <w:bCs/>
-              </w:rPr>
-              <w:t>isspace</w:t>
-            </w:r>
-            <w:proofErr w:type="spellEnd"/>
-            <w:r>
-              <w:rPr>
-                <w:b/>
-                <w:bCs/>
-              </w:rPr>
-              <w:t>). Si encuentra algún carácter que no sea un espacio, retorna false. Si no hay caracteres o todos son espacios, retorna true.</w:t>
+              <w:t>Recorre la cadena str carácter por carácter y comprueba si todos son espacios en blanco (según isspace). Si encuentra algún carácter que no sea un espacio, retorna false. Si no hay caracteres o todos son espacios, retorna true.</w:t>
             </w:r>
           </w:p>
         </w:tc>
@@ -19400,15 +17280,7 @@
     </w:p>
     <w:p>
       <w:r>
-        <w:t xml:space="preserve">Para garantizar el correcto funcionamiento del </w:t>
-      </w:r>
-      <w:proofErr w:type="spellStart"/>
-      <w:r>
-        <w:t>minishell</w:t>
-      </w:r>
-      <w:proofErr w:type="spellEnd"/>
-      <w:r>
-        <w:t>, se han llevado a cabo casos de prueba incrementales para cada tipo de mandato por separado (comandos internos y externos). Concretamente:</w:t>
+        <w:t>Para garantizar el correcto funcionamiento del minishell, se han llevado a cabo casos de prueba incrementales para cada tipo de mandato por separado (comandos internos y externos). Concretamente:</w:t>
       </w:r>
     </w:p>
     <w:p/>
@@ -19550,19 +17422,7 @@
                 <w:rPr>
                   <w:rStyle w:val="Hipervnculo"/>
                 </w:rPr>
-                <w:t>inp</w:t>
-              </w:r>
-              <w:r>
-                <w:rPr>
-                  <w:rStyle w:val="Hipervnculo"/>
-                </w:rPr>
-                <w:t>u</w:t>
-              </w:r>
-              <w:r>
-                <w:rPr>
-                  <w:rStyle w:val="Hipervnculo"/>
-                </w:rPr>
-                <w:t>t.txt</w:t>
+                <w:t>input.txt</w:t>
               </w:r>
             </w:hyperlink>
           </w:p>
@@ -19618,21 +17478,8 @@
               <w:spacing w:before="0" w:after="0" w:line="240" w:lineRule="auto"/>
               <w:jc w:val="left"/>
             </w:pPr>
-            <w:proofErr w:type="gramStart"/>
-            <w:r>
-              <w:t>cd .</w:t>
-            </w:r>
-            <w:proofErr w:type="gramEnd"/>
-            <w:r>
-              <w:t>/</w:t>
-            </w:r>
-            <w:proofErr w:type="spellStart"/>
-            <w:r>
-              <w:t>parser</w:t>
-            </w:r>
-            <w:proofErr w:type="spellEnd"/>
-            <w:r>
-              <w:t xml:space="preserve"> &gt; output.txt</w:t>
+            <w:r>
+              <w:t>cd ./parser &gt; output.txt</w:t>
             </w:r>
           </w:p>
         </w:tc>
@@ -19663,15 +17510,7 @@
               <w:t>output.txt</w:t>
             </w:r>
             <w:r>
-              <w:t xml:space="preserve"> (</w:t>
-            </w:r>
-            <w:proofErr w:type="spellStart"/>
-            <w:r>
-              <w:t>stdout</w:t>
-            </w:r>
-            <w:proofErr w:type="spellEnd"/>
-            <w:r>
-              <w:t>)</w:t>
+              <w:t xml:space="preserve"> (stdout)</w:t>
             </w:r>
           </w:p>
         </w:tc>
@@ -19691,29 +17530,8 @@
               <w:t xml:space="preserve"> </w:t>
             </w:r>
             <w:r>
-              <w:t>/home/marcos/</w:t>
-            </w:r>
-            <w:proofErr w:type="spellStart"/>
-            <w:r>
-              <w:t>Minishell</w:t>
-            </w:r>
-            <w:proofErr w:type="spellEnd"/>
-            <w:r>
-              <w:t>/</w:t>
-            </w:r>
-            <w:proofErr w:type="spellStart"/>
-            <w:r>
-              <w:t>minishell</w:t>
-            </w:r>
-            <w:proofErr w:type="spellEnd"/>
-            <w:r>
-              <w:t>/</w:t>
-            </w:r>
-            <w:proofErr w:type="spellStart"/>
-            <w:r>
-              <w:t>parser</w:t>
-            </w:r>
-            <w:proofErr w:type="spellEnd"/>
+              <w:t>/home/marcos/Minishell/minishell/parser</w:t>
+            </w:r>
           </w:p>
         </w:tc>
       </w:tr>
@@ -19730,19 +17548,11 @@
                 <w:lang w:val="en-GB"/>
               </w:rPr>
             </w:pPr>
-            <w:proofErr w:type="spellStart"/>
             <w:r>
               <w:rPr>
                 <w:lang w:val="en-GB"/>
               </w:rPr>
-              <w:t>umask</w:t>
-            </w:r>
-            <w:proofErr w:type="spellEnd"/>
-            <w:r>
-              <w:rPr>
-                <w:lang w:val="en-GB"/>
-              </w:rPr>
-              <w:t xml:space="preserve"> &lt; input.txt &gt; output.txt</w:t>
+              <w:t>umask &lt; input.txt &gt; output.txt</w:t>
             </w:r>
           </w:p>
         </w:tc>
@@ -19778,15 +17588,7 @@
               <w:t>output.txt</w:t>
             </w:r>
             <w:r>
-              <w:t xml:space="preserve"> (</w:t>
-            </w:r>
-            <w:proofErr w:type="spellStart"/>
-            <w:r>
-              <w:t>stdout</w:t>
-            </w:r>
-            <w:proofErr w:type="spellEnd"/>
-            <w:r>
-              <w:t>)</w:t>
+              <w:t xml:space="preserve"> (stdout)</w:t>
             </w:r>
           </w:p>
         </w:tc>
@@ -19800,15 +17602,7 @@
               <w:jc w:val="left"/>
             </w:pPr>
             <w:r>
-              <w:t>Valor de máscara (</w:t>
-            </w:r>
-            <w:proofErr w:type="spellStart"/>
-            <w:r>
-              <w:t>umask</w:t>
-            </w:r>
-            <w:proofErr w:type="spellEnd"/>
-            <w:r>
-              <w:t>) actual: 0002</w:t>
+              <w:t>Valor de máscara (umask) actual: 0002</w:t>
             </w:r>
           </w:p>
         </w:tc>
@@ -19823,13 +17617,8 @@
               <w:spacing w:before="0" w:after="0" w:line="240" w:lineRule="auto"/>
               <w:jc w:val="left"/>
             </w:pPr>
-            <w:proofErr w:type="spellStart"/>
-            <w:r>
-              <w:t>umask</w:t>
-            </w:r>
-            <w:proofErr w:type="spellEnd"/>
-            <w:r>
-              <w:t xml:space="preserve"> 0123 </w:t>
+            <w:r>
+              <w:t xml:space="preserve">umask 0123 </w:t>
             </w:r>
           </w:p>
         </w:tc>
@@ -19871,15 +17660,7 @@
               <w:jc w:val="left"/>
             </w:pPr>
             <w:r>
-              <w:t>Máscara (</w:t>
-            </w:r>
-            <w:proofErr w:type="spellStart"/>
-            <w:r>
-              <w:t>umask</w:t>
-            </w:r>
-            <w:proofErr w:type="spellEnd"/>
-            <w:r>
-              <w:t>) cambiada a: 0123</w:t>
+              <w:t>Máscara (umask) cambiada a: 0123</w:t>
             </w:r>
           </w:p>
         </w:tc>
@@ -19894,11 +17675,9 @@
               <w:spacing w:before="0" w:after="0" w:line="240" w:lineRule="auto"/>
               <w:jc w:val="left"/>
             </w:pPr>
-            <w:proofErr w:type="spellStart"/>
             <w:r>
               <w:t>jobs</w:t>
             </w:r>
-            <w:proofErr w:type="spellEnd"/>
           </w:p>
         </w:tc>
         <w:tc>
@@ -19954,13 +17733,8 @@
               <w:spacing w:before="0" w:after="0" w:line="240" w:lineRule="auto"/>
               <w:jc w:val="left"/>
             </w:pPr>
-            <w:proofErr w:type="spellStart"/>
-            <w:r>
-              <w:t>bg</w:t>
-            </w:r>
-            <w:proofErr w:type="spellEnd"/>
-            <w:r>
-              <w:t xml:space="preserve"> 100 &lt; input.txt</w:t>
+            <w:r>
+              <w:t>bg 100 &lt; input.txt</w:t>
             </w:r>
           </w:p>
         </w:tc>
@@ -20006,13 +17780,8 @@
               <w:spacing w:before="0" w:after="0" w:line="240" w:lineRule="auto"/>
               <w:jc w:val="left"/>
             </w:pPr>
-            <w:proofErr w:type="spellStart"/>
-            <w:r>
-              <w:t>bg</w:t>
-            </w:r>
-            <w:proofErr w:type="spellEnd"/>
-            <w:r>
-              <w:t>: el trabajo 100 no existe</w:t>
+            <w:r>
+              <w:t>bg: el trabajo 100 no existe</w:t>
             </w:r>
           </w:p>
         </w:tc>
@@ -20027,13 +17796,8 @@
               <w:spacing w:before="0" w:after="0" w:line="240" w:lineRule="auto"/>
               <w:jc w:val="left"/>
             </w:pPr>
-            <w:proofErr w:type="spellStart"/>
-            <w:r>
-              <w:t>bg</w:t>
-            </w:r>
-            <w:proofErr w:type="spellEnd"/>
-            <w:r>
-              <w:t xml:space="preserve"> &gt; output.txt</w:t>
+            <w:r>
+              <w:t>bg &gt; output.txt</w:t>
             </w:r>
           </w:p>
         </w:tc>
@@ -20064,15 +17828,7 @@
               <w:t>output.txt</w:t>
             </w:r>
             <w:r>
-              <w:t xml:space="preserve"> (</w:t>
-            </w:r>
-            <w:proofErr w:type="spellStart"/>
-            <w:r>
-              <w:t>stdout</w:t>
-            </w:r>
-            <w:proofErr w:type="spellEnd"/>
-            <w:r>
-              <w:t>)</w:t>
+              <w:t xml:space="preserve"> (stdout)</w:t>
             </w:r>
           </w:p>
         </w:tc>
@@ -20085,13 +17841,8 @@
               <w:spacing w:before="0" w:after="0" w:line="240" w:lineRule="auto"/>
               <w:jc w:val="left"/>
             </w:pPr>
-            <w:proofErr w:type="spellStart"/>
-            <w:r>
-              <w:t>bg</w:t>
-            </w:r>
-            <w:proofErr w:type="spellEnd"/>
-            <w:r>
-              <w:t>: el trabajo actual no existe</w:t>
+            <w:r>
+              <w:t>bg: el trabajo actual no existe</w:t>
             </w:r>
           </w:p>
         </w:tc>
@@ -20106,11 +17857,9 @@
               <w:spacing w:before="0" w:after="0" w:line="240" w:lineRule="auto"/>
               <w:jc w:val="left"/>
             </w:pPr>
-            <w:proofErr w:type="spellStart"/>
             <w:r>
               <w:t>exit</w:t>
             </w:r>
-            <w:proofErr w:type="spellEnd"/>
           </w:p>
         </w:tc>
         <w:tc>
@@ -20151,15 +17900,7 @@
               <w:jc w:val="left"/>
             </w:pPr>
             <w:r>
-              <w:t xml:space="preserve">Saliendo de la </w:t>
-            </w:r>
-            <w:proofErr w:type="spellStart"/>
-            <w:r>
-              <w:t>MiniShell</w:t>
-            </w:r>
-            <w:proofErr w:type="spellEnd"/>
-            <w:r>
-              <w:t>...</w:t>
+              <w:t>Saliendo de la MiniShell...</w:t>
             </w:r>
           </w:p>
         </w:tc>
@@ -20181,21 +17922,7 @@
               <w:rPr>
                 <w:lang w:val="en-GB"/>
               </w:rPr>
-              <w:t xml:space="preserve">cd | </w:t>
-            </w:r>
-            <w:proofErr w:type="spellStart"/>
-            <w:r>
-              <w:rPr>
-                <w:lang w:val="en-GB"/>
-              </w:rPr>
-              <w:t>wc</w:t>
-            </w:r>
-            <w:proofErr w:type="spellEnd"/>
-            <w:r>
-              <w:rPr>
-                <w:lang w:val="en-GB"/>
-              </w:rPr>
-              <w:t xml:space="preserve"> -l &gt; output.txt</w:t>
+              <w:t>cd | wc -l &gt; output.txt</w:t>
             </w:r>
           </w:p>
         </w:tc>
@@ -20247,15 +17974,7 @@
               </w:rPr>
             </w:pPr>
             <w:r>
-              <w:t>(</w:t>
-            </w:r>
-            <w:proofErr w:type="spellStart"/>
-            <w:r>
-              <w:t>stdout</w:t>
-            </w:r>
-            <w:proofErr w:type="spellEnd"/>
-            <w:r>
-              <w:t>)</w:t>
+              <w:t>(stdout)</w:t>
             </w:r>
           </w:p>
         </w:tc>
@@ -20452,49 +18171,7 @@
         <w:rPr>
           <w:lang w:val="es-ES"/>
         </w:rPr>
-        <w:t xml:space="preserve">comprobar su funcionamiento cuando </w:t>
-      </w:r>
-      <w:proofErr w:type="spellStart"/>
-      <w:r>
-        <w:rPr>
-          <w:lang w:val="es-ES"/>
-        </w:rPr>
-        <w:t>job_list</w:t>
-      </w:r>
-      <w:proofErr w:type="spellEnd"/>
-      <w:r>
-        <w:rPr>
-          <w:lang w:val="es-ES"/>
-        </w:rPr>
-        <w:t xml:space="preserve"> no está vacía (es decir, cuando </w:t>
-      </w:r>
-      <w:proofErr w:type="spellStart"/>
-      <w:r>
-        <w:rPr>
-          <w:lang w:val="es-ES"/>
-        </w:rPr>
-        <w:t>is_job_list_</w:t>
-      </w:r>
-      <w:proofErr w:type="gramStart"/>
-      <w:r>
-        <w:rPr>
-          <w:lang w:val="es-ES"/>
-        </w:rPr>
-        <w:t>empty</w:t>
-      </w:r>
-      <w:proofErr w:type="spellEnd"/>
-      <w:r>
-        <w:rPr>
-          <w:lang w:val="es-ES"/>
-        </w:rPr>
-        <w:t>(</w:t>
-      </w:r>
-      <w:proofErr w:type="gramEnd"/>
-      <w:r>
-        <w:rPr>
-          <w:lang w:val="es-ES"/>
-        </w:rPr>
-        <w:t>) devuelve false).</w:t>
+        <w:t>comprobar su funcionamiento cuando job_list no está vacía (es decir, cuando is_job_list_empty() devuelve false).</w:t>
       </w:r>
     </w:p>
     <w:p>
@@ -20590,13 +18267,8 @@
               <w:spacing w:before="0" w:after="0" w:line="240" w:lineRule="auto"/>
               <w:jc w:val="left"/>
             </w:pPr>
-            <w:proofErr w:type="spellStart"/>
-            <w:r>
-              <w:t>ls</w:t>
-            </w:r>
-            <w:proofErr w:type="spellEnd"/>
-            <w:r>
-              <w:t xml:space="preserve"> -la</w:t>
+            <w:r>
+              <w:t>ls -la</w:t>
             </w:r>
           </w:p>
         </w:tc>
@@ -20661,55 +18333,11 @@
                 <w:lang w:val="en-GB"/>
               </w:rPr>
             </w:pPr>
-            <w:proofErr w:type="spellStart"/>
             <w:r>
               <w:rPr>
                 <w:lang w:val="en-GB"/>
               </w:rPr>
-              <w:t>drwxrwxr</w:t>
-            </w:r>
-            <w:proofErr w:type="spellEnd"/>
-            <w:r>
-              <w:rPr>
-                <w:lang w:val="en-GB"/>
-              </w:rPr>
-              <w:t xml:space="preserve">-x 4 user </w:t>
-            </w:r>
-            <w:proofErr w:type="spellStart"/>
-            <w:proofErr w:type="gramStart"/>
-            <w:r>
-              <w:rPr>
-                <w:lang w:val="en-GB"/>
-              </w:rPr>
-              <w:t>user</w:t>
-            </w:r>
-            <w:proofErr w:type="spellEnd"/>
-            <w:r>
-              <w:rPr>
-                <w:lang w:val="en-GB"/>
-              </w:rPr>
-              <w:t xml:space="preserve">  4096</w:t>
-            </w:r>
-            <w:proofErr w:type="gramEnd"/>
-            <w:r>
-              <w:rPr>
-                <w:lang w:val="en-GB"/>
-              </w:rPr>
-              <w:t xml:space="preserve"> </w:t>
-            </w:r>
-            <w:proofErr w:type="spellStart"/>
-            <w:r>
-              <w:rPr>
-                <w:lang w:val="en-GB"/>
-              </w:rPr>
-              <w:t>dic</w:t>
-            </w:r>
-            <w:proofErr w:type="spellEnd"/>
-            <w:r>
-              <w:rPr>
-                <w:lang w:val="en-GB"/>
-              </w:rPr>
-              <w:t xml:space="preserve"> 18 00:51 .</w:t>
+              <w:t>drwxrwxr-x 4 user user  4096 dic 18 00:51 .</w:t>
             </w:r>
           </w:p>
           <w:p>
@@ -20720,55 +18348,11 @@
                 <w:lang w:val="en-GB"/>
               </w:rPr>
             </w:pPr>
-            <w:proofErr w:type="spellStart"/>
             <w:r>
               <w:rPr>
                 <w:lang w:val="en-GB"/>
               </w:rPr>
-              <w:t>drwxrwxr</w:t>
-            </w:r>
-            <w:proofErr w:type="spellEnd"/>
-            <w:r>
-              <w:rPr>
-                <w:lang w:val="en-GB"/>
-              </w:rPr>
-              <w:t xml:space="preserve">-x 6 user </w:t>
-            </w:r>
-            <w:proofErr w:type="spellStart"/>
-            <w:proofErr w:type="gramStart"/>
-            <w:r>
-              <w:rPr>
-                <w:lang w:val="en-GB"/>
-              </w:rPr>
-              <w:t>user</w:t>
-            </w:r>
-            <w:proofErr w:type="spellEnd"/>
-            <w:r>
-              <w:rPr>
-                <w:lang w:val="en-GB"/>
-              </w:rPr>
-              <w:t xml:space="preserve">  4096</w:t>
-            </w:r>
-            <w:proofErr w:type="gramEnd"/>
-            <w:r>
-              <w:rPr>
-                <w:lang w:val="en-GB"/>
-              </w:rPr>
-              <w:t xml:space="preserve"> </w:t>
-            </w:r>
-            <w:proofErr w:type="spellStart"/>
-            <w:r>
-              <w:rPr>
-                <w:lang w:val="en-GB"/>
-              </w:rPr>
-              <w:t>dic</w:t>
-            </w:r>
-            <w:proofErr w:type="spellEnd"/>
-            <w:r>
-              <w:rPr>
-                <w:lang w:val="en-GB"/>
-              </w:rPr>
-              <w:t xml:space="preserve">  5 11:12 ..</w:t>
+              <w:t>drwxrwxr-x 6 user user  4096 dic  5 11:12 ..</w:t>
             </w:r>
           </w:p>
           <w:p>
@@ -20783,71 +18367,7 @@
               <w:rPr>
                 <w:lang w:val="en-GB"/>
               </w:rPr>
-              <w:t>-</w:t>
-            </w:r>
-            <w:proofErr w:type="spellStart"/>
-            <w:r>
-              <w:rPr>
-                <w:lang w:val="en-GB"/>
-              </w:rPr>
-              <w:t>rw</w:t>
-            </w:r>
-            <w:proofErr w:type="spellEnd"/>
-            <w:r>
-              <w:rPr>
-                <w:lang w:val="en-GB"/>
-              </w:rPr>
-              <w:t>-</w:t>
-            </w:r>
-            <w:proofErr w:type="spellStart"/>
-            <w:r>
-              <w:rPr>
-                <w:lang w:val="en-GB"/>
-              </w:rPr>
-              <w:t>rw</w:t>
-            </w:r>
-            <w:proofErr w:type="spellEnd"/>
-            <w:r>
-              <w:rPr>
-                <w:lang w:val="en-GB"/>
-              </w:rPr>
-              <w:t xml:space="preserve">-r-- 1 user </w:t>
-            </w:r>
-            <w:proofErr w:type="spellStart"/>
-            <w:r>
-              <w:rPr>
-                <w:lang w:val="en-GB"/>
-              </w:rPr>
-              <w:t>user</w:t>
-            </w:r>
-            <w:proofErr w:type="spellEnd"/>
-            <w:r>
-              <w:rPr>
-                <w:lang w:val="en-GB"/>
-              </w:rPr>
-              <w:t xml:space="preserve">   123 </w:t>
-            </w:r>
-            <w:proofErr w:type="spellStart"/>
-            <w:proofErr w:type="gramStart"/>
-            <w:r>
-              <w:rPr>
-                <w:lang w:val="en-GB"/>
-              </w:rPr>
-              <w:t>dic</w:t>
-            </w:r>
-            <w:proofErr w:type="spellEnd"/>
-            <w:r>
-              <w:rPr>
-                <w:lang w:val="en-GB"/>
-              </w:rPr>
-              <w:t xml:space="preserve">  5</w:t>
-            </w:r>
-            <w:proofErr w:type="gramEnd"/>
-            <w:r>
-              <w:rPr>
-                <w:lang w:val="en-GB"/>
-              </w:rPr>
-              <w:t xml:space="preserve"> 11:12 CMakeLists.txt</w:t>
+              <w:t>-rw-rw-r-- 1 user user   123 dic  5 11:12 CMakeLists.txt</w:t>
             </w:r>
           </w:p>
           <w:p>
@@ -20862,49 +18382,7 @@
               <w:rPr>
                 <w:lang w:val="en-GB"/>
               </w:rPr>
-              <w:t>-</w:t>
-            </w:r>
-            <w:proofErr w:type="spellStart"/>
-            <w:r>
-              <w:rPr>
-                <w:lang w:val="en-GB"/>
-              </w:rPr>
-              <w:t>rwxrwxr</w:t>
-            </w:r>
-            <w:proofErr w:type="spellEnd"/>
-            <w:r>
-              <w:rPr>
-                <w:lang w:val="en-GB"/>
-              </w:rPr>
-              <w:t xml:space="preserve">-x 1 user </w:t>
-            </w:r>
-            <w:proofErr w:type="spellStart"/>
-            <w:r>
-              <w:rPr>
-                <w:lang w:val="en-GB"/>
-              </w:rPr>
-              <w:t>user</w:t>
-            </w:r>
-            <w:proofErr w:type="spellEnd"/>
-            <w:r>
-              <w:rPr>
-                <w:lang w:val="en-GB"/>
-              </w:rPr>
-              <w:t xml:space="preserve">    94 </w:t>
-            </w:r>
-            <w:proofErr w:type="spellStart"/>
-            <w:r>
-              <w:rPr>
-                <w:lang w:val="en-GB"/>
-              </w:rPr>
-              <w:t>dic</w:t>
-            </w:r>
-            <w:proofErr w:type="spellEnd"/>
-            <w:r>
-              <w:rPr>
-                <w:lang w:val="en-GB"/>
-              </w:rPr>
-              <w:t xml:space="preserve"> 13 09:59 compila.sh</w:t>
+              <w:t>-rwxrwxr-x 1 user user    94 dic 13 09:59 compila.sh</w:t>
             </w:r>
           </w:p>
           <w:p>
@@ -20915,55 +18393,11 @@
                 <w:lang w:val="en-GB"/>
               </w:rPr>
             </w:pPr>
-            <w:proofErr w:type="spellStart"/>
             <w:r>
               <w:rPr>
                 <w:lang w:val="en-GB"/>
               </w:rPr>
-              <w:t>drwxrwxr</w:t>
-            </w:r>
-            <w:proofErr w:type="spellEnd"/>
-            <w:r>
-              <w:rPr>
-                <w:lang w:val="en-GB"/>
-              </w:rPr>
-              <w:t xml:space="preserve">-x 2 user </w:t>
-            </w:r>
-            <w:proofErr w:type="spellStart"/>
-            <w:proofErr w:type="gramStart"/>
-            <w:r>
-              <w:rPr>
-                <w:lang w:val="en-GB"/>
-              </w:rPr>
-              <w:t>user</w:t>
-            </w:r>
-            <w:proofErr w:type="spellEnd"/>
-            <w:r>
-              <w:rPr>
-                <w:lang w:val="en-GB"/>
-              </w:rPr>
-              <w:t xml:space="preserve">  4096</w:t>
-            </w:r>
-            <w:proofErr w:type="gramEnd"/>
-            <w:r>
-              <w:rPr>
-                <w:lang w:val="en-GB"/>
-              </w:rPr>
-              <w:t xml:space="preserve"> </w:t>
-            </w:r>
-            <w:proofErr w:type="spellStart"/>
-            <w:r>
-              <w:rPr>
-                <w:lang w:val="en-GB"/>
-              </w:rPr>
-              <w:t>dic</w:t>
-            </w:r>
-            <w:proofErr w:type="spellEnd"/>
-            <w:r>
-              <w:rPr>
-                <w:lang w:val="en-GB"/>
-              </w:rPr>
-              <w:t xml:space="preserve"> 18 00:51 .idea</w:t>
+              <w:t>drwxrwxr-x 2 user user  4096 dic 18 00:51 .idea</w:t>
             </w:r>
           </w:p>
           <w:p>
@@ -20978,63 +18412,7 @@
               <w:rPr>
                 <w:lang w:val="en-GB"/>
               </w:rPr>
-              <w:t>-</w:t>
-            </w:r>
-            <w:proofErr w:type="spellStart"/>
-            <w:r>
-              <w:rPr>
-                <w:lang w:val="en-GB"/>
-              </w:rPr>
-              <w:t>rw</w:t>
-            </w:r>
-            <w:proofErr w:type="spellEnd"/>
-            <w:r>
-              <w:rPr>
-                <w:lang w:val="en-GB"/>
-              </w:rPr>
-              <w:t>-</w:t>
-            </w:r>
-            <w:proofErr w:type="spellStart"/>
-            <w:r>
-              <w:rPr>
-                <w:lang w:val="en-GB"/>
-              </w:rPr>
-              <w:t>rw</w:t>
-            </w:r>
-            <w:proofErr w:type="spellEnd"/>
-            <w:r>
-              <w:rPr>
-                <w:lang w:val="en-GB"/>
-              </w:rPr>
-              <w:t xml:space="preserve">-r-- 1 user </w:t>
-            </w:r>
-            <w:proofErr w:type="spellStart"/>
-            <w:r>
-              <w:rPr>
-                <w:lang w:val="en-GB"/>
-              </w:rPr>
-              <w:t>user</w:t>
-            </w:r>
-            <w:proofErr w:type="spellEnd"/>
-            <w:r>
-              <w:rPr>
-                <w:lang w:val="en-GB"/>
-              </w:rPr>
-              <w:t xml:space="preserve">   748 </w:t>
-            </w:r>
-            <w:proofErr w:type="spellStart"/>
-            <w:r>
-              <w:rPr>
-                <w:lang w:val="en-GB"/>
-              </w:rPr>
-              <w:t>dic</w:t>
-            </w:r>
-            <w:proofErr w:type="spellEnd"/>
-            <w:r>
-              <w:rPr>
-                <w:lang w:val="en-GB"/>
-              </w:rPr>
-              <w:t xml:space="preserve"> 16 09:57 input.txt</w:t>
+              <w:t>-rw-rw-r-- 1 user user   748 dic 16 09:57 input.txt</w:t>
             </w:r>
           </w:p>
           <w:p>
@@ -21049,58 +18427,8 @@
               <w:rPr>
                 <w:lang w:val="en-GB"/>
               </w:rPr>
-              <w:t>-</w:t>
-            </w:r>
-            <w:proofErr w:type="spellStart"/>
-            <w:r>
-              <w:rPr>
-                <w:lang w:val="en-GB"/>
-              </w:rPr>
-              <w:t>rwxrwxr</w:t>
-            </w:r>
-            <w:proofErr w:type="spellEnd"/>
-            <w:r>
-              <w:rPr>
-                <w:lang w:val="en-GB"/>
-              </w:rPr>
-              <w:t xml:space="preserve">-x 1 user </w:t>
-            </w:r>
-            <w:proofErr w:type="spellStart"/>
-            <w:r>
-              <w:rPr>
-                <w:lang w:val="en-GB"/>
-              </w:rPr>
-              <w:t>user</w:t>
-            </w:r>
-            <w:proofErr w:type="spellEnd"/>
-            <w:r>
-              <w:rPr>
-                <w:lang w:val="en-GB"/>
-              </w:rPr>
-              <w:t xml:space="preserve"> 37192 </w:t>
-            </w:r>
-            <w:proofErr w:type="spellStart"/>
-            <w:r>
-              <w:rPr>
-                <w:lang w:val="en-GB"/>
-              </w:rPr>
-              <w:t>dic</w:t>
-            </w:r>
-            <w:proofErr w:type="spellEnd"/>
-            <w:r>
-              <w:rPr>
-                <w:lang w:val="en-GB"/>
-              </w:rPr>
-              <w:t xml:space="preserve"> 18 00:51 </w:t>
-            </w:r>
-            <w:proofErr w:type="spellStart"/>
-            <w:r>
-              <w:rPr>
-                <w:lang w:val="en-GB"/>
-              </w:rPr>
-              <w:t>minishell</w:t>
-            </w:r>
-            <w:proofErr w:type="spellEnd"/>
+              <w:t>-rwxrwxr-x 1 user user 37192 dic 18 00:51 minishell</w:t>
+            </w:r>
           </w:p>
           <w:p>
             <w:pPr>
@@ -21114,112 +18442,17 @@
               <w:rPr>
                 <w:lang w:val="en-GB"/>
               </w:rPr>
-              <w:t>-</w:t>
-            </w:r>
-            <w:proofErr w:type="spellStart"/>
-            <w:r>
-              <w:rPr>
-                <w:lang w:val="en-GB"/>
-              </w:rPr>
-              <w:t>rw</w:t>
-            </w:r>
-            <w:proofErr w:type="spellEnd"/>
-            <w:r>
-              <w:rPr>
-                <w:lang w:val="en-GB"/>
-              </w:rPr>
-              <w:t>-</w:t>
-            </w:r>
-            <w:proofErr w:type="spellStart"/>
-            <w:r>
-              <w:rPr>
-                <w:lang w:val="en-GB"/>
-              </w:rPr>
-              <w:t>rw</w:t>
-            </w:r>
-            <w:proofErr w:type="spellEnd"/>
-            <w:r>
-              <w:rPr>
-                <w:lang w:val="en-GB"/>
-              </w:rPr>
-              <w:t xml:space="preserve">-r-- 1 user </w:t>
-            </w:r>
-            <w:proofErr w:type="spellStart"/>
-            <w:r>
-              <w:rPr>
-                <w:lang w:val="en-GB"/>
-              </w:rPr>
-              <w:t>user</w:t>
-            </w:r>
-            <w:proofErr w:type="spellEnd"/>
-            <w:r>
-              <w:rPr>
-                <w:lang w:val="en-GB"/>
-              </w:rPr>
-              <w:t xml:space="preserve"> 33300 </w:t>
-            </w:r>
-            <w:proofErr w:type="spellStart"/>
-            <w:r>
-              <w:rPr>
-                <w:lang w:val="en-GB"/>
-              </w:rPr>
-              <w:t>dic</w:t>
-            </w:r>
-            <w:proofErr w:type="spellEnd"/>
-            <w:r>
-              <w:rPr>
-                <w:lang w:val="en-GB"/>
-              </w:rPr>
-              <w:t xml:space="preserve"> 18 00:51 </w:t>
-            </w:r>
-            <w:proofErr w:type="spellStart"/>
-            <w:r>
-              <w:rPr>
-                <w:lang w:val="en-GB"/>
-              </w:rPr>
-              <w:t>minishell.c</w:t>
-            </w:r>
-            <w:proofErr w:type="spellEnd"/>
+              <w:t>-rw-rw-r-- 1 user user 33300 dic 18 00:51 minishell.c</w:t>
+            </w:r>
           </w:p>
           <w:p>
             <w:pPr>
               <w:spacing w:before="0" w:after="0" w:line="240" w:lineRule="auto"/>
               <w:jc w:val="left"/>
             </w:pPr>
-            <w:proofErr w:type="spellStart"/>
-            <w:r>
-              <w:t>drwxrwxr</w:t>
-            </w:r>
-            <w:proofErr w:type="spellEnd"/>
-            <w:r>
-              <w:t xml:space="preserve">-x 2 </w:t>
-            </w:r>
-            <w:proofErr w:type="spellStart"/>
-            <w:r>
-              <w:t>user</w:t>
-            </w:r>
-            <w:proofErr w:type="spellEnd"/>
-            <w:r>
-              <w:t xml:space="preserve"> </w:t>
-            </w:r>
-            <w:proofErr w:type="spellStart"/>
-            <w:proofErr w:type="gramStart"/>
-            <w:r>
-              <w:t>user</w:t>
-            </w:r>
-            <w:proofErr w:type="spellEnd"/>
-            <w:r>
-              <w:t xml:space="preserve">  4096</w:t>
-            </w:r>
-            <w:proofErr w:type="gramEnd"/>
-            <w:r>
-              <w:t xml:space="preserve"> dic  6 17:13 </w:t>
-            </w:r>
-            <w:proofErr w:type="spellStart"/>
-            <w:r>
-              <w:t>parser</w:t>
-            </w:r>
-            <w:proofErr w:type="spellEnd"/>
+            <w:r>
+              <w:t>drwxrwxr-x 2 user user  4096 dic  6 17:13 parser</w:t>
+            </w:r>
           </w:p>
         </w:tc>
       </w:tr>
@@ -21233,29 +18466,8 @@
               <w:spacing w:before="0" w:after="0" w:line="240" w:lineRule="auto"/>
               <w:jc w:val="left"/>
             </w:pPr>
-            <w:proofErr w:type="spellStart"/>
-            <w:r>
-              <w:t>ls</w:t>
-            </w:r>
-            <w:proofErr w:type="spellEnd"/>
-            <w:r>
-              <w:t xml:space="preserve"> -</w:t>
-            </w:r>
-            <w:proofErr w:type="gramStart"/>
-            <w:r>
-              <w:t xml:space="preserve">la </w:t>
-            </w:r>
-            <w:proofErr w:type="spellStart"/>
-            <w:r>
-              <w:t>directorio</w:t>
-            </w:r>
-            <w:proofErr w:type="gramEnd"/>
-            <w:r>
-              <w:t>_inexistente</w:t>
-            </w:r>
-            <w:proofErr w:type="spellEnd"/>
-            <w:r>
-              <w:t xml:space="preserve"> &gt;&amp; error.txt</w:t>
+            <w:r>
+              <w:t>ls -la directorio_inexistente &gt;&amp; error.txt</w:t>
             </w:r>
           </w:p>
         </w:tc>
@@ -21304,21 +18516,7 @@
               <w:rPr>
                 <w:lang w:val="es-ES"/>
               </w:rPr>
-              <w:t>(</w:t>
-            </w:r>
-            <w:proofErr w:type="spellStart"/>
-            <w:r>
-              <w:rPr>
-                <w:lang w:val="es-ES"/>
-              </w:rPr>
-              <w:t>stderr</w:t>
-            </w:r>
-            <w:proofErr w:type="spellEnd"/>
-            <w:r>
-              <w:rPr>
-                <w:lang w:val="es-ES"/>
-              </w:rPr>
-              <w:t>)</w:t>
+              <w:t>(stderr)</w:t>
             </w:r>
           </w:p>
         </w:tc>
@@ -21334,33 +18532,11 @@
                 <w:lang w:val="es-ES"/>
               </w:rPr>
             </w:pPr>
-            <w:proofErr w:type="spellStart"/>
             <w:r>
               <w:rPr>
                 <w:lang w:val="es-ES"/>
               </w:rPr>
-              <w:t>ls</w:t>
-            </w:r>
-            <w:proofErr w:type="spellEnd"/>
-            <w:r>
-              <w:rPr>
-                <w:lang w:val="es-ES"/>
-              </w:rPr>
-              <w:t>: no se puede acceder a '</w:t>
-            </w:r>
-            <w:proofErr w:type="spellStart"/>
-            <w:r>
-              <w:rPr>
-                <w:lang w:val="es-ES"/>
-              </w:rPr>
-              <w:t>directorio_inexistente</w:t>
-            </w:r>
-            <w:proofErr w:type="spellEnd"/>
-            <w:r>
-              <w:rPr>
-                <w:lang w:val="es-ES"/>
-              </w:rPr>
-              <w:t>': No existe el archivo o el directorio</w:t>
+              <w:t>ls: no se puede acceder a 'directorio_inexistente': No existe el archivo o el directorio</w:t>
             </w:r>
           </w:p>
         </w:tc>
@@ -21424,15 +18600,7 @@
               <w:jc w:val="left"/>
             </w:pPr>
             <w:r>
-              <w:t>(</w:t>
-            </w:r>
-            <w:proofErr w:type="spellStart"/>
-            <w:r>
-              <w:t>stdout</w:t>
-            </w:r>
-            <w:proofErr w:type="spellEnd"/>
-            <w:r>
-              <w:t>)</w:t>
+              <w:t>(stdout)</w:t>
             </w:r>
           </w:p>
         </w:tc>
@@ -21560,13 +18728,8 @@
               <w:spacing w:before="0" w:after="0" w:line="240" w:lineRule="auto"/>
               <w:jc w:val="left"/>
             </w:pPr>
-            <w:proofErr w:type="spellStart"/>
-            <w:r>
-              <w:t>wc</w:t>
-            </w:r>
-            <w:proofErr w:type="spellEnd"/>
-            <w:r>
-              <w:t xml:space="preserve"> -l &lt; input.txt</w:t>
+            <w:r>
+              <w:t>wc -l &lt; input.txt</w:t>
             </w:r>
           </w:p>
         </w:tc>
@@ -21631,33 +18794,11 @@
                 <w:lang w:val="es-ES"/>
               </w:rPr>
             </w:pPr>
-            <w:proofErr w:type="spellStart"/>
             <w:r>
               <w:rPr>
                 <w:lang w:val="es-ES"/>
               </w:rPr>
-              <w:t>ls</w:t>
-            </w:r>
-            <w:proofErr w:type="spellEnd"/>
-            <w:r>
-              <w:rPr>
-                <w:lang w:val="es-ES"/>
-              </w:rPr>
-              <w:t xml:space="preserve"> -la | </w:t>
-            </w:r>
-            <w:proofErr w:type="spellStart"/>
-            <w:r>
-              <w:rPr>
-                <w:lang w:val="es-ES"/>
-              </w:rPr>
-              <w:t>wc</w:t>
-            </w:r>
-            <w:proofErr w:type="spellEnd"/>
-            <w:r>
-              <w:rPr>
-                <w:lang w:val="es-ES"/>
-              </w:rPr>
-              <w:t xml:space="preserve"> -l &gt; outp</w:t>
+              <w:t>ls -la | wc -l &gt; outp</w:t>
             </w:r>
             <w:r>
               <w:rPr>
@@ -21715,15 +18856,7 @@
               </w:rPr>
             </w:pPr>
             <w:r>
-              <w:t>(</w:t>
-            </w:r>
-            <w:proofErr w:type="spellStart"/>
-            <w:r>
-              <w:t>stdout</w:t>
-            </w:r>
-            <w:proofErr w:type="spellEnd"/>
-            <w:r>
-              <w:t>)</w:t>
+              <w:t>(stdout)</w:t>
             </w:r>
           </w:p>
         </w:tc>
@@ -21765,21 +18898,7 @@
               <w:rPr>
                 <w:lang w:val="en-GB"/>
               </w:rPr>
-              <w:t xml:space="preserve">sort input.txt | head -n3 | </w:t>
-            </w:r>
-            <w:proofErr w:type="spellStart"/>
-            <w:r>
-              <w:rPr>
-                <w:lang w:val="en-GB"/>
-              </w:rPr>
-              <w:t>wc</w:t>
-            </w:r>
-            <w:proofErr w:type="spellEnd"/>
-            <w:r>
-              <w:rPr>
-                <w:lang w:val="en-GB"/>
-              </w:rPr>
-              <w:t xml:space="preserve"> &gt; output.txt</w:t>
+              <w:t>sort input.txt | head -n3 | wc &gt; output.txt</w:t>
             </w:r>
           </w:p>
         </w:tc>
@@ -21831,15 +18950,7 @@
               </w:rPr>
             </w:pPr>
             <w:r>
-              <w:t>(</w:t>
-            </w:r>
-            <w:proofErr w:type="spellStart"/>
-            <w:r>
-              <w:t>stdout</w:t>
-            </w:r>
-            <w:proofErr w:type="spellEnd"/>
-            <w:r>
-              <w:t>)</w:t>
+              <w:t>(stdout)</w:t>
             </w:r>
           </w:p>
         </w:tc>
@@ -21881,21 +18992,7 @@
               <w:rPr>
                 <w:lang w:val="en-GB"/>
               </w:rPr>
-              <w:t xml:space="preserve">sort input.txt | head -n3 | </w:t>
-            </w:r>
-            <w:proofErr w:type="spellStart"/>
-            <w:r>
-              <w:rPr>
-                <w:lang w:val="en-GB"/>
-              </w:rPr>
-              <w:t>wc</w:t>
-            </w:r>
-            <w:proofErr w:type="spellEnd"/>
-            <w:r>
-              <w:rPr>
-                <w:lang w:val="en-GB"/>
-              </w:rPr>
-              <w:t xml:space="preserve"> &gt; output.txt</w:t>
+              <w:t>sort input.txt | head -n3 | wc &gt; output.txt</w:t>
             </w:r>
             <w:r>
               <w:rPr>
@@ -21953,15 +19050,7 @@
               </w:rPr>
             </w:pPr>
             <w:r>
-              <w:t>(</w:t>
-            </w:r>
-            <w:proofErr w:type="spellStart"/>
-            <w:r>
-              <w:t>stdout</w:t>
-            </w:r>
-            <w:proofErr w:type="spellEnd"/>
-            <w:r>
-              <w:t>)</w:t>
+              <w:t>(stdout)</w:t>
             </w:r>
           </w:p>
         </w:tc>
@@ -22003,21 +19092,7 @@
               <w:rPr>
                 <w:lang w:val="en-GB"/>
               </w:rPr>
-              <w:t xml:space="preserve">find / -name </w:t>
-            </w:r>
-            <w:proofErr w:type="spellStart"/>
-            <w:r>
-              <w:rPr>
-                <w:lang w:val="en-GB"/>
-              </w:rPr>
-              <w:t>hola</w:t>
-            </w:r>
-            <w:proofErr w:type="spellEnd"/>
-            <w:r>
-              <w:rPr>
-                <w:lang w:val="en-GB"/>
-              </w:rPr>
-              <w:t xml:space="preserve"> | grep h</w:t>
+              <w:t>find / -name hola | grep h</w:t>
             </w:r>
           </w:p>
         </w:tc>
@@ -22067,75 +19142,11 @@
                 <w:lang w:val="es-ES"/>
               </w:rPr>
             </w:pPr>
-            <w:proofErr w:type="spellStart"/>
             <w:r>
               <w:rPr>
                 <w:lang w:val="es-ES"/>
               </w:rPr>
-              <w:t>find</w:t>
-            </w:r>
-            <w:proofErr w:type="spellEnd"/>
-            <w:r>
-              <w:rPr>
-                <w:lang w:val="es-ES"/>
-              </w:rPr>
-              <w:t>: ‘/</w:t>
-            </w:r>
-            <w:proofErr w:type="spellStart"/>
-            <w:r>
-              <w:rPr>
-                <w:lang w:val="es-ES"/>
-              </w:rPr>
-              <w:t>snap</w:t>
-            </w:r>
-            <w:proofErr w:type="spellEnd"/>
-            <w:r>
-              <w:rPr>
-                <w:lang w:val="es-ES"/>
-              </w:rPr>
-              <w:t>/core20/1081/</w:t>
-            </w:r>
-            <w:proofErr w:type="spellStart"/>
-            <w:r>
-              <w:rPr>
-                <w:lang w:val="es-ES"/>
-              </w:rPr>
-              <w:t>etc</w:t>
-            </w:r>
-            <w:proofErr w:type="spellEnd"/>
-            <w:r>
-              <w:rPr>
-                <w:lang w:val="es-ES"/>
-              </w:rPr>
-              <w:t>/</w:t>
-            </w:r>
-            <w:proofErr w:type="spellStart"/>
-            <w:r>
-              <w:rPr>
-                <w:lang w:val="es-ES"/>
-              </w:rPr>
-              <w:t>ssl</w:t>
-            </w:r>
-            <w:proofErr w:type="spellEnd"/>
-            <w:r>
-              <w:rPr>
-                <w:lang w:val="es-ES"/>
-              </w:rPr>
-              <w:t>/</w:t>
-            </w:r>
-            <w:proofErr w:type="spellStart"/>
-            <w:r>
-              <w:rPr>
-                <w:lang w:val="es-ES"/>
-              </w:rPr>
-              <w:t>private</w:t>
-            </w:r>
-            <w:proofErr w:type="spellEnd"/>
-            <w:r>
-              <w:rPr>
-                <w:lang w:val="es-ES"/>
-              </w:rPr>
-              <w:t>’: Permiso denegado</w:t>
+              <w:t>find: ‘/snap/core20/1081/etc/ssl/private’: Permiso denegado</w:t>
             </w:r>
           </w:p>
           <w:p>
@@ -22146,48 +19157,12 @@
                 <w:lang w:val="es-ES"/>
               </w:rPr>
             </w:pPr>
-            <w:proofErr w:type="spellStart"/>
             <w:r>
               <w:rPr>
                 <w:lang w:val="es-ES"/>
               </w:rPr>
               <w:lastRenderedPageBreak/>
-              <w:t>find</w:t>
-            </w:r>
-            <w:proofErr w:type="spellEnd"/>
-            <w:r>
-              <w:rPr>
-                <w:lang w:val="es-ES"/>
-              </w:rPr>
-              <w:t>: ‘/</w:t>
-            </w:r>
-            <w:proofErr w:type="spellStart"/>
-            <w:r>
-              <w:rPr>
-                <w:lang w:val="es-ES"/>
-              </w:rPr>
-              <w:t>snap</w:t>
-            </w:r>
-            <w:proofErr w:type="spellEnd"/>
-            <w:r>
-              <w:rPr>
-                <w:lang w:val="es-ES"/>
-              </w:rPr>
-              <w:t>/core20/1081/</w:t>
-            </w:r>
-            <w:proofErr w:type="spellStart"/>
-            <w:r>
-              <w:rPr>
-                <w:lang w:val="es-ES"/>
-              </w:rPr>
-              <w:t>root</w:t>
-            </w:r>
-            <w:proofErr w:type="spellEnd"/>
-            <w:r>
-              <w:rPr>
-                <w:lang w:val="es-ES"/>
-              </w:rPr>
-              <w:t>’: Permiso denegado</w:t>
+              <w:t>find: ‘/snap/core20/1081/root’: Permiso denegado</w:t>
             </w:r>
           </w:p>
           <w:p>
@@ -22198,61 +19173,11 @@
                 <w:lang w:val="es-ES"/>
               </w:rPr>
             </w:pPr>
-            <w:proofErr w:type="spellStart"/>
             <w:r>
               <w:rPr>
                 <w:lang w:val="es-ES"/>
               </w:rPr>
-              <w:t>find</w:t>
-            </w:r>
-            <w:proofErr w:type="spellEnd"/>
-            <w:r>
-              <w:rPr>
-                <w:lang w:val="es-ES"/>
-              </w:rPr>
-              <w:t>: ‘/</w:t>
-            </w:r>
-            <w:proofErr w:type="spellStart"/>
-            <w:r>
-              <w:rPr>
-                <w:lang w:val="es-ES"/>
-              </w:rPr>
-              <w:t>snap</w:t>
-            </w:r>
-            <w:proofErr w:type="spellEnd"/>
-            <w:r>
-              <w:rPr>
-                <w:lang w:val="es-ES"/>
-              </w:rPr>
-              <w:t>/core20/1081/</w:t>
-            </w:r>
-            <w:proofErr w:type="spellStart"/>
-            <w:r>
-              <w:rPr>
-                <w:lang w:val="es-ES"/>
-              </w:rPr>
-              <w:t>var</w:t>
-            </w:r>
-            <w:proofErr w:type="spellEnd"/>
-            <w:r>
-              <w:rPr>
-                <w:lang w:val="es-ES"/>
-              </w:rPr>
-              <w:t>/cache/</w:t>
-            </w:r>
-            <w:proofErr w:type="spellStart"/>
-            <w:r>
-              <w:rPr>
-                <w:lang w:val="es-ES"/>
-              </w:rPr>
-              <w:t>ldconfig</w:t>
-            </w:r>
-            <w:proofErr w:type="spellEnd"/>
-            <w:r>
-              <w:rPr>
-                <w:lang w:val="es-ES"/>
-              </w:rPr>
-              <w:t>’: Permiso denegado</w:t>
+              <w:t>find: ‘/snap/core20/1081/var/cache/ldconfig’: Permiso denegado</w:t>
             </w:r>
           </w:p>
           <w:p>
@@ -22263,61 +19188,11 @@
                 <w:lang w:val="es-ES"/>
               </w:rPr>
             </w:pPr>
-            <w:proofErr w:type="spellStart"/>
             <w:r>
               <w:rPr>
                 <w:lang w:val="es-ES"/>
               </w:rPr>
-              <w:t>find</w:t>
-            </w:r>
-            <w:proofErr w:type="spellEnd"/>
-            <w:r>
-              <w:rPr>
-                <w:lang w:val="es-ES"/>
-              </w:rPr>
-              <w:t>: ‘/</w:t>
-            </w:r>
-            <w:proofErr w:type="spellStart"/>
-            <w:r>
-              <w:rPr>
-                <w:lang w:val="es-ES"/>
-              </w:rPr>
-              <w:t>snap</w:t>
-            </w:r>
-            <w:proofErr w:type="spellEnd"/>
-            <w:r>
-              <w:rPr>
-                <w:lang w:val="es-ES"/>
-              </w:rPr>
-              <w:t>/core20/1081/</w:t>
-            </w:r>
-            <w:proofErr w:type="spellStart"/>
-            <w:r>
-              <w:rPr>
-                <w:lang w:val="es-ES"/>
-              </w:rPr>
-              <w:t>var</w:t>
-            </w:r>
-            <w:proofErr w:type="spellEnd"/>
-            <w:r>
-              <w:rPr>
-                <w:lang w:val="es-ES"/>
-              </w:rPr>
-              <w:t>/cache/</w:t>
-            </w:r>
-            <w:proofErr w:type="spellStart"/>
-            <w:r>
-              <w:rPr>
-                <w:lang w:val="es-ES"/>
-              </w:rPr>
-              <w:t>private</w:t>
-            </w:r>
-            <w:proofErr w:type="spellEnd"/>
-            <w:r>
-              <w:rPr>
-                <w:lang w:val="es-ES"/>
-              </w:rPr>
-              <w:t>’: Permiso denegado</w:t>
+              <w:t>find: ‘/snap/core20/1081/var/cache/private’: Permiso denegado</w:t>
             </w:r>
           </w:p>
           <w:p>
@@ -22332,30 +19207,8 @@
               <w:rPr>
                 <w:lang w:val="en-GB"/>
               </w:rPr>
-              <w:t xml:space="preserve">find: ‘/snap/core20/1081/var/lib/private’: </w:t>
-            </w:r>
-            <w:proofErr w:type="spellStart"/>
-            <w:r>
-              <w:rPr>
-                <w:lang w:val="en-GB"/>
-              </w:rPr>
-              <w:t>Permiso</w:t>
-            </w:r>
-            <w:proofErr w:type="spellEnd"/>
-            <w:r>
-              <w:rPr>
-                <w:lang w:val="en-GB"/>
-              </w:rPr>
-              <w:t xml:space="preserve"> </w:t>
-            </w:r>
-            <w:proofErr w:type="spellStart"/>
-            <w:r>
-              <w:rPr>
-                <w:lang w:val="en-GB"/>
-              </w:rPr>
-              <w:t>denegado</w:t>
-            </w:r>
-            <w:proofErr w:type="spellEnd"/>
+              <w:t>find: ‘/snap/core20/1081/var/lib/private’: Permiso denegado</w:t>
+            </w:r>
           </w:p>
           <w:p>
             <w:pPr>
@@ -22384,38 +19237,9 @@
               <w:spacing w:before="0" w:after="0" w:line="240" w:lineRule="auto"/>
               <w:jc w:val="left"/>
             </w:pPr>
-            <w:proofErr w:type="spellStart"/>
             <w:r>
               <w:lastRenderedPageBreak/>
-              <w:t>cat</w:t>
-            </w:r>
-            <w:proofErr w:type="spellEnd"/>
-            <w:r>
-              <w:t xml:space="preserve"> &lt; input.txt | </w:t>
-            </w:r>
-            <w:proofErr w:type="spellStart"/>
-            <w:r>
-              <w:t>wc</w:t>
-            </w:r>
-            <w:proofErr w:type="spellEnd"/>
-            <w:r>
-              <w:t xml:space="preserve"> -c | </w:t>
-            </w:r>
-            <w:proofErr w:type="spellStart"/>
-            <w:r>
-              <w:t>sort</w:t>
-            </w:r>
-            <w:proofErr w:type="spellEnd"/>
-            <w:r>
-              <w:t xml:space="preserve"> -n | head -n 5 | </w:t>
-            </w:r>
-            <w:proofErr w:type="spellStart"/>
-            <w:r>
-              <w:t>tee</w:t>
-            </w:r>
-            <w:proofErr w:type="spellEnd"/>
-            <w:r>
-              <w:t xml:space="preserve"> output.txt &gt;&amp; error.txt</w:t>
+              <w:t>cat &lt; input.txt | wc -c | sort -n | head -n 5 | tee output.txt &gt;&amp; error.txt</w:t>
             </w:r>
           </w:p>
         </w:tc>
@@ -22467,15 +19291,7 @@
               </w:rPr>
             </w:pPr>
             <w:r>
-              <w:t>(</w:t>
-            </w:r>
-            <w:proofErr w:type="spellStart"/>
-            <w:r>
-              <w:t>stdout</w:t>
-            </w:r>
-            <w:proofErr w:type="spellEnd"/>
-            <w:r>
-              <w:t>)</w:t>
+              <w:t>(stdout)</w:t>
             </w:r>
           </w:p>
         </w:tc>
@@ -22599,15 +19415,7 @@
               </w:rPr>
             </w:pPr>
             <w:r>
-              <w:t>(</w:t>
-            </w:r>
-            <w:proofErr w:type="spellStart"/>
-            <w:r>
-              <w:t>stdout</w:t>
-            </w:r>
-            <w:proofErr w:type="spellEnd"/>
-            <w:r>
-              <w:t>)</w:t>
+              <w:t>(stdout)</w:t>
             </w:r>
           </w:p>
         </w:tc>
@@ -22623,167 +19431,11 @@
                 <w:lang w:val="en-GB"/>
               </w:rPr>
             </w:pPr>
-            <w:proofErr w:type="gramStart"/>
             <w:r>
               <w:rPr>
                 <w:lang w:val="en-GB"/>
               </w:rPr>
-              <w:t>.</w:t>
-            </w:r>
-            <w:proofErr w:type="spellStart"/>
-            <w:r>
-              <w:rPr>
-                <w:lang w:val="en-GB"/>
-              </w:rPr>
-              <w:t>aíd</w:t>
-            </w:r>
-            <w:proofErr w:type="spellEnd"/>
-            <w:proofErr w:type="gramEnd"/>
-            <w:r>
-              <w:rPr>
-                <w:lang w:val="en-GB"/>
-              </w:rPr>
-              <w:t xml:space="preserve"> le </w:t>
-            </w:r>
-            <w:proofErr w:type="spellStart"/>
-            <w:r>
-              <w:rPr>
-                <w:lang w:val="en-GB"/>
-              </w:rPr>
-              <w:t>razepme</w:t>
-            </w:r>
-            <w:proofErr w:type="spellEnd"/>
-            <w:r>
-              <w:rPr>
-                <w:lang w:val="en-GB"/>
-              </w:rPr>
-              <w:t xml:space="preserve"> </w:t>
-            </w:r>
-            <w:proofErr w:type="spellStart"/>
-            <w:r>
-              <w:rPr>
-                <w:lang w:val="en-GB"/>
-              </w:rPr>
-              <w:t>arap</w:t>
-            </w:r>
-            <w:proofErr w:type="spellEnd"/>
-            <w:r>
-              <w:rPr>
-                <w:lang w:val="en-GB"/>
-              </w:rPr>
-              <w:t xml:space="preserve"> </w:t>
-            </w:r>
-            <w:proofErr w:type="spellStart"/>
-            <w:r>
-              <w:rPr>
-                <w:lang w:val="en-GB"/>
-              </w:rPr>
-              <w:t>atcefrep</w:t>
-            </w:r>
-            <w:proofErr w:type="spellEnd"/>
-            <w:r>
-              <w:rPr>
-                <w:lang w:val="en-GB"/>
-              </w:rPr>
-              <w:t xml:space="preserve"> </w:t>
-            </w:r>
-            <w:proofErr w:type="spellStart"/>
-            <w:r>
-              <w:rPr>
-                <w:lang w:val="en-GB"/>
-              </w:rPr>
-              <w:t>apsihc</w:t>
-            </w:r>
-            <w:proofErr w:type="spellEnd"/>
-            <w:r>
-              <w:rPr>
-                <w:lang w:val="en-GB"/>
-              </w:rPr>
-              <w:t xml:space="preserve"> al res </w:t>
-            </w:r>
-            <w:proofErr w:type="spellStart"/>
-            <w:r>
-              <w:rPr>
-                <w:lang w:val="en-GB"/>
-              </w:rPr>
-              <w:t>edeup</w:t>
-            </w:r>
-            <w:proofErr w:type="spellEnd"/>
-            <w:r>
-              <w:rPr>
-                <w:lang w:val="en-GB"/>
-              </w:rPr>
-              <w:t xml:space="preserve"> </w:t>
-            </w:r>
-            <w:proofErr w:type="spellStart"/>
-            <w:r>
-              <w:rPr>
-                <w:lang w:val="en-GB"/>
-              </w:rPr>
-              <w:t>aírf</w:t>
-            </w:r>
-            <w:proofErr w:type="spellEnd"/>
-            <w:r>
-              <w:rPr>
-                <w:lang w:val="en-GB"/>
-              </w:rPr>
-              <w:t xml:space="preserve"> </w:t>
-            </w:r>
-            <w:proofErr w:type="spellStart"/>
-            <w:r>
-              <w:rPr>
-                <w:lang w:val="en-GB"/>
-              </w:rPr>
-              <w:t>anañam</w:t>
-            </w:r>
-            <w:proofErr w:type="spellEnd"/>
-            <w:r>
-              <w:rPr>
-                <w:lang w:val="en-GB"/>
-              </w:rPr>
-              <w:t xml:space="preserve"> anu ne </w:t>
-            </w:r>
-            <w:proofErr w:type="spellStart"/>
-            <w:r>
-              <w:rPr>
-                <w:lang w:val="en-GB"/>
-              </w:rPr>
-              <w:t>etneilac</w:t>
-            </w:r>
-            <w:proofErr w:type="spellEnd"/>
-            <w:r>
-              <w:rPr>
-                <w:lang w:val="en-GB"/>
-              </w:rPr>
-              <w:t xml:space="preserve"> </w:t>
-            </w:r>
-            <w:proofErr w:type="spellStart"/>
-            <w:r>
-              <w:rPr>
-                <w:lang w:val="en-GB"/>
-              </w:rPr>
-              <w:t>éfac</w:t>
-            </w:r>
-            <w:proofErr w:type="spellEnd"/>
-            <w:r>
-              <w:rPr>
-                <w:lang w:val="en-GB"/>
-              </w:rPr>
-              <w:t xml:space="preserve"> </w:t>
-            </w:r>
-            <w:proofErr w:type="spellStart"/>
-            <w:r>
-              <w:rPr>
-                <w:lang w:val="en-GB"/>
-              </w:rPr>
-              <w:t>nU</w:t>
-            </w:r>
-            <w:proofErr w:type="spellEnd"/>
-            <w:r>
-              <w:rPr>
-                <w:lang w:val="en-GB"/>
-              </w:rPr>
-              <w:t xml:space="preserve"> .7</w:t>
+              <w:t>.aíd le razepme arap atcefrep apsihc al res edeup aírf anañam anu ne etneilac éfac nU .7</w:t>
             </w:r>
           </w:p>
           <w:p>
@@ -22794,125 +19446,11 @@
                 <w:lang w:val="en-GB"/>
               </w:rPr>
             </w:pPr>
-            <w:proofErr w:type="gramStart"/>
             <w:r>
               <w:rPr>
                 <w:lang w:val="en-GB"/>
               </w:rPr>
-              <w:t>.</w:t>
-            </w:r>
-            <w:proofErr w:type="spellStart"/>
-            <w:r>
-              <w:rPr>
-                <w:lang w:val="en-GB"/>
-              </w:rPr>
-              <w:t>arup</w:t>
-            </w:r>
-            <w:proofErr w:type="spellEnd"/>
-            <w:proofErr w:type="gramEnd"/>
-            <w:r>
-              <w:rPr>
-                <w:lang w:val="en-GB"/>
-              </w:rPr>
-              <w:t xml:space="preserve"> </w:t>
-            </w:r>
-            <w:proofErr w:type="spellStart"/>
-            <w:r>
-              <w:rPr>
-                <w:lang w:val="en-GB"/>
-              </w:rPr>
-              <w:t>dadiralc</w:t>
-            </w:r>
-            <w:proofErr w:type="spellEnd"/>
-            <w:r>
-              <w:rPr>
-                <w:lang w:val="en-GB"/>
-              </w:rPr>
-              <w:t xml:space="preserve"> ne </w:t>
-            </w:r>
-            <w:proofErr w:type="spellStart"/>
-            <w:r>
-              <w:rPr>
-                <w:lang w:val="en-GB"/>
-              </w:rPr>
-              <w:t>nóiccartsba</w:t>
-            </w:r>
-            <w:proofErr w:type="spellEnd"/>
-            <w:r>
-              <w:rPr>
-                <w:lang w:val="en-GB"/>
-              </w:rPr>
-              <w:t xml:space="preserve"> al </w:t>
-            </w:r>
-            <w:proofErr w:type="spellStart"/>
-            <w:r>
-              <w:rPr>
-                <w:lang w:val="en-GB"/>
-              </w:rPr>
-              <w:t>amrofsnart</w:t>
-            </w:r>
-            <w:proofErr w:type="spellEnd"/>
-            <w:r>
-              <w:rPr>
-                <w:lang w:val="en-GB"/>
-              </w:rPr>
-              <w:t xml:space="preserve"> </w:t>
-            </w:r>
-            <w:proofErr w:type="spellStart"/>
-            <w:r>
-              <w:rPr>
-                <w:lang w:val="en-GB"/>
-              </w:rPr>
-              <w:t>adbmal</w:t>
-            </w:r>
-            <w:proofErr w:type="spellEnd"/>
-            <w:r>
-              <w:rPr>
-                <w:lang w:val="en-GB"/>
-              </w:rPr>
-              <w:t xml:space="preserve"> </w:t>
-            </w:r>
-            <w:proofErr w:type="spellStart"/>
-            <w:r>
-              <w:rPr>
-                <w:lang w:val="en-GB"/>
-              </w:rPr>
-              <w:t>oluclác</w:t>
-            </w:r>
-            <w:proofErr w:type="spellEnd"/>
-            <w:r>
-              <w:rPr>
-                <w:lang w:val="en-GB"/>
-              </w:rPr>
-              <w:t xml:space="preserve"> led </w:t>
-            </w:r>
-            <w:proofErr w:type="spellStart"/>
-            <w:r>
-              <w:rPr>
-                <w:lang w:val="en-GB"/>
-              </w:rPr>
-              <w:t>acigól</w:t>
-            </w:r>
-            <w:proofErr w:type="spellEnd"/>
-            <w:r>
-              <w:rPr>
-                <w:lang w:val="en-GB"/>
-              </w:rPr>
-              <w:t xml:space="preserve"> </w:t>
-            </w:r>
-            <w:proofErr w:type="spellStart"/>
-            <w:r>
-              <w:rPr>
-                <w:lang w:val="en-GB"/>
-              </w:rPr>
-              <w:t>aL</w:t>
-            </w:r>
-            <w:proofErr w:type="spellEnd"/>
-            <w:r>
-              <w:rPr>
-                <w:lang w:val="en-GB"/>
-              </w:rPr>
-              <w:t xml:space="preserve"> .2</w:t>
+              <w:t>.arup dadiralc ne nóiccartsba al amrofsnart adbmal oluclác led acigól aL .2</w:t>
             </w:r>
           </w:p>
           <w:p>
@@ -22923,153 +19461,11 @@
                 <w:lang w:val="es-ES"/>
               </w:rPr>
             </w:pPr>
-            <w:proofErr w:type="gramStart"/>
             <w:r>
               <w:rPr>
                 <w:lang w:val="es-ES"/>
               </w:rPr>
-              <w:t>.</w:t>
-            </w:r>
-            <w:proofErr w:type="spellStart"/>
-            <w:r>
-              <w:rPr>
-                <w:lang w:val="es-ES"/>
-              </w:rPr>
-              <w:t>atluco</w:t>
-            </w:r>
-            <w:proofErr w:type="spellEnd"/>
-            <w:proofErr w:type="gramEnd"/>
-            <w:r>
-              <w:rPr>
-                <w:lang w:val="es-ES"/>
-              </w:rPr>
-              <w:t xml:space="preserve"> </w:t>
-            </w:r>
-            <w:proofErr w:type="spellStart"/>
-            <w:r>
-              <w:rPr>
-                <w:lang w:val="es-ES"/>
-              </w:rPr>
-              <w:t>odiur</w:t>
-            </w:r>
-            <w:proofErr w:type="spellEnd"/>
-            <w:r>
-              <w:rPr>
-                <w:lang w:val="es-ES"/>
-              </w:rPr>
-              <w:t xml:space="preserve"> le </w:t>
-            </w:r>
-            <w:proofErr w:type="spellStart"/>
-            <w:r>
-              <w:rPr>
-                <w:lang w:val="es-ES"/>
-              </w:rPr>
-              <w:t>euq</w:t>
-            </w:r>
-            <w:proofErr w:type="spellEnd"/>
-            <w:r>
-              <w:rPr>
-                <w:lang w:val="es-ES"/>
-              </w:rPr>
-              <w:t xml:space="preserve"> </w:t>
-            </w:r>
-            <w:proofErr w:type="spellStart"/>
-            <w:r>
-              <w:rPr>
-                <w:lang w:val="es-ES"/>
-              </w:rPr>
-              <w:t>satseupser</w:t>
-            </w:r>
-            <w:proofErr w:type="spellEnd"/>
-            <w:r>
-              <w:rPr>
-                <w:lang w:val="es-ES"/>
-              </w:rPr>
-              <w:t xml:space="preserve"> sal </w:t>
-            </w:r>
-            <w:proofErr w:type="spellStart"/>
-            <w:r>
-              <w:rPr>
-                <w:lang w:val="es-ES"/>
-              </w:rPr>
-              <w:t>rartnocne</w:t>
-            </w:r>
-            <w:proofErr w:type="spellEnd"/>
-            <w:r>
-              <w:rPr>
-                <w:lang w:val="es-ES"/>
-              </w:rPr>
-              <w:t xml:space="preserve"> </w:t>
-            </w:r>
-            <w:proofErr w:type="spellStart"/>
-            <w:r>
-              <w:rPr>
-                <w:lang w:val="es-ES"/>
-              </w:rPr>
-              <w:t>ed</w:t>
-            </w:r>
-            <w:proofErr w:type="spellEnd"/>
-            <w:r>
-              <w:rPr>
-                <w:lang w:val="es-ES"/>
-              </w:rPr>
-              <w:t xml:space="preserve"> </w:t>
-            </w:r>
-            <w:proofErr w:type="spellStart"/>
-            <w:r>
-              <w:rPr>
-                <w:lang w:val="es-ES"/>
-              </w:rPr>
-              <w:t>amrof</w:t>
-            </w:r>
-            <w:proofErr w:type="spellEnd"/>
-            <w:r>
-              <w:rPr>
-                <w:lang w:val="es-ES"/>
-              </w:rPr>
-              <w:t xml:space="preserve"> </w:t>
-            </w:r>
-            <w:proofErr w:type="spellStart"/>
-            <w:r>
-              <w:rPr>
-                <w:lang w:val="es-ES"/>
-              </w:rPr>
-              <w:t>anu</w:t>
-            </w:r>
-            <w:proofErr w:type="spellEnd"/>
-            <w:r>
-              <w:rPr>
-                <w:lang w:val="es-ES"/>
-              </w:rPr>
-              <w:t xml:space="preserve"> se </w:t>
-            </w:r>
-            <w:proofErr w:type="spellStart"/>
-            <w:r>
-              <w:rPr>
-                <w:lang w:val="es-ES"/>
-              </w:rPr>
-              <w:t>oicnelis</w:t>
-            </w:r>
-            <w:proofErr w:type="spellEnd"/>
-            <w:r>
-              <w:rPr>
-                <w:lang w:val="es-ES"/>
-              </w:rPr>
-              <w:t xml:space="preserve"> le </w:t>
-            </w:r>
-            <w:proofErr w:type="spellStart"/>
-            <w:r>
-              <w:rPr>
-                <w:lang w:val="es-ES"/>
-              </w:rPr>
-              <w:t>rahcucsE</w:t>
-            </w:r>
-            <w:proofErr w:type="spellEnd"/>
-            <w:r>
-              <w:rPr>
-                <w:lang w:val="es-ES"/>
-              </w:rPr>
-              <w:t xml:space="preserve"> .5</w:t>
+              <w:t>.atluco odiur le euq satseupser sal rartnocne ed amrof anu se oicnelis le rahcucsE .5</w:t>
             </w:r>
           </w:p>
           <w:p>
@@ -23080,111 +19476,11 @@
                 <w:lang w:val="es-ES"/>
               </w:rPr>
             </w:pPr>
-            <w:proofErr w:type="gramStart"/>
             <w:r>
               <w:rPr>
                 <w:lang w:val="es-ES"/>
               </w:rPr>
-              <w:t>.</w:t>
-            </w:r>
-            <w:proofErr w:type="spellStart"/>
-            <w:r>
-              <w:rPr>
-                <w:lang w:val="es-ES"/>
-              </w:rPr>
-              <w:t>dadivitaerc</w:t>
-            </w:r>
-            <w:proofErr w:type="spellEnd"/>
-            <w:proofErr w:type="gramEnd"/>
-            <w:r>
-              <w:rPr>
-                <w:lang w:val="es-ES"/>
-              </w:rPr>
-              <w:t xml:space="preserve"> al y </w:t>
-            </w:r>
-            <w:proofErr w:type="spellStart"/>
-            <w:r>
-              <w:rPr>
-                <w:lang w:val="es-ES"/>
-              </w:rPr>
-              <w:t>otneimirbucsed</w:t>
-            </w:r>
-            <w:proofErr w:type="spellEnd"/>
-            <w:r>
-              <w:rPr>
-                <w:lang w:val="es-ES"/>
-              </w:rPr>
-              <w:t xml:space="preserve"> le </w:t>
-            </w:r>
-            <w:proofErr w:type="spellStart"/>
-            <w:r>
-              <w:rPr>
-                <w:lang w:val="es-ES"/>
-              </w:rPr>
-              <w:t>aslupmi</w:t>
-            </w:r>
-            <w:proofErr w:type="spellEnd"/>
-            <w:r>
-              <w:rPr>
-                <w:lang w:val="es-ES"/>
-              </w:rPr>
-              <w:t xml:space="preserve"> </w:t>
-            </w:r>
-            <w:proofErr w:type="spellStart"/>
-            <w:r>
-              <w:rPr>
-                <w:lang w:val="es-ES"/>
-              </w:rPr>
-              <w:t>euq</w:t>
-            </w:r>
-            <w:proofErr w:type="spellEnd"/>
-            <w:r>
-              <w:rPr>
-                <w:lang w:val="es-ES"/>
-              </w:rPr>
-              <w:t xml:space="preserve"> </w:t>
-            </w:r>
-            <w:proofErr w:type="spellStart"/>
-            <w:r>
-              <w:rPr>
-                <w:lang w:val="es-ES"/>
-              </w:rPr>
-              <w:t>rotom</w:t>
-            </w:r>
-            <w:proofErr w:type="spellEnd"/>
-            <w:r>
-              <w:rPr>
-                <w:lang w:val="es-ES"/>
-              </w:rPr>
-              <w:t xml:space="preserve"> le se </w:t>
-            </w:r>
-            <w:proofErr w:type="spellStart"/>
-            <w:r>
-              <w:rPr>
-                <w:lang w:val="es-ES"/>
-              </w:rPr>
-              <w:t>dadisoiruc</w:t>
-            </w:r>
-            <w:proofErr w:type="spellEnd"/>
-            <w:r>
-              <w:rPr>
-                <w:lang w:val="es-ES"/>
-              </w:rPr>
-              <w:t xml:space="preserve"> </w:t>
-            </w:r>
-            <w:proofErr w:type="spellStart"/>
-            <w:r>
-              <w:rPr>
-                <w:lang w:val="es-ES"/>
-              </w:rPr>
-              <w:t>aL</w:t>
-            </w:r>
-            <w:proofErr w:type="spellEnd"/>
-            <w:r>
-              <w:rPr>
-                <w:lang w:val="es-ES"/>
-              </w:rPr>
-              <w:t xml:space="preserve"> .8</w:t>
+              <w:t>.dadivitaerc al y otneimirbucsed le aslupmi euq rotom le se dadisoiruc aL .8</w:t>
             </w:r>
           </w:p>
           <w:p>
@@ -23195,195 +19491,11 @@
                 <w:lang w:val="es-ES"/>
               </w:rPr>
             </w:pPr>
-            <w:proofErr w:type="gramStart"/>
             <w:r>
               <w:rPr>
                 <w:lang w:val="es-ES"/>
               </w:rPr>
-              <w:t>.</w:t>
-            </w:r>
-            <w:proofErr w:type="spellStart"/>
-            <w:r>
-              <w:rPr>
-                <w:lang w:val="es-ES"/>
-              </w:rPr>
-              <w:t>lanigiro</w:t>
-            </w:r>
-            <w:proofErr w:type="spellEnd"/>
-            <w:proofErr w:type="gramEnd"/>
-            <w:r>
-              <w:rPr>
-                <w:lang w:val="es-ES"/>
-              </w:rPr>
-              <w:t xml:space="preserve"> </w:t>
-            </w:r>
-            <w:proofErr w:type="spellStart"/>
-            <w:r>
-              <w:rPr>
-                <w:lang w:val="es-ES"/>
-              </w:rPr>
-              <w:t>amall</w:t>
-            </w:r>
-            <w:proofErr w:type="spellEnd"/>
-            <w:r>
-              <w:rPr>
-                <w:lang w:val="es-ES"/>
-              </w:rPr>
-              <w:t xml:space="preserve"> al </w:t>
-            </w:r>
-            <w:proofErr w:type="spellStart"/>
-            <w:r>
-              <w:rPr>
-                <w:lang w:val="es-ES"/>
-              </w:rPr>
-              <w:t>redrep</w:t>
-            </w:r>
-            <w:proofErr w:type="spellEnd"/>
-            <w:r>
-              <w:rPr>
-                <w:lang w:val="es-ES"/>
-              </w:rPr>
-              <w:t xml:space="preserve"> </w:t>
-            </w:r>
-            <w:proofErr w:type="spellStart"/>
-            <w:r>
-              <w:rPr>
-                <w:lang w:val="es-ES"/>
-              </w:rPr>
-              <w:t>nis</w:t>
-            </w:r>
-            <w:proofErr w:type="spellEnd"/>
-            <w:r>
-              <w:rPr>
-                <w:lang w:val="es-ES"/>
-              </w:rPr>
-              <w:t xml:space="preserve"> ,arto </w:t>
-            </w:r>
-            <w:proofErr w:type="spellStart"/>
-            <w:r>
-              <w:rPr>
-                <w:lang w:val="es-ES"/>
-              </w:rPr>
-              <w:t>noc</w:t>
-            </w:r>
-            <w:proofErr w:type="spellEnd"/>
-            <w:r>
-              <w:rPr>
-                <w:lang w:val="es-ES"/>
-              </w:rPr>
-              <w:t xml:space="preserve"> </w:t>
-            </w:r>
-            <w:proofErr w:type="spellStart"/>
-            <w:r>
-              <w:rPr>
-                <w:lang w:val="es-ES"/>
-              </w:rPr>
-              <w:t>alev</w:t>
-            </w:r>
-            <w:proofErr w:type="spellEnd"/>
-            <w:r>
-              <w:rPr>
-                <w:lang w:val="es-ES"/>
-              </w:rPr>
-              <w:t xml:space="preserve"> </w:t>
-            </w:r>
-            <w:proofErr w:type="spellStart"/>
-            <w:r>
-              <w:rPr>
-                <w:lang w:val="es-ES"/>
-              </w:rPr>
-              <w:t>anu</w:t>
-            </w:r>
-            <w:proofErr w:type="spellEnd"/>
-            <w:r>
-              <w:rPr>
-                <w:lang w:val="es-ES"/>
-              </w:rPr>
-              <w:t xml:space="preserve"> </w:t>
-            </w:r>
-            <w:proofErr w:type="spellStart"/>
-            <w:r>
-              <w:rPr>
-                <w:lang w:val="es-ES"/>
-              </w:rPr>
-              <w:t>rednecne</w:t>
-            </w:r>
-            <w:proofErr w:type="spellEnd"/>
-            <w:r>
-              <w:rPr>
-                <w:lang w:val="es-ES"/>
-              </w:rPr>
-              <w:t xml:space="preserve"> </w:t>
-            </w:r>
-            <w:proofErr w:type="spellStart"/>
-            <w:r>
-              <w:rPr>
-                <w:lang w:val="es-ES"/>
-              </w:rPr>
-              <w:t>omoc</w:t>
-            </w:r>
-            <w:proofErr w:type="spellEnd"/>
-            <w:r>
-              <w:rPr>
-                <w:lang w:val="es-ES"/>
-              </w:rPr>
-              <w:t xml:space="preserve"> se </w:t>
-            </w:r>
-            <w:proofErr w:type="spellStart"/>
-            <w:r>
-              <w:rPr>
-                <w:lang w:val="es-ES"/>
-              </w:rPr>
-              <w:t>sorto</w:t>
-            </w:r>
-            <w:proofErr w:type="spellEnd"/>
-            <w:r>
-              <w:rPr>
-                <w:lang w:val="es-ES"/>
-              </w:rPr>
-              <w:t xml:space="preserve"> </w:t>
-            </w:r>
-            <w:proofErr w:type="spellStart"/>
-            <w:r>
-              <w:rPr>
-                <w:lang w:val="es-ES"/>
-              </w:rPr>
-              <w:t>noc</w:t>
-            </w:r>
-            <w:proofErr w:type="spellEnd"/>
-            <w:r>
-              <w:rPr>
-                <w:lang w:val="es-ES"/>
-              </w:rPr>
-              <w:t xml:space="preserve"> </w:t>
-            </w:r>
-            <w:proofErr w:type="spellStart"/>
-            <w:r>
-              <w:rPr>
-                <w:lang w:val="es-ES"/>
-              </w:rPr>
-              <w:t>saedi</w:t>
-            </w:r>
-            <w:proofErr w:type="spellEnd"/>
-            <w:r>
-              <w:rPr>
-                <w:lang w:val="es-ES"/>
-              </w:rPr>
-              <w:t xml:space="preserve"> </w:t>
-            </w:r>
-            <w:proofErr w:type="spellStart"/>
-            <w:r>
-              <w:rPr>
-                <w:lang w:val="es-ES"/>
-              </w:rPr>
-              <w:t>ritrapmoC</w:t>
-            </w:r>
-            <w:proofErr w:type="spellEnd"/>
-            <w:r>
-              <w:rPr>
-                <w:lang w:val="es-ES"/>
-              </w:rPr>
-              <w:t xml:space="preserve"> .4</w:t>
+              <w:t>.lanigiro amall al redrep nis ,arto noc alev anu rednecne omoc se sorto noc saedi ritrapmoC .4</w:t>
             </w:r>
           </w:p>
         </w:tc>
@@ -23487,26 +19599,10 @@
         <w:t>PIE</w:t>
       </w:r>
       <w:r>
-        <w:t>, que son el estándar por defecto en distribuciones modernas. La solución ideal es recompilar la librería con -</w:t>
-      </w:r>
-      <w:proofErr w:type="spellStart"/>
-      <w:r>
-        <w:t>fPIC</w:t>
-      </w:r>
-      <w:proofErr w:type="spellEnd"/>
-      <w:r>
-        <w:t xml:space="preserve">. </w:t>
-      </w:r>
-      <w:r>
-        <w:t xml:space="preserve">Tras intentar ejecutar la compilación del proyecto, nos daba un error relativo a este problema. Después de una extensa búsqueda de información, llegamos a la conclusión de que la mejor opción era recompilar el código del </w:t>
-      </w:r>
-      <w:proofErr w:type="spellStart"/>
-      <w:r>
-        <w:t>parser</w:t>
-      </w:r>
-      <w:proofErr w:type="spellEnd"/>
-      <w:r>
-        <w:t xml:space="preserve">. </w:t>
+        <w:t xml:space="preserve">, que son el estándar por defecto en distribuciones modernas. La solución ideal es recompilar la librería con -fPIC. </w:t>
+      </w:r>
+      <w:r>
+        <w:t xml:space="preserve">Tras intentar ejecutar la compilación del proyecto, nos daba un error relativo a este problema. Después de una extensa búsqueda de información, llegamos a la conclusión de que la mejor opción era recompilar el código del parser. </w:t>
       </w:r>
       <w:r>
         <w:t xml:space="preserve">Sin embargo, </w:t>
@@ -23538,17 +19634,8 @@
     </w:p>
     <w:p>
       <w:r>
-        <w:t>Finalmente, para solucionar este problema decidimos añadir la opción -</w:t>
-      </w:r>
-      <w:proofErr w:type="spellStart"/>
-      <w:r>
-        <w:t>static</w:t>
-      </w:r>
-      <w:proofErr w:type="spellEnd"/>
-      <w:r>
-        <w:t xml:space="preserve"> al final de la línea de compilación, quedando definitivamente establecida como: </w:t>
-      </w:r>
-      <w:proofErr w:type="spellStart"/>
+        <w:t xml:space="preserve">Finalmente, para solucionar este problema decidimos añadir la opción -static al final de la línea de compilación, quedando definitivamente establecida como: </w:t>
+      </w:r>
       <w:r>
         <w:rPr>
           <w:b/>
@@ -23556,9 +19643,8 @@
           <w:i/>
           <w:iCs/>
         </w:rPr>
-        <w:t>gcc</w:t>
-      </w:r>
-      <w:proofErr w:type="spellEnd"/>
+        <w:t>gcc -Wall -Wextra -o m</w:t>
+      </w:r>
       <w:r>
         <w:rPr>
           <w:b/>
@@ -23566,9 +19652,8 @@
           <w:i/>
           <w:iCs/>
         </w:rPr>
-        <w:t xml:space="preserve"> -Wall -</w:t>
-      </w:r>
-      <w:proofErr w:type="spellStart"/>
+        <w:t>y</w:t>
+      </w:r>
       <w:r>
         <w:rPr>
           <w:b/>
@@ -23576,9 +19661,8 @@
           <w:i/>
           <w:iCs/>
         </w:rPr>
-        <w:t>Wextra</w:t>
-      </w:r>
-      <w:proofErr w:type="spellEnd"/>
+        <w:t>shell m</w:t>
+      </w:r>
       <w:r>
         <w:rPr>
           <w:b/>
@@ -23586,9 +19670,8 @@
           <w:i/>
           <w:iCs/>
         </w:rPr>
-        <w:t xml:space="preserve"> -o </w:t>
-      </w:r>
-      <w:proofErr w:type="spellStart"/>
+        <w:t>y</w:t>
+      </w:r>
       <w:r>
         <w:rPr>
           <w:b/>
@@ -23596,7 +19679,7 @@
           <w:i/>
           <w:iCs/>
         </w:rPr>
-        <w:t>m</w:t>
+        <w:t>shell.c -L./parser -lparser -I./parser -</w:t>
       </w:r>
       <w:r>
         <w:rPr>
@@ -23605,157 +19688,13 @@
           <w:i/>
           <w:iCs/>
         </w:rPr>
-        <w:t>y</w:t>
-      </w:r>
-      <w:r>
-        <w:rPr>
-          <w:b/>
-          <w:bCs/>
-          <w:i/>
-          <w:iCs/>
-        </w:rPr>
-        <w:t>shell</w:t>
-      </w:r>
-      <w:proofErr w:type="spellEnd"/>
-      <w:r>
-        <w:rPr>
-          <w:b/>
-          <w:bCs/>
-          <w:i/>
-          <w:iCs/>
-        </w:rPr>
-        <w:t xml:space="preserve"> </w:t>
-      </w:r>
-      <w:proofErr w:type="spellStart"/>
-      <w:r>
-        <w:rPr>
-          <w:b/>
-          <w:bCs/>
-          <w:i/>
-          <w:iCs/>
-        </w:rPr>
-        <w:t>m</w:t>
-      </w:r>
-      <w:r>
-        <w:rPr>
-          <w:b/>
-          <w:bCs/>
-          <w:i/>
-          <w:iCs/>
-        </w:rPr>
-        <w:t>y</w:t>
-      </w:r>
-      <w:r>
-        <w:rPr>
-          <w:b/>
-          <w:bCs/>
-          <w:i/>
-          <w:iCs/>
-        </w:rPr>
-        <w:t>shell.c</w:t>
-      </w:r>
-      <w:proofErr w:type="spellEnd"/>
-      <w:r>
-        <w:rPr>
-          <w:b/>
-          <w:bCs/>
-          <w:i/>
-          <w:iCs/>
-        </w:rPr>
-        <w:t xml:space="preserve"> -L./</w:t>
-      </w:r>
-      <w:proofErr w:type="spellStart"/>
-      <w:r>
-        <w:rPr>
-          <w:b/>
-          <w:bCs/>
-          <w:i/>
-          <w:iCs/>
-        </w:rPr>
-        <w:t>parser</w:t>
-      </w:r>
-      <w:proofErr w:type="spellEnd"/>
-      <w:r>
-        <w:rPr>
-          <w:b/>
-          <w:bCs/>
-          <w:i/>
-          <w:iCs/>
-        </w:rPr>
-        <w:t xml:space="preserve"> -</w:t>
-      </w:r>
-      <w:proofErr w:type="spellStart"/>
-      <w:r>
-        <w:rPr>
-          <w:b/>
-          <w:bCs/>
-          <w:i/>
-          <w:iCs/>
-        </w:rPr>
-        <w:t>lparser</w:t>
-      </w:r>
-      <w:proofErr w:type="spellEnd"/>
-      <w:r>
-        <w:rPr>
-          <w:b/>
-          <w:bCs/>
-          <w:i/>
-          <w:iCs/>
-        </w:rPr>
-        <w:t xml:space="preserve"> -I./</w:t>
-      </w:r>
-      <w:proofErr w:type="spellStart"/>
-      <w:r>
-        <w:rPr>
-          <w:b/>
-          <w:bCs/>
-          <w:i/>
-          <w:iCs/>
-        </w:rPr>
-        <w:t>parser</w:t>
-      </w:r>
-      <w:proofErr w:type="spellEnd"/>
-      <w:r>
-        <w:rPr>
-          <w:b/>
-          <w:bCs/>
-          <w:i/>
-          <w:iCs/>
-        </w:rPr>
-        <w:t xml:space="preserve"> -</w:t>
-      </w:r>
-      <w:proofErr w:type="spellStart"/>
-      <w:r>
-        <w:rPr>
-          <w:b/>
-          <w:bCs/>
-          <w:i/>
-          <w:iCs/>
-        </w:rPr>
         <w:t>static</w:t>
       </w:r>
-      <w:proofErr w:type="spellEnd"/>
       <w:r>
         <w:t>.</w:t>
       </w:r>
       <w:r>
-        <w:t xml:space="preserve"> Cabe destacar la presencia en esta línea de rutas relativas, debido a la organización de los ficheros de la librería que contiene el </w:t>
-      </w:r>
-      <w:proofErr w:type="spellStart"/>
-      <w:r>
-        <w:t>parser</w:t>
-      </w:r>
-      <w:proofErr w:type="spellEnd"/>
-      <w:r>
-        <w:t xml:space="preserve"> en una carpeta específica llamada “</w:t>
-      </w:r>
-      <w:proofErr w:type="spellStart"/>
-      <w:r>
-        <w:t>parser</w:t>
-      </w:r>
-      <w:proofErr w:type="spellEnd"/>
-      <w:r>
-        <w:t>”.</w:t>
+        <w:t xml:space="preserve"> Cabe destacar la presencia en esta línea de rutas relativas, debido a la organización de los ficheros de la librería que contiene el parser en una carpeta específica llamada “parser”.</w:t>
       </w:r>
     </w:p>
     <w:p/>
@@ -23769,7 +19708,6 @@
           <w:u w:val="single"/>
         </w:rPr>
       </w:pPr>
-      <w:proofErr w:type="spellStart"/>
       <w:r>
         <w:rPr>
           <w:b/>
@@ -23780,7 +19718,6 @@
         </w:rPr>
         <w:t>Job_list</w:t>
       </w:r>
-      <w:proofErr w:type="spellEnd"/>
     </w:p>
     <w:p>
       <w:r>
@@ -23798,31 +19735,13 @@
       <w:r>
         <w:t xml:space="preserve"> no la inicializábamos de manera correcta. Por ello, nos daba constantemente </w:t>
       </w:r>
-      <w:proofErr w:type="spellStart"/>
       <w:r>
         <w:rPr>
           <w:i/>
           <w:iCs/>
         </w:rPr>
-        <w:t>segmentation</w:t>
-      </w:r>
-      <w:proofErr w:type="spellEnd"/>
-      <w:r>
-        <w:rPr>
-          <w:i/>
-          <w:iCs/>
-        </w:rPr>
-        <w:t xml:space="preserve"> </w:t>
-      </w:r>
-      <w:proofErr w:type="spellStart"/>
-      <w:r>
-        <w:rPr>
-          <w:i/>
-          <w:iCs/>
-        </w:rPr>
-        <w:t>fault</w:t>
-      </w:r>
-      <w:proofErr w:type="spellEnd"/>
+        <w:t>segmentation fault</w:t>
+      </w:r>
       <w:r>
         <w:t xml:space="preserve">, debido a la mala inicialización del espacio de memoria reservado para la misma. Además, fue muy difícil visualizar en cada momento el contenido de </w:t>
       </w:r>
@@ -23833,23 +19752,7 @@
         <w:t>, por lo que tuvim</w:t>
       </w:r>
       <w:r>
-        <w:t>os que implementar una función adicional “</w:t>
-      </w:r>
-      <w:proofErr w:type="spellStart"/>
-      <w:r>
-        <w:t>debug</w:t>
-      </w:r>
-      <w:proofErr w:type="spellEnd"/>
-      <w:r>
-        <w:t>” para comprobar en todo momento qué procesos se estaban guardando en ella y su información (</w:t>
-      </w:r>
-      <w:proofErr w:type="spellStart"/>
-      <w:r>
-        <w:t>PIDs</w:t>
-      </w:r>
-      <w:proofErr w:type="spellEnd"/>
-      <w:r>
-        <w:t xml:space="preserve"> de los hijos, estado, comando correspondiente, estado mostrado o pendiente de mostrar, etc.). </w:t>
+        <w:t xml:space="preserve">os que implementar una función adicional “debug” para comprobar en todo momento qué procesos se estaban guardando en ella y su información (PIDs de los hijos, estado, comando correspondiente, estado mostrado o pendiente de mostrar, etc.). </w:t>
       </w:r>
       <w:r>
         <w:rPr>
@@ -23901,7 +19804,6 @@
       <w:r>
         <w:t xml:space="preserve"> el programa no era capaz de diferenciar entre el proceso de ejecución de la propia Shell con el proceso en </w:t>
       </w:r>
-      <w:proofErr w:type="spellStart"/>
       <w:r>
         <w:rPr>
           <w:i/>
@@ -23909,89 +19811,52 @@
         </w:rPr>
         <w:t>foregorund</w:t>
       </w:r>
-      <w:proofErr w:type="spellEnd"/>
       <w:r>
         <w:t xml:space="preserve">, cuya consecuencia fue que al hacer </w:t>
       </w:r>
-      <w:proofErr w:type="spellStart"/>
       <w:r>
         <w:rPr>
           <w:i/>
           <w:iCs/>
         </w:rPr>
-        <w:t>ctrl+z</w:t>
-      </w:r>
-      <w:proofErr w:type="spellEnd"/>
+        <w:t xml:space="preserve">ctrl+z </w:t>
+      </w:r>
+      <w:r>
+        <w:t xml:space="preserve">finalizaba el proceso padre de la minishell.  Tras investigar los distintos tipos de señales que podíamos utilizar en el waitpid, nos dimos cuenta </w:t>
+      </w:r>
+      <w:r>
+        <w:t>de que</w:t>
+      </w:r>
+      <w:r>
+        <w:t xml:space="preserve"> podíamos controlar este problema si gestionábamos cada proceso como un grupo, y además controlábamos el estado con la señal </w:t>
+      </w:r>
       <w:r>
         <w:rPr>
           <w:i/>
           <w:iCs/>
         </w:rPr>
-        <w:t xml:space="preserve"> </w:t>
-      </w:r>
-      <w:r>
-        <w:t xml:space="preserve">finalizaba el proceso padre de la </w:t>
-      </w:r>
-      <w:proofErr w:type="spellStart"/>
-      <w:r>
-        <w:t>minishell</w:t>
-      </w:r>
-      <w:proofErr w:type="spellEnd"/>
-      <w:r>
-        <w:t xml:space="preserve">.  Tras investigar los distintos tipos de señales que podíamos utilizar en el </w:t>
-      </w:r>
-      <w:proofErr w:type="spellStart"/>
-      <w:r>
-        <w:t>waitpid</w:t>
-      </w:r>
-      <w:proofErr w:type="spellEnd"/>
-      <w:r>
-        <w:t xml:space="preserve">, nos dimos cuenta </w:t>
-      </w:r>
-      <w:r>
-        <w:t>de que</w:t>
-      </w:r>
-      <w:r>
-        <w:t xml:space="preserve"> podíamos controlar este problema si gestionábamos cada proceso como un grupo, y además controlábamos el estado con la señal </w:t>
-      </w:r>
-      <w:proofErr w:type="spellStart"/>
+        <w:t xml:space="preserve">waitpid </w:t>
+      </w:r>
+      <w:r>
+        <w:t xml:space="preserve">con la macro </w:t>
+      </w:r>
       <w:r>
         <w:rPr>
           <w:i/>
           <w:iCs/>
         </w:rPr>
-        <w:t>waitpid</w:t>
-      </w:r>
-      <w:proofErr w:type="spellEnd"/>
+        <w:t>WUNTRACED</w:t>
+      </w:r>
+      <w:r>
+        <w:t xml:space="preserve">. De esta manera, fuimos capaces de poder establecer las señales de manera correcta, de tal manera que suspendiese el proceso en </w:t>
+      </w:r>
       <w:r>
         <w:rPr>
           <w:i/>
           <w:iCs/>
         </w:rPr>
-        <w:t xml:space="preserve"> </w:t>
-      </w:r>
-      <w:r>
-        <w:t xml:space="preserve">con la macro </w:t>
-      </w:r>
-      <w:r>
-        <w:rPr>
-          <w:i/>
-          <w:iCs/>
-        </w:rPr>
-        <w:t>WUNTRACED</w:t>
-      </w:r>
-      <w:r>
-        <w:t xml:space="preserve">. De esta manera, fuimos capaces de poder establecer las señales de manera correcta, de tal manera que suspendiese el proceso en </w:t>
-      </w:r>
-      <w:proofErr w:type="spellStart"/>
-      <w:r>
-        <w:rPr>
-          <w:i/>
-          <w:iCs/>
-        </w:rPr>
         <w:t>foreground</w:t>
       </w:r>
-      <w:proofErr w:type="spellEnd"/>
       <w:r>
         <w:t xml:space="preserve"> (mandando </w:t>
       </w:r>
@@ -23999,15 +19864,7 @@
         <w:t>a la correspondiente señal</w:t>
       </w:r>
       <w:r>
-        <w:t xml:space="preserve"> a cada uno de los hijos) sin matar a la </w:t>
-      </w:r>
-      <w:proofErr w:type="spellStart"/>
-      <w:r>
-        <w:t>shell</w:t>
-      </w:r>
-      <w:proofErr w:type="spellEnd"/>
-      <w:r>
-        <w:t>.</w:t>
+        <w:t xml:space="preserve"> a cada uno de los hijos) sin matar a la shell.</w:t>
       </w:r>
     </w:p>
     <w:p>
@@ -24076,139 +19933,45 @@
           <w:iCs/>
           <w:u w:val="single"/>
         </w:rPr>
-        <w:t xml:space="preserve">líneas que sólo contienen espacios o </w:t>
-      </w:r>
-      <w:proofErr w:type="spellStart"/>
-      <w:r>
-        <w:rPr>
-          <w:b/>
-          <w:bCs/>
+        <w:t>líneas que sólo contienen espacios o enter sin input en prompt</w:t>
+      </w:r>
+    </w:p>
+    <w:p>
+      <w:r>
+        <w:t>Tras realizar varias pruebas, nos dimos cuenta de que, si al tokenizar una línea sólo se introducía como input espacios, o en su defecto se le daba a</w:t>
+      </w:r>
+      <w:r>
+        <w:t xml:space="preserve"> E</w:t>
+      </w:r>
+      <w:r>
+        <w:t xml:space="preserve">nter directamente, el programa accedía a posiciones de memoria inadecuadas, dando </w:t>
+      </w:r>
+      <w:r>
+        <w:rPr>
           <w:i/>
           <w:iCs/>
-          <w:u w:val="single"/>
-        </w:rPr>
-        <w:t>enter</w:t>
-      </w:r>
-      <w:proofErr w:type="spellEnd"/>
-      <w:r>
-        <w:rPr>
-          <w:b/>
-          <w:bCs/>
+        </w:rPr>
+        <w:t>segmentation fault</w:t>
+      </w:r>
+      <w:r>
+        <w:t xml:space="preserve">. Por ello, antes de tokenizar la línea decidimos verificar si la cadena que se le pasa al input está vacía o formada únicamente de espacios en blanco (tabulaciones, espacios, saltos de línea, etc.). Dicha funcionalidad la aporta la función </w:t>
+      </w:r>
+      <w:r>
+        <w:rPr>
           <w:i/>
           <w:iCs/>
-          <w:u w:val="single"/>
-        </w:rPr>
-        <w:t xml:space="preserve"> sin input en </w:t>
-      </w:r>
-      <w:proofErr w:type="spellStart"/>
-      <w:r>
-        <w:rPr>
-          <w:b/>
-          <w:bCs/>
+        </w:rPr>
+        <w:t>is_empty_or_space</w:t>
+      </w:r>
+      <w:r>
+        <w:t xml:space="preserve">, que utiliza la librería estándar </w:t>
+      </w:r>
+      <w:r>
+        <w:rPr>
           <w:i/>
           <w:iCs/>
-          <w:u w:val="single"/>
-        </w:rPr>
-        <w:t>prompt</w:t>
-      </w:r>
-      <w:proofErr w:type="spellEnd"/>
-    </w:p>
-    <w:p>
-      <w:r>
-        <w:t xml:space="preserve">Tras realizar varias pruebas, nos dimos cuenta de que, si al </w:t>
-      </w:r>
-      <w:proofErr w:type="spellStart"/>
-      <w:r>
-        <w:t>tokenizar</w:t>
-      </w:r>
-      <w:proofErr w:type="spellEnd"/>
-      <w:r>
-        <w:t xml:space="preserve"> una línea sólo se introducía como input espacios, o en su defecto se le daba a</w:t>
-      </w:r>
-      <w:r>
-        <w:t xml:space="preserve"> </w:t>
-      </w:r>
-      <w:proofErr w:type="spellStart"/>
-      <w:r>
-        <w:t>E</w:t>
-      </w:r>
-      <w:r>
-        <w:t>nter</w:t>
-      </w:r>
-      <w:proofErr w:type="spellEnd"/>
-      <w:r>
-        <w:t xml:space="preserve"> directamente, el programa accedía a posiciones de memoria inadecuadas, dando </w:t>
-      </w:r>
-      <w:proofErr w:type="spellStart"/>
-      <w:r>
-        <w:rPr>
-          <w:i/>
-          <w:iCs/>
-        </w:rPr>
-        <w:t>segmentation</w:t>
-      </w:r>
-      <w:proofErr w:type="spellEnd"/>
-      <w:r>
-        <w:rPr>
-          <w:i/>
-          <w:iCs/>
-        </w:rPr>
-        <w:t xml:space="preserve"> </w:t>
-      </w:r>
-      <w:proofErr w:type="spellStart"/>
-      <w:r>
-        <w:rPr>
-          <w:i/>
-          <w:iCs/>
-        </w:rPr>
-        <w:t>fault</w:t>
-      </w:r>
-      <w:proofErr w:type="spellEnd"/>
-      <w:r>
-        <w:t xml:space="preserve">. Por ello, antes de </w:t>
-      </w:r>
-      <w:proofErr w:type="spellStart"/>
-      <w:r>
-        <w:t>tokenizar</w:t>
-      </w:r>
-      <w:proofErr w:type="spellEnd"/>
-      <w:r>
-        <w:t xml:space="preserve"> la línea decidimos verificar si la cadena que se le pasa al input está vacía o formada únicamente de espacios en blanco (tabulaciones, espacios, saltos de línea, etc.). Dicha funcionalidad la aporta la función </w:t>
-      </w:r>
-      <w:proofErr w:type="spellStart"/>
-      <w:r>
-        <w:rPr>
-          <w:i/>
-          <w:iCs/>
-        </w:rPr>
-        <w:t>is_empty_or_space</w:t>
-      </w:r>
-      <w:proofErr w:type="spellEnd"/>
-      <w:r>
-        <w:t xml:space="preserve">, que utiliza la librería estándar </w:t>
-      </w:r>
-      <w:r>
-        <w:rPr>
-          <w:i/>
-          <w:iCs/>
-        </w:rPr>
-        <w:t>&lt;</w:t>
-      </w:r>
-      <w:proofErr w:type="spellStart"/>
-      <w:r>
-        <w:rPr>
-          <w:i/>
-          <w:iCs/>
-        </w:rPr>
-        <w:t>ctype.h</w:t>
-      </w:r>
-      <w:proofErr w:type="spellEnd"/>
-      <w:r>
-        <w:rPr>
-          <w:i/>
-          <w:iCs/>
-        </w:rPr>
-        <w:t xml:space="preserve">&gt;, </w:t>
+        </w:rPr>
+        <w:t xml:space="preserve">&lt;ctype.h&gt;, </w:t>
       </w:r>
       <w:r>
         <w:t>que proporciona funciones para realizar operaciones comunes relacionadas con la clasificación y manipulación de caracteres</w:t>
@@ -24231,7 +19994,6 @@
       <w:r>
         <w:t xml:space="preserve">A pesar de que el enunciado especifica las funcionalidades, en ciertas situaciones no termina de quedar clara la interpretación requerida para los comandos. Por ejemplo: al ejecutar un proceso con pipes, no indica (a excepción de </w:t>
       </w:r>
-      <w:proofErr w:type="spellStart"/>
       <w:r>
         <w:rPr>
           <w:i/>
@@ -24239,7 +20001,6 @@
         </w:rPr>
         <w:t>umask</w:t>
       </w:r>
-      <w:proofErr w:type="spellEnd"/>
       <w:r>
         <w:t xml:space="preserve">) que, si se detecta un comando interno, no debe de ejecutarse ese proceso. </w:t>
       </w:r>
@@ -24392,14 +20153,9 @@
         <w:t>p</w:t>
       </w:r>
       <w:r>
-        <w:t xml:space="preserve">rocesos en </w:t>
-      </w:r>
-      <w:proofErr w:type="spellStart"/>
-      <w:r>
-        <w:t>MiniShell</w:t>
+        <w:t>rocesos en MiniShell</w:t>
       </w:r>
       <w:bookmarkEnd w:id="18"/>
-      <w:proofErr w:type="spellEnd"/>
     </w:p>
     <w:p>
       <w:r>
@@ -24483,7 +20239,7 @@
 </file>
 
 <file path=word/endnotes.xml><?xml version="1.0" encoding="utf-8"?>
-<w:endnotes xmlns:wpc="http://schemas.microsoft.com/office/word/2010/wordprocessingCanvas" xmlns:cx="http://schemas.microsoft.com/office/drawing/2014/chartex" xmlns:cx1="http://schemas.microsoft.com/office/drawing/2015/9/8/chartex" xmlns:cx2="http://schemas.microsoft.com/office/drawing/2015/10/21/chartex" xmlns:cx3="http://schemas.microsoft.com/office/drawing/2016/5/9/chartex" xmlns:cx4="http://schemas.microsoft.com/office/drawing/2016/5/10/chartex" xmlns:cx5="http://schemas.microsoft.com/office/drawing/2016/5/11/chartex" xmlns:cx6="http://schemas.microsoft.com/office/drawing/2016/5/12/chartex" xmlns:cx7="http://schemas.microsoft.com/office/drawing/2016/5/13/chartex" xmlns:cx8="http://schemas.microsoft.com/office/drawing/2016/5/14/chartex" xmlns:mc="http://schemas.openxmlformats.org/markup-compatibility/2006" xmlns:aink="http://schemas.microsoft.com/office/drawing/2016/ink" xmlns:am3d="http://schemas.microsoft.com/office/drawing/2017/model3d" xmlns:o="urn:schemas-microsoft-com:office:office" xmlns:oel="http://schemas.microsoft.com/office/2019/extlst" xmlns:r="http://schemas.openxmlformats.org/officeDocument/2006/relationships" xmlns:m="http://schemas.openxmlformats.org/officeDocument/2006/math" xmlns:v="urn:schemas-microsoft-com:vml" xmlns:wp14="http://schemas.microsoft.com/office/word/2010/wordprocessingDrawing" xmlns:wp="http://schemas.openxmlformats.org/drawingml/2006/wordprocessingDrawing" xmlns:w10="urn:schemas-microsoft-com:office:word" xmlns:w="http://schemas.openxmlformats.org/wordprocessingml/2006/main" xmlns:w14="http://schemas.microsoft.com/office/word/2010/wordml" xmlns:w15="http://schemas.microsoft.com/office/word/2012/wordml" xmlns:w16cex="http://schemas.microsoft.com/office/word/2018/wordml/cex" xmlns:w16cid="http://schemas.microsoft.com/office/word/2016/wordml/cid" xmlns:w16="http://schemas.microsoft.com/office/word/2018/wordml" xmlns:w16du="http://schemas.microsoft.com/office/word/2023/wordml/word16du" xmlns:w16sdtdh="http://schemas.microsoft.com/office/word/2020/wordml/sdtdatahash" xmlns:w16se="http://schemas.microsoft.com/office/word/2015/wordml/symex" xmlns:wpg="http://schemas.microsoft.com/office/word/2010/wordprocessingGroup" xmlns:wpi="http://schemas.microsoft.com/office/word/2010/wordprocessingInk" xmlns:wne="http://schemas.microsoft.com/office/word/2006/wordml" xmlns:wps="http://schemas.microsoft.com/office/word/2010/wordprocessingShape" mc:Ignorable="w14 w15 w16se w16cid w16 w16cex w16sdtdh w16du wp14">
+<w:endnotes xmlns:wpc="http://schemas.microsoft.com/office/word/2010/wordprocessingCanvas" xmlns:cx="http://schemas.microsoft.com/office/drawing/2014/chartex" xmlns:cx1="http://schemas.microsoft.com/office/drawing/2015/9/8/chartex" xmlns:cx2="http://schemas.microsoft.com/office/drawing/2015/10/21/chartex" xmlns:cx3="http://schemas.microsoft.com/office/drawing/2016/5/9/chartex" xmlns:cx4="http://schemas.microsoft.com/office/drawing/2016/5/10/chartex" xmlns:cx5="http://schemas.microsoft.com/office/drawing/2016/5/11/chartex" xmlns:cx6="http://schemas.microsoft.com/office/drawing/2016/5/12/chartex" xmlns:cx7="http://schemas.microsoft.com/office/drawing/2016/5/13/chartex" xmlns:cx8="http://schemas.microsoft.com/office/drawing/2016/5/14/chartex" xmlns:mc="http://schemas.openxmlformats.org/markup-compatibility/2006" xmlns:aink="http://schemas.microsoft.com/office/drawing/2016/ink" xmlns:am3d="http://schemas.microsoft.com/office/drawing/2017/model3d" xmlns:o="urn:schemas-microsoft-com:office:office" xmlns:oel="http://schemas.microsoft.com/office/2019/extlst" xmlns:r="http://schemas.openxmlformats.org/officeDocument/2006/relationships" xmlns:m="http://schemas.openxmlformats.org/officeDocument/2006/math" xmlns:v="urn:schemas-microsoft-com:vml" xmlns:wp14="http://schemas.microsoft.com/office/word/2010/wordprocessingDrawing" xmlns:wp="http://schemas.openxmlformats.org/drawingml/2006/wordprocessingDrawing" xmlns:w10="urn:schemas-microsoft-com:office:word" xmlns:w="http://schemas.openxmlformats.org/wordprocessingml/2006/main" xmlns:w14="http://schemas.microsoft.com/office/word/2010/wordml" xmlns:w15="http://schemas.microsoft.com/office/word/2012/wordml" xmlns:w16cex="http://schemas.microsoft.com/office/word/2018/wordml/cex" xmlns:w16cid="http://schemas.microsoft.com/office/word/2016/wordml/cid" xmlns:w16="http://schemas.microsoft.com/office/word/2018/wordml" xmlns:w16du="http://schemas.microsoft.com/office/word/2023/wordml/word16du" xmlns:w16sdtdh="http://schemas.microsoft.com/office/word/2020/wordml/sdtdatahash" xmlns:w16sdtfl="http://schemas.microsoft.com/office/word/2024/wordml/sdtformatlock" xmlns:w16se="http://schemas.microsoft.com/office/word/2015/wordml/symex" xmlns:wpg="http://schemas.microsoft.com/office/word/2010/wordprocessingGroup" xmlns:wpi="http://schemas.microsoft.com/office/word/2010/wordprocessingInk" xmlns:wne="http://schemas.microsoft.com/office/word/2006/wordml" xmlns:wps="http://schemas.microsoft.com/office/word/2010/wordprocessingShape" mc:Ignorable="w14 w15 w16se w16cid w16 w16cex w16sdtdh w16sdtfl w16du wp14">
   <w:endnote w:type="separator" w:id="-1">
     <w:p>
       <w:pPr>
@@ -24510,7 +20266,7 @@
 </file>
 
 <file path=word/footer1.xml><?xml version="1.0" encoding="utf-8"?>
-<w:ftr xmlns:wpc="http://schemas.microsoft.com/office/word/2010/wordprocessingCanvas" xmlns:cx="http://schemas.microsoft.com/office/drawing/2014/chartex" xmlns:cx1="http://schemas.microsoft.com/office/drawing/2015/9/8/chartex" xmlns:cx2="http://schemas.microsoft.com/office/drawing/2015/10/21/chartex" xmlns:cx3="http://schemas.microsoft.com/office/drawing/2016/5/9/chartex" xmlns:cx4="http://schemas.microsoft.com/office/drawing/2016/5/10/chartex" xmlns:cx5="http://schemas.microsoft.com/office/drawing/2016/5/11/chartex" xmlns:cx6="http://schemas.microsoft.com/office/drawing/2016/5/12/chartex" xmlns:cx7="http://schemas.microsoft.com/office/drawing/2016/5/13/chartex" xmlns:cx8="http://schemas.microsoft.com/office/drawing/2016/5/14/chartex" xmlns:mc="http://schemas.openxmlformats.org/markup-compatibility/2006" xmlns:aink="http://schemas.microsoft.com/office/drawing/2016/ink" xmlns:am3d="http://schemas.microsoft.com/office/drawing/2017/model3d" xmlns:o="urn:schemas-microsoft-com:office:office" xmlns:oel="http://schemas.microsoft.com/office/2019/extlst" xmlns:r="http://schemas.openxmlformats.org/officeDocument/2006/relationships" xmlns:m="http://schemas.openxmlformats.org/officeDocument/2006/math" xmlns:v="urn:schemas-microsoft-com:vml" xmlns:wp14="http://schemas.microsoft.com/office/word/2010/wordprocessingDrawing" xmlns:wp="http://schemas.openxmlformats.org/drawingml/2006/wordprocessingDrawing" xmlns:w10="urn:schemas-microsoft-com:office:word" xmlns:w="http://schemas.openxmlformats.org/wordprocessingml/2006/main" xmlns:w14="http://schemas.microsoft.com/office/word/2010/wordml" xmlns:w15="http://schemas.microsoft.com/office/word/2012/wordml" xmlns:w16cex="http://schemas.microsoft.com/office/word/2018/wordml/cex" xmlns:w16cid="http://schemas.microsoft.com/office/word/2016/wordml/cid" xmlns:w16="http://schemas.microsoft.com/office/word/2018/wordml" xmlns:w16du="http://schemas.microsoft.com/office/word/2023/wordml/word16du" xmlns:w16sdtdh="http://schemas.microsoft.com/office/word/2020/wordml/sdtdatahash" xmlns:w16se="http://schemas.microsoft.com/office/word/2015/wordml/symex" xmlns:wpg="http://schemas.microsoft.com/office/word/2010/wordprocessingGroup" xmlns:wpi="http://schemas.microsoft.com/office/word/2010/wordprocessingInk" xmlns:wne="http://schemas.microsoft.com/office/word/2006/wordml" xmlns:wps="http://schemas.microsoft.com/office/word/2010/wordprocessingShape" mc:Ignorable="w14 w15 w16se w16cid w16 w16cex w16sdtdh w16du wp14">
+<w:ftr xmlns:wpc="http://schemas.microsoft.com/office/word/2010/wordprocessingCanvas" xmlns:cx="http://schemas.microsoft.com/office/drawing/2014/chartex" xmlns:cx1="http://schemas.microsoft.com/office/drawing/2015/9/8/chartex" xmlns:cx2="http://schemas.microsoft.com/office/drawing/2015/10/21/chartex" xmlns:cx3="http://schemas.microsoft.com/office/drawing/2016/5/9/chartex" xmlns:cx4="http://schemas.microsoft.com/office/drawing/2016/5/10/chartex" xmlns:cx5="http://schemas.microsoft.com/office/drawing/2016/5/11/chartex" xmlns:cx6="http://schemas.microsoft.com/office/drawing/2016/5/12/chartex" xmlns:cx7="http://schemas.microsoft.com/office/drawing/2016/5/13/chartex" xmlns:cx8="http://schemas.microsoft.com/office/drawing/2016/5/14/chartex" xmlns:mc="http://schemas.openxmlformats.org/markup-compatibility/2006" xmlns:aink="http://schemas.microsoft.com/office/drawing/2016/ink" xmlns:am3d="http://schemas.microsoft.com/office/drawing/2017/model3d" xmlns:o="urn:schemas-microsoft-com:office:office" xmlns:oel="http://schemas.microsoft.com/office/2019/extlst" xmlns:r="http://schemas.openxmlformats.org/officeDocument/2006/relationships" xmlns:m="http://schemas.openxmlformats.org/officeDocument/2006/math" xmlns:v="urn:schemas-microsoft-com:vml" xmlns:wp14="http://schemas.microsoft.com/office/word/2010/wordprocessingDrawing" xmlns:wp="http://schemas.openxmlformats.org/drawingml/2006/wordprocessingDrawing" xmlns:w10="urn:schemas-microsoft-com:office:word" xmlns:w="http://schemas.openxmlformats.org/wordprocessingml/2006/main" xmlns:w14="http://schemas.microsoft.com/office/word/2010/wordml" xmlns:w15="http://schemas.microsoft.com/office/word/2012/wordml" xmlns:w16cex="http://schemas.microsoft.com/office/word/2018/wordml/cex" xmlns:w16cid="http://schemas.microsoft.com/office/word/2016/wordml/cid" xmlns:w16="http://schemas.microsoft.com/office/word/2018/wordml" xmlns:w16du="http://schemas.microsoft.com/office/word/2023/wordml/word16du" xmlns:w16sdtdh="http://schemas.microsoft.com/office/word/2020/wordml/sdtdatahash" xmlns:w16sdtfl="http://schemas.microsoft.com/office/word/2024/wordml/sdtformatlock" xmlns:w16se="http://schemas.microsoft.com/office/word/2015/wordml/symex" xmlns:wpg="http://schemas.microsoft.com/office/word/2010/wordprocessingGroup" xmlns:wpi="http://schemas.microsoft.com/office/word/2010/wordprocessingInk" xmlns:wne="http://schemas.microsoft.com/office/word/2006/wordml" xmlns:wps="http://schemas.microsoft.com/office/word/2010/wordprocessingShape" mc:Ignorable="w14 w15 w16se w16cid w16 w16cex w16sdtdh w16sdtfl w16du wp14">
   <w:p>
     <w:pPr>
       <w:pStyle w:val="Piedepgina"/>
@@ -24580,7 +20336,7 @@
 </file>
 
 <file path=word/footer2.xml><?xml version="1.0" encoding="utf-8"?>
-<w:ftr xmlns:wpc="http://schemas.microsoft.com/office/word/2010/wordprocessingCanvas" xmlns:cx="http://schemas.microsoft.com/office/drawing/2014/chartex" xmlns:cx1="http://schemas.microsoft.com/office/drawing/2015/9/8/chartex" xmlns:cx2="http://schemas.microsoft.com/office/drawing/2015/10/21/chartex" xmlns:cx3="http://schemas.microsoft.com/office/drawing/2016/5/9/chartex" xmlns:cx4="http://schemas.microsoft.com/office/drawing/2016/5/10/chartex" xmlns:cx5="http://schemas.microsoft.com/office/drawing/2016/5/11/chartex" xmlns:cx6="http://schemas.microsoft.com/office/drawing/2016/5/12/chartex" xmlns:cx7="http://schemas.microsoft.com/office/drawing/2016/5/13/chartex" xmlns:cx8="http://schemas.microsoft.com/office/drawing/2016/5/14/chartex" xmlns:mc="http://schemas.openxmlformats.org/markup-compatibility/2006" xmlns:aink="http://schemas.microsoft.com/office/drawing/2016/ink" xmlns:am3d="http://schemas.microsoft.com/office/drawing/2017/model3d" xmlns:o="urn:schemas-microsoft-com:office:office" xmlns:oel="http://schemas.microsoft.com/office/2019/extlst" xmlns:r="http://schemas.openxmlformats.org/officeDocument/2006/relationships" xmlns:m="http://schemas.openxmlformats.org/officeDocument/2006/math" xmlns:v="urn:schemas-microsoft-com:vml" xmlns:wp14="http://schemas.microsoft.com/office/word/2010/wordprocessingDrawing" xmlns:wp="http://schemas.openxmlformats.org/drawingml/2006/wordprocessingDrawing" xmlns:w10="urn:schemas-microsoft-com:office:word" xmlns:w="http://schemas.openxmlformats.org/wordprocessingml/2006/main" xmlns:w14="http://schemas.microsoft.com/office/word/2010/wordml" xmlns:w15="http://schemas.microsoft.com/office/word/2012/wordml" xmlns:w16cex="http://schemas.microsoft.com/office/word/2018/wordml/cex" xmlns:w16cid="http://schemas.microsoft.com/office/word/2016/wordml/cid" xmlns:w16="http://schemas.microsoft.com/office/word/2018/wordml" xmlns:w16du="http://schemas.microsoft.com/office/word/2023/wordml/word16du" xmlns:w16sdtdh="http://schemas.microsoft.com/office/word/2020/wordml/sdtdatahash" xmlns:w16se="http://schemas.microsoft.com/office/word/2015/wordml/symex" xmlns:wpg="http://schemas.microsoft.com/office/word/2010/wordprocessingGroup" xmlns:wpi="http://schemas.microsoft.com/office/word/2010/wordprocessingInk" xmlns:wne="http://schemas.microsoft.com/office/word/2006/wordml" xmlns:wps="http://schemas.microsoft.com/office/word/2010/wordprocessingShape" mc:Ignorable="w14 w15 w16se w16cid w16 w16cex w16sdtdh w16du wp14">
+<w:ftr xmlns:wpc="http://schemas.microsoft.com/office/word/2010/wordprocessingCanvas" xmlns:cx="http://schemas.microsoft.com/office/drawing/2014/chartex" xmlns:cx1="http://schemas.microsoft.com/office/drawing/2015/9/8/chartex" xmlns:cx2="http://schemas.microsoft.com/office/drawing/2015/10/21/chartex" xmlns:cx3="http://schemas.microsoft.com/office/drawing/2016/5/9/chartex" xmlns:cx4="http://schemas.microsoft.com/office/drawing/2016/5/10/chartex" xmlns:cx5="http://schemas.microsoft.com/office/drawing/2016/5/11/chartex" xmlns:cx6="http://schemas.microsoft.com/office/drawing/2016/5/12/chartex" xmlns:cx7="http://schemas.microsoft.com/office/drawing/2016/5/13/chartex" xmlns:cx8="http://schemas.microsoft.com/office/drawing/2016/5/14/chartex" xmlns:mc="http://schemas.openxmlformats.org/markup-compatibility/2006" xmlns:aink="http://schemas.microsoft.com/office/drawing/2016/ink" xmlns:am3d="http://schemas.microsoft.com/office/drawing/2017/model3d" xmlns:o="urn:schemas-microsoft-com:office:office" xmlns:oel="http://schemas.microsoft.com/office/2019/extlst" xmlns:r="http://schemas.openxmlformats.org/officeDocument/2006/relationships" xmlns:m="http://schemas.openxmlformats.org/officeDocument/2006/math" xmlns:v="urn:schemas-microsoft-com:vml" xmlns:wp14="http://schemas.microsoft.com/office/word/2010/wordprocessingDrawing" xmlns:wp="http://schemas.openxmlformats.org/drawingml/2006/wordprocessingDrawing" xmlns:w10="urn:schemas-microsoft-com:office:word" xmlns:w="http://schemas.openxmlformats.org/wordprocessingml/2006/main" xmlns:w14="http://schemas.microsoft.com/office/word/2010/wordml" xmlns:w15="http://schemas.microsoft.com/office/word/2012/wordml" xmlns:w16cex="http://schemas.microsoft.com/office/word/2018/wordml/cex" xmlns:w16cid="http://schemas.microsoft.com/office/word/2016/wordml/cid" xmlns:w16="http://schemas.microsoft.com/office/word/2018/wordml" xmlns:w16du="http://schemas.microsoft.com/office/word/2023/wordml/word16du" xmlns:w16sdtdh="http://schemas.microsoft.com/office/word/2020/wordml/sdtdatahash" xmlns:w16sdtfl="http://schemas.microsoft.com/office/word/2024/wordml/sdtformatlock" xmlns:w16se="http://schemas.microsoft.com/office/word/2015/wordml/symex" xmlns:wpg="http://schemas.microsoft.com/office/word/2010/wordprocessingGroup" xmlns:wpi="http://schemas.microsoft.com/office/word/2010/wordprocessingInk" xmlns:wne="http://schemas.microsoft.com/office/word/2006/wordml" xmlns:wps="http://schemas.microsoft.com/office/word/2010/wordprocessingShape" mc:Ignorable="w14 w15 w16se w16cid w16 w16cex w16sdtdh w16sdtfl w16du wp14">
   <w:p>
     <w:pPr>
       <w:pStyle w:val="Piedepgina"/>
@@ -24681,7 +20437,7 @@
 </file>
 
 <file path=word/footnotes.xml><?xml version="1.0" encoding="utf-8"?>
-<w:footnotes xmlns:wpc="http://schemas.microsoft.com/office/word/2010/wordprocessingCanvas" xmlns:cx="http://schemas.microsoft.com/office/drawing/2014/chartex" xmlns:cx1="http://schemas.microsoft.com/office/drawing/2015/9/8/chartex" xmlns:cx2="http://schemas.microsoft.com/office/drawing/2015/10/21/chartex" xmlns:cx3="http://schemas.microsoft.com/office/drawing/2016/5/9/chartex" xmlns:cx4="http://schemas.microsoft.com/office/drawing/2016/5/10/chartex" xmlns:cx5="http://schemas.microsoft.com/office/drawing/2016/5/11/chartex" xmlns:cx6="http://schemas.microsoft.com/office/drawing/2016/5/12/chartex" xmlns:cx7="http://schemas.microsoft.com/office/drawing/2016/5/13/chartex" xmlns:cx8="http://schemas.microsoft.com/office/drawing/2016/5/14/chartex" xmlns:mc="http://schemas.openxmlformats.org/markup-compatibility/2006" xmlns:aink="http://schemas.microsoft.com/office/drawing/2016/ink" xmlns:am3d="http://schemas.microsoft.com/office/drawing/2017/model3d" xmlns:o="urn:schemas-microsoft-com:office:office" xmlns:oel="http://schemas.microsoft.com/office/2019/extlst" xmlns:r="http://schemas.openxmlformats.org/officeDocument/2006/relationships" xmlns:m="http://schemas.openxmlformats.org/officeDocument/2006/math" xmlns:v="urn:schemas-microsoft-com:vml" xmlns:wp14="http://schemas.microsoft.com/office/word/2010/wordprocessingDrawing" xmlns:wp="http://schemas.openxmlformats.org/drawingml/2006/wordprocessingDrawing" xmlns:w10="urn:schemas-microsoft-com:office:word" xmlns:w="http://schemas.openxmlformats.org/wordprocessingml/2006/main" xmlns:w14="http://schemas.microsoft.com/office/word/2010/wordml" xmlns:w15="http://schemas.microsoft.com/office/word/2012/wordml" xmlns:w16cex="http://schemas.microsoft.com/office/word/2018/wordml/cex" xmlns:w16cid="http://schemas.microsoft.com/office/word/2016/wordml/cid" xmlns:w16="http://schemas.microsoft.com/office/word/2018/wordml" xmlns:w16du="http://schemas.microsoft.com/office/word/2023/wordml/word16du" xmlns:w16sdtdh="http://schemas.microsoft.com/office/word/2020/wordml/sdtdatahash" xmlns:w16se="http://schemas.microsoft.com/office/word/2015/wordml/symex" xmlns:wpg="http://schemas.microsoft.com/office/word/2010/wordprocessingGroup" xmlns:wpi="http://schemas.microsoft.com/office/word/2010/wordprocessingInk" xmlns:wne="http://schemas.microsoft.com/office/word/2006/wordml" xmlns:wps="http://schemas.microsoft.com/office/word/2010/wordprocessingShape" mc:Ignorable="w14 w15 w16se w16cid w16 w16cex w16sdtdh w16du wp14">
+<w:footnotes xmlns:wpc="http://schemas.microsoft.com/office/word/2010/wordprocessingCanvas" xmlns:cx="http://schemas.microsoft.com/office/drawing/2014/chartex" xmlns:cx1="http://schemas.microsoft.com/office/drawing/2015/9/8/chartex" xmlns:cx2="http://schemas.microsoft.com/office/drawing/2015/10/21/chartex" xmlns:cx3="http://schemas.microsoft.com/office/drawing/2016/5/9/chartex" xmlns:cx4="http://schemas.microsoft.com/office/drawing/2016/5/10/chartex" xmlns:cx5="http://schemas.microsoft.com/office/drawing/2016/5/11/chartex" xmlns:cx6="http://schemas.microsoft.com/office/drawing/2016/5/12/chartex" xmlns:cx7="http://schemas.microsoft.com/office/drawing/2016/5/13/chartex" xmlns:cx8="http://schemas.microsoft.com/office/drawing/2016/5/14/chartex" xmlns:mc="http://schemas.openxmlformats.org/markup-compatibility/2006" xmlns:aink="http://schemas.microsoft.com/office/drawing/2016/ink" xmlns:am3d="http://schemas.microsoft.com/office/drawing/2017/model3d" xmlns:o="urn:schemas-microsoft-com:office:office" xmlns:oel="http://schemas.microsoft.com/office/2019/extlst" xmlns:r="http://schemas.openxmlformats.org/officeDocument/2006/relationships" xmlns:m="http://schemas.openxmlformats.org/officeDocument/2006/math" xmlns:v="urn:schemas-microsoft-com:vml" xmlns:wp14="http://schemas.microsoft.com/office/word/2010/wordprocessingDrawing" xmlns:wp="http://schemas.openxmlformats.org/drawingml/2006/wordprocessingDrawing" xmlns:w10="urn:schemas-microsoft-com:office:word" xmlns:w="http://schemas.openxmlformats.org/wordprocessingml/2006/main" xmlns:w14="http://schemas.microsoft.com/office/word/2010/wordml" xmlns:w15="http://schemas.microsoft.com/office/word/2012/wordml" xmlns:w16cex="http://schemas.microsoft.com/office/word/2018/wordml/cex" xmlns:w16cid="http://schemas.microsoft.com/office/word/2016/wordml/cid" xmlns:w16="http://schemas.microsoft.com/office/word/2018/wordml" xmlns:w16du="http://schemas.microsoft.com/office/word/2023/wordml/word16du" xmlns:w16sdtdh="http://schemas.microsoft.com/office/word/2020/wordml/sdtdatahash" xmlns:w16sdtfl="http://schemas.microsoft.com/office/word/2024/wordml/sdtformatlock" xmlns:w16se="http://schemas.microsoft.com/office/word/2015/wordml/symex" xmlns:wpg="http://schemas.microsoft.com/office/word/2010/wordprocessingGroup" xmlns:wpi="http://schemas.microsoft.com/office/word/2010/wordprocessingInk" xmlns:wne="http://schemas.microsoft.com/office/word/2006/wordml" xmlns:wps="http://schemas.microsoft.com/office/word/2010/wordprocessingShape" mc:Ignorable="w14 w15 w16se w16cid w16 w16cex w16sdtdh w16sdtfl w16du wp14">
   <w:footnote w:type="separator" w:id="-1">
     <w:p>
       <w:pPr>
@@ -24708,7 +20464,7 @@
 </file>
 
 <file path=word/header1.xml><?xml version="1.0" encoding="utf-8"?>
-<w:hdr xmlns:wpc="http://schemas.microsoft.com/office/word/2010/wordprocessingCanvas" xmlns:cx="http://schemas.microsoft.com/office/drawing/2014/chartex" xmlns:cx1="http://schemas.microsoft.com/office/drawing/2015/9/8/chartex" xmlns:cx2="http://schemas.microsoft.com/office/drawing/2015/10/21/chartex" xmlns:cx3="http://schemas.microsoft.com/office/drawing/2016/5/9/chartex" xmlns:cx4="http://schemas.microsoft.com/office/drawing/2016/5/10/chartex" xmlns:cx5="http://schemas.microsoft.com/office/drawing/2016/5/11/chartex" xmlns:cx6="http://schemas.microsoft.com/office/drawing/2016/5/12/chartex" xmlns:cx7="http://schemas.microsoft.com/office/drawing/2016/5/13/chartex" xmlns:cx8="http://schemas.microsoft.com/office/drawing/2016/5/14/chartex" xmlns:mc="http://schemas.openxmlformats.org/markup-compatibility/2006" xmlns:aink="http://schemas.microsoft.com/office/drawing/2016/ink" xmlns:am3d="http://schemas.microsoft.com/office/drawing/2017/model3d" xmlns:o="urn:schemas-microsoft-com:office:office" xmlns:oel="http://schemas.microsoft.com/office/2019/extlst" xmlns:r="http://schemas.openxmlformats.org/officeDocument/2006/relationships" xmlns:m="http://schemas.openxmlformats.org/officeDocument/2006/math" xmlns:v="urn:schemas-microsoft-com:vml" xmlns:wp14="http://schemas.microsoft.com/office/word/2010/wordprocessingDrawing" xmlns:wp="http://schemas.openxmlformats.org/drawingml/2006/wordprocessingDrawing" xmlns:w10="urn:schemas-microsoft-com:office:word" xmlns:w="http://schemas.openxmlformats.org/wordprocessingml/2006/main" xmlns:w14="http://schemas.microsoft.com/office/word/2010/wordml" xmlns:w15="http://schemas.microsoft.com/office/word/2012/wordml" xmlns:w16cex="http://schemas.microsoft.com/office/word/2018/wordml/cex" xmlns:w16cid="http://schemas.microsoft.com/office/word/2016/wordml/cid" xmlns:w16="http://schemas.microsoft.com/office/word/2018/wordml" xmlns:w16du="http://schemas.microsoft.com/office/word/2023/wordml/word16du" xmlns:w16sdtdh="http://schemas.microsoft.com/office/word/2020/wordml/sdtdatahash" xmlns:w16se="http://schemas.microsoft.com/office/word/2015/wordml/symex" xmlns:wpg="http://schemas.microsoft.com/office/word/2010/wordprocessingGroup" xmlns:wpi="http://schemas.microsoft.com/office/word/2010/wordprocessingInk" xmlns:wne="http://schemas.microsoft.com/office/word/2006/wordml" xmlns:wps="http://schemas.microsoft.com/office/word/2010/wordprocessingShape" mc:Ignorable="w14 w15 w16se w16cid w16 w16cex w16sdtdh w16du wp14">
+<w:hdr xmlns:wpc="http://schemas.microsoft.com/office/word/2010/wordprocessingCanvas" xmlns:cx="http://schemas.microsoft.com/office/drawing/2014/chartex" xmlns:cx1="http://schemas.microsoft.com/office/drawing/2015/9/8/chartex" xmlns:cx2="http://schemas.microsoft.com/office/drawing/2015/10/21/chartex" xmlns:cx3="http://schemas.microsoft.com/office/drawing/2016/5/9/chartex" xmlns:cx4="http://schemas.microsoft.com/office/drawing/2016/5/10/chartex" xmlns:cx5="http://schemas.microsoft.com/office/drawing/2016/5/11/chartex" xmlns:cx6="http://schemas.microsoft.com/office/drawing/2016/5/12/chartex" xmlns:cx7="http://schemas.microsoft.com/office/drawing/2016/5/13/chartex" xmlns:cx8="http://schemas.microsoft.com/office/drawing/2016/5/14/chartex" xmlns:mc="http://schemas.openxmlformats.org/markup-compatibility/2006" xmlns:aink="http://schemas.microsoft.com/office/drawing/2016/ink" xmlns:am3d="http://schemas.microsoft.com/office/drawing/2017/model3d" xmlns:o="urn:schemas-microsoft-com:office:office" xmlns:oel="http://schemas.microsoft.com/office/2019/extlst" xmlns:r="http://schemas.openxmlformats.org/officeDocument/2006/relationships" xmlns:m="http://schemas.openxmlformats.org/officeDocument/2006/math" xmlns:v="urn:schemas-microsoft-com:vml" xmlns:wp14="http://schemas.microsoft.com/office/word/2010/wordprocessingDrawing" xmlns:wp="http://schemas.openxmlformats.org/drawingml/2006/wordprocessingDrawing" xmlns:w10="urn:schemas-microsoft-com:office:word" xmlns:w="http://schemas.openxmlformats.org/wordprocessingml/2006/main" xmlns:w14="http://schemas.microsoft.com/office/word/2010/wordml" xmlns:w15="http://schemas.microsoft.com/office/word/2012/wordml" xmlns:w16cex="http://schemas.microsoft.com/office/word/2018/wordml/cex" xmlns:w16cid="http://schemas.microsoft.com/office/word/2016/wordml/cid" xmlns:w16="http://schemas.microsoft.com/office/word/2018/wordml" xmlns:w16du="http://schemas.microsoft.com/office/word/2023/wordml/word16du" xmlns:w16sdtdh="http://schemas.microsoft.com/office/word/2020/wordml/sdtdatahash" xmlns:w16sdtfl="http://schemas.microsoft.com/office/word/2024/wordml/sdtformatlock" xmlns:w16se="http://schemas.microsoft.com/office/word/2015/wordml/symex" xmlns:wpg="http://schemas.microsoft.com/office/word/2010/wordprocessingGroup" xmlns:wpi="http://schemas.microsoft.com/office/word/2010/wordprocessingInk" xmlns:wne="http://schemas.microsoft.com/office/word/2006/wordml" xmlns:wps="http://schemas.microsoft.com/office/word/2010/wordprocessingShape" mc:Ignorable="w14 w15 w16se w16cid w16 w16cex w16sdtdh w16sdtfl w16du wp14">
   <w:p>
     <w:pPr>
       <w:pStyle w:val="Encabezado"/>
@@ -24750,7 +20506,7 @@
 </file>
 
 <file path=word/header2.xml><?xml version="1.0" encoding="utf-8"?>
-<w:hdr xmlns:wpc="http://schemas.microsoft.com/office/word/2010/wordprocessingCanvas" xmlns:cx="http://schemas.microsoft.com/office/drawing/2014/chartex" xmlns:cx1="http://schemas.microsoft.com/office/drawing/2015/9/8/chartex" xmlns:cx2="http://schemas.microsoft.com/office/drawing/2015/10/21/chartex" xmlns:cx3="http://schemas.microsoft.com/office/drawing/2016/5/9/chartex" xmlns:cx4="http://schemas.microsoft.com/office/drawing/2016/5/10/chartex" xmlns:cx5="http://schemas.microsoft.com/office/drawing/2016/5/11/chartex" xmlns:cx6="http://schemas.microsoft.com/office/drawing/2016/5/12/chartex" xmlns:cx7="http://schemas.microsoft.com/office/drawing/2016/5/13/chartex" xmlns:cx8="http://schemas.microsoft.com/office/drawing/2016/5/14/chartex" xmlns:mc="http://schemas.openxmlformats.org/markup-compatibility/2006" xmlns:aink="http://schemas.microsoft.com/office/drawing/2016/ink" xmlns:am3d="http://schemas.microsoft.com/office/drawing/2017/model3d" xmlns:o="urn:schemas-microsoft-com:office:office" xmlns:oel="http://schemas.microsoft.com/office/2019/extlst" xmlns:r="http://schemas.openxmlformats.org/officeDocument/2006/relationships" xmlns:m="http://schemas.openxmlformats.org/officeDocument/2006/math" xmlns:v="urn:schemas-microsoft-com:vml" xmlns:wp14="http://schemas.microsoft.com/office/word/2010/wordprocessingDrawing" xmlns:wp="http://schemas.openxmlformats.org/drawingml/2006/wordprocessingDrawing" xmlns:w10="urn:schemas-microsoft-com:office:word" xmlns:w="http://schemas.openxmlformats.org/wordprocessingml/2006/main" xmlns:w14="http://schemas.microsoft.com/office/word/2010/wordml" xmlns:w15="http://schemas.microsoft.com/office/word/2012/wordml" xmlns:w16cex="http://schemas.microsoft.com/office/word/2018/wordml/cex" xmlns:w16cid="http://schemas.microsoft.com/office/word/2016/wordml/cid" xmlns:w16="http://schemas.microsoft.com/office/word/2018/wordml" xmlns:w16du="http://schemas.microsoft.com/office/word/2023/wordml/word16du" xmlns:w16sdtdh="http://schemas.microsoft.com/office/word/2020/wordml/sdtdatahash" xmlns:w16se="http://schemas.microsoft.com/office/word/2015/wordml/symex" xmlns:wpg="http://schemas.microsoft.com/office/word/2010/wordprocessingGroup" xmlns:wpi="http://schemas.microsoft.com/office/word/2010/wordprocessingInk" xmlns:wne="http://schemas.microsoft.com/office/word/2006/wordml" xmlns:wps="http://schemas.microsoft.com/office/word/2010/wordprocessingShape" mc:Ignorable="w14 w15 w16se w16cid w16 w16cex w16sdtdh w16du wp14">
+<w:hdr xmlns:wpc="http://schemas.microsoft.com/office/word/2010/wordprocessingCanvas" xmlns:cx="http://schemas.microsoft.com/office/drawing/2014/chartex" xmlns:cx1="http://schemas.microsoft.com/office/drawing/2015/9/8/chartex" xmlns:cx2="http://schemas.microsoft.com/office/drawing/2015/10/21/chartex" xmlns:cx3="http://schemas.microsoft.com/office/drawing/2016/5/9/chartex" xmlns:cx4="http://schemas.microsoft.com/office/drawing/2016/5/10/chartex" xmlns:cx5="http://schemas.microsoft.com/office/drawing/2016/5/11/chartex" xmlns:cx6="http://schemas.microsoft.com/office/drawing/2016/5/12/chartex" xmlns:cx7="http://schemas.microsoft.com/office/drawing/2016/5/13/chartex" xmlns:cx8="http://schemas.microsoft.com/office/drawing/2016/5/14/chartex" xmlns:mc="http://schemas.openxmlformats.org/markup-compatibility/2006" xmlns:aink="http://schemas.microsoft.com/office/drawing/2016/ink" xmlns:am3d="http://schemas.microsoft.com/office/drawing/2017/model3d" xmlns:o="urn:schemas-microsoft-com:office:office" xmlns:oel="http://schemas.microsoft.com/office/2019/extlst" xmlns:r="http://schemas.openxmlformats.org/officeDocument/2006/relationships" xmlns:m="http://schemas.openxmlformats.org/officeDocument/2006/math" xmlns:v="urn:schemas-microsoft-com:vml" xmlns:wp14="http://schemas.microsoft.com/office/word/2010/wordprocessingDrawing" xmlns:wp="http://schemas.openxmlformats.org/drawingml/2006/wordprocessingDrawing" xmlns:w10="urn:schemas-microsoft-com:office:word" xmlns:w="http://schemas.openxmlformats.org/wordprocessingml/2006/main" xmlns:w14="http://schemas.microsoft.com/office/word/2010/wordml" xmlns:w15="http://schemas.microsoft.com/office/word/2012/wordml" xmlns:w16cex="http://schemas.microsoft.com/office/word/2018/wordml/cex" xmlns:w16cid="http://schemas.microsoft.com/office/word/2016/wordml/cid" xmlns:w16="http://schemas.microsoft.com/office/word/2018/wordml" xmlns:w16du="http://schemas.microsoft.com/office/word/2023/wordml/word16du" xmlns:w16sdtdh="http://schemas.microsoft.com/office/word/2020/wordml/sdtdatahash" xmlns:w16sdtfl="http://schemas.microsoft.com/office/word/2024/wordml/sdtformatlock" xmlns:w16se="http://schemas.microsoft.com/office/word/2015/wordml/symex" xmlns:wpg="http://schemas.microsoft.com/office/word/2010/wordprocessingGroup" xmlns:wpi="http://schemas.microsoft.com/office/word/2010/wordprocessingInk" xmlns:wne="http://schemas.microsoft.com/office/word/2006/wordml" xmlns:wps="http://schemas.microsoft.com/office/word/2010/wordprocessingShape" mc:Ignorable="w14 w15 w16se w16cid w16 w16cex w16sdtdh w16sdtfl w16du wp14">
   <w:p>
     <w:pPr>
       <w:pStyle w:val="Encabezado"/>
@@ -24967,7 +20723,7 @@
 </file>
 
 <file path=word/numbering.xml><?xml version="1.0" encoding="utf-8"?>
-<w:numbering xmlns:wpc="http://schemas.microsoft.com/office/word/2010/wordprocessingCanvas" xmlns:cx="http://schemas.microsoft.com/office/drawing/2014/chartex" xmlns:cx1="http://schemas.microsoft.com/office/drawing/2015/9/8/chartex" xmlns:cx2="http://schemas.microsoft.com/office/drawing/2015/10/21/chartex" xmlns:cx3="http://schemas.microsoft.com/office/drawing/2016/5/9/chartex" xmlns:cx4="http://schemas.microsoft.com/office/drawing/2016/5/10/chartex" xmlns:cx5="http://schemas.microsoft.com/office/drawing/2016/5/11/chartex" xmlns:cx6="http://schemas.microsoft.com/office/drawing/2016/5/12/chartex" xmlns:cx7="http://schemas.microsoft.com/office/drawing/2016/5/13/chartex" xmlns:cx8="http://schemas.microsoft.com/office/drawing/2016/5/14/chartex" xmlns:mc="http://schemas.openxmlformats.org/markup-compatibility/2006" xmlns:aink="http://schemas.microsoft.com/office/drawing/2016/ink" xmlns:am3d="http://schemas.microsoft.com/office/drawing/2017/model3d" xmlns:o="urn:schemas-microsoft-com:office:office" xmlns:oel="http://schemas.microsoft.com/office/2019/extlst" xmlns:r="http://schemas.openxmlformats.org/officeDocument/2006/relationships" xmlns:m="http://schemas.openxmlformats.org/officeDocument/2006/math" xmlns:v="urn:schemas-microsoft-com:vml" xmlns:wp14="http://schemas.microsoft.com/office/word/2010/wordprocessingDrawing" xmlns:wp="http://schemas.openxmlformats.org/drawingml/2006/wordprocessingDrawing" xmlns:w10="urn:schemas-microsoft-com:office:word" xmlns:w="http://schemas.openxmlformats.org/wordprocessingml/2006/main" xmlns:w14="http://schemas.microsoft.com/office/word/2010/wordml" xmlns:w15="http://schemas.microsoft.com/office/word/2012/wordml" xmlns:w16cex="http://schemas.microsoft.com/office/word/2018/wordml/cex" xmlns:w16cid="http://schemas.microsoft.com/office/word/2016/wordml/cid" xmlns:w16="http://schemas.microsoft.com/office/word/2018/wordml" xmlns:w16du="http://schemas.microsoft.com/office/word/2023/wordml/word16du" xmlns:w16sdtdh="http://schemas.microsoft.com/office/word/2020/wordml/sdtdatahash" xmlns:w16se="http://schemas.microsoft.com/office/word/2015/wordml/symex" xmlns:wpg="http://schemas.microsoft.com/office/word/2010/wordprocessingGroup" xmlns:wpi="http://schemas.microsoft.com/office/word/2010/wordprocessingInk" xmlns:wne="http://schemas.microsoft.com/office/word/2006/wordml" xmlns:wps="http://schemas.microsoft.com/office/word/2010/wordprocessingShape" mc:Ignorable="w14 w15 w16se w16cid w16 w16cex w16sdtdh w16du wp14">
+<w:numbering xmlns:wpc="http://schemas.microsoft.com/office/word/2010/wordprocessingCanvas" xmlns:cx="http://schemas.microsoft.com/office/drawing/2014/chartex" xmlns:cx1="http://schemas.microsoft.com/office/drawing/2015/9/8/chartex" xmlns:cx2="http://schemas.microsoft.com/office/drawing/2015/10/21/chartex" xmlns:cx3="http://schemas.microsoft.com/office/drawing/2016/5/9/chartex" xmlns:cx4="http://schemas.microsoft.com/office/drawing/2016/5/10/chartex" xmlns:cx5="http://schemas.microsoft.com/office/drawing/2016/5/11/chartex" xmlns:cx6="http://schemas.microsoft.com/office/drawing/2016/5/12/chartex" xmlns:cx7="http://schemas.microsoft.com/office/drawing/2016/5/13/chartex" xmlns:cx8="http://schemas.microsoft.com/office/drawing/2016/5/14/chartex" xmlns:mc="http://schemas.openxmlformats.org/markup-compatibility/2006" xmlns:aink="http://schemas.microsoft.com/office/drawing/2016/ink" xmlns:am3d="http://schemas.microsoft.com/office/drawing/2017/model3d" xmlns:o="urn:schemas-microsoft-com:office:office" xmlns:oel="http://schemas.microsoft.com/office/2019/extlst" xmlns:r="http://schemas.openxmlformats.org/officeDocument/2006/relationships" xmlns:m="http://schemas.openxmlformats.org/officeDocument/2006/math" xmlns:v="urn:schemas-microsoft-com:vml" xmlns:wp14="http://schemas.microsoft.com/office/word/2010/wordprocessingDrawing" xmlns:wp="http://schemas.openxmlformats.org/drawingml/2006/wordprocessingDrawing" xmlns:w10="urn:schemas-microsoft-com:office:word" xmlns:w="http://schemas.openxmlformats.org/wordprocessingml/2006/main" xmlns:w14="http://schemas.microsoft.com/office/word/2010/wordml" xmlns:w15="http://schemas.microsoft.com/office/word/2012/wordml" xmlns:w16cex="http://schemas.microsoft.com/office/word/2018/wordml/cex" xmlns:w16cid="http://schemas.microsoft.com/office/word/2016/wordml/cid" xmlns:w16="http://schemas.microsoft.com/office/word/2018/wordml" xmlns:w16du="http://schemas.microsoft.com/office/word/2023/wordml/word16du" xmlns:w16sdtdh="http://schemas.microsoft.com/office/word/2020/wordml/sdtdatahash" xmlns:w16sdtfl="http://schemas.microsoft.com/office/word/2024/wordml/sdtformatlock" xmlns:w16se="http://schemas.microsoft.com/office/word/2015/wordml/symex" xmlns:wpg="http://schemas.microsoft.com/office/word/2010/wordprocessingGroup" xmlns:wpi="http://schemas.microsoft.com/office/word/2010/wordprocessingInk" xmlns:wne="http://schemas.microsoft.com/office/word/2006/wordml" xmlns:wps="http://schemas.microsoft.com/office/word/2010/wordprocessingShape" mc:Ignorable="w14 w15 w16se w16cid w16 w16cex w16sdtdh w16sdtfl w16du wp14">
   <w:abstractNum w:abstractNumId="0" w15:restartNumberingAfterBreak="0">
     <w:nsid w:val="FFFFFF1D"/>
     <w:multiLevelType w:val="multilevel"/>
@@ -29426,7 +25182,7 @@
 </file>
 
 <file path=word/styles.xml><?xml version="1.0" encoding="utf-8"?>
-<w:styles xmlns:mc="http://schemas.openxmlformats.org/markup-compatibility/2006" xmlns:r="http://schemas.openxmlformats.org/officeDocument/2006/relationships" xmlns:w="http://schemas.openxmlformats.org/wordprocessingml/2006/main" xmlns:w14="http://schemas.microsoft.com/office/word/2010/wordml" xmlns:w15="http://schemas.microsoft.com/office/word/2012/wordml" xmlns:w16cex="http://schemas.microsoft.com/office/word/2018/wordml/cex" xmlns:w16cid="http://schemas.microsoft.com/office/word/2016/wordml/cid" xmlns:w16="http://schemas.microsoft.com/office/word/2018/wordml" xmlns:w16du="http://schemas.microsoft.com/office/word/2023/wordml/word16du" xmlns:w16sdtdh="http://schemas.microsoft.com/office/word/2020/wordml/sdtdatahash" xmlns:w16se="http://schemas.microsoft.com/office/word/2015/wordml/symex" mc:Ignorable="w14 w15 w16se w16cid w16 w16cex w16sdtdh w16du">
+<w:styles xmlns:mc="http://schemas.openxmlformats.org/markup-compatibility/2006" xmlns:r="http://schemas.openxmlformats.org/officeDocument/2006/relationships" xmlns:w="http://schemas.openxmlformats.org/wordprocessingml/2006/main" xmlns:w14="http://schemas.microsoft.com/office/word/2010/wordml" xmlns:w15="http://schemas.microsoft.com/office/word/2012/wordml" xmlns:w16cex="http://schemas.microsoft.com/office/word/2018/wordml/cex" xmlns:w16cid="http://schemas.microsoft.com/office/word/2016/wordml/cid" xmlns:w16="http://schemas.microsoft.com/office/word/2018/wordml" xmlns:w16du="http://schemas.microsoft.com/office/word/2023/wordml/word16du" xmlns:w16sdtdh="http://schemas.microsoft.com/office/word/2020/wordml/sdtdatahash" xmlns:w16sdtfl="http://schemas.microsoft.com/office/word/2024/wordml/sdtformatlock" xmlns:w16se="http://schemas.microsoft.com/office/word/2015/wordml/symex" mc:Ignorable="w14 w15 w16se w16cid w16 w16cex w16sdtdh w16sdtfl w16du">
   <w:docDefaults>
     <w:rPrDefault>
       <w:rPr>
@@ -30921,7 +26677,7 @@
 </file>
 
 <file path=word/glossary/document.xml><?xml version="1.0" encoding="utf-8"?>
-<w:glossaryDocument xmlns:wpc="http://schemas.microsoft.com/office/word/2010/wordprocessingCanvas" xmlns:cx="http://schemas.microsoft.com/office/drawing/2014/chartex" xmlns:cx1="http://schemas.microsoft.com/office/drawing/2015/9/8/chartex" xmlns:cx2="http://schemas.microsoft.com/office/drawing/2015/10/21/chartex" xmlns:cx3="http://schemas.microsoft.com/office/drawing/2016/5/9/chartex" xmlns:cx4="http://schemas.microsoft.com/office/drawing/2016/5/10/chartex" xmlns:cx5="http://schemas.microsoft.com/office/drawing/2016/5/11/chartex" xmlns:cx6="http://schemas.microsoft.com/office/drawing/2016/5/12/chartex" xmlns:cx7="http://schemas.microsoft.com/office/drawing/2016/5/13/chartex" xmlns:cx8="http://schemas.microsoft.com/office/drawing/2016/5/14/chartex" xmlns:mc="http://schemas.openxmlformats.org/markup-compatibility/2006" xmlns:aink="http://schemas.microsoft.com/office/drawing/2016/ink" xmlns:am3d="http://schemas.microsoft.com/office/drawing/2017/model3d" xmlns:o="urn:schemas-microsoft-com:office:office" xmlns:oel="http://schemas.microsoft.com/office/2019/extlst" xmlns:r="http://schemas.openxmlformats.org/officeDocument/2006/relationships" xmlns:m="http://schemas.openxmlformats.org/officeDocument/2006/math" xmlns:v="urn:schemas-microsoft-com:vml" xmlns:wp14="http://schemas.microsoft.com/office/word/2010/wordprocessingDrawing" xmlns:wp="http://schemas.openxmlformats.org/drawingml/2006/wordprocessingDrawing" xmlns:w10="urn:schemas-microsoft-com:office:word" xmlns:w="http://schemas.openxmlformats.org/wordprocessingml/2006/main" xmlns:w14="http://schemas.microsoft.com/office/word/2010/wordml" xmlns:w15="http://schemas.microsoft.com/office/word/2012/wordml" xmlns:w16cex="http://schemas.microsoft.com/office/word/2018/wordml/cex" xmlns:w16cid="http://schemas.microsoft.com/office/word/2016/wordml/cid" xmlns:w16="http://schemas.microsoft.com/office/word/2018/wordml" xmlns:w16du="http://schemas.microsoft.com/office/word/2023/wordml/word16du" xmlns:w16sdtdh="http://schemas.microsoft.com/office/word/2020/wordml/sdtdatahash" xmlns:w16se="http://schemas.microsoft.com/office/word/2015/wordml/symex" xmlns:wpg="http://schemas.microsoft.com/office/word/2010/wordprocessingGroup" xmlns:wpi="http://schemas.microsoft.com/office/word/2010/wordprocessingInk" xmlns:wne="http://schemas.microsoft.com/office/word/2006/wordml" xmlns:wps="http://schemas.microsoft.com/office/word/2010/wordprocessingShape" mc:Ignorable="w14 w15 w16se w16cid w16 w16cex w16sdtdh w16du wp14">
+<w:glossaryDocument xmlns:wpc="http://schemas.microsoft.com/office/word/2010/wordprocessingCanvas" xmlns:cx="http://schemas.microsoft.com/office/drawing/2014/chartex" xmlns:cx1="http://schemas.microsoft.com/office/drawing/2015/9/8/chartex" xmlns:cx2="http://schemas.microsoft.com/office/drawing/2015/10/21/chartex" xmlns:cx3="http://schemas.microsoft.com/office/drawing/2016/5/9/chartex" xmlns:cx4="http://schemas.microsoft.com/office/drawing/2016/5/10/chartex" xmlns:cx5="http://schemas.microsoft.com/office/drawing/2016/5/11/chartex" xmlns:cx6="http://schemas.microsoft.com/office/drawing/2016/5/12/chartex" xmlns:cx7="http://schemas.microsoft.com/office/drawing/2016/5/13/chartex" xmlns:cx8="http://schemas.microsoft.com/office/drawing/2016/5/14/chartex" xmlns:mc="http://schemas.openxmlformats.org/markup-compatibility/2006" xmlns:aink="http://schemas.microsoft.com/office/drawing/2016/ink" xmlns:am3d="http://schemas.microsoft.com/office/drawing/2017/model3d" xmlns:o="urn:schemas-microsoft-com:office:office" xmlns:oel="http://schemas.microsoft.com/office/2019/extlst" xmlns:r="http://schemas.openxmlformats.org/officeDocument/2006/relationships" xmlns:m="http://schemas.openxmlformats.org/officeDocument/2006/math" xmlns:v="urn:schemas-microsoft-com:vml" xmlns:wp14="http://schemas.microsoft.com/office/word/2010/wordprocessingDrawing" xmlns:wp="http://schemas.openxmlformats.org/drawingml/2006/wordprocessingDrawing" xmlns:w10="urn:schemas-microsoft-com:office:word" xmlns:w="http://schemas.openxmlformats.org/wordprocessingml/2006/main" xmlns:w14="http://schemas.microsoft.com/office/word/2010/wordml" xmlns:w15="http://schemas.microsoft.com/office/word/2012/wordml" xmlns:w16cex="http://schemas.microsoft.com/office/word/2018/wordml/cex" xmlns:w16cid="http://schemas.microsoft.com/office/word/2016/wordml/cid" xmlns:w16="http://schemas.microsoft.com/office/word/2018/wordml" xmlns:w16du="http://schemas.microsoft.com/office/word/2023/wordml/word16du" xmlns:w16sdtdh="http://schemas.microsoft.com/office/word/2020/wordml/sdtdatahash" xmlns:w16sdtfl="http://schemas.microsoft.com/office/word/2024/wordml/sdtformatlock" xmlns:w16se="http://schemas.microsoft.com/office/word/2015/wordml/symex" xmlns:wpg="http://schemas.microsoft.com/office/word/2010/wordprocessingGroup" xmlns:wpi="http://schemas.microsoft.com/office/word/2010/wordprocessingInk" xmlns:wne="http://schemas.microsoft.com/office/word/2006/wordml" xmlns:wps="http://schemas.microsoft.com/office/word/2010/wordprocessingShape" mc:Ignorable="w14 w15 w16se w16cid w16 w16cex w16sdtdh w16sdtfl w16du wp14">
   <w:docParts>
     <w:docPart>
       <w:docPartPr>
@@ -30980,7 +26736,7 @@
 </file>
 
 <file path=word/glossary/fontTable.xml><?xml version="1.0" encoding="utf-8"?>
-<w:fonts xmlns:mc="http://schemas.openxmlformats.org/markup-compatibility/2006" xmlns:r="http://schemas.openxmlformats.org/officeDocument/2006/relationships" xmlns:w="http://schemas.openxmlformats.org/wordprocessingml/2006/main" xmlns:w14="http://schemas.microsoft.com/office/word/2010/wordml" xmlns:w15="http://schemas.microsoft.com/office/word/2012/wordml" xmlns:w16cex="http://schemas.microsoft.com/office/word/2018/wordml/cex" xmlns:w16cid="http://schemas.microsoft.com/office/word/2016/wordml/cid" xmlns:w16="http://schemas.microsoft.com/office/word/2018/wordml" xmlns:w16du="http://schemas.microsoft.com/office/word/2023/wordml/word16du" xmlns:w16sdtdh="http://schemas.microsoft.com/office/word/2020/wordml/sdtdatahash" xmlns:w16se="http://schemas.microsoft.com/office/word/2015/wordml/symex" mc:Ignorable="w14 w15 w16se w16cid w16 w16cex w16sdtdh w16du">
+<w:fonts xmlns:mc="http://schemas.openxmlformats.org/markup-compatibility/2006" xmlns:r="http://schemas.openxmlformats.org/officeDocument/2006/relationships" xmlns:w="http://schemas.openxmlformats.org/wordprocessingml/2006/main" xmlns:w14="http://schemas.microsoft.com/office/word/2010/wordml" xmlns:w15="http://schemas.microsoft.com/office/word/2012/wordml" xmlns:w16cex="http://schemas.microsoft.com/office/word/2018/wordml/cex" xmlns:w16cid="http://schemas.microsoft.com/office/word/2016/wordml/cid" xmlns:w16="http://schemas.microsoft.com/office/word/2018/wordml" xmlns:w16du="http://schemas.microsoft.com/office/word/2023/wordml/word16du" xmlns:w16sdtdh="http://schemas.microsoft.com/office/word/2020/wordml/sdtdatahash" xmlns:w16sdtfl="http://schemas.microsoft.com/office/word/2024/wordml/sdtformatlock" xmlns:w16se="http://schemas.microsoft.com/office/word/2015/wordml/symex" mc:Ignorable="w14 w15 w16se w16cid w16 w16cex w16sdtdh w16sdtfl w16du">
   <w:font w:name="Symbol">
     <w:panose1 w:val="05050102010706020507"/>
     <w:charset w:val="02"/>
@@ -31073,7 +26829,7 @@
 </file>
 
 <file path=word/glossary/settings.xml><?xml version="1.0" encoding="utf-8"?>
-<w:settings xmlns:mc="http://schemas.openxmlformats.org/markup-compatibility/2006" xmlns:o="urn:schemas-microsoft-com:office:office" xmlns:r="http://schemas.openxmlformats.org/officeDocument/2006/relationships" xmlns:m="http://schemas.openxmlformats.org/officeDocument/2006/math" xmlns:v="urn:schemas-microsoft-com:vml" xmlns:w10="urn:schemas-microsoft-com:office:word" xmlns:w="http://schemas.openxmlformats.org/wordprocessingml/2006/main" xmlns:w14="http://schemas.microsoft.com/office/word/2010/wordml" xmlns:w15="http://schemas.microsoft.com/office/word/2012/wordml" xmlns:w16cex="http://schemas.microsoft.com/office/word/2018/wordml/cex" xmlns:w16cid="http://schemas.microsoft.com/office/word/2016/wordml/cid" xmlns:w16="http://schemas.microsoft.com/office/word/2018/wordml" xmlns:w16du="http://schemas.microsoft.com/office/word/2023/wordml/word16du" xmlns:w16sdtdh="http://schemas.microsoft.com/office/word/2020/wordml/sdtdatahash" xmlns:w16se="http://schemas.microsoft.com/office/word/2015/wordml/symex" xmlns:sl="http://schemas.openxmlformats.org/schemaLibrary/2006/main" mc:Ignorable="w14 w15 w16se w16cid w16 w16cex w16sdtdh w16du">
+<w:settings xmlns:mc="http://schemas.openxmlformats.org/markup-compatibility/2006" xmlns:o="urn:schemas-microsoft-com:office:office" xmlns:r="http://schemas.openxmlformats.org/officeDocument/2006/relationships" xmlns:m="http://schemas.openxmlformats.org/officeDocument/2006/math" xmlns:v="urn:schemas-microsoft-com:vml" xmlns:w10="urn:schemas-microsoft-com:office:word" xmlns:w="http://schemas.openxmlformats.org/wordprocessingml/2006/main" xmlns:w14="http://schemas.microsoft.com/office/word/2010/wordml" xmlns:w15="http://schemas.microsoft.com/office/word/2012/wordml" xmlns:w16cex="http://schemas.microsoft.com/office/word/2018/wordml/cex" xmlns:w16cid="http://schemas.microsoft.com/office/word/2016/wordml/cid" xmlns:w16="http://schemas.microsoft.com/office/word/2018/wordml" xmlns:w16du="http://schemas.microsoft.com/office/word/2023/wordml/word16du" xmlns:w16sdtdh="http://schemas.microsoft.com/office/word/2020/wordml/sdtdatahash" xmlns:w16sdtfl="http://schemas.microsoft.com/office/word/2024/wordml/sdtformatlock" xmlns:w16se="http://schemas.microsoft.com/office/word/2015/wordml/symex" xmlns:sl="http://schemas.openxmlformats.org/schemaLibrary/2006/main" mc:Ignorable="w14 w15 w16se w16cid w16 w16cex w16sdtdh w16sdtfl w16du">
   <w:view w:val="normal"/>
   <w:revisionView w:comments="0" w:insDel="0" w:formatting="0"/>
   <w:defaultTabStop w:val="708"/>
@@ -31125,8 +26881,10 @@
     <w:rsid w:val="00A26E2E"/>
     <w:rsid w:val="00AA0BE5"/>
     <w:rsid w:val="00B25FB1"/>
+    <w:rsid w:val="00CE6A61"/>
     <w:rsid w:val="00D12631"/>
     <w:rsid w:val="00E362F4"/>
+    <w:rsid w:val="00F516E1"/>
     <w:rsid w:val="00F6328A"/>
     <w:rsid w:val="00F7428C"/>
   </w:rsids>
@@ -31152,7 +26910,7 @@
 </file>
 
 <file path=word/glossary/styles.xml><?xml version="1.0" encoding="utf-8"?>
-<w:styles xmlns:mc="http://schemas.openxmlformats.org/markup-compatibility/2006" xmlns:r="http://schemas.openxmlformats.org/officeDocument/2006/relationships" xmlns:w="http://schemas.openxmlformats.org/wordprocessingml/2006/main" xmlns:w14="http://schemas.microsoft.com/office/word/2010/wordml" xmlns:w15="http://schemas.microsoft.com/office/word/2012/wordml" xmlns:w16cex="http://schemas.microsoft.com/office/word/2018/wordml/cex" xmlns:w16cid="http://schemas.microsoft.com/office/word/2016/wordml/cid" xmlns:w16="http://schemas.microsoft.com/office/word/2018/wordml" xmlns:w16du="http://schemas.microsoft.com/office/word/2023/wordml/word16du" xmlns:w16sdtdh="http://schemas.microsoft.com/office/word/2020/wordml/sdtdatahash" xmlns:w16se="http://schemas.microsoft.com/office/word/2015/wordml/symex" mc:Ignorable="w14 w15 w16se w16cid w16 w16cex w16sdtdh w16du">
+<w:styles xmlns:mc="http://schemas.openxmlformats.org/markup-compatibility/2006" xmlns:r="http://schemas.openxmlformats.org/officeDocument/2006/relationships" xmlns:w="http://schemas.openxmlformats.org/wordprocessingml/2006/main" xmlns:w14="http://schemas.microsoft.com/office/word/2010/wordml" xmlns:w15="http://schemas.microsoft.com/office/word/2012/wordml" xmlns:w16cex="http://schemas.microsoft.com/office/word/2018/wordml/cex" xmlns:w16cid="http://schemas.microsoft.com/office/word/2016/wordml/cid" xmlns:w16="http://schemas.microsoft.com/office/word/2018/wordml" xmlns:w16du="http://schemas.microsoft.com/office/word/2023/wordml/word16du" xmlns:w16sdtdh="http://schemas.microsoft.com/office/word/2020/wordml/sdtdatahash" xmlns:w16sdtfl="http://schemas.microsoft.com/office/word/2024/wordml/sdtformatlock" xmlns:w16se="http://schemas.microsoft.com/office/word/2015/wordml/symex" mc:Ignorable="w14 w15 w16se w16cid w16 w16cex w16sdtdh w16sdtfl w16du">
   <w:docDefaults>
     <w:rPrDefault>
       <w:rPr>
@@ -31597,7 +27355,7 @@
 </file>
 
 <file path=word/glossary/webSettings.xml><?xml version="1.0" encoding="utf-8"?>
-<w:webSettings xmlns:mc="http://schemas.openxmlformats.org/markup-compatibility/2006" xmlns:r="http://schemas.openxmlformats.org/officeDocument/2006/relationships" xmlns:w="http://schemas.openxmlformats.org/wordprocessingml/2006/main" xmlns:w14="http://schemas.microsoft.com/office/word/2010/wordml" xmlns:w15="http://schemas.microsoft.com/office/word/2012/wordml" xmlns:w16cex="http://schemas.microsoft.com/office/word/2018/wordml/cex" xmlns:w16cid="http://schemas.microsoft.com/office/word/2016/wordml/cid" xmlns:w16="http://schemas.microsoft.com/office/word/2018/wordml" xmlns:w16du="http://schemas.microsoft.com/office/word/2023/wordml/word16du" xmlns:w16sdtdh="http://schemas.microsoft.com/office/word/2020/wordml/sdtdatahash" xmlns:w16se="http://schemas.microsoft.com/office/word/2015/wordml/symex" mc:Ignorable="w14 w15 w16se w16cid w16 w16cex w16sdtdh w16du">
+<w:webSettings xmlns:mc="http://schemas.openxmlformats.org/markup-compatibility/2006" xmlns:r="http://schemas.openxmlformats.org/officeDocument/2006/relationships" xmlns:w="http://schemas.openxmlformats.org/wordprocessingml/2006/main" xmlns:w14="http://schemas.microsoft.com/office/word/2010/wordml" xmlns:w15="http://schemas.microsoft.com/office/word/2012/wordml" xmlns:w16cex="http://schemas.microsoft.com/office/word/2018/wordml/cex" xmlns:w16cid="http://schemas.microsoft.com/office/word/2016/wordml/cid" xmlns:w16="http://schemas.microsoft.com/office/word/2018/wordml" xmlns:w16du="http://schemas.microsoft.com/office/word/2023/wordml/word16du" xmlns:w16sdtdh="http://schemas.microsoft.com/office/word/2020/wordml/sdtdatahash" xmlns:w16sdtfl="http://schemas.microsoft.com/office/word/2024/wordml/sdtformatlock" xmlns:w16se="http://schemas.microsoft.com/office/word/2015/wordml/symex" mc:Ignorable="w14 w15 w16se w16cid w16 w16cex w16sdtdh w16sdtfl w16du">
   <w:optimizeForBrowser/>
   <w:allowPNG/>
 </w:webSettings>
